--- a/ЭОИТП.docx
+++ b/ЭОИТП.docx
@@ -1,6 +1,6 @@
 
 <file path=word/document.xml><?xml version="1.0" encoding="utf-8"?>
-<w:document xmlns:wpc="http://schemas.microsoft.com/office/word/2010/wordprocessingCanvas" xmlns:cx="http://schemas.microsoft.com/office/drawing/2014/chartex" xmlns:cx1="http://schemas.microsoft.com/office/drawing/2015/9/8/chartex" xmlns:cx2="http://schemas.microsoft.com/office/drawing/2015/10/21/chartex" xmlns:cx3="http://schemas.microsoft.com/office/drawing/2016/5/9/chartex" xmlns:cx4="http://schemas.microsoft.com/office/drawing/2016/5/10/chartex" xmlns:cx5="http://schemas.microsoft.com/office/drawing/2016/5/11/chartex" xmlns:cx6="http://schemas.microsoft.com/office/drawing/2016/5/12/chartex" xmlns:cx7="http://schemas.microsoft.com/office/drawing/2016/5/13/chartex" xmlns:cx8="http://schemas.microsoft.com/office/drawing/2016/5/14/chartex" xmlns:mc="http://schemas.openxmlformats.org/markup-compatibility/2006" xmlns:aink="http://schemas.microsoft.com/office/drawing/2016/ink" xmlns:am3d="http://schemas.microsoft.com/office/drawing/2017/model3d" xmlns:o="urn:schemas-microsoft-com:office:office" xmlns:r="http://schemas.openxmlformats.org/officeDocument/2006/relationships" xmlns:m="http://schemas.openxmlformats.org/officeDocument/2006/math" xmlns:v="urn:schemas-microsoft-com:vml" xmlns:wp14="http://schemas.microsoft.com/office/word/2010/wordprocessingDrawing" xmlns:wp="http://schemas.openxmlformats.org/drawingml/2006/wordprocessingDrawing" xmlns:w10="urn:schemas-microsoft-com:office:word" xmlns:w="http://schemas.openxmlformats.org/wordprocessingml/2006/main" xmlns:w14="http://schemas.microsoft.com/office/word/2010/wordml" xmlns:w15="http://schemas.microsoft.com/office/word/2012/wordml" xmlns:w16cex="http://schemas.microsoft.com/office/word/2018/wordml/cex" xmlns:w16cid="http://schemas.microsoft.com/office/word/2016/wordml/cid" xmlns:w16="http://schemas.microsoft.com/office/word/2018/wordml" xmlns:w16sdtdh="http://schemas.microsoft.com/office/word/2020/wordml/sdtdatahash" xmlns:w16se="http://schemas.microsoft.com/office/word/2015/wordml/symex" xmlns:wpg="http://schemas.microsoft.com/office/word/2010/wordprocessingGroup" xmlns:wpi="http://schemas.microsoft.com/office/word/2010/wordprocessingInk" xmlns:wne="http://schemas.microsoft.com/office/word/2006/wordml" xmlns:wps="http://schemas.microsoft.com/office/word/2010/wordprocessingShape" mc:Ignorable="w14 w15 w16se w16cid w16 w16cex w16sdtdh wp14">
+<w:document xmlns:wpc="http://schemas.microsoft.com/office/word/2010/wordprocessingCanvas" xmlns:cx="http://schemas.microsoft.com/office/drawing/2014/chartex" xmlns:cx1="http://schemas.microsoft.com/office/drawing/2015/9/8/chartex" xmlns:cx2="http://schemas.microsoft.com/office/drawing/2015/10/21/chartex" xmlns:cx3="http://schemas.microsoft.com/office/drawing/2016/5/9/chartex" xmlns:cx4="http://schemas.microsoft.com/office/drawing/2016/5/10/chartex" xmlns:cx5="http://schemas.microsoft.com/office/drawing/2016/5/11/chartex" xmlns:cx6="http://schemas.microsoft.com/office/drawing/2016/5/12/chartex" xmlns:cx7="http://schemas.microsoft.com/office/drawing/2016/5/13/chartex" xmlns:cx8="http://schemas.microsoft.com/office/drawing/2016/5/14/chartex" xmlns:mc="http://schemas.openxmlformats.org/markup-compatibility/2006" xmlns:aink="http://schemas.microsoft.com/office/drawing/2016/ink" xmlns:am3d="http://schemas.microsoft.com/office/drawing/2017/model3d" xmlns:o="urn:schemas-microsoft-com:office:office" xmlns:oel="http://schemas.microsoft.com/office/2019/extlst" xmlns:r="http://schemas.openxmlformats.org/officeDocument/2006/relationships" xmlns:m="http://schemas.openxmlformats.org/officeDocument/2006/math" xmlns:v="urn:schemas-microsoft-com:vml" xmlns:wp14="http://schemas.microsoft.com/office/word/2010/wordprocessingDrawing" xmlns:wp="http://schemas.openxmlformats.org/drawingml/2006/wordprocessingDrawing" xmlns:w10="urn:schemas-microsoft-com:office:word" xmlns:w="http://schemas.openxmlformats.org/wordprocessingml/2006/main" xmlns:w14="http://schemas.microsoft.com/office/word/2010/wordml" xmlns:w15="http://schemas.microsoft.com/office/word/2012/wordml" xmlns:w16cex="http://schemas.microsoft.com/office/word/2018/wordml/cex" xmlns:w16cid="http://schemas.microsoft.com/office/word/2016/wordml/cid" xmlns:w16="http://schemas.microsoft.com/office/word/2018/wordml" xmlns:w16sdtdh="http://schemas.microsoft.com/office/word/2020/wordml/sdtdatahash" xmlns:w16se="http://schemas.microsoft.com/office/word/2015/wordml/symex" xmlns:wpg="http://schemas.microsoft.com/office/word/2010/wordprocessingGroup" xmlns:wpi="http://schemas.microsoft.com/office/word/2010/wordprocessingInk" xmlns:wne="http://schemas.microsoft.com/office/word/2006/wordml" xmlns:wps="http://schemas.microsoft.com/office/word/2010/wordprocessingShape" mc:Ignorable="w14 w15 w16se w16cid w16 w16cex w16sdtdh wp14">
   <w:body>
     <w:p>
       <w:pPr>
@@ -1183,7 +1183,6 @@
                 <w14:ligatures w14:val="none"/>
               </w:rPr>
             </w:pPr>
-            <w:proofErr w:type="spellStart"/>
             <w:r>
               <w:rPr>
                 <w:rFonts w:ascii="Times New Roman" w:eastAsia="Times New Roman" w:hAnsi="Times New Roman" w:cs="Times New Roman"/>
@@ -1193,9 +1192,19 @@
                 <w:lang w:eastAsia="ru-RU"/>
                 <w14:ligatures w14:val="none"/>
               </w:rPr>
+              <w:t xml:space="preserve">А. А. </w:t>
+            </w:r>
+            <w:r>
+              <w:rPr>
+                <w:rFonts w:ascii="Times New Roman" w:eastAsia="Times New Roman" w:hAnsi="Times New Roman" w:cs="Times New Roman"/>
+                <w:kern w:val="0"/>
+                <w:sz w:val="24"/>
+                <w:szCs w:val="24"/>
+                <w:lang w:eastAsia="ru-RU"/>
+                <w14:ligatures w14:val="none"/>
+              </w:rPr>
               <w:t>Оглуздин</w:t>
             </w:r>
-            <w:proofErr w:type="spellEnd"/>
             <w:r>
               <w:rPr>
                 <w:rFonts w:ascii="Times New Roman" w:eastAsia="Times New Roman" w:hAnsi="Times New Roman" w:cs="Times New Roman"/>
@@ -2020,16 +2029,7 @@
           <w:sz w:val="24"/>
           <w:szCs w:val="24"/>
         </w:rPr>
-        <w:t>1.</w:t>
-      </w:r>
-      <w:r>
-        <w:rPr>
-          <w:rFonts w:ascii="Times New Roman" w:hAnsi="Times New Roman" w:cs="Times New Roman"/>
-          <w:color w:val="0D0D0D"/>
-          <w:sz w:val="24"/>
-          <w:szCs w:val="24"/>
-        </w:rPr>
-        <w:t>3.1. Рост использования мобильных устройств студентами</w:t>
+        <w:t>1.3.1. Рост использования мобильных устройств студентами</w:t>
       </w:r>
     </w:p>
     <w:p>
@@ -2197,14 +2197,6 @@
           <w:szCs w:val="24"/>
         </w:rPr>
         <w:tab/>
-      </w:r>
-      <w:r>
-        <w:rPr>
-          <w:rFonts w:ascii="Times New Roman" w:hAnsi="Times New Roman" w:cs="Times New Roman"/>
-          <w:color w:val="0D0D0D"/>
-          <w:sz w:val="24"/>
-          <w:szCs w:val="24"/>
-        </w:rPr>
         <w:t>Рост рынка образовательных технологий</w:t>
       </w:r>
     </w:p>
@@ -2344,14 +2336,6 @@
           <w:szCs w:val="24"/>
         </w:rPr>
         <w:tab/>
-      </w:r>
-      <w:r>
-        <w:rPr>
-          <w:rFonts w:ascii="Times New Roman" w:hAnsi="Times New Roman" w:cs="Times New Roman"/>
-          <w:color w:val="0D0D0D"/>
-          <w:sz w:val="24"/>
-          <w:szCs w:val="24"/>
-        </w:rPr>
         <w:t>Проблема обмена учебными материалами</w:t>
       </w:r>
     </w:p>
@@ -2411,45 +2395,31 @@
     </w:p>
     <w:p>
       <w:pPr>
-        <w:pStyle w:val="af0"/>
-        <w:shd w:val="clear" w:color="auto" w:fill="FFFFFF"/>
-        <w:spacing w:before="0" w:after="0"/>
-        <w:ind w:left="709"/>
-        <w:rPr>
-          <w:rFonts w:ascii="Segoe UI" w:hAnsi="Segoe UI" w:cs="Segoe UI"/>
-          <w:color w:val="0D0D0D"/>
-        </w:rPr>
-      </w:pPr>
+        <w:rPr>
+          <w:rFonts w:ascii="Times New Roman" w:eastAsia="Times New Roman" w:hAnsi="Times New Roman" w:cs="Times New Roman"/>
+          <w:color w:val="0D0D0D"/>
+          <w:kern w:val="0"/>
+          <w:sz w:val="24"/>
+          <w:szCs w:val="24"/>
+          <w:lang w:eastAsia="ru-RU"/>
+          <w14:ligatures w14:val="none"/>
+        </w:rPr>
+      </w:pPr>
+      <w:r>
+        <w:rPr>
+          <w:color w:val="0D0D0D"/>
+        </w:rPr>
+        <w:br w:type="page"/>
+      </w:r>
     </w:p>
     <w:p>
       <w:pPr>
-        <w:pStyle w:val="af0"/>
-        <w:shd w:val="clear" w:color="auto" w:fill="FFFFFF"/>
-        <w:spacing w:before="0" w:after="0"/>
-        <w:ind w:left="709"/>
-        <w:rPr>
-          <w:rFonts w:ascii="Segoe UI" w:hAnsi="Segoe UI" w:cs="Segoe UI"/>
-          <w:color w:val="0D0D0D"/>
-        </w:rPr>
-      </w:pPr>
-    </w:p>
-    <w:p>
-      <w:pPr>
+        <w:pStyle w:val="aa"/>
+        <w:numPr>
+          <w:ilvl w:val="0"/>
+          <w:numId w:val="2"/>
+        </w:numPr>
         <w:spacing w:after="0" w:line="360" w:lineRule="auto"/>
-        <w:ind w:left="709"/>
-        <w:jc w:val="both"/>
-        <w:rPr>
-          <w:rFonts w:ascii="Segoe UI" w:hAnsi="Segoe UI" w:cs="Segoe UI"/>
-          <w:color w:val="0D0D0D"/>
-          <w:shd w:val="clear" w:color="auto" w:fill="FFFFFF"/>
-        </w:rPr>
-      </w:pPr>
-    </w:p>
-    <w:p>
-      <w:pPr>
-        <w:pStyle w:val="aa"/>
-        <w:spacing w:after="0" w:line="360" w:lineRule="auto"/>
-        <w:ind w:left="0" w:firstLine="709"/>
         <w:jc w:val="both"/>
         <w:rPr>
           <w:rFonts w:ascii="Times New Roman" w:hAnsi="Times New Roman" w:cs="Times New Roman"/>
@@ -2459,16 +2429,367 @@
           <w:szCs w:val="24"/>
         </w:rPr>
       </w:pPr>
+      <w:r>
+        <w:rPr>
+          <w:rFonts w:ascii="Times New Roman" w:hAnsi="Times New Roman" w:cs="Times New Roman"/>
+          <w:b/>
+          <w:bCs/>
+          <w:sz w:val="24"/>
+          <w:szCs w:val="24"/>
+        </w:rPr>
+        <w:lastRenderedPageBreak/>
+        <w:t>Формирование идеи проекта в формате интеллект-карты (</w:t>
+      </w:r>
+      <w:r>
+        <w:rPr>
+          <w:rFonts w:ascii="Times New Roman" w:hAnsi="Times New Roman" w:cs="Times New Roman"/>
+          <w:b/>
+          <w:bCs/>
+          <w:sz w:val="24"/>
+          <w:szCs w:val="24"/>
+          <w:lang w:val="en-US"/>
+        </w:rPr>
+        <w:t>mind</w:t>
+      </w:r>
+      <w:r>
+        <w:rPr>
+          <w:rFonts w:ascii="Times New Roman" w:hAnsi="Times New Roman" w:cs="Times New Roman"/>
+          <w:b/>
+          <w:bCs/>
+          <w:sz w:val="24"/>
+          <w:szCs w:val="24"/>
+        </w:rPr>
+        <w:t xml:space="preserve"> </w:t>
+      </w:r>
+      <w:r>
+        <w:rPr>
+          <w:rFonts w:ascii="Times New Roman" w:hAnsi="Times New Roman" w:cs="Times New Roman"/>
+          <w:b/>
+          <w:bCs/>
+          <w:sz w:val="24"/>
+          <w:szCs w:val="24"/>
+          <w:lang w:val="en-US"/>
+        </w:rPr>
+        <w:t>map</w:t>
+      </w:r>
+      <w:r>
+        <w:rPr>
+          <w:rFonts w:ascii="Times New Roman" w:hAnsi="Times New Roman" w:cs="Times New Roman"/>
+          <w:b/>
+          <w:bCs/>
+          <w:sz w:val="24"/>
+          <w:szCs w:val="24"/>
+        </w:rPr>
+        <w:t>)</w:t>
+      </w:r>
+    </w:p>
+    <w:p>
+      <w:pPr>
+        <w:pStyle w:val="af0"/>
+        <w:shd w:val="clear" w:color="auto" w:fill="FFFFFF"/>
+        <w:spacing w:before="0" w:beforeAutospacing="0" w:after="0" w:afterAutospacing="0" w:line="360" w:lineRule="auto"/>
+        <w:ind w:firstLine="709"/>
+        <w:jc w:val="both"/>
+        <w:rPr>
+          <w:color w:val="0D0D0D"/>
+        </w:rPr>
+      </w:pPr>
+      <w:r>
+        <w:rPr>
+          <w:color w:val="0D0D0D"/>
+        </w:rPr>
+        <w:t>На рисунке 1 представлена идея проекта в формате интеллект-карты.</w:t>
+      </w:r>
+    </w:p>
+    <w:p>
+      <w:pPr>
+        <w:pStyle w:val="af0"/>
+        <w:shd w:val="clear" w:color="auto" w:fill="FFFFFF"/>
+        <w:spacing w:before="0" w:beforeAutospacing="0" w:after="0" w:afterAutospacing="0" w:line="360" w:lineRule="auto"/>
+        <w:jc w:val="center"/>
+        <w:rPr>
+          <w:color w:val="0D0D0D"/>
+        </w:rPr>
+      </w:pPr>
+      <w:r>
+        <w:rPr>
+          <w:noProof/>
+          <w:color w:val="0D0D0D"/>
+        </w:rPr>
+        <w:drawing>
+          <wp:inline distT="0" distB="0" distL="0" distR="0" wp14:anchorId="04E1D814" wp14:editId="78A8EBB1">
+            <wp:extent cx="6115050" cy="6962775"/>
+            <wp:effectExtent l="0" t="0" r="0" b="9525"/>
+            <wp:docPr id="1" name="Рисунок 1"/>
+            <wp:cNvGraphicFramePr>
+              <a:graphicFrameLocks xmlns:a="http://schemas.openxmlformats.org/drawingml/2006/main" noChangeAspect="1"/>
+            </wp:cNvGraphicFramePr>
+            <a:graphic xmlns:a="http://schemas.openxmlformats.org/drawingml/2006/main">
+              <a:graphicData uri="http://schemas.openxmlformats.org/drawingml/2006/picture">
+                <pic:pic xmlns:pic="http://schemas.openxmlformats.org/drawingml/2006/picture">
+                  <pic:nvPicPr>
+                    <pic:cNvPr id="0" name="Picture 1"/>
+                    <pic:cNvPicPr>
+                      <a:picLocks noChangeAspect="1" noChangeArrowheads="1"/>
+                    </pic:cNvPicPr>
+                  </pic:nvPicPr>
+                  <pic:blipFill>
+                    <a:blip r:embed="rId7" cstate="print">
+                      <a:extLst>
+                        <a:ext uri="{28A0092B-C50C-407E-A947-70E740481C1C}">
+                          <a14:useLocalDpi xmlns:a14="http://schemas.microsoft.com/office/drawing/2010/main" val="0"/>
+                        </a:ext>
+                      </a:extLst>
+                    </a:blip>
+                    <a:srcRect/>
+                    <a:stretch>
+                      <a:fillRect/>
+                    </a:stretch>
+                  </pic:blipFill>
+                  <pic:spPr bwMode="auto">
+                    <a:xfrm>
+                      <a:off x="0" y="0"/>
+                      <a:ext cx="6115050" cy="6962775"/>
+                    </a:xfrm>
+                    <a:prstGeom prst="rect">
+                      <a:avLst/>
+                    </a:prstGeom>
+                    <a:noFill/>
+                    <a:ln>
+                      <a:noFill/>
+                    </a:ln>
+                  </pic:spPr>
+                </pic:pic>
+              </a:graphicData>
+            </a:graphic>
+          </wp:inline>
+        </w:drawing>
+      </w:r>
+    </w:p>
+    <w:p>
+      <w:pPr>
+        <w:pStyle w:val="af0"/>
+        <w:shd w:val="clear" w:color="auto" w:fill="FFFFFF"/>
+        <w:spacing w:before="0" w:beforeAutospacing="0" w:after="0" w:afterAutospacing="0" w:line="360" w:lineRule="auto"/>
+        <w:jc w:val="center"/>
+        <w:rPr>
+          <w:color w:val="0D0D0D"/>
+          <w:lang w:val="en-US"/>
+        </w:rPr>
+      </w:pPr>
+      <w:r>
+        <w:rPr>
+          <w:color w:val="0D0D0D"/>
+        </w:rPr>
+        <w:t>Рисунок 1 – Интеллект-карта (</w:t>
+      </w:r>
+      <w:r>
+        <w:rPr>
+          <w:color w:val="0D0D0D"/>
+          <w:lang w:val="en-US"/>
+        </w:rPr>
+        <w:t>mind</w:t>
+      </w:r>
+      <w:r>
+        <w:rPr>
+          <w:color w:val="0D0D0D"/>
+        </w:rPr>
+        <w:t xml:space="preserve"> </w:t>
+      </w:r>
+      <w:r>
+        <w:rPr>
+          <w:color w:val="0D0D0D"/>
+          <w:lang w:val="en-US"/>
+        </w:rPr>
+        <w:t>map</w:t>
+      </w:r>
+      <w:r>
+        <w:rPr>
+          <w:color w:val="0D0D0D"/>
+        </w:rPr>
+        <w:t>)</w:t>
+      </w:r>
     </w:p>
     <w:p>
       <w:pPr>
         <w:spacing w:after="0" w:line="360" w:lineRule="auto"/>
         <w:ind w:firstLine="709"/>
         <w:jc w:val="both"/>
+        <w:rPr>
+          <w:rFonts w:ascii="Times New Roman" w:hAnsi="Times New Roman" w:cs="Times New Roman"/>
+          <w:sz w:val="24"/>
+          <w:szCs w:val="24"/>
+        </w:rPr>
+      </w:pPr>
+      <w:r>
+        <w:rPr>
+          <w:rFonts w:ascii="Times New Roman" w:hAnsi="Times New Roman" w:cs="Times New Roman"/>
+          <w:sz w:val="24"/>
+          <w:szCs w:val="24"/>
+        </w:rPr>
+        <w:t xml:space="preserve">Результат </w:t>
+      </w:r>
+      <w:proofErr w:type="spellStart"/>
+      <w:r>
+        <w:rPr>
+          <w:rFonts w:ascii="Times New Roman" w:hAnsi="Times New Roman" w:cs="Times New Roman"/>
+          <w:sz w:val="24"/>
+          <w:szCs w:val="24"/>
+        </w:rPr>
+        <w:t>mind</w:t>
+      </w:r>
+      <w:proofErr w:type="spellEnd"/>
+      <w:r>
+        <w:rPr>
+          <w:rFonts w:ascii="Times New Roman" w:hAnsi="Times New Roman" w:cs="Times New Roman"/>
+          <w:sz w:val="24"/>
+          <w:szCs w:val="24"/>
+        </w:rPr>
+        <w:t xml:space="preserve"> </w:t>
+      </w:r>
+      <w:proofErr w:type="spellStart"/>
+      <w:r>
+        <w:rPr>
+          <w:rFonts w:ascii="Times New Roman" w:hAnsi="Times New Roman" w:cs="Times New Roman"/>
+          <w:sz w:val="24"/>
+          <w:szCs w:val="24"/>
+        </w:rPr>
+        <w:t>map</w:t>
+      </w:r>
+      <w:proofErr w:type="spellEnd"/>
+      <w:r>
+        <w:rPr>
+          <w:rFonts w:ascii="Times New Roman" w:hAnsi="Times New Roman" w:cs="Times New Roman"/>
+          <w:sz w:val="24"/>
+          <w:szCs w:val="24"/>
+        </w:rPr>
+        <w:t xml:space="preserve"> </w:t>
+      </w:r>
+      <w:r>
+        <w:rPr>
+          <w:rFonts w:ascii="Times New Roman" w:hAnsi="Times New Roman" w:cs="Times New Roman"/>
+          <w:sz w:val="24"/>
+          <w:szCs w:val="24"/>
+        </w:rPr>
+        <w:t>–</w:t>
+      </w:r>
+      <w:r>
+        <w:rPr>
+          <w:rFonts w:ascii="Times New Roman" w:hAnsi="Times New Roman" w:cs="Times New Roman"/>
+          <w:sz w:val="24"/>
+          <w:szCs w:val="24"/>
+        </w:rPr>
+        <w:t xml:space="preserve"> разработ</w:t>
+      </w:r>
+      <w:r>
+        <w:rPr>
+          <w:rFonts w:ascii="Times New Roman" w:hAnsi="Times New Roman" w:cs="Times New Roman"/>
+          <w:sz w:val="24"/>
+          <w:szCs w:val="24"/>
+        </w:rPr>
+        <w:t>ка</w:t>
+      </w:r>
+      <w:r>
+        <w:rPr>
+          <w:rFonts w:ascii="Times New Roman" w:hAnsi="Times New Roman" w:cs="Times New Roman"/>
+          <w:sz w:val="24"/>
+          <w:szCs w:val="24"/>
+        </w:rPr>
+        <w:t xml:space="preserve"> мобильно</w:t>
+      </w:r>
+      <w:r>
+        <w:rPr>
+          <w:rFonts w:ascii="Times New Roman" w:hAnsi="Times New Roman" w:cs="Times New Roman"/>
+          <w:sz w:val="24"/>
+          <w:szCs w:val="24"/>
+        </w:rPr>
+        <w:t>го</w:t>
+      </w:r>
+      <w:r>
+        <w:rPr>
+          <w:rFonts w:ascii="Times New Roman" w:hAnsi="Times New Roman" w:cs="Times New Roman"/>
+          <w:sz w:val="24"/>
+          <w:szCs w:val="24"/>
+        </w:rPr>
+        <w:t xml:space="preserve"> приложени</w:t>
+      </w:r>
+      <w:r>
+        <w:rPr>
+          <w:rFonts w:ascii="Times New Roman" w:hAnsi="Times New Roman" w:cs="Times New Roman"/>
+          <w:sz w:val="24"/>
+          <w:szCs w:val="24"/>
+        </w:rPr>
+        <w:t>я</w:t>
+      </w:r>
+      <w:r>
+        <w:rPr>
+          <w:rFonts w:ascii="Times New Roman" w:hAnsi="Times New Roman" w:cs="Times New Roman"/>
+          <w:sz w:val="24"/>
+          <w:szCs w:val="24"/>
+        </w:rPr>
+        <w:t xml:space="preserve"> для студентов вузов, которое позволяет загружать, структурировать, искать и обмениваться учебными материалами по дисциплинам, курсам и преподавателям, с функциями</w:t>
+      </w:r>
+      <w:r>
+        <w:rPr>
+          <w:rFonts w:ascii="Times New Roman" w:hAnsi="Times New Roman" w:cs="Times New Roman"/>
+          <w:sz w:val="24"/>
+          <w:szCs w:val="24"/>
+        </w:rPr>
+        <w:t xml:space="preserve"> поиска, добавления </w:t>
+      </w:r>
+      <w:r>
+        <w:rPr>
+          <w:rFonts w:ascii="Times New Roman" w:hAnsi="Times New Roman" w:cs="Times New Roman"/>
+          <w:sz w:val="24"/>
+          <w:szCs w:val="24"/>
+        </w:rPr>
+        <w:t>материалов</w:t>
+      </w:r>
+      <w:r>
+        <w:rPr>
+          <w:rFonts w:ascii="Times New Roman" w:hAnsi="Times New Roman" w:cs="Times New Roman"/>
+          <w:sz w:val="24"/>
+          <w:szCs w:val="24"/>
+        </w:rPr>
+        <w:t xml:space="preserve"> в избранное, </w:t>
+      </w:r>
+      <w:r>
+        <w:rPr>
+          <w:rFonts w:ascii="Times New Roman" w:hAnsi="Times New Roman" w:cs="Times New Roman"/>
+          <w:sz w:val="24"/>
+          <w:szCs w:val="24"/>
+        </w:rPr>
+        <w:t>комментариев и уведомлений о новых файлах.</w:t>
+      </w:r>
+    </w:p>
+    <w:p>
+      <w:pPr>
+        <w:rPr>
+          <w:rFonts w:ascii="Times New Roman" w:eastAsia="Times New Roman" w:hAnsi="Times New Roman" w:cs="Times New Roman"/>
+          <w:color w:val="0D0D0D"/>
+          <w:kern w:val="0"/>
+          <w:sz w:val="24"/>
+          <w:szCs w:val="24"/>
+          <w:lang w:eastAsia="ru-RU"/>
+          <w14:ligatures w14:val="none"/>
+        </w:rPr>
+      </w:pPr>
+      <w:r>
+        <w:rPr>
+          <w:color w:val="0D0D0D"/>
+        </w:rPr>
+        <w:br w:type="page"/>
+      </w:r>
+    </w:p>
+    <w:p>
+      <w:pPr>
+        <w:spacing w:after="0" w:line="360" w:lineRule="auto"/>
+        <w:ind w:firstLine="709"/>
+        <w:jc w:val="both"/>
       </w:pPr>
     </w:p>
     <w:sectPr>
-      <w:footerReference w:type="default" r:id="rId7"/>
+      <w:footerReference w:type="default" r:id="rId8"/>
       <w:pgSz w:w="11906" w:h="16838"/>
       <w:pgMar w:top="1134" w:right="1134" w:bottom="1134" w:left="1134" w:header="709" w:footer="709" w:gutter="0"/>
       <w:cols w:space="708"/>
@@ -2480,7 +2801,7 @@
 </file>
 
 <file path=word/endnotes.xml><?xml version="1.0" encoding="utf-8"?>
-<w:endnotes xmlns:wpc="http://schemas.microsoft.com/office/word/2010/wordprocessingCanvas" xmlns:cx="http://schemas.microsoft.com/office/drawing/2014/chartex" xmlns:cx1="http://schemas.microsoft.com/office/drawing/2015/9/8/chartex" xmlns:cx2="http://schemas.microsoft.com/office/drawing/2015/10/21/chartex" xmlns:cx3="http://schemas.microsoft.com/office/drawing/2016/5/9/chartex" xmlns:cx4="http://schemas.microsoft.com/office/drawing/2016/5/10/chartex" xmlns:cx5="http://schemas.microsoft.com/office/drawing/2016/5/11/chartex" xmlns:cx6="http://schemas.microsoft.com/office/drawing/2016/5/12/chartex" xmlns:cx7="http://schemas.microsoft.com/office/drawing/2016/5/13/chartex" xmlns:cx8="http://schemas.microsoft.com/office/drawing/2016/5/14/chartex" xmlns:mc="http://schemas.openxmlformats.org/markup-compatibility/2006" xmlns:aink="http://schemas.microsoft.com/office/drawing/2016/ink" xmlns:am3d="http://schemas.microsoft.com/office/drawing/2017/model3d" xmlns:o="urn:schemas-microsoft-com:office:office" xmlns:r="http://schemas.openxmlformats.org/officeDocument/2006/relationships" xmlns:m="http://schemas.openxmlformats.org/officeDocument/2006/math" xmlns:v="urn:schemas-microsoft-com:vml" xmlns:wp14="http://schemas.microsoft.com/office/word/2010/wordprocessingDrawing" xmlns:wp="http://schemas.openxmlformats.org/drawingml/2006/wordprocessingDrawing" xmlns:w10="urn:schemas-microsoft-com:office:word" xmlns:w="http://schemas.openxmlformats.org/wordprocessingml/2006/main" xmlns:w14="http://schemas.microsoft.com/office/word/2010/wordml" xmlns:w15="http://schemas.microsoft.com/office/word/2012/wordml" xmlns:w16cex="http://schemas.microsoft.com/office/word/2018/wordml/cex" xmlns:w16cid="http://schemas.microsoft.com/office/word/2016/wordml/cid" xmlns:w16="http://schemas.microsoft.com/office/word/2018/wordml" xmlns:w16sdtdh="http://schemas.microsoft.com/office/word/2020/wordml/sdtdatahash" xmlns:w16se="http://schemas.microsoft.com/office/word/2015/wordml/symex" xmlns:wpg="http://schemas.microsoft.com/office/word/2010/wordprocessingGroup" xmlns:wpi="http://schemas.microsoft.com/office/word/2010/wordprocessingInk" xmlns:wne="http://schemas.microsoft.com/office/word/2006/wordml" xmlns:wps="http://schemas.microsoft.com/office/word/2010/wordprocessingShape" mc:Ignorable="w14 w15 w16se w16cid w16 w16cex w16sdtdh wp14">
+<w:endnotes xmlns:wpc="http://schemas.microsoft.com/office/word/2010/wordprocessingCanvas" xmlns:cx="http://schemas.microsoft.com/office/drawing/2014/chartex" xmlns:cx1="http://schemas.microsoft.com/office/drawing/2015/9/8/chartex" xmlns:cx2="http://schemas.microsoft.com/office/drawing/2015/10/21/chartex" xmlns:cx3="http://schemas.microsoft.com/office/drawing/2016/5/9/chartex" xmlns:cx4="http://schemas.microsoft.com/office/drawing/2016/5/10/chartex" xmlns:cx5="http://schemas.microsoft.com/office/drawing/2016/5/11/chartex" xmlns:cx6="http://schemas.microsoft.com/office/drawing/2016/5/12/chartex" xmlns:cx7="http://schemas.microsoft.com/office/drawing/2016/5/13/chartex" xmlns:cx8="http://schemas.microsoft.com/office/drawing/2016/5/14/chartex" xmlns:mc="http://schemas.openxmlformats.org/markup-compatibility/2006" xmlns:aink="http://schemas.microsoft.com/office/drawing/2016/ink" xmlns:am3d="http://schemas.microsoft.com/office/drawing/2017/model3d" xmlns:o="urn:schemas-microsoft-com:office:office" xmlns:oel="http://schemas.microsoft.com/office/2019/extlst" xmlns:r="http://schemas.openxmlformats.org/officeDocument/2006/relationships" xmlns:m="http://schemas.openxmlformats.org/officeDocument/2006/math" xmlns:v="urn:schemas-microsoft-com:vml" xmlns:wp14="http://schemas.microsoft.com/office/word/2010/wordprocessingDrawing" xmlns:wp="http://schemas.openxmlformats.org/drawingml/2006/wordprocessingDrawing" xmlns:w10="urn:schemas-microsoft-com:office:word" xmlns:w="http://schemas.openxmlformats.org/wordprocessingml/2006/main" xmlns:w14="http://schemas.microsoft.com/office/word/2010/wordml" xmlns:w15="http://schemas.microsoft.com/office/word/2012/wordml" xmlns:w16cex="http://schemas.microsoft.com/office/word/2018/wordml/cex" xmlns:w16cid="http://schemas.microsoft.com/office/word/2016/wordml/cid" xmlns:w16="http://schemas.microsoft.com/office/word/2018/wordml" xmlns:w16sdtdh="http://schemas.microsoft.com/office/word/2020/wordml/sdtdatahash" xmlns:w16se="http://schemas.microsoft.com/office/word/2015/wordml/symex" xmlns:wpg="http://schemas.microsoft.com/office/word/2010/wordprocessingGroup" xmlns:wpi="http://schemas.microsoft.com/office/word/2010/wordprocessingInk" xmlns:wne="http://schemas.microsoft.com/office/word/2006/wordml" xmlns:wps="http://schemas.microsoft.com/office/word/2010/wordprocessingShape" mc:Ignorable="w14 w15 w16se w16cid w16 w16cex w16sdtdh wp14">
   <w:endnote w:type="separator" w:id="-1">
     <w:p>
       <w:pPr>
@@ -2505,7 +2826,7 @@
 </file>
 
 <file path=word/footer1.xml><?xml version="1.0" encoding="utf-8"?>
-<w:ftr xmlns:wpc="http://schemas.microsoft.com/office/word/2010/wordprocessingCanvas" xmlns:cx="http://schemas.microsoft.com/office/drawing/2014/chartex" xmlns:cx1="http://schemas.microsoft.com/office/drawing/2015/9/8/chartex" xmlns:cx2="http://schemas.microsoft.com/office/drawing/2015/10/21/chartex" xmlns:cx3="http://schemas.microsoft.com/office/drawing/2016/5/9/chartex" xmlns:cx4="http://schemas.microsoft.com/office/drawing/2016/5/10/chartex" xmlns:cx5="http://schemas.microsoft.com/office/drawing/2016/5/11/chartex" xmlns:cx6="http://schemas.microsoft.com/office/drawing/2016/5/12/chartex" xmlns:cx7="http://schemas.microsoft.com/office/drawing/2016/5/13/chartex" xmlns:cx8="http://schemas.microsoft.com/office/drawing/2016/5/14/chartex" xmlns:mc="http://schemas.openxmlformats.org/markup-compatibility/2006" xmlns:aink="http://schemas.microsoft.com/office/drawing/2016/ink" xmlns:am3d="http://schemas.microsoft.com/office/drawing/2017/model3d" xmlns:o="urn:schemas-microsoft-com:office:office" xmlns:r="http://schemas.openxmlformats.org/officeDocument/2006/relationships" xmlns:m="http://schemas.openxmlformats.org/officeDocument/2006/math" xmlns:v="urn:schemas-microsoft-com:vml" xmlns:wp14="http://schemas.microsoft.com/office/word/2010/wordprocessingDrawing" xmlns:wp="http://schemas.openxmlformats.org/drawingml/2006/wordprocessingDrawing" xmlns:w10="urn:schemas-microsoft-com:office:word" xmlns:w="http://schemas.openxmlformats.org/wordprocessingml/2006/main" xmlns:w14="http://schemas.microsoft.com/office/word/2010/wordml" xmlns:w15="http://schemas.microsoft.com/office/word/2012/wordml" xmlns:w16cex="http://schemas.microsoft.com/office/word/2018/wordml/cex" xmlns:w16cid="http://schemas.microsoft.com/office/word/2016/wordml/cid" xmlns:w16="http://schemas.microsoft.com/office/word/2018/wordml" xmlns:w16sdtdh="http://schemas.microsoft.com/office/word/2020/wordml/sdtdatahash" xmlns:w16se="http://schemas.microsoft.com/office/word/2015/wordml/symex" xmlns:wpg="http://schemas.microsoft.com/office/word/2010/wordprocessingGroup" xmlns:wpi="http://schemas.microsoft.com/office/word/2010/wordprocessingInk" xmlns:wne="http://schemas.microsoft.com/office/word/2006/wordml" xmlns:wps="http://schemas.microsoft.com/office/word/2010/wordprocessingShape" mc:Ignorable="w14 w15 w16se w16cid w16 w16cex w16sdtdh wp14">
+<w:ftr xmlns:wpc="http://schemas.microsoft.com/office/word/2010/wordprocessingCanvas" xmlns:cx="http://schemas.microsoft.com/office/drawing/2014/chartex" xmlns:cx1="http://schemas.microsoft.com/office/drawing/2015/9/8/chartex" xmlns:cx2="http://schemas.microsoft.com/office/drawing/2015/10/21/chartex" xmlns:cx3="http://schemas.microsoft.com/office/drawing/2016/5/9/chartex" xmlns:cx4="http://schemas.microsoft.com/office/drawing/2016/5/10/chartex" xmlns:cx5="http://schemas.microsoft.com/office/drawing/2016/5/11/chartex" xmlns:cx6="http://schemas.microsoft.com/office/drawing/2016/5/12/chartex" xmlns:cx7="http://schemas.microsoft.com/office/drawing/2016/5/13/chartex" xmlns:cx8="http://schemas.microsoft.com/office/drawing/2016/5/14/chartex" xmlns:mc="http://schemas.openxmlformats.org/markup-compatibility/2006" xmlns:aink="http://schemas.microsoft.com/office/drawing/2016/ink" xmlns:am3d="http://schemas.microsoft.com/office/drawing/2017/model3d" xmlns:o="urn:schemas-microsoft-com:office:office" xmlns:oel="http://schemas.microsoft.com/office/2019/extlst" xmlns:r="http://schemas.openxmlformats.org/officeDocument/2006/relationships" xmlns:m="http://schemas.openxmlformats.org/officeDocument/2006/math" xmlns:v="urn:schemas-microsoft-com:vml" xmlns:wp14="http://schemas.microsoft.com/office/word/2010/wordprocessingDrawing" xmlns:wp="http://schemas.openxmlformats.org/drawingml/2006/wordprocessingDrawing" xmlns:w10="urn:schemas-microsoft-com:office:word" xmlns:w="http://schemas.openxmlformats.org/wordprocessingml/2006/main" xmlns:w14="http://schemas.microsoft.com/office/word/2010/wordml" xmlns:w15="http://schemas.microsoft.com/office/word/2012/wordml" xmlns:w16cex="http://schemas.microsoft.com/office/word/2018/wordml/cex" xmlns:w16cid="http://schemas.microsoft.com/office/word/2016/wordml/cid" xmlns:w16="http://schemas.microsoft.com/office/word/2018/wordml" xmlns:w16sdtdh="http://schemas.microsoft.com/office/word/2020/wordml/sdtdatahash" xmlns:w16se="http://schemas.microsoft.com/office/word/2015/wordml/symex" xmlns:wpg="http://schemas.microsoft.com/office/word/2010/wordprocessingGroup" xmlns:wpi="http://schemas.microsoft.com/office/word/2010/wordprocessingInk" xmlns:wne="http://schemas.microsoft.com/office/word/2006/wordml" xmlns:wps="http://schemas.microsoft.com/office/word/2010/wordprocessingShape" mc:Ignorable="w14 w15 w16se w16cid w16 w16cex w16sdtdh wp14">
   <w:sdt>
     <w:sdtPr>
       <w:id w:val="1126514239"/>
@@ -2584,7 +2905,7 @@
 </file>
 
 <file path=word/footnotes.xml><?xml version="1.0" encoding="utf-8"?>
-<w:footnotes xmlns:wpc="http://schemas.microsoft.com/office/word/2010/wordprocessingCanvas" xmlns:cx="http://schemas.microsoft.com/office/drawing/2014/chartex" xmlns:cx1="http://schemas.microsoft.com/office/drawing/2015/9/8/chartex" xmlns:cx2="http://schemas.microsoft.com/office/drawing/2015/10/21/chartex" xmlns:cx3="http://schemas.microsoft.com/office/drawing/2016/5/9/chartex" xmlns:cx4="http://schemas.microsoft.com/office/drawing/2016/5/10/chartex" xmlns:cx5="http://schemas.microsoft.com/office/drawing/2016/5/11/chartex" xmlns:cx6="http://schemas.microsoft.com/office/drawing/2016/5/12/chartex" xmlns:cx7="http://schemas.microsoft.com/office/drawing/2016/5/13/chartex" xmlns:cx8="http://schemas.microsoft.com/office/drawing/2016/5/14/chartex" xmlns:mc="http://schemas.openxmlformats.org/markup-compatibility/2006" xmlns:aink="http://schemas.microsoft.com/office/drawing/2016/ink" xmlns:am3d="http://schemas.microsoft.com/office/drawing/2017/model3d" xmlns:o="urn:schemas-microsoft-com:office:office" xmlns:r="http://schemas.openxmlformats.org/officeDocument/2006/relationships" xmlns:m="http://schemas.openxmlformats.org/officeDocument/2006/math" xmlns:v="urn:schemas-microsoft-com:vml" xmlns:wp14="http://schemas.microsoft.com/office/word/2010/wordprocessingDrawing" xmlns:wp="http://schemas.openxmlformats.org/drawingml/2006/wordprocessingDrawing" xmlns:w10="urn:schemas-microsoft-com:office:word" xmlns:w="http://schemas.openxmlformats.org/wordprocessingml/2006/main" xmlns:w14="http://schemas.microsoft.com/office/word/2010/wordml" xmlns:w15="http://schemas.microsoft.com/office/word/2012/wordml" xmlns:w16cex="http://schemas.microsoft.com/office/word/2018/wordml/cex" xmlns:w16cid="http://schemas.microsoft.com/office/word/2016/wordml/cid" xmlns:w16="http://schemas.microsoft.com/office/word/2018/wordml" xmlns:w16sdtdh="http://schemas.microsoft.com/office/word/2020/wordml/sdtdatahash" xmlns:w16se="http://schemas.microsoft.com/office/word/2015/wordml/symex" xmlns:wpg="http://schemas.microsoft.com/office/word/2010/wordprocessingGroup" xmlns:wpi="http://schemas.microsoft.com/office/word/2010/wordprocessingInk" xmlns:wne="http://schemas.microsoft.com/office/word/2006/wordml" xmlns:wps="http://schemas.microsoft.com/office/word/2010/wordprocessingShape" mc:Ignorable="w14 w15 w16se w16cid w16 w16cex w16sdtdh wp14">
+<w:footnotes xmlns:wpc="http://schemas.microsoft.com/office/word/2010/wordprocessingCanvas" xmlns:cx="http://schemas.microsoft.com/office/drawing/2014/chartex" xmlns:cx1="http://schemas.microsoft.com/office/drawing/2015/9/8/chartex" xmlns:cx2="http://schemas.microsoft.com/office/drawing/2015/10/21/chartex" xmlns:cx3="http://schemas.microsoft.com/office/drawing/2016/5/9/chartex" xmlns:cx4="http://schemas.microsoft.com/office/drawing/2016/5/10/chartex" xmlns:cx5="http://schemas.microsoft.com/office/drawing/2016/5/11/chartex" xmlns:cx6="http://schemas.microsoft.com/office/drawing/2016/5/12/chartex" xmlns:cx7="http://schemas.microsoft.com/office/drawing/2016/5/13/chartex" xmlns:cx8="http://schemas.microsoft.com/office/drawing/2016/5/14/chartex" xmlns:mc="http://schemas.openxmlformats.org/markup-compatibility/2006" xmlns:aink="http://schemas.microsoft.com/office/drawing/2016/ink" xmlns:am3d="http://schemas.microsoft.com/office/drawing/2017/model3d" xmlns:o="urn:schemas-microsoft-com:office:office" xmlns:oel="http://schemas.microsoft.com/office/2019/extlst" xmlns:r="http://schemas.openxmlformats.org/officeDocument/2006/relationships" xmlns:m="http://schemas.openxmlformats.org/officeDocument/2006/math" xmlns:v="urn:schemas-microsoft-com:vml" xmlns:wp14="http://schemas.microsoft.com/office/word/2010/wordprocessingDrawing" xmlns:wp="http://schemas.openxmlformats.org/drawingml/2006/wordprocessingDrawing" xmlns:w10="urn:schemas-microsoft-com:office:word" xmlns:w="http://schemas.openxmlformats.org/wordprocessingml/2006/main" xmlns:w14="http://schemas.microsoft.com/office/word/2010/wordml" xmlns:w15="http://schemas.microsoft.com/office/word/2012/wordml" xmlns:w16cex="http://schemas.microsoft.com/office/word/2018/wordml/cex" xmlns:w16cid="http://schemas.microsoft.com/office/word/2016/wordml/cid" xmlns:w16="http://schemas.microsoft.com/office/word/2018/wordml" xmlns:w16sdtdh="http://schemas.microsoft.com/office/word/2020/wordml/sdtdatahash" xmlns:w16se="http://schemas.microsoft.com/office/word/2015/wordml/symex" xmlns:wpg="http://schemas.microsoft.com/office/word/2010/wordprocessingGroup" xmlns:wpi="http://schemas.microsoft.com/office/word/2010/wordprocessingInk" xmlns:wne="http://schemas.microsoft.com/office/word/2006/wordml" xmlns:wps="http://schemas.microsoft.com/office/word/2010/wordprocessingShape" mc:Ignorable="w14 w15 w16se w16cid w16 w16cex w16sdtdh wp14">
   <w:footnote w:type="separator" w:id="-1">
     <w:p>
       <w:pPr>
@@ -2609,7 +2930,7 @@
 </file>
 
 <file path=word/numbering.xml><?xml version="1.0" encoding="utf-8"?>
-<w:numbering xmlns:wpc="http://schemas.microsoft.com/office/word/2010/wordprocessingCanvas" xmlns:cx="http://schemas.microsoft.com/office/drawing/2014/chartex" xmlns:cx1="http://schemas.microsoft.com/office/drawing/2015/9/8/chartex" xmlns:cx2="http://schemas.microsoft.com/office/drawing/2015/10/21/chartex" xmlns:cx3="http://schemas.microsoft.com/office/drawing/2016/5/9/chartex" xmlns:cx4="http://schemas.microsoft.com/office/drawing/2016/5/10/chartex" xmlns:cx5="http://schemas.microsoft.com/office/drawing/2016/5/11/chartex" xmlns:cx6="http://schemas.microsoft.com/office/drawing/2016/5/12/chartex" xmlns:cx7="http://schemas.microsoft.com/office/drawing/2016/5/13/chartex" xmlns:cx8="http://schemas.microsoft.com/office/drawing/2016/5/14/chartex" xmlns:mc="http://schemas.openxmlformats.org/markup-compatibility/2006" xmlns:aink="http://schemas.microsoft.com/office/drawing/2016/ink" xmlns:am3d="http://schemas.microsoft.com/office/drawing/2017/model3d" xmlns:o="urn:schemas-microsoft-com:office:office" xmlns:r="http://schemas.openxmlformats.org/officeDocument/2006/relationships" xmlns:m="http://schemas.openxmlformats.org/officeDocument/2006/math" xmlns:v="urn:schemas-microsoft-com:vml" xmlns:wp14="http://schemas.microsoft.com/office/word/2010/wordprocessingDrawing" xmlns:wp="http://schemas.openxmlformats.org/drawingml/2006/wordprocessingDrawing" xmlns:w10="urn:schemas-microsoft-com:office:word" xmlns:w="http://schemas.openxmlformats.org/wordprocessingml/2006/main" xmlns:w14="http://schemas.microsoft.com/office/word/2010/wordml" xmlns:w15="http://schemas.microsoft.com/office/word/2012/wordml" xmlns:w16cex="http://schemas.microsoft.com/office/word/2018/wordml/cex" xmlns:w16cid="http://schemas.microsoft.com/office/word/2016/wordml/cid" xmlns:w16="http://schemas.microsoft.com/office/word/2018/wordml" xmlns:w16sdtdh="http://schemas.microsoft.com/office/word/2020/wordml/sdtdatahash" xmlns:w16se="http://schemas.microsoft.com/office/word/2015/wordml/symex" xmlns:wpg="http://schemas.microsoft.com/office/word/2010/wordprocessingGroup" xmlns:wpi="http://schemas.microsoft.com/office/word/2010/wordprocessingInk" xmlns:wne="http://schemas.microsoft.com/office/word/2006/wordml" xmlns:wps="http://schemas.microsoft.com/office/word/2010/wordprocessingShape" mc:Ignorable="w14 w15 w16se w16cid w16 w16cex w16sdtdh wp14">
+<w:numbering xmlns:wpc="http://schemas.microsoft.com/office/word/2010/wordprocessingCanvas" xmlns:cx="http://schemas.microsoft.com/office/drawing/2014/chartex" xmlns:cx1="http://schemas.microsoft.com/office/drawing/2015/9/8/chartex" xmlns:cx2="http://schemas.microsoft.com/office/drawing/2015/10/21/chartex" xmlns:cx3="http://schemas.microsoft.com/office/drawing/2016/5/9/chartex" xmlns:cx4="http://schemas.microsoft.com/office/drawing/2016/5/10/chartex" xmlns:cx5="http://schemas.microsoft.com/office/drawing/2016/5/11/chartex" xmlns:cx6="http://schemas.microsoft.com/office/drawing/2016/5/12/chartex" xmlns:cx7="http://schemas.microsoft.com/office/drawing/2016/5/13/chartex" xmlns:cx8="http://schemas.microsoft.com/office/drawing/2016/5/14/chartex" xmlns:mc="http://schemas.openxmlformats.org/markup-compatibility/2006" xmlns:aink="http://schemas.microsoft.com/office/drawing/2016/ink" xmlns:am3d="http://schemas.microsoft.com/office/drawing/2017/model3d" xmlns:o="urn:schemas-microsoft-com:office:office" xmlns:oel="http://schemas.microsoft.com/office/2019/extlst" xmlns:r="http://schemas.openxmlformats.org/officeDocument/2006/relationships" xmlns:m="http://schemas.openxmlformats.org/officeDocument/2006/math" xmlns:v="urn:schemas-microsoft-com:vml" xmlns:wp14="http://schemas.microsoft.com/office/word/2010/wordprocessingDrawing" xmlns:wp="http://schemas.openxmlformats.org/drawingml/2006/wordprocessingDrawing" xmlns:w10="urn:schemas-microsoft-com:office:word" xmlns:w="http://schemas.openxmlformats.org/wordprocessingml/2006/main" xmlns:w14="http://schemas.microsoft.com/office/word/2010/wordml" xmlns:w15="http://schemas.microsoft.com/office/word/2012/wordml" xmlns:w16cex="http://schemas.microsoft.com/office/word/2018/wordml/cex" xmlns:w16cid="http://schemas.microsoft.com/office/word/2016/wordml/cid" xmlns:w16="http://schemas.microsoft.com/office/word/2018/wordml" xmlns:w16sdtdh="http://schemas.microsoft.com/office/word/2020/wordml/sdtdatahash" xmlns:w16se="http://schemas.microsoft.com/office/word/2015/wordml/symex" xmlns:wpg="http://schemas.microsoft.com/office/word/2010/wordprocessingGroup" xmlns:wpi="http://schemas.microsoft.com/office/word/2010/wordprocessingInk" xmlns:wne="http://schemas.microsoft.com/office/word/2006/wordml" xmlns:wps="http://schemas.microsoft.com/office/word/2010/wordprocessingShape" mc:Ignorable="w14 w15 w16se w16cid w16 w16cex w16sdtdh wp14">
   <w:abstractNum w:abstractNumId="0" w15:restartNumberingAfterBreak="0">
     <w:nsid w:val="0A063829"/>
     <w:multiLevelType w:val="multilevel"/>
@@ -2993,6 +3314,127 @@
       </w:rPr>
     </w:lvl>
   </w:abstractNum>
+  <w:abstractNum w:abstractNumId="3" w15:restartNumberingAfterBreak="0">
+    <w:nsid w:val="52EB41F7"/>
+    <w:multiLevelType w:val="multilevel"/>
+    <w:tmpl w:val="925421E4"/>
+    <w:lvl w:ilvl="0">
+      <w:start w:val="1"/>
+      <w:numFmt w:val="decimal"/>
+      <w:lvlText w:val="%1."/>
+      <w:lvlJc w:val="left"/>
+      <w:pPr>
+        <w:ind w:left="1069" w:hanging="360"/>
+      </w:pPr>
+      <w:rPr>
+        <w:rFonts w:hint="default"/>
+      </w:rPr>
+    </w:lvl>
+    <w:lvl w:ilvl="1">
+      <w:start w:val="2"/>
+      <w:numFmt w:val="decimal"/>
+      <w:isLgl/>
+      <w:lvlText w:val="%1.%2"/>
+      <w:lvlJc w:val="left"/>
+      <w:pPr>
+        <w:ind w:left="1417" w:hanging="708"/>
+      </w:pPr>
+      <w:rPr>
+        <w:rFonts w:hint="default"/>
+      </w:rPr>
+    </w:lvl>
+    <w:lvl w:ilvl="2">
+      <w:start w:val="1"/>
+      <w:numFmt w:val="decimal"/>
+      <w:isLgl/>
+      <w:lvlText w:val="%1.%2.%3"/>
+      <w:lvlJc w:val="left"/>
+      <w:pPr>
+        <w:ind w:left="1429" w:hanging="720"/>
+      </w:pPr>
+      <w:rPr>
+        <w:rFonts w:hint="default"/>
+      </w:rPr>
+    </w:lvl>
+    <w:lvl w:ilvl="3">
+      <w:start w:val="1"/>
+      <w:numFmt w:val="decimal"/>
+      <w:isLgl/>
+      <w:lvlText w:val="%1.%2.%3.%4"/>
+      <w:lvlJc w:val="left"/>
+      <w:pPr>
+        <w:ind w:left="1429" w:hanging="720"/>
+      </w:pPr>
+      <w:rPr>
+        <w:rFonts w:hint="default"/>
+      </w:rPr>
+    </w:lvl>
+    <w:lvl w:ilvl="4">
+      <w:start w:val="1"/>
+      <w:numFmt w:val="decimal"/>
+      <w:isLgl/>
+      <w:lvlText w:val="%1.%2.%3.%4.%5"/>
+      <w:lvlJc w:val="left"/>
+      <w:pPr>
+        <w:ind w:left="1789" w:hanging="1080"/>
+      </w:pPr>
+      <w:rPr>
+        <w:rFonts w:hint="default"/>
+      </w:rPr>
+    </w:lvl>
+    <w:lvl w:ilvl="5">
+      <w:start w:val="1"/>
+      <w:numFmt w:val="decimal"/>
+      <w:isLgl/>
+      <w:lvlText w:val="%1.%2.%3.%4.%5.%6"/>
+      <w:lvlJc w:val="left"/>
+      <w:pPr>
+        <w:ind w:left="1789" w:hanging="1080"/>
+      </w:pPr>
+      <w:rPr>
+        <w:rFonts w:hint="default"/>
+      </w:rPr>
+    </w:lvl>
+    <w:lvl w:ilvl="6">
+      <w:start w:val="1"/>
+      <w:numFmt w:val="decimal"/>
+      <w:isLgl/>
+      <w:lvlText w:val="%1.%2.%3.%4.%5.%6.%7"/>
+      <w:lvlJc w:val="left"/>
+      <w:pPr>
+        <w:ind w:left="2149" w:hanging="1440"/>
+      </w:pPr>
+      <w:rPr>
+        <w:rFonts w:hint="default"/>
+      </w:rPr>
+    </w:lvl>
+    <w:lvl w:ilvl="7">
+      <w:start w:val="1"/>
+      <w:numFmt w:val="decimal"/>
+      <w:isLgl/>
+      <w:lvlText w:val="%1.%2.%3.%4.%5.%6.%7.%8"/>
+      <w:lvlJc w:val="left"/>
+      <w:pPr>
+        <w:ind w:left="2149" w:hanging="1440"/>
+      </w:pPr>
+      <w:rPr>
+        <w:rFonts w:hint="default"/>
+      </w:rPr>
+    </w:lvl>
+    <w:lvl w:ilvl="8">
+      <w:start w:val="1"/>
+      <w:numFmt w:val="decimal"/>
+      <w:isLgl/>
+      <w:lvlText w:val="%1.%2.%3.%4.%5.%6.%7.%8.%9"/>
+      <w:lvlJc w:val="left"/>
+      <w:pPr>
+        <w:ind w:left="2509" w:hanging="1800"/>
+      </w:pPr>
+      <w:rPr>
+        <w:rFonts w:hint="default"/>
+      </w:rPr>
+    </w:lvl>
+  </w:abstractNum>
   <w:num w:numId="1">
     <w:abstractNumId w:val="2"/>
   </w:num>
@@ -3001,6 +3443,9 @@
   </w:num>
   <w:num w:numId="3">
     <w:abstractNumId w:val="0"/>
+  </w:num>
+  <w:num w:numId="4">
+    <w:abstractNumId w:val="3"/>
   </w:num>
 </w:numbering>
 </file>

--- a/ЭОИТП.docx
+++ b/ЭОИТП.docx
@@ -1,6 +1,6 @@
 
 <file path=word/document.xml><?xml version="1.0" encoding="utf-8"?>
-<w:document xmlns:wpc="http://schemas.microsoft.com/office/word/2010/wordprocessingCanvas" xmlns:cx="http://schemas.microsoft.com/office/drawing/2014/chartex" xmlns:cx1="http://schemas.microsoft.com/office/drawing/2015/9/8/chartex" xmlns:cx2="http://schemas.microsoft.com/office/drawing/2015/10/21/chartex" xmlns:cx3="http://schemas.microsoft.com/office/drawing/2016/5/9/chartex" xmlns:cx4="http://schemas.microsoft.com/office/drawing/2016/5/10/chartex" xmlns:cx5="http://schemas.microsoft.com/office/drawing/2016/5/11/chartex" xmlns:cx6="http://schemas.microsoft.com/office/drawing/2016/5/12/chartex" xmlns:cx7="http://schemas.microsoft.com/office/drawing/2016/5/13/chartex" xmlns:cx8="http://schemas.microsoft.com/office/drawing/2016/5/14/chartex" xmlns:mc="http://schemas.openxmlformats.org/markup-compatibility/2006" xmlns:aink="http://schemas.microsoft.com/office/drawing/2016/ink" xmlns:am3d="http://schemas.microsoft.com/office/drawing/2017/model3d" xmlns:o="urn:schemas-microsoft-com:office:office" xmlns:oel="http://schemas.microsoft.com/office/2019/extlst" xmlns:r="http://schemas.openxmlformats.org/officeDocument/2006/relationships" xmlns:m="http://schemas.openxmlformats.org/officeDocument/2006/math" xmlns:v="urn:schemas-microsoft-com:vml" xmlns:wp14="http://schemas.microsoft.com/office/word/2010/wordprocessingDrawing" xmlns:wp="http://schemas.openxmlformats.org/drawingml/2006/wordprocessingDrawing" xmlns:w10="urn:schemas-microsoft-com:office:word" xmlns:w="http://schemas.openxmlformats.org/wordprocessingml/2006/main" xmlns:w14="http://schemas.microsoft.com/office/word/2010/wordml" xmlns:w15="http://schemas.microsoft.com/office/word/2012/wordml" xmlns:w16cex="http://schemas.microsoft.com/office/word/2018/wordml/cex" xmlns:w16cid="http://schemas.microsoft.com/office/word/2016/wordml/cid" xmlns:w16="http://schemas.microsoft.com/office/word/2018/wordml" xmlns:w16sdtdh="http://schemas.microsoft.com/office/word/2020/wordml/sdtdatahash" xmlns:w16se="http://schemas.microsoft.com/office/word/2015/wordml/symex" xmlns:wpg="http://schemas.microsoft.com/office/word/2010/wordprocessingGroup" xmlns:wpi="http://schemas.microsoft.com/office/word/2010/wordprocessingInk" xmlns:wne="http://schemas.microsoft.com/office/word/2006/wordml" xmlns:wps="http://schemas.microsoft.com/office/word/2010/wordprocessingShape" mc:Ignorable="w14 w15 w16se w16cid w16 w16cex w16sdtdh wp14">
+<w:document xmlns:wpc="http://schemas.microsoft.com/office/word/2010/wordprocessingCanvas" xmlns:cx="http://schemas.microsoft.com/office/drawing/2014/chartex" xmlns:cx1="http://schemas.microsoft.com/office/drawing/2015/9/8/chartex" xmlns:cx2="http://schemas.microsoft.com/office/drawing/2015/10/21/chartex" xmlns:cx3="http://schemas.microsoft.com/office/drawing/2016/5/9/chartex" xmlns:cx4="http://schemas.microsoft.com/office/drawing/2016/5/10/chartex" xmlns:cx5="http://schemas.microsoft.com/office/drawing/2016/5/11/chartex" xmlns:cx6="http://schemas.microsoft.com/office/drawing/2016/5/12/chartex" xmlns:cx7="http://schemas.microsoft.com/office/drawing/2016/5/13/chartex" xmlns:cx8="http://schemas.microsoft.com/office/drawing/2016/5/14/chartex" xmlns:mc="http://schemas.openxmlformats.org/markup-compatibility/2006" xmlns:aink="http://schemas.microsoft.com/office/drawing/2016/ink" xmlns:am3d="http://schemas.microsoft.com/office/drawing/2017/model3d" xmlns:o="urn:schemas-microsoft-com:office:office" xmlns:r="http://schemas.openxmlformats.org/officeDocument/2006/relationships" xmlns:m="http://schemas.openxmlformats.org/officeDocument/2006/math" xmlns:v="urn:schemas-microsoft-com:vml" xmlns:wp14="http://schemas.microsoft.com/office/word/2010/wordprocessingDrawing" xmlns:wp="http://schemas.openxmlformats.org/drawingml/2006/wordprocessingDrawing" xmlns:w10="urn:schemas-microsoft-com:office:word" xmlns:w="http://schemas.openxmlformats.org/wordprocessingml/2006/main" xmlns:w14="http://schemas.microsoft.com/office/word/2010/wordml" xmlns:w15="http://schemas.microsoft.com/office/word/2012/wordml" xmlns:w16cex="http://schemas.microsoft.com/office/word/2018/wordml/cex" xmlns:w16cid="http://schemas.microsoft.com/office/word/2016/wordml/cid" xmlns:w16="http://schemas.microsoft.com/office/word/2018/wordml" xmlns:w16sdtdh="http://schemas.microsoft.com/office/word/2020/wordml/sdtdatahash" xmlns:w16se="http://schemas.microsoft.com/office/word/2015/wordml/symex" xmlns:wpg="http://schemas.microsoft.com/office/word/2010/wordprocessingGroup" xmlns:wpi="http://schemas.microsoft.com/office/word/2010/wordprocessingInk" xmlns:wne="http://schemas.microsoft.com/office/word/2006/wordml" xmlns:wps="http://schemas.microsoft.com/office/word/2010/wordprocessingShape" mc:Ignorable="w14 w15 w16se w16cid w16 w16cex w16sdtdh wp14">
   <w:body>
     <w:p>
       <w:pPr>
@@ -1243,21 +1243,8 @@
                 <w:lang w:eastAsia="ru-RU"/>
                 <w14:ligatures w14:val="none"/>
               </w:rPr>
-              <w:t xml:space="preserve">А. Э. </w:t>
+              <w:t>А. Э. Морохия</w:t>
             </w:r>
-            <w:proofErr w:type="spellStart"/>
-            <w:r>
-              <w:rPr>
-                <w:rFonts w:ascii="Times New Roman" w:eastAsia="Times New Roman" w:hAnsi="Times New Roman" w:cs="Times New Roman"/>
-                <w:kern w:val="0"/>
-                <w:sz w:val="24"/>
-                <w:szCs w:val="24"/>
-                <w:lang w:eastAsia="ru-RU"/>
-                <w14:ligatures w14:val="none"/>
-              </w:rPr>
-              <w:t>Морохия</w:t>
-            </w:r>
-            <w:proofErr w:type="spellEnd"/>
             <w:r>
               <w:rPr>
                 <w:rFonts w:ascii="Times New Roman" w:eastAsia="Times New Roman" w:hAnsi="Times New Roman" w:cs="Times New Roman"/>
@@ -1596,6 +1583,7 @@
           <w:numId w:val="2"/>
         </w:numPr>
         <w:spacing w:after="0" w:line="360" w:lineRule="auto"/>
+        <w:ind w:left="0" w:firstLine="709"/>
         <w:jc w:val="both"/>
         <w:rPr>
           <w:rFonts w:ascii="Times New Roman" w:hAnsi="Times New Roman" w:cs="Times New Roman"/>
@@ -2420,6 +2408,7 @@
           <w:numId w:val="2"/>
         </w:numPr>
         <w:spacing w:after="0" w:line="360" w:lineRule="auto"/>
+        <w:ind w:left="0" w:firstLine="709"/>
         <w:jc w:val="both"/>
         <w:rPr>
           <w:rFonts w:ascii="Times New Roman" w:hAnsi="Times New Roman" w:cs="Times New Roman"/>
@@ -2574,7 +2563,6 @@
         <w:jc w:val="center"/>
         <w:rPr>
           <w:color w:val="0D0D0D"/>
-          <w:lang w:val="en-US"/>
         </w:rPr>
       </w:pPr>
       <w:r>
@@ -2765,20 +2753,48 @@
     <w:p>
       <w:pPr>
         <w:rPr>
-          <w:rFonts w:ascii="Times New Roman" w:eastAsia="Times New Roman" w:hAnsi="Times New Roman" w:cs="Times New Roman"/>
-          <w:color w:val="0D0D0D"/>
-          <w:kern w:val="0"/>
-          <w:sz w:val="24"/>
-          <w:szCs w:val="24"/>
-          <w:lang w:eastAsia="ru-RU"/>
-          <w14:ligatures w14:val="none"/>
-        </w:rPr>
-      </w:pPr>
-      <w:r>
-        <w:rPr>
-          <w:color w:val="0D0D0D"/>
+          <w:rFonts w:ascii="Times New Roman" w:hAnsi="Times New Roman" w:cs="Times New Roman"/>
+          <w:sz w:val="24"/>
+          <w:szCs w:val="24"/>
+        </w:rPr>
+      </w:pPr>
+      <w:r>
+        <w:rPr>
+          <w:rFonts w:ascii="Times New Roman" w:hAnsi="Times New Roman" w:cs="Times New Roman"/>
+          <w:sz w:val="24"/>
+          <w:szCs w:val="24"/>
         </w:rPr>
         <w:br w:type="page"/>
+      </w:r>
+    </w:p>
+    <w:p>
+      <w:pPr>
+        <w:pStyle w:val="aa"/>
+        <w:numPr>
+          <w:ilvl w:val="0"/>
+          <w:numId w:val="2"/>
+        </w:numPr>
+        <w:spacing w:after="0" w:line="360" w:lineRule="auto"/>
+        <w:ind w:left="0" w:firstLine="709"/>
+        <w:jc w:val="both"/>
+        <w:rPr>
+          <w:rFonts w:ascii="Times New Roman" w:hAnsi="Times New Roman" w:cs="Times New Roman"/>
+          <w:b/>
+          <w:bCs/>
+          <w:sz w:val="24"/>
+          <w:szCs w:val="24"/>
+        </w:rPr>
+      </w:pPr>
+      <w:r>
+        <w:rPr>
+          <w:rFonts w:ascii="Times New Roman" w:hAnsi="Times New Roman" w:cs="Times New Roman"/>
+          <w:b/>
+          <w:bCs/>
+          <w:sz w:val="24"/>
+          <w:szCs w:val="24"/>
+        </w:rPr>
+        <w:lastRenderedPageBreak/>
+        <w:t>Состав стейкхолдеров проекта и характеристика ролей участников</w:t>
       </w:r>
     </w:p>
     <w:p>
@@ -2786,7 +2802,870 @@
         <w:spacing w:after="0" w:line="360" w:lineRule="auto"/>
         <w:ind w:firstLine="709"/>
         <w:jc w:val="both"/>
-      </w:pPr>
+        <w:rPr>
+          <w:rFonts w:ascii="Times New Roman" w:hAnsi="Times New Roman" w:cs="Times New Roman"/>
+          <w:sz w:val="24"/>
+          <w:szCs w:val="24"/>
+        </w:rPr>
+      </w:pPr>
+      <w:r>
+        <w:rPr>
+          <w:rFonts w:ascii="Times New Roman" w:hAnsi="Times New Roman" w:cs="Times New Roman"/>
+          <w:sz w:val="24"/>
+          <w:szCs w:val="24"/>
+        </w:rPr>
+        <w:t>Реализация проекта по разработке мобильного приложения для обмена учебными материалами предполагает участие различных заинтересованных сторон (стейкхолдеров), каждая из которых влияет на разработку, внедрение и использование продукта.</w:t>
+      </w:r>
+    </w:p>
+    <w:p>
+      <w:pPr>
+        <w:spacing w:after="0" w:line="360" w:lineRule="auto"/>
+        <w:ind w:firstLine="709"/>
+        <w:jc w:val="both"/>
+        <w:rPr>
+          <w:rFonts w:ascii="Times New Roman" w:hAnsi="Times New Roman" w:cs="Times New Roman"/>
+          <w:sz w:val="24"/>
+          <w:szCs w:val="24"/>
+        </w:rPr>
+      </w:pPr>
+      <w:r>
+        <w:rPr>
+          <w:rFonts w:ascii="Times New Roman" w:hAnsi="Times New Roman" w:cs="Times New Roman"/>
+          <w:sz w:val="24"/>
+          <w:szCs w:val="24"/>
+        </w:rPr>
+        <w:t>3.1. Пользователи приложения (студенты)</w:t>
+      </w:r>
+    </w:p>
+    <w:p>
+      <w:pPr>
+        <w:spacing w:after="0" w:line="360" w:lineRule="auto"/>
+        <w:ind w:firstLine="709"/>
+        <w:jc w:val="both"/>
+        <w:rPr>
+          <w:rFonts w:ascii="Times New Roman" w:hAnsi="Times New Roman" w:cs="Times New Roman"/>
+          <w:sz w:val="24"/>
+          <w:szCs w:val="24"/>
+        </w:rPr>
+      </w:pPr>
+      <w:r>
+        <w:rPr>
+          <w:rFonts w:ascii="Times New Roman" w:hAnsi="Times New Roman" w:cs="Times New Roman"/>
+          <w:sz w:val="24"/>
+          <w:szCs w:val="24"/>
+        </w:rPr>
+        <w:t>Основной группой стейкхолдеров являются студенты высших учебных заведений, включая:</w:t>
+      </w:r>
+    </w:p>
+    <w:p>
+      <w:pPr>
+        <w:pStyle w:val="aa"/>
+        <w:numPr>
+          <w:ilvl w:val="0"/>
+          <w:numId w:val="5"/>
+        </w:numPr>
+        <w:spacing w:after="0" w:line="360" w:lineRule="auto"/>
+        <w:ind w:left="0" w:firstLine="709"/>
+        <w:jc w:val="both"/>
+        <w:rPr>
+          <w:rFonts w:ascii="Times New Roman" w:hAnsi="Times New Roman" w:cs="Times New Roman"/>
+          <w:sz w:val="24"/>
+          <w:szCs w:val="24"/>
+        </w:rPr>
+      </w:pPr>
+      <w:r>
+        <w:rPr>
+          <w:rFonts w:ascii="Times New Roman" w:hAnsi="Times New Roman" w:cs="Times New Roman"/>
+          <w:sz w:val="24"/>
+          <w:szCs w:val="24"/>
+        </w:rPr>
+        <w:t>первокурсников</w:t>
+      </w:r>
+    </w:p>
+    <w:p>
+      <w:pPr>
+        <w:pStyle w:val="aa"/>
+        <w:numPr>
+          <w:ilvl w:val="0"/>
+          <w:numId w:val="5"/>
+        </w:numPr>
+        <w:spacing w:after="0" w:line="360" w:lineRule="auto"/>
+        <w:ind w:left="0" w:firstLine="709"/>
+        <w:jc w:val="both"/>
+        <w:rPr>
+          <w:rFonts w:ascii="Times New Roman" w:hAnsi="Times New Roman" w:cs="Times New Roman"/>
+          <w:sz w:val="24"/>
+          <w:szCs w:val="24"/>
+        </w:rPr>
+      </w:pPr>
+      <w:r>
+        <w:rPr>
+          <w:rFonts w:ascii="Times New Roman" w:hAnsi="Times New Roman" w:cs="Times New Roman"/>
+          <w:sz w:val="24"/>
+          <w:szCs w:val="24"/>
+        </w:rPr>
+        <w:t>студентов старших курсов</w:t>
+      </w:r>
+    </w:p>
+    <w:p>
+      <w:pPr>
+        <w:pStyle w:val="aa"/>
+        <w:numPr>
+          <w:ilvl w:val="0"/>
+          <w:numId w:val="5"/>
+        </w:numPr>
+        <w:spacing w:after="0" w:line="360" w:lineRule="auto"/>
+        <w:ind w:left="0" w:firstLine="709"/>
+        <w:jc w:val="both"/>
+        <w:rPr>
+          <w:rFonts w:ascii="Times New Roman" w:hAnsi="Times New Roman" w:cs="Times New Roman"/>
+          <w:sz w:val="24"/>
+          <w:szCs w:val="24"/>
+        </w:rPr>
+      </w:pPr>
+      <w:r>
+        <w:rPr>
+          <w:rFonts w:ascii="Times New Roman" w:hAnsi="Times New Roman" w:cs="Times New Roman"/>
+          <w:sz w:val="24"/>
+          <w:szCs w:val="24"/>
+        </w:rPr>
+        <w:t>учебные группы, потоки и факультеты</w:t>
+      </w:r>
+    </w:p>
+    <w:p>
+      <w:pPr>
+        <w:spacing w:after="0" w:line="360" w:lineRule="auto"/>
+        <w:ind w:firstLine="709"/>
+        <w:jc w:val="both"/>
+        <w:rPr>
+          <w:rFonts w:ascii="Times New Roman" w:hAnsi="Times New Roman" w:cs="Times New Roman"/>
+          <w:sz w:val="24"/>
+          <w:szCs w:val="24"/>
+        </w:rPr>
+      </w:pPr>
+      <w:r>
+        <w:rPr>
+          <w:rFonts w:ascii="Times New Roman" w:hAnsi="Times New Roman" w:cs="Times New Roman"/>
+          <w:sz w:val="24"/>
+          <w:szCs w:val="24"/>
+        </w:rPr>
+        <w:t>Студенты выступают основными пользователями платформы. Они используют приложение для поиска, просмотра и скачивания учебных материалов, а также могут загружать собственные материалы, оставлять комментарии и сохранять файлы в избранное.</w:t>
+      </w:r>
+    </w:p>
+    <w:p>
+      <w:pPr>
+        <w:spacing w:after="0" w:line="360" w:lineRule="auto"/>
+        <w:ind w:firstLine="709"/>
+        <w:jc w:val="both"/>
+        <w:rPr>
+          <w:rFonts w:ascii="Times New Roman" w:hAnsi="Times New Roman" w:cs="Times New Roman"/>
+          <w:sz w:val="24"/>
+          <w:szCs w:val="24"/>
+        </w:rPr>
+      </w:pPr>
+      <w:r>
+        <w:rPr>
+          <w:rFonts w:ascii="Times New Roman" w:hAnsi="Times New Roman" w:cs="Times New Roman"/>
+          <w:sz w:val="24"/>
+          <w:szCs w:val="24"/>
+        </w:rPr>
+        <w:t>Их основные потребности:</w:t>
+      </w:r>
+    </w:p>
+    <w:p>
+      <w:pPr>
+        <w:pStyle w:val="aa"/>
+        <w:numPr>
+          <w:ilvl w:val="0"/>
+          <w:numId w:val="5"/>
+        </w:numPr>
+        <w:spacing w:after="0" w:line="360" w:lineRule="auto"/>
+        <w:ind w:left="0" w:firstLine="709"/>
+        <w:jc w:val="both"/>
+        <w:rPr>
+          <w:rFonts w:ascii="Times New Roman" w:hAnsi="Times New Roman" w:cs="Times New Roman"/>
+          <w:sz w:val="24"/>
+          <w:szCs w:val="24"/>
+        </w:rPr>
+      </w:pPr>
+      <w:r>
+        <w:rPr>
+          <w:rFonts w:ascii="Times New Roman" w:hAnsi="Times New Roman" w:cs="Times New Roman"/>
+          <w:sz w:val="24"/>
+          <w:szCs w:val="24"/>
+        </w:rPr>
+        <w:t>быстрый поиск учебных материалов по дисциплинам</w:t>
+      </w:r>
+    </w:p>
+    <w:p>
+      <w:pPr>
+        <w:pStyle w:val="aa"/>
+        <w:numPr>
+          <w:ilvl w:val="0"/>
+          <w:numId w:val="5"/>
+        </w:numPr>
+        <w:spacing w:after="0" w:line="360" w:lineRule="auto"/>
+        <w:ind w:left="0" w:firstLine="709"/>
+        <w:jc w:val="both"/>
+        <w:rPr>
+          <w:rFonts w:ascii="Times New Roman" w:hAnsi="Times New Roman" w:cs="Times New Roman"/>
+          <w:sz w:val="24"/>
+          <w:szCs w:val="24"/>
+        </w:rPr>
+      </w:pPr>
+      <w:r>
+        <w:rPr>
+          <w:rFonts w:ascii="Times New Roman" w:hAnsi="Times New Roman" w:cs="Times New Roman"/>
+          <w:sz w:val="24"/>
+          <w:szCs w:val="24"/>
+        </w:rPr>
+        <w:t>удобный доступ к конспектам, презентациям и заданиям</w:t>
+      </w:r>
+    </w:p>
+    <w:p>
+      <w:pPr>
+        <w:pStyle w:val="aa"/>
+        <w:numPr>
+          <w:ilvl w:val="0"/>
+          <w:numId w:val="5"/>
+        </w:numPr>
+        <w:spacing w:after="0" w:line="360" w:lineRule="auto"/>
+        <w:ind w:left="0" w:firstLine="709"/>
+        <w:jc w:val="both"/>
+        <w:rPr>
+          <w:rFonts w:ascii="Times New Roman" w:hAnsi="Times New Roman" w:cs="Times New Roman"/>
+          <w:sz w:val="24"/>
+          <w:szCs w:val="24"/>
+        </w:rPr>
+      </w:pPr>
+      <w:r>
+        <w:rPr>
+          <w:rFonts w:ascii="Times New Roman" w:hAnsi="Times New Roman" w:cs="Times New Roman"/>
+          <w:sz w:val="24"/>
+          <w:szCs w:val="24"/>
+        </w:rPr>
+        <w:t>обмен материалами между студентами</w:t>
+      </w:r>
+    </w:p>
+    <w:p>
+      <w:pPr>
+        <w:pStyle w:val="aa"/>
+        <w:numPr>
+          <w:ilvl w:val="0"/>
+          <w:numId w:val="5"/>
+        </w:numPr>
+        <w:spacing w:after="0" w:line="360" w:lineRule="auto"/>
+        <w:ind w:left="0" w:firstLine="709"/>
+        <w:jc w:val="both"/>
+        <w:rPr>
+          <w:rFonts w:ascii="Times New Roman" w:hAnsi="Times New Roman" w:cs="Times New Roman"/>
+          <w:sz w:val="24"/>
+          <w:szCs w:val="24"/>
+          <w:lang w:val="en-US"/>
+        </w:rPr>
+      </w:pPr>
+      <w:r>
+        <w:rPr>
+          <w:rFonts w:ascii="Times New Roman" w:hAnsi="Times New Roman" w:cs="Times New Roman"/>
+          <w:sz w:val="24"/>
+          <w:szCs w:val="24"/>
+        </w:rPr>
+        <w:t>возможность систематизации учебных файлов.</w:t>
+      </w:r>
+    </w:p>
+    <w:p>
+      <w:pPr>
+        <w:spacing w:after="0" w:line="360" w:lineRule="auto"/>
+        <w:ind w:firstLine="709"/>
+        <w:jc w:val="both"/>
+        <w:rPr>
+          <w:rFonts w:ascii="Times New Roman" w:hAnsi="Times New Roman" w:cs="Times New Roman"/>
+          <w:sz w:val="24"/>
+          <w:szCs w:val="24"/>
+        </w:rPr>
+      </w:pPr>
+      <w:r>
+        <w:rPr>
+          <w:rFonts w:ascii="Times New Roman" w:hAnsi="Times New Roman" w:cs="Times New Roman"/>
+          <w:sz w:val="24"/>
+          <w:szCs w:val="24"/>
+        </w:rPr>
+        <w:t>3.2. Команда разработки проекта</w:t>
+      </w:r>
+    </w:p>
+    <w:p>
+      <w:pPr>
+        <w:spacing w:after="0" w:line="360" w:lineRule="auto"/>
+        <w:ind w:firstLine="709"/>
+        <w:jc w:val="both"/>
+        <w:rPr>
+          <w:rFonts w:ascii="Times New Roman" w:hAnsi="Times New Roman" w:cs="Times New Roman"/>
+          <w:sz w:val="24"/>
+          <w:szCs w:val="24"/>
+        </w:rPr>
+      </w:pPr>
+      <w:r>
+        <w:rPr>
+          <w:rFonts w:ascii="Times New Roman" w:hAnsi="Times New Roman" w:cs="Times New Roman"/>
+          <w:sz w:val="24"/>
+          <w:szCs w:val="24"/>
+        </w:rPr>
+        <w:t>Команда разработки отвечает за создание, техническую реализацию и поддержку мобильного приложения.</w:t>
+      </w:r>
+    </w:p>
+    <w:p>
+      <w:pPr>
+        <w:spacing w:after="0" w:line="360" w:lineRule="auto"/>
+        <w:ind w:firstLine="709"/>
+        <w:jc w:val="both"/>
+        <w:rPr>
+          <w:rFonts w:ascii="Times New Roman" w:hAnsi="Times New Roman" w:cs="Times New Roman"/>
+          <w:sz w:val="24"/>
+          <w:szCs w:val="24"/>
+        </w:rPr>
+      </w:pPr>
+      <w:r>
+        <w:rPr>
+          <w:rFonts w:ascii="Times New Roman" w:hAnsi="Times New Roman" w:cs="Times New Roman"/>
+          <w:sz w:val="24"/>
+          <w:szCs w:val="24"/>
+        </w:rPr>
+        <w:t>В состав команды могут входить:</w:t>
+      </w:r>
+    </w:p>
+    <w:p>
+      <w:pPr>
+        <w:pStyle w:val="aa"/>
+        <w:numPr>
+          <w:ilvl w:val="0"/>
+          <w:numId w:val="5"/>
+        </w:numPr>
+        <w:spacing w:after="0" w:line="360" w:lineRule="auto"/>
+        <w:ind w:left="0" w:firstLine="709"/>
+        <w:jc w:val="both"/>
+        <w:rPr>
+          <w:rFonts w:ascii="Times New Roman" w:hAnsi="Times New Roman" w:cs="Times New Roman"/>
+          <w:sz w:val="24"/>
+          <w:szCs w:val="24"/>
+        </w:rPr>
+      </w:pPr>
+      <w:r>
+        <w:rPr>
+          <w:rFonts w:ascii="Times New Roman" w:hAnsi="Times New Roman" w:cs="Times New Roman"/>
+          <w:sz w:val="24"/>
+          <w:szCs w:val="24"/>
+        </w:rPr>
+        <w:t>менеджер проекта — координирует работу команды, планирует этапы разработки и контролирует сроки выполнения проекта;</w:t>
+      </w:r>
+    </w:p>
+    <w:p>
+      <w:pPr>
+        <w:pStyle w:val="aa"/>
+        <w:numPr>
+          <w:ilvl w:val="0"/>
+          <w:numId w:val="5"/>
+        </w:numPr>
+        <w:spacing w:after="0" w:line="360" w:lineRule="auto"/>
+        <w:ind w:left="0" w:firstLine="709"/>
+        <w:jc w:val="both"/>
+        <w:rPr>
+          <w:rFonts w:ascii="Times New Roman" w:hAnsi="Times New Roman" w:cs="Times New Roman"/>
+          <w:sz w:val="24"/>
+          <w:szCs w:val="24"/>
+        </w:rPr>
+      </w:pPr>
+      <w:r>
+        <w:rPr>
+          <w:rFonts w:ascii="Times New Roman" w:hAnsi="Times New Roman" w:cs="Times New Roman"/>
+          <w:sz w:val="24"/>
+          <w:szCs w:val="24"/>
+        </w:rPr>
+        <w:t>разработчики мобильного приложения — создают программную часть приложения и реализуют его функциональность;</w:t>
+      </w:r>
+    </w:p>
+    <w:p>
+      <w:pPr>
+        <w:pStyle w:val="aa"/>
+        <w:numPr>
+          <w:ilvl w:val="0"/>
+          <w:numId w:val="5"/>
+        </w:numPr>
+        <w:spacing w:after="0" w:line="360" w:lineRule="auto"/>
+        <w:ind w:left="0" w:firstLine="709"/>
+        <w:jc w:val="both"/>
+        <w:rPr>
+          <w:rFonts w:ascii="Times New Roman" w:hAnsi="Times New Roman" w:cs="Times New Roman"/>
+          <w:sz w:val="24"/>
+          <w:szCs w:val="24"/>
+        </w:rPr>
+      </w:pPr>
+      <w:r>
+        <w:rPr>
+          <w:rFonts w:ascii="Times New Roman" w:hAnsi="Times New Roman" w:cs="Times New Roman"/>
+          <w:sz w:val="24"/>
+          <w:szCs w:val="24"/>
+          <w:lang w:val="en-US"/>
+        </w:rPr>
+        <w:t>UI</w:t>
+      </w:r>
+      <w:r>
+        <w:rPr>
+          <w:rFonts w:ascii="Times New Roman" w:hAnsi="Times New Roman" w:cs="Times New Roman"/>
+          <w:sz w:val="24"/>
+          <w:szCs w:val="24"/>
+        </w:rPr>
+        <w:t>/</w:t>
+      </w:r>
+      <w:r>
+        <w:rPr>
+          <w:rFonts w:ascii="Times New Roman" w:hAnsi="Times New Roman" w:cs="Times New Roman"/>
+          <w:sz w:val="24"/>
+          <w:szCs w:val="24"/>
+          <w:lang w:val="en-US"/>
+        </w:rPr>
+        <w:t>UX</w:t>
+      </w:r>
+      <w:r>
+        <w:rPr>
+          <w:rFonts w:ascii="Times New Roman" w:hAnsi="Times New Roman" w:cs="Times New Roman"/>
+          <w:sz w:val="24"/>
+          <w:szCs w:val="24"/>
+        </w:rPr>
+        <w:t>‑дизайнер — отвечает за удобство интерфейса и пользовательский опыт;</w:t>
+      </w:r>
+    </w:p>
+    <w:p>
+      <w:pPr>
+        <w:pStyle w:val="aa"/>
+        <w:numPr>
+          <w:ilvl w:val="0"/>
+          <w:numId w:val="5"/>
+        </w:numPr>
+        <w:spacing w:after="0" w:line="360" w:lineRule="auto"/>
+        <w:ind w:left="0" w:firstLine="709"/>
+        <w:jc w:val="both"/>
+        <w:rPr>
+          <w:rFonts w:ascii="Times New Roman" w:hAnsi="Times New Roman" w:cs="Times New Roman"/>
+          <w:sz w:val="24"/>
+          <w:szCs w:val="24"/>
+        </w:rPr>
+      </w:pPr>
+      <w:r>
+        <w:rPr>
+          <w:rFonts w:ascii="Times New Roman" w:hAnsi="Times New Roman" w:cs="Times New Roman"/>
+          <w:sz w:val="24"/>
+          <w:szCs w:val="24"/>
+        </w:rPr>
+        <w:t>тестировщик (</w:t>
+      </w:r>
+      <w:r>
+        <w:rPr>
+          <w:rFonts w:ascii="Times New Roman" w:hAnsi="Times New Roman" w:cs="Times New Roman"/>
+          <w:sz w:val="24"/>
+          <w:szCs w:val="24"/>
+          <w:lang w:val="en-US"/>
+        </w:rPr>
+        <w:t>QA</w:t>
+      </w:r>
+      <w:r>
+        <w:rPr>
+          <w:rFonts w:ascii="Times New Roman" w:hAnsi="Times New Roman" w:cs="Times New Roman"/>
+          <w:sz w:val="24"/>
+          <w:szCs w:val="24"/>
+        </w:rPr>
+        <w:t>‑специалист) — проводит тестирование приложения, выявляет ошибки и контролирует качество продукта.</w:t>
+      </w:r>
+    </w:p>
+    <w:p>
+      <w:pPr>
+        <w:spacing w:after="0" w:line="360" w:lineRule="auto"/>
+        <w:ind w:firstLine="709"/>
+        <w:jc w:val="both"/>
+        <w:rPr>
+          <w:rFonts w:ascii="Times New Roman" w:hAnsi="Times New Roman" w:cs="Times New Roman"/>
+          <w:sz w:val="24"/>
+          <w:szCs w:val="24"/>
+        </w:rPr>
+      </w:pPr>
+      <w:r>
+        <w:rPr>
+          <w:rFonts w:ascii="Times New Roman" w:hAnsi="Times New Roman" w:cs="Times New Roman"/>
+          <w:sz w:val="24"/>
+          <w:szCs w:val="24"/>
+        </w:rPr>
+        <w:t>Данная группа стейкхолдеров обеспечивает разработку и стабильную работу программного продукта.</w:t>
+      </w:r>
+    </w:p>
+    <w:p>
+      <w:pPr>
+        <w:rPr>
+          <w:rFonts w:ascii="Times New Roman" w:hAnsi="Times New Roman" w:cs="Times New Roman"/>
+          <w:sz w:val="24"/>
+          <w:szCs w:val="24"/>
+        </w:rPr>
+      </w:pPr>
+      <w:r>
+        <w:rPr>
+          <w:rFonts w:ascii="Times New Roman" w:hAnsi="Times New Roman" w:cs="Times New Roman"/>
+          <w:sz w:val="24"/>
+          <w:szCs w:val="24"/>
+        </w:rPr>
+        <w:br w:type="page"/>
+      </w:r>
+    </w:p>
+    <w:p>
+      <w:pPr>
+        <w:spacing w:after="0" w:line="360" w:lineRule="auto"/>
+        <w:ind w:firstLine="709"/>
+        <w:jc w:val="both"/>
+        <w:rPr>
+          <w:rFonts w:ascii="Times New Roman" w:hAnsi="Times New Roman" w:cs="Times New Roman"/>
+          <w:sz w:val="24"/>
+          <w:szCs w:val="24"/>
+        </w:rPr>
+      </w:pPr>
+      <w:r>
+        <w:rPr>
+          <w:rFonts w:ascii="Times New Roman" w:hAnsi="Times New Roman" w:cs="Times New Roman"/>
+          <w:sz w:val="24"/>
+          <w:szCs w:val="24"/>
+        </w:rPr>
+        <w:lastRenderedPageBreak/>
+        <w:t>3.3. Администраторы платформы</w:t>
+      </w:r>
+    </w:p>
+    <w:p>
+      <w:pPr>
+        <w:spacing w:after="0" w:line="360" w:lineRule="auto"/>
+        <w:ind w:firstLine="709"/>
+        <w:jc w:val="both"/>
+        <w:rPr>
+          <w:rFonts w:ascii="Times New Roman" w:hAnsi="Times New Roman" w:cs="Times New Roman"/>
+          <w:sz w:val="24"/>
+          <w:szCs w:val="24"/>
+        </w:rPr>
+      </w:pPr>
+      <w:r>
+        <w:rPr>
+          <w:rFonts w:ascii="Times New Roman" w:hAnsi="Times New Roman" w:cs="Times New Roman"/>
+          <w:sz w:val="24"/>
+          <w:szCs w:val="24"/>
+        </w:rPr>
+        <w:t>Администраторы отвечают за управление содержимым и контроль работы платформы.</w:t>
+      </w:r>
+    </w:p>
+    <w:p>
+      <w:pPr>
+        <w:spacing w:after="0" w:line="360" w:lineRule="auto"/>
+        <w:ind w:firstLine="709"/>
+        <w:jc w:val="both"/>
+        <w:rPr>
+          <w:rFonts w:ascii="Times New Roman" w:hAnsi="Times New Roman" w:cs="Times New Roman"/>
+          <w:sz w:val="24"/>
+          <w:szCs w:val="24"/>
+        </w:rPr>
+      </w:pPr>
+      <w:r>
+        <w:rPr>
+          <w:rFonts w:ascii="Times New Roman" w:hAnsi="Times New Roman" w:cs="Times New Roman"/>
+          <w:sz w:val="24"/>
+          <w:szCs w:val="24"/>
+        </w:rPr>
+        <w:t>Основные функции администраторов:</w:t>
+      </w:r>
+    </w:p>
+    <w:p>
+      <w:pPr>
+        <w:pStyle w:val="aa"/>
+        <w:numPr>
+          <w:ilvl w:val="0"/>
+          <w:numId w:val="5"/>
+        </w:numPr>
+        <w:spacing w:after="0" w:line="360" w:lineRule="auto"/>
+        <w:ind w:left="0" w:firstLine="709"/>
+        <w:jc w:val="both"/>
+        <w:rPr>
+          <w:rFonts w:ascii="Times New Roman" w:hAnsi="Times New Roman" w:cs="Times New Roman"/>
+          <w:sz w:val="24"/>
+          <w:szCs w:val="24"/>
+        </w:rPr>
+      </w:pPr>
+      <w:r>
+        <w:rPr>
+          <w:rFonts w:ascii="Times New Roman" w:hAnsi="Times New Roman" w:cs="Times New Roman"/>
+          <w:sz w:val="24"/>
+          <w:szCs w:val="24"/>
+        </w:rPr>
+        <w:t>модерация загружаемых материалов;</w:t>
+      </w:r>
+    </w:p>
+    <w:p>
+      <w:pPr>
+        <w:pStyle w:val="aa"/>
+        <w:numPr>
+          <w:ilvl w:val="0"/>
+          <w:numId w:val="5"/>
+        </w:numPr>
+        <w:spacing w:after="0" w:line="360" w:lineRule="auto"/>
+        <w:ind w:left="0" w:firstLine="709"/>
+        <w:jc w:val="both"/>
+        <w:rPr>
+          <w:rFonts w:ascii="Times New Roman" w:hAnsi="Times New Roman" w:cs="Times New Roman"/>
+          <w:sz w:val="24"/>
+          <w:szCs w:val="24"/>
+        </w:rPr>
+      </w:pPr>
+      <w:r>
+        <w:rPr>
+          <w:rFonts w:ascii="Times New Roman" w:hAnsi="Times New Roman" w:cs="Times New Roman"/>
+          <w:sz w:val="24"/>
+          <w:szCs w:val="24"/>
+        </w:rPr>
+        <w:t>контроль корректности категорий (вуз, факультет, дисциплина);</w:t>
+      </w:r>
+    </w:p>
+    <w:p>
+      <w:pPr>
+        <w:pStyle w:val="aa"/>
+        <w:numPr>
+          <w:ilvl w:val="0"/>
+          <w:numId w:val="5"/>
+        </w:numPr>
+        <w:spacing w:after="0" w:line="360" w:lineRule="auto"/>
+        <w:ind w:left="0" w:firstLine="709"/>
+        <w:jc w:val="both"/>
+        <w:rPr>
+          <w:rFonts w:ascii="Times New Roman" w:hAnsi="Times New Roman" w:cs="Times New Roman"/>
+          <w:sz w:val="24"/>
+          <w:szCs w:val="24"/>
+        </w:rPr>
+      </w:pPr>
+      <w:r>
+        <w:rPr>
+          <w:rFonts w:ascii="Times New Roman" w:hAnsi="Times New Roman" w:cs="Times New Roman"/>
+          <w:sz w:val="24"/>
+          <w:szCs w:val="24"/>
+        </w:rPr>
+        <w:t xml:space="preserve">удаление некорректных или </w:t>
+      </w:r>
+      <w:proofErr w:type="spellStart"/>
+      <w:r>
+        <w:rPr>
+          <w:rFonts w:ascii="Times New Roman" w:hAnsi="Times New Roman" w:cs="Times New Roman"/>
+          <w:sz w:val="24"/>
+          <w:szCs w:val="24"/>
+        </w:rPr>
+        <w:t>дублирующихся</w:t>
+      </w:r>
+      <w:proofErr w:type="spellEnd"/>
+      <w:r>
+        <w:rPr>
+          <w:rFonts w:ascii="Times New Roman" w:hAnsi="Times New Roman" w:cs="Times New Roman"/>
+          <w:sz w:val="24"/>
+          <w:szCs w:val="24"/>
+        </w:rPr>
+        <w:t xml:space="preserve"> материалов;</w:t>
+      </w:r>
+    </w:p>
+    <w:p>
+      <w:pPr>
+        <w:pStyle w:val="aa"/>
+        <w:numPr>
+          <w:ilvl w:val="0"/>
+          <w:numId w:val="5"/>
+        </w:numPr>
+        <w:spacing w:after="0" w:line="360" w:lineRule="auto"/>
+        <w:ind w:left="0" w:firstLine="709"/>
+        <w:jc w:val="both"/>
+        <w:rPr>
+          <w:rFonts w:ascii="Times New Roman" w:hAnsi="Times New Roman" w:cs="Times New Roman"/>
+          <w:sz w:val="24"/>
+          <w:szCs w:val="24"/>
+        </w:rPr>
+      </w:pPr>
+      <w:r>
+        <w:rPr>
+          <w:rFonts w:ascii="Times New Roman" w:hAnsi="Times New Roman" w:cs="Times New Roman"/>
+          <w:sz w:val="24"/>
+          <w:szCs w:val="24"/>
+        </w:rPr>
+        <w:t>обеспечение соблюдения правил использования сервиса.</w:t>
+      </w:r>
+    </w:p>
+    <w:p>
+      <w:pPr>
+        <w:spacing w:after="0" w:line="360" w:lineRule="auto"/>
+        <w:ind w:firstLine="709"/>
+        <w:jc w:val="both"/>
+        <w:rPr>
+          <w:rFonts w:ascii="Times New Roman" w:hAnsi="Times New Roman" w:cs="Times New Roman"/>
+          <w:sz w:val="24"/>
+          <w:szCs w:val="24"/>
+        </w:rPr>
+      </w:pPr>
+      <w:r>
+        <w:rPr>
+          <w:rFonts w:ascii="Times New Roman" w:hAnsi="Times New Roman" w:cs="Times New Roman"/>
+          <w:sz w:val="24"/>
+          <w:szCs w:val="24"/>
+        </w:rPr>
+        <w:t>Их деятельность направлена на поддержание качества и актуальности контента.</w:t>
+      </w:r>
+    </w:p>
+    <w:p>
+      <w:pPr>
+        <w:spacing w:after="0" w:line="360" w:lineRule="auto"/>
+        <w:ind w:firstLine="709"/>
+        <w:jc w:val="both"/>
+        <w:rPr>
+          <w:rFonts w:ascii="Times New Roman" w:hAnsi="Times New Roman" w:cs="Times New Roman"/>
+          <w:sz w:val="24"/>
+          <w:szCs w:val="24"/>
+        </w:rPr>
+      </w:pPr>
+      <w:r>
+        <w:rPr>
+          <w:rFonts w:ascii="Times New Roman" w:hAnsi="Times New Roman" w:cs="Times New Roman"/>
+          <w:sz w:val="24"/>
+          <w:szCs w:val="24"/>
+        </w:rPr>
+        <w:t>3.4. Образовательные организации</w:t>
+      </w:r>
+    </w:p>
+    <w:p>
+      <w:pPr>
+        <w:spacing w:after="0" w:line="360" w:lineRule="auto"/>
+        <w:ind w:firstLine="709"/>
+        <w:jc w:val="both"/>
+        <w:rPr>
+          <w:rFonts w:ascii="Times New Roman" w:hAnsi="Times New Roman" w:cs="Times New Roman"/>
+          <w:sz w:val="24"/>
+          <w:szCs w:val="24"/>
+        </w:rPr>
+      </w:pPr>
+      <w:r>
+        <w:rPr>
+          <w:rFonts w:ascii="Times New Roman" w:hAnsi="Times New Roman" w:cs="Times New Roman"/>
+          <w:sz w:val="24"/>
+          <w:szCs w:val="24"/>
+        </w:rPr>
+        <w:t>К данной группе стейкхолдеров относятся высшие учебные заведения, в которых обучаются пользователи приложения.</w:t>
+      </w:r>
+    </w:p>
+    <w:p>
+      <w:pPr>
+        <w:spacing w:after="0" w:line="360" w:lineRule="auto"/>
+        <w:ind w:firstLine="709"/>
+        <w:jc w:val="both"/>
+        <w:rPr>
+          <w:rFonts w:ascii="Times New Roman" w:hAnsi="Times New Roman" w:cs="Times New Roman"/>
+          <w:sz w:val="24"/>
+          <w:szCs w:val="24"/>
+        </w:rPr>
+      </w:pPr>
+      <w:r>
+        <w:rPr>
+          <w:rFonts w:ascii="Times New Roman" w:hAnsi="Times New Roman" w:cs="Times New Roman"/>
+          <w:sz w:val="24"/>
+          <w:szCs w:val="24"/>
+        </w:rPr>
+        <w:t>Учебные организации заинтересованы в:</w:t>
+      </w:r>
+    </w:p>
+    <w:p>
+      <w:pPr>
+        <w:pStyle w:val="aa"/>
+        <w:numPr>
+          <w:ilvl w:val="0"/>
+          <w:numId w:val="5"/>
+        </w:numPr>
+        <w:spacing w:after="0" w:line="360" w:lineRule="auto"/>
+        <w:ind w:left="0" w:firstLine="709"/>
+        <w:jc w:val="both"/>
+        <w:rPr>
+          <w:rFonts w:ascii="Times New Roman" w:hAnsi="Times New Roman" w:cs="Times New Roman"/>
+          <w:sz w:val="24"/>
+          <w:szCs w:val="24"/>
+        </w:rPr>
+      </w:pPr>
+      <w:r>
+        <w:rPr>
+          <w:rFonts w:ascii="Times New Roman" w:hAnsi="Times New Roman" w:cs="Times New Roman"/>
+          <w:sz w:val="24"/>
+          <w:szCs w:val="24"/>
+        </w:rPr>
+        <w:t>повышении эффективности образовательного процесса;</w:t>
+      </w:r>
+    </w:p>
+    <w:p>
+      <w:pPr>
+        <w:pStyle w:val="aa"/>
+        <w:numPr>
+          <w:ilvl w:val="0"/>
+          <w:numId w:val="5"/>
+        </w:numPr>
+        <w:spacing w:after="0" w:line="360" w:lineRule="auto"/>
+        <w:ind w:left="0" w:firstLine="709"/>
+        <w:jc w:val="both"/>
+        <w:rPr>
+          <w:rFonts w:ascii="Times New Roman" w:hAnsi="Times New Roman" w:cs="Times New Roman"/>
+          <w:sz w:val="24"/>
+          <w:szCs w:val="24"/>
+        </w:rPr>
+      </w:pPr>
+      <w:r>
+        <w:rPr>
+          <w:rFonts w:ascii="Times New Roman" w:hAnsi="Times New Roman" w:cs="Times New Roman"/>
+          <w:sz w:val="24"/>
+          <w:szCs w:val="24"/>
+        </w:rPr>
+        <w:t>улучшении доступности учебных материалов;</w:t>
+      </w:r>
+    </w:p>
+    <w:p>
+      <w:pPr>
+        <w:pStyle w:val="aa"/>
+        <w:numPr>
+          <w:ilvl w:val="0"/>
+          <w:numId w:val="5"/>
+        </w:numPr>
+        <w:spacing w:after="0" w:line="360" w:lineRule="auto"/>
+        <w:ind w:left="0" w:firstLine="709"/>
+        <w:jc w:val="both"/>
+        <w:rPr>
+          <w:rFonts w:ascii="Times New Roman" w:hAnsi="Times New Roman" w:cs="Times New Roman"/>
+          <w:sz w:val="24"/>
+          <w:szCs w:val="24"/>
+        </w:rPr>
+      </w:pPr>
+      <w:r>
+        <w:rPr>
+          <w:rFonts w:ascii="Times New Roman" w:hAnsi="Times New Roman" w:cs="Times New Roman"/>
+          <w:sz w:val="24"/>
+          <w:szCs w:val="24"/>
+        </w:rPr>
+        <w:t>развитии цифровых образовательных инструментов.</w:t>
+      </w:r>
+    </w:p>
+    <w:p>
+      <w:pPr>
+        <w:spacing w:after="0" w:line="360" w:lineRule="auto"/>
+        <w:ind w:firstLine="709"/>
+        <w:jc w:val="both"/>
+        <w:rPr>
+          <w:rFonts w:ascii="Times New Roman" w:hAnsi="Times New Roman" w:cs="Times New Roman"/>
+          <w:sz w:val="24"/>
+          <w:szCs w:val="24"/>
+        </w:rPr>
+      </w:pPr>
+      <w:r>
+        <w:rPr>
+          <w:rFonts w:ascii="Times New Roman" w:hAnsi="Times New Roman" w:cs="Times New Roman"/>
+          <w:sz w:val="24"/>
+          <w:szCs w:val="24"/>
+        </w:rPr>
+        <w:t>Использование подобного приложения может способствовать повышению качества взаимодействия между студентами и улучшению учебного процесса.</w:t>
+      </w:r>
     </w:p>
     <w:sectPr>
       <w:footerReference w:type="default" r:id="rId8"/>
@@ -2801,7 +3680,7 @@
 </file>
 
 <file path=word/endnotes.xml><?xml version="1.0" encoding="utf-8"?>
-<w:endnotes xmlns:wpc="http://schemas.microsoft.com/office/word/2010/wordprocessingCanvas" xmlns:cx="http://schemas.microsoft.com/office/drawing/2014/chartex" xmlns:cx1="http://schemas.microsoft.com/office/drawing/2015/9/8/chartex" xmlns:cx2="http://schemas.microsoft.com/office/drawing/2015/10/21/chartex" xmlns:cx3="http://schemas.microsoft.com/office/drawing/2016/5/9/chartex" xmlns:cx4="http://schemas.microsoft.com/office/drawing/2016/5/10/chartex" xmlns:cx5="http://schemas.microsoft.com/office/drawing/2016/5/11/chartex" xmlns:cx6="http://schemas.microsoft.com/office/drawing/2016/5/12/chartex" xmlns:cx7="http://schemas.microsoft.com/office/drawing/2016/5/13/chartex" xmlns:cx8="http://schemas.microsoft.com/office/drawing/2016/5/14/chartex" xmlns:mc="http://schemas.openxmlformats.org/markup-compatibility/2006" xmlns:aink="http://schemas.microsoft.com/office/drawing/2016/ink" xmlns:am3d="http://schemas.microsoft.com/office/drawing/2017/model3d" xmlns:o="urn:schemas-microsoft-com:office:office" xmlns:oel="http://schemas.microsoft.com/office/2019/extlst" xmlns:r="http://schemas.openxmlformats.org/officeDocument/2006/relationships" xmlns:m="http://schemas.openxmlformats.org/officeDocument/2006/math" xmlns:v="urn:schemas-microsoft-com:vml" xmlns:wp14="http://schemas.microsoft.com/office/word/2010/wordprocessingDrawing" xmlns:wp="http://schemas.openxmlformats.org/drawingml/2006/wordprocessingDrawing" xmlns:w10="urn:schemas-microsoft-com:office:word" xmlns:w="http://schemas.openxmlformats.org/wordprocessingml/2006/main" xmlns:w14="http://schemas.microsoft.com/office/word/2010/wordml" xmlns:w15="http://schemas.microsoft.com/office/word/2012/wordml" xmlns:w16cex="http://schemas.microsoft.com/office/word/2018/wordml/cex" xmlns:w16cid="http://schemas.microsoft.com/office/word/2016/wordml/cid" xmlns:w16="http://schemas.microsoft.com/office/word/2018/wordml" xmlns:w16sdtdh="http://schemas.microsoft.com/office/word/2020/wordml/sdtdatahash" xmlns:w16se="http://schemas.microsoft.com/office/word/2015/wordml/symex" xmlns:wpg="http://schemas.microsoft.com/office/word/2010/wordprocessingGroup" xmlns:wpi="http://schemas.microsoft.com/office/word/2010/wordprocessingInk" xmlns:wne="http://schemas.microsoft.com/office/word/2006/wordml" xmlns:wps="http://schemas.microsoft.com/office/word/2010/wordprocessingShape" mc:Ignorable="w14 w15 w16se w16cid w16 w16cex w16sdtdh wp14">
+<w:endnotes xmlns:wpc="http://schemas.microsoft.com/office/word/2010/wordprocessingCanvas" xmlns:cx="http://schemas.microsoft.com/office/drawing/2014/chartex" xmlns:cx1="http://schemas.microsoft.com/office/drawing/2015/9/8/chartex" xmlns:cx2="http://schemas.microsoft.com/office/drawing/2015/10/21/chartex" xmlns:cx3="http://schemas.microsoft.com/office/drawing/2016/5/9/chartex" xmlns:cx4="http://schemas.microsoft.com/office/drawing/2016/5/10/chartex" xmlns:cx5="http://schemas.microsoft.com/office/drawing/2016/5/11/chartex" xmlns:cx6="http://schemas.microsoft.com/office/drawing/2016/5/12/chartex" xmlns:cx7="http://schemas.microsoft.com/office/drawing/2016/5/13/chartex" xmlns:cx8="http://schemas.microsoft.com/office/drawing/2016/5/14/chartex" xmlns:mc="http://schemas.openxmlformats.org/markup-compatibility/2006" xmlns:aink="http://schemas.microsoft.com/office/drawing/2016/ink" xmlns:am3d="http://schemas.microsoft.com/office/drawing/2017/model3d" xmlns:o="urn:schemas-microsoft-com:office:office" xmlns:r="http://schemas.openxmlformats.org/officeDocument/2006/relationships" xmlns:m="http://schemas.openxmlformats.org/officeDocument/2006/math" xmlns:v="urn:schemas-microsoft-com:vml" xmlns:wp14="http://schemas.microsoft.com/office/word/2010/wordprocessingDrawing" xmlns:wp="http://schemas.openxmlformats.org/drawingml/2006/wordprocessingDrawing" xmlns:w10="urn:schemas-microsoft-com:office:word" xmlns:w="http://schemas.openxmlformats.org/wordprocessingml/2006/main" xmlns:w14="http://schemas.microsoft.com/office/word/2010/wordml" xmlns:w15="http://schemas.microsoft.com/office/word/2012/wordml" xmlns:w16cex="http://schemas.microsoft.com/office/word/2018/wordml/cex" xmlns:w16cid="http://schemas.microsoft.com/office/word/2016/wordml/cid" xmlns:w16="http://schemas.microsoft.com/office/word/2018/wordml" xmlns:w16sdtdh="http://schemas.microsoft.com/office/word/2020/wordml/sdtdatahash" xmlns:w16se="http://schemas.microsoft.com/office/word/2015/wordml/symex" xmlns:wpg="http://schemas.microsoft.com/office/word/2010/wordprocessingGroup" xmlns:wpi="http://schemas.microsoft.com/office/word/2010/wordprocessingInk" xmlns:wne="http://schemas.microsoft.com/office/word/2006/wordml" xmlns:wps="http://schemas.microsoft.com/office/word/2010/wordprocessingShape" mc:Ignorable="w14 w15 w16se w16cid w16 w16cex w16sdtdh wp14">
   <w:endnote w:type="separator" w:id="-1">
     <w:p>
       <w:pPr>
@@ -2826,7 +3705,7 @@
 </file>
 
 <file path=word/footer1.xml><?xml version="1.0" encoding="utf-8"?>
-<w:ftr xmlns:wpc="http://schemas.microsoft.com/office/word/2010/wordprocessingCanvas" xmlns:cx="http://schemas.microsoft.com/office/drawing/2014/chartex" xmlns:cx1="http://schemas.microsoft.com/office/drawing/2015/9/8/chartex" xmlns:cx2="http://schemas.microsoft.com/office/drawing/2015/10/21/chartex" xmlns:cx3="http://schemas.microsoft.com/office/drawing/2016/5/9/chartex" xmlns:cx4="http://schemas.microsoft.com/office/drawing/2016/5/10/chartex" xmlns:cx5="http://schemas.microsoft.com/office/drawing/2016/5/11/chartex" xmlns:cx6="http://schemas.microsoft.com/office/drawing/2016/5/12/chartex" xmlns:cx7="http://schemas.microsoft.com/office/drawing/2016/5/13/chartex" xmlns:cx8="http://schemas.microsoft.com/office/drawing/2016/5/14/chartex" xmlns:mc="http://schemas.openxmlformats.org/markup-compatibility/2006" xmlns:aink="http://schemas.microsoft.com/office/drawing/2016/ink" xmlns:am3d="http://schemas.microsoft.com/office/drawing/2017/model3d" xmlns:o="urn:schemas-microsoft-com:office:office" xmlns:oel="http://schemas.microsoft.com/office/2019/extlst" xmlns:r="http://schemas.openxmlformats.org/officeDocument/2006/relationships" xmlns:m="http://schemas.openxmlformats.org/officeDocument/2006/math" xmlns:v="urn:schemas-microsoft-com:vml" xmlns:wp14="http://schemas.microsoft.com/office/word/2010/wordprocessingDrawing" xmlns:wp="http://schemas.openxmlformats.org/drawingml/2006/wordprocessingDrawing" xmlns:w10="urn:schemas-microsoft-com:office:word" xmlns:w="http://schemas.openxmlformats.org/wordprocessingml/2006/main" xmlns:w14="http://schemas.microsoft.com/office/word/2010/wordml" xmlns:w15="http://schemas.microsoft.com/office/word/2012/wordml" xmlns:w16cex="http://schemas.microsoft.com/office/word/2018/wordml/cex" xmlns:w16cid="http://schemas.microsoft.com/office/word/2016/wordml/cid" xmlns:w16="http://schemas.microsoft.com/office/word/2018/wordml" xmlns:w16sdtdh="http://schemas.microsoft.com/office/word/2020/wordml/sdtdatahash" xmlns:w16se="http://schemas.microsoft.com/office/word/2015/wordml/symex" xmlns:wpg="http://schemas.microsoft.com/office/word/2010/wordprocessingGroup" xmlns:wpi="http://schemas.microsoft.com/office/word/2010/wordprocessingInk" xmlns:wne="http://schemas.microsoft.com/office/word/2006/wordml" xmlns:wps="http://schemas.microsoft.com/office/word/2010/wordprocessingShape" mc:Ignorable="w14 w15 w16se w16cid w16 w16cex w16sdtdh wp14">
+<w:ftr xmlns:wpc="http://schemas.microsoft.com/office/word/2010/wordprocessingCanvas" xmlns:cx="http://schemas.microsoft.com/office/drawing/2014/chartex" xmlns:cx1="http://schemas.microsoft.com/office/drawing/2015/9/8/chartex" xmlns:cx2="http://schemas.microsoft.com/office/drawing/2015/10/21/chartex" xmlns:cx3="http://schemas.microsoft.com/office/drawing/2016/5/9/chartex" xmlns:cx4="http://schemas.microsoft.com/office/drawing/2016/5/10/chartex" xmlns:cx5="http://schemas.microsoft.com/office/drawing/2016/5/11/chartex" xmlns:cx6="http://schemas.microsoft.com/office/drawing/2016/5/12/chartex" xmlns:cx7="http://schemas.microsoft.com/office/drawing/2016/5/13/chartex" xmlns:cx8="http://schemas.microsoft.com/office/drawing/2016/5/14/chartex" xmlns:mc="http://schemas.openxmlformats.org/markup-compatibility/2006" xmlns:aink="http://schemas.microsoft.com/office/drawing/2016/ink" xmlns:am3d="http://schemas.microsoft.com/office/drawing/2017/model3d" xmlns:o="urn:schemas-microsoft-com:office:office" xmlns:r="http://schemas.openxmlformats.org/officeDocument/2006/relationships" xmlns:m="http://schemas.openxmlformats.org/officeDocument/2006/math" xmlns:v="urn:schemas-microsoft-com:vml" xmlns:wp14="http://schemas.microsoft.com/office/word/2010/wordprocessingDrawing" xmlns:wp="http://schemas.openxmlformats.org/drawingml/2006/wordprocessingDrawing" xmlns:w10="urn:schemas-microsoft-com:office:word" xmlns:w="http://schemas.openxmlformats.org/wordprocessingml/2006/main" xmlns:w14="http://schemas.microsoft.com/office/word/2010/wordml" xmlns:w15="http://schemas.microsoft.com/office/word/2012/wordml" xmlns:w16cex="http://schemas.microsoft.com/office/word/2018/wordml/cex" xmlns:w16cid="http://schemas.microsoft.com/office/word/2016/wordml/cid" xmlns:w16="http://schemas.microsoft.com/office/word/2018/wordml" xmlns:w16sdtdh="http://schemas.microsoft.com/office/word/2020/wordml/sdtdatahash" xmlns:w16se="http://schemas.microsoft.com/office/word/2015/wordml/symex" xmlns:wpg="http://schemas.microsoft.com/office/word/2010/wordprocessingGroup" xmlns:wpi="http://schemas.microsoft.com/office/word/2010/wordprocessingInk" xmlns:wne="http://schemas.microsoft.com/office/word/2006/wordml" xmlns:wps="http://schemas.microsoft.com/office/word/2010/wordprocessingShape" mc:Ignorable="w14 w15 w16se w16cid w16 w16cex w16sdtdh wp14">
   <w:sdt>
     <w:sdtPr>
       <w:id w:val="1126514239"/>
@@ -2905,7 +3784,7 @@
 </file>
 
 <file path=word/footnotes.xml><?xml version="1.0" encoding="utf-8"?>
-<w:footnotes xmlns:wpc="http://schemas.microsoft.com/office/word/2010/wordprocessingCanvas" xmlns:cx="http://schemas.microsoft.com/office/drawing/2014/chartex" xmlns:cx1="http://schemas.microsoft.com/office/drawing/2015/9/8/chartex" xmlns:cx2="http://schemas.microsoft.com/office/drawing/2015/10/21/chartex" xmlns:cx3="http://schemas.microsoft.com/office/drawing/2016/5/9/chartex" xmlns:cx4="http://schemas.microsoft.com/office/drawing/2016/5/10/chartex" xmlns:cx5="http://schemas.microsoft.com/office/drawing/2016/5/11/chartex" xmlns:cx6="http://schemas.microsoft.com/office/drawing/2016/5/12/chartex" xmlns:cx7="http://schemas.microsoft.com/office/drawing/2016/5/13/chartex" xmlns:cx8="http://schemas.microsoft.com/office/drawing/2016/5/14/chartex" xmlns:mc="http://schemas.openxmlformats.org/markup-compatibility/2006" xmlns:aink="http://schemas.microsoft.com/office/drawing/2016/ink" xmlns:am3d="http://schemas.microsoft.com/office/drawing/2017/model3d" xmlns:o="urn:schemas-microsoft-com:office:office" xmlns:oel="http://schemas.microsoft.com/office/2019/extlst" xmlns:r="http://schemas.openxmlformats.org/officeDocument/2006/relationships" xmlns:m="http://schemas.openxmlformats.org/officeDocument/2006/math" xmlns:v="urn:schemas-microsoft-com:vml" xmlns:wp14="http://schemas.microsoft.com/office/word/2010/wordprocessingDrawing" xmlns:wp="http://schemas.openxmlformats.org/drawingml/2006/wordprocessingDrawing" xmlns:w10="urn:schemas-microsoft-com:office:word" xmlns:w="http://schemas.openxmlformats.org/wordprocessingml/2006/main" xmlns:w14="http://schemas.microsoft.com/office/word/2010/wordml" xmlns:w15="http://schemas.microsoft.com/office/word/2012/wordml" xmlns:w16cex="http://schemas.microsoft.com/office/word/2018/wordml/cex" xmlns:w16cid="http://schemas.microsoft.com/office/word/2016/wordml/cid" xmlns:w16="http://schemas.microsoft.com/office/word/2018/wordml" xmlns:w16sdtdh="http://schemas.microsoft.com/office/word/2020/wordml/sdtdatahash" xmlns:w16se="http://schemas.microsoft.com/office/word/2015/wordml/symex" xmlns:wpg="http://schemas.microsoft.com/office/word/2010/wordprocessingGroup" xmlns:wpi="http://schemas.microsoft.com/office/word/2010/wordprocessingInk" xmlns:wne="http://schemas.microsoft.com/office/word/2006/wordml" xmlns:wps="http://schemas.microsoft.com/office/word/2010/wordprocessingShape" mc:Ignorable="w14 w15 w16se w16cid w16 w16cex w16sdtdh wp14">
+<w:footnotes xmlns:wpc="http://schemas.microsoft.com/office/word/2010/wordprocessingCanvas" xmlns:cx="http://schemas.microsoft.com/office/drawing/2014/chartex" xmlns:cx1="http://schemas.microsoft.com/office/drawing/2015/9/8/chartex" xmlns:cx2="http://schemas.microsoft.com/office/drawing/2015/10/21/chartex" xmlns:cx3="http://schemas.microsoft.com/office/drawing/2016/5/9/chartex" xmlns:cx4="http://schemas.microsoft.com/office/drawing/2016/5/10/chartex" xmlns:cx5="http://schemas.microsoft.com/office/drawing/2016/5/11/chartex" xmlns:cx6="http://schemas.microsoft.com/office/drawing/2016/5/12/chartex" xmlns:cx7="http://schemas.microsoft.com/office/drawing/2016/5/13/chartex" xmlns:cx8="http://schemas.microsoft.com/office/drawing/2016/5/14/chartex" xmlns:mc="http://schemas.openxmlformats.org/markup-compatibility/2006" xmlns:aink="http://schemas.microsoft.com/office/drawing/2016/ink" xmlns:am3d="http://schemas.microsoft.com/office/drawing/2017/model3d" xmlns:o="urn:schemas-microsoft-com:office:office" xmlns:r="http://schemas.openxmlformats.org/officeDocument/2006/relationships" xmlns:m="http://schemas.openxmlformats.org/officeDocument/2006/math" xmlns:v="urn:schemas-microsoft-com:vml" xmlns:wp14="http://schemas.microsoft.com/office/word/2010/wordprocessingDrawing" xmlns:wp="http://schemas.openxmlformats.org/drawingml/2006/wordprocessingDrawing" xmlns:w10="urn:schemas-microsoft-com:office:word" xmlns:w="http://schemas.openxmlformats.org/wordprocessingml/2006/main" xmlns:w14="http://schemas.microsoft.com/office/word/2010/wordml" xmlns:w15="http://schemas.microsoft.com/office/word/2012/wordml" xmlns:w16cex="http://schemas.microsoft.com/office/word/2018/wordml/cex" xmlns:w16cid="http://schemas.microsoft.com/office/word/2016/wordml/cid" xmlns:w16="http://schemas.microsoft.com/office/word/2018/wordml" xmlns:w16sdtdh="http://schemas.microsoft.com/office/word/2020/wordml/sdtdatahash" xmlns:w16se="http://schemas.microsoft.com/office/word/2015/wordml/symex" xmlns:wpg="http://schemas.microsoft.com/office/word/2010/wordprocessingGroup" xmlns:wpi="http://schemas.microsoft.com/office/word/2010/wordprocessingInk" xmlns:wne="http://schemas.microsoft.com/office/word/2006/wordml" xmlns:wps="http://schemas.microsoft.com/office/word/2010/wordprocessingShape" mc:Ignorable="w14 w15 w16se w16cid w16 w16cex w16sdtdh wp14">
   <w:footnote w:type="separator" w:id="-1">
     <w:p>
       <w:pPr>
@@ -2930,7 +3809,7 @@
 </file>
 
 <file path=word/numbering.xml><?xml version="1.0" encoding="utf-8"?>
-<w:numbering xmlns:wpc="http://schemas.microsoft.com/office/word/2010/wordprocessingCanvas" xmlns:cx="http://schemas.microsoft.com/office/drawing/2014/chartex" xmlns:cx1="http://schemas.microsoft.com/office/drawing/2015/9/8/chartex" xmlns:cx2="http://schemas.microsoft.com/office/drawing/2015/10/21/chartex" xmlns:cx3="http://schemas.microsoft.com/office/drawing/2016/5/9/chartex" xmlns:cx4="http://schemas.microsoft.com/office/drawing/2016/5/10/chartex" xmlns:cx5="http://schemas.microsoft.com/office/drawing/2016/5/11/chartex" xmlns:cx6="http://schemas.microsoft.com/office/drawing/2016/5/12/chartex" xmlns:cx7="http://schemas.microsoft.com/office/drawing/2016/5/13/chartex" xmlns:cx8="http://schemas.microsoft.com/office/drawing/2016/5/14/chartex" xmlns:mc="http://schemas.openxmlformats.org/markup-compatibility/2006" xmlns:aink="http://schemas.microsoft.com/office/drawing/2016/ink" xmlns:am3d="http://schemas.microsoft.com/office/drawing/2017/model3d" xmlns:o="urn:schemas-microsoft-com:office:office" xmlns:oel="http://schemas.microsoft.com/office/2019/extlst" xmlns:r="http://schemas.openxmlformats.org/officeDocument/2006/relationships" xmlns:m="http://schemas.openxmlformats.org/officeDocument/2006/math" xmlns:v="urn:schemas-microsoft-com:vml" xmlns:wp14="http://schemas.microsoft.com/office/word/2010/wordprocessingDrawing" xmlns:wp="http://schemas.openxmlformats.org/drawingml/2006/wordprocessingDrawing" xmlns:w10="urn:schemas-microsoft-com:office:word" xmlns:w="http://schemas.openxmlformats.org/wordprocessingml/2006/main" xmlns:w14="http://schemas.microsoft.com/office/word/2010/wordml" xmlns:w15="http://schemas.microsoft.com/office/word/2012/wordml" xmlns:w16cex="http://schemas.microsoft.com/office/word/2018/wordml/cex" xmlns:w16cid="http://schemas.microsoft.com/office/word/2016/wordml/cid" xmlns:w16="http://schemas.microsoft.com/office/word/2018/wordml" xmlns:w16sdtdh="http://schemas.microsoft.com/office/word/2020/wordml/sdtdatahash" xmlns:w16se="http://schemas.microsoft.com/office/word/2015/wordml/symex" xmlns:wpg="http://schemas.microsoft.com/office/word/2010/wordprocessingGroup" xmlns:wpi="http://schemas.microsoft.com/office/word/2010/wordprocessingInk" xmlns:wne="http://schemas.microsoft.com/office/word/2006/wordml" xmlns:wps="http://schemas.microsoft.com/office/word/2010/wordprocessingShape" mc:Ignorable="w14 w15 w16se w16cid w16 w16cex w16sdtdh wp14">
+<w:numbering xmlns:wpc="http://schemas.microsoft.com/office/word/2010/wordprocessingCanvas" xmlns:cx="http://schemas.microsoft.com/office/drawing/2014/chartex" xmlns:cx1="http://schemas.microsoft.com/office/drawing/2015/9/8/chartex" xmlns:cx2="http://schemas.microsoft.com/office/drawing/2015/10/21/chartex" xmlns:cx3="http://schemas.microsoft.com/office/drawing/2016/5/9/chartex" xmlns:cx4="http://schemas.microsoft.com/office/drawing/2016/5/10/chartex" xmlns:cx5="http://schemas.microsoft.com/office/drawing/2016/5/11/chartex" xmlns:cx6="http://schemas.microsoft.com/office/drawing/2016/5/12/chartex" xmlns:cx7="http://schemas.microsoft.com/office/drawing/2016/5/13/chartex" xmlns:cx8="http://schemas.microsoft.com/office/drawing/2016/5/14/chartex" xmlns:mc="http://schemas.openxmlformats.org/markup-compatibility/2006" xmlns:aink="http://schemas.microsoft.com/office/drawing/2016/ink" xmlns:am3d="http://schemas.microsoft.com/office/drawing/2017/model3d" xmlns:o="urn:schemas-microsoft-com:office:office" xmlns:r="http://schemas.openxmlformats.org/officeDocument/2006/relationships" xmlns:m="http://schemas.openxmlformats.org/officeDocument/2006/math" xmlns:v="urn:schemas-microsoft-com:vml" xmlns:wp14="http://schemas.microsoft.com/office/word/2010/wordprocessingDrawing" xmlns:wp="http://schemas.openxmlformats.org/drawingml/2006/wordprocessingDrawing" xmlns:w10="urn:schemas-microsoft-com:office:word" xmlns:w="http://schemas.openxmlformats.org/wordprocessingml/2006/main" xmlns:w14="http://schemas.microsoft.com/office/word/2010/wordml" xmlns:w15="http://schemas.microsoft.com/office/word/2012/wordml" xmlns:w16cex="http://schemas.microsoft.com/office/word/2018/wordml/cex" xmlns:w16cid="http://schemas.microsoft.com/office/word/2016/wordml/cid" xmlns:w16="http://schemas.microsoft.com/office/word/2018/wordml" xmlns:w16sdtdh="http://schemas.microsoft.com/office/word/2020/wordml/sdtdatahash" xmlns:w16se="http://schemas.microsoft.com/office/word/2015/wordml/symex" xmlns:wpg="http://schemas.microsoft.com/office/word/2010/wordprocessingGroup" xmlns:wpi="http://schemas.microsoft.com/office/word/2010/wordprocessingInk" xmlns:wne="http://schemas.microsoft.com/office/word/2006/wordml" xmlns:wps="http://schemas.microsoft.com/office/word/2010/wordprocessingShape" mc:Ignorable="w14 w15 w16se w16cid w16 w16cex w16sdtdh wp14">
   <w:abstractNum w:abstractNumId="0" w15:restartNumberingAfterBreak="0">
     <w:nsid w:val="0A063829"/>
     <w:multiLevelType w:val="multilevel"/>
@@ -3315,6 +4194,119 @@
     </w:lvl>
   </w:abstractNum>
   <w:abstractNum w:abstractNumId="3" w15:restartNumberingAfterBreak="0">
+    <w:nsid w:val="43543AC0"/>
+    <w:multiLevelType w:val="hybridMultilevel"/>
+    <w:tmpl w:val="2B7C7E58"/>
+    <w:lvl w:ilvl="0" w:tplc="04190001">
+      <w:start w:val="1"/>
+      <w:numFmt w:val="bullet"/>
+      <w:lvlText w:val=""/>
+      <w:lvlJc w:val="left"/>
+      <w:pPr>
+        <w:ind w:left="1429" w:hanging="360"/>
+      </w:pPr>
+      <w:rPr>
+        <w:rFonts w:ascii="Symbol" w:hAnsi="Symbol" w:hint="default"/>
+      </w:rPr>
+    </w:lvl>
+    <w:lvl w:ilvl="1" w:tplc="04190003" w:tentative="1">
+      <w:start w:val="1"/>
+      <w:numFmt w:val="bullet"/>
+      <w:lvlText w:val="o"/>
+      <w:lvlJc w:val="left"/>
+      <w:pPr>
+        <w:ind w:left="2149" w:hanging="360"/>
+      </w:pPr>
+      <w:rPr>
+        <w:rFonts w:ascii="Courier New" w:hAnsi="Courier New" w:cs="Courier New" w:hint="default"/>
+      </w:rPr>
+    </w:lvl>
+    <w:lvl w:ilvl="2" w:tplc="04190005" w:tentative="1">
+      <w:start w:val="1"/>
+      <w:numFmt w:val="bullet"/>
+      <w:lvlText w:val=""/>
+      <w:lvlJc w:val="left"/>
+      <w:pPr>
+        <w:ind w:left="2869" w:hanging="360"/>
+      </w:pPr>
+      <w:rPr>
+        <w:rFonts w:ascii="Wingdings" w:hAnsi="Wingdings" w:hint="default"/>
+      </w:rPr>
+    </w:lvl>
+    <w:lvl w:ilvl="3" w:tplc="04190001" w:tentative="1">
+      <w:start w:val="1"/>
+      <w:numFmt w:val="bullet"/>
+      <w:lvlText w:val=""/>
+      <w:lvlJc w:val="left"/>
+      <w:pPr>
+        <w:ind w:left="3589" w:hanging="360"/>
+      </w:pPr>
+      <w:rPr>
+        <w:rFonts w:ascii="Symbol" w:hAnsi="Symbol" w:hint="default"/>
+      </w:rPr>
+    </w:lvl>
+    <w:lvl w:ilvl="4" w:tplc="04190003" w:tentative="1">
+      <w:start w:val="1"/>
+      <w:numFmt w:val="bullet"/>
+      <w:lvlText w:val="o"/>
+      <w:lvlJc w:val="left"/>
+      <w:pPr>
+        <w:ind w:left="4309" w:hanging="360"/>
+      </w:pPr>
+      <w:rPr>
+        <w:rFonts w:ascii="Courier New" w:hAnsi="Courier New" w:cs="Courier New" w:hint="default"/>
+      </w:rPr>
+    </w:lvl>
+    <w:lvl w:ilvl="5" w:tplc="04190005" w:tentative="1">
+      <w:start w:val="1"/>
+      <w:numFmt w:val="bullet"/>
+      <w:lvlText w:val=""/>
+      <w:lvlJc w:val="left"/>
+      <w:pPr>
+        <w:ind w:left="5029" w:hanging="360"/>
+      </w:pPr>
+      <w:rPr>
+        <w:rFonts w:ascii="Wingdings" w:hAnsi="Wingdings" w:hint="default"/>
+      </w:rPr>
+    </w:lvl>
+    <w:lvl w:ilvl="6" w:tplc="04190001" w:tentative="1">
+      <w:start w:val="1"/>
+      <w:numFmt w:val="bullet"/>
+      <w:lvlText w:val=""/>
+      <w:lvlJc w:val="left"/>
+      <w:pPr>
+        <w:ind w:left="5749" w:hanging="360"/>
+      </w:pPr>
+      <w:rPr>
+        <w:rFonts w:ascii="Symbol" w:hAnsi="Symbol" w:hint="default"/>
+      </w:rPr>
+    </w:lvl>
+    <w:lvl w:ilvl="7" w:tplc="04190003" w:tentative="1">
+      <w:start w:val="1"/>
+      <w:numFmt w:val="bullet"/>
+      <w:lvlText w:val="o"/>
+      <w:lvlJc w:val="left"/>
+      <w:pPr>
+        <w:ind w:left="6469" w:hanging="360"/>
+      </w:pPr>
+      <w:rPr>
+        <w:rFonts w:ascii="Courier New" w:hAnsi="Courier New" w:cs="Courier New" w:hint="default"/>
+      </w:rPr>
+    </w:lvl>
+    <w:lvl w:ilvl="8" w:tplc="04190005" w:tentative="1">
+      <w:start w:val="1"/>
+      <w:numFmt w:val="bullet"/>
+      <w:lvlText w:val=""/>
+      <w:lvlJc w:val="left"/>
+      <w:pPr>
+        <w:ind w:left="7189" w:hanging="360"/>
+      </w:pPr>
+      <w:rPr>
+        <w:rFonts w:ascii="Wingdings" w:hAnsi="Wingdings" w:hint="default"/>
+      </w:rPr>
+    </w:lvl>
+  </w:abstractNum>
+  <w:abstractNum w:abstractNumId="4" w15:restartNumberingAfterBreak="0">
     <w:nsid w:val="52EB41F7"/>
     <w:multiLevelType w:val="multilevel"/>
     <w:tmpl w:val="925421E4"/>
@@ -3445,6 +4437,9 @@
     <w:abstractNumId w:val="0"/>
   </w:num>
   <w:num w:numId="4">
+    <w:abstractNumId w:val="4"/>
+  </w:num>
+  <w:num w:numId="5">
     <w:abstractNumId w:val="3"/>
   </w:num>
 </w:numbering>

--- a/ЭОИТП.docx
+++ b/ЭОИТП.docx
@@ -291,31 +291,7 @@
                 <w:lang w:eastAsia="ru-RU"/>
                 <w14:ligatures w14:val="none"/>
               </w:rPr>
-              <w:t xml:space="preserve">Г.С. </w:t>
-            </w:r>
-            <w:proofErr w:type="spellStart"/>
-            <w:r>
-              <w:rPr>
-                <w:rFonts w:ascii="Times New Roman" w:eastAsia="Times New Roman" w:hAnsi="Times New Roman" w:cs="Times New Roman"/>
-                <w:kern w:val="0"/>
-                <w:sz w:val="24"/>
-                <w:szCs w:val="24"/>
-                <w:lang w:eastAsia="ru-RU"/>
-                <w14:ligatures w14:val="none"/>
-              </w:rPr>
-              <w:t>Армашова</w:t>
-            </w:r>
-            <w:proofErr w:type="spellEnd"/>
-            <w:r>
-              <w:rPr>
-                <w:rFonts w:ascii="Times New Roman" w:eastAsia="Times New Roman" w:hAnsi="Times New Roman" w:cs="Times New Roman"/>
-                <w:kern w:val="0"/>
-                <w:sz w:val="24"/>
-                <w:szCs w:val="24"/>
-                <w:lang w:eastAsia="ru-RU"/>
-                <w14:ligatures w14:val="none"/>
-              </w:rPr>
-              <w:t>-Тельник</w:t>
+              <w:t>Г.С. Армашова-Тельник</w:t>
             </w:r>
           </w:p>
         </w:tc>
@@ -1088,21 +1064,8 @@
                 <w:lang w:eastAsia="ru-RU"/>
                 <w14:ligatures w14:val="none"/>
               </w:rPr>
-              <w:t xml:space="preserve">А. Э. </w:t>
+              <w:t>А. Э. Морохия</w:t>
             </w:r>
-            <w:proofErr w:type="spellStart"/>
-            <w:r>
-              <w:rPr>
-                <w:rFonts w:ascii="Times New Roman" w:eastAsia="Times New Roman" w:hAnsi="Times New Roman" w:cs="Times New Roman"/>
-                <w:kern w:val="0"/>
-                <w:sz w:val="24"/>
-                <w:szCs w:val="24"/>
-                <w:lang w:eastAsia="ru-RU"/>
-                <w14:ligatures w14:val="none"/>
-              </w:rPr>
-              <w:t>Морохия</w:t>
-            </w:r>
-            <w:proofErr w:type="spellEnd"/>
             <w:r>
               <w:rPr>
                 <w:rFonts w:ascii="Times New Roman" w:eastAsia="Times New Roman" w:hAnsi="Times New Roman" w:cs="Times New Roman"/>
@@ -1176,7 +1139,6 @@
               </w:rPr>
               <w:t xml:space="preserve">. </w:t>
             </w:r>
-            <w:proofErr w:type="spellStart"/>
             <w:r>
               <w:rPr>
                 <w:rFonts w:ascii="Times New Roman" w:eastAsia="Times New Roman" w:hAnsi="Times New Roman" w:cs="Times New Roman"/>
@@ -1188,7 +1150,6 @@
               </w:rPr>
               <w:t>Халикова</w:t>
             </w:r>
-            <w:proofErr w:type="spellEnd"/>
           </w:p>
         </w:tc>
       </w:tr>
@@ -1968,27 +1929,7 @@
           <w:bCs w:val="0"/>
           <w:color w:val="0D0D0D"/>
         </w:rPr>
-        <w:t xml:space="preserve">Common </w:t>
-      </w:r>
-      <w:proofErr w:type="spellStart"/>
-      <w:r>
-        <w:rPr>
-          <w:rStyle w:val="af"/>
-          <w:b w:val="0"/>
-          <w:bCs w:val="0"/>
-          <w:color w:val="0D0D0D"/>
-        </w:rPr>
-        <w:t>Sense</w:t>
-      </w:r>
-      <w:proofErr w:type="spellEnd"/>
-      <w:r>
-        <w:rPr>
-          <w:rStyle w:val="af"/>
-          <w:b w:val="0"/>
-          <w:bCs w:val="0"/>
-          <w:color w:val="0D0D0D"/>
-        </w:rPr>
-        <w:t xml:space="preserve"> Media (2023)</w:t>
+        <w:t>Common Sense Media (2023)</w:t>
       </w:r>
       <w:r>
         <w:rPr>
@@ -2061,21 +2002,7 @@
         <w:rPr>
           <w:color w:val="0D0D0D"/>
         </w:rPr>
-        <w:t xml:space="preserve">Развитие цифровых образовательных решений подтверждается ростом рынка </w:t>
-      </w:r>
-      <w:proofErr w:type="spellStart"/>
-      <w:r>
-        <w:rPr>
-          <w:color w:val="0D0D0D"/>
-        </w:rPr>
-        <w:t>EdTech</w:t>
-      </w:r>
-      <w:proofErr w:type="spellEnd"/>
-      <w:r>
-        <w:rPr>
-          <w:color w:val="0D0D0D"/>
-        </w:rPr>
-        <w:t>.</w:t>
+        <w:t>Развитие цифровых образовательных решений подтверждается ростом рынка EdTech.</w:t>
       </w:r>
     </w:p>
     <w:p>
@@ -2343,6 +2270,6453 @@
       </w:pPr>
       <w:r>
         <w:rPr>
+          <w:noProof/>
+          <w:color w:val="0D0D0D"/>
+          <w14:ligatures w14:val="standardContextual"/>
+        </w:rPr>
+        <mc:AlternateContent>
+          <mc:Choice Requires="wpg">
+            <w:drawing>
+              <wp:anchor distT="0" distB="0" distL="114300" distR="114300" simplePos="0" relativeHeight="251811840" behindDoc="0" locked="0" layoutInCell="1" allowOverlap="1" wp14:anchorId="4AFA74D3" wp14:editId="3B826D32">
+                <wp:simplePos x="0" y="0"/>
+                <wp:positionH relativeFrom="margin">
+                  <wp:align>center</wp:align>
+                </wp:positionH>
+                <wp:positionV relativeFrom="paragraph">
+                  <wp:posOffset>274320</wp:posOffset>
+                </wp:positionV>
+                <wp:extent cx="6731000" cy="6642100"/>
+                <wp:effectExtent l="0" t="0" r="12700" b="25400"/>
+                <wp:wrapSquare wrapText="bothSides"/>
+                <wp:docPr id="195" name="Группа 195"/>
+                <wp:cNvGraphicFramePr/>
+                <a:graphic xmlns:a="http://schemas.openxmlformats.org/drawingml/2006/main">
+                  <a:graphicData uri="http://schemas.microsoft.com/office/word/2010/wordprocessingGroup">
+                    <wpg:wgp>
+                      <wpg:cNvGrpSpPr/>
+                      <wpg:grpSpPr>
+                        <a:xfrm>
+                          <a:off x="0" y="0"/>
+                          <a:ext cx="6731000" cy="6642100"/>
+                          <a:chOff x="0" y="0"/>
+                          <a:chExt cx="6731000" cy="6642100"/>
+                        </a:xfrm>
+                      </wpg:grpSpPr>
+                      <wps:wsp>
+                        <wps:cNvPr id="3" name="Прямоугольник 3"/>
+                        <wps:cNvSpPr/>
+                        <wps:spPr>
+                          <a:xfrm>
+                            <a:off x="2667000" y="2730500"/>
+                            <a:ext cx="1282535" cy="463137"/>
+                          </a:xfrm>
+                          <a:prstGeom prst="rect">
+                            <a:avLst/>
+                          </a:prstGeom>
+                        </wps:spPr>
+                        <wps:style>
+                          <a:lnRef idx="2">
+                            <a:schemeClr val="accent1">
+                              <a:shade val="50000"/>
+                            </a:schemeClr>
+                          </a:lnRef>
+                          <a:fillRef idx="1">
+                            <a:schemeClr val="accent1"/>
+                          </a:fillRef>
+                          <a:effectRef idx="0">
+                            <a:schemeClr val="accent1"/>
+                          </a:effectRef>
+                          <a:fontRef idx="minor">
+                            <a:schemeClr val="lt1"/>
+                          </a:fontRef>
+                        </wps:style>
+                        <wps:txbx>
+                          <w:txbxContent>
+                            <w:p>
+                              <w:pPr>
+                                <w:jc w:val="center"/>
+                                <w:rPr>
+                                  <w:sz w:val="8"/>
+                                  <w:szCs w:val="8"/>
+                                </w:rPr>
+                              </w:pPr>
+                              <w:r>
+                                <w:rPr>
+                                  <w:sz w:val="12"/>
+                                  <w:szCs w:val="12"/>
+                                </w:rPr>
+                                <w:t>Мобильное приложение для обмена учебными материалами между студентами</w:t>
+                              </w:r>
+                            </w:p>
+                          </w:txbxContent>
+                        </wps:txbx>
+                        <wps:bodyPr rot="0" spcFirstLastPara="0" vertOverflow="overflow" horzOverflow="overflow" vert="horz" wrap="square" lIns="91440" tIns="45720" rIns="91440" bIns="45720" numCol="1" spcCol="0" rtlCol="0" fromWordArt="0" anchor="ctr" anchorCtr="0" forceAA="0" compatLnSpc="1">
+                          <a:prstTxWarp prst="textNoShape">
+                            <a:avLst/>
+                          </a:prstTxWarp>
+                          <a:noAutofit/>
+                        </wps:bodyPr>
+                      </wps:wsp>
+                      <wps:wsp>
+                        <wps:cNvPr id="11" name="Прямоугольник 11"/>
+                        <wps:cNvSpPr/>
+                        <wps:spPr>
+                          <a:xfrm>
+                            <a:off x="1377950" y="565150"/>
+                            <a:ext cx="977900" cy="353060"/>
+                          </a:xfrm>
+                          <a:prstGeom prst="rect">
+                            <a:avLst/>
+                          </a:prstGeom>
+                          <a:solidFill>
+                            <a:schemeClr val="bg1"/>
+                          </a:solidFill>
+                          <a:ln>
+                            <a:solidFill>
+                              <a:schemeClr val="accent1"/>
+                            </a:solidFill>
+                          </a:ln>
+                        </wps:spPr>
+                        <wps:style>
+                          <a:lnRef idx="2">
+                            <a:schemeClr val="accent1">
+                              <a:shade val="50000"/>
+                            </a:schemeClr>
+                          </a:lnRef>
+                          <a:fillRef idx="1">
+                            <a:schemeClr val="accent1"/>
+                          </a:fillRef>
+                          <a:effectRef idx="0">
+                            <a:schemeClr val="accent1"/>
+                          </a:effectRef>
+                          <a:fontRef idx="minor">
+                            <a:schemeClr val="lt1"/>
+                          </a:fontRef>
+                        </wps:style>
+                        <wps:txbx>
+                          <w:txbxContent>
+                            <w:p>
+                              <w:pPr>
+                                <w:jc w:val="center"/>
+                                <w:rPr>
+                                  <w:color w:val="000000" w:themeColor="text1"/>
+                                  <w:sz w:val="8"/>
+                                  <w:szCs w:val="8"/>
+                                </w:rPr>
+                              </w:pPr>
+                              <w:r>
+                                <w:rPr>
+                                  <w:color w:val="000000" w:themeColor="text1"/>
+                                  <w:sz w:val="12"/>
+                                  <w:szCs w:val="12"/>
+                                </w:rPr>
+                                <w:t>Целевая аудитория</w:t>
+                              </w:r>
+                            </w:p>
+                          </w:txbxContent>
+                        </wps:txbx>
+                        <wps:bodyPr rot="0" spcFirstLastPara="0" vertOverflow="overflow" horzOverflow="overflow" vert="horz" wrap="square" lIns="91440" tIns="45720" rIns="91440" bIns="45720" numCol="1" spcCol="0" rtlCol="0" fromWordArt="0" anchor="ctr" anchorCtr="0" forceAA="0" compatLnSpc="1">
+                          <a:prstTxWarp prst="textNoShape">
+                            <a:avLst/>
+                          </a:prstTxWarp>
+                          <a:noAutofit/>
+                        </wps:bodyPr>
+                      </wps:wsp>
+                      <wps:wsp>
+                        <wps:cNvPr id="15" name="Прямоугольник 15"/>
+                        <wps:cNvSpPr/>
+                        <wps:spPr>
+                          <a:xfrm>
+                            <a:off x="1377950" y="1676400"/>
+                            <a:ext cx="977900" cy="353060"/>
+                          </a:xfrm>
+                          <a:prstGeom prst="rect">
+                            <a:avLst/>
+                          </a:prstGeom>
+                          <a:solidFill>
+                            <a:schemeClr val="bg1"/>
+                          </a:solidFill>
+                          <a:ln>
+                            <a:solidFill>
+                              <a:schemeClr val="accent1"/>
+                            </a:solidFill>
+                          </a:ln>
+                        </wps:spPr>
+                        <wps:style>
+                          <a:lnRef idx="2">
+                            <a:schemeClr val="accent1">
+                              <a:shade val="50000"/>
+                            </a:schemeClr>
+                          </a:lnRef>
+                          <a:fillRef idx="1">
+                            <a:schemeClr val="accent1"/>
+                          </a:fillRef>
+                          <a:effectRef idx="0">
+                            <a:schemeClr val="accent1"/>
+                          </a:effectRef>
+                          <a:fontRef idx="minor">
+                            <a:schemeClr val="lt1"/>
+                          </a:fontRef>
+                        </wps:style>
+                        <wps:txbx>
+                          <w:txbxContent>
+                            <w:p>
+                              <w:pPr>
+                                <w:jc w:val="center"/>
+                                <w:rPr>
+                                  <w:color w:val="000000" w:themeColor="text1"/>
+                                  <w:sz w:val="8"/>
+                                  <w:szCs w:val="8"/>
+                                </w:rPr>
+                              </w:pPr>
+                              <w:r>
+                                <w:rPr>
+                                  <w:color w:val="000000" w:themeColor="text1"/>
+                                  <w:sz w:val="12"/>
+                                  <w:szCs w:val="12"/>
+                                </w:rPr>
+                                <w:t>Проблемы пользователей</w:t>
+                              </w:r>
+                            </w:p>
+                          </w:txbxContent>
+                        </wps:txbx>
+                        <wps:bodyPr rot="0" spcFirstLastPara="0" vertOverflow="overflow" horzOverflow="overflow" vert="horz" wrap="square" lIns="91440" tIns="45720" rIns="91440" bIns="45720" numCol="1" spcCol="0" rtlCol="0" fromWordArt="0" anchor="ctr" anchorCtr="0" forceAA="0" compatLnSpc="1">
+                          <a:prstTxWarp prst="textNoShape">
+                            <a:avLst/>
+                          </a:prstTxWarp>
+                          <a:noAutofit/>
+                        </wps:bodyPr>
+                      </wps:wsp>
+                      <wps:wsp>
+                        <wps:cNvPr id="28" name="Прямоугольник 28"/>
+                        <wps:cNvSpPr/>
+                        <wps:spPr>
+                          <a:xfrm>
+                            <a:off x="1377950" y="4286250"/>
+                            <a:ext cx="977900" cy="353060"/>
+                          </a:xfrm>
+                          <a:prstGeom prst="rect">
+                            <a:avLst/>
+                          </a:prstGeom>
+                          <a:solidFill>
+                            <a:schemeClr val="bg1"/>
+                          </a:solidFill>
+                          <a:ln>
+                            <a:solidFill>
+                              <a:schemeClr val="accent1"/>
+                            </a:solidFill>
+                          </a:ln>
+                        </wps:spPr>
+                        <wps:style>
+                          <a:lnRef idx="2">
+                            <a:schemeClr val="accent1">
+                              <a:shade val="50000"/>
+                            </a:schemeClr>
+                          </a:lnRef>
+                          <a:fillRef idx="1">
+                            <a:schemeClr val="accent1"/>
+                          </a:fillRef>
+                          <a:effectRef idx="0">
+                            <a:schemeClr val="accent1"/>
+                          </a:effectRef>
+                          <a:fontRef idx="minor">
+                            <a:schemeClr val="lt1"/>
+                          </a:fontRef>
+                        </wps:style>
+                        <wps:txbx>
+                          <w:txbxContent>
+                            <w:p>
+                              <w:pPr>
+                                <w:jc w:val="center"/>
+                                <w:rPr>
+                                  <w:color w:val="000000" w:themeColor="text1"/>
+                                  <w:sz w:val="8"/>
+                                  <w:szCs w:val="8"/>
+                                </w:rPr>
+                              </w:pPr>
+                              <w:r>
+                                <w:rPr>
+                                  <w:color w:val="000000" w:themeColor="text1"/>
+                                  <w:sz w:val="12"/>
+                                  <w:szCs w:val="12"/>
+                                </w:rPr>
+                                <w:t>Ценность проекта</w:t>
+                              </w:r>
+                            </w:p>
+                          </w:txbxContent>
+                        </wps:txbx>
+                        <wps:bodyPr rot="0" spcFirstLastPara="0" vertOverflow="overflow" horzOverflow="overflow" vert="horz" wrap="square" lIns="91440" tIns="45720" rIns="91440" bIns="45720" numCol="1" spcCol="0" rtlCol="0" fromWordArt="0" anchor="ctr" anchorCtr="0" forceAA="0" compatLnSpc="1">
+                          <a:prstTxWarp prst="textNoShape">
+                            <a:avLst/>
+                          </a:prstTxWarp>
+                          <a:noAutofit/>
+                        </wps:bodyPr>
+                      </wps:wsp>
+                      <wps:wsp>
+                        <wps:cNvPr id="29" name="Прямоугольник 29"/>
+                        <wps:cNvSpPr/>
+                        <wps:spPr>
+                          <a:xfrm>
+                            <a:off x="2819400" y="4889500"/>
+                            <a:ext cx="977900" cy="353060"/>
+                          </a:xfrm>
+                          <a:prstGeom prst="rect">
+                            <a:avLst/>
+                          </a:prstGeom>
+                          <a:solidFill>
+                            <a:schemeClr val="bg1"/>
+                          </a:solidFill>
+                          <a:ln>
+                            <a:solidFill>
+                              <a:schemeClr val="accent1"/>
+                            </a:solidFill>
+                          </a:ln>
+                        </wps:spPr>
+                        <wps:style>
+                          <a:lnRef idx="2">
+                            <a:schemeClr val="accent1">
+                              <a:shade val="50000"/>
+                            </a:schemeClr>
+                          </a:lnRef>
+                          <a:fillRef idx="1">
+                            <a:schemeClr val="accent1"/>
+                          </a:fillRef>
+                          <a:effectRef idx="0">
+                            <a:schemeClr val="accent1"/>
+                          </a:effectRef>
+                          <a:fontRef idx="minor">
+                            <a:schemeClr val="lt1"/>
+                          </a:fontRef>
+                        </wps:style>
+                        <wps:txbx>
+                          <w:txbxContent>
+                            <w:p>
+                              <w:pPr>
+                                <w:jc w:val="center"/>
+                                <w:rPr>
+                                  <w:color w:val="000000" w:themeColor="text1"/>
+                                  <w:sz w:val="8"/>
+                                  <w:szCs w:val="8"/>
+                                </w:rPr>
+                              </w:pPr>
+                              <w:r>
+                                <w:rPr>
+                                  <w:color w:val="000000" w:themeColor="text1"/>
+                                  <w:sz w:val="12"/>
+                                  <w:szCs w:val="12"/>
+                                </w:rPr>
+                                <w:t>Основной функционал приложения</w:t>
+                              </w:r>
+                            </w:p>
+                          </w:txbxContent>
+                        </wps:txbx>
+                        <wps:bodyPr rot="0" spcFirstLastPara="0" vertOverflow="overflow" horzOverflow="overflow" vert="horz" wrap="square" lIns="91440" tIns="45720" rIns="91440" bIns="45720" numCol="1" spcCol="0" rtlCol="0" fromWordArt="0" anchor="ctr" anchorCtr="0" forceAA="0" compatLnSpc="1">
+                          <a:prstTxWarp prst="textNoShape">
+                            <a:avLst/>
+                          </a:prstTxWarp>
+                          <a:noAutofit/>
+                        </wps:bodyPr>
+                      </wps:wsp>
+                      <wps:wsp>
+                        <wps:cNvPr id="37" name="Прямоугольник 37"/>
+                        <wps:cNvSpPr/>
+                        <wps:spPr>
+                          <a:xfrm>
+                            <a:off x="4197350" y="565150"/>
+                            <a:ext cx="977900" cy="353060"/>
+                          </a:xfrm>
+                          <a:prstGeom prst="rect">
+                            <a:avLst/>
+                          </a:prstGeom>
+                          <a:solidFill>
+                            <a:schemeClr val="bg1"/>
+                          </a:solidFill>
+                          <a:ln>
+                            <a:solidFill>
+                              <a:schemeClr val="accent1"/>
+                            </a:solidFill>
+                          </a:ln>
+                        </wps:spPr>
+                        <wps:style>
+                          <a:lnRef idx="2">
+                            <a:schemeClr val="accent1">
+                              <a:shade val="50000"/>
+                            </a:schemeClr>
+                          </a:lnRef>
+                          <a:fillRef idx="1">
+                            <a:schemeClr val="accent1"/>
+                          </a:fillRef>
+                          <a:effectRef idx="0">
+                            <a:schemeClr val="accent1"/>
+                          </a:effectRef>
+                          <a:fontRef idx="minor">
+                            <a:schemeClr val="lt1"/>
+                          </a:fontRef>
+                        </wps:style>
+                        <wps:txbx>
+                          <w:txbxContent>
+                            <w:p>
+                              <w:pPr>
+                                <w:jc w:val="center"/>
+                                <w:rPr>
+                                  <w:color w:val="000000" w:themeColor="text1"/>
+                                  <w:sz w:val="8"/>
+                                  <w:szCs w:val="8"/>
+                                </w:rPr>
+                              </w:pPr>
+                              <w:r>
+                                <w:rPr>
+                                  <w:color w:val="000000" w:themeColor="text1"/>
+                                  <w:sz w:val="12"/>
+                                  <w:szCs w:val="12"/>
+                                </w:rPr>
+                                <w:t>Доп. функционал</w:t>
+                              </w:r>
+                            </w:p>
+                          </w:txbxContent>
+                        </wps:txbx>
+                        <wps:bodyPr rot="0" spcFirstLastPara="0" vertOverflow="overflow" horzOverflow="overflow" vert="horz" wrap="square" lIns="91440" tIns="45720" rIns="91440" bIns="45720" numCol="1" spcCol="0" rtlCol="0" fromWordArt="0" anchor="ctr" anchorCtr="0" forceAA="0" compatLnSpc="1">
+                          <a:prstTxWarp prst="textNoShape">
+                            <a:avLst/>
+                          </a:prstTxWarp>
+                          <a:noAutofit/>
+                        </wps:bodyPr>
+                      </wps:wsp>
+                      <wps:wsp>
+                        <wps:cNvPr id="38" name="Прямоугольник 38"/>
+                        <wps:cNvSpPr/>
+                        <wps:spPr>
+                          <a:xfrm>
+                            <a:off x="4197350" y="1822450"/>
+                            <a:ext cx="977900" cy="353060"/>
+                          </a:xfrm>
+                          <a:prstGeom prst="rect">
+                            <a:avLst/>
+                          </a:prstGeom>
+                          <a:solidFill>
+                            <a:schemeClr val="bg1"/>
+                          </a:solidFill>
+                          <a:ln>
+                            <a:solidFill>
+                              <a:schemeClr val="accent1"/>
+                            </a:solidFill>
+                          </a:ln>
+                        </wps:spPr>
+                        <wps:style>
+                          <a:lnRef idx="2">
+                            <a:schemeClr val="accent1">
+                              <a:shade val="50000"/>
+                            </a:schemeClr>
+                          </a:lnRef>
+                          <a:fillRef idx="1">
+                            <a:schemeClr val="accent1"/>
+                          </a:fillRef>
+                          <a:effectRef idx="0">
+                            <a:schemeClr val="accent1"/>
+                          </a:effectRef>
+                          <a:fontRef idx="minor">
+                            <a:schemeClr val="lt1"/>
+                          </a:fontRef>
+                        </wps:style>
+                        <wps:txbx>
+                          <w:txbxContent>
+                            <w:p>
+                              <w:pPr>
+                                <w:jc w:val="center"/>
+                                <w:rPr>
+                                  <w:color w:val="000000" w:themeColor="text1"/>
+                                  <w:sz w:val="8"/>
+                                  <w:szCs w:val="8"/>
+                                </w:rPr>
+                              </w:pPr>
+                              <w:r>
+                                <w:rPr>
+                                  <w:color w:val="000000" w:themeColor="text1"/>
+                                  <w:sz w:val="12"/>
+                                  <w:szCs w:val="12"/>
+                                </w:rPr>
+                                <w:t>Контент</w:t>
+                              </w:r>
+                            </w:p>
+                          </w:txbxContent>
+                        </wps:txbx>
+                        <wps:bodyPr rot="0" spcFirstLastPara="0" vertOverflow="overflow" horzOverflow="overflow" vert="horz" wrap="square" lIns="91440" tIns="45720" rIns="91440" bIns="45720" numCol="1" spcCol="0" rtlCol="0" fromWordArt="0" anchor="ctr" anchorCtr="0" forceAA="0" compatLnSpc="1">
+                          <a:prstTxWarp prst="textNoShape">
+                            <a:avLst/>
+                          </a:prstTxWarp>
+                          <a:noAutofit/>
+                        </wps:bodyPr>
+                      </wps:wsp>
+                      <wps:wsp>
+                        <wps:cNvPr id="40" name="Прямоугольник 40"/>
+                        <wps:cNvSpPr/>
+                        <wps:spPr>
+                          <a:xfrm>
+                            <a:off x="4191000" y="2895600"/>
+                            <a:ext cx="977900" cy="353060"/>
+                          </a:xfrm>
+                          <a:prstGeom prst="rect">
+                            <a:avLst/>
+                          </a:prstGeom>
+                          <a:solidFill>
+                            <a:schemeClr val="bg1"/>
+                          </a:solidFill>
+                          <a:ln>
+                            <a:solidFill>
+                              <a:schemeClr val="accent1"/>
+                            </a:solidFill>
+                          </a:ln>
+                        </wps:spPr>
+                        <wps:style>
+                          <a:lnRef idx="2">
+                            <a:schemeClr val="accent1">
+                              <a:shade val="50000"/>
+                            </a:schemeClr>
+                          </a:lnRef>
+                          <a:fillRef idx="1">
+                            <a:schemeClr val="accent1"/>
+                          </a:fillRef>
+                          <a:effectRef idx="0">
+                            <a:schemeClr val="accent1"/>
+                          </a:effectRef>
+                          <a:fontRef idx="minor">
+                            <a:schemeClr val="lt1"/>
+                          </a:fontRef>
+                        </wps:style>
+                        <wps:txbx>
+                          <w:txbxContent>
+                            <w:p>
+                              <w:pPr>
+                                <w:jc w:val="center"/>
+                                <w:rPr>
+                                  <w:color w:val="000000" w:themeColor="text1"/>
+                                  <w:sz w:val="8"/>
+                                  <w:szCs w:val="8"/>
+                                </w:rPr>
+                              </w:pPr>
+                              <w:r>
+                                <w:rPr>
+                                  <w:color w:val="000000" w:themeColor="text1"/>
+                                  <w:sz w:val="12"/>
+                                  <w:szCs w:val="12"/>
+                                </w:rPr>
+                                <w:t>Требования к качеству и удобству</w:t>
+                              </w:r>
+                            </w:p>
+                          </w:txbxContent>
+                        </wps:txbx>
+                        <wps:bodyPr rot="0" spcFirstLastPara="0" vertOverflow="overflow" horzOverflow="overflow" vert="horz" wrap="square" lIns="91440" tIns="45720" rIns="91440" bIns="45720" numCol="1" spcCol="0" rtlCol="0" fromWordArt="0" anchor="ctr" anchorCtr="0" forceAA="0" compatLnSpc="1">
+                          <a:prstTxWarp prst="textNoShape">
+                            <a:avLst/>
+                          </a:prstTxWarp>
+                          <a:noAutofit/>
+                        </wps:bodyPr>
+                      </wps:wsp>
+                      <wps:wsp>
+                        <wps:cNvPr id="41" name="Прямоугольник 41"/>
+                        <wps:cNvSpPr/>
+                        <wps:spPr>
+                          <a:xfrm>
+                            <a:off x="1377950" y="2832100"/>
+                            <a:ext cx="977900" cy="353060"/>
+                          </a:xfrm>
+                          <a:prstGeom prst="rect">
+                            <a:avLst/>
+                          </a:prstGeom>
+                          <a:solidFill>
+                            <a:schemeClr val="bg1"/>
+                          </a:solidFill>
+                          <a:ln>
+                            <a:solidFill>
+                              <a:schemeClr val="accent1"/>
+                            </a:solidFill>
+                          </a:ln>
+                        </wps:spPr>
+                        <wps:style>
+                          <a:lnRef idx="2">
+                            <a:schemeClr val="accent1">
+                              <a:shade val="50000"/>
+                            </a:schemeClr>
+                          </a:lnRef>
+                          <a:fillRef idx="1">
+                            <a:schemeClr val="accent1"/>
+                          </a:fillRef>
+                          <a:effectRef idx="0">
+                            <a:schemeClr val="accent1"/>
+                          </a:effectRef>
+                          <a:fontRef idx="minor">
+                            <a:schemeClr val="lt1"/>
+                          </a:fontRef>
+                        </wps:style>
+                        <wps:txbx>
+                          <w:txbxContent>
+                            <w:p>
+                              <w:pPr>
+                                <w:jc w:val="center"/>
+                                <w:rPr>
+                                  <w:color w:val="000000" w:themeColor="text1"/>
+                                  <w:sz w:val="8"/>
+                                  <w:szCs w:val="8"/>
+                                </w:rPr>
+                              </w:pPr>
+                              <w:r>
+                                <w:rPr>
+                                  <w:color w:val="000000" w:themeColor="text1"/>
+                                  <w:sz w:val="12"/>
+                                  <w:szCs w:val="12"/>
+                                </w:rPr>
+                                <w:t>Монетизация</w:t>
+                              </w:r>
+                            </w:p>
+                          </w:txbxContent>
+                        </wps:txbx>
+                        <wps:bodyPr rot="0" spcFirstLastPara="0" vertOverflow="overflow" horzOverflow="overflow" vert="horz" wrap="square" lIns="91440" tIns="45720" rIns="91440" bIns="45720" numCol="1" spcCol="0" rtlCol="0" fromWordArt="0" anchor="ctr" anchorCtr="0" forceAA="0" compatLnSpc="1">
+                          <a:prstTxWarp prst="textNoShape">
+                            <a:avLst/>
+                          </a:prstTxWarp>
+                          <a:noAutofit/>
+                        </wps:bodyPr>
+                      </wps:wsp>
+                      <wps:wsp>
+                        <wps:cNvPr id="46" name="Прямоугольник 46"/>
+                        <wps:cNvSpPr/>
+                        <wps:spPr>
+                          <a:xfrm>
+                            <a:off x="4197350" y="4343400"/>
+                            <a:ext cx="977900" cy="353060"/>
+                          </a:xfrm>
+                          <a:prstGeom prst="rect">
+                            <a:avLst/>
+                          </a:prstGeom>
+                          <a:solidFill>
+                            <a:schemeClr val="bg1"/>
+                          </a:solidFill>
+                          <a:ln>
+                            <a:solidFill>
+                              <a:schemeClr val="accent1"/>
+                            </a:solidFill>
+                          </a:ln>
+                        </wps:spPr>
+                        <wps:style>
+                          <a:lnRef idx="2">
+                            <a:schemeClr val="accent1">
+                              <a:shade val="50000"/>
+                            </a:schemeClr>
+                          </a:lnRef>
+                          <a:fillRef idx="1">
+                            <a:schemeClr val="accent1"/>
+                          </a:fillRef>
+                          <a:effectRef idx="0">
+                            <a:schemeClr val="accent1"/>
+                          </a:effectRef>
+                          <a:fontRef idx="minor">
+                            <a:schemeClr val="lt1"/>
+                          </a:fontRef>
+                        </wps:style>
+                        <wps:txbx>
+                          <w:txbxContent>
+                            <w:p>
+                              <w:pPr>
+                                <w:jc w:val="center"/>
+                                <w:rPr>
+                                  <w:color w:val="000000" w:themeColor="text1"/>
+                                  <w:sz w:val="8"/>
+                                  <w:szCs w:val="8"/>
+                                </w:rPr>
+                              </w:pPr>
+                              <w:r>
+                                <w:rPr>
+                                  <w:color w:val="000000" w:themeColor="text1"/>
+                                  <w:sz w:val="12"/>
+                                  <w:szCs w:val="12"/>
+                                </w:rPr>
+                                <w:t>Результат проекта</w:t>
+                              </w:r>
+                            </w:p>
+                          </w:txbxContent>
+                        </wps:txbx>
+                        <wps:bodyPr rot="0" spcFirstLastPara="0" vertOverflow="overflow" horzOverflow="overflow" vert="horz" wrap="square" lIns="91440" tIns="45720" rIns="91440" bIns="45720" numCol="1" spcCol="0" rtlCol="0" fromWordArt="0" anchor="ctr" anchorCtr="0" forceAA="0" compatLnSpc="1">
+                          <a:prstTxWarp prst="textNoShape">
+                            <a:avLst/>
+                          </a:prstTxWarp>
+                          <a:noAutofit/>
+                        </wps:bodyPr>
+                      </wps:wsp>
+                      <wps:wsp>
+                        <wps:cNvPr id="47" name="Прямоугольник 47"/>
+                        <wps:cNvSpPr/>
+                        <wps:spPr>
+                          <a:xfrm>
+                            <a:off x="0" y="298450"/>
+                            <a:ext cx="1085850" cy="215900"/>
+                          </a:xfrm>
+                          <a:prstGeom prst="rect">
+                            <a:avLst/>
+                          </a:prstGeom>
+                          <a:solidFill>
+                            <a:schemeClr val="bg1"/>
+                          </a:solidFill>
+                          <a:ln>
+                            <a:solidFill>
+                              <a:schemeClr val="accent1"/>
+                            </a:solidFill>
+                          </a:ln>
+                        </wps:spPr>
+                        <wps:style>
+                          <a:lnRef idx="2">
+                            <a:schemeClr val="accent1">
+                              <a:shade val="50000"/>
+                            </a:schemeClr>
+                          </a:lnRef>
+                          <a:fillRef idx="1">
+                            <a:schemeClr val="accent1"/>
+                          </a:fillRef>
+                          <a:effectRef idx="0">
+                            <a:schemeClr val="accent1"/>
+                          </a:effectRef>
+                          <a:fontRef idx="minor">
+                            <a:schemeClr val="lt1"/>
+                          </a:fontRef>
+                        </wps:style>
+                        <wps:txbx>
+                          <w:txbxContent>
+                            <w:p>
+                              <w:pPr>
+                                <w:jc w:val="center"/>
+                                <w:rPr>
+                                  <w:color w:val="000000" w:themeColor="text1"/>
+                                  <w:sz w:val="8"/>
+                                  <w:szCs w:val="8"/>
+                                </w:rPr>
+                              </w:pPr>
+                              <w:r>
+                                <w:rPr>
+                                  <w:color w:val="000000" w:themeColor="text1"/>
+                                  <w:sz w:val="12"/>
+                                  <w:szCs w:val="12"/>
+                                </w:rPr>
+                                <w:t>Студенты вузов (17-25 лет)</w:t>
+                              </w:r>
+                            </w:p>
+                          </w:txbxContent>
+                        </wps:txbx>
+                        <wps:bodyPr rot="0" spcFirstLastPara="0" vertOverflow="overflow" horzOverflow="overflow" vert="horz" wrap="square" lIns="91440" tIns="45720" rIns="91440" bIns="45720" numCol="1" spcCol="0" rtlCol="0" fromWordArt="0" anchor="ctr" anchorCtr="0" forceAA="0" compatLnSpc="1">
+                          <a:prstTxWarp prst="textNoShape">
+                            <a:avLst/>
+                          </a:prstTxWarp>
+                          <a:noAutofit/>
+                        </wps:bodyPr>
+                      </wps:wsp>
+                      <wps:wsp>
+                        <wps:cNvPr id="48" name="Прямоугольник 48"/>
+                        <wps:cNvSpPr/>
+                        <wps:spPr>
+                          <a:xfrm>
+                            <a:off x="0" y="603250"/>
+                            <a:ext cx="1085850" cy="292100"/>
+                          </a:xfrm>
+                          <a:prstGeom prst="rect">
+                            <a:avLst/>
+                          </a:prstGeom>
+                          <a:solidFill>
+                            <a:schemeClr val="bg1"/>
+                          </a:solidFill>
+                          <a:ln>
+                            <a:solidFill>
+                              <a:schemeClr val="accent1"/>
+                            </a:solidFill>
+                          </a:ln>
+                        </wps:spPr>
+                        <wps:style>
+                          <a:lnRef idx="2">
+                            <a:schemeClr val="accent1">
+                              <a:shade val="50000"/>
+                            </a:schemeClr>
+                          </a:lnRef>
+                          <a:fillRef idx="1">
+                            <a:schemeClr val="accent1"/>
+                          </a:fillRef>
+                          <a:effectRef idx="0">
+                            <a:schemeClr val="accent1"/>
+                          </a:effectRef>
+                          <a:fontRef idx="minor">
+                            <a:schemeClr val="lt1"/>
+                          </a:fontRef>
+                        </wps:style>
+                        <wps:txbx>
+                          <w:txbxContent>
+                            <w:p>
+                              <w:pPr>
+                                <w:jc w:val="center"/>
+                                <w:rPr>
+                                  <w:color w:val="000000" w:themeColor="text1"/>
+                                  <w:sz w:val="8"/>
+                                  <w:szCs w:val="8"/>
+                                </w:rPr>
+                              </w:pPr>
+                              <w:r>
+                                <w:rPr>
+                                  <w:color w:val="000000" w:themeColor="text1"/>
+                                  <w:sz w:val="12"/>
+                                  <w:szCs w:val="12"/>
+                                </w:rPr>
+                                <w:t xml:space="preserve">Учебные группы </w:t>
+                              </w:r>
+                              <w:r>
+                                <w:rPr>
+                                  <w:color w:val="000000" w:themeColor="text1"/>
+                                  <w:sz w:val="12"/>
+                                  <w:szCs w:val="12"/>
+                                  <w:lang w:val="en-US"/>
+                                </w:rPr>
+                                <w:t>/</w:t>
+                              </w:r>
+                              <w:r>
+                                <w:rPr>
+                                  <w:color w:val="000000" w:themeColor="text1"/>
+                                  <w:sz w:val="12"/>
+                                  <w:szCs w:val="12"/>
+                                </w:rPr>
+                                <w:t xml:space="preserve"> потоки</w:t>
+                              </w:r>
+                              <w:r>
+                                <w:rPr>
+                                  <w:color w:val="000000" w:themeColor="text1"/>
+                                  <w:sz w:val="12"/>
+                                  <w:szCs w:val="12"/>
+                                  <w:lang w:val="en-US"/>
+                                </w:rPr>
+                                <w:t xml:space="preserve"> / </w:t>
+                              </w:r>
+                              <w:r>
+                                <w:rPr>
+                                  <w:color w:val="000000" w:themeColor="text1"/>
+                                  <w:sz w:val="12"/>
+                                  <w:szCs w:val="12"/>
+                                </w:rPr>
+                                <w:t>факультеты</w:t>
+                              </w:r>
+                            </w:p>
+                          </w:txbxContent>
+                        </wps:txbx>
+                        <wps:bodyPr rot="0" spcFirstLastPara="0" vertOverflow="overflow" horzOverflow="overflow" vert="horz" wrap="square" lIns="91440" tIns="45720" rIns="91440" bIns="45720" numCol="1" spcCol="0" rtlCol="0" fromWordArt="0" anchor="ctr" anchorCtr="0" forceAA="0" compatLnSpc="1">
+                          <a:prstTxWarp prst="textNoShape">
+                            <a:avLst/>
+                          </a:prstTxWarp>
+                          <a:noAutofit/>
+                        </wps:bodyPr>
+                      </wps:wsp>
+                      <wps:wsp>
+                        <wps:cNvPr id="49" name="Прямоугольник 49"/>
+                        <wps:cNvSpPr/>
+                        <wps:spPr>
+                          <a:xfrm>
+                            <a:off x="0" y="984250"/>
+                            <a:ext cx="1085850" cy="228600"/>
+                          </a:xfrm>
+                          <a:prstGeom prst="rect">
+                            <a:avLst/>
+                          </a:prstGeom>
+                          <a:solidFill>
+                            <a:schemeClr val="bg1"/>
+                          </a:solidFill>
+                          <a:ln>
+                            <a:solidFill>
+                              <a:schemeClr val="accent1"/>
+                            </a:solidFill>
+                          </a:ln>
+                        </wps:spPr>
+                        <wps:style>
+                          <a:lnRef idx="2">
+                            <a:schemeClr val="accent1">
+                              <a:shade val="50000"/>
+                            </a:schemeClr>
+                          </a:lnRef>
+                          <a:fillRef idx="1">
+                            <a:schemeClr val="accent1"/>
+                          </a:fillRef>
+                          <a:effectRef idx="0">
+                            <a:schemeClr val="accent1"/>
+                          </a:effectRef>
+                          <a:fontRef idx="minor">
+                            <a:schemeClr val="lt1"/>
+                          </a:fontRef>
+                        </wps:style>
+                        <wps:txbx>
+                          <w:txbxContent>
+                            <w:p>
+                              <w:pPr>
+                                <w:jc w:val="center"/>
+                                <w:rPr>
+                                  <w:color w:val="000000" w:themeColor="text1"/>
+                                  <w:sz w:val="8"/>
+                                  <w:szCs w:val="8"/>
+                                </w:rPr>
+                              </w:pPr>
+                              <w:r>
+                                <w:rPr>
+                                  <w:color w:val="000000" w:themeColor="text1"/>
+                                  <w:sz w:val="12"/>
+                                  <w:szCs w:val="12"/>
+                                </w:rPr>
+                                <w:t>Преподаватели</w:t>
+                              </w:r>
+                            </w:p>
+                          </w:txbxContent>
+                        </wps:txbx>
+                        <wps:bodyPr rot="0" spcFirstLastPara="0" vertOverflow="overflow" horzOverflow="overflow" vert="horz" wrap="square" lIns="91440" tIns="45720" rIns="91440" bIns="45720" numCol="1" spcCol="0" rtlCol="0" fromWordArt="0" anchor="ctr" anchorCtr="0" forceAA="0" compatLnSpc="1">
+                          <a:prstTxWarp prst="textNoShape">
+                            <a:avLst/>
+                          </a:prstTxWarp>
+                          <a:noAutofit/>
+                        </wps:bodyPr>
+                      </wps:wsp>
+                      <wps:wsp>
+                        <wps:cNvPr id="59" name="Прямоугольник 59"/>
+                        <wps:cNvSpPr/>
+                        <wps:spPr>
+                          <a:xfrm>
+                            <a:off x="0" y="1301750"/>
+                            <a:ext cx="1085850" cy="298450"/>
+                          </a:xfrm>
+                          <a:prstGeom prst="rect">
+                            <a:avLst/>
+                          </a:prstGeom>
+                          <a:solidFill>
+                            <a:schemeClr val="bg1"/>
+                          </a:solidFill>
+                          <a:ln>
+                            <a:solidFill>
+                              <a:schemeClr val="accent1"/>
+                            </a:solidFill>
+                          </a:ln>
+                        </wps:spPr>
+                        <wps:style>
+                          <a:lnRef idx="2">
+                            <a:schemeClr val="accent1">
+                              <a:shade val="50000"/>
+                            </a:schemeClr>
+                          </a:lnRef>
+                          <a:fillRef idx="1">
+                            <a:schemeClr val="accent1"/>
+                          </a:fillRef>
+                          <a:effectRef idx="0">
+                            <a:schemeClr val="accent1"/>
+                          </a:effectRef>
+                          <a:fontRef idx="minor">
+                            <a:schemeClr val="lt1"/>
+                          </a:fontRef>
+                        </wps:style>
+                        <wps:txbx>
+                          <w:txbxContent>
+                            <w:p>
+                              <w:pPr>
+                                <w:jc w:val="center"/>
+                                <w:rPr>
+                                  <w:color w:val="000000" w:themeColor="text1"/>
+                                  <w:sz w:val="8"/>
+                                  <w:szCs w:val="8"/>
+                                </w:rPr>
+                              </w:pPr>
+                              <w:r>
+                                <w:rPr>
+                                  <w:color w:val="000000" w:themeColor="text1"/>
+                                  <w:sz w:val="12"/>
+                                  <w:szCs w:val="12"/>
+                                </w:rPr>
+                                <w:t>Файлы теряются в мессенджерах</w:t>
+                              </w:r>
+                            </w:p>
+                          </w:txbxContent>
+                        </wps:txbx>
+                        <wps:bodyPr rot="0" spcFirstLastPara="0" vertOverflow="overflow" horzOverflow="overflow" vert="horz" wrap="square" lIns="91440" tIns="45720" rIns="91440" bIns="45720" numCol="1" spcCol="0" rtlCol="0" fromWordArt="0" anchor="ctr" anchorCtr="0" forceAA="0" compatLnSpc="1">
+                          <a:prstTxWarp prst="textNoShape">
+                            <a:avLst/>
+                          </a:prstTxWarp>
+                          <a:noAutofit/>
+                        </wps:bodyPr>
+                      </wps:wsp>
+                      <wps:wsp>
+                        <wps:cNvPr id="60" name="Прямоугольник 60"/>
+                        <wps:cNvSpPr/>
+                        <wps:spPr>
+                          <a:xfrm>
+                            <a:off x="0" y="1689100"/>
+                            <a:ext cx="1085850" cy="298450"/>
+                          </a:xfrm>
+                          <a:prstGeom prst="rect">
+                            <a:avLst/>
+                          </a:prstGeom>
+                          <a:solidFill>
+                            <a:schemeClr val="bg1"/>
+                          </a:solidFill>
+                          <a:ln>
+                            <a:solidFill>
+                              <a:schemeClr val="accent1"/>
+                            </a:solidFill>
+                          </a:ln>
+                        </wps:spPr>
+                        <wps:style>
+                          <a:lnRef idx="2">
+                            <a:schemeClr val="accent1">
+                              <a:shade val="50000"/>
+                            </a:schemeClr>
+                          </a:lnRef>
+                          <a:fillRef idx="1">
+                            <a:schemeClr val="accent1"/>
+                          </a:fillRef>
+                          <a:effectRef idx="0">
+                            <a:schemeClr val="accent1"/>
+                          </a:effectRef>
+                          <a:fontRef idx="minor">
+                            <a:schemeClr val="lt1"/>
+                          </a:fontRef>
+                        </wps:style>
+                        <wps:txbx>
+                          <w:txbxContent>
+                            <w:p>
+                              <w:pPr>
+                                <w:jc w:val="center"/>
+                                <w:rPr>
+                                  <w:color w:val="000000" w:themeColor="text1"/>
+                                  <w:sz w:val="8"/>
+                                  <w:szCs w:val="8"/>
+                                </w:rPr>
+                              </w:pPr>
+                              <w:r>
+                                <w:rPr>
+                                  <w:color w:val="000000" w:themeColor="text1"/>
+                                  <w:sz w:val="12"/>
+                                  <w:szCs w:val="12"/>
+                                </w:rPr>
+                                <w:t>Нет единой структуры хранения</w:t>
+                              </w:r>
+                            </w:p>
+                          </w:txbxContent>
+                        </wps:txbx>
+                        <wps:bodyPr rot="0" spcFirstLastPara="0" vertOverflow="overflow" horzOverflow="overflow" vert="horz" wrap="square" lIns="91440" tIns="45720" rIns="91440" bIns="45720" numCol="1" spcCol="0" rtlCol="0" fromWordArt="0" anchor="ctr" anchorCtr="0" forceAA="0" compatLnSpc="1">
+                          <a:prstTxWarp prst="textNoShape">
+                            <a:avLst/>
+                          </a:prstTxWarp>
+                          <a:noAutofit/>
+                        </wps:bodyPr>
+                      </wps:wsp>
+                      <wps:wsp>
+                        <wps:cNvPr id="61" name="Прямоугольник 61"/>
+                        <wps:cNvSpPr/>
+                        <wps:spPr>
+                          <a:xfrm>
+                            <a:off x="0" y="2070100"/>
+                            <a:ext cx="1085850" cy="298450"/>
+                          </a:xfrm>
+                          <a:prstGeom prst="rect">
+                            <a:avLst/>
+                          </a:prstGeom>
+                          <a:solidFill>
+                            <a:schemeClr val="bg1"/>
+                          </a:solidFill>
+                          <a:ln>
+                            <a:solidFill>
+                              <a:schemeClr val="accent1"/>
+                            </a:solidFill>
+                          </a:ln>
+                        </wps:spPr>
+                        <wps:style>
+                          <a:lnRef idx="2">
+                            <a:schemeClr val="accent1">
+                              <a:shade val="50000"/>
+                            </a:schemeClr>
+                          </a:lnRef>
+                          <a:fillRef idx="1">
+                            <a:schemeClr val="accent1"/>
+                          </a:fillRef>
+                          <a:effectRef idx="0">
+                            <a:schemeClr val="accent1"/>
+                          </a:effectRef>
+                          <a:fontRef idx="minor">
+                            <a:schemeClr val="lt1"/>
+                          </a:fontRef>
+                        </wps:style>
+                        <wps:txbx>
+                          <w:txbxContent>
+                            <w:p>
+                              <w:pPr>
+                                <w:jc w:val="center"/>
+                                <w:rPr>
+                                  <w:color w:val="000000" w:themeColor="text1"/>
+                                  <w:sz w:val="8"/>
+                                  <w:szCs w:val="8"/>
+                                </w:rPr>
+                              </w:pPr>
+                              <w:r>
+                                <w:rPr>
+                                  <w:color w:val="000000" w:themeColor="text1"/>
+                                  <w:sz w:val="12"/>
+                                  <w:szCs w:val="12"/>
+                                </w:rPr>
+                                <w:t>Повторные запросы одних и тех же материалов</w:t>
+                              </w:r>
+                            </w:p>
+                          </w:txbxContent>
+                        </wps:txbx>
+                        <wps:bodyPr rot="0" spcFirstLastPara="0" vertOverflow="overflow" horzOverflow="overflow" vert="horz" wrap="square" lIns="91440" tIns="45720" rIns="91440" bIns="45720" numCol="1" spcCol="0" rtlCol="0" fromWordArt="0" anchor="ctr" anchorCtr="0" forceAA="0" compatLnSpc="1">
+                          <a:prstTxWarp prst="textNoShape">
+                            <a:avLst/>
+                          </a:prstTxWarp>
+                          <a:noAutofit/>
+                        </wps:bodyPr>
+                      </wps:wsp>
+                      <wps:wsp>
+                        <wps:cNvPr id="62" name="Прямоугольник 62"/>
+                        <wps:cNvSpPr/>
+                        <wps:spPr>
+                          <a:xfrm>
+                            <a:off x="0" y="3765550"/>
+                            <a:ext cx="1085850" cy="298450"/>
+                          </a:xfrm>
+                          <a:prstGeom prst="rect">
+                            <a:avLst/>
+                          </a:prstGeom>
+                          <a:solidFill>
+                            <a:schemeClr val="bg1"/>
+                          </a:solidFill>
+                          <a:ln>
+                            <a:solidFill>
+                              <a:schemeClr val="accent1"/>
+                            </a:solidFill>
+                          </a:ln>
+                        </wps:spPr>
+                        <wps:style>
+                          <a:lnRef idx="2">
+                            <a:schemeClr val="accent1">
+                              <a:shade val="50000"/>
+                            </a:schemeClr>
+                          </a:lnRef>
+                          <a:fillRef idx="1">
+                            <a:schemeClr val="accent1"/>
+                          </a:fillRef>
+                          <a:effectRef idx="0">
+                            <a:schemeClr val="accent1"/>
+                          </a:effectRef>
+                          <a:fontRef idx="minor">
+                            <a:schemeClr val="lt1"/>
+                          </a:fontRef>
+                        </wps:style>
+                        <wps:txbx>
+                          <w:txbxContent>
+                            <w:p>
+                              <w:pPr>
+                                <w:jc w:val="center"/>
+                                <w:rPr>
+                                  <w:color w:val="000000" w:themeColor="text1"/>
+                                  <w:sz w:val="8"/>
+                                  <w:szCs w:val="8"/>
+                                </w:rPr>
+                              </w:pPr>
+                              <w:r>
+                                <w:rPr>
+                                  <w:color w:val="000000" w:themeColor="text1"/>
+                                  <w:sz w:val="12"/>
+                                  <w:szCs w:val="12"/>
+                                </w:rPr>
+                                <w:t>Быстрый поиск учебных материалов</w:t>
+                              </w:r>
+                            </w:p>
+                          </w:txbxContent>
+                        </wps:txbx>
+                        <wps:bodyPr rot="0" spcFirstLastPara="0" vertOverflow="overflow" horzOverflow="overflow" vert="horz" wrap="square" lIns="91440" tIns="45720" rIns="91440" bIns="45720" numCol="1" spcCol="0" rtlCol="0" fromWordArt="0" anchor="ctr" anchorCtr="0" forceAA="0" compatLnSpc="1">
+                          <a:prstTxWarp prst="textNoShape">
+                            <a:avLst/>
+                          </a:prstTxWarp>
+                          <a:noAutofit/>
+                        </wps:bodyPr>
+                      </wps:wsp>
+                      <wps:wsp>
+                        <wps:cNvPr id="64" name="Прямоугольник 64"/>
+                        <wps:cNvSpPr/>
+                        <wps:spPr>
+                          <a:xfrm>
+                            <a:off x="0" y="4152900"/>
+                            <a:ext cx="1085850" cy="298450"/>
+                          </a:xfrm>
+                          <a:prstGeom prst="rect">
+                            <a:avLst/>
+                          </a:prstGeom>
+                          <a:solidFill>
+                            <a:schemeClr val="bg1"/>
+                          </a:solidFill>
+                          <a:ln>
+                            <a:solidFill>
+                              <a:schemeClr val="accent1"/>
+                            </a:solidFill>
+                          </a:ln>
+                        </wps:spPr>
+                        <wps:style>
+                          <a:lnRef idx="2">
+                            <a:schemeClr val="accent1">
+                              <a:shade val="50000"/>
+                            </a:schemeClr>
+                          </a:lnRef>
+                          <a:fillRef idx="1">
+                            <a:schemeClr val="accent1"/>
+                          </a:fillRef>
+                          <a:effectRef idx="0">
+                            <a:schemeClr val="accent1"/>
+                          </a:effectRef>
+                          <a:fontRef idx="minor">
+                            <a:schemeClr val="lt1"/>
+                          </a:fontRef>
+                        </wps:style>
+                        <wps:txbx>
+                          <w:txbxContent>
+                            <w:p>
+                              <w:pPr>
+                                <w:jc w:val="center"/>
+                                <w:rPr>
+                                  <w:color w:val="000000" w:themeColor="text1"/>
+                                  <w:sz w:val="8"/>
+                                  <w:szCs w:val="8"/>
+                                </w:rPr>
+                              </w:pPr>
+                              <w:r>
+                                <w:rPr>
+                                  <w:color w:val="000000" w:themeColor="text1"/>
+                                  <w:sz w:val="12"/>
+                                  <w:szCs w:val="12"/>
+                                </w:rPr>
+                                <w:t>Удобный обмен файлами между студентами</w:t>
+                              </w:r>
+                            </w:p>
+                          </w:txbxContent>
+                        </wps:txbx>
+                        <wps:bodyPr rot="0" spcFirstLastPara="0" vertOverflow="overflow" horzOverflow="overflow" vert="horz" wrap="square" lIns="91440" tIns="45720" rIns="91440" bIns="45720" numCol="1" spcCol="0" rtlCol="0" fromWordArt="0" anchor="ctr" anchorCtr="0" forceAA="0" compatLnSpc="1">
+                          <a:prstTxWarp prst="textNoShape">
+                            <a:avLst/>
+                          </a:prstTxWarp>
+                          <a:noAutofit/>
+                        </wps:bodyPr>
+                      </wps:wsp>
+                      <wps:wsp>
+                        <wps:cNvPr id="65" name="Прямоугольник 65"/>
+                        <wps:cNvSpPr/>
+                        <wps:spPr>
+                          <a:xfrm>
+                            <a:off x="0" y="4540250"/>
+                            <a:ext cx="1085850" cy="298450"/>
+                          </a:xfrm>
+                          <a:prstGeom prst="rect">
+                            <a:avLst/>
+                          </a:prstGeom>
+                          <a:solidFill>
+                            <a:schemeClr val="bg1"/>
+                          </a:solidFill>
+                          <a:ln>
+                            <a:solidFill>
+                              <a:schemeClr val="accent1"/>
+                            </a:solidFill>
+                          </a:ln>
+                        </wps:spPr>
+                        <wps:style>
+                          <a:lnRef idx="2">
+                            <a:schemeClr val="accent1">
+                              <a:shade val="50000"/>
+                            </a:schemeClr>
+                          </a:lnRef>
+                          <a:fillRef idx="1">
+                            <a:schemeClr val="accent1"/>
+                          </a:fillRef>
+                          <a:effectRef idx="0">
+                            <a:schemeClr val="accent1"/>
+                          </a:effectRef>
+                          <a:fontRef idx="minor">
+                            <a:schemeClr val="lt1"/>
+                          </a:fontRef>
+                        </wps:style>
+                        <wps:txbx>
+                          <w:txbxContent>
+                            <w:p>
+                              <w:pPr>
+                                <w:jc w:val="center"/>
+                                <w:rPr>
+                                  <w:color w:val="000000" w:themeColor="text1"/>
+                                  <w:sz w:val="8"/>
+                                  <w:szCs w:val="8"/>
+                                </w:rPr>
+                              </w:pPr>
+                              <w:r>
+                                <w:rPr>
+                                  <w:color w:val="000000" w:themeColor="text1"/>
+                                  <w:sz w:val="12"/>
+                                  <w:szCs w:val="12"/>
+                                </w:rPr>
+                                <w:t>Централизованное хранилище материалов</w:t>
+                              </w:r>
+                            </w:p>
+                          </w:txbxContent>
+                        </wps:txbx>
+                        <wps:bodyPr rot="0" spcFirstLastPara="0" vertOverflow="overflow" horzOverflow="overflow" vert="horz" wrap="square" lIns="91440" tIns="45720" rIns="91440" bIns="45720" numCol="1" spcCol="0" rtlCol="0" fromWordArt="0" anchor="ctr" anchorCtr="0" forceAA="0" compatLnSpc="1">
+                          <a:prstTxWarp prst="textNoShape">
+                            <a:avLst/>
+                          </a:prstTxWarp>
+                          <a:noAutofit/>
+                        </wps:bodyPr>
+                      </wps:wsp>
+                      <wps:wsp>
+                        <wps:cNvPr id="66" name="Прямоугольник 66"/>
+                        <wps:cNvSpPr/>
+                        <wps:spPr>
+                          <a:xfrm>
+                            <a:off x="0" y="4921250"/>
+                            <a:ext cx="1085850" cy="298450"/>
+                          </a:xfrm>
+                          <a:prstGeom prst="rect">
+                            <a:avLst/>
+                          </a:prstGeom>
+                          <a:solidFill>
+                            <a:schemeClr val="bg1"/>
+                          </a:solidFill>
+                          <a:ln>
+                            <a:solidFill>
+                              <a:schemeClr val="accent1"/>
+                            </a:solidFill>
+                          </a:ln>
+                        </wps:spPr>
+                        <wps:style>
+                          <a:lnRef idx="2">
+                            <a:schemeClr val="accent1">
+                              <a:shade val="50000"/>
+                            </a:schemeClr>
+                          </a:lnRef>
+                          <a:fillRef idx="1">
+                            <a:schemeClr val="accent1"/>
+                          </a:fillRef>
+                          <a:effectRef idx="0">
+                            <a:schemeClr val="accent1"/>
+                          </a:effectRef>
+                          <a:fontRef idx="minor">
+                            <a:schemeClr val="lt1"/>
+                          </a:fontRef>
+                        </wps:style>
+                        <wps:txbx>
+                          <w:txbxContent>
+                            <w:p>
+                              <w:pPr>
+                                <w:jc w:val="center"/>
+                                <w:rPr>
+                                  <w:color w:val="000000" w:themeColor="text1"/>
+                                  <w:sz w:val="8"/>
+                                  <w:szCs w:val="8"/>
+                                </w:rPr>
+                              </w:pPr>
+                              <w:r>
+                                <w:rPr>
+                                  <w:color w:val="000000" w:themeColor="text1"/>
+                                  <w:sz w:val="12"/>
+                                  <w:szCs w:val="12"/>
+                                </w:rPr>
+                                <w:t>Экономия времени при подготовке</w:t>
+                              </w:r>
+                            </w:p>
+                          </w:txbxContent>
+                        </wps:txbx>
+                        <wps:bodyPr rot="0" spcFirstLastPara="0" vertOverflow="overflow" horzOverflow="overflow" vert="horz" wrap="square" lIns="91440" tIns="45720" rIns="91440" bIns="45720" numCol="1" spcCol="0" rtlCol="0" fromWordArt="0" anchor="ctr" anchorCtr="0" forceAA="0" compatLnSpc="1">
+                          <a:prstTxWarp prst="textNoShape">
+                            <a:avLst/>
+                          </a:prstTxWarp>
+                          <a:noAutofit/>
+                        </wps:bodyPr>
+                      </wps:wsp>
+                      <wps:wsp>
+                        <wps:cNvPr id="68" name="Прямоугольник 68"/>
+                        <wps:cNvSpPr/>
+                        <wps:spPr>
+                          <a:xfrm>
+                            <a:off x="2762250" y="5911850"/>
+                            <a:ext cx="1085850" cy="200660"/>
+                          </a:xfrm>
+                          <a:prstGeom prst="rect">
+                            <a:avLst/>
+                          </a:prstGeom>
+                          <a:solidFill>
+                            <a:schemeClr val="bg1"/>
+                          </a:solidFill>
+                          <a:ln>
+                            <a:solidFill>
+                              <a:schemeClr val="accent1"/>
+                            </a:solidFill>
+                          </a:ln>
+                        </wps:spPr>
+                        <wps:style>
+                          <a:lnRef idx="2">
+                            <a:schemeClr val="accent1">
+                              <a:shade val="50000"/>
+                            </a:schemeClr>
+                          </a:lnRef>
+                          <a:fillRef idx="1">
+                            <a:schemeClr val="accent1"/>
+                          </a:fillRef>
+                          <a:effectRef idx="0">
+                            <a:schemeClr val="accent1"/>
+                          </a:effectRef>
+                          <a:fontRef idx="minor">
+                            <a:schemeClr val="lt1"/>
+                          </a:fontRef>
+                        </wps:style>
+                        <wps:txbx>
+                          <w:txbxContent>
+                            <w:p>
+                              <w:pPr>
+                                <w:jc w:val="center"/>
+                                <w:rPr>
+                                  <w:color w:val="000000" w:themeColor="text1"/>
+                                  <w:sz w:val="8"/>
+                                  <w:szCs w:val="8"/>
+                                </w:rPr>
+                              </w:pPr>
+                              <w:r>
+                                <w:rPr>
+                                  <w:color w:val="000000" w:themeColor="text1"/>
+                                  <w:sz w:val="12"/>
+                                  <w:szCs w:val="12"/>
+                                </w:rPr>
+                                <w:t>Категории</w:t>
+                              </w:r>
+                            </w:p>
+                          </w:txbxContent>
+                        </wps:txbx>
+                        <wps:bodyPr rot="0" spcFirstLastPara="0" vertOverflow="overflow" horzOverflow="overflow" vert="horz" wrap="square" lIns="91440" tIns="45720" rIns="91440" bIns="45720" numCol="1" spcCol="0" rtlCol="0" fromWordArt="0" anchor="ctr" anchorCtr="0" forceAA="0" compatLnSpc="1">
+                          <a:prstTxWarp prst="textNoShape">
+                            <a:avLst/>
+                          </a:prstTxWarp>
+                          <a:noAutofit/>
+                        </wps:bodyPr>
+                      </wps:wsp>
+                      <wps:wsp>
+                        <wps:cNvPr id="69" name="Прямоугольник 69"/>
+                        <wps:cNvSpPr/>
+                        <wps:spPr>
+                          <a:xfrm>
+                            <a:off x="3606800" y="5683250"/>
+                            <a:ext cx="1085850" cy="190500"/>
+                          </a:xfrm>
+                          <a:prstGeom prst="rect">
+                            <a:avLst/>
+                          </a:prstGeom>
+                          <a:solidFill>
+                            <a:schemeClr val="bg1"/>
+                          </a:solidFill>
+                          <a:ln>
+                            <a:solidFill>
+                              <a:schemeClr val="accent1"/>
+                            </a:solidFill>
+                          </a:ln>
+                        </wps:spPr>
+                        <wps:style>
+                          <a:lnRef idx="2">
+                            <a:schemeClr val="accent1">
+                              <a:shade val="50000"/>
+                            </a:schemeClr>
+                          </a:lnRef>
+                          <a:fillRef idx="1">
+                            <a:schemeClr val="accent1"/>
+                          </a:fillRef>
+                          <a:effectRef idx="0">
+                            <a:schemeClr val="accent1"/>
+                          </a:effectRef>
+                          <a:fontRef idx="minor">
+                            <a:schemeClr val="lt1"/>
+                          </a:fontRef>
+                        </wps:style>
+                        <wps:txbx>
+                          <w:txbxContent>
+                            <w:p>
+                              <w:pPr>
+                                <w:jc w:val="center"/>
+                                <w:rPr>
+                                  <w:color w:val="000000" w:themeColor="text1"/>
+                                  <w:sz w:val="8"/>
+                                  <w:szCs w:val="8"/>
+                                </w:rPr>
+                              </w:pPr>
+                              <w:r>
+                                <w:rPr>
+                                  <w:color w:val="000000" w:themeColor="text1"/>
+                                  <w:sz w:val="12"/>
+                                  <w:szCs w:val="12"/>
+                                </w:rPr>
+                                <w:t>Поиск и фильтры</w:t>
+                              </w:r>
+                            </w:p>
+                          </w:txbxContent>
+                        </wps:txbx>
+                        <wps:bodyPr rot="0" spcFirstLastPara="0" vertOverflow="overflow" horzOverflow="overflow" vert="horz" wrap="square" lIns="91440" tIns="45720" rIns="91440" bIns="45720" numCol="1" spcCol="0" rtlCol="0" fromWordArt="0" anchor="ctr" anchorCtr="0" forceAA="0" compatLnSpc="1">
+                          <a:prstTxWarp prst="textNoShape">
+                            <a:avLst/>
+                          </a:prstTxWarp>
+                          <a:noAutofit/>
+                        </wps:bodyPr>
+                      </wps:wsp>
+                      <wps:wsp>
+                        <wps:cNvPr id="70" name="Прямоугольник 70"/>
+                        <wps:cNvSpPr/>
+                        <wps:spPr>
+                          <a:xfrm>
+                            <a:off x="4514850" y="5346700"/>
+                            <a:ext cx="1085850" cy="292100"/>
+                          </a:xfrm>
+                          <a:prstGeom prst="rect">
+                            <a:avLst/>
+                          </a:prstGeom>
+                          <a:solidFill>
+                            <a:schemeClr val="bg1"/>
+                          </a:solidFill>
+                          <a:ln>
+                            <a:solidFill>
+                              <a:schemeClr val="accent1"/>
+                            </a:solidFill>
+                          </a:ln>
+                        </wps:spPr>
+                        <wps:style>
+                          <a:lnRef idx="2">
+                            <a:schemeClr val="accent1">
+                              <a:shade val="50000"/>
+                            </a:schemeClr>
+                          </a:lnRef>
+                          <a:fillRef idx="1">
+                            <a:schemeClr val="accent1"/>
+                          </a:fillRef>
+                          <a:effectRef idx="0">
+                            <a:schemeClr val="accent1"/>
+                          </a:effectRef>
+                          <a:fontRef idx="minor">
+                            <a:schemeClr val="lt1"/>
+                          </a:fontRef>
+                        </wps:style>
+                        <wps:txbx>
+                          <w:txbxContent>
+                            <w:p>
+                              <w:pPr>
+                                <w:jc w:val="center"/>
+                                <w:rPr>
+                                  <w:color w:val="000000" w:themeColor="text1"/>
+                                  <w:sz w:val="8"/>
+                                  <w:szCs w:val="8"/>
+                                </w:rPr>
+                              </w:pPr>
+                              <w:r>
+                                <w:rPr>
+                                  <w:color w:val="000000" w:themeColor="text1"/>
+                                  <w:sz w:val="12"/>
+                                  <w:szCs w:val="12"/>
+                                </w:rPr>
+                                <w:t xml:space="preserve">Просмотр </w:t>
+                              </w:r>
+                              <w:r>
+                                <w:rPr>
+                                  <w:color w:val="000000" w:themeColor="text1"/>
+                                  <w:sz w:val="12"/>
+                                  <w:szCs w:val="12"/>
+                                  <w:lang w:val="en-US"/>
+                                </w:rPr>
+                                <w:t xml:space="preserve">/ </w:t>
+                              </w:r>
+                              <w:r>
+                                <w:rPr>
+                                  <w:color w:val="000000" w:themeColor="text1"/>
+                                  <w:sz w:val="12"/>
+                                  <w:szCs w:val="12"/>
+                                </w:rPr>
+                                <w:t>Скачивание материалов</w:t>
+                              </w:r>
+                            </w:p>
+                          </w:txbxContent>
+                        </wps:txbx>
+                        <wps:bodyPr rot="0" spcFirstLastPara="0" vertOverflow="overflow" horzOverflow="overflow" vert="horz" wrap="square" lIns="91440" tIns="45720" rIns="91440" bIns="45720" numCol="1" spcCol="0" rtlCol="0" fromWordArt="0" anchor="ctr" anchorCtr="0" forceAA="0" compatLnSpc="1">
+                          <a:prstTxWarp prst="textNoShape">
+                            <a:avLst/>
+                          </a:prstTxWarp>
+                          <a:noAutofit/>
+                        </wps:bodyPr>
+                      </wps:wsp>
+                      <wps:wsp>
+                        <wps:cNvPr id="71" name="Прямоугольник 71"/>
+                        <wps:cNvSpPr/>
+                        <wps:spPr>
+                          <a:xfrm>
+                            <a:off x="1905000" y="5683250"/>
+                            <a:ext cx="1085850" cy="190500"/>
+                          </a:xfrm>
+                          <a:prstGeom prst="rect">
+                            <a:avLst/>
+                          </a:prstGeom>
+                          <a:solidFill>
+                            <a:schemeClr val="bg1"/>
+                          </a:solidFill>
+                          <a:ln>
+                            <a:solidFill>
+                              <a:schemeClr val="accent1"/>
+                            </a:solidFill>
+                          </a:ln>
+                        </wps:spPr>
+                        <wps:style>
+                          <a:lnRef idx="2">
+                            <a:schemeClr val="accent1">
+                              <a:shade val="50000"/>
+                            </a:schemeClr>
+                          </a:lnRef>
+                          <a:fillRef idx="1">
+                            <a:schemeClr val="accent1"/>
+                          </a:fillRef>
+                          <a:effectRef idx="0">
+                            <a:schemeClr val="accent1"/>
+                          </a:effectRef>
+                          <a:fontRef idx="minor">
+                            <a:schemeClr val="lt1"/>
+                          </a:fontRef>
+                        </wps:style>
+                        <wps:txbx>
+                          <w:txbxContent>
+                            <w:p>
+                              <w:pPr>
+                                <w:jc w:val="center"/>
+                                <w:rPr>
+                                  <w:color w:val="000000" w:themeColor="text1"/>
+                                  <w:sz w:val="8"/>
+                                  <w:szCs w:val="8"/>
+                                </w:rPr>
+                              </w:pPr>
+                              <w:r>
+                                <w:rPr>
+                                  <w:color w:val="000000" w:themeColor="text1"/>
+                                  <w:sz w:val="12"/>
+                                  <w:szCs w:val="12"/>
+                                </w:rPr>
+                                <w:t>Избранное</w:t>
+                              </w:r>
+                            </w:p>
+                          </w:txbxContent>
+                        </wps:txbx>
+                        <wps:bodyPr rot="0" spcFirstLastPara="0" vertOverflow="overflow" horzOverflow="overflow" vert="horz" wrap="square" lIns="91440" tIns="45720" rIns="91440" bIns="45720" numCol="1" spcCol="0" rtlCol="0" fromWordArt="0" anchor="ctr" anchorCtr="0" forceAA="0" compatLnSpc="1">
+                          <a:prstTxWarp prst="textNoShape">
+                            <a:avLst/>
+                          </a:prstTxWarp>
+                          <a:noAutofit/>
+                        </wps:bodyPr>
+                      </wps:wsp>
+                      <wps:wsp>
+                        <wps:cNvPr id="72" name="Прямоугольник 72"/>
+                        <wps:cNvSpPr/>
+                        <wps:spPr>
+                          <a:xfrm>
+                            <a:off x="977900" y="5340350"/>
+                            <a:ext cx="1085850" cy="298450"/>
+                          </a:xfrm>
+                          <a:prstGeom prst="rect">
+                            <a:avLst/>
+                          </a:prstGeom>
+                          <a:solidFill>
+                            <a:schemeClr val="bg1"/>
+                          </a:solidFill>
+                          <a:ln>
+                            <a:solidFill>
+                              <a:schemeClr val="accent1"/>
+                            </a:solidFill>
+                          </a:ln>
+                        </wps:spPr>
+                        <wps:style>
+                          <a:lnRef idx="2">
+                            <a:schemeClr val="accent1">
+                              <a:shade val="50000"/>
+                            </a:schemeClr>
+                          </a:lnRef>
+                          <a:fillRef idx="1">
+                            <a:schemeClr val="accent1"/>
+                          </a:fillRef>
+                          <a:effectRef idx="0">
+                            <a:schemeClr val="accent1"/>
+                          </a:effectRef>
+                          <a:fontRef idx="minor">
+                            <a:schemeClr val="lt1"/>
+                          </a:fontRef>
+                        </wps:style>
+                        <wps:txbx>
+                          <w:txbxContent>
+                            <w:p>
+                              <w:pPr>
+                                <w:jc w:val="center"/>
+                                <w:rPr>
+                                  <w:color w:val="000000" w:themeColor="text1"/>
+                                  <w:sz w:val="8"/>
+                                  <w:szCs w:val="8"/>
+                                </w:rPr>
+                              </w:pPr>
+                              <w:r>
+                                <w:rPr>
+                                  <w:color w:val="000000" w:themeColor="text1"/>
+                                  <w:sz w:val="12"/>
+                                  <w:szCs w:val="12"/>
+                                </w:rPr>
+                                <w:t>Комментарии к материалам</w:t>
+                              </w:r>
+                            </w:p>
+                          </w:txbxContent>
+                        </wps:txbx>
+                        <wps:bodyPr rot="0" spcFirstLastPara="0" vertOverflow="overflow" horzOverflow="overflow" vert="horz" wrap="square" lIns="91440" tIns="45720" rIns="91440" bIns="45720" numCol="1" spcCol="0" rtlCol="0" fromWordArt="0" anchor="ctr" anchorCtr="0" forceAA="0" compatLnSpc="1">
+                          <a:prstTxWarp prst="textNoShape">
+                            <a:avLst/>
+                          </a:prstTxWarp>
+                          <a:noAutofit/>
+                        </wps:bodyPr>
+                      </wps:wsp>
+                      <wps:wsp>
+                        <wps:cNvPr id="74" name="Прямоугольник 74"/>
+                        <wps:cNvSpPr/>
+                        <wps:spPr>
+                          <a:xfrm>
+                            <a:off x="1549400" y="6223000"/>
+                            <a:ext cx="647700" cy="190500"/>
+                          </a:xfrm>
+                          <a:prstGeom prst="rect">
+                            <a:avLst/>
+                          </a:prstGeom>
+                          <a:solidFill>
+                            <a:schemeClr val="bg1"/>
+                          </a:solidFill>
+                          <a:ln>
+                            <a:solidFill>
+                              <a:schemeClr val="accent1"/>
+                            </a:solidFill>
+                          </a:ln>
+                        </wps:spPr>
+                        <wps:style>
+                          <a:lnRef idx="2">
+                            <a:schemeClr val="accent1">
+                              <a:shade val="50000"/>
+                            </a:schemeClr>
+                          </a:lnRef>
+                          <a:fillRef idx="1">
+                            <a:schemeClr val="accent1"/>
+                          </a:fillRef>
+                          <a:effectRef idx="0">
+                            <a:schemeClr val="accent1"/>
+                          </a:effectRef>
+                          <a:fontRef idx="minor">
+                            <a:schemeClr val="lt1"/>
+                          </a:fontRef>
+                        </wps:style>
+                        <wps:txbx>
+                          <w:txbxContent>
+                            <w:p>
+                              <w:pPr>
+                                <w:jc w:val="center"/>
+                                <w:rPr>
+                                  <w:color w:val="000000" w:themeColor="text1"/>
+                                  <w:sz w:val="8"/>
+                                  <w:szCs w:val="8"/>
+                                </w:rPr>
+                              </w:pPr>
+                              <w:r>
+                                <w:rPr>
+                                  <w:color w:val="000000" w:themeColor="text1"/>
+                                  <w:sz w:val="12"/>
+                                  <w:szCs w:val="12"/>
+                                </w:rPr>
+                                <w:t>ВУЗ</w:t>
+                              </w:r>
+                            </w:p>
+                          </w:txbxContent>
+                        </wps:txbx>
+                        <wps:bodyPr rot="0" spcFirstLastPara="0" vertOverflow="overflow" horzOverflow="overflow" vert="horz" wrap="square" lIns="91440" tIns="45720" rIns="91440" bIns="45720" numCol="1" spcCol="0" rtlCol="0" fromWordArt="0" anchor="ctr" anchorCtr="0" forceAA="0" compatLnSpc="1">
+                          <a:prstTxWarp prst="textNoShape">
+                            <a:avLst/>
+                          </a:prstTxWarp>
+                          <a:noAutofit/>
+                        </wps:bodyPr>
+                      </wps:wsp>
+                      <wps:wsp>
+                        <wps:cNvPr id="75" name="Прямоугольник 75"/>
+                        <wps:cNvSpPr/>
+                        <wps:spPr>
+                          <a:xfrm>
+                            <a:off x="4476750" y="6223000"/>
+                            <a:ext cx="641350" cy="190500"/>
+                          </a:xfrm>
+                          <a:prstGeom prst="rect">
+                            <a:avLst/>
+                          </a:prstGeom>
+                          <a:solidFill>
+                            <a:schemeClr val="bg1"/>
+                          </a:solidFill>
+                          <a:ln>
+                            <a:solidFill>
+                              <a:schemeClr val="accent1"/>
+                            </a:solidFill>
+                          </a:ln>
+                        </wps:spPr>
+                        <wps:style>
+                          <a:lnRef idx="2">
+                            <a:schemeClr val="accent1">
+                              <a:shade val="50000"/>
+                            </a:schemeClr>
+                          </a:lnRef>
+                          <a:fillRef idx="1">
+                            <a:schemeClr val="accent1"/>
+                          </a:fillRef>
+                          <a:effectRef idx="0">
+                            <a:schemeClr val="accent1"/>
+                          </a:effectRef>
+                          <a:fontRef idx="minor">
+                            <a:schemeClr val="lt1"/>
+                          </a:fontRef>
+                        </wps:style>
+                        <wps:txbx>
+                          <w:txbxContent>
+                            <w:p>
+                              <w:pPr>
+                                <w:jc w:val="center"/>
+                                <w:rPr>
+                                  <w:color w:val="000000" w:themeColor="text1"/>
+                                  <w:sz w:val="8"/>
+                                  <w:szCs w:val="8"/>
+                                </w:rPr>
+                              </w:pPr>
+                              <w:r>
+                                <w:rPr>
+                                  <w:color w:val="000000" w:themeColor="text1"/>
+                                  <w:sz w:val="12"/>
+                                  <w:szCs w:val="12"/>
+                                </w:rPr>
+                                <w:t>Факультет</w:t>
+                              </w:r>
+                            </w:p>
+                          </w:txbxContent>
+                        </wps:txbx>
+                        <wps:bodyPr rot="0" spcFirstLastPara="0" vertOverflow="overflow" horzOverflow="overflow" vert="horz" wrap="square" lIns="91440" tIns="45720" rIns="91440" bIns="45720" numCol="1" spcCol="0" rtlCol="0" fromWordArt="0" anchor="ctr" anchorCtr="0" forceAA="0" compatLnSpc="1">
+                          <a:prstTxWarp prst="textNoShape">
+                            <a:avLst/>
+                          </a:prstTxWarp>
+                          <a:noAutofit/>
+                        </wps:bodyPr>
+                      </wps:wsp>
+                      <wps:wsp>
+                        <wps:cNvPr id="76" name="Прямоугольник 76"/>
+                        <wps:cNvSpPr/>
+                        <wps:spPr>
+                          <a:xfrm>
+                            <a:off x="2260600" y="6356350"/>
+                            <a:ext cx="635000" cy="190500"/>
+                          </a:xfrm>
+                          <a:prstGeom prst="rect">
+                            <a:avLst/>
+                          </a:prstGeom>
+                          <a:solidFill>
+                            <a:schemeClr val="bg1"/>
+                          </a:solidFill>
+                          <a:ln>
+                            <a:solidFill>
+                              <a:schemeClr val="accent1"/>
+                            </a:solidFill>
+                          </a:ln>
+                        </wps:spPr>
+                        <wps:style>
+                          <a:lnRef idx="2">
+                            <a:schemeClr val="accent1">
+                              <a:shade val="50000"/>
+                            </a:schemeClr>
+                          </a:lnRef>
+                          <a:fillRef idx="1">
+                            <a:schemeClr val="accent1"/>
+                          </a:fillRef>
+                          <a:effectRef idx="0">
+                            <a:schemeClr val="accent1"/>
+                          </a:effectRef>
+                          <a:fontRef idx="minor">
+                            <a:schemeClr val="lt1"/>
+                          </a:fontRef>
+                        </wps:style>
+                        <wps:txbx>
+                          <w:txbxContent>
+                            <w:p>
+                              <w:pPr>
+                                <w:jc w:val="center"/>
+                                <w:rPr>
+                                  <w:color w:val="000000" w:themeColor="text1"/>
+                                  <w:sz w:val="8"/>
+                                  <w:szCs w:val="8"/>
+                                </w:rPr>
+                              </w:pPr>
+                              <w:r>
+                                <w:rPr>
+                                  <w:color w:val="000000" w:themeColor="text1"/>
+                                  <w:sz w:val="12"/>
+                                  <w:szCs w:val="12"/>
+                                </w:rPr>
+                                <w:t>Дисциплина</w:t>
+                              </w:r>
+                            </w:p>
+                          </w:txbxContent>
+                        </wps:txbx>
+                        <wps:bodyPr rot="0" spcFirstLastPara="0" vertOverflow="overflow" horzOverflow="overflow" vert="horz" wrap="square" lIns="91440" tIns="45720" rIns="91440" bIns="45720" numCol="1" spcCol="0" rtlCol="0" fromWordArt="0" anchor="ctr" anchorCtr="0" forceAA="0" compatLnSpc="1">
+                          <a:prstTxWarp prst="textNoShape">
+                            <a:avLst/>
+                          </a:prstTxWarp>
+                          <a:noAutofit/>
+                        </wps:bodyPr>
+                      </wps:wsp>
+                      <wps:wsp>
+                        <wps:cNvPr id="83" name="Прямоугольник 83"/>
+                        <wps:cNvSpPr/>
+                        <wps:spPr>
+                          <a:xfrm>
+                            <a:off x="3727450" y="6356350"/>
+                            <a:ext cx="692150" cy="190500"/>
+                          </a:xfrm>
+                          <a:prstGeom prst="rect">
+                            <a:avLst/>
+                          </a:prstGeom>
+                          <a:solidFill>
+                            <a:schemeClr val="bg1"/>
+                          </a:solidFill>
+                          <a:ln>
+                            <a:solidFill>
+                              <a:schemeClr val="accent1"/>
+                            </a:solidFill>
+                          </a:ln>
+                        </wps:spPr>
+                        <wps:style>
+                          <a:lnRef idx="2">
+                            <a:schemeClr val="accent1">
+                              <a:shade val="50000"/>
+                            </a:schemeClr>
+                          </a:lnRef>
+                          <a:fillRef idx="1">
+                            <a:schemeClr val="accent1"/>
+                          </a:fillRef>
+                          <a:effectRef idx="0">
+                            <a:schemeClr val="accent1"/>
+                          </a:effectRef>
+                          <a:fontRef idx="minor">
+                            <a:schemeClr val="lt1"/>
+                          </a:fontRef>
+                        </wps:style>
+                        <wps:txbx>
+                          <w:txbxContent>
+                            <w:p>
+                              <w:pPr>
+                                <w:jc w:val="center"/>
+                                <w:rPr>
+                                  <w:color w:val="000000" w:themeColor="text1"/>
+                                  <w:sz w:val="8"/>
+                                  <w:szCs w:val="8"/>
+                                </w:rPr>
+                              </w:pPr>
+                              <w:r>
+                                <w:rPr>
+                                  <w:color w:val="000000" w:themeColor="text1"/>
+                                  <w:sz w:val="12"/>
+                                  <w:szCs w:val="12"/>
+                                </w:rPr>
+                                <w:t>Преподаватель</w:t>
+                              </w:r>
+                            </w:p>
+                          </w:txbxContent>
+                        </wps:txbx>
+                        <wps:bodyPr rot="0" spcFirstLastPara="0" vertOverflow="overflow" horzOverflow="overflow" vert="horz" wrap="square" lIns="91440" tIns="45720" rIns="91440" bIns="45720" numCol="1" spcCol="0" rtlCol="0" fromWordArt="0" anchor="ctr" anchorCtr="0" forceAA="0" compatLnSpc="1">
+                          <a:prstTxWarp prst="textNoShape">
+                            <a:avLst/>
+                          </a:prstTxWarp>
+                          <a:noAutofit/>
+                        </wps:bodyPr>
+                      </wps:wsp>
+                      <wps:wsp>
+                        <wps:cNvPr id="84" name="Прямоугольник 84"/>
+                        <wps:cNvSpPr/>
+                        <wps:spPr>
+                          <a:xfrm>
+                            <a:off x="2952750" y="6438900"/>
+                            <a:ext cx="711200" cy="203200"/>
+                          </a:xfrm>
+                          <a:prstGeom prst="rect">
+                            <a:avLst/>
+                          </a:prstGeom>
+                          <a:solidFill>
+                            <a:schemeClr val="bg1"/>
+                          </a:solidFill>
+                          <a:ln>
+                            <a:solidFill>
+                              <a:schemeClr val="accent1"/>
+                            </a:solidFill>
+                          </a:ln>
+                        </wps:spPr>
+                        <wps:style>
+                          <a:lnRef idx="2">
+                            <a:schemeClr val="accent1">
+                              <a:shade val="50000"/>
+                            </a:schemeClr>
+                          </a:lnRef>
+                          <a:fillRef idx="1">
+                            <a:schemeClr val="accent1"/>
+                          </a:fillRef>
+                          <a:effectRef idx="0">
+                            <a:schemeClr val="accent1"/>
+                          </a:effectRef>
+                          <a:fontRef idx="minor">
+                            <a:schemeClr val="lt1"/>
+                          </a:fontRef>
+                        </wps:style>
+                        <wps:txbx>
+                          <w:txbxContent>
+                            <w:p>
+                              <w:pPr>
+                                <w:jc w:val="center"/>
+                                <w:rPr>
+                                  <w:color w:val="000000" w:themeColor="text1"/>
+                                  <w:sz w:val="8"/>
+                                  <w:szCs w:val="8"/>
+                                </w:rPr>
+                              </w:pPr>
+                              <w:r>
+                                <w:rPr>
+                                  <w:color w:val="000000" w:themeColor="text1"/>
+                                  <w:sz w:val="12"/>
+                                  <w:szCs w:val="12"/>
+                                </w:rPr>
+                                <w:t>Курс</w:t>
+                              </w:r>
+                              <w:r>
+                                <w:rPr>
+                                  <w:color w:val="000000" w:themeColor="text1"/>
+                                  <w:sz w:val="12"/>
+                                  <w:szCs w:val="12"/>
+                                  <w:lang w:val="en-US"/>
+                                </w:rPr>
+                                <w:t xml:space="preserve"> / </w:t>
+                              </w:r>
+                              <w:r>
+                                <w:rPr>
+                                  <w:color w:val="000000" w:themeColor="text1"/>
+                                  <w:sz w:val="12"/>
+                                  <w:szCs w:val="12"/>
+                                </w:rPr>
+                                <w:t>Семестр</w:t>
+                              </w:r>
+                            </w:p>
+                          </w:txbxContent>
+                        </wps:txbx>
+                        <wps:bodyPr rot="0" spcFirstLastPara="0" vertOverflow="overflow" horzOverflow="overflow" vert="horz" wrap="square" lIns="91440" tIns="45720" rIns="91440" bIns="45720" numCol="1" spcCol="0" rtlCol="0" fromWordArt="0" anchor="ctr" anchorCtr="0" forceAA="0" compatLnSpc="1">
+                          <a:prstTxWarp prst="textNoShape">
+                            <a:avLst/>
+                          </a:prstTxWarp>
+                          <a:noAutofit/>
+                        </wps:bodyPr>
+                      </wps:wsp>
+                      <wps:wsp>
+                        <wps:cNvPr id="85" name="Прямоугольник 85"/>
+                        <wps:cNvSpPr/>
+                        <wps:spPr>
+                          <a:xfrm>
+                            <a:off x="6350" y="2457450"/>
+                            <a:ext cx="1085850" cy="279400"/>
+                          </a:xfrm>
+                          <a:prstGeom prst="rect">
+                            <a:avLst/>
+                          </a:prstGeom>
+                          <a:solidFill>
+                            <a:schemeClr val="bg1"/>
+                          </a:solidFill>
+                          <a:ln>
+                            <a:solidFill>
+                              <a:schemeClr val="accent1"/>
+                            </a:solidFill>
+                          </a:ln>
+                        </wps:spPr>
+                        <wps:style>
+                          <a:lnRef idx="2">
+                            <a:schemeClr val="accent1">
+                              <a:shade val="50000"/>
+                            </a:schemeClr>
+                          </a:lnRef>
+                          <a:fillRef idx="1">
+                            <a:schemeClr val="accent1"/>
+                          </a:fillRef>
+                          <a:effectRef idx="0">
+                            <a:schemeClr val="accent1"/>
+                          </a:effectRef>
+                          <a:fontRef idx="minor">
+                            <a:schemeClr val="lt1"/>
+                          </a:fontRef>
+                        </wps:style>
+                        <wps:txbx>
+                          <w:txbxContent>
+                            <w:p>
+                              <w:pPr>
+                                <w:jc w:val="center"/>
+                                <w:rPr>
+                                  <w:color w:val="000000" w:themeColor="text1"/>
+                                  <w:sz w:val="8"/>
+                                  <w:szCs w:val="8"/>
+                                </w:rPr>
+                              </w:pPr>
+                              <w:r>
+                                <w:rPr>
+                                  <w:color w:val="000000" w:themeColor="text1"/>
+                                  <w:sz w:val="12"/>
+                                  <w:szCs w:val="12"/>
+                                </w:rPr>
+                                <w:t>Базовый функционал бесплатно</w:t>
+                              </w:r>
+                            </w:p>
+                          </w:txbxContent>
+                        </wps:txbx>
+                        <wps:bodyPr rot="0" spcFirstLastPara="0" vertOverflow="overflow" horzOverflow="overflow" vert="horz" wrap="square" lIns="91440" tIns="45720" rIns="91440" bIns="45720" numCol="1" spcCol="0" rtlCol="0" fromWordArt="0" anchor="ctr" anchorCtr="0" forceAA="0" compatLnSpc="1">
+                          <a:prstTxWarp prst="textNoShape">
+                            <a:avLst/>
+                          </a:prstTxWarp>
+                          <a:noAutofit/>
+                        </wps:bodyPr>
+                      </wps:wsp>
+                      <wps:wsp>
+                        <wps:cNvPr id="86" name="Прямоугольник 86"/>
+                        <wps:cNvSpPr/>
+                        <wps:spPr>
+                          <a:xfrm>
+                            <a:off x="6350" y="2825750"/>
+                            <a:ext cx="1085850" cy="381000"/>
+                          </a:xfrm>
+                          <a:prstGeom prst="rect">
+                            <a:avLst/>
+                          </a:prstGeom>
+                          <a:solidFill>
+                            <a:schemeClr val="bg1"/>
+                          </a:solidFill>
+                          <a:ln>
+                            <a:solidFill>
+                              <a:schemeClr val="accent1"/>
+                            </a:solidFill>
+                          </a:ln>
+                        </wps:spPr>
+                        <wps:style>
+                          <a:lnRef idx="2">
+                            <a:schemeClr val="accent1">
+                              <a:shade val="50000"/>
+                            </a:schemeClr>
+                          </a:lnRef>
+                          <a:fillRef idx="1">
+                            <a:schemeClr val="accent1"/>
+                          </a:fillRef>
+                          <a:effectRef idx="0">
+                            <a:schemeClr val="accent1"/>
+                          </a:effectRef>
+                          <a:fontRef idx="minor">
+                            <a:schemeClr val="lt1"/>
+                          </a:fontRef>
+                        </wps:style>
+                        <wps:txbx>
+                          <w:txbxContent>
+                            <w:p>
+                              <w:pPr>
+                                <w:jc w:val="center"/>
+                                <w:rPr>
+                                  <w:color w:val="000000" w:themeColor="text1"/>
+                                  <w:sz w:val="8"/>
+                                  <w:szCs w:val="8"/>
+                                </w:rPr>
+                              </w:pPr>
+                              <w:r>
+                                <w:rPr>
+                                  <w:color w:val="000000" w:themeColor="text1"/>
+                                  <w:sz w:val="12"/>
+                                  <w:szCs w:val="12"/>
+                                  <w:lang w:val="en-US"/>
+                                </w:rPr>
+                                <w:t>Premium (</w:t>
+                              </w:r>
+                              <w:r>
+                                <w:rPr>
+                                  <w:color w:val="000000" w:themeColor="text1"/>
+                                  <w:sz w:val="12"/>
+                                  <w:szCs w:val="12"/>
+                                </w:rPr>
+                                <w:t>расширенные фильтры, облачное хранилище</w:t>
+                              </w:r>
+                            </w:p>
+                          </w:txbxContent>
+                        </wps:txbx>
+                        <wps:bodyPr rot="0" spcFirstLastPara="0" vertOverflow="overflow" horzOverflow="overflow" vert="horz" wrap="square" lIns="91440" tIns="45720" rIns="91440" bIns="45720" numCol="1" spcCol="0" rtlCol="0" fromWordArt="0" anchor="ctr" anchorCtr="0" forceAA="0" compatLnSpc="1">
+                          <a:prstTxWarp prst="textNoShape">
+                            <a:avLst/>
+                          </a:prstTxWarp>
+                          <a:noAutofit/>
+                        </wps:bodyPr>
+                      </wps:wsp>
+                      <wps:wsp>
+                        <wps:cNvPr id="116" name="Прямоугольник 116"/>
+                        <wps:cNvSpPr/>
+                        <wps:spPr>
+                          <a:xfrm>
+                            <a:off x="6350" y="3295650"/>
+                            <a:ext cx="1085850" cy="381000"/>
+                          </a:xfrm>
+                          <a:prstGeom prst="rect">
+                            <a:avLst/>
+                          </a:prstGeom>
+                          <a:solidFill>
+                            <a:schemeClr val="bg1"/>
+                          </a:solidFill>
+                          <a:ln>
+                            <a:solidFill>
+                              <a:schemeClr val="accent1"/>
+                            </a:solidFill>
+                          </a:ln>
+                        </wps:spPr>
+                        <wps:style>
+                          <a:lnRef idx="2">
+                            <a:schemeClr val="accent1">
+                              <a:shade val="50000"/>
+                            </a:schemeClr>
+                          </a:lnRef>
+                          <a:fillRef idx="1">
+                            <a:schemeClr val="accent1"/>
+                          </a:fillRef>
+                          <a:effectRef idx="0">
+                            <a:schemeClr val="accent1"/>
+                          </a:effectRef>
+                          <a:fontRef idx="minor">
+                            <a:schemeClr val="lt1"/>
+                          </a:fontRef>
+                        </wps:style>
+                        <wps:txbx>
+                          <w:txbxContent>
+                            <w:p>
+                              <w:pPr>
+                                <w:jc w:val="center"/>
+                                <w:rPr>
+                                  <w:color w:val="000000" w:themeColor="text1"/>
+                                  <w:sz w:val="8"/>
+                                  <w:szCs w:val="8"/>
+                                </w:rPr>
+                              </w:pPr>
+                              <w:r>
+                                <w:rPr>
+                                  <w:color w:val="000000" w:themeColor="text1"/>
+                                  <w:sz w:val="12"/>
+                                  <w:szCs w:val="12"/>
+                                </w:rPr>
+                                <w:t xml:space="preserve">Партнёрства с вузами </w:t>
+                              </w:r>
+                              <w:r>
+                                <w:rPr>
+                                  <w:color w:val="000000" w:themeColor="text1"/>
+                                  <w:sz w:val="12"/>
+                                  <w:szCs w:val="12"/>
+                                  <w:lang w:val="en-US"/>
+                                </w:rPr>
+                                <w:t xml:space="preserve">/ </w:t>
+                              </w:r>
+                              <w:r>
+                                <w:rPr>
+                                  <w:color w:val="000000" w:themeColor="text1"/>
+                                  <w:sz w:val="12"/>
+                                  <w:szCs w:val="12"/>
+                                </w:rPr>
+                                <w:t>образовательными платформами</w:t>
+                              </w:r>
+                            </w:p>
+                          </w:txbxContent>
+                        </wps:txbx>
+                        <wps:bodyPr rot="0" spcFirstLastPara="0" vertOverflow="overflow" horzOverflow="overflow" vert="horz" wrap="square" lIns="91440" tIns="45720" rIns="91440" bIns="45720" numCol="1" spcCol="0" rtlCol="0" fromWordArt="0" anchor="ctr" anchorCtr="0" forceAA="0" compatLnSpc="1">
+                          <a:prstTxWarp prst="textNoShape">
+                            <a:avLst/>
+                          </a:prstTxWarp>
+                          <a:noAutofit/>
+                        </wps:bodyPr>
+                      </wps:wsp>
+                      <wps:wsp>
+                        <wps:cNvPr id="117" name="Прямоугольник 117"/>
+                        <wps:cNvSpPr/>
+                        <wps:spPr>
+                          <a:xfrm>
+                            <a:off x="5613400" y="0"/>
+                            <a:ext cx="1085850" cy="279400"/>
+                          </a:xfrm>
+                          <a:prstGeom prst="rect">
+                            <a:avLst/>
+                          </a:prstGeom>
+                          <a:solidFill>
+                            <a:schemeClr val="bg1"/>
+                          </a:solidFill>
+                          <a:ln>
+                            <a:solidFill>
+                              <a:schemeClr val="accent1"/>
+                            </a:solidFill>
+                          </a:ln>
+                        </wps:spPr>
+                        <wps:style>
+                          <a:lnRef idx="2">
+                            <a:schemeClr val="accent1">
+                              <a:shade val="50000"/>
+                            </a:schemeClr>
+                          </a:lnRef>
+                          <a:fillRef idx="1">
+                            <a:schemeClr val="accent1"/>
+                          </a:fillRef>
+                          <a:effectRef idx="0">
+                            <a:schemeClr val="accent1"/>
+                          </a:effectRef>
+                          <a:fontRef idx="minor">
+                            <a:schemeClr val="lt1"/>
+                          </a:fontRef>
+                        </wps:style>
+                        <wps:txbx>
+                          <w:txbxContent>
+                            <w:p>
+                              <w:pPr>
+                                <w:jc w:val="center"/>
+                                <w:rPr>
+                                  <w:color w:val="000000" w:themeColor="text1"/>
+                                  <w:sz w:val="8"/>
+                                  <w:szCs w:val="8"/>
+                                </w:rPr>
+                              </w:pPr>
+                              <w:r>
+                                <w:rPr>
+                                  <w:color w:val="000000" w:themeColor="text1"/>
+                                  <w:sz w:val="12"/>
+                                  <w:szCs w:val="12"/>
+                                </w:rPr>
+                                <w:t>Проверка дубликатов файлов</w:t>
+                              </w:r>
+                            </w:p>
+                          </w:txbxContent>
+                        </wps:txbx>
+                        <wps:bodyPr rot="0" spcFirstLastPara="0" vertOverflow="overflow" horzOverflow="overflow" vert="horz" wrap="square" lIns="91440" tIns="45720" rIns="91440" bIns="45720" numCol="1" spcCol="0" rtlCol="0" fromWordArt="0" anchor="ctr" anchorCtr="0" forceAA="0" compatLnSpc="1">
+                          <a:prstTxWarp prst="textNoShape">
+                            <a:avLst/>
+                          </a:prstTxWarp>
+                          <a:noAutofit/>
+                        </wps:bodyPr>
+                      </wps:wsp>
+                      <wps:wsp>
+                        <wps:cNvPr id="120" name="Прямоугольник 120"/>
+                        <wps:cNvSpPr/>
+                        <wps:spPr>
+                          <a:xfrm>
+                            <a:off x="5613400" y="323850"/>
+                            <a:ext cx="1085850" cy="374650"/>
+                          </a:xfrm>
+                          <a:prstGeom prst="rect">
+                            <a:avLst/>
+                          </a:prstGeom>
+                          <a:solidFill>
+                            <a:schemeClr val="bg1"/>
+                          </a:solidFill>
+                          <a:ln>
+                            <a:solidFill>
+                              <a:schemeClr val="accent1"/>
+                            </a:solidFill>
+                          </a:ln>
+                        </wps:spPr>
+                        <wps:style>
+                          <a:lnRef idx="2">
+                            <a:schemeClr val="accent1">
+                              <a:shade val="50000"/>
+                            </a:schemeClr>
+                          </a:lnRef>
+                          <a:fillRef idx="1">
+                            <a:schemeClr val="accent1"/>
+                          </a:fillRef>
+                          <a:effectRef idx="0">
+                            <a:schemeClr val="accent1"/>
+                          </a:effectRef>
+                          <a:fontRef idx="minor">
+                            <a:schemeClr val="lt1"/>
+                          </a:fontRef>
+                        </wps:style>
+                        <wps:txbx>
+                          <w:txbxContent>
+                            <w:p>
+                              <w:pPr>
+                                <w:jc w:val="center"/>
+                                <w:rPr>
+                                  <w:color w:val="000000" w:themeColor="text1"/>
+                                  <w:sz w:val="8"/>
+                                  <w:szCs w:val="8"/>
+                                </w:rPr>
+                              </w:pPr>
+                              <w:r>
+                                <w:rPr>
+                                  <w:color w:val="000000" w:themeColor="text1"/>
+                                  <w:sz w:val="12"/>
+                                  <w:szCs w:val="12"/>
+                                </w:rPr>
+                                <w:t>Рекомендации по дисциплинам (что часто скачивают)</w:t>
+                              </w:r>
+                            </w:p>
+                          </w:txbxContent>
+                        </wps:txbx>
+                        <wps:bodyPr rot="0" spcFirstLastPara="0" vertOverflow="overflow" horzOverflow="overflow" vert="horz" wrap="square" lIns="91440" tIns="45720" rIns="91440" bIns="45720" numCol="1" spcCol="0" rtlCol="0" fromWordArt="0" anchor="ctr" anchorCtr="0" forceAA="0" compatLnSpc="1">
+                          <a:prstTxWarp prst="textNoShape">
+                            <a:avLst/>
+                          </a:prstTxWarp>
+                          <a:noAutofit/>
+                        </wps:bodyPr>
+                      </wps:wsp>
+                      <wps:wsp>
+                        <wps:cNvPr id="121" name="Прямоугольник 121"/>
+                        <wps:cNvSpPr/>
+                        <wps:spPr>
+                          <a:xfrm>
+                            <a:off x="5613400" y="749300"/>
+                            <a:ext cx="1085850" cy="279400"/>
+                          </a:xfrm>
+                          <a:prstGeom prst="rect">
+                            <a:avLst/>
+                          </a:prstGeom>
+                          <a:solidFill>
+                            <a:schemeClr val="bg1"/>
+                          </a:solidFill>
+                          <a:ln>
+                            <a:solidFill>
+                              <a:schemeClr val="accent1"/>
+                            </a:solidFill>
+                          </a:ln>
+                        </wps:spPr>
+                        <wps:style>
+                          <a:lnRef idx="2">
+                            <a:schemeClr val="accent1">
+                              <a:shade val="50000"/>
+                            </a:schemeClr>
+                          </a:lnRef>
+                          <a:fillRef idx="1">
+                            <a:schemeClr val="accent1"/>
+                          </a:fillRef>
+                          <a:effectRef idx="0">
+                            <a:schemeClr val="accent1"/>
+                          </a:effectRef>
+                          <a:fontRef idx="minor">
+                            <a:schemeClr val="lt1"/>
+                          </a:fontRef>
+                        </wps:style>
+                        <wps:txbx>
+                          <w:txbxContent>
+                            <w:p>
+                              <w:pPr>
+                                <w:jc w:val="center"/>
+                                <w:rPr>
+                                  <w:color w:val="000000" w:themeColor="text1"/>
+                                  <w:sz w:val="8"/>
+                                  <w:szCs w:val="8"/>
+                                </w:rPr>
+                              </w:pPr>
+                              <w:r>
+                                <w:rPr>
+                                  <w:color w:val="000000" w:themeColor="text1"/>
+                                  <w:sz w:val="12"/>
+                                  <w:szCs w:val="12"/>
+                                </w:rPr>
+                                <w:t>Уведомления о новых материалах</w:t>
+                              </w:r>
+                            </w:p>
+                          </w:txbxContent>
+                        </wps:txbx>
+                        <wps:bodyPr rot="0" spcFirstLastPara="0" vertOverflow="overflow" horzOverflow="overflow" vert="horz" wrap="square" lIns="91440" tIns="45720" rIns="91440" bIns="45720" numCol="1" spcCol="0" rtlCol="0" fromWordArt="0" anchor="ctr" anchorCtr="0" forceAA="0" compatLnSpc="1">
+                          <a:prstTxWarp prst="textNoShape">
+                            <a:avLst/>
+                          </a:prstTxWarp>
+                          <a:noAutofit/>
+                        </wps:bodyPr>
+                      </wps:wsp>
+                      <wps:wsp>
+                        <wps:cNvPr id="122" name="Прямоугольник 122"/>
+                        <wps:cNvSpPr/>
+                        <wps:spPr>
+                          <a:xfrm>
+                            <a:off x="5613400" y="1073150"/>
+                            <a:ext cx="1085850" cy="304800"/>
+                          </a:xfrm>
+                          <a:prstGeom prst="rect">
+                            <a:avLst/>
+                          </a:prstGeom>
+                          <a:solidFill>
+                            <a:schemeClr val="bg1"/>
+                          </a:solidFill>
+                          <a:ln>
+                            <a:solidFill>
+                              <a:schemeClr val="accent1"/>
+                            </a:solidFill>
+                          </a:ln>
+                        </wps:spPr>
+                        <wps:style>
+                          <a:lnRef idx="2">
+                            <a:schemeClr val="accent1">
+                              <a:shade val="50000"/>
+                            </a:schemeClr>
+                          </a:lnRef>
+                          <a:fillRef idx="1">
+                            <a:schemeClr val="accent1"/>
+                          </a:fillRef>
+                          <a:effectRef idx="0">
+                            <a:schemeClr val="accent1"/>
+                          </a:effectRef>
+                          <a:fontRef idx="minor">
+                            <a:schemeClr val="lt1"/>
+                          </a:fontRef>
+                        </wps:style>
+                        <wps:txbx>
+                          <w:txbxContent>
+                            <w:p>
+                              <w:pPr>
+                                <w:jc w:val="center"/>
+                                <w:rPr>
+                                  <w:color w:val="000000" w:themeColor="text1"/>
+                                  <w:sz w:val="8"/>
+                                  <w:szCs w:val="8"/>
+                                </w:rPr>
+                              </w:pPr>
+                              <w:r>
+                                <w:rPr>
+                                  <w:color w:val="000000" w:themeColor="text1"/>
+                                  <w:sz w:val="12"/>
+                                  <w:szCs w:val="12"/>
+                                </w:rPr>
+                                <w:t>Чаты по дисциплинам</w:t>
+                              </w:r>
+                              <w:r>
+                                <w:rPr>
+                                  <w:color w:val="000000" w:themeColor="text1"/>
+                                  <w:sz w:val="12"/>
+                                  <w:szCs w:val="12"/>
+                                  <w:lang w:val="en-US"/>
+                                </w:rPr>
+                                <w:t xml:space="preserve"> / </w:t>
+                              </w:r>
+                              <w:r>
+                                <w:rPr>
+                                  <w:color w:val="000000" w:themeColor="text1"/>
+                                  <w:sz w:val="12"/>
+                                  <w:szCs w:val="12"/>
+                                </w:rPr>
+                                <w:t>группам</w:t>
+                              </w:r>
+                            </w:p>
+                          </w:txbxContent>
+                        </wps:txbx>
+                        <wps:bodyPr rot="0" spcFirstLastPara="0" vertOverflow="overflow" horzOverflow="overflow" vert="horz" wrap="square" lIns="91440" tIns="45720" rIns="91440" bIns="45720" numCol="1" spcCol="0" rtlCol="0" fromWordArt="0" anchor="ctr" anchorCtr="0" forceAA="0" compatLnSpc="1">
+                          <a:prstTxWarp prst="textNoShape">
+                            <a:avLst/>
+                          </a:prstTxWarp>
+                          <a:noAutofit/>
+                        </wps:bodyPr>
+                      </wps:wsp>
+                      <wps:wsp>
+                        <wps:cNvPr id="124" name="Прямоугольник 124"/>
+                        <wps:cNvSpPr/>
+                        <wps:spPr>
+                          <a:xfrm>
+                            <a:off x="5619750" y="1428750"/>
+                            <a:ext cx="1066800" cy="190500"/>
+                          </a:xfrm>
+                          <a:prstGeom prst="rect">
+                            <a:avLst/>
+                          </a:prstGeom>
+                          <a:solidFill>
+                            <a:schemeClr val="bg1"/>
+                          </a:solidFill>
+                          <a:ln>
+                            <a:solidFill>
+                              <a:schemeClr val="accent1"/>
+                            </a:solidFill>
+                          </a:ln>
+                        </wps:spPr>
+                        <wps:style>
+                          <a:lnRef idx="2">
+                            <a:schemeClr val="accent1">
+                              <a:shade val="50000"/>
+                            </a:schemeClr>
+                          </a:lnRef>
+                          <a:fillRef idx="1">
+                            <a:schemeClr val="accent1"/>
+                          </a:fillRef>
+                          <a:effectRef idx="0">
+                            <a:schemeClr val="accent1"/>
+                          </a:effectRef>
+                          <a:fontRef idx="minor">
+                            <a:schemeClr val="lt1"/>
+                          </a:fontRef>
+                        </wps:style>
+                        <wps:txbx>
+                          <w:txbxContent>
+                            <w:p>
+                              <w:pPr>
+                                <w:jc w:val="center"/>
+                                <w:rPr>
+                                  <w:color w:val="000000" w:themeColor="text1"/>
+                                  <w:sz w:val="8"/>
+                                  <w:szCs w:val="8"/>
+                                </w:rPr>
+                              </w:pPr>
+                              <w:r>
+                                <w:rPr>
+                                  <w:color w:val="000000" w:themeColor="text1"/>
+                                  <w:sz w:val="12"/>
+                                  <w:szCs w:val="12"/>
+                                </w:rPr>
+                                <w:t>Конспекты лекций</w:t>
+                              </w:r>
+                            </w:p>
+                          </w:txbxContent>
+                        </wps:txbx>
+                        <wps:bodyPr rot="0" spcFirstLastPara="0" vertOverflow="overflow" horzOverflow="overflow" vert="horz" wrap="square" lIns="91440" tIns="45720" rIns="91440" bIns="45720" numCol="1" spcCol="0" rtlCol="0" fromWordArt="0" anchor="ctr" anchorCtr="0" forceAA="0" compatLnSpc="1">
+                          <a:prstTxWarp prst="textNoShape">
+                            <a:avLst/>
+                          </a:prstTxWarp>
+                          <a:noAutofit/>
+                        </wps:bodyPr>
+                      </wps:wsp>
+                      <wps:wsp>
+                        <wps:cNvPr id="125" name="Прямоугольник 125"/>
+                        <wps:cNvSpPr/>
+                        <wps:spPr>
+                          <a:xfrm>
+                            <a:off x="5613400" y="1663700"/>
+                            <a:ext cx="1079500" cy="190500"/>
+                          </a:xfrm>
+                          <a:prstGeom prst="rect">
+                            <a:avLst/>
+                          </a:prstGeom>
+                          <a:solidFill>
+                            <a:schemeClr val="bg1"/>
+                          </a:solidFill>
+                          <a:ln>
+                            <a:solidFill>
+                              <a:schemeClr val="accent1"/>
+                            </a:solidFill>
+                          </a:ln>
+                        </wps:spPr>
+                        <wps:style>
+                          <a:lnRef idx="2">
+                            <a:schemeClr val="accent1">
+                              <a:shade val="50000"/>
+                            </a:schemeClr>
+                          </a:lnRef>
+                          <a:fillRef idx="1">
+                            <a:schemeClr val="accent1"/>
+                          </a:fillRef>
+                          <a:effectRef idx="0">
+                            <a:schemeClr val="accent1"/>
+                          </a:effectRef>
+                          <a:fontRef idx="minor">
+                            <a:schemeClr val="lt1"/>
+                          </a:fontRef>
+                        </wps:style>
+                        <wps:txbx>
+                          <w:txbxContent>
+                            <w:p>
+                              <w:pPr>
+                                <w:jc w:val="center"/>
+                                <w:rPr>
+                                  <w:color w:val="000000" w:themeColor="text1"/>
+                                  <w:sz w:val="8"/>
+                                  <w:szCs w:val="8"/>
+                                </w:rPr>
+                              </w:pPr>
+                              <w:r>
+                                <w:rPr>
+                                  <w:color w:val="000000" w:themeColor="text1"/>
+                                  <w:sz w:val="12"/>
+                                  <w:szCs w:val="12"/>
+                                </w:rPr>
+                                <w:t>Презентации</w:t>
+                              </w:r>
+                            </w:p>
+                          </w:txbxContent>
+                        </wps:txbx>
+                        <wps:bodyPr rot="0" spcFirstLastPara="0" vertOverflow="overflow" horzOverflow="overflow" vert="horz" wrap="square" lIns="91440" tIns="45720" rIns="91440" bIns="45720" numCol="1" spcCol="0" rtlCol="0" fromWordArt="0" anchor="ctr" anchorCtr="0" forceAA="0" compatLnSpc="1">
+                          <a:prstTxWarp prst="textNoShape">
+                            <a:avLst/>
+                          </a:prstTxWarp>
+                          <a:noAutofit/>
+                        </wps:bodyPr>
+                      </wps:wsp>
+                      <wps:wsp>
+                        <wps:cNvPr id="126" name="Прямоугольник 126"/>
+                        <wps:cNvSpPr/>
+                        <wps:spPr>
+                          <a:xfrm>
+                            <a:off x="5613400" y="1905000"/>
+                            <a:ext cx="1085850" cy="190500"/>
+                          </a:xfrm>
+                          <a:prstGeom prst="rect">
+                            <a:avLst/>
+                          </a:prstGeom>
+                          <a:solidFill>
+                            <a:schemeClr val="bg1"/>
+                          </a:solidFill>
+                          <a:ln>
+                            <a:solidFill>
+                              <a:schemeClr val="accent1"/>
+                            </a:solidFill>
+                          </a:ln>
+                        </wps:spPr>
+                        <wps:style>
+                          <a:lnRef idx="2">
+                            <a:schemeClr val="accent1">
+                              <a:shade val="50000"/>
+                            </a:schemeClr>
+                          </a:lnRef>
+                          <a:fillRef idx="1">
+                            <a:schemeClr val="accent1"/>
+                          </a:fillRef>
+                          <a:effectRef idx="0">
+                            <a:schemeClr val="accent1"/>
+                          </a:effectRef>
+                          <a:fontRef idx="minor">
+                            <a:schemeClr val="lt1"/>
+                          </a:fontRef>
+                        </wps:style>
+                        <wps:txbx>
+                          <w:txbxContent>
+                            <w:p>
+                              <w:pPr>
+                                <w:jc w:val="center"/>
+                                <w:rPr>
+                                  <w:color w:val="000000" w:themeColor="text1"/>
+                                  <w:sz w:val="8"/>
+                                  <w:szCs w:val="8"/>
+                                </w:rPr>
+                              </w:pPr>
+                              <w:r>
+                                <w:rPr>
+                                  <w:color w:val="000000" w:themeColor="text1"/>
+                                  <w:sz w:val="12"/>
+                                  <w:szCs w:val="12"/>
+                                </w:rPr>
+                                <w:t>Практические задания</w:t>
+                              </w:r>
+                            </w:p>
+                          </w:txbxContent>
+                        </wps:txbx>
+                        <wps:bodyPr rot="0" spcFirstLastPara="0" vertOverflow="overflow" horzOverflow="overflow" vert="horz" wrap="square" lIns="91440" tIns="45720" rIns="91440" bIns="45720" numCol="1" spcCol="0" rtlCol="0" fromWordArt="0" anchor="ctr" anchorCtr="0" forceAA="0" compatLnSpc="1">
+                          <a:prstTxWarp prst="textNoShape">
+                            <a:avLst/>
+                          </a:prstTxWarp>
+                          <a:noAutofit/>
+                        </wps:bodyPr>
+                      </wps:wsp>
+                      <wps:wsp>
+                        <wps:cNvPr id="128" name="Прямоугольник 128"/>
+                        <wps:cNvSpPr/>
+                        <wps:spPr>
+                          <a:xfrm>
+                            <a:off x="5607050" y="2139950"/>
+                            <a:ext cx="1098550" cy="190500"/>
+                          </a:xfrm>
+                          <a:prstGeom prst="rect">
+                            <a:avLst/>
+                          </a:prstGeom>
+                          <a:solidFill>
+                            <a:schemeClr val="bg1"/>
+                          </a:solidFill>
+                          <a:ln>
+                            <a:solidFill>
+                              <a:schemeClr val="accent1"/>
+                            </a:solidFill>
+                          </a:ln>
+                        </wps:spPr>
+                        <wps:style>
+                          <a:lnRef idx="2">
+                            <a:schemeClr val="accent1">
+                              <a:shade val="50000"/>
+                            </a:schemeClr>
+                          </a:lnRef>
+                          <a:fillRef idx="1">
+                            <a:schemeClr val="accent1"/>
+                          </a:fillRef>
+                          <a:effectRef idx="0">
+                            <a:schemeClr val="accent1"/>
+                          </a:effectRef>
+                          <a:fontRef idx="minor">
+                            <a:schemeClr val="lt1"/>
+                          </a:fontRef>
+                        </wps:style>
+                        <wps:txbx>
+                          <w:txbxContent>
+                            <w:p>
+                              <w:pPr>
+                                <w:jc w:val="center"/>
+                                <w:rPr>
+                                  <w:color w:val="000000" w:themeColor="text1"/>
+                                  <w:sz w:val="8"/>
+                                  <w:szCs w:val="8"/>
+                                </w:rPr>
+                              </w:pPr>
+                              <w:r>
+                                <w:rPr>
+                                  <w:color w:val="000000" w:themeColor="text1"/>
+                                  <w:sz w:val="12"/>
+                                  <w:szCs w:val="12"/>
+                                </w:rPr>
+                                <w:t>Лабораторные работы</w:t>
+                              </w:r>
+                            </w:p>
+                          </w:txbxContent>
+                        </wps:txbx>
+                        <wps:bodyPr rot="0" spcFirstLastPara="0" vertOverflow="overflow" horzOverflow="overflow" vert="horz" wrap="square" lIns="91440" tIns="45720" rIns="91440" bIns="45720" numCol="1" spcCol="0" rtlCol="0" fromWordArt="0" anchor="ctr" anchorCtr="0" forceAA="0" compatLnSpc="1">
+                          <a:prstTxWarp prst="textNoShape">
+                            <a:avLst/>
+                          </a:prstTxWarp>
+                          <a:noAutofit/>
+                        </wps:bodyPr>
+                      </wps:wsp>
+                      <wps:wsp>
+                        <wps:cNvPr id="129" name="Прямоугольник 129"/>
+                        <wps:cNvSpPr/>
+                        <wps:spPr>
+                          <a:xfrm>
+                            <a:off x="5607050" y="2381250"/>
+                            <a:ext cx="1092200" cy="190500"/>
+                          </a:xfrm>
+                          <a:prstGeom prst="rect">
+                            <a:avLst/>
+                          </a:prstGeom>
+                          <a:solidFill>
+                            <a:schemeClr val="bg1"/>
+                          </a:solidFill>
+                          <a:ln>
+                            <a:solidFill>
+                              <a:schemeClr val="accent1"/>
+                            </a:solidFill>
+                          </a:ln>
+                        </wps:spPr>
+                        <wps:style>
+                          <a:lnRef idx="2">
+                            <a:schemeClr val="accent1">
+                              <a:shade val="50000"/>
+                            </a:schemeClr>
+                          </a:lnRef>
+                          <a:fillRef idx="1">
+                            <a:schemeClr val="accent1"/>
+                          </a:fillRef>
+                          <a:effectRef idx="0">
+                            <a:schemeClr val="accent1"/>
+                          </a:effectRef>
+                          <a:fontRef idx="minor">
+                            <a:schemeClr val="lt1"/>
+                          </a:fontRef>
+                        </wps:style>
+                        <wps:txbx>
+                          <w:txbxContent>
+                            <w:p>
+                              <w:pPr>
+                                <w:jc w:val="center"/>
+                                <w:rPr>
+                                  <w:color w:val="000000" w:themeColor="text1"/>
+                                  <w:sz w:val="8"/>
+                                  <w:szCs w:val="8"/>
+                                </w:rPr>
+                              </w:pPr>
+                              <w:r>
+                                <w:rPr>
+                                  <w:color w:val="000000" w:themeColor="text1"/>
+                                  <w:sz w:val="12"/>
+                                  <w:szCs w:val="12"/>
+                                </w:rPr>
+                                <w:t>Вопросы к зачету</w:t>
+                              </w:r>
+                              <w:r>
+                                <w:rPr>
+                                  <w:color w:val="000000" w:themeColor="text1"/>
+                                  <w:sz w:val="12"/>
+                                  <w:szCs w:val="12"/>
+                                  <w:lang w:val="en-US"/>
+                                </w:rPr>
+                                <w:t>/</w:t>
+                              </w:r>
+                              <w:r>
+                                <w:rPr>
+                                  <w:color w:val="000000" w:themeColor="text1"/>
+                                  <w:sz w:val="12"/>
+                                  <w:szCs w:val="12"/>
+                                </w:rPr>
+                                <w:t>экзамену</w:t>
+                              </w:r>
+                            </w:p>
+                          </w:txbxContent>
+                        </wps:txbx>
+                        <wps:bodyPr rot="0" spcFirstLastPara="0" vertOverflow="overflow" horzOverflow="overflow" vert="horz" wrap="square" lIns="91440" tIns="45720" rIns="91440" bIns="45720" numCol="1" spcCol="0" rtlCol="0" fromWordArt="0" anchor="ctr" anchorCtr="0" forceAA="0" compatLnSpc="1">
+                          <a:prstTxWarp prst="textNoShape">
+                            <a:avLst/>
+                          </a:prstTxWarp>
+                          <a:noAutofit/>
+                        </wps:bodyPr>
+                      </wps:wsp>
+                      <wps:wsp>
+                        <wps:cNvPr id="130" name="Прямоугольник 130"/>
+                        <wps:cNvSpPr/>
+                        <wps:spPr>
+                          <a:xfrm>
+                            <a:off x="5575300" y="2616200"/>
+                            <a:ext cx="1155700" cy="292100"/>
+                          </a:xfrm>
+                          <a:prstGeom prst="rect">
+                            <a:avLst/>
+                          </a:prstGeom>
+                          <a:solidFill>
+                            <a:schemeClr val="bg1"/>
+                          </a:solidFill>
+                          <a:ln>
+                            <a:solidFill>
+                              <a:schemeClr val="accent1"/>
+                            </a:solidFill>
+                          </a:ln>
+                        </wps:spPr>
+                        <wps:style>
+                          <a:lnRef idx="2">
+                            <a:schemeClr val="accent1">
+                              <a:shade val="50000"/>
+                            </a:schemeClr>
+                          </a:lnRef>
+                          <a:fillRef idx="1">
+                            <a:schemeClr val="accent1"/>
+                          </a:fillRef>
+                          <a:effectRef idx="0">
+                            <a:schemeClr val="accent1"/>
+                          </a:effectRef>
+                          <a:fontRef idx="minor">
+                            <a:schemeClr val="lt1"/>
+                          </a:fontRef>
+                        </wps:style>
+                        <wps:txbx>
+                          <w:txbxContent>
+                            <w:p>
+                              <w:pPr>
+                                <w:jc w:val="center"/>
+                                <w:rPr>
+                                  <w:color w:val="000000" w:themeColor="text1"/>
+                                  <w:sz w:val="8"/>
+                                  <w:szCs w:val="8"/>
+                                </w:rPr>
+                              </w:pPr>
+                              <w:r>
+                                <w:rPr>
+                                  <w:color w:val="000000" w:themeColor="text1"/>
+                                  <w:sz w:val="12"/>
+                                  <w:szCs w:val="12"/>
+                                </w:rPr>
+                                <w:t>Простой и понятный интерфейс</w:t>
+                              </w:r>
+                            </w:p>
+                          </w:txbxContent>
+                        </wps:txbx>
+                        <wps:bodyPr rot="0" spcFirstLastPara="0" vertOverflow="overflow" horzOverflow="overflow" vert="horz" wrap="square" lIns="91440" tIns="45720" rIns="91440" bIns="45720" numCol="1" spcCol="0" rtlCol="0" fromWordArt="0" anchor="ctr" anchorCtr="0" forceAA="0" compatLnSpc="1">
+                          <a:prstTxWarp prst="textNoShape">
+                            <a:avLst/>
+                          </a:prstTxWarp>
+                          <a:noAutofit/>
+                        </wps:bodyPr>
+                      </wps:wsp>
+                      <wps:wsp>
+                        <wps:cNvPr id="131" name="Прямоугольник 131"/>
+                        <wps:cNvSpPr/>
+                        <wps:spPr>
+                          <a:xfrm>
+                            <a:off x="5581650" y="2959100"/>
+                            <a:ext cx="1143000" cy="292100"/>
+                          </a:xfrm>
+                          <a:prstGeom prst="rect">
+                            <a:avLst/>
+                          </a:prstGeom>
+                          <a:solidFill>
+                            <a:schemeClr val="bg1"/>
+                          </a:solidFill>
+                          <a:ln>
+                            <a:solidFill>
+                              <a:schemeClr val="accent1"/>
+                            </a:solidFill>
+                          </a:ln>
+                        </wps:spPr>
+                        <wps:style>
+                          <a:lnRef idx="2">
+                            <a:schemeClr val="accent1">
+                              <a:shade val="50000"/>
+                            </a:schemeClr>
+                          </a:lnRef>
+                          <a:fillRef idx="1">
+                            <a:schemeClr val="accent1"/>
+                          </a:fillRef>
+                          <a:effectRef idx="0">
+                            <a:schemeClr val="accent1"/>
+                          </a:effectRef>
+                          <a:fontRef idx="minor">
+                            <a:schemeClr val="lt1"/>
+                          </a:fontRef>
+                        </wps:style>
+                        <wps:txbx>
+                          <w:txbxContent>
+                            <w:p>
+                              <w:pPr>
+                                <w:jc w:val="center"/>
+                                <w:rPr>
+                                  <w:color w:val="000000" w:themeColor="text1"/>
+                                  <w:sz w:val="8"/>
+                                  <w:szCs w:val="8"/>
+                                </w:rPr>
+                              </w:pPr>
+                              <w:r>
+                                <w:rPr>
+                                  <w:color w:val="000000" w:themeColor="text1"/>
+                                  <w:sz w:val="12"/>
+                                  <w:szCs w:val="12"/>
+                                </w:rPr>
+                                <w:t>Быстрая загрузка</w:t>
+                              </w:r>
+                              <w:r>
+                                <w:rPr>
+                                  <w:color w:val="000000" w:themeColor="text1"/>
+                                  <w:sz w:val="12"/>
+                                  <w:szCs w:val="12"/>
+                                  <w:lang w:val="en-US"/>
+                                </w:rPr>
+                                <w:t>/</w:t>
+                              </w:r>
+                              <w:r>
+                                <w:rPr>
+                                  <w:color w:val="000000" w:themeColor="text1"/>
+                                  <w:sz w:val="12"/>
+                                  <w:szCs w:val="12"/>
+                                </w:rPr>
+                                <w:t>скачивание файлов</w:t>
+                              </w:r>
+                            </w:p>
+                          </w:txbxContent>
+                        </wps:txbx>
+                        <wps:bodyPr rot="0" spcFirstLastPara="0" vertOverflow="overflow" horzOverflow="overflow" vert="horz" wrap="square" lIns="91440" tIns="45720" rIns="91440" bIns="45720" numCol="1" spcCol="0" rtlCol="0" fromWordArt="0" anchor="ctr" anchorCtr="0" forceAA="0" compatLnSpc="1">
+                          <a:prstTxWarp prst="textNoShape">
+                            <a:avLst/>
+                          </a:prstTxWarp>
+                          <a:noAutofit/>
+                        </wps:bodyPr>
+                      </wps:wsp>
+                      <wps:wsp>
+                        <wps:cNvPr id="132" name="Прямоугольник 132"/>
+                        <wps:cNvSpPr/>
+                        <wps:spPr>
+                          <a:xfrm>
+                            <a:off x="5575300" y="3295650"/>
+                            <a:ext cx="1155700" cy="184150"/>
+                          </a:xfrm>
+                          <a:prstGeom prst="rect">
+                            <a:avLst/>
+                          </a:prstGeom>
+                          <a:solidFill>
+                            <a:schemeClr val="bg1"/>
+                          </a:solidFill>
+                          <a:ln>
+                            <a:solidFill>
+                              <a:schemeClr val="accent1"/>
+                            </a:solidFill>
+                          </a:ln>
+                        </wps:spPr>
+                        <wps:style>
+                          <a:lnRef idx="2">
+                            <a:schemeClr val="accent1">
+                              <a:shade val="50000"/>
+                            </a:schemeClr>
+                          </a:lnRef>
+                          <a:fillRef idx="1">
+                            <a:schemeClr val="accent1"/>
+                          </a:fillRef>
+                          <a:effectRef idx="0">
+                            <a:schemeClr val="accent1"/>
+                          </a:effectRef>
+                          <a:fontRef idx="minor">
+                            <a:schemeClr val="lt1"/>
+                          </a:fontRef>
+                        </wps:style>
+                        <wps:txbx>
+                          <w:txbxContent>
+                            <w:p>
+                              <w:pPr>
+                                <w:jc w:val="center"/>
+                                <w:rPr>
+                                  <w:color w:val="000000" w:themeColor="text1"/>
+                                  <w:sz w:val="8"/>
+                                  <w:szCs w:val="8"/>
+                                </w:rPr>
+                              </w:pPr>
+                              <w:r>
+                                <w:rPr>
+                                  <w:color w:val="000000" w:themeColor="text1"/>
+                                  <w:sz w:val="12"/>
+                                  <w:szCs w:val="12"/>
+                                </w:rPr>
+                                <w:t>Надёжное хранение данных</w:t>
+                              </w:r>
+                            </w:p>
+                          </w:txbxContent>
+                        </wps:txbx>
+                        <wps:bodyPr rot="0" spcFirstLastPara="0" vertOverflow="overflow" horzOverflow="overflow" vert="horz" wrap="square" lIns="91440" tIns="45720" rIns="91440" bIns="45720" numCol="1" spcCol="0" rtlCol="0" fromWordArt="0" anchor="ctr" anchorCtr="0" forceAA="0" compatLnSpc="1">
+                          <a:prstTxWarp prst="textNoShape">
+                            <a:avLst/>
+                          </a:prstTxWarp>
+                          <a:noAutofit/>
+                        </wps:bodyPr>
+                      </wps:wsp>
+                      <wps:wsp>
+                        <wps:cNvPr id="133" name="Прямоугольник 133"/>
+                        <wps:cNvSpPr/>
+                        <wps:spPr>
+                          <a:xfrm>
+                            <a:off x="5575300" y="3530600"/>
+                            <a:ext cx="1155700" cy="292100"/>
+                          </a:xfrm>
+                          <a:prstGeom prst="rect">
+                            <a:avLst/>
+                          </a:prstGeom>
+                          <a:solidFill>
+                            <a:schemeClr val="bg1"/>
+                          </a:solidFill>
+                          <a:ln>
+                            <a:solidFill>
+                              <a:schemeClr val="accent1"/>
+                            </a:solidFill>
+                          </a:ln>
+                        </wps:spPr>
+                        <wps:style>
+                          <a:lnRef idx="2">
+                            <a:schemeClr val="accent1">
+                              <a:shade val="50000"/>
+                            </a:schemeClr>
+                          </a:lnRef>
+                          <a:fillRef idx="1">
+                            <a:schemeClr val="accent1"/>
+                          </a:fillRef>
+                          <a:effectRef idx="0">
+                            <a:schemeClr val="accent1"/>
+                          </a:effectRef>
+                          <a:fontRef idx="minor">
+                            <a:schemeClr val="lt1"/>
+                          </a:fontRef>
+                        </wps:style>
+                        <wps:txbx>
+                          <w:txbxContent>
+                            <w:p>
+                              <w:pPr>
+                                <w:jc w:val="center"/>
+                                <w:rPr>
+                                  <w:color w:val="000000" w:themeColor="text1"/>
+                                  <w:sz w:val="8"/>
+                                  <w:szCs w:val="8"/>
+                                </w:rPr>
+                              </w:pPr>
+                              <w:r>
+                                <w:rPr>
+                                  <w:color w:val="000000" w:themeColor="text1"/>
+                                  <w:sz w:val="12"/>
+                                  <w:szCs w:val="12"/>
+                                </w:rPr>
+                                <w:t>Удобная навигация по дисциплинам</w:t>
+                              </w:r>
+                            </w:p>
+                          </w:txbxContent>
+                        </wps:txbx>
+                        <wps:bodyPr rot="0" spcFirstLastPara="0" vertOverflow="overflow" horzOverflow="overflow" vert="horz" wrap="square" lIns="91440" tIns="45720" rIns="91440" bIns="45720" numCol="1" spcCol="0" rtlCol="0" fromWordArt="0" anchor="ctr" anchorCtr="0" forceAA="0" compatLnSpc="1">
+                          <a:prstTxWarp prst="textNoShape">
+                            <a:avLst/>
+                          </a:prstTxWarp>
+                          <a:noAutofit/>
+                        </wps:bodyPr>
+                      </wps:wsp>
+                      <wps:wsp>
+                        <wps:cNvPr id="135" name="Прямоугольник 135"/>
+                        <wps:cNvSpPr/>
+                        <wps:spPr>
+                          <a:xfrm>
+                            <a:off x="5575300" y="3867150"/>
+                            <a:ext cx="1155700" cy="292100"/>
+                          </a:xfrm>
+                          <a:prstGeom prst="rect">
+                            <a:avLst/>
+                          </a:prstGeom>
+                          <a:solidFill>
+                            <a:schemeClr val="bg1"/>
+                          </a:solidFill>
+                          <a:ln>
+                            <a:solidFill>
+                              <a:schemeClr val="accent1"/>
+                            </a:solidFill>
+                          </a:ln>
+                        </wps:spPr>
+                        <wps:style>
+                          <a:lnRef idx="2">
+                            <a:schemeClr val="accent1">
+                              <a:shade val="50000"/>
+                            </a:schemeClr>
+                          </a:lnRef>
+                          <a:fillRef idx="1">
+                            <a:schemeClr val="accent1"/>
+                          </a:fillRef>
+                          <a:effectRef idx="0">
+                            <a:schemeClr val="accent1"/>
+                          </a:effectRef>
+                          <a:fontRef idx="minor">
+                            <a:schemeClr val="lt1"/>
+                          </a:fontRef>
+                        </wps:style>
+                        <wps:txbx>
+                          <w:txbxContent>
+                            <w:p>
+                              <w:pPr>
+                                <w:jc w:val="center"/>
+                                <w:rPr>
+                                  <w:color w:val="000000" w:themeColor="text1"/>
+                                  <w:sz w:val="8"/>
+                                  <w:szCs w:val="8"/>
+                                </w:rPr>
+                              </w:pPr>
+                              <w:r>
+                                <w:rPr>
+                                  <w:color w:val="000000" w:themeColor="text1"/>
+                                  <w:sz w:val="12"/>
+                                  <w:szCs w:val="12"/>
+                                </w:rPr>
+                                <w:t>Сокращение времени поиска учебных материалов</w:t>
+                              </w:r>
+                            </w:p>
+                          </w:txbxContent>
+                        </wps:txbx>
+                        <wps:bodyPr rot="0" spcFirstLastPara="0" vertOverflow="overflow" horzOverflow="overflow" vert="horz" wrap="square" lIns="91440" tIns="45720" rIns="91440" bIns="45720" numCol="1" spcCol="0" rtlCol="0" fromWordArt="0" anchor="ctr" anchorCtr="0" forceAA="0" compatLnSpc="1">
+                          <a:prstTxWarp prst="textNoShape">
+                            <a:avLst/>
+                          </a:prstTxWarp>
+                          <a:noAutofit/>
+                        </wps:bodyPr>
+                      </wps:wsp>
+                      <wps:wsp>
+                        <wps:cNvPr id="136" name="Прямоугольник 136"/>
+                        <wps:cNvSpPr/>
+                        <wps:spPr>
+                          <a:xfrm>
+                            <a:off x="5575300" y="4210050"/>
+                            <a:ext cx="1155700" cy="292100"/>
+                          </a:xfrm>
+                          <a:prstGeom prst="rect">
+                            <a:avLst/>
+                          </a:prstGeom>
+                          <a:solidFill>
+                            <a:schemeClr val="bg1"/>
+                          </a:solidFill>
+                          <a:ln>
+                            <a:solidFill>
+                              <a:schemeClr val="accent1"/>
+                            </a:solidFill>
+                          </a:ln>
+                        </wps:spPr>
+                        <wps:style>
+                          <a:lnRef idx="2">
+                            <a:schemeClr val="accent1">
+                              <a:shade val="50000"/>
+                            </a:schemeClr>
+                          </a:lnRef>
+                          <a:fillRef idx="1">
+                            <a:schemeClr val="accent1"/>
+                          </a:fillRef>
+                          <a:effectRef idx="0">
+                            <a:schemeClr val="accent1"/>
+                          </a:effectRef>
+                          <a:fontRef idx="minor">
+                            <a:schemeClr val="lt1"/>
+                          </a:fontRef>
+                        </wps:style>
+                        <wps:txbx>
+                          <w:txbxContent>
+                            <w:p>
+                              <w:pPr>
+                                <w:jc w:val="center"/>
+                                <w:rPr>
+                                  <w:color w:val="000000" w:themeColor="text1"/>
+                                  <w:sz w:val="8"/>
+                                  <w:szCs w:val="8"/>
+                                </w:rPr>
+                              </w:pPr>
+                              <w:r>
+                                <w:rPr>
+                                  <w:color w:val="000000" w:themeColor="text1"/>
+                                  <w:sz w:val="12"/>
+                                  <w:szCs w:val="12"/>
+                                </w:rPr>
+                                <w:t>Повышение эффективности подготовки студентов</w:t>
+                              </w:r>
+                            </w:p>
+                          </w:txbxContent>
+                        </wps:txbx>
+                        <wps:bodyPr rot="0" spcFirstLastPara="0" vertOverflow="overflow" horzOverflow="overflow" vert="horz" wrap="square" lIns="91440" tIns="45720" rIns="91440" bIns="45720" numCol="1" spcCol="0" rtlCol="0" fromWordArt="0" anchor="ctr" anchorCtr="0" forceAA="0" compatLnSpc="1">
+                          <a:prstTxWarp prst="textNoShape">
+                            <a:avLst/>
+                          </a:prstTxWarp>
+                          <a:noAutofit/>
+                        </wps:bodyPr>
+                      </wps:wsp>
+                      <wps:wsp>
+                        <wps:cNvPr id="137" name="Прямоугольник 137"/>
+                        <wps:cNvSpPr/>
+                        <wps:spPr>
+                          <a:xfrm>
+                            <a:off x="5575300" y="4552950"/>
+                            <a:ext cx="1155700" cy="292100"/>
+                          </a:xfrm>
+                          <a:prstGeom prst="rect">
+                            <a:avLst/>
+                          </a:prstGeom>
+                          <a:solidFill>
+                            <a:schemeClr val="bg1"/>
+                          </a:solidFill>
+                          <a:ln>
+                            <a:solidFill>
+                              <a:schemeClr val="accent1"/>
+                            </a:solidFill>
+                          </a:ln>
+                        </wps:spPr>
+                        <wps:style>
+                          <a:lnRef idx="2">
+                            <a:schemeClr val="accent1">
+                              <a:shade val="50000"/>
+                            </a:schemeClr>
+                          </a:lnRef>
+                          <a:fillRef idx="1">
+                            <a:schemeClr val="accent1"/>
+                          </a:fillRef>
+                          <a:effectRef idx="0">
+                            <a:schemeClr val="accent1"/>
+                          </a:effectRef>
+                          <a:fontRef idx="minor">
+                            <a:schemeClr val="lt1"/>
+                          </a:fontRef>
+                        </wps:style>
+                        <wps:txbx>
+                          <w:txbxContent>
+                            <w:p>
+                              <w:pPr>
+                                <w:jc w:val="center"/>
+                                <w:rPr>
+                                  <w:color w:val="000000" w:themeColor="text1"/>
+                                  <w:sz w:val="8"/>
+                                  <w:szCs w:val="8"/>
+                                </w:rPr>
+                              </w:pPr>
+                              <w:r>
+                                <w:rPr>
+                                  <w:color w:val="000000" w:themeColor="text1"/>
+                                  <w:sz w:val="12"/>
+                                  <w:szCs w:val="12"/>
+                                </w:rPr>
+                                <w:t>Удобная цифровая среда для учебного обмена</w:t>
+                              </w:r>
+                            </w:p>
+                          </w:txbxContent>
+                        </wps:txbx>
+                        <wps:bodyPr rot="0" spcFirstLastPara="0" vertOverflow="overflow" horzOverflow="overflow" vert="horz" wrap="square" lIns="91440" tIns="45720" rIns="91440" bIns="45720" numCol="1" spcCol="0" rtlCol="0" fromWordArt="0" anchor="ctr" anchorCtr="0" forceAA="0" compatLnSpc="1">
+                          <a:prstTxWarp prst="textNoShape">
+                            <a:avLst/>
+                          </a:prstTxWarp>
+                          <a:noAutofit/>
+                        </wps:bodyPr>
+                      </wps:wsp>
+                      <wps:wsp>
+                        <wps:cNvPr id="138" name="Прямоугольник 138"/>
+                        <wps:cNvSpPr/>
+                        <wps:spPr>
+                          <a:xfrm>
+                            <a:off x="5575300" y="4889500"/>
+                            <a:ext cx="1155700" cy="292100"/>
+                          </a:xfrm>
+                          <a:prstGeom prst="rect">
+                            <a:avLst/>
+                          </a:prstGeom>
+                          <a:solidFill>
+                            <a:schemeClr val="bg1"/>
+                          </a:solidFill>
+                          <a:ln>
+                            <a:solidFill>
+                              <a:schemeClr val="accent1"/>
+                            </a:solidFill>
+                          </a:ln>
+                        </wps:spPr>
+                        <wps:style>
+                          <a:lnRef idx="2">
+                            <a:schemeClr val="accent1">
+                              <a:shade val="50000"/>
+                            </a:schemeClr>
+                          </a:lnRef>
+                          <a:fillRef idx="1">
+                            <a:schemeClr val="accent1"/>
+                          </a:fillRef>
+                          <a:effectRef idx="0">
+                            <a:schemeClr val="accent1"/>
+                          </a:effectRef>
+                          <a:fontRef idx="minor">
+                            <a:schemeClr val="lt1"/>
+                          </a:fontRef>
+                        </wps:style>
+                        <wps:txbx>
+                          <w:txbxContent>
+                            <w:p>
+                              <w:pPr>
+                                <w:jc w:val="center"/>
+                                <w:rPr>
+                                  <w:color w:val="000000" w:themeColor="text1"/>
+                                  <w:sz w:val="8"/>
+                                  <w:szCs w:val="8"/>
+                                </w:rPr>
+                              </w:pPr>
+                              <w:r>
+                                <w:rPr>
+                                  <w:color w:val="000000" w:themeColor="text1"/>
+                                  <w:sz w:val="12"/>
+                                  <w:szCs w:val="12"/>
+                                </w:rPr>
+                                <w:t>Рост вовлечённости студентов в взаимопомощь</w:t>
+                              </w:r>
+                            </w:p>
+                          </w:txbxContent>
+                        </wps:txbx>
+                        <wps:bodyPr rot="0" spcFirstLastPara="0" vertOverflow="overflow" horzOverflow="overflow" vert="horz" wrap="square" lIns="91440" tIns="45720" rIns="91440" bIns="45720" numCol="1" spcCol="0" rtlCol="0" fromWordArt="0" anchor="ctr" anchorCtr="0" forceAA="0" compatLnSpc="1">
+                          <a:prstTxWarp prst="textNoShape">
+                            <a:avLst/>
+                          </a:prstTxWarp>
+                          <a:noAutofit/>
+                        </wps:bodyPr>
+                      </wps:wsp>
+                      <wps:wsp>
+                        <wps:cNvPr id="140" name="Прямая со стрелкой 140"/>
+                        <wps:cNvCnPr/>
+                        <wps:spPr>
+                          <a:xfrm flipH="1">
+                            <a:off x="2343150" y="3022600"/>
+                            <a:ext cx="330200" cy="0"/>
+                          </a:xfrm>
+                          <a:prstGeom prst="straightConnector1">
+                            <a:avLst/>
+                          </a:prstGeom>
+                          <a:ln>
+                            <a:tailEnd type="triangle"/>
+                          </a:ln>
+                        </wps:spPr>
+                        <wps:style>
+                          <a:lnRef idx="1">
+                            <a:schemeClr val="accent1"/>
+                          </a:lnRef>
+                          <a:fillRef idx="0">
+                            <a:schemeClr val="accent1"/>
+                          </a:fillRef>
+                          <a:effectRef idx="0">
+                            <a:schemeClr val="accent1"/>
+                          </a:effectRef>
+                          <a:fontRef idx="minor">
+                            <a:schemeClr val="tx1"/>
+                          </a:fontRef>
+                        </wps:style>
+                        <wps:bodyPr/>
+                      </wps:wsp>
+                      <wps:wsp>
+                        <wps:cNvPr id="141" name="Прямая со стрелкой 141"/>
+                        <wps:cNvCnPr/>
+                        <wps:spPr>
+                          <a:xfrm flipH="1">
+                            <a:off x="2355850" y="3194050"/>
+                            <a:ext cx="596900" cy="1092835"/>
+                          </a:xfrm>
+                          <a:prstGeom prst="straightConnector1">
+                            <a:avLst/>
+                          </a:prstGeom>
+                          <a:ln>
+                            <a:tailEnd type="triangle"/>
+                          </a:ln>
+                        </wps:spPr>
+                        <wps:style>
+                          <a:lnRef idx="1">
+                            <a:schemeClr val="accent1"/>
+                          </a:lnRef>
+                          <a:fillRef idx="0">
+                            <a:schemeClr val="accent1"/>
+                          </a:fillRef>
+                          <a:effectRef idx="0">
+                            <a:schemeClr val="accent1"/>
+                          </a:effectRef>
+                          <a:fontRef idx="minor">
+                            <a:schemeClr val="tx1"/>
+                          </a:fontRef>
+                        </wps:style>
+                        <wps:bodyPr/>
+                      </wps:wsp>
+                      <wps:wsp>
+                        <wps:cNvPr id="142" name="Прямая со стрелкой 142"/>
+                        <wps:cNvCnPr/>
+                        <wps:spPr>
+                          <a:xfrm>
+                            <a:off x="3683000" y="3175000"/>
+                            <a:ext cx="508000" cy="1168400"/>
+                          </a:xfrm>
+                          <a:prstGeom prst="straightConnector1">
+                            <a:avLst/>
+                          </a:prstGeom>
+                          <a:ln>
+                            <a:tailEnd type="triangle"/>
+                          </a:ln>
+                        </wps:spPr>
+                        <wps:style>
+                          <a:lnRef idx="1">
+                            <a:schemeClr val="accent1"/>
+                          </a:lnRef>
+                          <a:fillRef idx="0">
+                            <a:schemeClr val="accent1"/>
+                          </a:fillRef>
+                          <a:effectRef idx="0">
+                            <a:schemeClr val="accent1"/>
+                          </a:effectRef>
+                          <a:fontRef idx="minor">
+                            <a:schemeClr val="tx1"/>
+                          </a:fontRef>
+                        </wps:style>
+                        <wps:bodyPr/>
+                      </wps:wsp>
+                      <wps:wsp>
+                        <wps:cNvPr id="143" name="Прямая со стрелкой 143"/>
+                        <wps:cNvCnPr/>
+                        <wps:spPr>
+                          <a:xfrm>
+                            <a:off x="3295650" y="3194050"/>
+                            <a:ext cx="0" cy="1695450"/>
+                          </a:xfrm>
+                          <a:prstGeom prst="straightConnector1">
+                            <a:avLst/>
+                          </a:prstGeom>
+                          <a:ln>
+                            <a:tailEnd type="triangle"/>
+                          </a:ln>
+                        </wps:spPr>
+                        <wps:style>
+                          <a:lnRef idx="1">
+                            <a:schemeClr val="accent1"/>
+                          </a:lnRef>
+                          <a:fillRef idx="0">
+                            <a:schemeClr val="accent1"/>
+                          </a:fillRef>
+                          <a:effectRef idx="0">
+                            <a:schemeClr val="accent1"/>
+                          </a:effectRef>
+                          <a:fontRef idx="minor">
+                            <a:schemeClr val="tx1"/>
+                          </a:fontRef>
+                        </wps:style>
+                        <wps:bodyPr/>
+                      </wps:wsp>
+                      <wps:wsp>
+                        <wps:cNvPr id="145" name="Прямая со стрелкой 145"/>
+                        <wps:cNvCnPr/>
+                        <wps:spPr>
+                          <a:xfrm>
+                            <a:off x="3949700" y="3016250"/>
+                            <a:ext cx="241935" cy="0"/>
+                          </a:xfrm>
+                          <a:prstGeom prst="straightConnector1">
+                            <a:avLst/>
+                          </a:prstGeom>
+                          <a:ln>
+                            <a:tailEnd type="triangle"/>
+                          </a:ln>
+                        </wps:spPr>
+                        <wps:style>
+                          <a:lnRef idx="1">
+                            <a:schemeClr val="accent1"/>
+                          </a:lnRef>
+                          <a:fillRef idx="0">
+                            <a:schemeClr val="accent1"/>
+                          </a:fillRef>
+                          <a:effectRef idx="0">
+                            <a:schemeClr val="accent1"/>
+                          </a:effectRef>
+                          <a:fontRef idx="minor">
+                            <a:schemeClr val="tx1"/>
+                          </a:fontRef>
+                        </wps:style>
+                        <wps:bodyPr/>
+                      </wps:wsp>
+                      <wps:wsp>
+                        <wps:cNvPr id="147" name="Прямая со стрелкой 147"/>
+                        <wps:cNvCnPr/>
+                        <wps:spPr>
+                          <a:xfrm flipH="1" flipV="1">
+                            <a:off x="2349500" y="2038350"/>
+                            <a:ext cx="609600" cy="692150"/>
+                          </a:xfrm>
+                          <a:prstGeom prst="straightConnector1">
+                            <a:avLst/>
+                          </a:prstGeom>
+                          <a:ln>
+                            <a:tailEnd type="triangle"/>
+                          </a:ln>
+                        </wps:spPr>
+                        <wps:style>
+                          <a:lnRef idx="1">
+                            <a:schemeClr val="accent1"/>
+                          </a:lnRef>
+                          <a:fillRef idx="0">
+                            <a:schemeClr val="accent1"/>
+                          </a:fillRef>
+                          <a:effectRef idx="0">
+                            <a:schemeClr val="accent1"/>
+                          </a:effectRef>
+                          <a:fontRef idx="minor">
+                            <a:schemeClr val="tx1"/>
+                          </a:fontRef>
+                        </wps:style>
+                        <wps:bodyPr/>
+                      </wps:wsp>
+                      <wps:wsp>
+                        <wps:cNvPr id="148" name="Прямая со стрелкой 148"/>
+                        <wps:cNvCnPr/>
+                        <wps:spPr>
+                          <a:xfrm flipV="1">
+                            <a:off x="3651250" y="2178050"/>
+                            <a:ext cx="539750" cy="554990"/>
+                          </a:xfrm>
+                          <a:prstGeom prst="straightConnector1">
+                            <a:avLst/>
+                          </a:prstGeom>
+                          <a:ln>
+                            <a:tailEnd type="triangle"/>
+                          </a:ln>
+                        </wps:spPr>
+                        <wps:style>
+                          <a:lnRef idx="1">
+                            <a:schemeClr val="accent1"/>
+                          </a:lnRef>
+                          <a:fillRef idx="0">
+                            <a:schemeClr val="accent1"/>
+                          </a:fillRef>
+                          <a:effectRef idx="0">
+                            <a:schemeClr val="accent1"/>
+                          </a:effectRef>
+                          <a:fontRef idx="minor">
+                            <a:schemeClr val="tx1"/>
+                          </a:fontRef>
+                        </wps:style>
+                        <wps:bodyPr/>
+                      </wps:wsp>
+                      <wps:wsp>
+                        <wps:cNvPr id="149" name="Прямая со стрелкой 149"/>
+                        <wps:cNvCnPr/>
+                        <wps:spPr>
+                          <a:xfrm flipH="1" flipV="1">
+                            <a:off x="2355850" y="927100"/>
+                            <a:ext cx="711200" cy="1803400"/>
+                          </a:xfrm>
+                          <a:prstGeom prst="straightConnector1">
+                            <a:avLst/>
+                          </a:prstGeom>
+                          <a:ln>
+                            <a:tailEnd type="triangle"/>
+                          </a:ln>
+                        </wps:spPr>
+                        <wps:style>
+                          <a:lnRef idx="1">
+                            <a:schemeClr val="accent1"/>
+                          </a:lnRef>
+                          <a:fillRef idx="0">
+                            <a:schemeClr val="accent1"/>
+                          </a:fillRef>
+                          <a:effectRef idx="0">
+                            <a:schemeClr val="accent1"/>
+                          </a:effectRef>
+                          <a:fontRef idx="minor">
+                            <a:schemeClr val="tx1"/>
+                          </a:fontRef>
+                        </wps:style>
+                        <wps:bodyPr/>
+                      </wps:wsp>
+                      <wps:wsp>
+                        <wps:cNvPr id="150" name="Прямая со стрелкой 150"/>
+                        <wps:cNvCnPr/>
+                        <wps:spPr>
+                          <a:xfrm flipV="1">
+                            <a:off x="3517900" y="933450"/>
+                            <a:ext cx="685800" cy="1797050"/>
+                          </a:xfrm>
+                          <a:prstGeom prst="straightConnector1">
+                            <a:avLst/>
+                          </a:prstGeom>
+                          <a:ln>
+                            <a:tailEnd type="triangle"/>
+                          </a:ln>
+                        </wps:spPr>
+                        <wps:style>
+                          <a:lnRef idx="1">
+                            <a:schemeClr val="accent1"/>
+                          </a:lnRef>
+                          <a:fillRef idx="0">
+                            <a:schemeClr val="accent1"/>
+                          </a:fillRef>
+                          <a:effectRef idx="0">
+                            <a:schemeClr val="accent1"/>
+                          </a:effectRef>
+                          <a:fontRef idx="minor">
+                            <a:schemeClr val="tx1"/>
+                          </a:fontRef>
+                        </wps:style>
+                        <wps:bodyPr/>
+                      </wps:wsp>
+                      <wps:wsp>
+                        <wps:cNvPr id="151" name="Прямая со стрелкой 151"/>
+                        <wps:cNvCnPr/>
+                        <wps:spPr>
+                          <a:xfrm flipH="1">
+                            <a:off x="2063750" y="5048250"/>
+                            <a:ext cx="755650" cy="292100"/>
+                          </a:xfrm>
+                          <a:prstGeom prst="straightConnector1">
+                            <a:avLst/>
+                          </a:prstGeom>
+                          <a:ln>
+                            <a:tailEnd type="triangle"/>
+                          </a:ln>
+                        </wps:spPr>
+                        <wps:style>
+                          <a:lnRef idx="1">
+                            <a:schemeClr val="accent1"/>
+                          </a:lnRef>
+                          <a:fillRef idx="0">
+                            <a:schemeClr val="accent1"/>
+                          </a:fillRef>
+                          <a:effectRef idx="0">
+                            <a:schemeClr val="accent1"/>
+                          </a:effectRef>
+                          <a:fontRef idx="minor">
+                            <a:schemeClr val="tx1"/>
+                          </a:fontRef>
+                        </wps:style>
+                        <wps:bodyPr/>
+                      </wps:wsp>
+                      <wps:wsp>
+                        <wps:cNvPr id="152" name="Прямая со стрелкой 152"/>
+                        <wps:cNvCnPr/>
+                        <wps:spPr>
+                          <a:xfrm>
+                            <a:off x="3797300" y="5035550"/>
+                            <a:ext cx="711200" cy="311150"/>
+                          </a:xfrm>
+                          <a:prstGeom prst="straightConnector1">
+                            <a:avLst/>
+                          </a:prstGeom>
+                          <a:ln>
+                            <a:tailEnd type="triangle"/>
+                          </a:ln>
+                        </wps:spPr>
+                        <wps:style>
+                          <a:lnRef idx="1">
+                            <a:schemeClr val="accent1"/>
+                          </a:lnRef>
+                          <a:fillRef idx="0">
+                            <a:schemeClr val="accent1"/>
+                          </a:fillRef>
+                          <a:effectRef idx="0">
+                            <a:schemeClr val="accent1"/>
+                          </a:effectRef>
+                          <a:fontRef idx="minor">
+                            <a:schemeClr val="tx1"/>
+                          </a:fontRef>
+                        </wps:style>
+                        <wps:bodyPr/>
+                      </wps:wsp>
+                      <wps:wsp>
+                        <wps:cNvPr id="153" name="Прямая со стрелкой 153"/>
+                        <wps:cNvCnPr/>
+                        <wps:spPr>
+                          <a:xfrm flipH="1">
+                            <a:off x="2482850" y="5245100"/>
+                            <a:ext cx="336550" cy="447040"/>
+                          </a:xfrm>
+                          <a:prstGeom prst="straightConnector1">
+                            <a:avLst/>
+                          </a:prstGeom>
+                          <a:ln>
+                            <a:tailEnd type="triangle"/>
+                          </a:ln>
+                        </wps:spPr>
+                        <wps:style>
+                          <a:lnRef idx="1">
+                            <a:schemeClr val="accent1"/>
+                          </a:lnRef>
+                          <a:fillRef idx="0">
+                            <a:schemeClr val="accent1"/>
+                          </a:fillRef>
+                          <a:effectRef idx="0">
+                            <a:schemeClr val="accent1"/>
+                          </a:effectRef>
+                          <a:fontRef idx="minor">
+                            <a:schemeClr val="tx1"/>
+                          </a:fontRef>
+                        </wps:style>
+                        <wps:bodyPr/>
+                      </wps:wsp>
+                      <wps:wsp>
+                        <wps:cNvPr id="154" name="Прямая со стрелкой 154"/>
+                        <wps:cNvCnPr/>
+                        <wps:spPr>
+                          <a:xfrm>
+                            <a:off x="3797300" y="5245100"/>
+                            <a:ext cx="361950" cy="438150"/>
+                          </a:xfrm>
+                          <a:prstGeom prst="straightConnector1">
+                            <a:avLst/>
+                          </a:prstGeom>
+                          <a:ln>
+                            <a:tailEnd type="triangle"/>
+                          </a:ln>
+                        </wps:spPr>
+                        <wps:style>
+                          <a:lnRef idx="1">
+                            <a:schemeClr val="accent1"/>
+                          </a:lnRef>
+                          <a:fillRef idx="0">
+                            <a:schemeClr val="accent1"/>
+                          </a:fillRef>
+                          <a:effectRef idx="0">
+                            <a:schemeClr val="accent1"/>
+                          </a:effectRef>
+                          <a:fontRef idx="minor">
+                            <a:schemeClr val="tx1"/>
+                          </a:fontRef>
+                        </wps:style>
+                        <wps:bodyPr/>
+                      </wps:wsp>
+                      <wps:wsp>
+                        <wps:cNvPr id="155" name="Прямая со стрелкой 155"/>
+                        <wps:cNvCnPr/>
+                        <wps:spPr>
+                          <a:xfrm>
+                            <a:off x="3295650" y="5245100"/>
+                            <a:ext cx="0" cy="660400"/>
+                          </a:xfrm>
+                          <a:prstGeom prst="straightConnector1">
+                            <a:avLst/>
+                          </a:prstGeom>
+                          <a:ln>
+                            <a:tailEnd type="triangle"/>
+                          </a:ln>
+                        </wps:spPr>
+                        <wps:style>
+                          <a:lnRef idx="1">
+                            <a:schemeClr val="accent1"/>
+                          </a:lnRef>
+                          <a:fillRef idx="0">
+                            <a:schemeClr val="accent1"/>
+                          </a:fillRef>
+                          <a:effectRef idx="0">
+                            <a:schemeClr val="accent1"/>
+                          </a:effectRef>
+                          <a:fontRef idx="minor">
+                            <a:schemeClr val="tx1"/>
+                          </a:fontRef>
+                        </wps:style>
+                        <wps:bodyPr/>
+                      </wps:wsp>
+                      <wps:wsp>
+                        <wps:cNvPr id="156" name="Прямая со стрелкой 156"/>
+                        <wps:cNvCnPr/>
+                        <wps:spPr>
+                          <a:xfrm flipH="1">
+                            <a:off x="2190750" y="6019800"/>
+                            <a:ext cx="571500" cy="203200"/>
+                          </a:xfrm>
+                          <a:prstGeom prst="straightConnector1">
+                            <a:avLst/>
+                          </a:prstGeom>
+                          <a:ln>
+                            <a:tailEnd type="triangle"/>
+                          </a:ln>
+                        </wps:spPr>
+                        <wps:style>
+                          <a:lnRef idx="1">
+                            <a:schemeClr val="accent1"/>
+                          </a:lnRef>
+                          <a:fillRef idx="0">
+                            <a:schemeClr val="accent1"/>
+                          </a:fillRef>
+                          <a:effectRef idx="0">
+                            <a:schemeClr val="accent1"/>
+                          </a:effectRef>
+                          <a:fontRef idx="minor">
+                            <a:schemeClr val="tx1"/>
+                          </a:fontRef>
+                        </wps:style>
+                        <wps:bodyPr/>
+                      </wps:wsp>
+                      <wps:wsp>
+                        <wps:cNvPr id="157" name="Прямая со стрелкой 157"/>
+                        <wps:cNvCnPr/>
+                        <wps:spPr>
+                          <a:xfrm flipH="1">
+                            <a:off x="2584450" y="6115050"/>
+                            <a:ext cx="177800" cy="243840"/>
+                          </a:xfrm>
+                          <a:prstGeom prst="straightConnector1">
+                            <a:avLst/>
+                          </a:prstGeom>
+                          <a:ln>
+                            <a:tailEnd type="triangle"/>
+                          </a:ln>
+                        </wps:spPr>
+                        <wps:style>
+                          <a:lnRef idx="1">
+                            <a:schemeClr val="accent1"/>
+                          </a:lnRef>
+                          <a:fillRef idx="0">
+                            <a:schemeClr val="accent1"/>
+                          </a:fillRef>
+                          <a:effectRef idx="0">
+                            <a:schemeClr val="accent1"/>
+                          </a:effectRef>
+                          <a:fontRef idx="minor">
+                            <a:schemeClr val="tx1"/>
+                          </a:fontRef>
+                        </wps:style>
+                        <wps:bodyPr/>
+                      </wps:wsp>
+                      <wps:wsp>
+                        <wps:cNvPr id="158" name="Прямая со стрелкой 158"/>
+                        <wps:cNvCnPr/>
+                        <wps:spPr>
+                          <a:xfrm>
+                            <a:off x="3302000" y="6115050"/>
+                            <a:ext cx="0" cy="330200"/>
+                          </a:xfrm>
+                          <a:prstGeom prst="straightConnector1">
+                            <a:avLst/>
+                          </a:prstGeom>
+                          <a:ln>
+                            <a:tailEnd type="triangle"/>
+                          </a:ln>
+                        </wps:spPr>
+                        <wps:style>
+                          <a:lnRef idx="1">
+                            <a:schemeClr val="accent1"/>
+                          </a:lnRef>
+                          <a:fillRef idx="0">
+                            <a:schemeClr val="accent1"/>
+                          </a:fillRef>
+                          <a:effectRef idx="0">
+                            <a:schemeClr val="accent1"/>
+                          </a:effectRef>
+                          <a:fontRef idx="minor">
+                            <a:schemeClr val="tx1"/>
+                          </a:fontRef>
+                        </wps:style>
+                        <wps:bodyPr/>
+                      </wps:wsp>
+                      <wps:wsp>
+                        <wps:cNvPr id="159" name="Прямая со стрелкой 159"/>
+                        <wps:cNvCnPr/>
+                        <wps:spPr>
+                          <a:xfrm>
+                            <a:off x="3848100" y="6115050"/>
+                            <a:ext cx="215900" cy="241300"/>
+                          </a:xfrm>
+                          <a:prstGeom prst="straightConnector1">
+                            <a:avLst/>
+                          </a:prstGeom>
+                          <a:ln>
+                            <a:tailEnd type="triangle"/>
+                          </a:ln>
+                        </wps:spPr>
+                        <wps:style>
+                          <a:lnRef idx="1">
+                            <a:schemeClr val="accent1"/>
+                          </a:lnRef>
+                          <a:fillRef idx="0">
+                            <a:schemeClr val="accent1"/>
+                          </a:fillRef>
+                          <a:effectRef idx="0">
+                            <a:schemeClr val="accent1"/>
+                          </a:effectRef>
+                          <a:fontRef idx="minor">
+                            <a:schemeClr val="tx1"/>
+                          </a:fontRef>
+                        </wps:style>
+                        <wps:bodyPr/>
+                      </wps:wsp>
+                      <wps:wsp>
+                        <wps:cNvPr id="160" name="Прямая со стрелкой 160"/>
+                        <wps:cNvCnPr/>
+                        <wps:spPr>
+                          <a:xfrm>
+                            <a:off x="3848100" y="6026150"/>
+                            <a:ext cx="628650" cy="196850"/>
+                          </a:xfrm>
+                          <a:prstGeom prst="straightConnector1">
+                            <a:avLst/>
+                          </a:prstGeom>
+                          <a:ln>
+                            <a:tailEnd type="triangle"/>
+                          </a:ln>
+                        </wps:spPr>
+                        <wps:style>
+                          <a:lnRef idx="1">
+                            <a:schemeClr val="accent1"/>
+                          </a:lnRef>
+                          <a:fillRef idx="0">
+                            <a:schemeClr val="accent1"/>
+                          </a:fillRef>
+                          <a:effectRef idx="0">
+                            <a:schemeClr val="accent1"/>
+                          </a:effectRef>
+                          <a:fontRef idx="minor">
+                            <a:schemeClr val="tx1"/>
+                          </a:fontRef>
+                        </wps:style>
+                        <wps:bodyPr/>
+                      </wps:wsp>
+                      <wps:wsp>
+                        <wps:cNvPr id="161" name="Прямая со стрелкой 161"/>
+                        <wps:cNvCnPr/>
+                        <wps:spPr>
+                          <a:xfrm flipH="1" flipV="1">
+                            <a:off x="1085850" y="406400"/>
+                            <a:ext cx="292100" cy="158750"/>
+                          </a:xfrm>
+                          <a:prstGeom prst="straightConnector1">
+                            <a:avLst/>
+                          </a:prstGeom>
+                          <a:ln>
+                            <a:tailEnd type="triangle"/>
+                          </a:ln>
+                        </wps:spPr>
+                        <wps:style>
+                          <a:lnRef idx="1">
+                            <a:schemeClr val="accent1"/>
+                          </a:lnRef>
+                          <a:fillRef idx="0">
+                            <a:schemeClr val="accent1"/>
+                          </a:fillRef>
+                          <a:effectRef idx="0">
+                            <a:schemeClr val="accent1"/>
+                          </a:effectRef>
+                          <a:fontRef idx="minor">
+                            <a:schemeClr val="tx1"/>
+                          </a:fontRef>
+                        </wps:style>
+                        <wps:bodyPr/>
+                      </wps:wsp>
+                      <wps:wsp>
+                        <wps:cNvPr id="162" name="Прямая со стрелкой 162"/>
+                        <wps:cNvCnPr/>
+                        <wps:spPr>
+                          <a:xfrm flipH="1">
+                            <a:off x="1085850" y="736600"/>
+                            <a:ext cx="292100" cy="0"/>
+                          </a:xfrm>
+                          <a:prstGeom prst="straightConnector1">
+                            <a:avLst/>
+                          </a:prstGeom>
+                          <a:ln>
+                            <a:tailEnd type="triangle"/>
+                          </a:ln>
+                        </wps:spPr>
+                        <wps:style>
+                          <a:lnRef idx="1">
+                            <a:schemeClr val="accent1"/>
+                          </a:lnRef>
+                          <a:fillRef idx="0">
+                            <a:schemeClr val="accent1"/>
+                          </a:fillRef>
+                          <a:effectRef idx="0">
+                            <a:schemeClr val="accent1"/>
+                          </a:effectRef>
+                          <a:fontRef idx="minor">
+                            <a:schemeClr val="tx1"/>
+                          </a:fontRef>
+                        </wps:style>
+                        <wps:bodyPr/>
+                      </wps:wsp>
+                      <wps:wsp>
+                        <wps:cNvPr id="163" name="Прямая со стрелкой 163"/>
+                        <wps:cNvCnPr/>
+                        <wps:spPr>
+                          <a:xfrm flipH="1">
+                            <a:off x="1085850" y="920750"/>
+                            <a:ext cx="292100" cy="186690"/>
+                          </a:xfrm>
+                          <a:prstGeom prst="straightConnector1">
+                            <a:avLst/>
+                          </a:prstGeom>
+                          <a:ln>
+                            <a:tailEnd type="triangle"/>
+                          </a:ln>
+                        </wps:spPr>
+                        <wps:style>
+                          <a:lnRef idx="1">
+                            <a:schemeClr val="accent1"/>
+                          </a:lnRef>
+                          <a:fillRef idx="0">
+                            <a:schemeClr val="accent1"/>
+                          </a:fillRef>
+                          <a:effectRef idx="0">
+                            <a:schemeClr val="accent1"/>
+                          </a:effectRef>
+                          <a:fontRef idx="minor">
+                            <a:schemeClr val="tx1"/>
+                          </a:fontRef>
+                        </wps:style>
+                        <wps:bodyPr/>
+                      </wps:wsp>
+                      <wps:wsp>
+                        <wps:cNvPr id="164" name="Прямая со стрелкой 164"/>
+                        <wps:cNvCnPr/>
+                        <wps:spPr>
+                          <a:xfrm flipH="1" flipV="1">
+                            <a:off x="1085850" y="1441450"/>
+                            <a:ext cx="292100" cy="234950"/>
+                          </a:xfrm>
+                          <a:prstGeom prst="straightConnector1">
+                            <a:avLst/>
+                          </a:prstGeom>
+                          <a:ln>
+                            <a:tailEnd type="triangle"/>
+                          </a:ln>
+                        </wps:spPr>
+                        <wps:style>
+                          <a:lnRef idx="1">
+                            <a:schemeClr val="accent1"/>
+                          </a:lnRef>
+                          <a:fillRef idx="0">
+                            <a:schemeClr val="accent1"/>
+                          </a:fillRef>
+                          <a:effectRef idx="0">
+                            <a:schemeClr val="accent1"/>
+                          </a:effectRef>
+                          <a:fontRef idx="minor">
+                            <a:schemeClr val="tx1"/>
+                          </a:fontRef>
+                        </wps:style>
+                        <wps:bodyPr/>
+                      </wps:wsp>
+                      <wps:wsp>
+                        <wps:cNvPr id="165" name="Прямая со стрелкой 165"/>
+                        <wps:cNvCnPr/>
+                        <wps:spPr>
+                          <a:xfrm flipH="1">
+                            <a:off x="1085850" y="1854200"/>
+                            <a:ext cx="292100" cy="0"/>
+                          </a:xfrm>
+                          <a:prstGeom prst="straightConnector1">
+                            <a:avLst/>
+                          </a:prstGeom>
+                          <a:ln>
+                            <a:tailEnd type="triangle"/>
+                          </a:ln>
+                        </wps:spPr>
+                        <wps:style>
+                          <a:lnRef idx="1">
+                            <a:schemeClr val="accent1"/>
+                          </a:lnRef>
+                          <a:fillRef idx="0">
+                            <a:schemeClr val="accent1"/>
+                          </a:fillRef>
+                          <a:effectRef idx="0">
+                            <a:schemeClr val="accent1"/>
+                          </a:effectRef>
+                          <a:fontRef idx="minor">
+                            <a:schemeClr val="tx1"/>
+                          </a:fontRef>
+                        </wps:style>
+                        <wps:bodyPr/>
+                      </wps:wsp>
+                      <wps:wsp>
+                        <wps:cNvPr id="166" name="Прямая со стрелкой 166"/>
+                        <wps:cNvCnPr/>
+                        <wps:spPr>
+                          <a:xfrm flipH="1">
+                            <a:off x="1085850" y="2032000"/>
+                            <a:ext cx="292100" cy="205740"/>
+                          </a:xfrm>
+                          <a:prstGeom prst="straightConnector1">
+                            <a:avLst/>
+                          </a:prstGeom>
+                          <a:ln>
+                            <a:tailEnd type="triangle"/>
+                          </a:ln>
+                        </wps:spPr>
+                        <wps:style>
+                          <a:lnRef idx="1">
+                            <a:schemeClr val="accent1"/>
+                          </a:lnRef>
+                          <a:fillRef idx="0">
+                            <a:schemeClr val="accent1"/>
+                          </a:fillRef>
+                          <a:effectRef idx="0">
+                            <a:schemeClr val="accent1"/>
+                          </a:effectRef>
+                          <a:fontRef idx="minor">
+                            <a:schemeClr val="tx1"/>
+                          </a:fontRef>
+                        </wps:style>
+                        <wps:bodyPr/>
+                      </wps:wsp>
+                      <wps:wsp>
+                        <wps:cNvPr id="167" name="Прямая со стрелкой 167"/>
+                        <wps:cNvCnPr/>
+                        <wps:spPr>
+                          <a:xfrm flipH="1" flipV="1">
+                            <a:off x="1092200" y="2597150"/>
+                            <a:ext cx="285750" cy="234950"/>
+                          </a:xfrm>
+                          <a:prstGeom prst="straightConnector1">
+                            <a:avLst/>
+                          </a:prstGeom>
+                          <a:ln>
+                            <a:tailEnd type="triangle"/>
+                          </a:ln>
+                        </wps:spPr>
+                        <wps:style>
+                          <a:lnRef idx="1">
+                            <a:schemeClr val="accent1"/>
+                          </a:lnRef>
+                          <a:fillRef idx="0">
+                            <a:schemeClr val="accent1"/>
+                          </a:fillRef>
+                          <a:effectRef idx="0">
+                            <a:schemeClr val="accent1"/>
+                          </a:effectRef>
+                          <a:fontRef idx="minor">
+                            <a:schemeClr val="tx1"/>
+                          </a:fontRef>
+                        </wps:style>
+                        <wps:bodyPr/>
+                      </wps:wsp>
+                      <wps:wsp>
+                        <wps:cNvPr id="168" name="Прямая со стрелкой 168"/>
+                        <wps:cNvCnPr/>
+                        <wps:spPr>
+                          <a:xfrm flipH="1">
+                            <a:off x="1092200" y="3003550"/>
+                            <a:ext cx="285750" cy="0"/>
+                          </a:xfrm>
+                          <a:prstGeom prst="straightConnector1">
+                            <a:avLst/>
+                          </a:prstGeom>
+                          <a:ln>
+                            <a:tailEnd type="triangle"/>
+                          </a:ln>
+                        </wps:spPr>
+                        <wps:style>
+                          <a:lnRef idx="1">
+                            <a:schemeClr val="accent1"/>
+                          </a:lnRef>
+                          <a:fillRef idx="0">
+                            <a:schemeClr val="accent1"/>
+                          </a:fillRef>
+                          <a:effectRef idx="0">
+                            <a:schemeClr val="accent1"/>
+                          </a:effectRef>
+                          <a:fontRef idx="minor">
+                            <a:schemeClr val="tx1"/>
+                          </a:fontRef>
+                        </wps:style>
+                        <wps:bodyPr/>
+                      </wps:wsp>
+                      <wps:wsp>
+                        <wps:cNvPr id="169" name="Прямая со стрелкой 169"/>
+                        <wps:cNvCnPr/>
+                        <wps:spPr>
+                          <a:xfrm flipH="1">
+                            <a:off x="1092200" y="3187700"/>
+                            <a:ext cx="285750" cy="294640"/>
+                          </a:xfrm>
+                          <a:prstGeom prst="straightConnector1">
+                            <a:avLst/>
+                          </a:prstGeom>
+                          <a:ln>
+                            <a:tailEnd type="triangle"/>
+                          </a:ln>
+                        </wps:spPr>
+                        <wps:style>
+                          <a:lnRef idx="1">
+                            <a:schemeClr val="accent1"/>
+                          </a:lnRef>
+                          <a:fillRef idx="0">
+                            <a:schemeClr val="accent1"/>
+                          </a:fillRef>
+                          <a:effectRef idx="0">
+                            <a:schemeClr val="accent1"/>
+                          </a:effectRef>
+                          <a:fontRef idx="minor">
+                            <a:schemeClr val="tx1"/>
+                          </a:fontRef>
+                        </wps:style>
+                        <wps:bodyPr/>
+                      </wps:wsp>
+                      <wps:wsp>
+                        <wps:cNvPr id="170" name="Прямая со стрелкой 170"/>
+                        <wps:cNvCnPr/>
+                        <wps:spPr>
+                          <a:xfrm flipH="1" flipV="1">
+                            <a:off x="1085850" y="3905250"/>
+                            <a:ext cx="292100" cy="381635"/>
+                          </a:xfrm>
+                          <a:prstGeom prst="straightConnector1">
+                            <a:avLst/>
+                          </a:prstGeom>
+                          <a:ln>
+                            <a:tailEnd type="triangle"/>
+                          </a:ln>
+                        </wps:spPr>
+                        <wps:style>
+                          <a:lnRef idx="1">
+                            <a:schemeClr val="accent1"/>
+                          </a:lnRef>
+                          <a:fillRef idx="0">
+                            <a:schemeClr val="accent1"/>
+                          </a:fillRef>
+                          <a:effectRef idx="0">
+                            <a:schemeClr val="accent1"/>
+                          </a:effectRef>
+                          <a:fontRef idx="minor">
+                            <a:schemeClr val="tx1"/>
+                          </a:fontRef>
+                        </wps:style>
+                        <wps:bodyPr/>
+                      </wps:wsp>
+                      <wps:wsp>
+                        <wps:cNvPr id="171" name="Прямая со стрелкой 171"/>
+                        <wps:cNvCnPr/>
+                        <wps:spPr>
+                          <a:xfrm flipH="1" flipV="1">
+                            <a:off x="1085850" y="4298950"/>
+                            <a:ext cx="292100" cy="69850"/>
+                          </a:xfrm>
+                          <a:prstGeom prst="straightConnector1">
+                            <a:avLst/>
+                          </a:prstGeom>
+                          <a:ln>
+                            <a:tailEnd type="triangle"/>
+                          </a:ln>
+                        </wps:spPr>
+                        <wps:style>
+                          <a:lnRef idx="1">
+                            <a:schemeClr val="accent1"/>
+                          </a:lnRef>
+                          <a:fillRef idx="0">
+                            <a:schemeClr val="accent1"/>
+                          </a:fillRef>
+                          <a:effectRef idx="0">
+                            <a:schemeClr val="accent1"/>
+                          </a:effectRef>
+                          <a:fontRef idx="minor">
+                            <a:schemeClr val="tx1"/>
+                          </a:fontRef>
+                        </wps:style>
+                        <wps:bodyPr/>
+                      </wps:wsp>
+                      <wps:wsp>
+                        <wps:cNvPr id="172" name="Прямая со стрелкой 172"/>
+                        <wps:cNvCnPr/>
+                        <wps:spPr>
+                          <a:xfrm flipH="1">
+                            <a:off x="1085850" y="4521200"/>
+                            <a:ext cx="292100" cy="175260"/>
+                          </a:xfrm>
+                          <a:prstGeom prst="straightConnector1">
+                            <a:avLst/>
+                          </a:prstGeom>
+                          <a:ln>
+                            <a:tailEnd type="triangle"/>
+                          </a:ln>
+                        </wps:spPr>
+                        <wps:style>
+                          <a:lnRef idx="1">
+                            <a:schemeClr val="accent1"/>
+                          </a:lnRef>
+                          <a:fillRef idx="0">
+                            <a:schemeClr val="accent1"/>
+                          </a:fillRef>
+                          <a:effectRef idx="0">
+                            <a:schemeClr val="accent1"/>
+                          </a:effectRef>
+                          <a:fontRef idx="minor">
+                            <a:schemeClr val="tx1"/>
+                          </a:fontRef>
+                        </wps:style>
+                        <wps:bodyPr/>
+                      </wps:wsp>
+                      <wps:wsp>
+                        <wps:cNvPr id="173" name="Прямая со стрелкой 173"/>
+                        <wps:cNvCnPr/>
+                        <wps:spPr>
+                          <a:xfrm flipH="1">
+                            <a:off x="1085850" y="4641850"/>
+                            <a:ext cx="292100" cy="434340"/>
+                          </a:xfrm>
+                          <a:prstGeom prst="straightConnector1">
+                            <a:avLst/>
+                          </a:prstGeom>
+                          <a:ln>
+                            <a:tailEnd type="triangle"/>
+                          </a:ln>
+                        </wps:spPr>
+                        <wps:style>
+                          <a:lnRef idx="1">
+                            <a:schemeClr val="accent1"/>
+                          </a:lnRef>
+                          <a:fillRef idx="0">
+                            <a:schemeClr val="accent1"/>
+                          </a:fillRef>
+                          <a:effectRef idx="0">
+                            <a:schemeClr val="accent1"/>
+                          </a:effectRef>
+                          <a:fontRef idx="minor">
+                            <a:schemeClr val="tx1"/>
+                          </a:fontRef>
+                        </wps:style>
+                        <wps:bodyPr/>
+                      </wps:wsp>
+                      <wps:wsp>
+                        <wps:cNvPr id="174" name="Прямая со стрелкой 174"/>
+                        <wps:cNvCnPr/>
+                        <wps:spPr>
+                          <a:xfrm flipV="1">
+                            <a:off x="5175250" y="133350"/>
+                            <a:ext cx="438150" cy="431800"/>
+                          </a:xfrm>
+                          <a:prstGeom prst="straightConnector1">
+                            <a:avLst/>
+                          </a:prstGeom>
+                          <a:ln>
+                            <a:tailEnd type="triangle"/>
+                          </a:ln>
+                        </wps:spPr>
+                        <wps:style>
+                          <a:lnRef idx="1">
+                            <a:schemeClr val="accent1"/>
+                          </a:lnRef>
+                          <a:fillRef idx="0">
+                            <a:schemeClr val="accent1"/>
+                          </a:fillRef>
+                          <a:effectRef idx="0">
+                            <a:schemeClr val="accent1"/>
+                          </a:effectRef>
+                          <a:fontRef idx="minor">
+                            <a:schemeClr val="tx1"/>
+                          </a:fontRef>
+                        </wps:style>
+                        <wps:bodyPr/>
+                      </wps:wsp>
+                      <wps:wsp>
+                        <wps:cNvPr id="175" name="Прямая со стрелкой 175"/>
+                        <wps:cNvCnPr/>
+                        <wps:spPr>
+                          <a:xfrm flipV="1">
+                            <a:off x="5175250" y="488950"/>
+                            <a:ext cx="438150" cy="158750"/>
+                          </a:xfrm>
+                          <a:prstGeom prst="straightConnector1">
+                            <a:avLst/>
+                          </a:prstGeom>
+                          <a:ln>
+                            <a:tailEnd type="triangle"/>
+                          </a:ln>
+                        </wps:spPr>
+                        <wps:style>
+                          <a:lnRef idx="1">
+                            <a:schemeClr val="accent1"/>
+                          </a:lnRef>
+                          <a:fillRef idx="0">
+                            <a:schemeClr val="accent1"/>
+                          </a:fillRef>
+                          <a:effectRef idx="0">
+                            <a:schemeClr val="accent1"/>
+                          </a:effectRef>
+                          <a:fontRef idx="minor">
+                            <a:schemeClr val="tx1"/>
+                          </a:fontRef>
+                        </wps:style>
+                        <wps:bodyPr/>
+                      </wps:wsp>
+                      <wps:wsp>
+                        <wps:cNvPr id="176" name="Прямая со стрелкой 176"/>
+                        <wps:cNvCnPr/>
+                        <wps:spPr>
+                          <a:xfrm>
+                            <a:off x="5175250" y="787400"/>
+                            <a:ext cx="419100" cy="107950"/>
+                          </a:xfrm>
+                          <a:prstGeom prst="straightConnector1">
+                            <a:avLst/>
+                          </a:prstGeom>
+                          <a:ln>
+                            <a:tailEnd type="triangle"/>
+                          </a:ln>
+                        </wps:spPr>
+                        <wps:style>
+                          <a:lnRef idx="1">
+                            <a:schemeClr val="accent1"/>
+                          </a:lnRef>
+                          <a:fillRef idx="0">
+                            <a:schemeClr val="accent1"/>
+                          </a:fillRef>
+                          <a:effectRef idx="0">
+                            <a:schemeClr val="accent1"/>
+                          </a:effectRef>
+                          <a:fontRef idx="minor">
+                            <a:schemeClr val="tx1"/>
+                          </a:fontRef>
+                        </wps:style>
+                        <wps:bodyPr/>
+                      </wps:wsp>
+                      <wps:wsp>
+                        <wps:cNvPr id="177" name="Прямая со стрелкой 177"/>
+                        <wps:cNvCnPr/>
+                        <wps:spPr>
+                          <a:xfrm>
+                            <a:off x="5175250" y="920750"/>
+                            <a:ext cx="438150" cy="304800"/>
+                          </a:xfrm>
+                          <a:prstGeom prst="straightConnector1">
+                            <a:avLst/>
+                          </a:prstGeom>
+                          <a:ln>
+                            <a:tailEnd type="triangle"/>
+                          </a:ln>
+                        </wps:spPr>
+                        <wps:style>
+                          <a:lnRef idx="1">
+                            <a:schemeClr val="accent1"/>
+                          </a:lnRef>
+                          <a:fillRef idx="0">
+                            <a:schemeClr val="accent1"/>
+                          </a:fillRef>
+                          <a:effectRef idx="0">
+                            <a:schemeClr val="accent1"/>
+                          </a:effectRef>
+                          <a:fontRef idx="minor">
+                            <a:schemeClr val="tx1"/>
+                          </a:fontRef>
+                        </wps:style>
+                        <wps:bodyPr/>
+                      </wps:wsp>
+                      <wps:wsp>
+                        <wps:cNvPr id="178" name="Прямая со стрелкой 178"/>
+                        <wps:cNvCnPr/>
+                        <wps:spPr>
+                          <a:xfrm flipV="1">
+                            <a:off x="5175250" y="1530350"/>
+                            <a:ext cx="438150" cy="292100"/>
+                          </a:xfrm>
+                          <a:prstGeom prst="straightConnector1">
+                            <a:avLst/>
+                          </a:prstGeom>
+                          <a:ln>
+                            <a:tailEnd type="triangle"/>
+                          </a:ln>
+                        </wps:spPr>
+                        <wps:style>
+                          <a:lnRef idx="1">
+                            <a:schemeClr val="accent1"/>
+                          </a:lnRef>
+                          <a:fillRef idx="0">
+                            <a:schemeClr val="accent1"/>
+                          </a:fillRef>
+                          <a:effectRef idx="0">
+                            <a:schemeClr val="accent1"/>
+                          </a:effectRef>
+                          <a:fontRef idx="minor">
+                            <a:schemeClr val="tx1"/>
+                          </a:fontRef>
+                        </wps:style>
+                        <wps:bodyPr/>
+                      </wps:wsp>
+                      <wps:wsp>
+                        <wps:cNvPr id="179" name="Прямая со стрелкой 179"/>
+                        <wps:cNvCnPr/>
+                        <wps:spPr>
+                          <a:xfrm flipV="1">
+                            <a:off x="5175250" y="1752600"/>
+                            <a:ext cx="438150" cy="133350"/>
+                          </a:xfrm>
+                          <a:prstGeom prst="straightConnector1">
+                            <a:avLst/>
+                          </a:prstGeom>
+                          <a:ln>
+                            <a:tailEnd type="triangle"/>
+                          </a:ln>
+                        </wps:spPr>
+                        <wps:style>
+                          <a:lnRef idx="1">
+                            <a:schemeClr val="accent1"/>
+                          </a:lnRef>
+                          <a:fillRef idx="0">
+                            <a:schemeClr val="accent1"/>
+                          </a:fillRef>
+                          <a:effectRef idx="0">
+                            <a:schemeClr val="accent1"/>
+                          </a:effectRef>
+                          <a:fontRef idx="minor">
+                            <a:schemeClr val="tx1"/>
+                          </a:fontRef>
+                        </wps:style>
+                        <wps:bodyPr/>
+                      </wps:wsp>
+                      <wps:wsp>
+                        <wps:cNvPr id="180" name="Прямая со стрелкой 180"/>
+                        <wps:cNvCnPr/>
+                        <wps:spPr>
+                          <a:xfrm>
+                            <a:off x="5175250" y="1993900"/>
+                            <a:ext cx="431800" cy="0"/>
+                          </a:xfrm>
+                          <a:prstGeom prst="straightConnector1">
+                            <a:avLst/>
+                          </a:prstGeom>
+                          <a:ln>
+                            <a:tailEnd type="triangle"/>
+                          </a:ln>
+                        </wps:spPr>
+                        <wps:style>
+                          <a:lnRef idx="1">
+                            <a:schemeClr val="accent1"/>
+                          </a:lnRef>
+                          <a:fillRef idx="0">
+                            <a:schemeClr val="accent1"/>
+                          </a:fillRef>
+                          <a:effectRef idx="0">
+                            <a:schemeClr val="accent1"/>
+                          </a:effectRef>
+                          <a:fontRef idx="minor">
+                            <a:schemeClr val="tx1"/>
+                          </a:fontRef>
+                        </wps:style>
+                        <wps:bodyPr/>
+                      </wps:wsp>
+                      <wps:wsp>
+                        <wps:cNvPr id="181" name="Прямая со стрелкой 181"/>
+                        <wps:cNvCnPr/>
+                        <wps:spPr>
+                          <a:xfrm>
+                            <a:off x="5175250" y="2108200"/>
+                            <a:ext cx="431800" cy="129540"/>
+                          </a:xfrm>
+                          <a:prstGeom prst="straightConnector1">
+                            <a:avLst/>
+                          </a:prstGeom>
+                          <a:ln>
+                            <a:tailEnd type="triangle"/>
+                          </a:ln>
+                        </wps:spPr>
+                        <wps:style>
+                          <a:lnRef idx="1">
+                            <a:schemeClr val="accent1"/>
+                          </a:lnRef>
+                          <a:fillRef idx="0">
+                            <a:schemeClr val="accent1"/>
+                          </a:fillRef>
+                          <a:effectRef idx="0">
+                            <a:schemeClr val="accent1"/>
+                          </a:effectRef>
+                          <a:fontRef idx="minor">
+                            <a:schemeClr val="tx1"/>
+                          </a:fontRef>
+                        </wps:style>
+                        <wps:bodyPr/>
+                      </wps:wsp>
+                      <wps:wsp>
+                        <wps:cNvPr id="182" name="Прямая со стрелкой 182"/>
+                        <wps:cNvCnPr/>
+                        <wps:spPr>
+                          <a:xfrm>
+                            <a:off x="5175250" y="2178050"/>
+                            <a:ext cx="431800" cy="298450"/>
+                          </a:xfrm>
+                          <a:prstGeom prst="straightConnector1">
+                            <a:avLst/>
+                          </a:prstGeom>
+                          <a:ln>
+                            <a:tailEnd type="triangle"/>
+                          </a:ln>
+                        </wps:spPr>
+                        <wps:style>
+                          <a:lnRef idx="1">
+                            <a:schemeClr val="accent1"/>
+                          </a:lnRef>
+                          <a:fillRef idx="0">
+                            <a:schemeClr val="accent1"/>
+                          </a:fillRef>
+                          <a:effectRef idx="0">
+                            <a:schemeClr val="accent1"/>
+                          </a:effectRef>
+                          <a:fontRef idx="minor">
+                            <a:schemeClr val="tx1"/>
+                          </a:fontRef>
+                        </wps:style>
+                        <wps:bodyPr/>
+                      </wps:wsp>
+                      <wps:wsp>
+                        <wps:cNvPr id="183" name="Прямая со стрелкой 183"/>
+                        <wps:cNvCnPr/>
+                        <wps:spPr>
+                          <a:xfrm flipV="1">
+                            <a:off x="5168900" y="2755900"/>
+                            <a:ext cx="406400" cy="146050"/>
+                          </a:xfrm>
+                          <a:prstGeom prst="straightConnector1">
+                            <a:avLst/>
+                          </a:prstGeom>
+                          <a:ln>
+                            <a:tailEnd type="triangle"/>
+                          </a:ln>
+                        </wps:spPr>
+                        <wps:style>
+                          <a:lnRef idx="1">
+                            <a:schemeClr val="accent1"/>
+                          </a:lnRef>
+                          <a:fillRef idx="0">
+                            <a:schemeClr val="accent1"/>
+                          </a:fillRef>
+                          <a:effectRef idx="0">
+                            <a:schemeClr val="accent1"/>
+                          </a:effectRef>
+                          <a:fontRef idx="minor">
+                            <a:schemeClr val="tx1"/>
+                          </a:fontRef>
+                        </wps:style>
+                        <wps:bodyPr/>
+                      </wps:wsp>
+                      <wps:wsp>
+                        <wps:cNvPr id="184" name="Прямая со стрелкой 184"/>
+                        <wps:cNvCnPr/>
+                        <wps:spPr>
+                          <a:xfrm>
+                            <a:off x="5168900" y="2965450"/>
+                            <a:ext cx="400050" cy="133350"/>
+                          </a:xfrm>
+                          <a:prstGeom prst="straightConnector1">
+                            <a:avLst/>
+                          </a:prstGeom>
+                          <a:ln>
+                            <a:tailEnd type="triangle"/>
+                          </a:ln>
+                        </wps:spPr>
+                        <wps:style>
+                          <a:lnRef idx="1">
+                            <a:schemeClr val="accent1"/>
+                          </a:lnRef>
+                          <a:fillRef idx="0">
+                            <a:schemeClr val="accent1"/>
+                          </a:fillRef>
+                          <a:effectRef idx="0">
+                            <a:schemeClr val="accent1"/>
+                          </a:effectRef>
+                          <a:fontRef idx="minor">
+                            <a:schemeClr val="tx1"/>
+                          </a:fontRef>
+                        </wps:style>
+                        <wps:bodyPr/>
+                      </wps:wsp>
+                      <wps:wsp>
+                        <wps:cNvPr id="185" name="Прямая со стрелкой 185"/>
+                        <wps:cNvCnPr/>
+                        <wps:spPr>
+                          <a:xfrm>
+                            <a:off x="5168900" y="3079750"/>
+                            <a:ext cx="406400" cy="298450"/>
+                          </a:xfrm>
+                          <a:prstGeom prst="straightConnector1">
+                            <a:avLst/>
+                          </a:prstGeom>
+                          <a:ln>
+                            <a:tailEnd type="triangle"/>
+                          </a:ln>
+                        </wps:spPr>
+                        <wps:style>
+                          <a:lnRef idx="1">
+                            <a:schemeClr val="accent1"/>
+                          </a:lnRef>
+                          <a:fillRef idx="0">
+                            <a:schemeClr val="accent1"/>
+                          </a:fillRef>
+                          <a:effectRef idx="0">
+                            <a:schemeClr val="accent1"/>
+                          </a:effectRef>
+                          <a:fontRef idx="minor">
+                            <a:schemeClr val="tx1"/>
+                          </a:fontRef>
+                        </wps:style>
+                        <wps:bodyPr/>
+                      </wps:wsp>
+                      <wps:wsp>
+                        <wps:cNvPr id="186" name="Прямая со стрелкой 186"/>
+                        <wps:cNvCnPr/>
+                        <wps:spPr>
+                          <a:xfrm>
+                            <a:off x="5168900" y="3251200"/>
+                            <a:ext cx="406400" cy="438150"/>
+                          </a:xfrm>
+                          <a:prstGeom prst="straightConnector1">
+                            <a:avLst/>
+                          </a:prstGeom>
+                          <a:ln>
+                            <a:tailEnd type="triangle"/>
+                          </a:ln>
+                        </wps:spPr>
+                        <wps:style>
+                          <a:lnRef idx="1">
+                            <a:schemeClr val="accent1"/>
+                          </a:lnRef>
+                          <a:fillRef idx="0">
+                            <a:schemeClr val="accent1"/>
+                          </a:fillRef>
+                          <a:effectRef idx="0">
+                            <a:schemeClr val="accent1"/>
+                          </a:effectRef>
+                          <a:fontRef idx="minor">
+                            <a:schemeClr val="tx1"/>
+                          </a:fontRef>
+                        </wps:style>
+                        <wps:bodyPr/>
+                      </wps:wsp>
+                      <wps:wsp>
+                        <wps:cNvPr id="187" name="Прямая со стрелкой 187"/>
+                        <wps:cNvCnPr/>
+                        <wps:spPr>
+                          <a:xfrm flipV="1">
+                            <a:off x="5175250" y="4006850"/>
+                            <a:ext cx="406400" cy="336550"/>
+                          </a:xfrm>
+                          <a:prstGeom prst="straightConnector1">
+                            <a:avLst/>
+                          </a:prstGeom>
+                          <a:ln>
+                            <a:tailEnd type="triangle"/>
+                          </a:ln>
+                        </wps:spPr>
+                        <wps:style>
+                          <a:lnRef idx="1">
+                            <a:schemeClr val="accent1"/>
+                          </a:lnRef>
+                          <a:fillRef idx="0">
+                            <a:schemeClr val="accent1"/>
+                          </a:fillRef>
+                          <a:effectRef idx="0">
+                            <a:schemeClr val="accent1"/>
+                          </a:effectRef>
+                          <a:fontRef idx="minor">
+                            <a:schemeClr val="tx1"/>
+                          </a:fontRef>
+                        </wps:style>
+                        <wps:bodyPr/>
+                      </wps:wsp>
+                      <wps:wsp>
+                        <wps:cNvPr id="188" name="Прямая со стрелкой 188"/>
+                        <wps:cNvCnPr/>
+                        <wps:spPr>
+                          <a:xfrm flipV="1">
+                            <a:off x="5175250" y="4349750"/>
+                            <a:ext cx="400050" cy="107950"/>
+                          </a:xfrm>
+                          <a:prstGeom prst="straightConnector1">
+                            <a:avLst/>
+                          </a:prstGeom>
+                          <a:ln>
+                            <a:tailEnd type="triangle"/>
+                          </a:ln>
+                        </wps:spPr>
+                        <wps:style>
+                          <a:lnRef idx="1">
+                            <a:schemeClr val="accent1"/>
+                          </a:lnRef>
+                          <a:fillRef idx="0">
+                            <a:schemeClr val="accent1"/>
+                          </a:fillRef>
+                          <a:effectRef idx="0">
+                            <a:schemeClr val="accent1"/>
+                          </a:effectRef>
+                          <a:fontRef idx="minor">
+                            <a:schemeClr val="tx1"/>
+                          </a:fontRef>
+                        </wps:style>
+                        <wps:bodyPr/>
+                      </wps:wsp>
+                      <wps:wsp>
+                        <wps:cNvPr id="189" name="Прямая со стрелкой 189"/>
+                        <wps:cNvCnPr/>
+                        <wps:spPr>
+                          <a:xfrm>
+                            <a:off x="5175250" y="4597400"/>
+                            <a:ext cx="400050" cy="99060"/>
+                          </a:xfrm>
+                          <a:prstGeom prst="straightConnector1">
+                            <a:avLst/>
+                          </a:prstGeom>
+                          <a:ln>
+                            <a:tailEnd type="triangle"/>
+                          </a:ln>
+                        </wps:spPr>
+                        <wps:style>
+                          <a:lnRef idx="1">
+                            <a:schemeClr val="accent1"/>
+                          </a:lnRef>
+                          <a:fillRef idx="0">
+                            <a:schemeClr val="accent1"/>
+                          </a:fillRef>
+                          <a:effectRef idx="0">
+                            <a:schemeClr val="accent1"/>
+                          </a:effectRef>
+                          <a:fontRef idx="minor">
+                            <a:schemeClr val="tx1"/>
+                          </a:fontRef>
+                        </wps:style>
+                        <wps:bodyPr/>
+                      </wps:wsp>
+                      <wps:wsp>
+                        <wps:cNvPr id="191" name="Прямая со стрелкой 191"/>
+                        <wps:cNvCnPr/>
+                        <wps:spPr>
+                          <a:xfrm>
+                            <a:off x="5168900" y="4699000"/>
+                            <a:ext cx="406400" cy="339090"/>
+                          </a:xfrm>
+                          <a:prstGeom prst="straightConnector1">
+                            <a:avLst/>
+                          </a:prstGeom>
+                          <a:ln>
+                            <a:tailEnd type="triangle"/>
+                          </a:ln>
+                        </wps:spPr>
+                        <wps:style>
+                          <a:lnRef idx="1">
+                            <a:schemeClr val="accent1"/>
+                          </a:lnRef>
+                          <a:fillRef idx="0">
+                            <a:schemeClr val="accent1"/>
+                          </a:fillRef>
+                          <a:effectRef idx="0">
+                            <a:schemeClr val="accent1"/>
+                          </a:effectRef>
+                          <a:fontRef idx="minor">
+                            <a:schemeClr val="tx1"/>
+                          </a:fontRef>
+                        </wps:style>
+                        <wps:bodyPr/>
+                      </wps:wsp>
+                    </wpg:wgp>
+                  </a:graphicData>
+                </a:graphic>
+              </wp:anchor>
+            </w:drawing>
+          </mc:Choice>
+          <mc:Fallback>
+            <w:pict>
+              <v:group w14:anchorId="4AFA74D3" id="Группа 195" o:spid="_x0000_s1026" style="position:absolute;left:0;text-align:left;margin-left:0;margin-top:21.6pt;width:530pt;height:523pt;z-index:251811840;mso-position-horizontal:center;mso-position-horizontal-relative:margin" coordsize="67310,66421" o:gfxdata="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">
+                <v:rect id="Прямоугольник 3" o:spid="_x0000_s1027" style="position:absolute;left:26670;top:27305;width:12825;height:4631;visibility:visible;mso-wrap-style:square;v-text-anchor:middle" o:gfxdata="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" fillcolor="#4472c4 [3204]" strokecolor="#1f3763 [1604]" strokeweight="1pt">
+                  <v:textbox>
+                    <w:txbxContent>
+                      <w:p>
+                        <w:pPr>
+                          <w:jc w:val="center"/>
+                          <w:rPr>
+                            <w:sz w:val="8"/>
+                            <w:szCs w:val="8"/>
+                          </w:rPr>
+                        </w:pPr>
+                        <w:r>
+                          <w:rPr>
+                            <w:sz w:val="12"/>
+                            <w:szCs w:val="12"/>
+                          </w:rPr>
+                          <w:t>Мобильное приложение для обмена учебными материалами между студентами</w:t>
+                        </w:r>
+                      </w:p>
+                    </w:txbxContent>
+                  </v:textbox>
+                </v:rect>
+                <v:rect id="Прямоугольник 11" o:spid="_x0000_s1028" style="position:absolute;left:13779;top:5651;width:9779;height:3531;visibility:visible;mso-wrap-style:square;v-text-anchor:middle" o:gfxdata="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" fillcolor="white [3212]" strokecolor="#4472c4 [3204]" strokeweight="1pt">
+                  <v:textbox>
+                    <w:txbxContent>
+                      <w:p>
+                        <w:pPr>
+                          <w:jc w:val="center"/>
+                          <w:rPr>
+                            <w:color w:val="000000" w:themeColor="text1"/>
+                            <w:sz w:val="8"/>
+                            <w:szCs w:val="8"/>
+                          </w:rPr>
+                        </w:pPr>
+                        <w:r>
+                          <w:rPr>
+                            <w:color w:val="000000" w:themeColor="text1"/>
+                            <w:sz w:val="12"/>
+                            <w:szCs w:val="12"/>
+                          </w:rPr>
+                          <w:t>Целевая аудитория</w:t>
+                        </w:r>
+                      </w:p>
+                    </w:txbxContent>
+                  </v:textbox>
+                </v:rect>
+                <v:rect id="Прямоугольник 15" o:spid="_x0000_s1029" style="position:absolute;left:13779;top:16764;width:9779;height:3530;visibility:visible;mso-wrap-style:square;v-text-anchor:middle" o:gfxdata="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" fillcolor="white [3212]" strokecolor="#4472c4 [3204]" strokeweight="1pt">
+                  <v:textbox>
+                    <w:txbxContent>
+                      <w:p>
+                        <w:pPr>
+                          <w:jc w:val="center"/>
+                          <w:rPr>
+                            <w:color w:val="000000" w:themeColor="text1"/>
+                            <w:sz w:val="8"/>
+                            <w:szCs w:val="8"/>
+                          </w:rPr>
+                        </w:pPr>
+                        <w:r>
+                          <w:rPr>
+                            <w:color w:val="000000" w:themeColor="text1"/>
+                            <w:sz w:val="12"/>
+                            <w:szCs w:val="12"/>
+                          </w:rPr>
+                          <w:t>Проблемы пользователей</w:t>
+                        </w:r>
+                      </w:p>
+                    </w:txbxContent>
+                  </v:textbox>
+                </v:rect>
+                <v:rect id="Прямоугольник 28" o:spid="_x0000_s1030" style="position:absolute;left:13779;top:42862;width:9779;height:3531;visibility:visible;mso-wrap-style:square;v-text-anchor:middle" o:gfxdata="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" fillcolor="white [3212]" strokecolor="#4472c4 [3204]" strokeweight="1pt">
+                  <v:textbox>
+                    <w:txbxContent>
+                      <w:p>
+                        <w:pPr>
+                          <w:jc w:val="center"/>
+                          <w:rPr>
+                            <w:color w:val="000000" w:themeColor="text1"/>
+                            <w:sz w:val="8"/>
+                            <w:szCs w:val="8"/>
+                          </w:rPr>
+                        </w:pPr>
+                        <w:r>
+                          <w:rPr>
+                            <w:color w:val="000000" w:themeColor="text1"/>
+                            <w:sz w:val="12"/>
+                            <w:szCs w:val="12"/>
+                          </w:rPr>
+                          <w:t>Ценность проекта</w:t>
+                        </w:r>
+                      </w:p>
+                    </w:txbxContent>
+                  </v:textbox>
+                </v:rect>
+                <v:rect id="Прямоугольник 29" o:spid="_x0000_s1031" style="position:absolute;left:28194;top:48895;width:9779;height:3530;visibility:visible;mso-wrap-style:square;v-text-anchor:middle" o:gfxdata="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" fillcolor="white [3212]" strokecolor="#4472c4 [3204]" strokeweight="1pt">
+                  <v:textbox>
+                    <w:txbxContent>
+                      <w:p>
+                        <w:pPr>
+                          <w:jc w:val="center"/>
+                          <w:rPr>
+                            <w:color w:val="000000" w:themeColor="text1"/>
+                            <w:sz w:val="8"/>
+                            <w:szCs w:val="8"/>
+                          </w:rPr>
+                        </w:pPr>
+                        <w:r>
+                          <w:rPr>
+                            <w:color w:val="000000" w:themeColor="text1"/>
+                            <w:sz w:val="12"/>
+                            <w:szCs w:val="12"/>
+                          </w:rPr>
+                          <w:t>Основной функционал приложения</w:t>
+                        </w:r>
+                      </w:p>
+                    </w:txbxContent>
+                  </v:textbox>
+                </v:rect>
+                <v:rect id="Прямоугольник 37" o:spid="_x0000_s1032" style="position:absolute;left:41973;top:5651;width:9779;height:3531;visibility:visible;mso-wrap-style:square;v-text-anchor:middle" o:gfxdata="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" fillcolor="white [3212]" strokecolor="#4472c4 [3204]" strokeweight="1pt">
+                  <v:textbox>
+                    <w:txbxContent>
+                      <w:p>
+                        <w:pPr>
+                          <w:jc w:val="center"/>
+                          <w:rPr>
+                            <w:color w:val="000000" w:themeColor="text1"/>
+                            <w:sz w:val="8"/>
+                            <w:szCs w:val="8"/>
+                          </w:rPr>
+                        </w:pPr>
+                        <w:r>
+                          <w:rPr>
+                            <w:color w:val="000000" w:themeColor="text1"/>
+                            <w:sz w:val="12"/>
+                            <w:szCs w:val="12"/>
+                          </w:rPr>
+                          <w:t>Доп. функционал</w:t>
+                        </w:r>
+                      </w:p>
+                    </w:txbxContent>
+                  </v:textbox>
+                </v:rect>
+                <v:rect id="Прямоугольник 38" o:spid="_x0000_s1033" style="position:absolute;left:41973;top:18224;width:9779;height:3531;visibility:visible;mso-wrap-style:square;v-text-anchor:middle" o:gfxdata="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" fillcolor="white [3212]" strokecolor="#4472c4 [3204]" strokeweight="1pt">
+                  <v:textbox>
+                    <w:txbxContent>
+                      <w:p>
+                        <w:pPr>
+                          <w:jc w:val="center"/>
+                          <w:rPr>
+                            <w:color w:val="000000" w:themeColor="text1"/>
+                            <w:sz w:val="8"/>
+                            <w:szCs w:val="8"/>
+                          </w:rPr>
+                        </w:pPr>
+                        <w:r>
+                          <w:rPr>
+                            <w:color w:val="000000" w:themeColor="text1"/>
+                            <w:sz w:val="12"/>
+                            <w:szCs w:val="12"/>
+                          </w:rPr>
+                          <w:t>Контент</w:t>
+                        </w:r>
+                      </w:p>
+                    </w:txbxContent>
+                  </v:textbox>
+                </v:rect>
+                <v:rect id="Прямоугольник 40" o:spid="_x0000_s1034" style="position:absolute;left:41910;top:28956;width:9779;height:3530;visibility:visible;mso-wrap-style:square;v-text-anchor:middle" o:gfxdata="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" fillcolor="white [3212]" strokecolor="#4472c4 [3204]" strokeweight="1pt">
+                  <v:textbox>
+                    <w:txbxContent>
+                      <w:p>
+                        <w:pPr>
+                          <w:jc w:val="center"/>
+                          <w:rPr>
+                            <w:color w:val="000000" w:themeColor="text1"/>
+                            <w:sz w:val="8"/>
+                            <w:szCs w:val="8"/>
+                          </w:rPr>
+                        </w:pPr>
+                        <w:r>
+                          <w:rPr>
+                            <w:color w:val="000000" w:themeColor="text1"/>
+                            <w:sz w:val="12"/>
+                            <w:szCs w:val="12"/>
+                          </w:rPr>
+                          <w:t>Требования к качеству и удобству</w:t>
+                        </w:r>
+                      </w:p>
+                    </w:txbxContent>
+                  </v:textbox>
+                </v:rect>
+                <v:rect id="Прямоугольник 41" o:spid="_x0000_s1035" style="position:absolute;left:13779;top:28321;width:9779;height:3530;visibility:visible;mso-wrap-style:square;v-text-anchor:middle" o:gfxdata="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" fillcolor="white [3212]" strokecolor="#4472c4 [3204]" strokeweight="1pt">
+                  <v:textbox>
+                    <w:txbxContent>
+                      <w:p>
+                        <w:pPr>
+                          <w:jc w:val="center"/>
+                          <w:rPr>
+                            <w:color w:val="000000" w:themeColor="text1"/>
+                            <w:sz w:val="8"/>
+                            <w:szCs w:val="8"/>
+                          </w:rPr>
+                        </w:pPr>
+                        <w:r>
+                          <w:rPr>
+                            <w:color w:val="000000" w:themeColor="text1"/>
+                            <w:sz w:val="12"/>
+                            <w:szCs w:val="12"/>
+                          </w:rPr>
+                          <w:t>Монетизация</w:t>
+                        </w:r>
+                      </w:p>
+                    </w:txbxContent>
+                  </v:textbox>
+                </v:rect>
+                <v:rect id="Прямоугольник 46" o:spid="_x0000_s1036" style="position:absolute;left:41973;top:43434;width:9779;height:3530;visibility:visible;mso-wrap-style:square;v-text-anchor:middle" o:gfxdata="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" fillcolor="white [3212]" strokecolor="#4472c4 [3204]" strokeweight="1pt">
+                  <v:textbox>
+                    <w:txbxContent>
+                      <w:p>
+                        <w:pPr>
+                          <w:jc w:val="center"/>
+                          <w:rPr>
+                            <w:color w:val="000000" w:themeColor="text1"/>
+                            <w:sz w:val="8"/>
+                            <w:szCs w:val="8"/>
+                          </w:rPr>
+                        </w:pPr>
+                        <w:r>
+                          <w:rPr>
+                            <w:color w:val="000000" w:themeColor="text1"/>
+                            <w:sz w:val="12"/>
+                            <w:szCs w:val="12"/>
+                          </w:rPr>
+                          <w:t>Результат проекта</w:t>
+                        </w:r>
+                      </w:p>
+                    </w:txbxContent>
+                  </v:textbox>
+                </v:rect>
+                <v:rect id="Прямоугольник 47" o:spid="_x0000_s1037" style="position:absolute;top:2984;width:10858;height:2159;visibility:visible;mso-wrap-style:square;v-text-anchor:middle" o:gfxdata="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" fillcolor="white [3212]" strokecolor="#4472c4 [3204]" strokeweight="1pt">
+                  <v:textbox>
+                    <w:txbxContent>
+                      <w:p>
+                        <w:pPr>
+                          <w:jc w:val="center"/>
+                          <w:rPr>
+                            <w:color w:val="000000" w:themeColor="text1"/>
+                            <w:sz w:val="8"/>
+                            <w:szCs w:val="8"/>
+                          </w:rPr>
+                        </w:pPr>
+                        <w:r>
+                          <w:rPr>
+                            <w:color w:val="000000" w:themeColor="text1"/>
+                            <w:sz w:val="12"/>
+                            <w:szCs w:val="12"/>
+                          </w:rPr>
+                          <w:t>Студенты вузов (17-25 лет)</w:t>
+                        </w:r>
+                      </w:p>
+                    </w:txbxContent>
+                  </v:textbox>
+                </v:rect>
+                <v:rect id="Прямоугольник 48" o:spid="_x0000_s1038" style="position:absolute;top:6032;width:10858;height:2921;visibility:visible;mso-wrap-style:square;v-text-anchor:middle" o:gfxdata="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" fillcolor="white [3212]" strokecolor="#4472c4 [3204]" strokeweight="1pt">
+                  <v:textbox>
+                    <w:txbxContent>
+                      <w:p>
+                        <w:pPr>
+                          <w:jc w:val="center"/>
+                          <w:rPr>
+                            <w:color w:val="000000" w:themeColor="text1"/>
+                            <w:sz w:val="8"/>
+                            <w:szCs w:val="8"/>
+                          </w:rPr>
+                        </w:pPr>
+                        <w:r>
+                          <w:rPr>
+                            <w:color w:val="000000" w:themeColor="text1"/>
+                            <w:sz w:val="12"/>
+                            <w:szCs w:val="12"/>
+                          </w:rPr>
+                          <w:t xml:space="preserve">Учебные группы </w:t>
+                        </w:r>
+                        <w:r>
+                          <w:rPr>
+                            <w:color w:val="000000" w:themeColor="text1"/>
+                            <w:sz w:val="12"/>
+                            <w:szCs w:val="12"/>
+                            <w:lang w:val="en-US"/>
+                          </w:rPr>
+                          <w:t>/</w:t>
+                        </w:r>
+                        <w:r>
+                          <w:rPr>
+                            <w:color w:val="000000" w:themeColor="text1"/>
+                            <w:sz w:val="12"/>
+                            <w:szCs w:val="12"/>
+                          </w:rPr>
+                          <w:t xml:space="preserve"> потоки</w:t>
+                        </w:r>
+                        <w:r>
+                          <w:rPr>
+                            <w:color w:val="000000" w:themeColor="text1"/>
+                            <w:sz w:val="12"/>
+                            <w:szCs w:val="12"/>
+                            <w:lang w:val="en-US"/>
+                          </w:rPr>
+                          <w:t xml:space="preserve"> / </w:t>
+                        </w:r>
+                        <w:r>
+                          <w:rPr>
+                            <w:color w:val="000000" w:themeColor="text1"/>
+                            <w:sz w:val="12"/>
+                            <w:szCs w:val="12"/>
+                          </w:rPr>
+                          <w:t>факультеты</w:t>
+                        </w:r>
+                      </w:p>
+                    </w:txbxContent>
+                  </v:textbox>
+                </v:rect>
+                <v:rect id="Прямоугольник 49" o:spid="_x0000_s1039" style="position:absolute;top:9842;width:10858;height:2286;visibility:visible;mso-wrap-style:square;v-text-anchor:middle" o:gfxdata="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" fillcolor="white [3212]" strokecolor="#4472c4 [3204]" strokeweight="1pt">
+                  <v:textbox>
+                    <w:txbxContent>
+                      <w:p>
+                        <w:pPr>
+                          <w:jc w:val="center"/>
+                          <w:rPr>
+                            <w:color w:val="000000" w:themeColor="text1"/>
+                            <w:sz w:val="8"/>
+                            <w:szCs w:val="8"/>
+                          </w:rPr>
+                        </w:pPr>
+                        <w:r>
+                          <w:rPr>
+                            <w:color w:val="000000" w:themeColor="text1"/>
+                            <w:sz w:val="12"/>
+                            <w:szCs w:val="12"/>
+                          </w:rPr>
+                          <w:t>Преподаватели</w:t>
+                        </w:r>
+                      </w:p>
+                    </w:txbxContent>
+                  </v:textbox>
+                </v:rect>
+                <v:rect id="Прямоугольник 59" o:spid="_x0000_s1040" style="position:absolute;top:13017;width:10858;height:2985;visibility:visible;mso-wrap-style:square;v-text-anchor:middle" o:gfxdata="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" fillcolor="white [3212]" strokecolor="#4472c4 [3204]" strokeweight="1pt">
+                  <v:textbox>
+                    <w:txbxContent>
+                      <w:p>
+                        <w:pPr>
+                          <w:jc w:val="center"/>
+                          <w:rPr>
+                            <w:color w:val="000000" w:themeColor="text1"/>
+                            <w:sz w:val="8"/>
+                            <w:szCs w:val="8"/>
+                          </w:rPr>
+                        </w:pPr>
+                        <w:r>
+                          <w:rPr>
+                            <w:color w:val="000000" w:themeColor="text1"/>
+                            <w:sz w:val="12"/>
+                            <w:szCs w:val="12"/>
+                          </w:rPr>
+                          <w:t>Файлы теряются в мессенджерах</w:t>
+                        </w:r>
+                      </w:p>
+                    </w:txbxContent>
+                  </v:textbox>
+                </v:rect>
+                <v:rect id="Прямоугольник 60" o:spid="_x0000_s1041" style="position:absolute;top:16891;width:10858;height:2984;visibility:visible;mso-wrap-style:square;v-text-anchor:middle" o:gfxdata="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" fillcolor="white [3212]" strokecolor="#4472c4 [3204]" strokeweight="1pt">
+                  <v:textbox>
+                    <w:txbxContent>
+                      <w:p>
+                        <w:pPr>
+                          <w:jc w:val="center"/>
+                          <w:rPr>
+                            <w:color w:val="000000" w:themeColor="text1"/>
+                            <w:sz w:val="8"/>
+                            <w:szCs w:val="8"/>
+                          </w:rPr>
+                        </w:pPr>
+                        <w:r>
+                          <w:rPr>
+                            <w:color w:val="000000" w:themeColor="text1"/>
+                            <w:sz w:val="12"/>
+                            <w:szCs w:val="12"/>
+                          </w:rPr>
+                          <w:t>Нет единой структуры хранения</w:t>
+                        </w:r>
+                      </w:p>
+                    </w:txbxContent>
+                  </v:textbox>
+                </v:rect>
+                <v:rect id="Прямоугольник 61" o:spid="_x0000_s1042" style="position:absolute;top:20701;width:10858;height:2984;visibility:visible;mso-wrap-style:square;v-text-anchor:middle" o:gfxdata="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" fillcolor="white [3212]" strokecolor="#4472c4 [3204]" strokeweight="1pt">
+                  <v:textbox>
+                    <w:txbxContent>
+                      <w:p>
+                        <w:pPr>
+                          <w:jc w:val="center"/>
+                          <w:rPr>
+                            <w:color w:val="000000" w:themeColor="text1"/>
+                            <w:sz w:val="8"/>
+                            <w:szCs w:val="8"/>
+                          </w:rPr>
+                        </w:pPr>
+                        <w:r>
+                          <w:rPr>
+                            <w:color w:val="000000" w:themeColor="text1"/>
+                            <w:sz w:val="12"/>
+                            <w:szCs w:val="12"/>
+                          </w:rPr>
+                          <w:t>Повторные запросы одних и тех же материалов</w:t>
+                        </w:r>
+                      </w:p>
+                    </w:txbxContent>
+                  </v:textbox>
+                </v:rect>
+                <v:rect id="Прямоугольник 62" o:spid="_x0000_s1043" style="position:absolute;top:37655;width:10858;height:2985;visibility:visible;mso-wrap-style:square;v-text-anchor:middle" o:gfxdata="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" fillcolor="white [3212]" strokecolor="#4472c4 [3204]" strokeweight="1pt">
+                  <v:textbox>
+                    <w:txbxContent>
+                      <w:p>
+                        <w:pPr>
+                          <w:jc w:val="center"/>
+                          <w:rPr>
+                            <w:color w:val="000000" w:themeColor="text1"/>
+                            <w:sz w:val="8"/>
+                            <w:szCs w:val="8"/>
+                          </w:rPr>
+                        </w:pPr>
+                        <w:r>
+                          <w:rPr>
+                            <w:color w:val="000000" w:themeColor="text1"/>
+                            <w:sz w:val="12"/>
+                            <w:szCs w:val="12"/>
+                          </w:rPr>
+                          <w:t>Быстрый поиск учебных материалов</w:t>
+                        </w:r>
+                      </w:p>
+                    </w:txbxContent>
+                  </v:textbox>
+                </v:rect>
+                <v:rect id="Прямоугольник 64" o:spid="_x0000_s1044" style="position:absolute;top:41529;width:10858;height:2984;visibility:visible;mso-wrap-style:square;v-text-anchor:middle" o:gfxdata="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" fillcolor="white [3212]" strokecolor="#4472c4 [3204]" strokeweight="1pt">
+                  <v:textbox>
+                    <w:txbxContent>
+                      <w:p>
+                        <w:pPr>
+                          <w:jc w:val="center"/>
+                          <w:rPr>
+                            <w:color w:val="000000" w:themeColor="text1"/>
+                            <w:sz w:val="8"/>
+                            <w:szCs w:val="8"/>
+                          </w:rPr>
+                        </w:pPr>
+                        <w:r>
+                          <w:rPr>
+                            <w:color w:val="000000" w:themeColor="text1"/>
+                            <w:sz w:val="12"/>
+                            <w:szCs w:val="12"/>
+                          </w:rPr>
+                          <w:t>Удобный обмен файлами между студентами</w:t>
+                        </w:r>
+                      </w:p>
+                    </w:txbxContent>
+                  </v:textbox>
+                </v:rect>
+                <v:rect id="Прямоугольник 65" o:spid="_x0000_s1045" style="position:absolute;top:45402;width:10858;height:2985;visibility:visible;mso-wrap-style:square;v-text-anchor:middle" o:gfxdata="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" fillcolor="white [3212]" strokecolor="#4472c4 [3204]" strokeweight="1pt">
+                  <v:textbox>
+                    <w:txbxContent>
+                      <w:p>
+                        <w:pPr>
+                          <w:jc w:val="center"/>
+                          <w:rPr>
+                            <w:color w:val="000000" w:themeColor="text1"/>
+                            <w:sz w:val="8"/>
+                            <w:szCs w:val="8"/>
+                          </w:rPr>
+                        </w:pPr>
+                        <w:r>
+                          <w:rPr>
+                            <w:color w:val="000000" w:themeColor="text1"/>
+                            <w:sz w:val="12"/>
+                            <w:szCs w:val="12"/>
+                          </w:rPr>
+                          <w:t>Централизованное хранилище материалов</w:t>
+                        </w:r>
+                      </w:p>
+                    </w:txbxContent>
+                  </v:textbox>
+                </v:rect>
+                <v:rect id="Прямоугольник 66" o:spid="_x0000_s1046" style="position:absolute;top:49212;width:10858;height:2985;visibility:visible;mso-wrap-style:square;v-text-anchor:middle" o:gfxdata="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" fillcolor="white [3212]" strokecolor="#4472c4 [3204]" strokeweight="1pt">
+                  <v:textbox>
+                    <w:txbxContent>
+                      <w:p>
+                        <w:pPr>
+                          <w:jc w:val="center"/>
+                          <w:rPr>
+                            <w:color w:val="000000" w:themeColor="text1"/>
+                            <w:sz w:val="8"/>
+                            <w:szCs w:val="8"/>
+                          </w:rPr>
+                        </w:pPr>
+                        <w:r>
+                          <w:rPr>
+                            <w:color w:val="000000" w:themeColor="text1"/>
+                            <w:sz w:val="12"/>
+                            <w:szCs w:val="12"/>
+                          </w:rPr>
+                          <w:t>Экономия времени при подготовке</w:t>
+                        </w:r>
+                      </w:p>
+                    </w:txbxContent>
+                  </v:textbox>
+                </v:rect>
+                <v:rect id="Прямоугольник 68" o:spid="_x0000_s1047" style="position:absolute;left:27622;top:59118;width:10859;height:2007;visibility:visible;mso-wrap-style:square;v-text-anchor:middle" o:gfxdata="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" fillcolor="white [3212]" strokecolor="#4472c4 [3204]" strokeweight="1pt">
+                  <v:textbox>
+                    <w:txbxContent>
+                      <w:p>
+                        <w:pPr>
+                          <w:jc w:val="center"/>
+                          <w:rPr>
+                            <w:color w:val="000000" w:themeColor="text1"/>
+                            <w:sz w:val="8"/>
+                            <w:szCs w:val="8"/>
+                          </w:rPr>
+                        </w:pPr>
+                        <w:r>
+                          <w:rPr>
+                            <w:color w:val="000000" w:themeColor="text1"/>
+                            <w:sz w:val="12"/>
+                            <w:szCs w:val="12"/>
+                          </w:rPr>
+                          <w:t>Категории</w:t>
+                        </w:r>
+                      </w:p>
+                    </w:txbxContent>
+                  </v:textbox>
+                </v:rect>
+                <v:rect id="Прямоугольник 69" o:spid="_x0000_s1048" style="position:absolute;left:36068;top:56832;width:10858;height:1905;visibility:visible;mso-wrap-style:square;v-text-anchor:middle" o:gfxdata="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" fillcolor="white [3212]" strokecolor="#4472c4 [3204]" strokeweight="1pt">
+                  <v:textbox>
+                    <w:txbxContent>
+                      <w:p>
+                        <w:pPr>
+                          <w:jc w:val="center"/>
+                          <w:rPr>
+                            <w:color w:val="000000" w:themeColor="text1"/>
+                            <w:sz w:val="8"/>
+                            <w:szCs w:val="8"/>
+                          </w:rPr>
+                        </w:pPr>
+                        <w:r>
+                          <w:rPr>
+                            <w:color w:val="000000" w:themeColor="text1"/>
+                            <w:sz w:val="12"/>
+                            <w:szCs w:val="12"/>
+                          </w:rPr>
+                          <w:t>Поиск и фильтры</w:t>
+                        </w:r>
+                      </w:p>
+                    </w:txbxContent>
+                  </v:textbox>
+                </v:rect>
+                <v:rect id="Прямоугольник 70" o:spid="_x0000_s1049" style="position:absolute;left:45148;top:53467;width:10859;height:2921;visibility:visible;mso-wrap-style:square;v-text-anchor:middle" o:gfxdata="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" fillcolor="white [3212]" strokecolor="#4472c4 [3204]" strokeweight="1pt">
+                  <v:textbox>
+                    <w:txbxContent>
+                      <w:p>
+                        <w:pPr>
+                          <w:jc w:val="center"/>
+                          <w:rPr>
+                            <w:color w:val="000000" w:themeColor="text1"/>
+                            <w:sz w:val="8"/>
+                            <w:szCs w:val="8"/>
+                          </w:rPr>
+                        </w:pPr>
+                        <w:r>
+                          <w:rPr>
+                            <w:color w:val="000000" w:themeColor="text1"/>
+                            <w:sz w:val="12"/>
+                            <w:szCs w:val="12"/>
+                          </w:rPr>
+                          <w:t xml:space="preserve">Просмотр </w:t>
+                        </w:r>
+                        <w:r>
+                          <w:rPr>
+                            <w:color w:val="000000" w:themeColor="text1"/>
+                            <w:sz w:val="12"/>
+                            <w:szCs w:val="12"/>
+                            <w:lang w:val="en-US"/>
+                          </w:rPr>
+                          <w:t xml:space="preserve">/ </w:t>
+                        </w:r>
+                        <w:r>
+                          <w:rPr>
+                            <w:color w:val="000000" w:themeColor="text1"/>
+                            <w:sz w:val="12"/>
+                            <w:szCs w:val="12"/>
+                          </w:rPr>
+                          <w:t>Скачивание материалов</w:t>
+                        </w:r>
+                      </w:p>
+                    </w:txbxContent>
+                  </v:textbox>
+                </v:rect>
+                <v:rect id="Прямоугольник 71" o:spid="_x0000_s1050" style="position:absolute;left:19050;top:56832;width:10858;height:1905;visibility:visible;mso-wrap-style:square;v-text-anchor:middle" o:gfxdata="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" fillcolor="white [3212]" strokecolor="#4472c4 [3204]" strokeweight="1pt">
+                  <v:textbox>
+                    <w:txbxContent>
+                      <w:p>
+                        <w:pPr>
+                          <w:jc w:val="center"/>
+                          <w:rPr>
+                            <w:color w:val="000000" w:themeColor="text1"/>
+                            <w:sz w:val="8"/>
+                            <w:szCs w:val="8"/>
+                          </w:rPr>
+                        </w:pPr>
+                        <w:r>
+                          <w:rPr>
+                            <w:color w:val="000000" w:themeColor="text1"/>
+                            <w:sz w:val="12"/>
+                            <w:szCs w:val="12"/>
+                          </w:rPr>
+                          <w:t>Избранное</w:t>
+                        </w:r>
+                      </w:p>
+                    </w:txbxContent>
+                  </v:textbox>
+                </v:rect>
+                <v:rect id="Прямоугольник 72" o:spid="_x0000_s1051" style="position:absolute;left:9779;top:53403;width:10858;height:2985;visibility:visible;mso-wrap-style:square;v-text-anchor:middle" o:gfxdata="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" fillcolor="white [3212]" strokecolor="#4472c4 [3204]" strokeweight="1pt">
+                  <v:textbox>
+                    <w:txbxContent>
+                      <w:p>
+                        <w:pPr>
+                          <w:jc w:val="center"/>
+                          <w:rPr>
+                            <w:color w:val="000000" w:themeColor="text1"/>
+                            <w:sz w:val="8"/>
+                            <w:szCs w:val="8"/>
+                          </w:rPr>
+                        </w:pPr>
+                        <w:r>
+                          <w:rPr>
+                            <w:color w:val="000000" w:themeColor="text1"/>
+                            <w:sz w:val="12"/>
+                            <w:szCs w:val="12"/>
+                          </w:rPr>
+                          <w:t>Комментарии к материалам</w:t>
+                        </w:r>
+                      </w:p>
+                    </w:txbxContent>
+                  </v:textbox>
+                </v:rect>
+                <v:rect id="Прямоугольник 74" o:spid="_x0000_s1052" style="position:absolute;left:15494;top:62230;width:6477;height:1905;visibility:visible;mso-wrap-style:square;v-text-anchor:middle" o:gfxdata="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" fillcolor="white [3212]" strokecolor="#4472c4 [3204]" strokeweight="1pt">
+                  <v:textbox>
+                    <w:txbxContent>
+                      <w:p>
+                        <w:pPr>
+                          <w:jc w:val="center"/>
+                          <w:rPr>
+                            <w:color w:val="000000" w:themeColor="text1"/>
+                            <w:sz w:val="8"/>
+                            <w:szCs w:val="8"/>
+                          </w:rPr>
+                        </w:pPr>
+                        <w:r>
+                          <w:rPr>
+                            <w:color w:val="000000" w:themeColor="text1"/>
+                            <w:sz w:val="12"/>
+                            <w:szCs w:val="12"/>
+                          </w:rPr>
+                          <w:t>ВУЗ</w:t>
+                        </w:r>
+                      </w:p>
+                    </w:txbxContent>
+                  </v:textbox>
+                </v:rect>
+                <v:rect id="Прямоугольник 75" o:spid="_x0000_s1053" style="position:absolute;left:44767;top:62230;width:6414;height:1905;visibility:visible;mso-wrap-style:square;v-text-anchor:middle" o:gfxdata="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" fillcolor="white [3212]" strokecolor="#4472c4 [3204]" strokeweight="1pt">
+                  <v:textbox>
+                    <w:txbxContent>
+                      <w:p>
+                        <w:pPr>
+                          <w:jc w:val="center"/>
+                          <w:rPr>
+                            <w:color w:val="000000" w:themeColor="text1"/>
+                            <w:sz w:val="8"/>
+                            <w:szCs w:val="8"/>
+                          </w:rPr>
+                        </w:pPr>
+                        <w:r>
+                          <w:rPr>
+                            <w:color w:val="000000" w:themeColor="text1"/>
+                            <w:sz w:val="12"/>
+                            <w:szCs w:val="12"/>
+                          </w:rPr>
+                          <w:t>Факультет</w:t>
+                        </w:r>
+                      </w:p>
+                    </w:txbxContent>
+                  </v:textbox>
+                </v:rect>
+                <v:rect id="Прямоугольник 76" o:spid="_x0000_s1054" style="position:absolute;left:22606;top:63563;width:6350;height:1905;visibility:visible;mso-wrap-style:square;v-text-anchor:middle" o:gfxdata="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" fillcolor="white [3212]" strokecolor="#4472c4 [3204]" strokeweight="1pt">
+                  <v:textbox>
+                    <w:txbxContent>
+                      <w:p>
+                        <w:pPr>
+                          <w:jc w:val="center"/>
+                          <w:rPr>
+                            <w:color w:val="000000" w:themeColor="text1"/>
+                            <w:sz w:val="8"/>
+                            <w:szCs w:val="8"/>
+                          </w:rPr>
+                        </w:pPr>
+                        <w:r>
+                          <w:rPr>
+                            <w:color w:val="000000" w:themeColor="text1"/>
+                            <w:sz w:val="12"/>
+                            <w:szCs w:val="12"/>
+                          </w:rPr>
+                          <w:t>Дисциплина</w:t>
+                        </w:r>
+                      </w:p>
+                    </w:txbxContent>
+                  </v:textbox>
+                </v:rect>
+                <v:rect id="Прямоугольник 83" o:spid="_x0000_s1055" style="position:absolute;left:37274;top:63563;width:6922;height:1905;visibility:visible;mso-wrap-style:square;v-text-anchor:middle" o:gfxdata="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" fillcolor="white [3212]" strokecolor="#4472c4 [3204]" strokeweight="1pt">
+                  <v:textbox>
+                    <w:txbxContent>
+                      <w:p>
+                        <w:pPr>
+                          <w:jc w:val="center"/>
+                          <w:rPr>
+                            <w:color w:val="000000" w:themeColor="text1"/>
+                            <w:sz w:val="8"/>
+                            <w:szCs w:val="8"/>
+                          </w:rPr>
+                        </w:pPr>
+                        <w:r>
+                          <w:rPr>
+                            <w:color w:val="000000" w:themeColor="text1"/>
+                            <w:sz w:val="12"/>
+                            <w:szCs w:val="12"/>
+                          </w:rPr>
+                          <w:t>Преподаватель</w:t>
+                        </w:r>
+                      </w:p>
+                    </w:txbxContent>
+                  </v:textbox>
+                </v:rect>
+                <v:rect id="Прямоугольник 84" o:spid="_x0000_s1056" style="position:absolute;left:29527;top:64389;width:7112;height:2032;visibility:visible;mso-wrap-style:square;v-text-anchor:middle" o:gfxdata="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" fillcolor="white [3212]" strokecolor="#4472c4 [3204]" strokeweight="1pt">
+                  <v:textbox>
+                    <w:txbxContent>
+                      <w:p>
+                        <w:pPr>
+                          <w:jc w:val="center"/>
+                          <w:rPr>
+                            <w:color w:val="000000" w:themeColor="text1"/>
+                            <w:sz w:val="8"/>
+                            <w:szCs w:val="8"/>
+                          </w:rPr>
+                        </w:pPr>
+                        <w:r>
+                          <w:rPr>
+                            <w:color w:val="000000" w:themeColor="text1"/>
+                            <w:sz w:val="12"/>
+                            <w:szCs w:val="12"/>
+                          </w:rPr>
+                          <w:t>Курс</w:t>
+                        </w:r>
+                        <w:r>
+                          <w:rPr>
+                            <w:color w:val="000000" w:themeColor="text1"/>
+                            <w:sz w:val="12"/>
+                            <w:szCs w:val="12"/>
+                            <w:lang w:val="en-US"/>
+                          </w:rPr>
+                          <w:t xml:space="preserve"> / </w:t>
+                        </w:r>
+                        <w:r>
+                          <w:rPr>
+                            <w:color w:val="000000" w:themeColor="text1"/>
+                            <w:sz w:val="12"/>
+                            <w:szCs w:val="12"/>
+                          </w:rPr>
+                          <w:t>Семестр</w:t>
+                        </w:r>
+                      </w:p>
+                    </w:txbxContent>
+                  </v:textbox>
+                </v:rect>
+                <v:rect id="Прямоугольник 85" o:spid="_x0000_s1057" style="position:absolute;left:63;top:24574;width:10859;height:2794;visibility:visible;mso-wrap-style:square;v-text-anchor:middle" o:gfxdata="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" fillcolor="white [3212]" strokecolor="#4472c4 [3204]" strokeweight="1pt">
+                  <v:textbox>
+                    <w:txbxContent>
+                      <w:p>
+                        <w:pPr>
+                          <w:jc w:val="center"/>
+                          <w:rPr>
+                            <w:color w:val="000000" w:themeColor="text1"/>
+                            <w:sz w:val="8"/>
+                            <w:szCs w:val="8"/>
+                          </w:rPr>
+                        </w:pPr>
+                        <w:r>
+                          <w:rPr>
+                            <w:color w:val="000000" w:themeColor="text1"/>
+                            <w:sz w:val="12"/>
+                            <w:szCs w:val="12"/>
+                          </w:rPr>
+                          <w:t>Базовый функционал бесплатно</w:t>
+                        </w:r>
+                      </w:p>
+                    </w:txbxContent>
+                  </v:textbox>
+                </v:rect>
+                <v:rect id="Прямоугольник 86" o:spid="_x0000_s1058" style="position:absolute;left:63;top:28257;width:10859;height:3810;visibility:visible;mso-wrap-style:square;v-text-anchor:middle" o:gfxdata="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" fillcolor="white [3212]" strokecolor="#4472c4 [3204]" strokeweight="1pt">
+                  <v:textbox>
+                    <w:txbxContent>
+                      <w:p>
+                        <w:pPr>
+                          <w:jc w:val="center"/>
+                          <w:rPr>
+                            <w:color w:val="000000" w:themeColor="text1"/>
+                            <w:sz w:val="8"/>
+                            <w:szCs w:val="8"/>
+                          </w:rPr>
+                        </w:pPr>
+                        <w:r>
+                          <w:rPr>
+                            <w:color w:val="000000" w:themeColor="text1"/>
+                            <w:sz w:val="12"/>
+                            <w:szCs w:val="12"/>
+                            <w:lang w:val="en-US"/>
+                          </w:rPr>
+                          <w:t>Premium (</w:t>
+                        </w:r>
+                        <w:r>
+                          <w:rPr>
+                            <w:color w:val="000000" w:themeColor="text1"/>
+                            <w:sz w:val="12"/>
+                            <w:szCs w:val="12"/>
+                          </w:rPr>
+                          <w:t>расширенные фильтры, облачное хранилище</w:t>
+                        </w:r>
+                      </w:p>
+                    </w:txbxContent>
+                  </v:textbox>
+                </v:rect>
+                <v:rect id="Прямоугольник 116" o:spid="_x0000_s1059" style="position:absolute;left:63;top:32956;width:10859;height:3810;visibility:visible;mso-wrap-style:square;v-text-anchor:middle" o:gfxdata="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" fillcolor="white [3212]" strokecolor="#4472c4 [3204]" strokeweight="1pt">
+                  <v:textbox>
+                    <w:txbxContent>
+                      <w:p>
+                        <w:pPr>
+                          <w:jc w:val="center"/>
+                          <w:rPr>
+                            <w:color w:val="000000" w:themeColor="text1"/>
+                            <w:sz w:val="8"/>
+                            <w:szCs w:val="8"/>
+                          </w:rPr>
+                        </w:pPr>
+                        <w:r>
+                          <w:rPr>
+                            <w:color w:val="000000" w:themeColor="text1"/>
+                            <w:sz w:val="12"/>
+                            <w:szCs w:val="12"/>
+                          </w:rPr>
+                          <w:t xml:space="preserve">Партнёрства с вузами </w:t>
+                        </w:r>
+                        <w:r>
+                          <w:rPr>
+                            <w:color w:val="000000" w:themeColor="text1"/>
+                            <w:sz w:val="12"/>
+                            <w:szCs w:val="12"/>
+                            <w:lang w:val="en-US"/>
+                          </w:rPr>
+                          <w:t xml:space="preserve">/ </w:t>
+                        </w:r>
+                        <w:r>
+                          <w:rPr>
+                            <w:color w:val="000000" w:themeColor="text1"/>
+                            <w:sz w:val="12"/>
+                            <w:szCs w:val="12"/>
+                          </w:rPr>
+                          <w:t>образовательными платформами</w:t>
+                        </w:r>
+                      </w:p>
+                    </w:txbxContent>
+                  </v:textbox>
+                </v:rect>
+                <v:rect id="Прямоугольник 117" o:spid="_x0000_s1060" style="position:absolute;left:56134;width:10858;height:2794;visibility:visible;mso-wrap-style:square;v-text-anchor:middle" o:gfxdata="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" fillcolor="white [3212]" strokecolor="#4472c4 [3204]" strokeweight="1pt">
+                  <v:textbox>
+                    <w:txbxContent>
+                      <w:p>
+                        <w:pPr>
+                          <w:jc w:val="center"/>
+                          <w:rPr>
+                            <w:color w:val="000000" w:themeColor="text1"/>
+                            <w:sz w:val="8"/>
+                            <w:szCs w:val="8"/>
+                          </w:rPr>
+                        </w:pPr>
+                        <w:r>
+                          <w:rPr>
+                            <w:color w:val="000000" w:themeColor="text1"/>
+                            <w:sz w:val="12"/>
+                            <w:szCs w:val="12"/>
+                          </w:rPr>
+                          <w:t>Проверка дубликатов файлов</w:t>
+                        </w:r>
+                      </w:p>
+                    </w:txbxContent>
+                  </v:textbox>
+                </v:rect>
+                <v:rect id="Прямоугольник 120" o:spid="_x0000_s1061" style="position:absolute;left:56134;top:3238;width:10858;height:3747;visibility:visible;mso-wrap-style:square;v-text-anchor:middle" o:gfxdata="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" fillcolor="white [3212]" strokecolor="#4472c4 [3204]" strokeweight="1pt">
+                  <v:textbox>
+                    <w:txbxContent>
+                      <w:p>
+                        <w:pPr>
+                          <w:jc w:val="center"/>
+                          <w:rPr>
+                            <w:color w:val="000000" w:themeColor="text1"/>
+                            <w:sz w:val="8"/>
+                            <w:szCs w:val="8"/>
+                          </w:rPr>
+                        </w:pPr>
+                        <w:r>
+                          <w:rPr>
+                            <w:color w:val="000000" w:themeColor="text1"/>
+                            <w:sz w:val="12"/>
+                            <w:szCs w:val="12"/>
+                          </w:rPr>
+                          <w:t>Рекомендации по дисциплинам (что часто скачивают)</w:t>
+                        </w:r>
+                      </w:p>
+                    </w:txbxContent>
+                  </v:textbox>
+                </v:rect>
+                <v:rect id="Прямоугольник 121" o:spid="_x0000_s1062" style="position:absolute;left:56134;top:7493;width:10858;height:2794;visibility:visible;mso-wrap-style:square;v-text-anchor:middle" o:gfxdata="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" fillcolor="white [3212]" strokecolor="#4472c4 [3204]" strokeweight="1pt">
+                  <v:textbox>
+                    <w:txbxContent>
+                      <w:p>
+                        <w:pPr>
+                          <w:jc w:val="center"/>
+                          <w:rPr>
+                            <w:color w:val="000000" w:themeColor="text1"/>
+                            <w:sz w:val="8"/>
+                            <w:szCs w:val="8"/>
+                          </w:rPr>
+                        </w:pPr>
+                        <w:r>
+                          <w:rPr>
+                            <w:color w:val="000000" w:themeColor="text1"/>
+                            <w:sz w:val="12"/>
+                            <w:szCs w:val="12"/>
+                          </w:rPr>
+                          <w:t>Уведомления о новых материалах</w:t>
+                        </w:r>
+                      </w:p>
+                    </w:txbxContent>
+                  </v:textbox>
+                </v:rect>
+                <v:rect id="Прямоугольник 122" o:spid="_x0000_s1063" style="position:absolute;left:56134;top:10731;width:10858;height:3048;visibility:visible;mso-wrap-style:square;v-text-anchor:middle" o:gfxdata="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" fillcolor="white [3212]" strokecolor="#4472c4 [3204]" strokeweight="1pt">
+                  <v:textbox>
+                    <w:txbxContent>
+                      <w:p>
+                        <w:pPr>
+                          <w:jc w:val="center"/>
+                          <w:rPr>
+                            <w:color w:val="000000" w:themeColor="text1"/>
+                            <w:sz w:val="8"/>
+                            <w:szCs w:val="8"/>
+                          </w:rPr>
+                        </w:pPr>
+                        <w:r>
+                          <w:rPr>
+                            <w:color w:val="000000" w:themeColor="text1"/>
+                            <w:sz w:val="12"/>
+                            <w:szCs w:val="12"/>
+                          </w:rPr>
+                          <w:t>Чаты по дисциплинам</w:t>
+                        </w:r>
+                        <w:r>
+                          <w:rPr>
+                            <w:color w:val="000000" w:themeColor="text1"/>
+                            <w:sz w:val="12"/>
+                            <w:szCs w:val="12"/>
+                            <w:lang w:val="en-US"/>
+                          </w:rPr>
+                          <w:t xml:space="preserve"> / </w:t>
+                        </w:r>
+                        <w:r>
+                          <w:rPr>
+                            <w:color w:val="000000" w:themeColor="text1"/>
+                            <w:sz w:val="12"/>
+                            <w:szCs w:val="12"/>
+                          </w:rPr>
+                          <w:t>группам</w:t>
+                        </w:r>
+                      </w:p>
+                    </w:txbxContent>
+                  </v:textbox>
+                </v:rect>
+                <v:rect id="Прямоугольник 124" o:spid="_x0000_s1064" style="position:absolute;left:56197;top:14287;width:10668;height:1905;visibility:visible;mso-wrap-style:square;v-text-anchor:middle" o:gfxdata="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" fillcolor="white [3212]" strokecolor="#4472c4 [3204]" strokeweight="1pt">
+                  <v:textbox>
+                    <w:txbxContent>
+                      <w:p>
+                        <w:pPr>
+                          <w:jc w:val="center"/>
+                          <w:rPr>
+                            <w:color w:val="000000" w:themeColor="text1"/>
+                            <w:sz w:val="8"/>
+                            <w:szCs w:val="8"/>
+                          </w:rPr>
+                        </w:pPr>
+                        <w:r>
+                          <w:rPr>
+                            <w:color w:val="000000" w:themeColor="text1"/>
+                            <w:sz w:val="12"/>
+                            <w:szCs w:val="12"/>
+                          </w:rPr>
+                          <w:t>Конспекты лекций</w:t>
+                        </w:r>
+                      </w:p>
+                    </w:txbxContent>
+                  </v:textbox>
+                </v:rect>
+                <v:rect id="Прямоугольник 125" o:spid="_x0000_s1065" style="position:absolute;left:56134;top:16637;width:10795;height:1905;visibility:visible;mso-wrap-style:square;v-text-anchor:middle" o:gfxdata="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" fillcolor="white [3212]" strokecolor="#4472c4 [3204]" strokeweight="1pt">
+                  <v:textbox>
+                    <w:txbxContent>
+                      <w:p>
+                        <w:pPr>
+                          <w:jc w:val="center"/>
+                          <w:rPr>
+                            <w:color w:val="000000" w:themeColor="text1"/>
+                            <w:sz w:val="8"/>
+                            <w:szCs w:val="8"/>
+                          </w:rPr>
+                        </w:pPr>
+                        <w:r>
+                          <w:rPr>
+                            <w:color w:val="000000" w:themeColor="text1"/>
+                            <w:sz w:val="12"/>
+                            <w:szCs w:val="12"/>
+                          </w:rPr>
+                          <w:t>Презентации</w:t>
+                        </w:r>
+                      </w:p>
+                    </w:txbxContent>
+                  </v:textbox>
+                </v:rect>
+                <v:rect id="Прямоугольник 126" o:spid="_x0000_s1066" style="position:absolute;left:56134;top:19050;width:10858;height:1905;visibility:visible;mso-wrap-style:square;v-text-anchor:middle" o:gfxdata="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" fillcolor="white [3212]" strokecolor="#4472c4 [3204]" strokeweight="1pt">
+                  <v:textbox>
+                    <w:txbxContent>
+                      <w:p>
+                        <w:pPr>
+                          <w:jc w:val="center"/>
+                          <w:rPr>
+                            <w:color w:val="000000" w:themeColor="text1"/>
+                            <w:sz w:val="8"/>
+                            <w:szCs w:val="8"/>
+                          </w:rPr>
+                        </w:pPr>
+                        <w:r>
+                          <w:rPr>
+                            <w:color w:val="000000" w:themeColor="text1"/>
+                            <w:sz w:val="12"/>
+                            <w:szCs w:val="12"/>
+                          </w:rPr>
+                          <w:t>Практические задания</w:t>
+                        </w:r>
+                      </w:p>
+                    </w:txbxContent>
+                  </v:textbox>
+                </v:rect>
+                <v:rect id="Прямоугольник 128" o:spid="_x0000_s1067" style="position:absolute;left:56070;top:21399;width:10986;height:1905;visibility:visible;mso-wrap-style:square;v-text-anchor:middle" o:gfxdata="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" fillcolor="white [3212]" strokecolor="#4472c4 [3204]" strokeweight="1pt">
+                  <v:textbox>
+                    <w:txbxContent>
+                      <w:p>
+                        <w:pPr>
+                          <w:jc w:val="center"/>
+                          <w:rPr>
+                            <w:color w:val="000000" w:themeColor="text1"/>
+                            <w:sz w:val="8"/>
+                            <w:szCs w:val="8"/>
+                          </w:rPr>
+                        </w:pPr>
+                        <w:r>
+                          <w:rPr>
+                            <w:color w:val="000000" w:themeColor="text1"/>
+                            <w:sz w:val="12"/>
+                            <w:szCs w:val="12"/>
+                          </w:rPr>
+                          <w:t>Лабораторные работы</w:t>
+                        </w:r>
+                      </w:p>
+                    </w:txbxContent>
+                  </v:textbox>
+                </v:rect>
+                <v:rect id="Прямоугольник 129" o:spid="_x0000_s1068" style="position:absolute;left:56070;top:23812;width:10922;height:1905;visibility:visible;mso-wrap-style:square;v-text-anchor:middle" o:gfxdata="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" fillcolor="white [3212]" strokecolor="#4472c4 [3204]" strokeweight="1pt">
+                  <v:textbox>
+                    <w:txbxContent>
+                      <w:p>
+                        <w:pPr>
+                          <w:jc w:val="center"/>
+                          <w:rPr>
+                            <w:color w:val="000000" w:themeColor="text1"/>
+                            <w:sz w:val="8"/>
+                            <w:szCs w:val="8"/>
+                          </w:rPr>
+                        </w:pPr>
+                        <w:r>
+                          <w:rPr>
+                            <w:color w:val="000000" w:themeColor="text1"/>
+                            <w:sz w:val="12"/>
+                            <w:szCs w:val="12"/>
+                          </w:rPr>
+                          <w:t>Вопросы к зачету</w:t>
+                        </w:r>
+                        <w:r>
+                          <w:rPr>
+                            <w:color w:val="000000" w:themeColor="text1"/>
+                            <w:sz w:val="12"/>
+                            <w:szCs w:val="12"/>
+                            <w:lang w:val="en-US"/>
+                          </w:rPr>
+                          <w:t>/</w:t>
+                        </w:r>
+                        <w:r>
+                          <w:rPr>
+                            <w:color w:val="000000" w:themeColor="text1"/>
+                            <w:sz w:val="12"/>
+                            <w:szCs w:val="12"/>
+                          </w:rPr>
+                          <w:t>экзамену</w:t>
+                        </w:r>
+                      </w:p>
+                    </w:txbxContent>
+                  </v:textbox>
+                </v:rect>
+                <v:rect id="Прямоугольник 130" o:spid="_x0000_s1069" style="position:absolute;left:55753;top:26162;width:11557;height:2921;visibility:visible;mso-wrap-style:square;v-text-anchor:middle" o:gfxdata="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" fillcolor="white [3212]" strokecolor="#4472c4 [3204]" strokeweight="1pt">
+                  <v:textbox>
+                    <w:txbxContent>
+                      <w:p>
+                        <w:pPr>
+                          <w:jc w:val="center"/>
+                          <w:rPr>
+                            <w:color w:val="000000" w:themeColor="text1"/>
+                            <w:sz w:val="8"/>
+                            <w:szCs w:val="8"/>
+                          </w:rPr>
+                        </w:pPr>
+                        <w:r>
+                          <w:rPr>
+                            <w:color w:val="000000" w:themeColor="text1"/>
+                            <w:sz w:val="12"/>
+                            <w:szCs w:val="12"/>
+                          </w:rPr>
+                          <w:t>Простой и понятный интерфейс</w:t>
+                        </w:r>
+                      </w:p>
+                    </w:txbxContent>
+                  </v:textbox>
+                </v:rect>
+                <v:rect id="Прямоугольник 131" o:spid="_x0000_s1070" style="position:absolute;left:55816;top:29591;width:11430;height:2921;visibility:visible;mso-wrap-style:square;v-text-anchor:middle" o:gfxdata="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" fillcolor="white [3212]" strokecolor="#4472c4 [3204]" strokeweight="1pt">
+                  <v:textbox>
+                    <w:txbxContent>
+                      <w:p>
+                        <w:pPr>
+                          <w:jc w:val="center"/>
+                          <w:rPr>
+                            <w:color w:val="000000" w:themeColor="text1"/>
+                            <w:sz w:val="8"/>
+                            <w:szCs w:val="8"/>
+                          </w:rPr>
+                        </w:pPr>
+                        <w:r>
+                          <w:rPr>
+                            <w:color w:val="000000" w:themeColor="text1"/>
+                            <w:sz w:val="12"/>
+                            <w:szCs w:val="12"/>
+                          </w:rPr>
+                          <w:t>Быстрая загрузка</w:t>
+                        </w:r>
+                        <w:r>
+                          <w:rPr>
+                            <w:color w:val="000000" w:themeColor="text1"/>
+                            <w:sz w:val="12"/>
+                            <w:szCs w:val="12"/>
+                            <w:lang w:val="en-US"/>
+                          </w:rPr>
+                          <w:t>/</w:t>
+                        </w:r>
+                        <w:r>
+                          <w:rPr>
+                            <w:color w:val="000000" w:themeColor="text1"/>
+                            <w:sz w:val="12"/>
+                            <w:szCs w:val="12"/>
+                          </w:rPr>
+                          <w:t>скачивание файлов</w:t>
+                        </w:r>
+                      </w:p>
+                    </w:txbxContent>
+                  </v:textbox>
+                </v:rect>
+                <v:rect id="Прямоугольник 132" o:spid="_x0000_s1071" style="position:absolute;left:55753;top:32956;width:11557;height:1842;visibility:visible;mso-wrap-style:square;v-text-anchor:middle" o:gfxdata="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" fillcolor="white [3212]" strokecolor="#4472c4 [3204]" strokeweight="1pt">
+                  <v:textbox>
+                    <w:txbxContent>
+                      <w:p>
+                        <w:pPr>
+                          <w:jc w:val="center"/>
+                          <w:rPr>
+                            <w:color w:val="000000" w:themeColor="text1"/>
+                            <w:sz w:val="8"/>
+                            <w:szCs w:val="8"/>
+                          </w:rPr>
+                        </w:pPr>
+                        <w:r>
+                          <w:rPr>
+                            <w:color w:val="000000" w:themeColor="text1"/>
+                            <w:sz w:val="12"/>
+                            <w:szCs w:val="12"/>
+                          </w:rPr>
+                          <w:t>Надёжное хранение данных</w:t>
+                        </w:r>
+                      </w:p>
+                    </w:txbxContent>
+                  </v:textbox>
+                </v:rect>
+                <v:rect id="Прямоугольник 133" o:spid="_x0000_s1072" style="position:absolute;left:55753;top:35306;width:11557;height:2921;visibility:visible;mso-wrap-style:square;v-text-anchor:middle" o:gfxdata="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" fillcolor="white [3212]" strokecolor="#4472c4 [3204]" strokeweight="1pt">
+                  <v:textbox>
+                    <w:txbxContent>
+                      <w:p>
+                        <w:pPr>
+                          <w:jc w:val="center"/>
+                          <w:rPr>
+                            <w:color w:val="000000" w:themeColor="text1"/>
+                            <w:sz w:val="8"/>
+                            <w:szCs w:val="8"/>
+                          </w:rPr>
+                        </w:pPr>
+                        <w:r>
+                          <w:rPr>
+                            <w:color w:val="000000" w:themeColor="text1"/>
+                            <w:sz w:val="12"/>
+                            <w:szCs w:val="12"/>
+                          </w:rPr>
+                          <w:t>Удобная навигация по дисциплинам</w:t>
+                        </w:r>
+                      </w:p>
+                    </w:txbxContent>
+                  </v:textbox>
+                </v:rect>
+                <v:rect id="Прямоугольник 135" o:spid="_x0000_s1073" style="position:absolute;left:55753;top:38671;width:11557;height:2921;visibility:visible;mso-wrap-style:square;v-text-anchor:middle" o:gfxdata="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" fillcolor="white [3212]" strokecolor="#4472c4 [3204]" strokeweight="1pt">
+                  <v:textbox>
+                    <w:txbxContent>
+                      <w:p>
+                        <w:pPr>
+                          <w:jc w:val="center"/>
+                          <w:rPr>
+                            <w:color w:val="000000" w:themeColor="text1"/>
+                            <w:sz w:val="8"/>
+                            <w:szCs w:val="8"/>
+                          </w:rPr>
+                        </w:pPr>
+                        <w:r>
+                          <w:rPr>
+                            <w:color w:val="000000" w:themeColor="text1"/>
+                            <w:sz w:val="12"/>
+                            <w:szCs w:val="12"/>
+                          </w:rPr>
+                          <w:t>Сокращение времени поиска учебных материалов</w:t>
+                        </w:r>
+                      </w:p>
+                    </w:txbxContent>
+                  </v:textbox>
+                </v:rect>
+                <v:rect id="Прямоугольник 136" o:spid="_x0000_s1074" style="position:absolute;left:55753;top:42100;width:11557;height:2921;visibility:visible;mso-wrap-style:square;v-text-anchor:middle" o:gfxdata="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" fillcolor="white [3212]" strokecolor="#4472c4 [3204]" strokeweight="1pt">
+                  <v:textbox>
+                    <w:txbxContent>
+                      <w:p>
+                        <w:pPr>
+                          <w:jc w:val="center"/>
+                          <w:rPr>
+                            <w:color w:val="000000" w:themeColor="text1"/>
+                            <w:sz w:val="8"/>
+                            <w:szCs w:val="8"/>
+                          </w:rPr>
+                        </w:pPr>
+                        <w:r>
+                          <w:rPr>
+                            <w:color w:val="000000" w:themeColor="text1"/>
+                            <w:sz w:val="12"/>
+                            <w:szCs w:val="12"/>
+                          </w:rPr>
+                          <w:t>Повышение эффективности подготовки студентов</w:t>
+                        </w:r>
+                      </w:p>
+                    </w:txbxContent>
+                  </v:textbox>
+                </v:rect>
+                <v:rect id="Прямоугольник 137" o:spid="_x0000_s1075" style="position:absolute;left:55753;top:45529;width:11557;height:2921;visibility:visible;mso-wrap-style:square;v-text-anchor:middle" o:gfxdata="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" fillcolor="white [3212]" strokecolor="#4472c4 [3204]" strokeweight="1pt">
+                  <v:textbox>
+                    <w:txbxContent>
+                      <w:p>
+                        <w:pPr>
+                          <w:jc w:val="center"/>
+                          <w:rPr>
+                            <w:color w:val="000000" w:themeColor="text1"/>
+                            <w:sz w:val="8"/>
+                            <w:szCs w:val="8"/>
+                          </w:rPr>
+                        </w:pPr>
+                        <w:r>
+                          <w:rPr>
+                            <w:color w:val="000000" w:themeColor="text1"/>
+                            <w:sz w:val="12"/>
+                            <w:szCs w:val="12"/>
+                          </w:rPr>
+                          <w:t>Удобная цифровая среда для учебного обмена</w:t>
+                        </w:r>
+                      </w:p>
+                    </w:txbxContent>
+                  </v:textbox>
+                </v:rect>
+                <v:rect id="Прямоугольник 138" o:spid="_x0000_s1076" style="position:absolute;left:55753;top:48895;width:11557;height:2921;visibility:visible;mso-wrap-style:square;v-text-anchor:middle" o:gfxdata="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" fillcolor="white [3212]" strokecolor="#4472c4 [3204]" strokeweight="1pt">
+                  <v:textbox>
+                    <w:txbxContent>
+                      <w:p>
+                        <w:pPr>
+                          <w:jc w:val="center"/>
+                          <w:rPr>
+                            <w:color w:val="000000" w:themeColor="text1"/>
+                            <w:sz w:val="8"/>
+                            <w:szCs w:val="8"/>
+                          </w:rPr>
+                        </w:pPr>
+                        <w:r>
+                          <w:rPr>
+                            <w:color w:val="000000" w:themeColor="text1"/>
+                            <w:sz w:val="12"/>
+                            <w:szCs w:val="12"/>
+                          </w:rPr>
+                          <w:t>Рост вовлечённости студентов в взаимопомощь</w:t>
+                        </w:r>
+                      </w:p>
+                    </w:txbxContent>
+                  </v:textbox>
+                </v:rect>
+                <v:shapetype id="_x0000_t32" coordsize="21600,21600" o:spt="32" o:oned="t" path="m,l21600,21600e" filled="f">
+                  <v:path arrowok="t" fillok="f" o:connecttype="none"/>
+                  <o:lock v:ext="edit" shapetype="t"/>
+                </v:shapetype>
+                <v:shape id="Прямая со стрелкой 140" o:spid="_x0000_s1077" type="#_x0000_t32" style="position:absolute;left:23431;top:30226;width:3302;height:0;flip:x;visibility:visible;mso-wrap-style:square" o:connectortype="straight" o:gfxdata="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" strokecolor="#4472c4 [3204]" strokeweight=".5pt">
+                  <v:stroke endarrow="block" joinstyle="miter"/>
+                </v:shape>
+                <v:shape id="Прямая со стрелкой 141" o:spid="_x0000_s1078" type="#_x0000_t32" style="position:absolute;left:23558;top:31940;width:5969;height:10928;flip:x;visibility:visible;mso-wrap-style:square" o:connectortype="straight" o:gfxdata="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" strokecolor="#4472c4 [3204]" strokeweight=".5pt">
+                  <v:stroke endarrow="block" joinstyle="miter"/>
+                </v:shape>
+                <v:shape id="Прямая со стрелкой 142" o:spid="_x0000_s1079" type="#_x0000_t32" style="position:absolute;left:36830;top:31750;width:5080;height:11684;visibility:visible;mso-wrap-style:square" o:connectortype="straight" o:gfxdata="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" strokecolor="#4472c4 [3204]" strokeweight=".5pt">
+                  <v:stroke endarrow="block" joinstyle="miter"/>
+                </v:shape>
+                <v:shape id="Прямая со стрелкой 143" o:spid="_x0000_s1080" type="#_x0000_t32" style="position:absolute;left:32956;top:31940;width:0;height:16955;visibility:visible;mso-wrap-style:square" o:connectortype="straight" o:gfxdata="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" strokecolor="#4472c4 [3204]" strokeweight=".5pt">
+                  <v:stroke endarrow="block" joinstyle="miter"/>
+                </v:shape>
+                <v:shape id="Прямая со стрелкой 145" o:spid="_x0000_s1081" type="#_x0000_t32" style="position:absolute;left:39497;top:30162;width:2419;height:0;visibility:visible;mso-wrap-style:square" o:connectortype="straight" o:gfxdata="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" strokecolor="#4472c4 [3204]" strokeweight=".5pt">
+                  <v:stroke endarrow="block" joinstyle="miter"/>
+                </v:shape>
+                <v:shape id="Прямая со стрелкой 147" o:spid="_x0000_s1082" type="#_x0000_t32" style="position:absolute;left:23495;top:20383;width:6096;height:6922;flip:x y;visibility:visible;mso-wrap-style:square" o:connectortype="straight" o:gfxdata="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" strokecolor="#4472c4 [3204]" strokeweight=".5pt">
+                  <v:stroke endarrow="block" joinstyle="miter"/>
+                </v:shape>
+                <v:shape id="Прямая со стрелкой 148" o:spid="_x0000_s1083" type="#_x0000_t32" style="position:absolute;left:36512;top:21780;width:5398;height:5550;flip:y;visibility:visible;mso-wrap-style:square" o:connectortype="straight" o:gfxdata="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" strokecolor="#4472c4 [3204]" strokeweight=".5pt">
+                  <v:stroke endarrow="block" joinstyle="miter"/>
+                </v:shape>
+                <v:shape id="Прямая со стрелкой 149" o:spid="_x0000_s1084" type="#_x0000_t32" style="position:absolute;left:23558;top:9271;width:7112;height:18034;flip:x y;visibility:visible;mso-wrap-style:square" o:connectortype="straight" o:gfxdata="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" strokecolor="#4472c4 [3204]" strokeweight=".5pt">
+                  <v:stroke endarrow="block" joinstyle="miter"/>
+                </v:shape>
+                <v:shape id="Прямая со стрелкой 150" o:spid="_x0000_s1085" type="#_x0000_t32" style="position:absolute;left:35179;top:9334;width:6858;height:17971;flip:y;visibility:visible;mso-wrap-style:square" o:connectortype="straight" o:gfxdata="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" strokecolor="#4472c4 [3204]" strokeweight=".5pt">
+                  <v:stroke endarrow="block" joinstyle="miter"/>
+                </v:shape>
+                <v:shape id="Прямая со стрелкой 151" o:spid="_x0000_s1086" type="#_x0000_t32" style="position:absolute;left:20637;top:50482;width:7557;height:2921;flip:x;visibility:visible;mso-wrap-style:square" o:connectortype="straight" o:gfxdata="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" strokecolor="#4472c4 [3204]" strokeweight=".5pt">
+                  <v:stroke endarrow="block" joinstyle="miter"/>
+                </v:shape>
+                <v:shape id="Прямая со стрелкой 152" o:spid="_x0000_s1087" type="#_x0000_t32" style="position:absolute;left:37973;top:50355;width:7112;height:3112;visibility:visible;mso-wrap-style:square" o:connectortype="straight" o:gfxdata="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" strokecolor="#4472c4 [3204]" strokeweight=".5pt">
+                  <v:stroke endarrow="block" joinstyle="miter"/>
+                </v:shape>
+                <v:shape id="Прямая со стрелкой 153" o:spid="_x0000_s1088" type="#_x0000_t32" style="position:absolute;left:24828;top:52451;width:3366;height:4470;flip:x;visibility:visible;mso-wrap-style:square" o:connectortype="straight" o:gfxdata="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" strokecolor="#4472c4 [3204]" strokeweight=".5pt">
+                  <v:stroke endarrow="block" joinstyle="miter"/>
+                </v:shape>
+                <v:shape id="Прямая со стрелкой 154" o:spid="_x0000_s1089" type="#_x0000_t32" style="position:absolute;left:37973;top:52451;width:3619;height:4381;visibility:visible;mso-wrap-style:square" o:connectortype="straight" o:gfxdata="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" strokecolor="#4472c4 [3204]" strokeweight=".5pt">
+                  <v:stroke endarrow="block" joinstyle="miter"/>
+                </v:shape>
+                <v:shape id="Прямая со стрелкой 155" o:spid="_x0000_s1090" type="#_x0000_t32" style="position:absolute;left:32956;top:52451;width:0;height:6604;visibility:visible;mso-wrap-style:square" o:connectortype="straight" o:gfxdata="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" strokecolor="#4472c4 [3204]" strokeweight=".5pt">
+                  <v:stroke endarrow="block" joinstyle="miter"/>
+                </v:shape>
+                <v:shape id="Прямая со стрелкой 156" o:spid="_x0000_s1091" type="#_x0000_t32" style="position:absolute;left:21907;top:60198;width:5715;height:2032;flip:x;visibility:visible;mso-wrap-style:square" o:connectortype="straight" o:gfxdata="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" strokecolor="#4472c4 [3204]" strokeweight=".5pt">
+                  <v:stroke endarrow="block" joinstyle="miter"/>
+                </v:shape>
+                <v:shape id="Прямая со стрелкой 157" o:spid="_x0000_s1092" type="#_x0000_t32" style="position:absolute;left:25844;top:61150;width:1778;height:2438;flip:x;visibility:visible;mso-wrap-style:square" o:connectortype="straight" o:gfxdata="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" strokecolor="#4472c4 [3204]" strokeweight=".5pt">
+                  <v:stroke endarrow="block" joinstyle="miter"/>
+                </v:shape>
+                <v:shape id="Прямая со стрелкой 158" o:spid="_x0000_s1093" type="#_x0000_t32" style="position:absolute;left:33020;top:61150;width:0;height:3302;visibility:visible;mso-wrap-style:square" o:connectortype="straight" o:gfxdata="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" strokecolor="#4472c4 [3204]" strokeweight=".5pt">
+                  <v:stroke endarrow="block" joinstyle="miter"/>
+                </v:shape>
+                <v:shape id="Прямая со стрелкой 159" o:spid="_x0000_s1094" type="#_x0000_t32" style="position:absolute;left:38481;top:61150;width:2159;height:2413;visibility:visible;mso-wrap-style:square" o:connectortype="straight" o:gfxdata="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" strokecolor="#4472c4 [3204]" strokeweight=".5pt">
+                  <v:stroke endarrow="block" joinstyle="miter"/>
+                </v:shape>
+                <v:shape id="Прямая со стрелкой 160" o:spid="_x0000_s1095" type="#_x0000_t32" style="position:absolute;left:38481;top:60261;width:6286;height:1969;visibility:visible;mso-wrap-style:square" o:connectortype="straight" o:gfxdata="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" strokecolor="#4472c4 [3204]" strokeweight=".5pt">
+                  <v:stroke endarrow="block" joinstyle="miter"/>
+                </v:shape>
+                <v:shape id="Прямая со стрелкой 161" o:spid="_x0000_s1096" type="#_x0000_t32" style="position:absolute;left:10858;top:4064;width:2921;height:1587;flip:x y;visibility:visible;mso-wrap-style:square" o:connectortype="straight" o:gfxdata="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" strokecolor="#4472c4 [3204]" strokeweight=".5pt">
+                  <v:stroke endarrow="block" joinstyle="miter"/>
+                </v:shape>
+                <v:shape id="Прямая со стрелкой 162" o:spid="_x0000_s1097" type="#_x0000_t32" style="position:absolute;left:10858;top:7366;width:2921;height:0;flip:x;visibility:visible;mso-wrap-style:square" o:connectortype="straight" o:gfxdata="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" strokecolor="#4472c4 [3204]" strokeweight=".5pt">
+                  <v:stroke endarrow="block" joinstyle="miter"/>
+                </v:shape>
+                <v:shape id="Прямая со стрелкой 163" o:spid="_x0000_s1098" type="#_x0000_t32" style="position:absolute;left:10858;top:9207;width:2921;height:1867;flip:x;visibility:visible;mso-wrap-style:square" o:connectortype="straight" o:gfxdata="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" strokecolor="#4472c4 [3204]" strokeweight=".5pt">
+                  <v:stroke endarrow="block" joinstyle="miter"/>
+                </v:shape>
+                <v:shape id="Прямая со стрелкой 164" o:spid="_x0000_s1099" type="#_x0000_t32" style="position:absolute;left:10858;top:14414;width:2921;height:2350;flip:x y;visibility:visible;mso-wrap-style:square" o:connectortype="straight" o:gfxdata="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" strokecolor="#4472c4 [3204]" strokeweight=".5pt">
+                  <v:stroke endarrow="block" joinstyle="miter"/>
+                </v:shape>
+                <v:shape id="Прямая со стрелкой 165" o:spid="_x0000_s1100" type="#_x0000_t32" style="position:absolute;left:10858;top:18542;width:2921;height:0;flip:x;visibility:visible;mso-wrap-style:square" o:connectortype="straight" o:gfxdata="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" strokecolor="#4472c4 [3204]" strokeweight=".5pt">
+                  <v:stroke endarrow="block" joinstyle="miter"/>
+                </v:shape>
+                <v:shape id="Прямая со стрелкой 166" o:spid="_x0000_s1101" type="#_x0000_t32" style="position:absolute;left:10858;top:20320;width:2921;height:2057;flip:x;visibility:visible;mso-wrap-style:square" o:connectortype="straight" o:gfxdata="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" strokecolor="#4472c4 [3204]" strokeweight=".5pt">
+                  <v:stroke endarrow="block" joinstyle="miter"/>
+                </v:shape>
+                <v:shape id="Прямая со стрелкой 167" o:spid="_x0000_s1102" type="#_x0000_t32" style="position:absolute;left:10922;top:25971;width:2857;height:2350;flip:x y;visibility:visible;mso-wrap-style:square" o:connectortype="straight" o:gfxdata="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" strokecolor="#4472c4 [3204]" strokeweight=".5pt">
+                  <v:stroke endarrow="block" joinstyle="miter"/>
+                </v:shape>
+                <v:shape id="Прямая со стрелкой 168" o:spid="_x0000_s1103" type="#_x0000_t32" style="position:absolute;left:10922;top:30035;width:2857;height:0;flip:x;visibility:visible;mso-wrap-style:square" o:connectortype="straight" o:gfxdata="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" strokecolor="#4472c4 [3204]" strokeweight=".5pt">
+                  <v:stroke endarrow="block" joinstyle="miter"/>
+                </v:shape>
+                <v:shape id="Прямая со стрелкой 169" o:spid="_x0000_s1104" type="#_x0000_t32" style="position:absolute;left:10922;top:31877;width:2857;height:2946;flip:x;visibility:visible;mso-wrap-style:square" o:connectortype="straight" o:gfxdata="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" strokecolor="#4472c4 [3204]" strokeweight=".5pt">
+                  <v:stroke endarrow="block" joinstyle="miter"/>
+                </v:shape>
+                <v:shape id="Прямая со стрелкой 170" o:spid="_x0000_s1105" type="#_x0000_t32" style="position:absolute;left:10858;top:39052;width:2921;height:3816;flip:x y;visibility:visible;mso-wrap-style:square" o:connectortype="straight" o:gfxdata="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" strokecolor="#4472c4 [3204]" strokeweight=".5pt">
+                  <v:stroke endarrow="block" joinstyle="miter"/>
+                </v:shape>
+                <v:shape id="Прямая со стрелкой 171" o:spid="_x0000_s1106" type="#_x0000_t32" style="position:absolute;left:10858;top:42989;width:2921;height:699;flip:x y;visibility:visible;mso-wrap-style:square" o:connectortype="straight" o:gfxdata="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" strokecolor="#4472c4 [3204]" strokeweight=".5pt">
+                  <v:stroke endarrow="block" joinstyle="miter"/>
+                </v:shape>
+                <v:shape id="Прямая со стрелкой 172" o:spid="_x0000_s1107" type="#_x0000_t32" style="position:absolute;left:10858;top:45212;width:2921;height:1752;flip:x;visibility:visible;mso-wrap-style:square" o:connectortype="straight" o:gfxdata="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" strokecolor="#4472c4 [3204]" strokeweight=".5pt">
+                  <v:stroke endarrow="block" joinstyle="miter"/>
+                </v:shape>
+                <v:shape id="Прямая со стрелкой 173" o:spid="_x0000_s1108" type="#_x0000_t32" style="position:absolute;left:10858;top:46418;width:2921;height:4343;flip:x;visibility:visible;mso-wrap-style:square" o:connectortype="straight" o:gfxdata="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" strokecolor="#4472c4 [3204]" strokeweight=".5pt">
+                  <v:stroke endarrow="block" joinstyle="miter"/>
+                </v:shape>
+                <v:shape id="Прямая со стрелкой 174" o:spid="_x0000_s1109" type="#_x0000_t32" style="position:absolute;left:51752;top:1333;width:4382;height:4318;flip:y;visibility:visible;mso-wrap-style:square" o:connectortype="straight" o:gfxdata="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" strokecolor="#4472c4 [3204]" strokeweight=".5pt">
+                  <v:stroke endarrow="block" joinstyle="miter"/>
+                </v:shape>
+                <v:shape id="Прямая со стрелкой 175" o:spid="_x0000_s1110" type="#_x0000_t32" style="position:absolute;left:51752;top:4889;width:4382;height:1588;flip:y;visibility:visible;mso-wrap-style:square" o:connectortype="straight" o:gfxdata="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" strokecolor="#4472c4 [3204]" strokeweight=".5pt">
+                  <v:stroke endarrow="block" joinstyle="miter"/>
+                </v:shape>
+                <v:shape id="Прямая со стрелкой 176" o:spid="_x0000_s1111" type="#_x0000_t32" style="position:absolute;left:51752;top:7874;width:4191;height:1079;visibility:visible;mso-wrap-style:square" o:connectortype="straight" o:gfxdata="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" strokecolor="#4472c4 [3204]" strokeweight=".5pt">
+                  <v:stroke endarrow="block" joinstyle="miter"/>
+                </v:shape>
+                <v:shape id="Прямая со стрелкой 177" o:spid="_x0000_s1112" type="#_x0000_t32" style="position:absolute;left:51752;top:9207;width:4382;height:3048;visibility:visible;mso-wrap-style:square" o:connectortype="straight" o:gfxdata="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" strokecolor="#4472c4 [3204]" strokeweight=".5pt">
+                  <v:stroke endarrow="block" joinstyle="miter"/>
+                </v:shape>
+                <v:shape id="Прямая со стрелкой 178" o:spid="_x0000_s1113" type="#_x0000_t32" style="position:absolute;left:51752;top:15303;width:4382;height:2921;flip:y;visibility:visible;mso-wrap-style:square" o:connectortype="straight" o:gfxdata="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" strokecolor="#4472c4 [3204]" strokeweight=".5pt">
+                  <v:stroke endarrow="block" joinstyle="miter"/>
+                </v:shape>
+                <v:shape id="Прямая со стрелкой 179" o:spid="_x0000_s1114" type="#_x0000_t32" style="position:absolute;left:51752;top:17526;width:4382;height:1333;flip:y;visibility:visible;mso-wrap-style:square" o:connectortype="straight" o:gfxdata="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" strokecolor="#4472c4 [3204]" strokeweight=".5pt">
+                  <v:stroke endarrow="block" joinstyle="miter"/>
+                </v:shape>
+                <v:shape id="Прямая со стрелкой 180" o:spid="_x0000_s1115" type="#_x0000_t32" style="position:absolute;left:51752;top:19939;width:4318;height:0;visibility:visible;mso-wrap-style:square" o:connectortype="straight" o:gfxdata="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" strokecolor="#4472c4 [3204]" strokeweight=".5pt">
+                  <v:stroke endarrow="block" joinstyle="miter"/>
+                </v:shape>
+                <v:shape id="Прямая со стрелкой 181" o:spid="_x0000_s1116" type="#_x0000_t32" style="position:absolute;left:51752;top:21082;width:4318;height:1295;visibility:visible;mso-wrap-style:square" o:connectortype="straight" o:gfxdata="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" strokecolor="#4472c4 [3204]" strokeweight=".5pt">
+                  <v:stroke endarrow="block" joinstyle="miter"/>
+                </v:shape>
+                <v:shape id="Прямая со стрелкой 182" o:spid="_x0000_s1117" type="#_x0000_t32" style="position:absolute;left:51752;top:21780;width:4318;height:2985;visibility:visible;mso-wrap-style:square" o:connectortype="straight" o:gfxdata="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" strokecolor="#4472c4 [3204]" strokeweight=".5pt">
+                  <v:stroke endarrow="block" joinstyle="miter"/>
+                </v:shape>
+                <v:shape id="Прямая со стрелкой 183" o:spid="_x0000_s1118" type="#_x0000_t32" style="position:absolute;left:51689;top:27559;width:4064;height:1460;flip:y;visibility:visible;mso-wrap-style:square" o:connectortype="straight" o:gfxdata="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" strokecolor="#4472c4 [3204]" strokeweight=".5pt">
+                  <v:stroke endarrow="block" joinstyle="miter"/>
+                </v:shape>
+                <v:shape id="Прямая со стрелкой 184" o:spid="_x0000_s1119" type="#_x0000_t32" style="position:absolute;left:51689;top:29654;width:4000;height:1334;visibility:visible;mso-wrap-style:square" o:connectortype="straight" o:gfxdata="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" strokecolor="#4472c4 [3204]" strokeweight=".5pt">
+                  <v:stroke endarrow="block" joinstyle="miter"/>
+                </v:shape>
+                <v:shape id="Прямая со стрелкой 185" o:spid="_x0000_s1120" type="#_x0000_t32" style="position:absolute;left:51689;top:30797;width:4064;height:2985;visibility:visible;mso-wrap-style:square" o:connectortype="straight" o:gfxdata="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" strokecolor="#4472c4 [3204]" strokeweight=".5pt">
+                  <v:stroke endarrow="block" joinstyle="miter"/>
+                </v:shape>
+                <v:shape id="Прямая со стрелкой 186" o:spid="_x0000_s1121" type="#_x0000_t32" style="position:absolute;left:51689;top:32512;width:4064;height:4381;visibility:visible;mso-wrap-style:square" o:connectortype="straight" o:gfxdata="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" strokecolor="#4472c4 [3204]" strokeweight=".5pt">
+                  <v:stroke endarrow="block" joinstyle="miter"/>
+                </v:shape>
+                <v:shape id="Прямая со стрелкой 187" o:spid="_x0000_s1122" type="#_x0000_t32" style="position:absolute;left:51752;top:40068;width:4064;height:3366;flip:y;visibility:visible;mso-wrap-style:square" o:connectortype="straight" o:gfxdata="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" strokecolor="#4472c4 [3204]" strokeweight=".5pt">
+                  <v:stroke endarrow="block" joinstyle="miter"/>
+                </v:shape>
+                <v:shape id="Прямая со стрелкой 188" o:spid="_x0000_s1123" type="#_x0000_t32" style="position:absolute;left:51752;top:43497;width:4001;height:1080;flip:y;visibility:visible;mso-wrap-style:square" o:connectortype="straight" o:gfxdata="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" strokecolor="#4472c4 [3204]" strokeweight=".5pt">
+                  <v:stroke endarrow="block" joinstyle="miter"/>
+                </v:shape>
+                <v:shape id="Прямая со стрелкой 189" o:spid="_x0000_s1124" type="#_x0000_t32" style="position:absolute;left:51752;top:45974;width:4001;height:990;visibility:visible;mso-wrap-style:square" o:connectortype="straight" o:gfxdata="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" strokecolor="#4472c4 [3204]" strokeweight=".5pt">
+                  <v:stroke endarrow="block" joinstyle="miter"/>
+                </v:shape>
+                <v:shape id="Прямая со стрелкой 191" o:spid="_x0000_s1125" type="#_x0000_t32" style="position:absolute;left:51689;top:46990;width:4064;height:3390;visibility:visible;mso-wrap-style:square" o:connectortype="straight" o:gfxdata="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" strokecolor="#4472c4 [3204]" strokeweight=".5pt">
+                  <v:stroke endarrow="block" joinstyle="miter"/>
+                </v:shape>
+                <w10:wrap type="square" anchorx="margin"/>
+              </v:group>
+            </w:pict>
+          </mc:Fallback>
+        </mc:AlternateContent>
+      </w:r>
+      <w:r>
+        <w:rPr>
           <w:color w:val="0D0D0D"/>
         </w:rPr>
         <w:t>На рисунке 1 представлена идея проекта в формате интеллект-карты.</w:t>
@@ -2360,71 +8734,6 @@
       </w:pPr>
       <w:r>
         <w:rPr>
-          <w:noProof/>
-          <w:color w:val="0D0D0D"/>
-        </w:rPr>
-        <w:drawing>
-          <wp:inline distT="0" distB="0" distL="0" distR="0" wp14:anchorId="04E1D814" wp14:editId="78A8EBB1">
-            <wp:extent cx="6115050" cy="6962775"/>
-            <wp:effectExtent l="0" t="0" r="0" b="9525"/>
-            <wp:docPr id="1" name="Рисунок 1"/>
-            <wp:cNvGraphicFramePr>
-              <a:graphicFrameLocks xmlns:a="http://schemas.openxmlformats.org/drawingml/2006/main" noChangeAspect="1"/>
-            </wp:cNvGraphicFramePr>
-            <a:graphic xmlns:a="http://schemas.openxmlformats.org/drawingml/2006/main">
-              <a:graphicData uri="http://schemas.openxmlformats.org/drawingml/2006/picture">
-                <pic:pic xmlns:pic="http://schemas.openxmlformats.org/drawingml/2006/picture">
-                  <pic:nvPicPr>
-                    <pic:cNvPr id="0" name="Picture 1"/>
-                    <pic:cNvPicPr>
-                      <a:picLocks noChangeAspect="1" noChangeArrowheads="1"/>
-                    </pic:cNvPicPr>
-                  </pic:nvPicPr>
-                  <pic:blipFill>
-                    <a:blip r:embed="rId8" cstate="print">
-                      <a:extLst>
-                        <a:ext uri="{28A0092B-C50C-407E-A947-70E740481C1C}">
-                          <a14:useLocalDpi xmlns:a14="http://schemas.microsoft.com/office/drawing/2010/main" val="0"/>
-                        </a:ext>
-                      </a:extLst>
-                    </a:blip>
-                    <a:srcRect/>
-                    <a:stretch>
-                      <a:fillRect/>
-                    </a:stretch>
-                  </pic:blipFill>
-                  <pic:spPr bwMode="auto">
-                    <a:xfrm>
-                      <a:off x="0" y="0"/>
-                      <a:ext cx="6115050" cy="6962775"/>
-                    </a:xfrm>
-                    <a:prstGeom prst="rect">
-                      <a:avLst/>
-                    </a:prstGeom>
-                    <a:noFill/>
-                    <a:ln>
-                      <a:noFill/>
-                    </a:ln>
-                  </pic:spPr>
-                </pic:pic>
-              </a:graphicData>
-            </a:graphic>
-          </wp:inline>
-        </w:drawing>
-      </w:r>
-    </w:p>
-    <w:p>
-      <w:pPr>
-        <w:pStyle w:val="af0"/>
-        <w:shd w:val="clear" w:color="auto" w:fill="FFFFFF"/>
-        <w:spacing w:before="0" w:beforeAutospacing="0" w:after="0" w:afterAutospacing="0" w:line="360" w:lineRule="auto"/>
-        <w:jc w:val="center"/>
-        <w:rPr>
-          <w:color w:val="0D0D0D"/>
-        </w:rPr>
-      </w:pPr>
-      <w:r>
-        <w:rPr>
           <w:color w:val="0D0D0D"/>
         </w:rPr>
         <w:t>Рисунок 1 – Интеллект-карта (</w:t>
@@ -2473,43 +8782,7 @@
           <w:sz w:val="24"/>
           <w:szCs w:val="24"/>
         </w:rPr>
-        <w:t xml:space="preserve">Результат </w:t>
-      </w:r>
-      <w:proofErr w:type="spellStart"/>
-      <w:r>
-        <w:rPr>
-          <w:rFonts w:ascii="Times New Roman" w:hAnsi="Times New Roman" w:cs="Times New Roman"/>
-          <w:sz w:val="24"/>
-          <w:szCs w:val="24"/>
-        </w:rPr>
-        <w:t>mind</w:t>
-      </w:r>
-      <w:proofErr w:type="spellEnd"/>
-      <w:r>
-        <w:rPr>
-          <w:rFonts w:ascii="Times New Roman" w:hAnsi="Times New Roman" w:cs="Times New Roman"/>
-          <w:sz w:val="24"/>
-          <w:szCs w:val="24"/>
-        </w:rPr>
-        <w:t xml:space="preserve"> </w:t>
-      </w:r>
-      <w:proofErr w:type="spellStart"/>
-      <w:r>
-        <w:rPr>
-          <w:rFonts w:ascii="Times New Roman" w:hAnsi="Times New Roman" w:cs="Times New Roman"/>
-          <w:sz w:val="24"/>
-          <w:szCs w:val="24"/>
-        </w:rPr>
-        <w:t>map</w:t>
-      </w:r>
-      <w:proofErr w:type="spellEnd"/>
-      <w:r>
-        <w:rPr>
-          <w:rFonts w:ascii="Times New Roman" w:hAnsi="Times New Roman" w:cs="Times New Roman"/>
-          <w:sz w:val="24"/>
-          <w:szCs w:val="24"/>
-        </w:rPr>
-        <w:t xml:space="preserve"> </w:t>
+        <w:t xml:space="preserve">Результат mind map </w:t>
       </w:r>
       <w:r>
         <w:rPr>
@@ -3304,25 +9577,7 @@
           <w:sz w:val="24"/>
           <w:szCs w:val="24"/>
         </w:rPr>
-        <w:t xml:space="preserve">удаление некорректных или </w:t>
-      </w:r>
-      <w:proofErr w:type="spellStart"/>
-      <w:r>
-        <w:rPr>
-          <w:rFonts w:ascii="Times New Roman" w:hAnsi="Times New Roman" w:cs="Times New Roman"/>
-          <w:sz w:val="24"/>
-          <w:szCs w:val="24"/>
-        </w:rPr>
-        <w:t>дублирующихся</w:t>
-      </w:r>
-      <w:proofErr w:type="spellEnd"/>
-      <w:r>
-        <w:rPr>
-          <w:rFonts w:ascii="Times New Roman" w:hAnsi="Times New Roman" w:cs="Times New Roman"/>
-          <w:sz w:val="24"/>
-          <w:szCs w:val="24"/>
-        </w:rPr>
-        <w:t xml:space="preserve"> материалов;</w:t>
+        <w:t>удаление некорректных или дублирующихся материалов;</w:t>
       </w:r>
     </w:p>
     <w:p>
@@ -3768,25 +10023,7 @@
           <w:sz w:val="24"/>
           <w:szCs w:val="24"/>
         </w:rPr>
-        <w:t>S (</w:t>
-      </w:r>
-      <w:proofErr w:type="spellStart"/>
-      <w:r>
-        <w:rPr>
-          <w:rFonts w:ascii="Times New Roman" w:hAnsi="Times New Roman" w:cs="Times New Roman"/>
-          <w:sz w:val="24"/>
-          <w:szCs w:val="24"/>
-        </w:rPr>
-        <w:t>Specific</w:t>
-      </w:r>
-      <w:proofErr w:type="spellEnd"/>
-      <w:r>
-        <w:rPr>
-          <w:rFonts w:ascii="Times New Roman" w:hAnsi="Times New Roman" w:cs="Times New Roman"/>
-          <w:sz w:val="24"/>
-          <w:szCs w:val="24"/>
-        </w:rPr>
-        <w:t xml:space="preserve"> — конкретность):</w:t>
+        <w:t>S (Specific — конкретность):</w:t>
       </w:r>
     </w:p>
     <w:p>
@@ -3858,25 +10095,7 @@
           <w:sz w:val="24"/>
           <w:szCs w:val="24"/>
         </w:rPr>
-        <w:t>M (</w:t>
-      </w:r>
-      <w:proofErr w:type="spellStart"/>
-      <w:r>
-        <w:rPr>
-          <w:rFonts w:ascii="Times New Roman" w:hAnsi="Times New Roman" w:cs="Times New Roman"/>
-          <w:sz w:val="24"/>
-          <w:szCs w:val="24"/>
-        </w:rPr>
-        <w:t>Measurable</w:t>
-      </w:r>
-      <w:proofErr w:type="spellEnd"/>
-      <w:r>
-        <w:rPr>
-          <w:rFonts w:ascii="Times New Roman" w:hAnsi="Times New Roman" w:cs="Times New Roman"/>
-          <w:sz w:val="24"/>
-          <w:szCs w:val="24"/>
-        </w:rPr>
-        <w:t xml:space="preserve"> — измеримость):</w:t>
+        <w:t>M (Measurable — измеримость):</w:t>
       </w:r>
     </w:p>
     <w:p>
@@ -4036,25 +10255,7 @@
           <w:sz w:val="24"/>
           <w:szCs w:val="24"/>
         </w:rPr>
-        <w:t>A (</w:t>
-      </w:r>
-      <w:proofErr w:type="spellStart"/>
-      <w:r>
-        <w:rPr>
-          <w:rFonts w:ascii="Times New Roman" w:hAnsi="Times New Roman" w:cs="Times New Roman"/>
-          <w:sz w:val="24"/>
-          <w:szCs w:val="24"/>
-        </w:rPr>
-        <w:t>Achievable</w:t>
-      </w:r>
-      <w:proofErr w:type="spellEnd"/>
-      <w:r>
-        <w:rPr>
-          <w:rFonts w:ascii="Times New Roman" w:hAnsi="Times New Roman" w:cs="Times New Roman"/>
-          <w:sz w:val="24"/>
-          <w:szCs w:val="24"/>
-        </w:rPr>
-        <w:t xml:space="preserve"> — достижимость):</w:t>
+        <w:t>A (Achievable — достижимость):</w:t>
       </w:r>
     </w:p>
     <w:p>
@@ -4110,25 +10311,7 @@
           <w:sz w:val="24"/>
           <w:szCs w:val="24"/>
         </w:rPr>
-        <w:t>R (</w:t>
-      </w:r>
-      <w:proofErr w:type="spellStart"/>
-      <w:r>
-        <w:rPr>
-          <w:rFonts w:ascii="Times New Roman" w:hAnsi="Times New Roman" w:cs="Times New Roman"/>
-          <w:sz w:val="24"/>
-          <w:szCs w:val="24"/>
-        </w:rPr>
-        <w:t>Relevant</w:t>
-      </w:r>
-      <w:proofErr w:type="spellEnd"/>
-      <w:r>
-        <w:rPr>
-          <w:rFonts w:ascii="Times New Roman" w:hAnsi="Times New Roman" w:cs="Times New Roman"/>
-          <w:sz w:val="24"/>
-          <w:szCs w:val="24"/>
-        </w:rPr>
-        <w:t xml:space="preserve"> — релевантность):</w:t>
+        <w:t>R (Relevant — релевантность):</w:t>
       </w:r>
     </w:p>
     <w:p>
@@ -4177,25 +10360,7 @@
           <w:sz w:val="24"/>
           <w:szCs w:val="24"/>
         </w:rPr>
-        <w:t>T (Time-</w:t>
-      </w:r>
-      <w:proofErr w:type="spellStart"/>
-      <w:r>
-        <w:rPr>
-          <w:rFonts w:ascii="Times New Roman" w:hAnsi="Times New Roman" w:cs="Times New Roman"/>
-          <w:sz w:val="24"/>
-          <w:szCs w:val="24"/>
-        </w:rPr>
-        <w:t>bound</w:t>
-      </w:r>
-      <w:proofErr w:type="spellEnd"/>
-      <w:r>
-        <w:rPr>
-          <w:rFonts w:ascii="Times New Roman" w:hAnsi="Times New Roman" w:cs="Times New Roman"/>
-          <w:sz w:val="24"/>
-          <w:szCs w:val="24"/>
-        </w:rPr>
-        <w:t xml:space="preserve"> — ограниченность по времени):</w:t>
+        <w:t>T (Time-bound — ограниченность по времени):</w:t>
       </w:r>
     </w:p>
     <w:p>
@@ -4365,14 +10530,14 @@
           <w:szCs w:val="24"/>
         </w:rPr>
         <w:drawing>
-          <wp:inline distT="0" distB="0" distL="0" distR="0" wp14:anchorId="39F1A398" wp14:editId="1A6B5EF1">
+          <wp:inline distT="0" distB="0" distL="0" distR="0" wp14:anchorId="39F1A398" wp14:editId="758AABA1">
             <wp:extent cx="5486400" cy="3200400"/>
             <wp:effectExtent l="0" t="0" r="0" b="19050"/>
             <wp:docPr id="9" name="Схема 9"/>
             <wp:cNvGraphicFramePr/>
             <a:graphic xmlns:a="http://schemas.openxmlformats.org/drawingml/2006/main">
               <a:graphicData uri="http://schemas.openxmlformats.org/drawingml/2006/diagram">
-                <dgm:relIds xmlns:dgm="http://schemas.openxmlformats.org/drawingml/2006/diagram" xmlns:r="http://schemas.openxmlformats.org/officeDocument/2006/relationships" r:dm="rId9" r:lo="rId10" r:qs="rId11" r:cs="rId12"/>
+                <dgm:relIds xmlns:dgm="http://schemas.openxmlformats.org/drawingml/2006/diagram" xmlns:r="http://schemas.openxmlformats.org/officeDocument/2006/relationships" r:dm="rId8" r:lo="rId9" r:qs="rId10" r:cs="rId11"/>
               </a:graphicData>
             </a:graphic>
           </wp:inline>
@@ -4581,25 +10746,7 @@
           <w:sz w:val="24"/>
           <w:szCs w:val="24"/>
         </w:rPr>
-        <w:t xml:space="preserve">Политические факторы (P – </w:t>
-      </w:r>
-      <w:proofErr w:type="spellStart"/>
-      <w:r>
-        <w:rPr>
-          <w:rFonts w:ascii="Times New Roman" w:hAnsi="Times New Roman" w:cs="Times New Roman"/>
-          <w:sz w:val="24"/>
-          <w:szCs w:val="24"/>
-        </w:rPr>
-        <w:t>Political</w:t>
-      </w:r>
-      <w:proofErr w:type="spellEnd"/>
-      <w:r>
-        <w:rPr>
-          <w:rFonts w:ascii="Times New Roman" w:hAnsi="Times New Roman" w:cs="Times New Roman"/>
-          <w:sz w:val="24"/>
-          <w:szCs w:val="24"/>
-        </w:rPr>
-        <w:t>)</w:t>
+        <w:t>Политические факторы (P – Political)</w:t>
       </w:r>
     </w:p>
     <w:p>
@@ -5307,25 +11454,7 @@
           <w:sz w:val="24"/>
           <w:szCs w:val="24"/>
         </w:rPr>
-        <w:t xml:space="preserve">Технологические факторы (T – </w:t>
-      </w:r>
-      <w:proofErr w:type="spellStart"/>
-      <w:r>
-        <w:rPr>
-          <w:rFonts w:ascii="Times New Roman" w:hAnsi="Times New Roman" w:cs="Times New Roman"/>
-          <w:sz w:val="24"/>
-          <w:szCs w:val="24"/>
-        </w:rPr>
-        <w:t>Technological</w:t>
-      </w:r>
-      <w:proofErr w:type="spellEnd"/>
-      <w:r>
-        <w:rPr>
-          <w:rFonts w:ascii="Times New Roman" w:hAnsi="Times New Roman" w:cs="Times New Roman"/>
-          <w:sz w:val="24"/>
-          <w:szCs w:val="24"/>
-        </w:rPr>
-        <w:t>)</w:t>
+        <w:t>Технологические факторы (T – Technological)</w:t>
       </w:r>
     </w:p>
     <w:p>
@@ -6443,20 +12572,8 @@
           <w:szCs w:val="24"/>
           <w:shd w:val="clear" w:color="auto" w:fill="FFFFFF"/>
         </w:rPr>
-        <w:t xml:space="preserve">Диаграмма </w:t>
-      </w:r>
-      <w:proofErr w:type="spellStart"/>
-      <w:r>
-        <w:rPr>
-          <w:rFonts w:ascii="Times New Roman" w:hAnsi="Times New Roman" w:cs="Times New Roman"/>
-          <w:color w:val="0D0D0D"/>
-          <w:sz w:val="24"/>
-          <w:szCs w:val="24"/>
-          <w:shd w:val="clear" w:color="auto" w:fill="FFFFFF"/>
-        </w:rPr>
-        <w:t>Ганта</w:t>
-      </w:r>
-      <w:proofErr w:type="spellEnd"/>
+        <w:t>Диаграмма Ганта</w:t>
+      </w:r>
     </w:p>
     <w:p>
       <w:pPr>
@@ -6466,15 +12583,7 @@
         <w:jc w:val="both"/>
       </w:pPr>
       <w:r>
-        <w:t xml:space="preserve">Диаграмма </w:t>
-      </w:r>
-      <w:proofErr w:type="spellStart"/>
-      <w:r>
-        <w:t>Ганта</w:t>
-      </w:r>
-      <w:proofErr w:type="spellEnd"/>
-      <w:r>
-        <w:t xml:space="preserve"> используется для планирования и визуализации этапов выполнения проекта, а также для определения сроков выполнения отдельных задач и их последовательности.</w:t>
+        <w:t>Диаграмма Ганта используется для планирования и визуализации этапов выполнения проекта, а также для определения сроков выполнения отдельных задач и их последовательности.</w:t>
       </w:r>
     </w:p>
     <w:p>
@@ -6614,29 +12723,7 @@
           <w:szCs w:val="24"/>
           <w:shd w:val="clear" w:color="auto" w:fill="FFFFFF"/>
         </w:rPr>
-        <w:t xml:space="preserve">В таблице 1 представлена диаграмма </w:t>
-      </w:r>
-      <w:proofErr w:type="spellStart"/>
-      <w:r>
-        <w:rPr>
-          <w:rFonts w:ascii="Times New Roman" w:hAnsi="Times New Roman" w:cs="Times New Roman"/>
-          <w:color w:val="0D0D0D"/>
-          <w:sz w:val="24"/>
-          <w:szCs w:val="24"/>
-          <w:shd w:val="clear" w:color="auto" w:fill="FFFFFF"/>
-        </w:rPr>
-        <w:t>Ганта</w:t>
-      </w:r>
-      <w:proofErr w:type="spellEnd"/>
-      <w:r>
-        <w:rPr>
-          <w:rFonts w:ascii="Times New Roman" w:hAnsi="Times New Roman" w:cs="Times New Roman"/>
-          <w:color w:val="0D0D0D"/>
-          <w:sz w:val="24"/>
-          <w:szCs w:val="24"/>
-          <w:shd w:val="clear" w:color="auto" w:fill="FFFFFF"/>
-        </w:rPr>
-        <w:t>, представленная в табличном формате</w:t>
+        <w:t>В таблице 1 представлена диаграмма Ганта, представленная в табличном формате</w:t>
       </w:r>
     </w:p>
     <w:p>
@@ -6713,19 +12800,8 @@
           <w:sz w:val="24"/>
           <w:szCs w:val="24"/>
         </w:rPr>
-        <w:t xml:space="preserve"> - Диаграмма </w:t>
-      </w:r>
-      <w:proofErr w:type="spellStart"/>
-      <w:r>
-        <w:rPr>
-          <w:rFonts w:ascii="Times New Roman" w:hAnsi="Times New Roman" w:cs="Times New Roman"/>
-          <w:color w:val="auto"/>
-          <w:sz w:val="24"/>
-          <w:szCs w:val="24"/>
-        </w:rPr>
-        <w:t>Ганта</w:t>
-      </w:r>
-      <w:proofErr w:type="spellEnd"/>
+        <w:t xml:space="preserve"> - Диаграмма Ганта</w:t>
+      </w:r>
     </w:p>
     <w:tbl>
       <w:tblPr>
@@ -8561,42 +14637,8 @@
           <w:szCs w:val="24"/>
           <w:shd w:val="clear" w:color="auto" w:fill="FFFFFF"/>
         </w:rPr>
-        <w:t xml:space="preserve">Модель </w:t>
-      </w:r>
-      <w:proofErr w:type="spellStart"/>
-      <w:r>
-        <w:rPr>
-          <w:rFonts w:ascii="Times New Roman" w:hAnsi="Times New Roman" w:cs="Times New Roman"/>
-          <w:color w:val="0D0D0D"/>
-          <w:sz w:val="24"/>
-          <w:szCs w:val="24"/>
-          <w:shd w:val="clear" w:color="auto" w:fill="FFFFFF"/>
-        </w:rPr>
-        <w:t>Остервальдера</w:t>
-      </w:r>
-      <w:proofErr w:type="spellEnd"/>
-      <w:r>
-        <w:rPr>
-          <w:rFonts w:ascii="Times New Roman" w:hAnsi="Times New Roman" w:cs="Times New Roman"/>
-          <w:color w:val="0D0D0D"/>
-          <w:sz w:val="24"/>
-          <w:szCs w:val="24"/>
-          <w:shd w:val="clear" w:color="auto" w:fill="FFFFFF"/>
-        </w:rPr>
-        <w:t xml:space="preserve"> и </w:t>
-      </w:r>
-      <w:proofErr w:type="spellStart"/>
-      <w:r>
-        <w:rPr>
-          <w:rFonts w:ascii="Times New Roman" w:hAnsi="Times New Roman" w:cs="Times New Roman"/>
-          <w:color w:val="0D0D0D"/>
-          <w:sz w:val="24"/>
-          <w:szCs w:val="24"/>
-          <w:shd w:val="clear" w:color="auto" w:fill="FFFFFF"/>
-        </w:rPr>
-        <w:t>Пинье</w:t>
-      </w:r>
-      <w:proofErr w:type="spellEnd"/>
+        <w:t>Модель Остервальдера и Пинье</w:t>
+      </w:r>
     </w:p>
     <w:p>
       <w:pPr>
@@ -8990,23 +15032,7 @@
         <w:t>М</w:t>
       </w:r>
       <w:r>
-        <w:t>обильное приложение (</w:t>
-      </w:r>
-      <w:proofErr w:type="spellStart"/>
-      <w:r>
-        <w:t>Android</w:t>
-      </w:r>
-      <w:proofErr w:type="spellEnd"/>
-      <w:r>
-        <w:t xml:space="preserve"> / </w:t>
-      </w:r>
-      <w:proofErr w:type="spellStart"/>
-      <w:r>
-        <w:t>iOS</w:t>
-      </w:r>
-      <w:proofErr w:type="spellEnd"/>
-      <w:r>
-        <w:t>);</w:t>
+        <w:t>обильное приложение (Android / iOS);</w:t>
       </w:r>
     </w:p>
     <w:p>
@@ -9060,15 +15086,7 @@
         <w:t>Р</w:t>
       </w:r>
       <w:r>
-        <w:t>екомендации пользователей (</w:t>
-      </w:r>
-      <w:proofErr w:type="spellStart"/>
-      <w:r>
-        <w:t>peer-to-peer</w:t>
-      </w:r>
-      <w:proofErr w:type="spellEnd"/>
-      <w:r>
-        <w:t xml:space="preserve"> распространение).</w:t>
+        <w:t>екомендации пользователей (peer-to-peer распространение).</w:t>
       </w:r>
     </w:p>
     <w:p>
@@ -14013,7 +20031,7 @@
         <mc:AlternateContent>
           <mc:Choice Requires="wpg">
             <w:drawing>
-              <wp:inline distT="0" distB="0" distL="0" distR="0" wp14:anchorId="267845C9" wp14:editId="65D8705A">
+              <wp:inline distT="0" distB="0" distL="0" distR="0" wp14:anchorId="267845C9" wp14:editId="63E728FC">
                 <wp:extent cx="5068092" cy="1707317"/>
                 <wp:effectExtent l="0" t="0" r="18415" b="26670"/>
                 <wp:docPr id="31" name="Группа 31"/>
@@ -14854,15 +20872,11 @@
           </mc:Choice>
           <mc:Fallback>
             <w:pict>
-              <v:group w14:anchorId="267845C9" id="Группа 31" o:spid="_x0000_s1026" style="width:399.05pt;height:134.45pt;mso-position-horizontal-relative:char;mso-position-vertical-relative:line" coordorigin=",-2400" coordsize="50685,17078" o:gfxdata="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">
-                <v:shapetype id="_x0000_t32" coordsize="21600,21600" o:spt="32" o:oned="t" path="m,l21600,21600e" filled="f">
-                  <v:path arrowok="t" fillok="f" o:connecttype="none"/>
-                  <o:lock v:ext="edit" shapetype="t"/>
-                </v:shapetype>
-                <v:shape id="Прямая со стрелкой 30" o:spid="_x0000_s1027" type="#_x0000_t32" style="position:absolute;left:12743;top:1988;width:3388;height:2309;flip:y;visibility:visible;mso-wrap-style:square" o:connectortype="straight" o:gfxdata="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" strokecolor="#4472c4 [3204]" strokeweight=".5pt">
+              <v:group w14:anchorId="267845C9" id="Группа 31" o:spid="_x0000_s1126" style="width:399.05pt;height:134.45pt;mso-position-horizontal-relative:char;mso-position-vertical-relative:line" coordorigin=",-2400" coordsize="50685,17078" o:gfxdata="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">
+                <v:shape id="Прямая со стрелкой 30" o:spid="_x0000_s1127" type="#_x0000_t32" style="position:absolute;left:12743;top:1988;width:3388;height:2309;flip:y;visibility:visible;mso-wrap-style:square" o:connectortype="straight" o:gfxdata="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" strokecolor="#4472c4 [3204]" strokeweight=".5pt">
                   <v:stroke endarrow="block" joinstyle="miter"/>
                 </v:shape>
-                <v:oval id="Овал 2" o:spid="_x0000_s1028" style="position:absolute;top:5585;width:5143;height:5143;visibility:visible;mso-wrap-style:square;v-text-anchor:middle" o:gfxdata="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" fillcolor="#4472c4 [3204]" strokecolor="#1f3763 [1604]" strokeweight="1pt">
+                <v:oval id="Овал 2" o:spid="_x0000_s1128" style="position:absolute;top:5585;width:5143;height:5143;visibility:visible;mso-wrap-style:square;v-text-anchor:middle" o:gfxdata="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" fillcolor="#4472c4 [3204]" strokecolor="#1f3763 [1604]" strokeweight="1pt">
                   <v:stroke joinstyle="miter"/>
                   <v:textbox>
                     <w:txbxContent>
@@ -14883,7 +20897,7 @@
                     </w:txbxContent>
                   </v:textbox>
                 </v:oval>
-                <v:oval id="Овал 5" o:spid="_x0000_s1029" style="position:absolute;left:7600;top:1726;width:5143;height:5143;visibility:visible;mso-wrap-style:square;v-text-anchor:top" o:gfxdata="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" fillcolor="#4472c4 [3204]" strokecolor="#1f3763 [1604]" strokeweight="1pt">
+                <v:oval id="Овал 5" o:spid="_x0000_s1129" style="position:absolute;left:7600;top:1726;width:5143;height:5143;visibility:visible;mso-wrap-style:square;v-text-anchor:top" o:gfxdata="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" fillcolor="#4472c4 [3204]" strokecolor="#1f3763 [1604]" strokeweight="1pt">
                   <v:stroke joinstyle="miter"/>
                   <v:textbox>
                     <w:txbxContent>
@@ -14904,7 +20918,7 @@
                     </w:txbxContent>
                   </v:textbox>
                 </v:oval>
-                <v:oval id="Овал 6" o:spid="_x0000_s1030" style="position:absolute;left:7600;top:9534;width:5143;height:5143;visibility:visible;mso-wrap-style:square;v-text-anchor:top" o:gfxdata="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" fillcolor="#4472c4 [3204]" strokecolor="#1f3763 [1604]" strokeweight="1pt">
+                <v:oval id="Овал 6" o:spid="_x0000_s1130" style="position:absolute;left:7600;top:9534;width:5143;height:5143;visibility:visible;mso-wrap-style:square;v-text-anchor:top" o:gfxdata="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" fillcolor="#4472c4 [3204]" strokecolor="#1f3763 [1604]" strokeweight="1pt">
                   <v:stroke joinstyle="miter"/>
                   <v:textbox>
                     <w:txbxContent>
@@ -14925,7 +20939,7 @@
                     </w:txbxContent>
                   </v:textbox>
                 </v:oval>
-                <v:oval id="Овал 7" o:spid="_x0000_s1031" style="position:absolute;left:15378;top:5586;width:5143;height:5142;visibility:visible;mso-wrap-style:square;v-text-anchor:middle" o:gfxdata="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" fillcolor="#4472c4 [3204]" strokecolor="#1f3763 [1604]" strokeweight="1pt">
+                <v:oval id="Овал 7" o:spid="_x0000_s1131" style="position:absolute;left:15378;top:5586;width:5143;height:5142;visibility:visible;mso-wrap-style:square;v-text-anchor:middle" o:gfxdata="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" fillcolor="#4472c4 [3204]" strokecolor="#1f3763 [1604]" strokeweight="1pt">
                   <v:stroke joinstyle="miter"/>
                   <v:textbox>
                     <w:txbxContent>
@@ -14946,7 +20960,7 @@
                     </w:txbxContent>
                   </v:textbox>
                 </v:oval>
-                <v:oval id="Овал 8" o:spid="_x0000_s1032" style="position:absolute;left:15378;top:-2400;width:5143;height:5141;visibility:visible;mso-wrap-style:square;v-text-anchor:middle" o:gfxdata="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" fillcolor="#4472c4 [3204]" strokecolor="#1f3763 [1604]" strokeweight="1pt">
+                <v:oval id="Овал 8" o:spid="_x0000_s1132" style="position:absolute;left:15378;top:-2400;width:5143;height:5141;visibility:visible;mso-wrap-style:square;v-text-anchor:middle" o:gfxdata="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" fillcolor="#4472c4 [3204]" strokecolor="#1f3763 [1604]" strokeweight="1pt">
                   <v:stroke joinstyle="miter"/>
                   <v:textbox>
                     <w:txbxContent>
@@ -14967,7 +20981,7 @@
                     </w:txbxContent>
                   </v:textbox>
                 </v:oval>
-                <v:oval id="Овал 10" o:spid="_x0000_s1033" style="position:absolute;left:22563;top:1725;width:5143;height:5143;visibility:visible;mso-wrap-style:square;v-text-anchor:middle" o:gfxdata="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" fillcolor="#4472c4 [3204]" strokecolor="#1f3763 [1604]" strokeweight="1pt">
+                <v:oval id="Овал 10" o:spid="_x0000_s1133" style="position:absolute;left:22563;top:1725;width:5143;height:5143;visibility:visible;mso-wrap-style:square;v-text-anchor:middle" o:gfxdata="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" fillcolor="#4472c4 [3204]" strokecolor="#1f3763 [1604]" strokeweight="1pt">
                   <v:stroke joinstyle="miter"/>
                   <v:textbox>
                     <w:txbxContent>
@@ -14988,7 +21002,7 @@
                     </w:txbxContent>
                   </v:textbox>
                 </v:oval>
-                <v:oval id="Овал 12" o:spid="_x0000_s1034" style="position:absolute;left:30282;top:1726;width:5143;height:5143;visibility:visible;mso-wrap-style:square;v-text-anchor:middle" o:gfxdata="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" fillcolor="#4472c4 [3204]" strokecolor="#1f3763 [1604]" strokeweight="1pt">
+                <v:oval id="Овал 12" o:spid="_x0000_s1134" style="position:absolute;left:30282;top:1726;width:5143;height:5143;visibility:visible;mso-wrap-style:square;v-text-anchor:middle" o:gfxdata="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" fillcolor="#4472c4 [3204]" strokecolor="#1f3763 [1604]" strokeweight="1pt">
                   <v:stroke joinstyle="miter"/>
                   <v:textbox>
                     <w:txbxContent>
@@ -15009,7 +21023,7 @@
                     </w:txbxContent>
                   </v:textbox>
                 </v:oval>
-                <v:oval id="Овал 13" o:spid="_x0000_s1035" style="position:absolute;left:37941;top:1726;width:5144;height:5143;visibility:visible;mso-wrap-style:square;v-text-anchor:middle" o:gfxdata="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" fillcolor="#4472c4 [3204]" strokecolor="#1f3763 [1604]" strokeweight="1pt">
+                <v:oval id="Овал 13" o:spid="_x0000_s1135" style="position:absolute;left:37941;top:1726;width:5144;height:5143;visibility:visible;mso-wrap-style:square;v-text-anchor:middle" o:gfxdata="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" fillcolor="#4472c4 [3204]" strokecolor="#1f3763 [1604]" strokeweight="1pt">
                   <v:stroke joinstyle="miter"/>
                   <v:textbox>
                     <w:txbxContent>
@@ -15030,7 +21044,7 @@
                     </w:txbxContent>
                   </v:textbox>
                 </v:oval>
-                <v:oval id="Овал 14" o:spid="_x0000_s1036" style="position:absolute;left:45541;top:1726;width:5144;height:5143;visibility:visible;mso-wrap-style:square;v-text-anchor:middle" o:gfxdata="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" fillcolor="#4472c4 [3204]" strokecolor="#1f3763 [1604]" strokeweight="1pt">
+                <v:oval id="Овал 14" o:spid="_x0000_s1136" style="position:absolute;left:45541;top:1726;width:5144;height:5143;visibility:visible;mso-wrap-style:square;v-text-anchor:middle" o:gfxdata="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" fillcolor="#4472c4 [3204]" strokecolor="#1f3763 [1604]" strokeweight="1pt">
                   <v:stroke joinstyle="miter"/>
                   <v:textbox>
                     <w:txbxContent>
@@ -15051,31 +21065,31 @@
                     </w:txbxContent>
                   </v:textbox>
                 </v:oval>
-                <v:shape id="Прямая со стрелкой 16" o:spid="_x0000_s1037" type="#_x0000_t32" style="position:absolute;left:5143;top:4479;width:2480;height:3675;flip:y;visibility:visible;mso-wrap-style:square" o:connectortype="straight" o:gfxdata="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" strokecolor="#4472c4 [3204]" strokeweight=".5pt">
+                <v:shape id="Прямая со стрелкой 16" o:spid="_x0000_s1137" type="#_x0000_t32" style="position:absolute;left:5143;top:4479;width:2480;height:3675;flip:y;visibility:visible;mso-wrap-style:square" o:connectortype="straight" o:gfxdata="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" strokecolor="#4472c4 [3204]" strokeweight=".5pt">
                   <v:stroke endarrow="block" joinstyle="miter"/>
                 </v:shape>
-                <v:shape id="Прямая со стрелкой 17" o:spid="_x0000_s1038" type="#_x0000_t32" style="position:absolute;left:5143;top:8157;width:2457;height:3949;visibility:visible;mso-wrap-style:square" o:connectortype="straight" o:gfxdata="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" strokecolor="#4472c4 [3204]" strokeweight=".5pt">
+                <v:shape id="Прямая со стрелкой 17" o:spid="_x0000_s1138" type="#_x0000_t32" style="position:absolute;left:5143;top:8157;width:2457;height:3949;visibility:visible;mso-wrap-style:square" o:connectortype="straight" o:gfxdata="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" strokecolor="#4472c4 [3204]" strokeweight=".5pt">
                   <v:stroke endarrow="block" joinstyle="miter"/>
                 </v:shape>
-                <v:shape id="Прямая со стрелкой 18" o:spid="_x0000_s1039" type="#_x0000_t32" style="position:absolute;left:12743;top:4297;width:3388;height:2042;visibility:visible;mso-wrap-style:square" o:connectortype="straight" o:gfxdata="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" strokecolor="#4472c4 [3204]" strokeweight=".5pt">
+                <v:shape id="Прямая со стрелкой 18" o:spid="_x0000_s1139" type="#_x0000_t32" style="position:absolute;left:12743;top:4297;width:3388;height:2042;visibility:visible;mso-wrap-style:square" o:connectortype="straight" o:gfxdata="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" strokecolor="#4472c4 [3204]" strokeweight=".5pt">
                   <v:stroke endarrow="block" joinstyle="miter"/>
                 </v:shape>
-                <v:shape id="Прямая со стрелкой 19" o:spid="_x0000_s1040" type="#_x0000_t32" style="position:absolute;left:12743;top:9975;width:3388;height:2131;flip:y;visibility:visible;mso-wrap-style:square" o:connectortype="straight" o:gfxdata="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" strokecolor="#4472c4 [3204]" strokeweight=".5pt">
+                <v:shape id="Прямая со стрелкой 19" o:spid="_x0000_s1140" type="#_x0000_t32" style="position:absolute;left:12743;top:9975;width:3388;height:2131;flip:y;visibility:visible;mso-wrap-style:square" o:connectortype="straight" o:gfxdata="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" strokecolor="#4472c4 [3204]" strokeweight=".5pt">
                   <v:stroke endarrow="block" joinstyle="miter"/>
                 </v:shape>
-                <v:shape id="Прямая со стрелкой 20" o:spid="_x0000_s1041" type="#_x0000_t32" style="position:absolute;left:20521;top:170;width:2795;height:2309;visibility:visible;mso-wrap-style:square" o:connectortype="straight" o:gfxdata="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" strokecolor="#4472c4 [3204]" strokeweight=".5pt">
+                <v:shape id="Прямая со стрелкой 20" o:spid="_x0000_s1141" type="#_x0000_t32" style="position:absolute;left:20521;top:170;width:2795;height:2309;visibility:visible;mso-wrap-style:square" o:connectortype="straight" o:gfxdata="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" strokecolor="#4472c4 [3204]" strokeweight=".5pt">
                   <v:stroke endarrow="block" joinstyle="miter"/>
                 </v:shape>
-                <v:shape id="Прямая со стрелкой 21" o:spid="_x0000_s1042" type="#_x0000_t32" style="position:absolute;left:20521;top:6115;width:2795;height:2042;flip:y;visibility:visible;mso-wrap-style:square" o:connectortype="straight" o:gfxdata="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" strokecolor="#4472c4 [3204]" strokeweight=".5pt">
+                <v:shape id="Прямая со стрелкой 21" o:spid="_x0000_s1142" type="#_x0000_t32" style="position:absolute;left:20521;top:6115;width:2795;height:2042;flip:y;visibility:visible;mso-wrap-style:square" o:connectortype="straight" o:gfxdata="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" strokecolor="#4472c4 [3204]" strokeweight=".5pt">
                   <v:stroke endarrow="block" joinstyle="miter"/>
                 </v:shape>
-                <v:shape id="Прямая со стрелкой 23" o:spid="_x0000_s1043" type="#_x0000_t32" style="position:absolute;left:35425;top:4298;width:2516;height:0;visibility:visible;mso-wrap-style:square" o:connectortype="straight" o:gfxdata="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" strokecolor="#4472c4 [3204]" strokeweight=".5pt">
+                <v:shape id="Прямая со стрелкой 23" o:spid="_x0000_s1143" type="#_x0000_t32" style="position:absolute;left:35425;top:4298;width:2516;height:0;visibility:visible;mso-wrap-style:square" o:connectortype="straight" o:gfxdata="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" strokecolor="#4472c4 [3204]" strokeweight=".5pt">
                   <v:stroke endarrow="block" joinstyle="miter"/>
                 </v:shape>
-                <v:shape id="Прямая со стрелкой 25" o:spid="_x0000_s1044" type="#_x0000_t32" style="position:absolute;left:43085;top:4295;width:2456;height:0;visibility:visible;mso-wrap-style:square" o:connectortype="straight" o:gfxdata="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" strokecolor="#4472c4 [3204]" strokeweight=".5pt">
+                <v:shape id="Прямая со стрелкой 25" o:spid="_x0000_s1144" type="#_x0000_t32" style="position:absolute;left:43085;top:4295;width:2456;height:0;visibility:visible;mso-wrap-style:square" o:connectortype="straight" o:gfxdata="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" strokecolor="#4472c4 [3204]" strokeweight=".5pt">
                   <v:stroke endarrow="block" joinstyle="miter"/>
                 </v:shape>
-                <v:shape id="Прямая со стрелкой 26" o:spid="_x0000_s1045" type="#_x0000_t32" style="position:absolute;left:27706;top:4297;width:2576;height:1;visibility:visible;mso-wrap-style:square" o:connectortype="straight" o:gfxdata="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" strokecolor="#4472c4 [3204]" strokeweight=".5pt">
+                <v:shape id="Прямая со стрелкой 26" o:spid="_x0000_s1145" type="#_x0000_t32" style="position:absolute;left:27706;top:4297;width:2576;height:1;visibility:visible;mso-wrap-style:square" o:connectortype="straight" o:gfxdata="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" strokecolor="#4472c4 [3204]" strokeweight=".5pt">
                   <v:stroke endarrow="block" joinstyle="miter"/>
                 </v:shape>
                 <w10:anchorlock/>
@@ -15211,7 +21225,7 @@
         <mc:AlternateContent>
           <mc:Choice Requires="wpg">
             <w:drawing>
-              <wp:anchor distT="0" distB="0" distL="114300" distR="114300" simplePos="0" relativeHeight="251658240" behindDoc="0" locked="0" layoutInCell="1" allowOverlap="1" wp14:anchorId="5D8F8BB2" wp14:editId="6C7430E7">
+              <wp:anchor distT="0" distB="0" distL="114300" distR="114300" simplePos="0" relativeHeight="251657216" behindDoc="0" locked="0" layoutInCell="1" allowOverlap="1" wp14:anchorId="5D8F8BB2" wp14:editId="361C4229">
                 <wp:simplePos x="0" y="0"/>
                 <wp:positionH relativeFrom="margin">
                   <wp:align>center</wp:align>
@@ -17205,11 +23219,11 @@
           </mc:Choice>
           <mc:Fallback>
             <w:pict>
-              <v:group w14:anchorId="5D8F8BB2" id="Группа 118" o:spid="_x0000_s1046" style="position:absolute;left:0;text-align:left;margin-left:0;margin-top:23.1pt;width:542pt;height:389.85pt;z-index:251658240;mso-position-horizontal:center;mso-position-horizontal-relative:margin;mso-position-vertical-relative:text" coordsize="73331,55527" o:gfxdata="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">
-                <v:shape id="Прямая со стрелкой 32" o:spid="_x0000_s1047" type="#_x0000_t32" style="position:absolute;left:13716;top:28050;width:41821;height:267;visibility:visible;mso-wrap-style:square" o:connectortype="straight" o:gfxdata="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" strokecolor="black [3200]" strokeweight=".5pt">
+              <v:group w14:anchorId="5D8F8BB2" id="Группа 118" o:spid="_x0000_s1146" style="position:absolute;left:0;text-align:left;margin-left:0;margin-top:23.1pt;width:542pt;height:389.85pt;z-index:251657216;mso-position-horizontal:center;mso-position-horizontal-relative:margin;mso-position-vertical-relative:text" coordsize="73331,55527" o:gfxdata="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">
+                <v:shape id="Прямая со стрелкой 32" o:spid="_x0000_s1147" type="#_x0000_t32" style="position:absolute;left:13716;top:28050;width:41821;height:267;visibility:visible;mso-wrap-style:square" o:connectortype="straight" o:gfxdata="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" strokecolor="black [3200]" strokeweight=".5pt">
                   <v:stroke endarrow="block" joinstyle="miter"/>
                 </v:shape>
-                <v:rect id="Прямоугольник 33" o:spid="_x0000_s1048" style="position:absolute;left:55576;top:23631;width:17755;height:9144;visibility:visible;mso-wrap-style:square;v-text-anchor:middle" o:gfxdata="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" fillcolor="white [3212]" strokecolor="black [3213]" strokeweight="1pt">
+                <v:rect id="Прямоугольник 33" o:spid="_x0000_s1148" style="position:absolute;left:55576;top:23631;width:17755;height:9144;visibility:visible;mso-wrap-style:square;v-text-anchor:middle" o:gfxdata="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" fillcolor="white [3212]" strokecolor="black [3213]" strokeweight="1pt">
                   <v:textbox>
                     <w:txbxContent>
                       <w:p>
@@ -17235,16 +23249,16 @@
                     </w:txbxContent>
                   </v:textbox>
                 </v:rect>
-                <v:shape id="Прямая со стрелкой 34" o:spid="_x0000_s1049" type="#_x0000_t32" style="position:absolute;left:6353;top:4868;width:7395;height:23202;visibility:visible;mso-wrap-style:square" o:connectortype="straight" o:gfxdata="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" strokecolor="black [3200]" strokeweight=".5pt">
+                <v:shape id="Прямая со стрелкой 34" o:spid="_x0000_s1149" type="#_x0000_t32" style="position:absolute;left:6353;top:4868;width:7395;height:23202;visibility:visible;mso-wrap-style:square" o:connectortype="straight" o:gfxdata="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" strokecolor="black [3200]" strokeweight=".5pt">
                   <v:stroke endarrow="block" joinstyle="miter"/>
                 </v:shape>
-                <v:shape id="Прямая со стрелкой 35" o:spid="_x0000_s1050" type="#_x0000_t32" style="position:absolute;left:27610;top:4690;width:7534;height:23445;visibility:visible;mso-wrap-style:square" o:connectortype="straight" o:gfxdata="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" strokecolor="black [3200]" strokeweight=".5pt">
+                <v:shape id="Прямая со стрелкой 35" o:spid="_x0000_s1150" type="#_x0000_t32" style="position:absolute;left:27610;top:4690;width:7534;height:23445;visibility:visible;mso-wrap-style:square" o:connectortype="straight" o:gfxdata="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" strokecolor="black [3200]" strokeweight=".5pt">
                   <v:stroke endarrow="block" joinstyle="miter"/>
                 </v:shape>
-                <v:shape id="Прямая со стрелкой 36" o:spid="_x0000_s1051" type="#_x0000_t32" style="position:absolute;left:6472;top:27991;width:7285;height:22705;flip:y;visibility:visible;mso-wrap-style:square" o:connectortype="straight" o:gfxdata="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" strokecolor="black [3200]" strokeweight=".5pt">
+                <v:shape id="Прямая со стрелкой 36" o:spid="_x0000_s1151" type="#_x0000_t32" style="position:absolute;left:6472;top:27991;width:7285;height:22705;flip:y;visibility:visible;mso-wrap-style:square" o:connectortype="straight" o:gfxdata="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" strokecolor="black [3200]" strokeweight=".5pt">
                   <v:stroke endarrow="block" joinstyle="miter"/>
                 </v:shape>
-                <v:rect id="Прямоугольник 43" o:spid="_x0000_s1052" style="position:absolute;left:178;top:50826;width:13002;height:4701;visibility:visible;mso-wrap-style:square;v-text-anchor:middle" o:gfxdata="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" fillcolor="white [3212]" strokecolor="black [3213]" strokeweight="1pt">
+                <v:rect id="Прямоугольник 43" o:spid="_x0000_s1152" style="position:absolute;left:178;top:50826;width:13002;height:4701;visibility:visible;mso-wrap-style:square;v-text-anchor:middle" o:gfxdata="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" fillcolor="white [3212]" strokecolor="black [3213]" strokeweight="1pt">
                   <v:textbox>
                     <w:txbxContent>
                       <w:p>
@@ -17270,14 +23284,14 @@
                     </w:txbxContent>
                   </v:textbox>
                 </v:rect>
-                <v:line id="Прямая соединительная линия 44" o:spid="_x0000_s1053" style="position:absolute;visibility:visible;mso-wrap-style:square" from="7897,9203" to="26502,9203" o:connectortype="straight" o:gfxdata="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" strokecolor="black [3200]" strokeweight=".5pt">
+                <v:line id="Прямая соединительная линия 44" o:spid="_x0000_s1153" style="position:absolute;visibility:visible;mso-wrap-style:square" from="7897,9203" to="26502,9203" o:connectortype="straight" o:gfxdata="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" strokecolor="black [3200]" strokeweight=".5pt">
                   <v:stroke joinstyle="miter"/>
                 </v:line>
                 <v:shapetype id="_x0000_t202" coordsize="21600,21600" o:spt="202" path="m,l,21600r21600,l21600,xe">
                   <v:stroke joinstyle="miter"/>
                   <v:path gradientshapeok="t" o:connecttype="rect"/>
                 </v:shapetype>
-                <v:shape id="Надпись 45" o:spid="_x0000_s1054" type="#_x0000_t202" style="position:absolute;left:7184;top:5106;width:20225;height:3969;visibility:visible;mso-wrap-style:square;v-text-anchor:top" o:gfxdata="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" filled="f" stroked="f" strokeweight=".5pt">
+                <v:shape id="Надпись 45" o:spid="_x0000_s1154" type="#_x0000_t202" style="position:absolute;left:7184;top:5106;width:20225;height:3969;visibility:visible;mso-wrap-style:square;v-text-anchor:top" o:gfxdata="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" filled="f" stroked="f" strokeweight=".5pt">
                   <v:textbox>
                     <w:txbxContent>
                       <w:p>
@@ -17300,19 +23314,19 @@
                     </w:txbxContent>
                   </v:textbox>
                 </v:shape>
-                <v:line id="Прямая соединительная линия 51" o:spid="_x0000_s1055" style="position:absolute;visibility:visible;mso-wrap-style:square" from="8906,13419" to="27511,13419" o:connectortype="straight" o:gfxdata="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" strokecolor="black [3200]" strokeweight=".5pt">
+                <v:line id="Прямая соединительная линия 51" o:spid="_x0000_s1155" style="position:absolute;visibility:visible;mso-wrap-style:square" from="8906,13419" to="27511,13419" o:connectortype="straight" o:gfxdata="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" strokecolor="black [3200]" strokeweight=".5pt">
                   <v:stroke joinstyle="miter"/>
                 </v:line>
-                <v:line id="Прямая соединительная линия 52" o:spid="_x0000_s1056" style="position:absolute;visibility:visible;mso-wrap-style:square" from="10272,17397" to="28877,17397" o:connectortype="straight" o:gfxdata="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" strokecolor="black [3200]" strokeweight=".5pt">
+                <v:line id="Прямая соединительная линия 52" o:spid="_x0000_s1156" style="position:absolute;visibility:visible;mso-wrap-style:square" from="10272,17397" to="28877,17397" o:connectortype="straight" o:gfxdata="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" strokecolor="black [3200]" strokeweight=".5pt">
                   <v:stroke joinstyle="miter"/>
                 </v:line>
-                <v:line id="Прямая соединительная линия 53" o:spid="_x0000_s1057" style="position:absolute;visibility:visible;mso-wrap-style:square" from="11519,21316" to="30124,21316" o:connectortype="straight" o:gfxdata="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" strokecolor="black [3200]" strokeweight=".5pt">
+                <v:line id="Прямая соединительная линия 53" o:spid="_x0000_s1157" style="position:absolute;visibility:visible;mso-wrap-style:square" from="11519,21316" to="30124,21316" o:connectortype="straight" o:gfxdata="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" strokecolor="black [3200]" strokeweight=".5pt">
                   <v:stroke joinstyle="miter"/>
                 </v:line>
-                <v:line id="Прямая соединительная линия 54" o:spid="_x0000_s1058" style="position:absolute;visibility:visible;mso-wrap-style:square" from="12944,25591" to="31549,25591" o:connectortype="straight" o:gfxdata="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" strokecolor="black [3200]" strokeweight=".5pt">
+                <v:line id="Прямая соединительная линия 54" o:spid="_x0000_s1158" style="position:absolute;visibility:visible;mso-wrap-style:square" from="12944,25591" to="31549,25591" o:connectortype="straight" o:gfxdata="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" strokecolor="black [3200]" strokeweight=".5pt">
                   <v:stroke joinstyle="miter"/>
                 </v:line>
-                <v:shape id="Надпись 55" o:spid="_x0000_s1059" type="#_x0000_t202" style="position:absolute;left:8490;top:9322;width:20225;height:3968;visibility:visible;mso-wrap-style:square;v-text-anchor:top" o:gfxdata="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" filled="f" stroked="f" strokeweight=".5pt">
+                <v:shape id="Надпись 55" o:spid="_x0000_s1159" type="#_x0000_t202" style="position:absolute;left:8490;top:9322;width:20225;height:3968;visibility:visible;mso-wrap-style:square;v-text-anchor:top" o:gfxdata="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" filled="f" stroked="f" strokeweight=".5pt">
                   <v:textbox>
                     <w:txbxContent>
                       <w:p>
@@ -17335,7 +23349,7 @@
                     </w:txbxContent>
                   </v:textbox>
                 </v:shape>
-                <v:shape id="Надпись 56" o:spid="_x0000_s1060" type="#_x0000_t202" style="position:absolute;left:9737;top:13478;width:20225;height:3807;visibility:visible;mso-wrap-style:square;v-text-anchor:top" o:gfxdata="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" filled="f" stroked="f" strokeweight=".5pt">
+                <v:shape id="Надпись 56" o:spid="_x0000_s1160" type="#_x0000_t202" style="position:absolute;left:9737;top:13478;width:20225;height:3807;visibility:visible;mso-wrap-style:square;v-text-anchor:top" o:gfxdata="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" filled="f" stroked="f" strokeweight=".5pt">
                   <v:textbox>
                     <w:txbxContent>
                       <w:p>
@@ -17358,7 +23372,7 @@
                     </w:txbxContent>
                   </v:textbox>
                 </v:shape>
-                <v:shape id="Надпись 57" o:spid="_x0000_s1061" type="#_x0000_t202" style="position:absolute;left:10925;top:17456;width:20225;height:3753;visibility:visible;mso-wrap-style:square;v-text-anchor:top" o:gfxdata="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" filled="f" stroked="f" strokeweight=".5pt">
+                <v:shape id="Надпись 57" o:spid="_x0000_s1161" type="#_x0000_t202" style="position:absolute;left:10925;top:17456;width:20225;height:3753;visibility:visible;mso-wrap-style:square;v-text-anchor:top" o:gfxdata="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" filled="f" stroked="f" strokeweight=".5pt">
                   <v:textbox>
                     <w:txbxContent>
                       <w:p>
@@ -17375,27 +23389,13 @@
                             <w:sz w:val="18"/>
                             <w:szCs w:val="18"/>
                           </w:rPr>
-                          <w:t>Необходимость постоянных обновлений системы (</w:t>
-                        </w:r>
-                        <w:r>
-                          <w:rPr>
-                            <w:sz w:val="18"/>
-                            <w:szCs w:val="18"/>
-                          </w:rPr>
-                          <w:t>-</w:t>
-                        </w:r>
-                        <w:r>
-                          <w:rPr>
-                            <w:sz w:val="18"/>
-                            <w:szCs w:val="18"/>
-                          </w:rPr>
-                          <w:t>)</w:t>
+                          <w:t>Необходимость постоянных обновлений системы (-)</w:t>
                         </w:r>
                       </w:p>
                     </w:txbxContent>
                   </v:textbox>
                 </v:shape>
-                <v:shape id="Надпись 58" o:spid="_x0000_s1062" type="#_x0000_t202" style="position:absolute;left:12290;top:21494;width:20263;height:4013;visibility:visible;mso-wrap-style:square;v-text-anchor:top" o:gfxdata="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" filled="f" stroked="f" strokeweight=".5pt">
+                <v:shape id="Надпись 58" o:spid="_x0000_s1162" type="#_x0000_t202" style="position:absolute;left:12290;top:21494;width:20263;height:4013;visibility:visible;mso-wrap-style:square;v-text-anchor:top" o:gfxdata="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" filled="f" stroked="f" strokeweight=".5pt">
                   <v:textbox>
                     <w:txbxContent>
                       <w:p>
@@ -17412,42 +23412,28 @@
                             <w:sz w:val="18"/>
                             <w:szCs w:val="18"/>
                           </w:rPr>
-                          <w:t>Технические ошибки и сбои приложения (</w:t>
-                        </w:r>
-                        <w:r>
-                          <w:rPr>
-                            <w:sz w:val="18"/>
-                            <w:szCs w:val="18"/>
-                          </w:rPr>
-                          <w:t>-</w:t>
-                        </w:r>
-                        <w:r>
-                          <w:rPr>
-                            <w:sz w:val="18"/>
-                            <w:szCs w:val="18"/>
-                          </w:rPr>
-                          <w:t>)</w:t>
+                          <w:t>Технические ошибки и сбои приложения (-)</w:t>
                         </w:r>
                       </w:p>
                     </w:txbxContent>
                   </v:textbox>
                 </v:shape>
-                <v:line id="Прямая соединительная линия 78" o:spid="_x0000_s1063" style="position:absolute;visibility:visible;mso-wrap-style:square" from="29094,9144" to="47700,9144" o:connectortype="straight" o:gfxdata="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" strokecolor="black [3200]" strokeweight=".5pt">
+                <v:line id="Прямая соединительная линия 78" o:spid="_x0000_s1163" style="position:absolute;visibility:visible;mso-wrap-style:square" from="29094,9144" to="47700,9144" o:connectortype="straight" o:gfxdata="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" strokecolor="black [3200]" strokeweight=".5pt">
                   <v:stroke joinstyle="miter"/>
                 </v:line>
-                <v:line id="Прямая соединительная линия 79" o:spid="_x0000_s1064" style="position:absolute;visibility:visible;mso-wrap-style:square" from="30400,13419" to="49006,13419" o:connectortype="straight" o:gfxdata="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" strokecolor="black [3200]" strokeweight=".5pt">
+                <v:line id="Прямая соединительная линия 79" o:spid="_x0000_s1164" style="position:absolute;visibility:visible;mso-wrap-style:square" from="30400,13419" to="49006,13419" o:connectortype="straight" o:gfxdata="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" strokecolor="black [3200]" strokeweight=".5pt">
                   <v:stroke joinstyle="miter"/>
                 </v:line>
-                <v:line id="Прямая соединительная линия 80" o:spid="_x0000_s1065" style="position:absolute;visibility:visible;mso-wrap-style:square" from="31647,17397" to="50253,17397" o:connectortype="straight" o:gfxdata="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" strokecolor="black [3200]" strokeweight=".5pt">
+                <v:line id="Прямая соединительная линия 80" o:spid="_x0000_s1165" style="position:absolute;visibility:visible;mso-wrap-style:square" from="31647,17397" to="50253,17397" o:connectortype="straight" o:gfxdata="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" strokecolor="black [3200]" strokeweight=".5pt">
                   <v:stroke joinstyle="miter"/>
                 </v:line>
-                <v:line id="Прямая соединительная линия 81" o:spid="_x0000_s1066" style="position:absolute;visibility:visible;mso-wrap-style:square" from="33013,21316" to="51618,21316" o:connectortype="straight" o:gfxdata="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" strokecolor="black [3200]" strokeweight=".5pt">
+                <v:line id="Прямая соединительная линия 81" o:spid="_x0000_s1166" style="position:absolute;visibility:visible;mso-wrap-style:square" from="33013,21316" to="51618,21316" o:connectortype="straight" o:gfxdata="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" strokecolor="black [3200]" strokeweight=".5pt">
                   <v:stroke joinstyle="miter"/>
                 </v:line>
-                <v:line id="Прямая соединительная линия 82" o:spid="_x0000_s1067" style="position:absolute;visibility:visible;mso-wrap-style:square" from="34319,25650" to="52925,25650" o:connectortype="straight" o:gfxdata="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" strokecolor="black [3200]" strokeweight=".5pt">
+                <v:line id="Прямая соединительная линия 82" o:spid="_x0000_s1167" style="position:absolute;visibility:visible;mso-wrap-style:square" from="34319,25650" to="52925,25650" o:connectortype="straight" o:gfxdata="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" strokecolor="black [3200]" strokeweight=".5pt">
                   <v:stroke joinstyle="miter"/>
                 </v:line>
-                <v:shape id="Надпись 87" o:spid="_x0000_s1068" type="#_x0000_t202" style="position:absolute;left:28560;top:5047;width:20224;height:4019;visibility:visible;mso-wrap-style:square;v-text-anchor:top" o:gfxdata="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" filled="f" stroked="f" strokeweight=".5pt">
+                <v:shape id="Надпись 87" o:spid="_x0000_s1168" type="#_x0000_t202" style="position:absolute;left:28560;top:5047;width:20224;height:4019;visibility:visible;mso-wrap-style:square;v-text-anchor:top" o:gfxdata="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" filled="f" stroked="f" strokeweight=".5pt">
                   <v:textbox>
                     <w:txbxContent>
                       <w:p>
@@ -17464,20 +23450,13 @@
                             <w:sz w:val="18"/>
                             <w:szCs w:val="18"/>
                           </w:rPr>
-                          <w:t>Высокий уровень использования смартфонов студентами</w:t>
-                        </w:r>
-                        <w:r>
-                          <w:rPr>
-                            <w:sz w:val="18"/>
-                            <w:szCs w:val="18"/>
-                          </w:rPr>
-                          <w:t xml:space="preserve"> (+)</w:t>
+                          <w:t>Высокий уровень использования смартфонов студентами (+)</w:t>
                         </w:r>
                       </w:p>
                     </w:txbxContent>
                   </v:textbox>
                 </v:shape>
-                <v:shape id="Надпись 88" o:spid="_x0000_s1069" type="#_x0000_t202" style="position:absolute;left:29925;top:9322;width:20225;height:3969;visibility:visible;mso-wrap-style:square;v-text-anchor:top" o:gfxdata="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" filled="f" stroked="f" strokeweight=".5pt">
+                <v:shape id="Надпись 88" o:spid="_x0000_s1169" type="#_x0000_t202" style="position:absolute;left:29925;top:9322;width:20225;height:3969;visibility:visible;mso-wrap-style:square;v-text-anchor:top" o:gfxdata="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" filled="f" stroked="f" strokeweight=".5pt">
                   <v:textbox>
                     <w:txbxContent>
                       <w:p>
@@ -17494,20 +23473,13 @@
                             <w:sz w:val="18"/>
                             <w:szCs w:val="18"/>
                           </w:rPr>
-                          <w:t>Потребность в обмене учебными материалами</w:t>
-                        </w:r>
-                        <w:r>
-                          <w:rPr>
-                            <w:sz w:val="18"/>
-                            <w:szCs w:val="18"/>
-                          </w:rPr>
-                          <w:t xml:space="preserve"> (+)</w:t>
+                          <w:t>Потребность в обмене учебными материалами (+)</w:t>
                         </w:r>
                       </w:p>
                     </w:txbxContent>
                   </v:textbox>
                 </v:shape>
-                <v:shape id="Надпись 89" o:spid="_x0000_s1070" type="#_x0000_t202" style="position:absolute;left:31053;top:13240;width:20225;height:3970;visibility:visible;mso-wrap-style:square;v-text-anchor:top" o:gfxdata="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" filled="f" stroked="f" strokeweight=".5pt">
+                <v:shape id="Надпись 89" o:spid="_x0000_s1170" type="#_x0000_t202" style="position:absolute;left:31053;top:13240;width:20225;height:3970;visibility:visible;mso-wrap-style:square;v-text-anchor:top" o:gfxdata="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" filled="f" stroked="f" strokeweight=".5pt">
                   <v:textbox>
                     <w:txbxContent>
                       <w:p>
@@ -17524,20 +23496,13 @@
                             <w:sz w:val="18"/>
                             <w:szCs w:val="18"/>
                           </w:rPr>
-                          <w:t xml:space="preserve">Заинтересованность студентов в совместной подготовке </w:t>
-                        </w:r>
-                        <w:r>
-                          <w:rPr>
-                            <w:sz w:val="18"/>
-                            <w:szCs w:val="18"/>
-                          </w:rPr>
-                          <w:t>(+)</w:t>
+                          <w:t>Заинтересованность студентов в совместной подготовке (+)</w:t>
                         </w:r>
                       </w:p>
                     </w:txbxContent>
                   </v:textbox>
                 </v:shape>
-                <v:shape id="Надпись 90" o:spid="_x0000_s1071" type="#_x0000_t202" style="position:absolute;left:32419;top:17278;width:20225;height:3919;visibility:visible;mso-wrap-style:square;v-text-anchor:top" o:gfxdata="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" filled="f" stroked="f" strokeweight=".5pt">
+                <v:shape id="Надпись 90" o:spid="_x0000_s1171" type="#_x0000_t202" style="position:absolute;left:32419;top:17278;width:20225;height:3919;visibility:visible;mso-wrap-style:square;v-text-anchor:top" o:gfxdata="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" filled="f" stroked="f" strokeweight=".5pt">
                   <v:textbox>
                     <w:txbxContent>
                       <w:p>
@@ -17554,34 +23519,13 @@
                             <w:sz w:val="18"/>
                             <w:szCs w:val="18"/>
                           </w:rPr>
-                          <w:t>Недостаточное количество загружаемых материалов</w:t>
-                        </w:r>
-                        <w:r>
-                          <w:rPr>
-                            <w:sz w:val="18"/>
-                            <w:szCs w:val="18"/>
-                          </w:rPr>
-                          <w:t xml:space="preserve"> (</w:t>
-                        </w:r>
-                        <w:r>
-                          <w:rPr>
-                            <w:sz w:val="18"/>
-                            <w:szCs w:val="18"/>
-                          </w:rPr>
-                          <w:t>-</w:t>
-                        </w:r>
-                        <w:r>
-                          <w:rPr>
-                            <w:sz w:val="18"/>
-                            <w:szCs w:val="18"/>
-                          </w:rPr>
-                          <w:t>)</w:t>
+                          <w:t>Недостаточное количество загружаемых материалов (-)</w:t>
                         </w:r>
                       </w:p>
                     </w:txbxContent>
                   </v:textbox>
                 </v:shape>
-                <v:shape id="Надпись 91" o:spid="_x0000_s1072" type="#_x0000_t202" style="position:absolute;left:33785;top:21434;width:20225;height:4020;visibility:visible;mso-wrap-style:square;v-text-anchor:top" o:gfxdata="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" filled="f" stroked="f" strokeweight=".5pt">
+                <v:shape id="Надпись 91" o:spid="_x0000_s1172" type="#_x0000_t202" style="position:absolute;left:33785;top:21434;width:20225;height:4020;visibility:visible;mso-wrap-style:square;v-text-anchor:top" o:gfxdata="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" filled="f" stroked="f" strokeweight=".5pt">
                   <v:textbox>
                     <w:txbxContent>
                       <w:p>
@@ -17598,40 +23542,19 @@
                             <w:sz w:val="18"/>
                             <w:szCs w:val="18"/>
                           </w:rPr>
-                          <w:t xml:space="preserve">Отказ пользователей от использования приложения </w:t>
-                        </w:r>
-                        <w:r>
-                          <w:rPr>
-                            <w:sz w:val="18"/>
-                            <w:szCs w:val="18"/>
-                          </w:rPr>
-                          <w:t>(</w:t>
-                        </w:r>
-                        <w:r>
-                          <w:rPr>
-                            <w:sz w:val="18"/>
-                            <w:szCs w:val="18"/>
-                          </w:rPr>
-                          <w:t>-</w:t>
-                        </w:r>
-                        <w:r>
-                          <w:rPr>
-                            <w:sz w:val="18"/>
-                            <w:szCs w:val="18"/>
-                          </w:rPr>
-                          <w:t>)</w:t>
+                          <w:t>Отказ пользователей от использования приложения (-)</w:t>
                         </w:r>
                       </w:p>
                     </w:txbxContent>
                   </v:textbox>
                 </v:shape>
-                <v:line id="Прямая соединительная линия 92" o:spid="_x0000_s1073" style="position:absolute;visibility:visible;mso-wrap-style:square" from="12528,31825" to="31133,31825" o:connectortype="straight" o:gfxdata="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" strokecolor="black [3200]" strokeweight=".5pt">
+                <v:line id="Прямая соединительная линия 92" o:spid="_x0000_s1173" style="position:absolute;visibility:visible;mso-wrap-style:square" from="12528,31825" to="31133,31825" o:connectortype="straight" o:gfxdata="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" strokecolor="black [3200]" strokeweight=".5pt">
                   <v:stroke joinstyle="miter"/>
                 </v:line>
-                <v:shape id="Прямая со стрелкой 93" o:spid="_x0000_s1074" type="#_x0000_t32" style="position:absolute;left:27728;top:28406;width:7344;height:22505;flip:y;visibility:visible;mso-wrap-style:square" o:connectortype="straight" o:gfxdata="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" strokecolor="black [3200]" strokeweight=".5pt">
+                <v:shape id="Прямая со стрелкой 93" o:spid="_x0000_s1174" type="#_x0000_t32" style="position:absolute;left:27728;top:28406;width:7344;height:22505;flip:y;visibility:visible;mso-wrap-style:square" o:connectortype="straight" o:gfxdata="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" strokecolor="black [3200]" strokeweight=".5pt">
                   <v:stroke endarrow="block" joinstyle="miter"/>
                 </v:shape>
-                <v:rect id="Прямоугольник 94" o:spid="_x0000_s1075" style="position:absolute;left:21731;top:51004;width:12369;height:4493;visibility:visible;mso-wrap-style:square;v-text-anchor:middle" o:gfxdata="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" fillcolor="white [3212]" strokecolor="black [3213]" strokeweight="1pt">
+                <v:rect id="Прямоугольник 94" o:spid="_x0000_s1175" style="position:absolute;left:21731;top:51004;width:12369;height:4493;visibility:visible;mso-wrap-style:square;v-text-anchor:middle" o:gfxdata="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" fillcolor="white [3212]" strokecolor="black [3213]" strokeweight="1pt">
                   <v:textbox>
                     <w:txbxContent>
                       <w:p>
@@ -17657,7 +23580,7 @@
                     </w:txbxContent>
                   </v:textbox>
                 </v:rect>
-                <v:rect id="Прямоугольник 95" o:spid="_x0000_s1076" style="position:absolute;top:178;width:13002;height:4701;visibility:visible;mso-wrap-style:square;v-text-anchor:middle" o:gfxdata="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" fillcolor="white [3212]" strokecolor="black [3213]" strokeweight="1pt">
+                <v:rect id="Прямоугольник 95" o:spid="_x0000_s1176" style="position:absolute;top:178;width:13002;height:4701;visibility:visible;mso-wrap-style:square;v-text-anchor:middle" o:gfxdata="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" fillcolor="white [3212]" strokecolor="black [3213]" strokeweight="1pt">
                   <v:textbox>
                     <w:txbxContent>
                       <w:p>
@@ -17677,22 +23600,13 @@
                             <w:sz w:val="18"/>
                             <w:szCs w:val="18"/>
                           </w:rPr>
-                          <w:t>Технологические</w:t>
-                        </w:r>
-                        <w:r>
-                          <w:rPr>
-                            <w:rFonts w:ascii="Times New Roman" w:hAnsi="Times New Roman" w:cs="Times New Roman"/>
-                            <w:color w:val="000000" w:themeColor="text1"/>
-                            <w:sz w:val="18"/>
-                            <w:szCs w:val="18"/>
-                          </w:rPr>
-                          <w:t xml:space="preserve"> факторы</w:t>
+                          <w:t>Технологические факторы</w:t>
                         </w:r>
                       </w:p>
                     </w:txbxContent>
                   </v:textbox>
                 </v:rect>
-                <v:rect id="Прямоугольник 96" o:spid="_x0000_s1077" style="position:absolute;left:21197;width:13002;height:4700;visibility:visible;mso-wrap-style:square;v-text-anchor:middle" o:gfxdata="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" fillcolor="white [3212]" strokecolor="black [3213]" strokeweight="1pt">
+                <v:rect id="Прямоугольник 96" o:spid="_x0000_s1177" style="position:absolute;left:21197;width:13002;height:4700;visibility:visible;mso-wrap-style:square;v-text-anchor:middle" o:gfxdata="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" fillcolor="white [3212]" strokecolor="black [3213]" strokeweight="1pt">
                   <v:textbox>
                     <w:txbxContent>
                       <w:p>
@@ -17712,49 +23626,40 @@
                             <w:sz w:val="18"/>
                             <w:szCs w:val="18"/>
                           </w:rPr>
-                          <w:t xml:space="preserve">Пользовательские </w:t>
-                        </w:r>
-                        <w:r>
-                          <w:rPr>
-                            <w:rFonts w:ascii="Times New Roman" w:hAnsi="Times New Roman" w:cs="Times New Roman"/>
-                            <w:color w:val="000000" w:themeColor="text1"/>
-                            <w:sz w:val="18"/>
-                            <w:szCs w:val="18"/>
-                          </w:rPr>
-                          <w:t>факторы</w:t>
+                          <w:t>Пользовательские факторы</w:t>
                         </w:r>
                       </w:p>
                     </w:txbxContent>
                   </v:textbox>
                 </v:rect>
-                <v:line id="Прямая соединительная линия 97" o:spid="_x0000_s1078" style="position:absolute;visibility:visible;mso-wrap-style:square" from="6828,49638" to="25433,49638" o:connectortype="straight" o:gfxdata="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" strokecolor="black [3200]" strokeweight=".5pt">
+                <v:line id="Прямая соединительная линия 97" o:spid="_x0000_s1178" style="position:absolute;visibility:visible;mso-wrap-style:square" from="6828,49638" to="25433,49638" o:connectortype="straight" o:gfxdata="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" strokecolor="black [3200]" strokeweight=".5pt">
                   <v:stroke joinstyle="miter"/>
                 </v:line>
-                <v:line id="Прямая соединительная линия 98" o:spid="_x0000_s1079" style="position:absolute;visibility:visible;mso-wrap-style:square" from="9915,40435" to="28521,40435" o:connectortype="straight" o:gfxdata="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" strokecolor="black [3200]" strokeweight=".5pt">
+                <v:line id="Прямая соединительная линия 98" o:spid="_x0000_s1179" style="position:absolute;visibility:visible;mso-wrap-style:square" from="9915,40435" to="28521,40435" o:connectortype="straight" o:gfxdata="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" strokecolor="black [3200]" strokeweight=".5pt">
                   <v:stroke joinstyle="miter"/>
                 </v:line>
-                <v:line id="Прямая соединительная линия 99" o:spid="_x0000_s1080" style="position:absolute;visibility:visible;mso-wrap-style:square" from="8372,44948" to="26977,44948" o:connectortype="straight" o:gfxdata="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" strokecolor="black [3200]" strokeweight=".5pt">
+                <v:line id="Прямая соединительная линия 99" o:spid="_x0000_s1180" style="position:absolute;visibility:visible;mso-wrap-style:square" from="8372,44948" to="26977,44948" o:connectortype="straight" o:gfxdata="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" strokecolor="black [3200]" strokeweight=".5pt">
                   <v:stroke joinstyle="miter"/>
                 </v:line>
-                <v:line id="Прямая соединительная линия 100" o:spid="_x0000_s1081" style="position:absolute;visibility:visible;mso-wrap-style:square" from="11222,36160" to="29827,36160" o:connectortype="straight" o:gfxdata="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" strokecolor="black [3200]" strokeweight=".5pt">
+                <v:line id="Прямая соединительная линия 100" o:spid="_x0000_s1181" style="position:absolute;visibility:visible;mso-wrap-style:square" from="11222,36160" to="29827,36160" o:connectortype="straight" o:gfxdata="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" strokecolor="black [3200]" strokeweight=".5pt">
                   <v:stroke joinstyle="miter"/>
                 </v:line>
-                <v:line id="Прямая соединительная линия 101" o:spid="_x0000_s1082" style="position:absolute;visibility:visible;mso-wrap-style:square" from="33963,31825" to="52568,31825" o:connectortype="straight" o:gfxdata="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" strokecolor="black [3200]" strokeweight=".5pt">
+                <v:line id="Прямая соединительная линия 101" o:spid="_x0000_s1182" style="position:absolute;visibility:visible;mso-wrap-style:square" from="33963,31825" to="52568,31825" o:connectortype="straight" o:gfxdata="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" strokecolor="black [3200]" strokeweight=".5pt">
                   <v:stroke joinstyle="miter"/>
                 </v:line>
-                <v:line id="Прямая соединительная линия 102" o:spid="_x0000_s1083" style="position:absolute;visibility:visible;mso-wrap-style:square" from="28263,49638" to="46868,49638" o:connectortype="straight" o:gfxdata="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" strokecolor="black [3200]" strokeweight=".5pt">
+                <v:line id="Прямая соединительная линия 102" o:spid="_x0000_s1183" style="position:absolute;visibility:visible;mso-wrap-style:square" from="28263,49638" to="46868,49638" o:connectortype="straight" o:gfxdata="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" strokecolor="black [3200]" strokeweight=".5pt">
                   <v:stroke joinstyle="miter"/>
                 </v:line>
-                <v:line id="Прямая соединительная линия 103" o:spid="_x0000_s1084" style="position:absolute;visibility:visible;mso-wrap-style:square" from="31291,40435" to="49896,40435" o:connectortype="straight" o:gfxdata="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" strokecolor="black [3200]" strokeweight=".5pt">
+                <v:line id="Прямая соединительная линия 103" o:spid="_x0000_s1184" style="position:absolute;visibility:visible;mso-wrap-style:square" from="31291,40435" to="49896,40435" o:connectortype="straight" o:gfxdata="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" strokecolor="black [3200]" strokeweight=".5pt">
                   <v:stroke joinstyle="miter"/>
                 </v:line>
-                <v:line id="Прямая соединительная линия 104" o:spid="_x0000_s1085" style="position:absolute;visibility:visible;mso-wrap-style:square" from="29807,44948" to="48412,44948" o:connectortype="straight" o:gfxdata="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" strokecolor="black [3200]" strokeweight=".5pt">
+                <v:line id="Прямая соединительная линия 104" o:spid="_x0000_s1185" style="position:absolute;visibility:visible;mso-wrap-style:square" from="29807,44948" to="48412,44948" o:connectortype="straight" o:gfxdata="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" strokecolor="black [3200]" strokeweight=".5pt">
                   <v:stroke joinstyle="miter"/>
                 </v:line>
-                <v:line id="Прямая соединительная линия 105" o:spid="_x0000_s1086" style="position:absolute;visibility:visible;mso-wrap-style:square" from="32597,36100" to="51203,36100" o:connectortype="straight" o:gfxdata="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" strokecolor="black [3200]" strokeweight=".5pt">
+                <v:line id="Прямая соединительная линия 105" o:spid="_x0000_s1186" style="position:absolute;visibility:visible;mso-wrap-style:square" from="32597,36100" to="51203,36100" o:connectortype="straight" o:gfxdata="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" strokecolor="black [3200]" strokeweight=".5pt">
                   <v:stroke joinstyle="miter"/>
                 </v:line>
-                <v:shape id="Надпись 106" o:spid="_x0000_s1087" type="#_x0000_t202" style="position:absolute;left:13122;top:27788;width:20224;height:3969;visibility:visible;mso-wrap-style:square;v-text-anchor:top" o:gfxdata="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" filled="f" stroked="f" strokeweight=".5pt">
+                <v:shape id="Надпись 106" o:spid="_x0000_s1187" type="#_x0000_t202" style="position:absolute;left:13122;top:27788;width:20224;height:3969;visibility:visible;mso-wrap-style:square;v-text-anchor:top" o:gfxdata="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" filled="f" stroked="f" strokeweight=".5pt">
                   <v:textbox>
                     <w:txbxContent>
                       <w:p>
@@ -17771,20 +23676,13 @@
                             <w:sz w:val="18"/>
                             <w:szCs w:val="18"/>
                           </w:rPr>
-                          <w:t>Наличие команды разработчиков</w:t>
-                        </w:r>
-                        <w:r>
-                          <w:rPr>
-                            <w:sz w:val="18"/>
-                            <w:szCs w:val="18"/>
-                          </w:rPr>
-                          <w:t xml:space="preserve"> (+)</w:t>
+                          <w:t>Наличие команды разработчиков (+)</w:t>
                         </w:r>
                       </w:p>
                     </w:txbxContent>
                   </v:textbox>
                 </v:shape>
-                <v:shape id="Надпись 107" o:spid="_x0000_s1088" type="#_x0000_t202" style="position:absolute;left:11875;top:32063;width:20225;height:3969;visibility:visible;mso-wrap-style:square;v-text-anchor:top" o:gfxdata="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" filled="f" stroked="f" strokeweight=".5pt">
+                <v:shape id="Надпись 107" o:spid="_x0000_s1188" type="#_x0000_t202" style="position:absolute;left:11875;top:32063;width:20225;height:3969;visibility:visible;mso-wrap-style:square;v-text-anchor:top" o:gfxdata="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" filled="f" stroked="f" strokeweight=".5pt">
                   <v:textbox>
                     <w:txbxContent>
                       <w:p>
@@ -17801,20 +23699,13 @@
                             <w:sz w:val="18"/>
                             <w:szCs w:val="18"/>
                           </w:rPr>
-                          <w:t xml:space="preserve">Эффективное управление проектом </w:t>
-                        </w:r>
-                        <w:r>
-                          <w:rPr>
-                            <w:sz w:val="18"/>
-                            <w:szCs w:val="18"/>
-                          </w:rPr>
-                          <w:t>(+)</w:t>
+                          <w:t>Эффективное управление проектом (+)</w:t>
                         </w:r>
                       </w:p>
                     </w:txbxContent>
                   </v:textbox>
                 </v:shape>
-                <v:shape id="Надпись 108" o:spid="_x0000_s1089" type="#_x0000_t202" style="position:absolute;left:10509;top:36397;width:20225;height:3969;visibility:visible;mso-wrap-style:square;v-text-anchor:top" o:gfxdata="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" filled="f" stroked="f" strokeweight=".5pt">
+                <v:shape id="Надпись 108" o:spid="_x0000_s1189" type="#_x0000_t202" style="position:absolute;left:10509;top:36397;width:20225;height:3969;visibility:visible;mso-wrap-style:square;v-text-anchor:top" o:gfxdata="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" filled="f" stroked="f" strokeweight=".5pt">
                   <v:textbox>
                     <w:txbxContent>
                       <w:p>
@@ -17831,20 +23722,13 @@
                             <w:sz w:val="18"/>
                             <w:szCs w:val="18"/>
                           </w:rPr>
-                          <w:t>Четкое планирование этапов разработки</w:t>
-                        </w:r>
-                        <w:r>
-                          <w:rPr>
-                            <w:sz w:val="18"/>
-                            <w:szCs w:val="18"/>
-                          </w:rPr>
-                          <w:t xml:space="preserve"> (+)</w:t>
+                          <w:t>Четкое планирование этапов разработки (+)</w:t>
                         </w:r>
                       </w:p>
                     </w:txbxContent>
                   </v:textbox>
                 </v:shape>
-                <v:shape id="Надпись 109" o:spid="_x0000_s1090" type="#_x0000_t202" style="position:absolute;left:9025;top:40851;width:20225;height:3969;visibility:visible;mso-wrap-style:square;v-text-anchor:top" o:gfxdata="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" filled="f" stroked="f" strokeweight=".5pt">
+                <v:shape id="Надпись 109" o:spid="_x0000_s1190" type="#_x0000_t202" style="position:absolute;left:9025;top:40851;width:20225;height:3969;visibility:visible;mso-wrap-style:square;v-text-anchor:top" o:gfxdata="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" filled="f" stroked="f" strokeweight=".5pt">
                   <v:textbox>
                     <w:txbxContent>
                       <w:p>
@@ -17867,7 +23751,7 @@
                     </w:txbxContent>
                   </v:textbox>
                 </v:shape>
-                <v:shape id="Надпись 110" o:spid="_x0000_s1091" type="#_x0000_t202" style="position:absolute;left:7718;top:45601;width:20225;height:3969;visibility:visible;mso-wrap-style:square;v-text-anchor:top" o:gfxdata="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" filled="f" stroked="f" strokeweight=".5pt">
+                <v:shape id="Надпись 110" o:spid="_x0000_s1191" type="#_x0000_t202" style="position:absolute;left:7718;top:45601;width:20225;height:3969;visibility:visible;mso-wrap-style:square;v-text-anchor:top" o:gfxdata="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" filled="f" stroked="f" strokeweight=".5pt">
                   <v:textbox>
                     <w:txbxContent>
                       <w:p>
@@ -17900,7 +23784,7 @@
                     </w:txbxContent>
                   </v:textbox>
                 </v:shape>
-                <v:shape id="Надпись 111" o:spid="_x0000_s1092" type="#_x0000_t202" style="position:absolute;left:28738;top:45601;width:20225;height:3969;visibility:visible;mso-wrap-style:square;v-text-anchor:top" o:gfxdata="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" filled="f" stroked="f" strokeweight=".5pt">
+                <v:shape id="Надпись 111" o:spid="_x0000_s1192" type="#_x0000_t202" style="position:absolute;left:28738;top:45601;width:20225;height:3969;visibility:visible;mso-wrap-style:square;v-text-anchor:top" o:gfxdata="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" filled="f" stroked="f" strokeweight=".5pt">
                   <v:textbox>
                     <w:txbxContent>
                       <w:p>
@@ -17944,7 +23828,7 @@
                     </w:txbxContent>
                   </v:textbox>
                 </v:shape>
-                <v:shape id="Надпись 112" o:spid="_x0000_s1093" type="#_x0000_t202" style="position:absolute;left:30816;top:40851;width:20722;height:3968;visibility:visible;mso-wrap-style:square;v-text-anchor:top" o:gfxdata="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" filled="f" stroked="f" strokeweight=".5pt">
+                <v:shape id="Надпись 112" o:spid="_x0000_s1193" type="#_x0000_t202" style="position:absolute;left:30816;top:40851;width:20722;height:3968;visibility:visible;mso-wrap-style:square;v-text-anchor:top" o:gfxdata="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" filled="f" stroked="f" strokeweight=".5pt">
                   <v:textbox>
                     <w:txbxContent>
                       <w:p>
@@ -17961,34 +23845,13 @@
                             <w:sz w:val="18"/>
                             <w:szCs w:val="18"/>
                           </w:rPr>
-                          <w:t>Ограниченный бюджет проекта</w:t>
-                        </w:r>
-                        <w:r>
-                          <w:rPr>
-                            <w:sz w:val="18"/>
-                            <w:szCs w:val="18"/>
-                          </w:rPr>
-                          <w:t xml:space="preserve"> (</w:t>
-                        </w:r>
-                        <w:r>
-                          <w:rPr>
-                            <w:sz w:val="18"/>
-                            <w:szCs w:val="18"/>
-                          </w:rPr>
-                          <w:t>-</w:t>
-                        </w:r>
-                        <w:r>
-                          <w:rPr>
-                            <w:sz w:val="18"/>
-                            <w:szCs w:val="18"/>
-                          </w:rPr>
-                          <w:t>)</w:t>
+                          <w:t>Ограниченный бюджет проекта (-)</w:t>
                         </w:r>
                       </w:p>
                     </w:txbxContent>
                   </v:textbox>
                 </v:shape>
-                <v:shape id="Надпись 113" o:spid="_x0000_s1094" type="#_x0000_t202" style="position:absolute;left:32122;top:36397;width:22838;height:3969;visibility:visible;mso-wrap-style:square;v-text-anchor:top" o:gfxdata="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" filled="f" stroked="f" strokeweight=".5pt">
+                <v:shape id="Надпись 113" o:spid="_x0000_s1194" type="#_x0000_t202" style="position:absolute;left:32122;top:36397;width:22838;height:3969;visibility:visible;mso-wrap-style:square;v-text-anchor:top" o:gfxdata="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" filled="f" stroked="f" strokeweight=".5pt">
                   <v:textbox>
                     <w:txbxContent>
                       <w:p>
@@ -18005,20 +23868,13 @@
                             <w:sz w:val="18"/>
                             <w:szCs w:val="18"/>
                           </w:rPr>
-                          <w:t>Возможность партнерства с образовательными организациями</w:t>
-                        </w:r>
-                        <w:r>
-                          <w:rPr>
-                            <w:sz w:val="18"/>
-                            <w:szCs w:val="18"/>
-                          </w:rPr>
-                          <w:t xml:space="preserve"> (+)</w:t>
+                          <w:t>Возможность партнерства с образовательными организациями (+)</w:t>
                         </w:r>
                       </w:p>
                     </w:txbxContent>
                   </v:textbox>
                 </v:shape>
-                <v:shape id="Надпись 114" o:spid="_x0000_s1095" type="#_x0000_t202" style="position:absolute;left:33666;top:32004;width:20225;height:3969;visibility:visible;mso-wrap-style:square;v-text-anchor:top" o:gfxdata="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" filled="f" stroked="f" strokeweight=".5pt">
+                <v:shape id="Надпись 114" o:spid="_x0000_s1195" type="#_x0000_t202" style="position:absolute;left:33666;top:32004;width:20225;height:3969;visibility:visible;mso-wrap-style:square;v-text-anchor:top" o:gfxdata="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" filled="f" stroked="f" strokeweight=".5pt">
                   <v:textbox>
                     <w:txbxContent>
                       <w:p>
@@ -18035,20 +23891,13 @@
                             <w:sz w:val="18"/>
                             <w:szCs w:val="18"/>
                           </w:rPr>
-                          <w:t>Развитие рынка мобильных приложений</w:t>
-                        </w:r>
-                        <w:r>
-                          <w:rPr>
-                            <w:sz w:val="18"/>
-                            <w:szCs w:val="18"/>
-                          </w:rPr>
-                          <w:t xml:space="preserve"> (+)</w:t>
+                          <w:t>Развитие рынка мобильных приложений (+)</w:t>
                         </w:r>
                       </w:p>
                     </w:txbxContent>
                   </v:textbox>
                 </v:shape>
-                <v:shape id="Надпись 115" o:spid="_x0000_s1096" type="#_x0000_t202" style="position:absolute;left:34735;top:27669;width:20225;height:3969;visibility:visible;mso-wrap-style:square;v-text-anchor:top" o:gfxdata="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" filled="f" stroked="f" strokeweight=".5pt">
+                <v:shape id="Надпись 115" o:spid="_x0000_s1196" type="#_x0000_t202" style="position:absolute;left:34735;top:27669;width:20225;height:3969;visibility:visible;mso-wrap-style:square;v-text-anchor:top" o:gfxdata="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" filled="f" stroked="f" strokeweight=".5pt">
                   <v:textbox>
                     <w:txbxContent>
                       <w:p>
@@ -18065,14 +23914,7 @@
                             <w:sz w:val="18"/>
                             <w:szCs w:val="18"/>
                           </w:rPr>
-                          <w:t>Рост рынка образовательных технологий</w:t>
-                        </w:r>
-                        <w:r>
-                          <w:rPr>
-                            <w:sz w:val="18"/>
-                            <w:szCs w:val="18"/>
-                          </w:rPr>
-                          <w:t xml:space="preserve"> (+)</w:t>
+                          <w:t>Рост рынка образовательных технологий (+)</w:t>
                         </w:r>
                       </w:p>
                     </w:txbxContent>
@@ -18110,25 +23952,7 @@
           <w:sz w:val="24"/>
           <w:szCs w:val="24"/>
         </w:rPr>
-        <w:t xml:space="preserve">Рисунок 4 – </w:t>
-      </w:r>
-      <w:proofErr w:type="spellStart"/>
-      <w:r>
-        <w:rPr>
-          <w:rFonts w:ascii="Times New Roman" w:hAnsi="Times New Roman" w:cs="Times New Roman"/>
-          <w:sz w:val="24"/>
-          <w:szCs w:val="24"/>
-        </w:rPr>
-        <w:t>Причинно</w:t>
-      </w:r>
-      <w:proofErr w:type="spellEnd"/>
-      <w:r>
-        <w:rPr>
-          <w:rFonts w:ascii="Times New Roman" w:hAnsi="Times New Roman" w:cs="Times New Roman"/>
-          <w:sz w:val="24"/>
-          <w:szCs w:val="24"/>
-        </w:rPr>
-        <w:t xml:space="preserve"> – следственная диаграмма</w:t>
+        <w:t>Рисунок 4 – Причинно – следственная диаграмма</w:t>
       </w:r>
     </w:p>
     <w:p>
@@ -18365,7 +24189,7 @@
             <wp:cNvGraphicFramePr/>
             <a:graphic xmlns:a="http://schemas.openxmlformats.org/drawingml/2006/main">
               <a:graphicData uri="http://schemas.openxmlformats.org/drawingml/2006/chart">
-                <c:chart xmlns:c="http://schemas.openxmlformats.org/drawingml/2006/chart" xmlns:r="http://schemas.openxmlformats.org/officeDocument/2006/relationships" r:id="rId14"/>
+                <c:chart xmlns:c="http://schemas.openxmlformats.org/drawingml/2006/chart" xmlns:r="http://schemas.openxmlformats.org/officeDocument/2006/relationships" r:id="rId13"/>
               </a:graphicData>
             </a:graphic>
           </wp:inline>
@@ -18419,7 +24243,7 @@
       </w:pPr>
     </w:p>
     <w:sectPr>
-      <w:footerReference w:type="default" r:id="rId15"/>
+      <w:footerReference w:type="default" r:id="rId14"/>
       <w:pgSz w:w="11906" w:h="16838"/>
       <w:pgMar w:top="1134" w:right="1134" w:bottom="1134" w:left="1134" w:header="709" w:footer="709" w:gutter="0"/>
       <w:cols w:space="708"/>
@@ -25721,7 +31545,7 @@
   <dgm:whole/>
   <dgm:extLst>
     <a:ext uri="http://schemas.microsoft.com/office/drawing/2008/diagram">
-      <dsp:dataModelExt xmlns:dsp="http://schemas.microsoft.com/office/drawing/2008/diagram" relId="rId13" minVer="http://schemas.openxmlformats.org/drawingml/2006/diagram"/>
+      <dsp:dataModelExt xmlns:dsp="http://schemas.microsoft.com/office/drawing/2008/diagram" relId="rId12" minVer="http://schemas.openxmlformats.org/drawingml/2006/diagram"/>
     </a:ext>
   </dgm:extLst>
 </dgm:dataModel>

--- a/ЭОИТП.docx
+++ b/ЭОИТП.docx
@@ -1,6 +1,6 @@
 
 <file path=word/document.xml><?xml version="1.0" encoding="utf-8"?>
-<w:document xmlns:wpc="http://schemas.microsoft.com/office/word/2010/wordprocessingCanvas" xmlns:cx="http://schemas.microsoft.com/office/drawing/2014/chartex" xmlns:cx1="http://schemas.microsoft.com/office/drawing/2015/9/8/chartex" xmlns:cx2="http://schemas.microsoft.com/office/drawing/2015/10/21/chartex" xmlns:cx3="http://schemas.microsoft.com/office/drawing/2016/5/9/chartex" xmlns:cx4="http://schemas.microsoft.com/office/drawing/2016/5/10/chartex" xmlns:cx5="http://schemas.microsoft.com/office/drawing/2016/5/11/chartex" xmlns:cx6="http://schemas.microsoft.com/office/drawing/2016/5/12/chartex" xmlns:cx7="http://schemas.microsoft.com/office/drawing/2016/5/13/chartex" xmlns:cx8="http://schemas.microsoft.com/office/drawing/2016/5/14/chartex" xmlns:mc="http://schemas.openxmlformats.org/markup-compatibility/2006" xmlns:aink="http://schemas.microsoft.com/office/drawing/2016/ink" xmlns:am3d="http://schemas.microsoft.com/office/drawing/2017/model3d" xmlns:o="urn:schemas-microsoft-com:office:office" xmlns:oel="http://schemas.microsoft.com/office/2019/extlst" xmlns:r="http://schemas.openxmlformats.org/officeDocument/2006/relationships" xmlns:m="http://schemas.openxmlformats.org/officeDocument/2006/math" xmlns:v="urn:schemas-microsoft-com:vml" xmlns:wp14="http://schemas.microsoft.com/office/word/2010/wordprocessingDrawing" xmlns:wp="http://schemas.openxmlformats.org/drawingml/2006/wordprocessingDrawing" xmlns:w10="urn:schemas-microsoft-com:office:word" xmlns:w="http://schemas.openxmlformats.org/wordprocessingml/2006/main" xmlns:w14="http://schemas.microsoft.com/office/word/2010/wordml" xmlns:w15="http://schemas.microsoft.com/office/word/2012/wordml" xmlns:w16cex="http://schemas.microsoft.com/office/word/2018/wordml/cex" xmlns:w16cid="http://schemas.microsoft.com/office/word/2016/wordml/cid" xmlns:w16="http://schemas.microsoft.com/office/word/2018/wordml" xmlns:w16sdtdh="http://schemas.microsoft.com/office/word/2020/wordml/sdtdatahash" xmlns:w16se="http://schemas.microsoft.com/office/word/2015/wordml/symex" xmlns:wpg="http://schemas.microsoft.com/office/word/2010/wordprocessingGroup" xmlns:wpi="http://schemas.microsoft.com/office/word/2010/wordprocessingInk" xmlns:wne="http://schemas.microsoft.com/office/word/2006/wordml" xmlns:wps="http://schemas.microsoft.com/office/word/2010/wordprocessingShape" mc:Ignorable="w14 w15 w16se w16cid w16 w16cex w16sdtdh wp14">
+<w:document xmlns:wpc="http://schemas.microsoft.com/office/word/2010/wordprocessingCanvas" xmlns:cx="http://schemas.microsoft.com/office/drawing/2014/chartex" xmlns:cx1="http://schemas.microsoft.com/office/drawing/2015/9/8/chartex" xmlns:cx2="http://schemas.microsoft.com/office/drawing/2015/10/21/chartex" xmlns:cx3="http://schemas.microsoft.com/office/drawing/2016/5/9/chartex" xmlns:cx4="http://schemas.microsoft.com/office/drawing/2016/5/10/chartex" xmlns:cx5="http://schemas.microsoft.com/office/drawing/2016/5/11/chartex" xmlns:cx6="http://schemas.microsoft.com/office/drawing/2016/5/12/chartex" xmlns:cx7="http://schemas.microsoft.com/office/drawing/2016/5/13/chartex" xmlns:cx8="http://schemas.microsoft.com/office/drawing/2016/5/14/chartex" xmlns:mc="http://schemas.openxmlformats.org/markup-compatibility/2006" xmlns:aink="http://schemas.microsoft.com/office/drawing/2016/ink" xmlns:am3d="http://schemas.microsoft.com/office/drawing/2017/model3d" xmlns:o="urn:schemas-microsoft-com:office:office" xmlns:r="http://schemas.openxmlformats.org/officeDocument/2006/relationships" xmlns:m="http://schemas.openxmlformats.org/officeDocument/2006/math" xmlns:v="urn:schemas-microsoft-com:vml" xmlns:wp14="http://schemas.microsoft.com/office/word/2010/wordprocessingDrawing" xmlns:wp="http://schemas.openxmlformats.org/drawingml/2006/wordprocessingDrawing" xmlns:w10="urn:schemas-microsoft-com:office:word" xmlns:w="http://schemas.openxmlformats.org/wordprocessingml/2006/main" xmlns:w14="http://schemas.microsoft.com/office/word/2010/wordml" xmlns:w15="http://schemas.microsoft.com/office/word/2012/wordml" xmlns:w16cex="http://schemas.microsoft.com/office/word/2018/wordml/cex" xmlns:w16cid="http://schemas.microsoft.com/office/word/2016/wordml/cid" xmlns:w16="http://schemas.microsoft.com/office/word/2018/wordml" xmlns:w16sdtdh="http://schemas.microsoft.com/office/word/2020/wordml/sdtdatahash" xmlns:w16se="http://schemas.microsoft.com/office/word/2015/wordml/symex" xmlns:wpg="http://schemas.microsoft.com/office/word/2010/wordprocessingGroup" xmlns:wpi="http://schemas.microsoft.com/office/word/2010/wordprocessingInk" xmlns:wne="http://schemas.microsoft.com/office/word/2006/wordml" xmlns:wps="http://schemas.microsoft.com/office/word/2010/wordprocessingShape" mc:Ignorable="w14 w15 w16se w16cid w16 w16cex w16sdtdh wp14">
   <w:body>
     <w:p>
       <w:pPr>
@@ -291,7 +291,31 @@
                 <w:lang w:eastAsia="ru-RU"/>
                 <w14:ligatures w14:val="none"/>
               </w:rPr>
-              <w:t>Г.С. Армашова-Тельник</w:t>
+              <w:t xml:space="preserve">Г.С. </w:t>
+            </w:r>
+            <w:proofErr w:type="spellStart"/>
+            <w:r>
+              <w:rPr>
+                <w:rFonts w:ascii="Times New Roman" w:eastAsia="Times New Roman" w:hAnsi="Times New Roman" w:cs="Times New Roman"/>
+                <w:kern w:val="0"/>
+                <w:sz w:val="24"/>
+                <w:szCs w:val="24"/>
+                <w:lang w:eastAsia="ru-RU"/>
+                <w14:ligatures w14:val="none"/>
+              </w:rPr>
+              <w:t>Армашова</w:t>
+            </w:r>
+            <w:proofErr w:type="spellEnd"/>
+            <w:r>
+              <w:rPr>
+                <w:rFonts w:ascii="Times New Roman" w:eastAsia="Times New Roman" w:hAnsi="Times New Roman" w:cs="Times New Roman"/>
+                <w:kern w:val="0"/>
+                <w:sz w:val="24"/>
+                <w:szCs w:val="24"/>
+                <w:lang w:eastAsia="ru-RU"/>
+                <w14:ligatures w14:val="none"/>
+              </w:rPr>
+              <w:t>-Тельник</w:t>
             </w:r>
           </w:p>
         </w:tc>
@@ -1015,6 +1039,7 @@
               </w:rPr>
               <w:t xml:space="preserve">А. А. </w:t>
             </w:r>
+            <w:proofErr w:type="spellStart"/>
             <w:r>
               <w:rPr>
                 <w:rFonts w:ascii="Times New Roman" w:eastAsia="Times New Roman" w:hAnsi="Times New Roman" w:cs="Times New Roman"/>
@@ -1026,6 +1051,7 @@
               </w:rPr>
               <w:t>Оглуздин</w:t>
             </w:r>
+            <w:proofErr w:type="spellEnd"/>
             <w:r>
               <w:rPr>
                 <w:rFonts w:ascii="Times New Roman" w:eastAsia="Times New Roman" w:hAnsi="Times New Roman" w:cs="Times New Roman"/>
@@ -1139,6 +1165,7 @@
               </w:rPr>
               <w:t xml:space="preserve">. </w:t>
             </w:r>
+            <w:proofErr w:type="spellStart"/>
             <w:r>
               <w:rPr>
                 <w:rFonts w:ascii="Times New Roman" w:eastAsia="Times New Roman" w:hAnsi="Times New Roman" w:cs="Times New Roman"/>
@@ -1150,6 +1177,7 @@
               </w:rPr>
               <w:t>Халикова</w:t>
             </w:r>
+            <w:proofErr w:type="spellEnd"/>
           </w:p>
         </w:tc>
       </w:tr>
@@ -1929,7 +1957,27 @@
           <w:bCs w:val="0"/>
           <w:color w:val="0D0D0D"/>
         </w:rPr>
-        <w:t>Common Sense Media (2023)</w:t>
+        <w:t xml:space="preserve">Common </w:t>
+      </w:r>
+      <w:proofErr w:type="spellStart"/>
+      <w:r>
+        <w:rPr>
+          <w:rStyle w:val="af"/>
+          <w:b w:val="0"/>
+          <w:bCs w:val="0"/>
+          <w:color w:val="0D0D0D"/>
+        </w:rPr>
+        <w:t>Sense</w:t>
+      </w:r>
+      <w:proofErr w:type="spellEnd"/>
+      <w:r>
+        <w:rPr>
+          <w:rStyle w:val="af"/>
+          <w:b w:val="0"/>
+          <w:bCs w:val="0"/>
+          <w:color w:val="0D0D0D"/>
+        </w:rPr>
+        <w:t xml:space="preserve"> Media (2023)</w:t>
       </w:r>
       <w:r>
         <w:rPr>
@@ -2002,7 +2050,21 @@
         <w:rPr>
           <w:color w:val="0D0D0D"/>
         </w:rPr>
-        <w:t>Развитие цифровых образовательных решений подтверждается ростом рынка EdTech.</w:t>
+        <w:t xml:space="preserve">Развитие цифровых образовательных решений подтверждается ростом рынка </w:t>
+      </w:r>
+      <w:proofErr w:type="spellStart"/>
+      <w:r>
+        <w:rPr>
+          <w:color w:val="0D0D0D"/>
+        </w:rPr>
+        <w:t>EdTech</w:t>
+      </w:r>
+      <w:proofErr w:type="spellEnd"/>
+      <w:r>
+        <w:rPr>
+          <w:color w:val="0D0D0D"/>
+        </w:rPr>
+        <w:t>.</w:t>
       </w:r>
     </w:p>
     <w:p>
@@ -7212,7 +7274,7 @@
               </wp:anchor>
             </w:drawing>
           </mc:Choice>
-          <mc:Fallback>
+          <mc:Fallback xmlns:oel="http://schemas.microsoft.com/office/2019/extlst">
             <w:pict>
               <v:group w14:anchorId="4AFA74D3" id="Группа 195" o:spid="_x0000_s1026" style="position:absolute;left:0;text-align:left;margin-left:0;margin-top:21.6pt;width:530pt;height:523pt;z-index:251811840;mso-position-horizontal:center;mso-position-horizontal-relative:margin" coordsize="67310,66421" o:gfxdata="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">
                 <v:rect id="Прямоугольник 3" o:spid="_x0000_s1027" style="position:absolute;left:26670;top:27305;width:12825;height:4631;visibility:visible;mso-wrap-style:square;v-text-anchor:middle" o:gfxdata="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" fillcolor="#4472c4 [3204]" strokecolor="#1f3763 [1604]" strokeweight="1pt">
@@ -8782,7 +8844,43 @@
           <w:sz w:val="24"/>
           <w:szCs w:val="24"/>
         </w:rPr>
-        <w:t xml:space="preserve">Результат mind map </w:t>
+        <w:t xml:space="preserve">Результат </w:t>
+      </w:r>
+      <w:proofErr w:type="spellStart"/>
+      <w:r>
+        <w:rPr>
+          <w:rFonts w:ascii="Times New Roman" w:hAnsi="Times New Roman" w:cs="Times New Roman"/>
+          <w:sz w:val="24"/>
+          <w:szCs w:val="24"/>
+        </w:rPr>
+        <w:t>mind</w:t>
+      </w:r>
+      <w:proofErr w:type="spellEnd"/>
+      <w:r>
+        <w:rPr>
+          <w:rFonts w:ascii="Times New Roman" w:hAnsi="Times New Roman" w:cs="Times New Roman"/>
+          <w:sz w:val="24"/>
+          <w:szCs w:val="24"/>
+        </w:rPr>
+        <w:t xml:space="preserve"> </w:t>
+      </w:r>
+      <w:proofErr w:type="spellStart"/>
+      <w:r>
+        <w:rPr>
+          <w:rFonts w:ascii="Times New Roman" w:hAnsi="Times New Roman" w:cs="Times New Roman"/>
+          <w:sz w:val="24"/>
+          <w:szCs w:val="24"/>
+        </w:rPr>
+        <w:t>map</w:t>
+      </w:r>
+      <w:proofErr w:type="spellEnd"/>
+      <w:r>
+        <w:rPr>
+          <w:rFonts w:ascii="Times New Roman" w:hAnsi="Times New Roman" w:cs="Times New Roman"/>
+          <w:sz w:val="24"/>
+          <w:szCs w:val="24"/>
+        </w:rPr>
+        <w:t xml:space="preserve"> </w:t>
       </w:r>
       <w:r>
         <w:rPr>
@@ -9577,7 +9675,25 @@
           <w:sz w:val="24"/>
           <w:szCs w:val="24"/>
         </w:rPr>
-        <w:t>удаление некорректных или дублирующихся материалов;</w:t>
+        <w:t xml:space="preserve">удаление некорректных или </w:t>
+      </w:r>
+      <w:proofErr w:type="spellStart"/>
+      <w:r>
+        <w:rPr>
+          <w:rFonts w:ascii="Times New Roman" w:hAnsi="Times New Roman" w:cs="Times New Roman"/>
+          <w:sz w:val="24"/>
+          <w:szCs w:val="24"/>
+        </w:rPr>
+        <w:t>дублирующихся</w:t>
+      </w:r>
+      <w:proofErr w:type="spellEnd"/>
+      <w:r>
+        <w:rPr>
+          <w:rFonts w:ascii="Times New Roman" w:hAnsi="Times New Roman" w:cs="Times New Roman"/>
+          <w:sz w:val="24"/>
+          <w:szCs w:val="24"/>
+        </w:rPr>
+        <w:t xml:space="preserve"> материалов;</w:t>
       </w:r>
     </w:p>
     <w:p>
@@ -10023,7 +10139,25 @@
           <w:sz w:val="24"/>
           <w:szCs w:val="24"/>
         </w:rPr>
-        <w:t>S (Specific — конкретность):</w:t>
+        <w:t>S (</w:t>
+      </w:r>
+      <w:proofErr w:type="spellStart"/>
+      <w:r>
+        <w:rPr>
+          <w:rFonts w:ascii="Times New Roman" w:hAnsi="Times New Roman" w:cs="Times New Roman"/>
+          <w:sz w:val="24"/>
+          <w:szCs w:val="24"/>
+        </w:rPr>
+        <w:t>Specific</w:t>
+      </w:r>
+      <w:proofErr w:type="spellEnd"/>
+      <w:r>
+        <w:rPr>
+          <w:rFonts w:ascii="Times New Roman" w:hAnsi="Times New Roman" w:cs="Times New Roman"/>
+          <w:sz w:val="24"/>
+          <w:szCs w:val="24"/>
+        </w:rPr>
+        <w:t xml:space="preserve"> — конкретность):</w:t>
       </w:r>
     </w:p>
     <w:p>
@@ -10095,7 +10229,25 @@
           <w:sz w:val="24"/>
           <w:szCs w:val="24"/>
         </w:rPr>
-        <w:t>M (Measurable — измеримость):</w:t>
+        <w:t>M (</w:t>
+      </w:r>
+      <w:proofErr w:type="spellStart"/>
+      <w:r>
+        <w:rPr>
+          <w:rFonts w:ascii="Times New Roman" w:hAnsi="Times New Roman" w:cs="Times New Roman"/>
+          <w:sz w:val="24"/>
+          <w:szCs w:val="24"/>
+        </w:rPr>
+        <w:t>Measurable</w:t>
+      </w:r>
+      <w:proofErr w:type="spellEnd"/>
+      <w:r>
+        <w:rPr>
+          <w:rFonts w:ascii="Times New Roman" w:hAnsi="Times New Roman" w:cs="Times New Roman"/>
+          <w:sz w:val="24"/>
+          <w:szCs w:val="24"/>
+        </w:rPr>
+        <w:t xml:space="preserve"> — измеримость):</w:t>
       </w:r>
     </w:p>
     <w:p>
@@ -10255,7 +10407,25 @@
           <w:sz w:val="24"/>
           <w:szCs w:val="24"/>
         </w:rPr>
-        <w:t>A (Achievable — достижимость):</w:t>
+        <w:t>A (</w:t>
+      </w:r>
+      <w:proofErr w:type="spellStart"/>
+      <w:r>
+        <w:rPr>
+          <w:rFonts w:ascii="Times New Roman" w:hAnsi="Times New Roman" w:cs="Times New Roman"/>
+          <w:sz w:val="24"/>
+          <w:szCs w:val="24"/>
+        </w:rPr>
+        <w:t>Achievable</w:t>
+      </w:r>
+      <w:proofErr w:type="spellEnd"/>
+      <w:r>
+        <w:rPr>
+          <w:rFonts w:ascii="Times New Roman" w:hAnsi="Times New Roman" w:cs="Times New Roman"/>
+          <w:sz w:val="24"/>
+          <w:szCs w:val="24"/>
+        </w:rPr>
+        <w:t xml:space="preserve"> — достижимость):</w:t>
       </w:r>
     </w:p>
     <w:p>
@@ -10311,7 +10481,25 @@
           <w:sz w:val="24"/>
           <w:szCs w:val="24"/>
         </w:rPr>
-        <w:t>R (Relevant — релевантность):</w:t>
+        <w:t>R (</w:t>
+      </w:r>
+      <w:proofErr w:type="spellStart"/>
+      <w:r>
+        <w:rPr>
+          <w:rFonts w:ascii="Times New Roman" w:hAnsi="Times New Roman" w:cs="Times New Roman"/>
+          <w:sz w:val="24"/>
+          <w:szCs w:val="24"/>
+        </w:rPr>
+        <w:t>Relevant</w:t>
+      </w:r>
+      <w:proofErr w:type="spellEnd"/>
+      <w:r>
+        <w:rPr>
+          <w:rFonts w:ascii="Times New Roman" w:hAnsi="Times New Roman" w:cs="Times New Roman"/>
+          <w:sz w:val="24"/>
+          <w:szCs w:val="24"/>
+        </w:rPr>
+        <w:t xml:space="preserve"> — релевантность):</w:t>
       </w:r>
     </w:p>
     <w:p>
@@ -10360,7 +10548,25 @@
           <w:sz w:val="24"/>
           <w:szCs w:val="24"/>
         </w:rPr>
-        <w:t>T (Time-bound — ограниченность по времени):</w:t>
+        <w:t>T (Time-</w:t>
+      </w:r>
+      <w:proofErr w:type="spellStart"/>
+      <w:r>
+        <w:rPr>
+          <w:rFonts w:ascii="Times New Roman" w:hAnsi="Times New Roman" w:cs="Times New Roman"/>
+          <w:sz w:val="24"/>
+          <w:szCs w:val="24"/>
+        </w:rPr>
+        <w:t>bound</w:t>
+      </w:r>
+      <w:proofErr w:type="spellEnd"/>
+      <w:r>
+        <w:rPr>
+          <w:rFonts w:ascii="Times New Roman" w:hAnsi="Times New Roman" w:cs="Times New Roman"/>
+          <w:sz w:val="24"/>
+          <w:szCs w:val="24"/>
+        </w:rPr>
+        <w:t xml:space="preserve"> — ограниченность по времени):</w:t>
       </w:r>
     </w:p>
     <w:p>
@@ -10548,6 +10754,18 @@
       <w:pPr>
         <w:spacing w:after="0" w:line="360" w:lineRule="auto"/>
         <w:ind w:left="709"/>
+        <w:jc w:val="both"/>
+        <w:rPr>
+          <w:rFonts w:ascii="Times New Roman" w:hAnsi="Times New Roman" w:cs="Times New Roman"/>
+          <w:sz w:val="24"/>
+          <w:szCs w:val="24"/>
+        </w:rPr>
+      </w:pPr>
+    </w:p>
+    <w:p>
+      <w:pPr>
+        <w:spacing w:after="0" w:line="360" w:lineRule="auto"/>
+        <w:ind w:left="709"/>
         <w:jc w:val="center"/>
         <w:rPr>
           <w:rFonts w:ascii="Times New Roman" w:hAnsi="Times New Roman" w:cs="Times New Roman"/>
@@ -10746,7 +10964,25 @@
           <w:sz w:val="24"/>
           <w:szCs w:val="24"/>
         </w:rPr>
-        <w:t>Политические факторы (P – Political)</w:t>
+        <w:t xml:space="preserve">Политические факторы (P – </w:t>
+      </w:r>
+      <w:proofErr w:type="spellStart"/>
+      <w:r>
+        <w:rPr>
+          <w:rFonts w:ascii="Times New Roman" w:hAnsi="Times New Roman" w:cs="Times New Roman"/>
+          <w:sz w:val="24"/>
+          <w:szCs w:val="24"/>
+        </w:rPr>
+        <w:t>Political</w:t>
+      </w:r>
+      <w:proofErr w:type="spellEnd"/>
+      <w:r>
+        <w:rPr>
+          <w:rFonts w:ascii="Times New Roman" w:hAnsi="Times New Roman" w:cs="Times New Roman"/>
+          <w:sz w:val="24"/>
+          <w:szCs w:val="24"/>
+        </w:rPr>
+        <w:t>)</w:t>
       </w:r>
     </w:p>
     <w:p>
@@ -11454,7 +11690,25 @@
           <w:sz w:val="24"/>
           <w:szCs w:val="24"/>
         </w:rPr>
-        <w:t>Технологические факторы (T – Technological)</w:t>
+        <w:t xml:space="preserve">Технологические факторы (T – </w:t>
+      </w:r>
+      <w:proofErr w:type="spellStart"/>
+      <w:r>
+        <w:rPr>
+          <w:rFonts w:ascii="Times New Roman" w:hAnsi="Times New Roman" w:cs="Times New Roman"/>
+          <w:sz w:val="24"/>
+          <w:szCs w:val="24"/>
+        </w:rPr>
+        <w:t>Technological</w:t>
+      </w:r>
+      <w:proofErr w:type="spellEnd"/>
+      <w:r>
+        <w:rPr>
+          <w:rFonts w:ascii="Times New Roman" w:hAnsi="Times New Roman" w:cs="Times New Roman"/>
+          <w:sz w:val="24"/>
+          <w:szCs w:val="24"/>
+        </w:rPr>
+        <w:t>)</w:t>
       </w:r>
     </w:p>
     <w:p>
@@ -12572,8 +12826,20 @@
           <w:szCs w:val="24"/>
           <w:shd w:val="clear" w:color="auto" w:fill="FFFFFF"/>
         </w:rPr>
-        <w:t>Диаграмма Ганта</w:t>
-      </w:r>
+        <w:t xml:space="preserve">Диаграмма </w:t>
+      </w:r>
+      <w:proofErr w:type="spellStart"/>
+      <w:r>
+        <w:rPr>
+          <w:rFonts w:ascii="Times New Roman" w:hAnsi="Times New Roman" w:cs="Times New Roman"/>
+          <w:color w:val="0D0D0D"/>
+          <w:sz w:val="24"/>
+          <w:szCs w:val="24"/>
+          <w:shd w:val="clear" w:color="auto" w:fill="FFFFFF"/>
+        </w:rPr>
+        <w:t>Ганта</w:t>
+      </w:r>
+      <w:proofErr w:type="spellEnd"/>
     </w:p>
     <w:p>
       <w:pPr>
@@ -12583,7 +12849,15 @@
         <w:jc w:val="both"/>
       </w:pPr>
       <w:r>
-        <w:t>Диаграмма Ганта используется для планирования и визуализации этапов выполнения проекта, а также для определения сроков выполнения отдельных задач и их последовательности.</w:t>
+        <w:t xml:space="preserve">Диаграмма </w:t>
+      </w:r>
+      <w:proofErr w:type="spellStart"/>
+      <w:r>
+        <w:t>Ганта</w:t>
+      </w:r>
+      <w:proofErr w:type="spellEnd"/>
+      <w:r>
+        <w:t xml:space="preserve"> используется для планирования и визуализации этапов выполнения проекта, а также для определения сроков выполнения отдельных задач и их последовательности.</w:t>
       </w:r>
     </w:p>
     <w:p>
@@ -12723,7 +12997,29 @@
           <w:szCs w:val="24"/>
           <w:shd w:val="clear" w:color="auto" w:fill="FFFFFF"/>
         </w:rPr>
-        <w:t>В таблице 1 представлена диаграмма Ганта, представленная в табличном формате</w:t>
+        <w:t xml:space="preserve">В таблице 1 представлена диаграмма </w:t>
+      </w:r>
+      <w:proofErr w:type="spellStart"/>
+      <w:r>
+        <w:rPr>
+          <w:rFonts w:ascii="Times New Roman" w:hAnsi="Times New Roman" w:cs="Times New Roman"/>
+          <w:color w:val="0D0D0D"/>
+          <w:sz w:val="24"/>
+          <w:szCs w:val="24"/>
+          <w:shd w:val="clear" w:color="auto" w:fill="FFFFFF"/>
+        </w:rPr>
+        <w:t>Ганта</w:t>
+      </w:r>
+      <w:proofErr w:type="spellEnd"/>
+      <w:r>
+        <w:rPr>
+          <w:rFonts w:ascii="Times New Roman" w:hAnsi="Times New Roman" w:cs="Times New Roman"/>
+          <w:color w:val="0D0D0D"/>
+          <w:sz w:val="24"/>
+          <w:szCs w:val="24"/>
+          <w:shd w:val="clear" w:color="auto" w:fill="FFFFFF"/>
+        </w:rPr>
+        <w:t>, представленная в табличном формате</w:t>
       </w:r>
     </w:p>
     <w:p>
@@ -12800,8 +13096,19 @@
           <w:sz w:val="24"/>
           <w:szCs w:val="24"/>
         </w:rPr>
-        <w:t xml:space="preserve"> - Диаграмма Ганта</w:t>
-      </w:r>
+        <w:t xml:space="preserve"> - Диаграмма </w:t>
+      </w:r>
+      <w:proofErr w:type="spellStart"/>
+      <w:r>
+        <w:rPr>
+          <w:rFonts w:ascii="Times New Roman" w:hAnsi="Times New Roman" w:cs="Times New Roman"/>
+          <w:color w:val="auto"/>
+          <w:sz w:val="24"/>
+          <w:szCs w:val="24"/>
+        </w:rPr>
+        <w:t>Ганта</w:t>
+      </w:r>
+      <w:proofErr w:type="spellEnd"/>
     </w:p>
     <w:tbl>
       <w:tblPr>
@@ -14637,8 +14944,42 @@
           <w:szCs w:val="24"/>
           <w:shd w:val="clear" w:color="auto" w:fill="FFFFFF"/>
         </w:rPr>
-        <w:t>Модель Остервальдера и Пинье</w:t>
-      </w:r>
+        <w:t xml:space="preserve">Модель </w:t>
+      </w:r>
+      <w:proofErr w:type="spellStart"/>
+      <w:r>
+        <w:rPr>
+          <w:rFonts w:ascii="Times New Roman" w:hAnsi="Times New Roman" w:cs="Times New Roman"/>
+          <w:color w:val="0D0D0D"/>
+          <w:sz w:val="24"/>
+          <w:szCs w:val="24"/>
+          <w:shd w:val="clear" w:color="auto" w:fill="FFFFFF"/>
+        </w:rPr>
+        <w:t>Остервальдера</w:t>
+      </w:r>
+      <w:proofErr w:type="spellEnd"/>
+      <w:r>
+        <w:rPr>
+          <w:rFonts w:ascii="Times New Roman" w:hAnsi="Times New Roman" w:cs="Times New Roman"/>
+          <w:color w:val="0D0D0D"/>
+          <w:sz w:val="24"/>
+          <w:szCs w:val="24"/>
+          <w:shd w:val="clear" w:color="auto" w:fill="FFFFFF"/>
+        </w:rPr>
+        <w:t xml:space="preserve"> и </w:t>
+      </w:r>
+      <w:proofErr w:type="spellStart"/>
+      <w:r>
+        <w:rPr>
+          <w:rFonts w:ascii="Times New Roman" w:hAnsi="Times New Roman" w:cs="Times New Roman"/>
+          <w:color w:val="0D0D0D"/>
+          <w:sz w:val="24"/>
+          <w:szCs w:val="24"/>
+          <w:shd w:val="clear" w:color="auto" w:fill="FFFFFF"/>
+        </w:rPr>
+        <w:t>Пинье</w:t>
+      </w:r>
+      <w:proofErr w:type="spellEnd"/>
     </w:p>
     <w:p>
       <w:pPr>
@@ -15032,7 +15373,23 @@
         <w:t>М</w:t>
       </w:r>
       <w:r>
-        <w:t>обильное приложение (Android / iOS);</w:t>
+        <w:t>обильное приложение (</w:t>
+      </w:r>
+      <w:proofErr w:type="spellStart"/>
+      <w:r>
+        <w:t>Android</w:t>
+      </w:r>
+      <w:proofErr w:type="spellEnd"/>
+      <w:r>
+        <w:t xml:space="preserve"> / </w:t>
+      </w:r>
+      <w:proofErr w:type="spellStart"/>
+      <w:r>
+        <w:t>iOS</w:t>
+      </w:r>
+      <w:proofErr w:type="spellEnd"/>
+      <w:r>
+        <w:t>);</w:t>
       </w:r>
     </w:p>
     <w:p>
@@ -15086,7 +15443,15 @@
         <w:t>Р</w:t>
       </w:r>
       <w:r>
-        <w:t>екомендации пользователей (peer-to-peer распространение).</w:t>
+        <w:t>екомендации пользователей (</w:t>
+      </w:r>
+      <w:proofErr w:type="spellStart"/>
+      <w:r>
+        <w:t>peer-to-peer</w:t>
+      </w:r>
+      <w:proofErr w:type="spellEnd"/>
+      <w:r>
+        <w:t xml:space="preserve"> распространение).</w:t>
       </w:r>
     </w:p>
     <w:p>
@@ -20870,7 +21235,7 @@
               </wp:inline>
             </w:drawing>
           </mc:Choice>
-          <mc:Fallback>
+          <mc:Fallback xmlns:oel="http://schemas.microsoft.com/office/2019/extlst">
             <w:pict>
               <v:group w14:anchorId="267845C9" id="Группа 31" o:spid="_x0000_s1126" style="width:399.05pt;height:134.45pt;mso-position-horizontal-relative:char;mso-position-vertical-relative:line" coordorigin=",-2400" coordsize="50685,17078" o:gfxdata="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">
                 <v:shape id="Прямая со стрелкой 30" o:spid="_x0000_s1127" type="#_x0000_t32" style="position:absolute;left:12743;top:1988;width:3388;height:2309;flip:y;visibility:visible;mso-wrap-style:square" o:connectortype="straight" o:gfxdata="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" strokecolor="#4472c4 [3204]" strokeweight=".5pt">
@@ -23217,7 +23582,7 @@
               </wp:anchor>
             </w:drawing>
           </mc:Choice>
-          <mc:Fallback>
+          <mc:Fallback xmlns:oel="http://schemas.microsoft.com/office/2019/extlst">
             <w:pict>
               <v:group w14:anchorId="5D8F8BB2" id="Группа 118" o:spid="_x0000_s1146" style="position:absolute;left:0;text-align:left;margin-left:0;margin-top:23.1pt;width:542pt;height:389.85pt;z-index:251657216;mso-position-horizontal:center;mso-position-horizontal-relative:margin;mso-position-vertical-relative:text" coordsize="73331,55527" o:gfxdata="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">
                 <v:shape id="Прямая со стрелкой 32" o:spid="_x0000_s1147" type="#_x0000_t32" style="position:absolute;left:13716;top:28050;width:41821;height:267;visibility:visible;mso-wrap-style:square" o:connectortype="straight" o:gfxdata="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" strokecolor="black [3200]" strokeweight=".5pt">
@@ -23952,7 +24317,25 @@
           <w:sz w:val="24"/>
           <w:szCs w:val="24"/>
         </w:rPr>
-        <w:t>Рисунок 4 – Причинно – следственная диаграмма</w:t>
+        <w:t xml:space="preserve">Рисунок 4 – </w:t>
+      </w:r>
+      <w:proofErr w:type="spellStart"/>
+      <w:r>
+        <w:rPr>
+          <w:rFonts w:ascii="Times New Roman" w:hAnsi="Times New Roman" w:cs="Times New Roman"/>
+          <w:sz w:val="24"/>
+          <w:szCs w:val="24"/>
+        </w:rPr>
+        <w:t>Причинно</w:t>
+      </w:r>
+      <w:proofErr w:type="spellEnd"/>
+      <w:r>
+        <w:rPr>
+          <w:rFonts w:ascii="Times New Roman" w:hAnsi="Times New Roman" w:cs="Times New Roman"/>
+          <w:sz w:val="24"/>
+          <w:szCs w:val="24"/>
+        </w:rPr>
+        <w:t xml:space="preserve"> – следственная диаграмма</w:t>
       </w:r>
     </w:p>
     <w:p>
@@ -24224,23 +24607,3351 @@
     </w:p>
     <w:p>
       <w:pPr>
+        <w:pStyle w:val="aa"/>
+        <w:numPr>
+          <w:ilvl w:val="0"/>
+          <w:numId w:val="2"/>
+        </w:numPr>
         <w:spacing w:after="0" w:line="360" w:lineRule="auto"/>
-        <w:rPr>
-          <w:rFonts w:ascii="Times New Roman" w:hAnsi="Times New Roman" w:cs="Times New Roman"/>
-          <w:sz w:val="24"/>
-          <w:szCs w:val="24"/>
-        </w:rPr>
-      </w:pPr>
+        <w:ind w:left="0" w:firstLine="709"/>
+        <w:rPr>
+          <w:rFonts w:ascii="Times New Roman" w:hAnsi="Times New Roman" w:cs="Times New Roman"/>
+          <w:b/>
+          <w:bCs/>
+          <w:sz w:val="24"/>
+          <w:szCs w:val="24"/>
+        </w:rPr>
+      </w:pPr>
+      <w:r>
+        <w:rPr>
+          <w:rFonts w:ascii="Times New Roman" w:hAnsi="Times New Roman" w:cs="Times New Roman"/>
+          <w:b/>
+          <w:bCs/>
+          <w:sz w:val="24"/>
+          <w:szCs w:val="24"/>
+        </w:rPr>
+        <w:t>Анализ рисков</w:t>
+      </w:r>
+      <w:r>
+        <w:rPr>
+          <w:rFonts w:ascii="Times New Roman" w:hAnsi="Times New Roman" w:cs="Times New Roman"/>
+          <w:b/>
+          <w:bCs/>
+          <w:sz w:val="24"/>
+          <w:szCs w:val="24"/>
+        </w:rPr>
+        <w:t xml:space="preserve"> </w:t>
+      </w:r>
     </w:p>
     <w:p>
       <w:pPr>
         <w:spacing w:after="0" w:line="360" w:lineRule="auto"/>
-        <w:rPr>
-          <w:rFonts w:ascii="Times New Roman" w:hAnsi="Times New Roman" w:cs="Times New Roman"/>
-          <w:sz w:val="24"/>
-          <w:szCs w:val="24"/>
-        </w:rPr>
-      </w:pPr>
+        <w:ind w:firstLine="709"/>
+        <w:rPr>
+          <w:rFonts w:ascii="Times New Roman" w:hAnsi="Times New Roman" w:cs="Times New Roman"/>
+          <w:sz w:val="24"/>
+          <w:szCs w:val="24"/>
+        </w:rPr>
+      </w:pPr>
+      <w:r>
+        <w:rPr>
+          <w:rFonts w:ascii="Times New Roman" w:hAnsi="Times New Roman" w:cs="Times New Roman"/>
+          <w:sz w:val="24"/>
+          <w:szCs w:val="24"/>
+        </w:rPr>
+        <w:t>Реализация проекта по разработке мобильного приложения для обмена учебными материалами между студентами может сопровождаться различными рисками. Для их выявления и оценки проводится анализ рисков, который позволяет определить возможные неблагоприятные события, вероятность их возникновения и степень влияния на проект.</w:t>
+      </w:r>
+    </w:p>
+    <w:p>
+      <w:pPr>
+        <w:spacing w:after="0" w:line="360" w:lineRule="auto"/>
+        <w:ind w:firstLine="709"/>
+        <w:rPr>
+          <w:rFonts w:ascii="Times New Roman" w:hAnsi="Times New Roman" w:cs="Times New Roman"/>
+          <w:sz w:val="24"/>
+          <w:szCs w:val="24"/>
+        </w:rPr>
+      </w:pPr>
+      <w:r>
+        <w:rPr>
+          <w:rFonts w:ascii="Times New Roman" w:hAnsi="Times New Roman" w:cs="Times New Roman"/>
+          <w:sz w:val="24"/>
+          <w:szCs w:val="24"/>
+        </w:rPr>
+        <w:t>Для оценки рисков используется матрица рисков, позволяющая определить приоритетность управления рисками и разработать соответствующие меры по их предотвращению или минимизации.</w:t>
+      </w:r>
+    </w:p>
+    <w:p>
+      <w:pPr>
+        <w:spacing w:after="0" w:line="360" w:lineRule="auto"/>
+        <w:ind w:firstLine="709"/>
+        <w:rPr>
+          <w:rFonts w:ascii="Times New Roman" w:hAnsi="Times New Roman" w:cs="Times New Roman"/>
+          <w:sz w:val="24"/>
+          <w:szCs w:val="24"/>
+        </w:rPr>
+      </w:pPr>
+    </w:p>
+    <w:p>
+      <w:pPr>
+        <w:spacing w:after="0" w:line="360" w:lineRule="auto"/>
+        <w:ind w:firstLine="709"/>
+        <w:rPr>
+          <w:rFonts w:ascii="Times New Roman" w:hAnsi="Times New Roman" w:cs="Times New Roman"/>
+          <w:sz w:val="24"/>
+          <w:szCs w:val="24"/>
+        </w:rPr>
+      </w:pPr>
+    </w:p>
+    <w:p>
+      <w:pPr>
+        <w:spacing w:after="0" w:line="360" w:lineRule="auto"/>
+        <w:ind w:firstLine="709"/>
+        <w:rPr>
+          <w:rFonts w:ascii="Times New Roman" w:hAnsi="Times New Roman" w:cs="Times New Roman"/>
+          <w:sz w:val="24"/>
+          <w:szCs w:val="24"/>
+        </w:rPr>
+      </w:pPr>
+      <w:r>
+        <w:rPr>
+          <w:rFonts w:ascii="Times New Roman" w:hAnsi="Times New Roman" w:cs="Times New Roman"/>
+          <w:sz w:val="24"/>
+          <w:szCs w:val="24"/>
+        </w:rPr>
+        <w:lastRenderedPageBreak/>
+        <w:t>10.1 Основные виды рисков проекта</w:t>
+      </w:r>
+    </w:p>
+    <w:p>
+      <w:pPr>
+        <w:spacing w:after="0" w:line="360" w:lineRule="auto"/>
+        <w:ind w:firstLine="709"/>
+        <w:rPr>
+          <w:rFonts w:ascii="Times New Roman" w:hAnsi="Times New Roman" w:cs="Times New Roman"/>
+          <w:sz w:val="24"/>
+          <w:szCs w:val="24"/>
+        </w:rPr>
+      </w:pPr>
+      <w:r>
+        <w:rPr>
+          <w:rFonts w:ascii="Times New Roman" w:hAnsi="Times New Roman" w:cs="Times New Roman"/>
+          <w:sz w:val="24"/>
+          <w:szCs w:val="24"/>
+        </w:rPr>
+        <w:t>В процессе реализации проекта могут возникнуть следующие основные группы рисков:</w:t>
+      </w:r>
+    </w:p>
+    <w:p>
+      <w:pPr>
+        <w:pStyle w:val="aa"/>
+        <w:numPr>
+          <w:ilvl w:val="0"/>
+          <w:numId w:val="18"/>
+        </w:numPr>
+        <w:spacing w:after="0" w:line="360" w:lineRule="auto"/>
+        <w:ind w:left="0" w:firstLine="709"/>
+        <w:rPr>
+          <w:rFonts w:ascii="Times New Roman" w:hAnsi="Times New Roman" w:cs="Times New Roman"/>
+          <w:sz w:val="24"/>
+          <w:szCs w:val="24"/>
+        </w:rPr>
+      </w:pPr>
+      <w:r>
+        <w:rPr>
+          <w:rFonts w:ascii="Times New Roman" w:hAnsi="Times New Roman" w:cs="Times New Roman"/>
+          <w:sz w:val="24"/>
+          <w:szCs w:val="24"/>
+        </w:rPr>
+        <w:t>технические риски</w:t>
+      </w:r>
+    </w:p>
+    <w:p>
+      <w:pPr>
+        <w:pStyle w:val="aa"/>
+        <w:numPr>
+          <w:ilvl w:val="0"/>
+          <w:numId w:val="18"/>
+        </w:numPr>
+        <w:spacing w:after="0" w:line="360" w:lineRule="auto"/>
+        <w:ind w:left="0" w:firstLine="709"/>
+        <w:rPr>
+          <w:rFonts w:ascii="Times New Roman" w:hAnsi="Times New Roman" w:cs="Times New Roman"/>
+          <w:sz w:val="24"/>
+          <w:szCs w:val="24"/>
+        </w:rPr>
+      </w:pPr>
+      <w:r>
+        <w:rPr>
+          <w:rFonts w:ascii="Times New Roman" w:hAnsi="Times New Roman" w:cs="Times New Roman"/>
+          <w:sz w:val="24"/>
+          <w:szCs w:val="24"/>
+        </w:rPr>
+        <w:t>организационные риски</w:t>
+      </w:r>
+    </w:p>
+    <w:p>
+      <w:pPr>
+        <w:pStyle w:val="aa"/>
+        <w:numPr>
+          <w:ilvl w:val="0"/>
+          <w:numId w:val="18"/>
+        </w:numPr>
+        <w:spacing w:after="0" w:line="360" w:lineRule="auto"/>
+        <w:ind w:left="0" w:firstLine="709"/>
+        <w:rPr>
+          <w:rFonts w:ascii="Times New Roman" w:hAnsi="Times New Roman" w:cs="Times New Roman"/>
+          <w:sz w:val="24"/>
+          <w:szCs w:val="24"/>
+        </w:rPr>
+      </w:pPr>
+      <w:r>
+        <w:rPr>
+          <w:rFonts w:ascii="Times New Roman" w:hAnsi="Times New Roman" w:cs="Times New Roman"/>
+          <w:sz w:val="24"/>
+          <w:szCs w:val="24"/>
+        </w:rPr>
+        <w:t>финансовые риски</w:t>
+      </w:r>
+    </w:p>
+    <w:p>
+      <w:pPr>
+        <w:pStyle w:val="aa"/>
+        <w:numPr>
+          <w:ilvl w:val="0"/>
+          <w:numId w:val="18"/>
+        </w:numPr>
+        <w:spacing w:after="0" w:line="360" w:lineRule="auto"/>
+        <w:ind w:left="0" w:firstLine="709"/>
+        <w:rPr>
+          <w:rFonts w:ascii="Times New Roman" w:hAnsi="Times New Roman" w:cs="Times New Roman"/>
+          <w:sz w:val="24"/>
+          <w:szCs w:val="24"/>
+        </w:rPr>
+      </w:pPr>
+      <w:r>
+        <w:rPr>
+          <w:rFonts w:ascii="Times New Roman" w:hAnsi="Times New Roman" w:cs="Times New Roman"/>
+          <w:sz w:val="24"/>
+          <w:szCs w:val="24"/>
+        </w:rPr>
+        <w:t>правовые риски</w:t>
+      </w:r>
+    </w:p>
+    <w:p>
+      <w:pPr>
+        <w:pStyle w:val="aa"/>
+        <w:numPr>
+          <w:ilvl w:val="0"/>
+          <w:numId w:val="18"/>
+        </w:numPr>
+        <w:spacing w:after="0" w:line="360" w:lineRule="auto"/>
+        <w:ind w:left="0" w:firstLine="709"/>
+        <w:rPr>
+          <w:rFonts w:ascii="Times New Roman" w:hAnsi="Times New Roman" w:cs="Times New Roman"/>
+          <w:sz w:val="24"/>
+          <w:szCs w:val="24"/>
+        </w:rPr>
+      </w:pPr>
+      <w:r>
+        <w:rPr>
+          <w:rFonts w:ascii="Times New Roman" w:hAnsi="Times New Roman" w:cs="Times New Roman"/>
+          <w:sz w:val="24"/>
+          <w:szCs w:val="24"/>
+        </w:rPr>
+        <w:t>пользовательские риски</w:t>
+      </w:r>
+    </w:p>
+    <w:p>
+      <w:pPr>
+        <w:spacing w:after="0" w:line="360" w:lineRule="auto"/>
+        <w:ind w:firstLine="709"/>
+        <w:rPr>
+          <w:rFonts w:ascii="Times New Roman" w:hAnsi="Times New Roman" w:cs="Times New Roman"/>
+          <w:sz w:val="24"/>
+          <w:szCs w:val="24"/>
+        </w:rPr>
+      </w:pPr>
+      <w:r>
+        <w:rPr>
+          <w:rFonts w:ascii="Times New Roman" w:hAnsi="Times New Roman" w:cs="Times New Roman"/>
+          <w:sz w:val="24"/>
+          <w:szCs w:val="24"/>
+        </w:rPr>
+        <w:t>Каждый из данных рисков может оказать влияние на сроки реализации проекта, качество программного продукта и уровень использования приложения.</w:t>
+      </w:r>
+    </w:p>
+    <w:p>
+      <w:pPr>
+        <w:spacing w:after="0" w:line="360" w:lineRule="auto"/>
+        <w:ind w:firstLine="709"/>
+        <w:rPr>
+          <w:rFonts w:ascii="Times New Roman" w:hAnsi="Times New Roman" w:cs="Times New Roman"/>
+          <w:sz w:val="24"/>
+          <w:szCs w:val="24"/>
+        </w:rPr>
+      </w:pPr>
+      <w:r>
+        <w:rPr>
+          <w:rFonts w:ascii="Times New Roman" w:hAnsi="Times New Roman" w:cs="Times New Roman"/>
+          <w:sz w:val="24"/>
+          <w:szCs w:val="24"/>
+        </w:rPr>
+        <w:t>10.2 Матрица рисков</w:t>
+      </w:r>
+    </w:p>
+    <w:p>
+      <w:pPr>
+        <w:spacing w:after="0" w:line="360" w:lineRule="auto"/>
+        <w:ind w:firstLine="709"/>
+        <w:jc w:val="both"/>
+        <w:rPr>
+          <w:rFonts w:ascii="Times New Roman" w:hAnsi="Times New Roman" w:cs="Times New Roman"/>
+          <w:sz w:val="24"/>
+          <w:szCs w:val="24"/>
+        </w:rPr>
+      </w:pPr>
+      <w:r>
+        <w:rPr>
+          <w:rFonts w:ascii="Times New Roman" w:hAnsi="Times New Roman" w:cs="Times New Roman"/>
+          <w:sz w:val="24"/>
+          <w:szCs w:val="24"/>
+        </w:rPr>
+        <w:t xml:space="preserve">Таблица расчёта параметров представлена в таблице </w:t>
+      </w:r>
+      <w:r>
+        <w:rPr>
+          <w:rFonts w:ascii="Times New Roman" w:hAnsi="Times New Roman" w:cs="Times New Roman"/>
+          <w:sz w:val="24"/>
+          <w:szCs w:val="24"/>
+        </w:rPr>
+        <w:t>4</w:t>
+      </w:r>
+      <w:r>
+        <w:rPr>
+          <w:rFonts w:ascii="Times New Roman" w:hAnsi="Times New Roman" w:cs="Times New Roman"/>
+          <w:sz w:val="24"/>
+          <w:szCs w:val="24"/>
+        </w:rPr>
+        <w:t>.</w:t>
+      </w:r>
+    </w:p>
+    <w:p>
+      <w:pPr>
+        <w:pStyle w:val="af6"/>
+        <w:keepNext/>
+        <w:jc w:val="right"/>
+        <w:rPr>
+          <w:rFonts w:ascii="Times New Roman" w:hAnsi="Times New Roman" w:cs="Times New Roman"/>
+          <w:color w:val="auto"/>
+          <w:sz w:val="24"/>
+          <w:szCs w:val="24"/>
+        </w:rPr>
+      </w:pPr>
+      <w:r>
+        <w:rPr>
+          <w:rFonts w:ascii="Times New Roman" w:hAnsi="Times New Roman" w:cs="Times New Roman"/>
+          <w:color w:val="auto"/>
+          <w:sz w:val="24"/>
+          <w:szCs w:val="24"/>
+        </w:rPr>
+        <w:t xml:space="preserve">Таблица </w:t>
+      </w:r>
+      <w:r>
+        <w:rPr>
+          <w:rFonts w:ascii="Times New Roman" w:hAnsi="Times New Roman" w:cs="Times New Roman"/>
+          <w:color w:val="auto"/>
+          <w:sz w:val="24"/>
+          <w:szCs w:val="24"/>
+        </w:rPr>
+        <w:t>4</w:t>
+      </w:r>
+      <w:r>
+        <w:rPr>
+          <w:rFonts w:ascii="Times New Roman" w:hAnsi="Times New Roman" w:cs="Times New Roman"/>
+          <w:color w:val="auto"/>
+          <w:sz w:val="24"/>
+          <w:szCs w:val="24"/>
+        </w:rPr>
+        <w:t xml:space="preserve"> </w:t>
+      </w:r>
+      <w:r>
+        <w:rPr>
+          <w:rFonts w:ascii="Times New Roman" w:hAnsi="Times New Roman" w:cs="Times New Roman"/>
+          <w:color w:val="auto"/>
+          <w:sz w:val="24"/>
+          <w:szCs w:val="24"/>
+        </w:rPr>
+        <w:t>–</w:t>
+      </w:r>
+      <w:r>
+        <w:rPr>
+          <w:rFonts w:ascii="Times New Roman" w:hAnsi="Times New Roman" w:cs="Times New Roman"/>
+          <w:color w:val="auto"/>
+          <w:sz w:val="24"/>
+          <w:szCs w:val="24"/>
+        </w:rPr>
+        <w:t xml:space="preserve"> </w:t>
+      </w:r>
+      <w:r>
+        <w:rPr>
+          <w:rFonts w:ascii="Times New Roman" w:hAnsi="Times New Roman" w:cs="Times New Roman"/>
+          <w:color w:val="auto"/>
+          <w:sz w:val="24"/>
+          <w:szCs w:val="24"/>
+        </w:rPr>
+        <w:t>Матрица рисков</w:t>
+      </w:r>
+    </w:p>
+    <w:tbl>
+      <w:tblPr>
+        <w:tblStyle w:val="af5"/>
+        <w:tblW w:w="0" w:type="auto"/>
+        <w:tblLayout w:type="fixed"/>
+        <w:tblLook w:val="04A0" w:firstRow="1" w:lastRow="0" w:firstColumn="1" w:lastColumn="0" w:noHBand="0" w:noVBand="1"/>
+      </w:tblPr>
+      <w:tblGrid>
+        <w:gridCol w:w="423"/>
+        <w:gridCol w:w="1818"/>
+        <w:gridCol w:w="1440"/>
+        <w:gridCol w:w="1441"/>
+        <w:gridCol w:w="1252"/>
+        <w:gridCol w:w="1843"/>
+        <w:gridCol w:w="1411"/>
+      </w:tblGrid>
+      <w:tr>
+        <w:tc>
+          <w:tcPr>
+            <w:tcW w:w="423" w:type="dxa"/>
+            <w:hideMark/>
+          </w:tcPr>
+          <w:p>
+            <w:pPr>
+              <w:jc w:val="center"/>
+              <w:rPr>
+                <w:rFonts w:ascii="Times New Roman" w:eastAsia="Times New Roman" w:hAnsi="Times New Roman" w:cs="Times New Roman"/>
+                <w:b/>
+                <w:bCs/>
+                <w:kern w:val="0"/>
+                <w:sz w:val="24"/>
+                <w:szCs w:val="24"/>
+                <w:lang w:eastAsia="ru-RU"/>
+                <w14:ligatures w14:val="none"/>
+              </w:rPr>
+            </w:pPr>
+            <w:r>
+              <w:rPr>
+                <w:rFonts w:ascii="Times New Roman" w:eastAsia="Times New Roman" w:hAnsi="Times New Roman" w:cs="Times New Roman"/>
+                <w:b/>
+                <w:bCs/>
+                <w:kern w:val="0"/>
+                <w:sz w:val="24"/>
+                <w:szCs w:val="24"/>
+                <w:lang w:eastAsia="ru-RU"/>
+                <w14:ligatures w14:val="none"/>
+              </w:rPr>
+              <w:t>№</w:t>
+            </w:r>
+          </w:p>
+        </w:tc>
+        <w:tc>
+          <w:tcPr>
+            <w:tcW w:w="1818" w:type="dxa"/>
+            <w:hideMark/>
+          </w:tcPr>
+          <w:p>
+            <w:pPr>
+              <w:jc w:val="center"/>
+              <w:rPr>
+                <w:rFonts w:ascii="Times New Roman" w:eastAsia="Times New Roman" w:hAnsi="Times New Roman" w:cs="Times New Roman"/>
+                <w:b/>
+                <w:bCs/>
+                <w:kern w:val="0"/>
+                <w:sz w:val="24"/>
+                <w:szCs w:val="24"/>
+                <w:lang w:eastAsia="ru-RU"/>
+                <w14:ligatures w14:val="none"/>
+              </w:rPr>
+            </w:pPr>
+            <w:r>
+              <w:rPr>
+                <w:rFonts w:ascii="Times New Roman" w:eastAsia="Times New Roman" w:hAnsi="Times New Roman" w:cs="Times New Roman"/>
+                <w:b/>
+                <w:bCs/>
+                <w:kern w:val="0"/>
+                <w:sz w:val="24"/>
+                <w:szCs w:val="24"/>
+                <w:lang w:eastAsia="ru-RU"/>
+                <w14:ligatures w14:val="none"/>
+              </w:rPr>
+              <w:t>Вид риска</w:t>
+            </w:r>
+          </w:p>
+        </w:tc>
+        <w:tc>
+          <w:tcPr>
+            <w:tcW w:w="1440" w:type="dxa"/>
+            <w:hideMark/>
+          </w:tcPr>
+          <w:p>
+            <w:pPr>
+              <w:jc w:val="center"/>
+              <w:rPr>
+                <w:rFonts w:ascii="Times New Roman" w:eastAsia="Times New Roman" w:hAnsi="Times New Roman" w:cs="Times New Roman"/>
+                <w:b/>
+                <w:bCs/>
+                <w:kern w:val="0"/>
+                <w:sz w:val="24"/>
+                <w:szCs w:val="24"/>
+                <w:lang w:eastAsia="ru-RU"/>
+                <w14:ligatures w14:val="none"/>
+              </w:rPr>
+            </w:pPr>
+            <w:r>
+              <w:rPr>
+                <w:rFonts w:ascii="Times New Roman" w:eastAsia="Times New Roman" w:hAnsi="Times New Roman" w:cs="Times New Roman"/>
+                <w:b/>
+                <w:bCs/>
+                <w:kern w:val="0"/>
+                <w:sz w:val="24"/>
+                <w:szCs w:val="24"/>
+                <w:lang w:eastAsia="ru-RU"/>
+                <w14:ligatures w14:val="none"/>
+              </w:rPr>
+              <w:t>Описание риска</w:t>
+            </w:r>
+          </w:p>
+        </w:tc>
+        <w:tc>
+          <w:tcPr>
+            <w:tcW w:w="1441" w:type="dxa"/>
+            <w:hideMark/>
+          </w:tcPr>
+          <w:p>
+            <w:pPr>
+              <w:jc w:val="center"/>
+              <w:rPr>
+                <w:rFonts w:ascii="Times New Roman" w:eastAsia="Times New Roman" w:hAnsi="Times New Roman" w:cs="Times New Roman"/>
+                <w:b/>
+                <w:bCs/>
+                <w:kern w:val="0"/>
+                <w:sz w:val="24"/>
+                <w:szCs w:val="24"/>
+                <w:lang w:eastAsia="ru-RU"/>
+                <w14:ligatures w14:val="none"/>
+              </w:rPr>
+            </w:pPr>
+            <w:r>
+              <w:rPr>
+                <w:rFonts w:ascii="Times New Roman" w:eastAsia="Times New Roman" w:hAnsi="Times New Roman" w:cs="Times New Roman"/>
+                <w:b/>
+                <w:bCs/>
+                <w:kern w:val="0"/>
+                <w:sz w:val="24"/>
+                <w:szCs w:val="24"/>
+                <w:lang w:eastAsia="ru-RU"/>
+                <w14:ligatures w14:val="none"/>
+              </w:rPr>
+              <w:t>Вероятность</w:t>
+            </w:r>
+          </w:p>
+        </w:tc>
+        <w:tc>
+          <w:tcPr>
+            <w:tcW w:w="1252" w:type="dxa"/>
+            <w:hideMark/>
+          </w:tcPr>
+          <w:p>
+            <w:pPr>
+              <w:jc w:val="center"/>
+              <w:rPr>
+                <w:rFonts w:ascii="Times New Roman" w:eastAsia="Times New Roman" w:hAnsi="Times New Roman" w:cs="Times New Roman"/>
+                <w:b/>
+                <w:bCs/>
+                <w:kern w:val="0"/>
+                <w:sz w:val="24"/>
+                <w:szCs w:val="24"/>
+                <w:lang w:eastAsia="ru-RU"/>
+                <w14:ligatures w14:val="none"/>
+              </w:rPr>
+            </w:pPr>
+            <w:r>
+              <w:rPr>
+                <w:rFonts w:ascii="Times New Roman" w:eastAsia="Times New Roman" w:hAnsi="Times New Roman" w:cs="Times New Roman"/>
+                <w:b/>
+                <w:bCs/>
+                <w:kern w:val="0"/>
+                <w:sz w:val="24"/>
+                <w:szCs w:val="24"/>
+                <w:lang w:eastAsia="ru-RU"/>
+                <w14:ligatures w14:val="none"/>
+              </w:rPr>
+              <w:t>Степень влияния</w:t>
+            </w:r>
+          </w:p>
+        </w:tc>
+        <w:tc>
+          <w:tcPr>
+            <w:tcW w:w="1843" w:type="dxa"/>
+            <w:hideMark/>
+          </w:tcPr>
+          <w:p>
+            <w:pPr>
+              <w:jc w:val="center"/>
+              <w:rPr>
+                <w:rFonts w:ascii="Times New Roman" w:eastAsia="Times New Roman" w:hAnsi="Times New Roman" w:cs="Times New Roman"/>
+                <w:b/>
+                <w:bCs/>
+                <w:kern w:val="0"/>
+                <w:sz w:val="24"/>
+                <w:szCs w:val="24"/>
+                <w:lang w:eastAsia="ru-RU"/>
+                <w14:ligatures w14:val="none"/>
+              </w:rPr>
+            </w:pPr>
+            <w:r>
+              <w:rPr>
+                <w:rFonts w:ascii="Times New Roman" w:eastAsia="Times New Roman" w:hAnsi="Times New Roman" w:cs="Times New Roman"/>
+                <w:b/>
+                <w:bCs/>
+                <w:kern w:val="0"/>
+                <w:sz w:val="24"/>
+                <w:szCs w:val="24"/>
+                <w:lang w:eastAsia="ru-RU"/>
+                <w14:ligatures w14:val="none"/>
+              </w:rPr>
+              <w:t>Превентивные меры</w:t>
+            </w:r>
+          </w:p>
+        </w:tc>
+        <w:tc>
+          <w:tcPr>
+            <w:tcW w:w="1411" w:type="dxa"/>
+            <w:hideMark/>
+          </w:tcPr>
+          <w:p>
+            <w:pPr>
+              <w:jc w:val="center"/>
+              <w:rPr>
+                <w:rFonts w:ascii="Times New Roman" w:eastAsia="Times New Roman" w:hAnsi="Times New Roman" w:cs="Times New Roman"/>
+                <w:b/>
+                <w:bCs/>
+                <w:kern w:val="0"/>
+                <w:sz w:val="24"/>
+                <w:szCs w:val="24"/>
+                <w:lang w:eastAsia="ru-RU"/>
+                <w14:ligatures w14:val="none"/>
+              </w:rPr>
+            </w:pPr>
+            <w:r>
+              <w:rPr>
+                <w:rFonts w:ascii="Times New Roman" w:eastAsia="Times New Roman" w:hAnsi="Times New Roman" w:cs="Times New Roman"/>
+                <w:b/>
+                <w:bCs/>
+                <w:kern w:val="0"/>
+                <w:sz w:val="24"/>
+                <w:szCs w:val="24"/>
+                <w:lang w:eastAsia="ru-RU"/>
+                <w14:ligatures w14:val="none"/>
+              </w:rPr>
+              <w:t>Способы минимизации</w:t>
+            </w:r>
+          </w:p>
+        </w:tc>
+      </w:tr>
+      <w:tr>
+        <w:tc>
+          <w:tcPr>
+            <w:tcW w:w="423" w:type="dxa"/>
+            <w:hideMark/>
+          </w:tcPr>
+          <w:p>
+            <w:pPr>
+              <w:rPr>
+                <w:rFonts w:ascii="Times New Roman" w:eastAsia="Times New Roman" w:hAnsi="Times New Roman" w:cs="Times New Roman"/>
+                <w:kern w:val="0"/>
+                <w:sz w:val="24"/>
+                <w:szCs w:val="24"/>
+                <w:lang w:eastAsia="ru-RU"/>
+                <w14:ligatures w14:val="none"/>
+              </w:rPr>
+            </w:pPr>
+            <w:r>
+              <w:rPr>
+                <w:rFonts w:ascii="Times New Roman" w:eastAsia="Times New Roman" w:hAnsi="Times New Roman" w:cs="Times New Roman"/>
+                <w:kern w:val="0"/>
+                <w:sz w:val="24"/>
+                <w:szCs w:val="24"/>
+                <w:lang w:eastAsia="ru-RU"/>
+                <w14:ligatures w14:val="none"/>
+              </w:rPr>
+              <w:t>1</w:t>
+            </w:r>
+          </w:p>
+        </w:tc>
+        <w:tc>
+          <w:tcPr>
+            <w:tcW w:w="1818" w:type="dxa"/>
+            <w:hideMark/>
+          </w:tcPr>
+          <w:p>
+            <w:pPr>
+              <w:rPr>
+                <w:rFonts w:ascii="Times New Roman" w:eastAsia="Times New Roman" w:hAnsi="Times New Roman" w:cs="Times New Roman"/>
+                <w:kern w:val="0"/>
+                <w:sz w:val="24"/>
+                <w:szCs w:val="24"/>
+                <w:lang w:eastAsia="ru-RU"/>
+                <w14:ligatures w14:val="none"/>
+              </w:rPr>
+            </w:pPr>
+            <w:r>
+              <w:rPr>
+                <w:rFonts w:ascii="Times New Roman" w:eastAsia="Times New Roman" w:hAnsi="Times New Roman" w:cs="Times New Roman"/>
+                <w:kern w:val="0"/>
+                <w:sz w:val="24"/>
+                <w:szCs w:val="24"/>
+                <w:lang w:eastAsia="ru-RU"/>
+                <w14:ligatures w14:val="none"/>
+              </w:rPr>
+              <w:t>Технический риск</w:t>
+            </w:r>
+          </w:p>
+        </w:tc>
+        <w:tc>
+          <w:tcPr>
+            <w:tcW w:w="1440" w:type="dxa"/>
+            <w:hideMark/>
+          </w:tcPr>
+          <w:p>
+            <w:pPr>
+              <w:rPr>
+                <w:rFonts w:ascii="Times New Roman" w:eastAsia="Times New Roman" w:hAnsi="Times New Roman" w:cs="Times New Roman"/>
+                <w:kern w:val="0"/>
+                <w:sz w:val="24"/>
+                <w:szCs w:val="24"/>
+                <w:lang w:eastAsia="ru-RU"/>
+                <w14:ligatures w14:val="none"/>
+              </w:rPr>
+            </w:pPr>
+            <w:r>
+              <w:rPr>
+                <w:rFonts w:ascii="Times New Roman" w:eastAsia="Times New Roman" w:hAnsi="Times New Roman" w:cs="Times New Roman"/>
+                <w:kern w:val="0"/>
+                <w:sz w:val="24"/>
+                <w:szCs w:val="24"/>
+                <w:lang w:eastAsia="ru-RU"/>
+                <w14:ligatures w14:val="none"/>
+              </w:rPr>
+              <w:t>Ошибки в программном коде и нестабильная работа приложения</w:t>
+            </w:r>
+          </w:p>
+        </w:tc>
+        <w:tc>
+          <w:tcPr>
+            <w:tcW w:w="1441" w:type="dxa"/>
+            <w:hideMark/>
+          </w:tcPr>
+          <w:p>
+            <w:pPr>
+              <w:rPr>
+                <w:rFonts w:ascii="Times New Roman" w:eastAsia="Times New Roman" w:hAnsi="Times New Roman" w:cs="Times New Roman"/>
+                <w:kern w:val="0"/>
+                <w:sz w:val="24"/>
+                <w:szCs w:val="24"/>
+                <w:lang w:eastAsia="ru-RU"/>
+                <w14:ligatures w14:val="none"/>
+              </w:rPr>
+            </w:pPr>
+            <w:r>
+              <w:rPr>
+                <w:rFonts w:ascii="Times New Roman" w:eastAsia="Times New Roman" w:hAnsi="Times New Roman" w:cs="Times New Roman"/>
+                <w:kern w:val="0"/>
+                <w:sz w:val="24"/>
+                <w:szCs w:val="24"/>
+                <w:lang w:eastAsia="ru-RU"/>
+                <w14:ligatures w14:val="none"/>
+              </w:rPr>
+              <w:t>Средняя</w:t>
+            </w:r>
+          </w:p>
+        </w:tc>
+        <w:tc>
+          <w:tcPr>
+            <w:tcW w:w="1252" w:type="dxa"/>
+            <w:hideMark/>
+          </w:tcPr>
+          <w:p>
+            <w:pPr>
+              <w:rPr>
+                <w:rFonts w:ascii="Times New Roman" w:eastAsia="Times New Roman" w:hAnsi="Times New Roman" w:cs="Times New Roman"/>
+                <w:kern w:val="0"/>
+                <w:sz w:val="24"/>
+                <w:szCs w:val="24"/>
+                <w:lang w:eastAsia="ru-RU"/>
+                <w14:ligatures w14:val="none"/>
+              </w:rPr>
+            </w:pPr>
+            <w:r>
+              <w:rPr>
+                <w:rFonts w:ascii="Times New Roman" w:eastAsia="Times New Roman" w:hAnsi="Times New Roman" w:cs="Times New Roman"/>
+                <w:kern w:val="0"/>
+                <w:sz w:val="24"/>
+                <w:szCs w:val="24"/>
+                <w:lang w:eastAsia="ru-RU"/>
+                <w14:ligatures w14:val="none"/>
+              </w:rPr>
+              <w:t>Высокая</w:t>
+            </w:r>
+          </w:p>
+        </w:tc>
+        <w:tc>
+          <w:tcPr>
+            <w:tcW w:w="1843" w:type="dxa"/>
+            <w:hideMark/>
+          </w:tcPr>
+          <w:p>
+            <w:pPr>
+              <w:rPr>
+                <w:rFonts w:ascii="Times New Roman" w:eastAsia="Times New Roman" w:hAnsi="Times New Roman" w:cs="Times New Roman"/>
+                <w:kern w:val="0"/>
+                <w:sz w:val="24"/>
+                <w:szCs w:val="24"/>
+                <w:lang w:eastAsia="ru-RU"/>
+                <w14:ligatures w14:val="none"/>
+              </w:rPr>
+            </w:pPr>
+            <w:r>
+              <w:rPr>
+                <w:rFonts w:ascii="Times New Roman" w:eastAsia="Times New Roman" w:hAnsi="Times New Roman" w:cs="Times New Roman"/>
+                <w:kern w:val="0"/>
+                <w:sz w:val="24"/>
+                <w:szCs w:val="24"/>
+                <w:lang w:eastAsia="ru-RU"/>
+                <w14:ligatures w14:val="none"/>
+              </w:rPr>
+              <w:t>тщательное тестирование, использование проверенных технологий</w:t>
+            </w:r>
+          </w:p>
+        </w:tc>
+        <w:tc>
+          <w:tcPr>
+            <w:tcW w:w="1411" w:type="dxa"/>
+            <w:hideMark/>
+          </w:tcPr>
+          <w:p>
+            <w:pPr>
+              <w:rPr>
+                <w:rFonts w:ascii="Times New Roman" w:eastAsia="Times New Roman" w:hAnsi="Times New Roman" w:cs="Times New Roman"/>
+                <w:kern w:val="0"/>
+                <w:sz w:val="24"/>
+                <w:szCs w:val="24"/>
+                <w:lang w:eastAsia="ru-RU"/>
+                <w14:ligatures w14:val="none"/>
+              </w:rPr>
+            </w:pPr>
+            <w:r>
+              <w:rPr>
+                <w:rFonts w:ascii="Times New Roman" w:eastAsia="Times New Roman" w:hAnsi="Times New Roman" w:cs="Times New Roman"/>
+                <w:kern w:val="0"/>
+                <w:sz w:val="24"/>
+                <w:szCs w:val="24"/>
+                <w:lang w:eastAsia="ru-RU"/>
+                <w14:ligatures w14:val="none"/>
+              </w:rPr>
+              <w:t>оперативное исправление ошибок, выпуск обновлений</w:t>
+            </w:r>
+          </w:p>
+        </w:tc>
+      </w:tr>
+      <w:tr>
+        <w:tc>
+          <w:tcPr>
+            <w:tcW w:w="423" w:type="dxa"/>
+            <w:hideMark/>
+          </w:tcPr>
+          <w:p>
+            <w:pPr>
+              <w:rPr>
+                <w:rFonts w:ascii="Times New Roman" w:eastAsia="Times New Roman" w:hAnsi="Times New Roman" w:cs="Times New Roman"/>
+                <w:kern w:val="0"/>
+                <w:sz w:val="24"/>
+                <w:szCs w:val="24"/>
+                <w:lang w:eastAsia="ru-RU"/>
+                <w14:ligatures w14:val="none"/>
+              </w:rPr>
+            </w:pPr>
+            <w:r>
+              <w:rPr>
+                <w:rFonts w:ascii="Times New Roman" w:eastAsia="Times New Roman" w:hAnsi="Times New Roman" w:cs="Times New Roman"/>
+                <w:kern w:val="0"/>
+                <w:sz w:val="24"/>
+                <w:szCs w:val="24"/>
+                <w:lang w:eastAsia="ru-RU"/>
+                <w14:ligatures w14:val="none"/>
+              </w:rPr>
+              <w:t>2</w:t>
+            </w:r>
+          </w:p>
+        </w:tc>
+        <w:tc>
+          <w:tcPr>
+            <w:tcW w:w="1818" w:type="dxa"/>
+            <w:hideMark/>
+          </w:tcPr>
+          <w:p>
+            <w:pPr>
+              <w:rPr>
+                <w:rFonts w:ascii="Times New Roman" w:eastAsia="Times New Roman" w:hAnsi="Times New Roman" w:cs="Times New Roman"/>
+                <w:kern w:val="0"/>
+                <w:sz w:val="24"/>
+                <w:szCs w:val="24"/>
+                <w:lang w:eastAsia="ru-RU"/>
+                <w14:ligatures w14:val="none"/>
+              </w:rPr>
+            </w:pPr>
+            <w:r>
+              <w:rPr>
+                <w:rFonts w:ascii="Times New Roman" w:eastAsia="Times New Roman" w:hAnsi="Times New Roman" w:cs="Times New Roman"/>
+                <w:kern w:val="0"/>
+                <w:sz w:val="24"/>
+                <w:szCs w:val="24"/>
+                <w:lang w:eastAsia="ru-RU"/>
+                <w14:ligatures w14:val="none"/>
+              </w:rPr>
+              <w:t>Технический риск</w:t>
+            </w:r>
+          </w:p>
+        </w:tc>
+        <w:tc>
+          <w:tcPr>
+            <w:tcW w:w="1440" w:type="dxa"/>
+            <w:hideMark/>
+          </w:tcPr>
+          <w:p>
+            <w:pPr>
+              <w:rPr>
+                <w:rFonts w:ascii="Times New Roman" w:eastAsia="Times New Roman" w:hAnsi="Times New Roman" w:cs="Times New Roman"/>
+                <w:kern w:val="0"/>
+                <w:sz w:val="24"/>
+                <w:szCs w:val="24"/>
+                <w:lang w:eastAsia="ru-RU"/>
+                <w14:ligatures w14:val="none"/>
+              </w:rPr>
+            </w:pPr>
+            <w:r>
+              <w:rPr>
+                <w:rFonts w:ascii="Times New Roman" w:eastAsia="Times New Roman" w:hAnsi="Times New Roman" w:cs="Times New Roman"/>
+                <w:kern w:val="0"/>
+                <w:sz w:val="24"/>
+                <w:szCs w:val="24"/>
+                <w:lang w:eastAsia="ru-RU"/>
+                <w14:ligatures w14:val="none"/>
+              </w:rPr>
+              <w:t>Потеря или повреждение данных пользователей</w:t>
+            </w:r>
+          </w:p>
+        </w:tc>
+        <w:tc>
+          <w:tcPr>
+            <w:tcW w:w="1441" w:type="dxa"/>
+            <w:hideMark/>
+          </w:tcPr>
+          <w:p>
+            <w:pPr>
+              <w:rPr>
+                <w:rFonts w:ascii="Times New Roman" w:eastAsia="Times New Roman" w:hAnsi="Times New Roman" w:cs="Times New Roman"/>
+                <w:kern w:val="0"/>
+                <w:sz w:val="24"/>
+                <w:szCs w:val="24"/>
+                <w:lang w:eastAsia="ru-RU"/>
+                <w14:ligatures w14:val="none"/>
+              </w:rPr>
+            </w:pPr>
+            <w:r>
+              <w:rPr>
+                <w:rFonts w:ascii="Times New Roman" w:eastAsia="Times New Roman" w:hAnsi="Times New Roman" w:cs="Times New Roman"/>
+                <w:kern w:val="0"/>
+                <w:sz w:val="24"/>
+                <w:szCs w:val="24"/>
+                <w:lang w:eastAsia="ru-RU"/>
+                <w14:ligatures w14:val="none"/>
+              </w:rPr>
+              <w:t>Низкая</w:t>
+            </w:r>
+          </w:p>
+        </w:tc>
+        <w:tc>
+          <w:tcPr>
+            <w:tcW w:w="1252" w:type="dxa"/>
+            <w:hideMark/>
+          </w:tcPr>
+          <w:p>
+            <w:pPr>
+              <w:rPr>
+                <w:rFonts w:ascii="Times New Roman" w:eastAsia="Times New Roman" w:hAnsi="Times New Roman" w:cs="Times New Roman"/>
+                <w:kern w:val="0"/>
+                <w:sz w:val="24"/>
+                <w:szCs w:val="24"/>
+                <w:lang w:eastAsia="ru-RU"/>
+                <w14:ligatures w14:val="none"/>
+              </w:rPr>
+            </w:pPr>
+            <w:r>
+              <w:rPr>
+                <w:rFonts w:ascii="Times New Roman" w:eastAsia="Times New Roman" w:hAnsi="Times New Roman" w:cs="Times New Roman"/>
+                <w:kern w:val="0"/>
+                <w:sz w:val="24"/>
+                <w:szCs w:val="24"/>
+                <w:lang w:eastAsia="ru-RU"/>
+                <w14:ligatures w14:val="none"/>
+              </w:rPr>
+              <w:t>Высокая</w:t>
+            </w:r>
+          </w:p>
+        </w:tc>
+        <w:tc>
+          <w:tcPr>
+            <w:tcW w:w="1843" w:type="dxa"/>
+            <w:hideMark/>
+          </w:tcPr>
+          <w:p>
+            <w:pPr>
+              <w:rPr>
+                <w:rFonts w:ascii="Times New Roman" w:eastAsia="Times New Roman" w:hAnsi="Times New Roman" w:cs="Times New Roman"/>
+                <w:kern w:val="0"/>
+                <w:sz w:val="24"/>
+                <w:szCs w:val="24"/>
+                <w:lang w:eastAsia="ru-RU"/>
+                <w14:ligatures w14:val="none"/>
+              </w:rPr>
+            </w:pPr>
+            <w:r>
+              <w:rPr>
+                <w:rFonts w:ascii="Times New Roman" w:eastAsia="Times New Roman" w:hAnsi="Times New Roman" w:cs="Times New Roman"/>
+                <w:kern w:val="0"/>
+                <w:sz w:val="24"/>
+                <w:szCs w:val="24"/>
+                <w:lang w:eastAsia="ru-RU"/>
+                <w14:ligatures w14:val="none"/>
+              </w:rPr>
+              <w:t>использование резервного копирования данных</w:t>
+            </w:r>
+          </w:p>
+        </w:tc>
+        <w:tc>
+          <w:tcPr>
+            <w:tcW w:w="1411" w:type="dxa"/>
+            <w:hideMark/>
+          </w:tcPr>
+          <w:p>
+            <w:pPr>
+              <w:rPr>
+                <w:rFonts w:ascii="Times New Roman" w:eastAsia="Times New Roman" w:hAnsi="Times New Roman" w:cs="Times New Roman"/>
+                <w:kern w:val="0"/>
+                <w:sz w:val="24"/>
+                <w:szCs w:val="24"/>
+                <w:lang w:eastAsia="ru-RU"/>
+                <w14:ligatures w14:val="none"/>
+              </w:rPr>
+            </w:pPr>
+            <w:r>
+              <w:rPr>
+                <w:rFonts w:ascii="Times New Roman" w:eastAsia="Times New Roman" w:hAnsi="Times New Roman" w:cs="Times New Roman"/>
+                <w:kern w:val="0"/>
+                <w:sz w:val="24"/>
+                <w:szCs w:val="24"/>
+                <w:lang w:eastAsia="ru-RU"/>
+                <w14:ligatures w14:val="none"/>
+              </w:rPr>
+              <w:t>восстановление данных из резервных копий</w:t>
+            </w:r>
+          </w:p>
+        </w:tc>
+      </w:tr>
+      <w:tr>
+        <w:tc>
+          <w:tcPr>
+            <w:tcW w:w="423" w:type="dxa"/>
+            <w:hideMark/>
+          </w:tcPr>
+          <w:p>
+            <w:pPr>
+              <w:rPr>
+                <w:rFonts w:ascii="Times New Roman" w:eastAsia="Times New Roman" w:hAnsi="Times New Roman" w:cs="Times New Roman"/>
+                <w:kern w:val="0"/>
+                <w:sz w:val="24"/>
+                <w:szCs w:val="24"/>
+                <w:lang w:eastAsia="ru-RU"/>
+                <w14:ligatures w14:val="none"/>
+              </w:rPr>
+            </w:pPr>
+            <w:r>
+              <w:rPr>
+                <w:rFonts w:ascii="Times New Roman" w:eastAsia="Times New Roman" w:hAnsi="Times New Roman" w:cs="Times New Roman"/>
+                <w:kern w:val="0"/>
+                <w:sz w:val="24"/>
+                <w:szCs w:val="24"/>
+                <w:lang w:eastAsia="ru-RU"/>
+                <w14:ligatures w14:val="none"/>
+              </w:rPr>
+              <w:t>3</w:t>
+            </w:r>
+          </w:p>
+        </w:tc>
+        <w:tc>
+          <w:tcPr>
+            <w:tcW w:w="1818" w:type="dxa"/>
+            <w:hideMark/>
+          </w:tcPr>
+          <w:p>
+            <w:pPr>
+              <w:rPr>
+                <w:rFonts w:ascii="Times New Roman" w:eastAsia="Times New Roman" w:hAnsi="Times New Roman" w:cs="Times New Roman"/>
+                <w:kern w:val="0"/>
+                <w:sz w:val="24"/>
+                <w:szCs w:val="24"/>
+                <w:lang w:eastAsia="ru-RU"/>
+                <w14:ligatures w14:val="none"/>
+              </w:rPr>
+            </w:pPr>
+            <w:r>
+              <w:rPr>
+                <w:rFonts w:ascii="Times New Roman" w:eastAsia="Times New Roman" w:hAnsi="Times New Roman" w:cs="Times New Roman"/>
+                <w:kern w:val="0"/>
+                <w:sz w:val="24"/>
+                <w:szCs w:val="24"/>
+                <w:lang w:eastAsia="ru-RU"/>
+                <w14:ligatures w14:val="none"/>
+              </w:rPr>
+              <w:t>Организационный риск</w:t>
+            </w:r>
+          </w:p>
+        </w:tc>
+        <w:tc>
+          <w:tcPr>
+            <w:tcW w:w="1440" w:type="dxa"/>
+            <w:hideMark/>
+          </w:tcPr>
+          <w:p>
+            <w:pPr>
+              <w:rPr>
+                <w:rFonts w:ascii="Times New Roman" w:eastAsia="Times New Roman" w:hAnsi="Times New Roman" w:cs="Times New Roman"/>
+                <w:kern w:val="0"/>
+                <w:sz w:val="24"/>
+                <w:szCs w:val="24"/>
+                <w:lang w:eastAsia="ru-RU"/>
+                <w14:ligatures w14:val="none"/>
+              </w:rPr>
+            </w:pPr>
+            <w:r>
+              <w:rPr>
+                <w:rFonts w:ascii="Times New Roman" w:eastAsia="Times New Roman" w:hAnsi="Times New Roman" w:cs="Times New Roman"/>
+                <w:kern w:val="0"/>
+                <w:sz w:val="24"/>
+                <w:szCs w:val="24"/>
+                <w:lang w:eastAsia="ru-RU"/>
+                <w14:ligatures w14:val="none"/>
+              </w:rPr>
+              <w:t>Нарушение сроков разработки проекта</w:t>
+            </w:r>
+          </w:p>
+        </w:tc>
+        <w:tc>
+          <w:tcPr>
+            <w:tcW w:w="1441" w:type="dxa"/>
+            <w:hideMark/>
+          </w:tcPr>
+          <w:p>
+            <w:pPr>
+              <w:rPr>
+                <w:rFonts w:ascii="Times New Roman" w:eastAsia="Times New Roman" w:hAnsi="Times New Roman" w:cs="Times New Roman"/>
+                <w:kern w:val="0"/>
+                <w:sz w:val="24"/>
+                <w:szCs w:val="24"/>
+                <w:lang w:eastAsia="ru-RU"/>
+                <w14:ligatures w14:val="none"/>
+              </w:rPr>
+            </w:pPr>
+            <w:r>
+              <w:rPr>
+                <w:rFonts w:ascii="Times New Roman" w:eastAsia="Times New Roman" w:hAnsi="Times New Roman" w:cs="Times New Roman"/>
+                <w:kern w:val="0"/>
+                <w:sz w:val="24"/>
+                <w:szCs w:val="24"/>
+                <w:lang w:eastAsia="ru-RU"/>
+                <w14:ligatures w14:val="none"/>
+              </w:rPr>
+              <w:t>Средняя</w:t>
+            </w:r>
+          </w:p>
+        </w:tc>
+        <w:tc>
+          <w:tcPr>
+            <w:tcW w:w="1252" w:type="dxa"/>
+            <w:hideMark/>
+          </w:tcPr>
+          <w:p>
+            <w:pPr>
+              <w:rPr>
+                <w:rFonts w:ascii="Times New Roman" w:eastAsia="Times New Roman" w:hAnsi="Times New Roman" w:cs="Times New Roman"/>
+                <w:kern w:val="0"/>
+                <w:sz w:val="24"/>
+                <w:szCs w:val="24"/>
+                <w:lang w:eastAsia="ru-RU"/>
+                <w14:ligatures w14:val="none"/>
+              </w:rPr>
+            </w:pPr>
+            <w:r>
+              <w:rPr>
+                <w:rFonts w:ascii="Times New Roman" w:eastAsia="Times New Roman" w:hAnsi="Times New Roman" w:cs="Times New Roman"/>
+                <w:kern w:val="0"/>
+                <w:sz w:val="24"/>
+                <w:szCs w:val="24"/>
+                <w:lang w:eastAsia="ru-RU"/>
+                <w14:ligatures w14:val="none"/>
+              </w:rPr>
+              <w:t>Средняя</w:t>
+            </w:r>
+          </w:p>
+        </w:tc>
+        <w:tc>
+          <w:tcPr>
+            <w:tcW w:w="1843" w:type="dxa"/>
+            <w:hideMark/>
+          </w:tcPr>
+          <w:p>
+            <w:pPr>
+              <w:rPr>
+                <w:rFonts w:ascii="Times New Roman" w:eastAsia="Times New Roman" w:hAnsi="Times New Roman" w:cs="Times New Roman"/>
+                <w:kern w:val="0"/>
+                <w:sz w:val="24"/>
+                <w:szCs w:val="24"/>
+                <w:lang w:eastAsia="ru-RU"/>
+                <w14:ligatures w14:val="none"/>
+              </w:rPr>
+            </w:pPr>
+            <w:r>
+              <w:rPr>
+                <w:rFonts w:ascii="Times New Roman" w:eastAsia="Times New Roman" w:hAnsi="Times New Roman" w:cs="Times New Roman"/>
+                <w:kern w:val="0"/>
+                <w:sz w:val="24"/>
+                <w:szCs w:val="24"/>
+                <w:lang w:eastAsia="ru-RU"/>
+                <w14:ligatures w14:val="none"/>
+              </w:rPr>
+              <w:t>детальное планирование этапов разработки</w:t>
+            </w:r>
+          </w:p>
+        </w:tc>
+        <w:tc>
+          <w:tcPr>
+            <w:tcW w:w="1411" w:type="dxa"/>
+            <w:hideMark/>
+          </w:tcPr>
+          <w:p>
+            <w:pPr>
+              <w:rPr>
+                <w:rFonts w:ascii="Times New Roman" w:eastAsia="Times New Roman" w:hAnsi="Times New Roman" w:cs="Times New Roman"/>
+                <w:kern w:val="0"/>
+                <w:sz w:val="24"/>
+                <w:szCs w:val="24"/>
+                <w:lang w:eastAsia="ru-RU"/>
+                <w14:ligatures w14:val="none"/>
+              </w:rPr>
+            </w:pPr>
+            <w:r>
+              <w:rPr>
+                <w:rFonts w:ascii="Times New Roman" w:eastAsia="Times New Roman" w:hAnsi="Times New Roman" w:cs="Times New Roman"/>
+                <w:kern w:val="0"/>
+                <w:sz w:val="24"/>
+                <w:szCs w:val="24"/>
+                <w:lang w:eastAsia="ru-RU"/>
+                <w14:ligatures w14:val="none"/>
+              </w:rPr>
+              <w:t>перераспределение задач и ресурсов</w:t>
+            </w:r>
+          </w:p>
+        </w:tc>
+      </w:tr>
+      <w:tr>
+        <w:tc>
+          <w:tcPr>
+            <w:tcW w:w="423" w:type="dxa"/>
+            <w:hideMark/>
+          </w:tcPr>
+          <w:p>
+            <w:pPr>
+              <w:rPr>
+                <w:rFonts w:ascii="Times New Roman" w:eastAsia="Times New Roman" w:hAnsi="Times New Roman" w:cs="Times New Roman"/>
+                <w:kern w:val="0"/>
+                <w:sz w:val="24"/>
+                <w:szCs w:val="24"/>
+                <w:lang w:eastAsia="ru-RU"/>
+                <w14:ligatures w14:val="none"/>
+              </w:rPr>
+            </w:pPr>
+            <w:r>
+              <w:rPr>
+                <w:rFonts w:ascii="Times New Roman" w:eastAsia="Times New Roman" w:hAnsi="Times New Roman" w:cs="Times New Roman"/>
+                <w:kern w:val="0"/>
+                <w:sz w:val="24"/>
+                <w:szCs w:val="24"/>
+                <w:lang w:eastAsia="ru-RU"/>
+                <w14:ligatures w14:val="none"/>
+              </w:rPr>
+              <w:t>4</w:t>
+            </w:r>
+          </w:p>
+        </w:tc>
+        <w:tc>
+          <w:tcPr>
+            <w:tcW w:w="1818" w:type="dxa"/>
+            <w:hideMark/>
+          </w:tcPr>
+          <w:p>
+            <w:pPr>
+              <w:rPr>
+                <w:rFonts w:ascii="Times New Roman" w:eastAsia="Times New Roman" w:hAnsi="Times New Roman" w:cs="Times New Roman"/>
+                <w:kern w:val="0"/>
+                <w:sz w:val="24"/>
+                <w:szCs w:val="24"/>
+                <w:lang w:eastAsia="ru-RU"/>
+                <w14:ligatures w14:val="none"/>
+              </w:rPr>
+            </w:pPr>
+            <w:r>
+              <w:rPr>
+                <w:rFonts w:ascii="Times New Roman" w:eastAsia="Times New Roman" w:hAnsi="Times New Roman" w:cs="Times New Roman"/>
+                <w:kern w:val="0"/>
+                <w:sz w:val="24"/>
+                <w:szCs w:val="24"/>
+                <w:lang w:eastAsia="ru-RU"/>
+                <w14:ligatures w14:val="none"/>
+              </w:rPr>
+              <w:t>Пользовательский риск</w:t>
+            </w:r>
+          </w:p>
+        </w:tc>
+        <w:tc>
+          <w:tcPr>
+            <w:tcW w:w="1440" w:type="dxa"/>
+            <w:hideMark/>
+          </w:tcPr>
+          <w:p>
+            <w:pPr>
+              <w:rPr>
+                <w:rFonts w:ascii="Times New Roman" w:eastAsia="Times New Roman" w:hAnsi="Times New Roman" w:cs="Times New Roman"/>
+                <w:kern w:val="0"/>
+                <w:sz w:val="24"/>
+                <w:szCs w:val="24"/>
+                <w:lang w:eastAsia="ru-RU"/>
+                <w14:ligatures w14:val="none"/>
+              </w:rPr>
+            </w:pPr>
+            <w:r>
+              <w:rPr>
+                <w:rFonts w:ascii="Times New Roman" w:eastAsia="Times New Roman" w:hAnsi="Times New Roman" w:cs="Times New Roman"/>
+                <w:kern w:val="0"/>
+                <w:sz w:val="24"/>
+                <w:szCs w:val="24"/>
+                <w:lang w:eastAsia="ru-RU"/>
+                <w14:ligatures w14:val="none"/>
+              </w:rPr>
+              <w:t>Низкая активность пользователей и недостаточное количество материалов</w:t>
+            </w:r>
+          </w:p>
+        </w:tc>
+        <w:tc>
+          <w:tcPr>
+            <w:tcW w:w="1441" w:type="dxa"/>
+            <w:hideMark/>
+          </w:tcPr>
+          <w:p>
+            <w:pPr>
+              <w:rPr>
+                <w:rFonts w:ascii="Times New Roman" w:eastAsia="Times New Roman" w:hAnsi="Times New Roman" w:cs="Times New Roman"/>
+                <w:kern w:val="0"/>
+                <w:sz w:val="24"/>
+                <w:szCs w:val="24"/>
+                <w:lang w:eastAsia="ru-RU"/>
+                <w14:ligatures w14:val="none"/>
+              </w:rPr>
+            </w:pPr>
+            <w:r>
+              <w:rPr>
+                <w:rFonts w:ascii="Times New Roman" w:eastAsia="Times New Roman" w:hAnsi="Times New Roman" w:cs="Times New Roman"/>
+                <w:kern w:val="0"/>
+                <w:sz w:val="24"/>
+                <w:szCs w:val="24"/>
+                <w:lang w:eastAsia="ru-RU"/>
+                <w14:ligatures w14:val="none"/>
+              </w:rPr>
+              <w:t>Средняя</w:t>
+            </w:r>
+          </w:p>
+        </w:tc>
+        <w:tc>
+          <w:tcPr>
+            <w:tcW w:w="1252" w:type="dxa"/>
+            <w:hideMark/>
+          </w:tcPr>
+          <w:p>
+            <w:pPr>
+              <w:rPr>
+                <w:rFonts w:ascii="Times New Roman" w:eastAsia="Times New Roman" w:hAnsi="Times New Roman" w:cs="Times New Roman"/>
+                <w:kern w:val="0"/>
+                <w:sz w:val="24"/>
+                <w:szCs w:val="24"/>
+                <w:lang w:eastAsia="ru-RU"/>
+                <w14:ligatures w14:val="none"/>
+              </w:rPr>
+            </w:pPr>
+            <w:r>
+              <w:rPr>
+                <w:rFonts w:ascii="Times New Roman" w:eastAsia="Times New Roman" w:hAnsi="Times New Roman" w:cs="Times New Roman"/>
+                <w:kern w:val="0"/>
+                <w:sz w:val="24"/>
+                <w:szCs w:val="24"/>
+                <w:lang w:eastAsia="ru-RU"/>
+                <w14:ligatures w14:val="none"/>
+              </w:rPr>
+              <w:t>Высокая</w:t>
+            </w:r>
+          </w:p>
+        </w:tc>
+        <w:tc>
+          <w:tcPr>
+            <w:tcW w:w="1843" w:type="dxa"/>
+            <w:hideMark/>
+          </w:tcPr>
+          <w:p>
+            <w:pPr>
+              <w:rPr>
+                <w:rFonts w:ascii="Times New Roman" w:eastAsia="Times New Roman" w:hAnsi="Times New Roman" w:cs="Times New Roman"/>
+                <w:kern w:val="0"/>
+                <w:sz w:val="24"/>
+                <w:szCs w:val="24"/>
+                <w:lang w:eastAsia="ru-RU"/>
+                <w14:ligatures w14:val="none"/>
+              </w:rPr>
+            </w:pPr>
+            <w:r>
+              <w:rPr>
+                <w:rFonts w:ascii="Times New Roman" w:eastAsia="Times New Roman" w:hAnsi="Times New Roman" w:cs="Times New Roman"/>
+                <w:kern w:val="0"/>
+                <w:sz w:val="24"/>
+                <w:szCs w:val="24"/>
+                <w:lang w:eastAsia="ru-RU"/>
+                <w14:ligatures w14:val="none"/>
+              </w:rPr>
+              <w:t>продвижение приложения среди студентов</w:t>
+            </w:r>
+          </w:p>
+        </w:tc>
+        <w:tc>
+          <w:tcPr>
+            <w:tcW w:w="1411" w:type="dxa"/>
+            <w:hideMark/>
+          </w:tcPr>
+          <w:p>
+            <w:pPr>
+              <w:rPr>
+                <w:rFonts w:ascii="Times New Roman" w:eastAsia="Times New Roman" w:hAnsi="Times New Roman" w:cs="Times New Roman"/>
+                <w:kern w:val="0"/>
+                <w:sz w:val="24"/>
+                <w:szCs w:val="24"/>
+                <w:lang w:eastAsia="ru-RU"/>
+                <w14:ligatures w14:val="none"/>
+              </w:rPr>
+            </w:pPr>
+            <w:r>
+              <w:rPr>
+                <w:rFonts w:ascii="Times New Roman" w:eastAsia="Times New Roman" w:hAnsi="Times New Roman" w:cs="Times New Roman"/>
+                <w:kern w:val="0"/>
+                <w:sz w:val="24"/>
+                <w:szCs w:val="24"/>
+                <w:lang w:eastAsia="ru-RU"/>
+                <w14:ligatures w14:val="none"/>
+              </w:rPr>
+              <w:t>внедрение системы мотивации пользователей</w:t>
+            </w:r>
+          </w:p>
+        </w:tc>
+      </w:tr>
+    </w:tbl>
+    <w:p/>
+    <w:p/>
+    <w:p/>
+    <w:p>
+      <w:pPr>
+        <w:spacing w:after="0" w:line="360" w:lineRule="auto"/>
+        <w:ind w:firstLine="709"/>
+        <w:jc w:val="both"/>
+        <w:rPr>
+          <w:rFonts w:ascii="Times New Roman" w:hAnsi="Times New Roman" w:cs="Times New Roman"/>
+          <w:sz w:val="24"/>
+          <w:szCs w:val="24"/>
+        </w:rPr>
+      </w:pPr>
+      <w:r>
+        <w:rPr>
+          <w:rFonts w:ascii="Times New Roman" w:hAnsi="Times New Roman" w:cs="Times New Roman"/>
+          <w:sz w:val="24"/>
+          <w:szCs w:val="24"/>
+        </w:rPr>
+        <w:lastRenderedPageBreak/>
+        <w:t xml:space="preserve">Продолжение таблицы </w:t>
+      </w:r>
+      <w:r>
+        <w:rPr>
+          <w:rFonts w:ascii="Times New Roman" w:hAnsi="Times New Roman" w:cs="Times New Roman"/>
+          <w:sz w:val="24"/>
+          <w:szCs w:val="24"/>
+        </w:rPr>
+        <w:t>4</w:t>
+      </w:r>
+    </w:p>
+    <w:tbl>
+      <w:tblPr>
+        <w:tblStyle w:val="af5"/>
+        <w:tblW w:w="0" w:type="auto"/>
+        <w:tblLayout w:type="fixed"/>
+        <w:tblLook w:val="04A0" w:firstRow="1" w:lastRow="0" w:firstColumn="1" w:lastColumn="0" w:noHBand="0" w:noVBand="1"/>
+      </w:tblPr>
+      <w:tblGrid>
+        <w:gridCol w:w="433"/>
+        <w:gridCol w:w="1592"/>
+        <w:gridCol w:w="1425"/>
+        <w:gridCol w:w="1648"/>
+        <w:gridCol w:w="1276"/>
+        <w:gridCol w:w="1843"/>
+        <w:gridCol w:w="1411"/>
+      </w:tblGrid>
+      <w:tr>
+        <w:trPr>
+          <w:trHeight w:val="717"/>
+        </w:trPr>
+        <w:tc>
+          <w:tcPr>
+            <w:tcW w:w="433" w:type="dxa"/>
+            <w:hideMark/>
+          </w:tcPr>
+          <w:p>
+            <w:pPr>
+              <w:jc w:val="center"/>
+              <w:rPr>
+                <w:rFonts w:ascii="Times New Roman" w:eastAsia="Times New Roman" w:hAnsi="Times New Roman" w:cs="Times New Roman"/>
+                <w:kern w:val="0"/>
+                <w:sz w:val="24"/>
+                <w:szCs w:val="24"/>
+                <w:lang w:eastAsia="ru-RU"/>
+                <w14:ligatures w14:val="none"/>
+              </w:rPr>
+            </w:pPr>
+            <w:r>
+              <w:rPr>
+                <w:rFonts w:ascii="Times New Roman" w:eastAsia="Times New Roman" w:hAnsi="Times New Roman" w:cs="Times New Roman"/>
+                <w:b/>
+                <w:bCs/>
+                <w:kern w:val="0"/>
+                <w:sz w:val="24"/>
+                <w:szCs w:val="24"/>
+                <w:lang w:eastAsia="ru-RU"/>
+                <w14:ligatures w14:val="none"/>
+              </w:rPr>
+              <w:t>№</w:t>
+            </w:r>
+          </w:p>
+        </w:tc>
+        <w:tc>
+          <w:tcPr>
+            <w:tcW w:w="1592" w:type="dxa"/>
+            <w:hideMark/>
+          </w:tcPr>
+          <w:p>
+            <w:pPr>
+              <w:jc w:val="center"/>
+              <w:rPr>
+                <w:rFonts w:ascii="Times New Roman" w:eastAsia="Times New Roman" w:hAnsi="Times New Roman" w:cs="Times New Roman"/>
+                <w:kern w:val="0"/>
+                <w:sz w:val="24"/>
+                <w:szCs w:val="24"/>
+                <w:lang w:eastAsia="ru-RU"/>
+                <w14:ligatures w14:val="none"/>
+              </w:rPr>
+            </w:pPr>
+            <w:r>
+              <w:rPr>
+                <w:rFonts w:ascii="Times New Roman" w:eastAsia="Times New Roman" w:hAnsi="Times New Roman" w:cs="Times New Roman"/>
+                <w:b/>
+                <w:bCs/>
+                <w:kern w:val="0"/>
+                <w:sz w:val="24"/>
+                <w:szCs w:val="24"/>
+                <w:lang w:eastAsia="ru-RU"/>
+                <w14:ligatures w14:val="none"/>
+              </w:rPr>
+              <w:t>Вид риска</w:t>
+            </w:r>
+          </w:p>
+        </w:tc>
+        <w:tc>
+          <w:tcPr>
+            <w:tcW w:w="1425" w:type="dxa"/>
+            <w:hideMark/>
+          </w:tcPr>
+          <w:p>
+            <w:pPr>
+              <w:jc w:val="center"/>
+              <w:rPr>
+                <w:rFonts w:ascii="Times New Roman" w:eastAsia="Times New Roman" w:hAnsi="Times New Roman" w:cs="Times New Roman"/>
+                <w:kern w:val="0"/>
+                <w:sz w:val="24"/>
+                <w:szCs w:val="24"/>
+                <w:lang w:eastAsia="ru-RU"/>
+                <w14:ligatures w14:val="none"/>
+              </w:rPr>
+            </w:pPr>
+            <w:r>
+              <w:rPr>
+                <w:rFonts w:ascii="Times New Roman" w:eastAsia="Times New Roman" w:hAnsi="Times New Roman" w:cs="Times New Roman"/>
+                <w:b/>
+                <w:bCs/>
+                <w:kern w:val="0"/>
+                <w:sz w:val="24"/>
+                <w:szCs w:val="24"/>
+                <w:lang w:eastAsia="ru-RU"/>
+                <w14:ligatures w14:val="none"/>
+              </w:rPr>
+              <w:t>Описание риска</w:t>
+            </w:r>
+          </w:p>
+        </w:tc>
+        <w:tc>
+          <w:tcPr>
+            <w:tcW w:w="1648" w:type="dxa"/>
+            <w:hideMark/>
+          </w:tcPr>
+          <w:p>
+            <w:pPr>
+              <w:jc w:val="center"/>
+              <w:rPr>
+                <w:rFonts w:ascii="Times New Roman" w:eastAsia="Times New Roman" w:hAnsi="Times New Roman" w:cs="Times New Roman"/>
+                <w:kern w:val="0"/>
+                <w:sz w:val="24"/>
+                <w:szCs w:val="24"/>
+                <w:lang w:eastAsia="ru-RU"/>
+                <w14:ligatures w14:val="none"/>
+              </w:rPr>
+            </w:pPr>
+            <w:r>
+              <w:rPr>
+                <w:rFonts w:ascii="Times New Roman" w:eastAsia="Times New Roman" w:hAnsi="Times New Roman" w:cs="Times New Roman"/>
+                <w:b/>
+                <w:bCs/>
+                <w:kern w:val="0"/>
+                <w:sz w:val="24"/>
+                <w:szCs w:val="24"/>
+                <w:lang w:eastAsia="ru-RU"/>
+                <w14:ligatures w14:val="none"/>
+              </w:rPr>
+              <w:t>Вероятность</w:t>
+            </w:r>
+          </w:p>
+        </w:tc>
+        <w:tc>
+          <w:tcPr>
+            <w:tcW w:w="1276" w:type="dxa"/>
+            <w:hideMark/>
+          </w:tcPr>
+          <w:p>
+            <w:pPr>
+              <w:jc w:val="center"/>
+              <w:rPr>
+                <w:rFonts w:ascii="Times New Roman" w:eastAsia="Times New Roman" w:hAnsi="Times New Roman" w:cs="Times New Roman"/>
+                <w:kern w:val="0"/>
+                <w:sz w:val="24"/>
+                <w:szCs w:val="24"/>
+                <w:lang w:eastAsia="ru-RU"/>
+                <w14:ligatures w14:val="none"/>
+              </w:rPr>
+            </w:pPr>
+            <w:r>
+              <w:rPr>
+                <w:rFonts w:ascii="Times New Roman" w:eastAsia="Times New Roman" w:hAnsi="Times New Roman" w:cs="Times New Roman"/>
+                <w:b/>
+                <w:bCs/>
+                <w:kern w:val="0"/>
+                <w:sz w:val="24"/>
+                <w:szCs w:val="24"/>
+                <w:lang w:eastAsia="ru-RU"/>
+                <w14:ligatures w14:val="none"/>
+              </w:rPr>
+              <w:t>Степень влияния</w:t>
+            </w:r>
+          </w:p>
+        </w:tc>
+        <w:tc>
+          <w:tcPr>
+            <w:tcW w:w="1843" w:type="dxa"/>
+            <w:hideMark/>
+          </w:tcPr>
+          <w:p>
+            <w:pPr>
+              <w:jc w:val="center"/>
+              <w:rPr>
+                <w:rFonts w:ascii="Times New Roman" w:eastAsia="Times New Roman" w:hAnsi="Times New Roman" w:cs="Times New Roman"/>
+                <w:kern w:val="0"/>
+                <w:sz w:val="24"/>
+                <w:szCs w:val="24"/>
+                <w:lang w:eastAsia="ru-RU"/>
+                <w14:ligatures w14:val="none"/>
+              </w:rPr>
+            </w:pPr>
+            <w:r>
+              <w:rPr>
+                <w:rFonts w:ascii="Times New Roman" w:eastAsia="Times New Roman" w:hAnsi="Times New Roman" w:cs="Times New Roman"/>
+                <w:b/>
+                <w:bCs/>
+                <w:kern w:val="0"/>
+                <w:sz w:val="24"/>
+                <w:szCs w:val="24"/>
+                <w:lang w:eastAsia="ru-RU"/>
+                <w14:ligatures w14:val="none"/>
+              </w:rPr>
+              <w:t>Превентивные меры</w:t>
+            </w:r>
+          </w:p>
+        </w:tc>
+        <w:tc>
+          <w:tcPr>
+            <w:tcW w:w="1411" w:type="dxa"/>
+            <w:hideMark/>
+          </w:tcPr>
+          <w:p>
+            <w:pPr>
+              <w:jc w:val="center"/>
+              <w:rPr>
+                <w:rFonts w:ascii="Times New Roman" w:eastAsia="Times New Roman" w:hAnsi="Times New Roman" w:cs="Times New Roman"/>
+                <w:kern w:val="0"/>
+                <w:sz w:val="24"/>
+                <w:szCs w:val="24"/>
+                <w:lang w:eastAsia="ru-RU"/>
+                <w14:ligatures w14:val="none"/>
+              </w:rPr>
+            </w:pPr>
+            <w:r>
+              <w:rPr>
+                <w:rFonts w:ascii="Times New Roman" w:eastAsia="Times New Roman" w:hAnsi="Times New Roman" w:cs="Times New Roman"/>
+                <w:b/>
+                <w:bCs/>
+                <w:kern w:val="0"/>
+                <w:sz w:val="24"/>
+                <w:szCs w:val="24"/>
+                <w:lang w:eastAsia="ru-RU"/>
+                <w14:ligatures w14:val="none"/>
+              </w:rPr>
+              <w:t>Способы минимизации</w:t>
+            </w:r>
+          </w:p>
+        </w:tc>
+      </w:tr>
+      <w:tr>
+        <w:tc>
+          <w:tcPr>
+            <w:tcW w:w="433" w:type="dxa"/>
+          </w:tcPr>
+          <w:p>
+            <w:pPr>
+              <w:rPr>
+                <w:rFonts w:ascii="Times New Roman" w:eastAsia="Times New Roman" w:hAnsi="Times New Roman" w:cs="Times New Roman"/>
+                <w:kern w:val="0"/>
+                <w:sz w:val="24"/>
+                <w:szCs w:val="24"/>
+                <w:lang w:eastAsia="ru-RU"/>
+                <w14:ligatures w14:val="none"/>
+              </w:rPr>
+            </w:pPr>
+            <w:r>
+              <w:rPr>
+                <w:rFonts w:ascii="Times New Roman" w:eastAsia="Times New Roman" w:hAnsi="Times New Roman" w:cs="Times New Roman"/>
+                <w:kern w:val="0"/>
+                <w:sz w:val="24"/>
+                <w:szCs w:val="24"/>
+                <w:lang w:eastAsia="ru-RU"/>
+                <w14:ligatures w14:val="none"/>
+              </w:rPr>
+              <w:t>5</w:t>
+            </w:r>
+          </w:p>
+        </w:tc>
+        <w:tc>
+          <w:tcPr>
+            <w:tcW w:w="1592" w:type="dxa"/>
+          </w:tcPr>
+          <w:p>
+            <w:pPr>
+              <w:rPr>
+                <w:rFonts w:ascii="Times New Roman" w:eastAsia="Times New Roman" w:hAnsi="Times New Roman" w:cs="Times New Roman"/>
+                <w:kern w:val="0"/>
+                <w:sz w:val="24"/>
+                <w:szCs w:val="24"/>
+                <w:lang w:eastAsia="ru-RU"/>
+                <w14:ligatures w14:val="none"/>
+              </w:rPr>
+            </w:pPr>
+            <w:r>
+              <w:rPr>
+                <w:rFonts w:ascii="Times New Roman" w:eastAsia="Times New Roman" w:hAnsi="Times New Roman" w:cs="Times New Roman"/>
+                <w:kern w:val="0"/>
+                <w:sz w:val="24"/>
+                <w:szCs w:val="24"/>
+                <w:lang w:eastAsia="ru-RU"/>
+                <w14:ligatures w14:val="none"/>
+              </w:rPr>
+              <w:t>Правовой риск</w:t>
+            </w:r>
+          </w:p>
+        </w:tc>
+        <w:tc>
+          <w:tcPr>
+            <w:tcW w:w="1425" w:type="dxa"/>
+          </w:tcPr>
+          <w:p>
+            <w:pPr>
+              <w:rPr>
+                <w:rFonts w:ascii="Times New Roman" w:eastAsia="Times New Roman" w:hAnsi="Times New Roman" w:cs="Times New Roman"/>
+                <w:kern w:val="0"/>
+                <w:sz w:val="24"/>
+                <w:szCs w:val="24"/>
+                <w:lang w:eastAsia="ru-RU"/>
+                <w14:ligatures w14:val="none"/>
+              </w:rPr>
+            </w:pPr>
+            <w:r>
+              <w:rPr>
+                <w:rFonts w:ascii="Times New Roman" w:eastAsia="Times New Roman" w:hAnsi="Times New Roman" w:cs="Times New Roman"/>
+                <w:kern w:val="0"/>
+                <w:sz w:val="24"/>
+                <w:szCs w:val="24"/>
+                <w:lang w:eastAsia="ru-RU"/>
+                <w14:ligatures w14:val="none"/>
+              </w:rPr>
+              <w:t>Нарушение авторских прав на учебные материалы</w:t>
+            </w:r>
+          </w:p>
+        </w:tc>
+        <w:tc>
+          <w:tcPr>
+            <w:tcW w:w="1648" w:type="dxa"/>
+          </w:tcPr>
+          <w:p>
+            <w:pPr>
+              <w:rPr>
+                <w:rFonts w:ascii="Times New Roman" w:eastAsia="Times New Roman" w:hAnsi="Times New Roman" w:cs="Times New Roman"/>
+                <w:kern w:val="0"/>
+                <w:sz w:val="24"/>
+                <w:szCs w:val="24"/>
+                <w:lang w:eastAsia="ru-RU"/>
+                <w14:ligatures w14:val="none"/>
+              </w:rPr>
+            </w:pPr>
+            <w:r>
+              <w:rPr>
+                <w:rFonts w:ascii="Times New Roman" w:eastAsia="Times New Roman" w:hAnsi="Times New Roman" w:cs="Times New Roman"/>
+                <w:kern w:val="0"/>
+                <w:sz w:val="24"/>
+                <w:szCs w:val="24"/>
+                <w:lang w:eastAsia="ru-RU"/>
+                <w14:ligatures w14:val="none"/>
+              </w:rPr>
+              <w:t>Средняя</w:t>
+            </w:r>
+          </w:p>
+        </w:tc>
+        <w:tc>
+          <w:tcPr>
+            <w:tcW w:w="1276" w:type="dxa"/>
+          </w:tcPr>
+          <w:p>
+            <w:pPr>
+              <w:rPr>
+                <w:rFonts w:ascii="Times New Roman" w:eastAsia="Times New Roman" w:hAnsi="Times New Roman" w:cs="Times New Roman"/>
+                <w:kern w:val="0"/>
+                <w:sz w:val="24"/>
+                <w:szCs w:val="24"/>
+                <w:lang w:eastAsia="ru-RU"/>
+                <w14:ligatures w14:val="none"/>
+              </w:rPr>
+            </w:pPr>
+            <w:r>
+              <w:rPr>
+                <w:rFonts w:ascii="Times New Roman" w:eastAsia="Times New Roman" w:hAnsi="Times New Roman" w:cs="Times New Roman"/>
+                <w:kern w:val="0"/>
+                <w:sz w:val="24"/>
+                <w:szCs w:val="24"/>
+                <w:lang w:eastAsia="ru-RU"/>
+                <w14:ligatures w14:val="none"/>
+              </w:rPr>
+              <w:t>Средняя</w:t>
+            </w:r>
+          </w:p>
+        </w:tc>
+        <w:tc>
+          <w:tcPr>
+            <w:tcW w:w="1843" w:type="dxa"/>
+          </w:tcPr>
+          <w:p>
+            <w:pPr>
+              <w:rPr>
+                <w:rFonts w:ascii="Times New Roman" w:eastAsia="Times New Roman" w:hAnsi="Times New Roman" w:cs="Times New Roman"/>
+                <w:kern w:val="0"/>
+                <w:sz w:val="24"/>
+                <w:szCs w:val="24"/>
+                <w:lang w:eastAsia="ru-RU"/>
+                <w14:ligatures w14:val="none"/>
+              </w:rPr>
+            </w:pPr>
+            <w:r>
+              <w:rPr>
+                <w:rFonts w:ascii="Times New Roman" w:eastAsia="Times New Roman" w:hAnsi="Times New Roman" w:cs="Times New Roman"/>
+                <w:kern w:val="0"/>
+                <w:sz w:val="24"/>
+                <w:szCs w:val="24"/>
+                <w:lang w:eastAsia="ru-RU"/>
+                <w14:ligatures w14:val="none"/>
+              </w:rPr>
+              <w:t>разработка правил публикации материалов</w:t>
+            </w:r>
+          </w:p>
+        </w:tc>
+        <w:tc>
+          <w:tcPr>
+            <w:tcW w:w="1411" w:type="dxa"/>
+          </w:tcPr>
+          <w:p>
+            <w:pPr>
+              <w:rPr>
+                <w:rFonts w:ascii="Times New Roman" w:eastAsia="Times New Roman" w:hAnsi="Times New Roman" w:cs="Times New Roman"/>
+                <w:kern w:val="0"/>
+                <w:sz w:val="24"/>
+                <w:szCs w:val="24"/>
+                <w:lang w:eastAsia="ru-RU"/>
+                <w14:ligatures w14:val="none"/>
+              </w:rPr>
+            </w:pPr>
+            <w:r>
+              <w:rPr>
+                <w:rFonts w:ascii="Times New Roman" w:eastAsia="Times New Roman" w:hAnsi="Times New Roman" w:cs="Times New Roman"/>
+                <w:kern w:val="0"/>
+                <w:sz w:val="24"/>
+                <w:szCs w:val="24"/>
+                <w:lang w:eastAsia="ru-RU"/>
+                <w14:ligatures w14:val="none"/>
+              </w:rPr>
+              <w:t>удаление спорного контента и модерация</w:t>
+            </w:r>
+          </w:p>
+        </w:tc>
+      </w:tr>
+      <w:tr>
+        <w:tc>
+          <w:tcPr>
+            <w:tcW w:w="433" w:type="dxa"/>
+            <w:hideMark/>
+          </w:tcPr>
+          <w:p>
+            <w:pPr>
+              <w:rPr>
+                <w:rFonts w:ascii="Times New Roman" w:eastAsia="Times New Roman" w:hAnsi="Times New Roman" w:cs="Times New Roman"/>
+                <w:kern w:val="0"/>
+                <w:sz w:val="24"/>
+                <w:szCs w:val="24"/>
+                <w:lang w:eastAsia="ru-RU"/>
+                <w14:ligatures w14:val="none"/>
+              </w:rPr>
+            </w:pPr>
+            <w:r>
+              <w:rPr>
+                <w:rFonts w:ascii="Times New Roman" w:eastAsia="Times New Roman" w:hAnsi="Times New Roman" w:cs="Times New Roman"/>
+                <w:kern w:val="0"/>
+                <w:sz w:val="24"/>
+                <w:szCs w:val="24"/>
+                <w:lang w:eastAsia="ru-RU"/>
+                <w14:ligatures w14:val="none"/>
+              </w:rPr>
+              <w:t>6</w:t>
+            </w:r>
+          </w:p>
+        </w:tc>
+        <w:tc>
+          <w:tcPr>
+            <w:tcW w:w="1592" w:type="dxa"/>
+            <w:hideMark/>
+          </w:tcPr>
+          <w:p>
+            <w:pPr>
+              <w:rPr>
+                <w:rFonts w:ascii="Times New Roman" w:eastAsia="Times New Roman" w:hAnsi="Times New Roman" w:cs="Times New Roman"/>
+                <w:kern w:val="0"/>
+                <w:sz w:val="24"/>
+                <w:szCs w:val="24"/>
+                <w:lang w:eastAsia="ru-RU"/>
+                <w14:ligatures w14:val="none"/>
+              </w:rPr>
+            </w:pPr>
+            <w:r>
+              <w:rPr>
+                <w:rFonts w:ascii="Times New Roman" w:eastAsia="Times New Roman" w:hAnsi="Times New Roman" w:cs="Times New Roman"/>
+                <w:kern w:val="0"/>
+                <w:sz w:val="24"/>
+                <w:szCs w:val="24"/>
+                <w:lang w:eastAsia="ru-RU"/>
+                <w14:ligatures w14:val="none"/>
+              </w:rPr>
+              <w:t>Финансовый риск</w:t>
+            </w:r>
+          </w:p>
+        </w:tc>
+        <w:tc>
+          <w:tcPr>
+            <w:tcW w:w="1425" w:type="dxa"/>
+            <w:hideMark/>
+          </w:tcPr>
+          <w:p>
+            <w:pPr>
+              <w:rPr>
+                <w:rFonts w:ascii="Times New Roman" w:eastAsia="Times New Roman" w:hAnsi="Times New Roman" w:cs="Times New Roman"/>
+                <w:kern w:val="0"/>
+                <w:sz w:val="24"/>
+                <w:szCs w:val="24"/>
+                <w:lang w:eastAsia="ru-RU"/>
+                <w14:ligatures w14:val="none"/>
+              </w:rPr>
+            </w:pPr>
+            <w:r>
+              <w:rPr>
+                <w:rFonts w:ascii="Times New Roman" w:eastAsia="Times New Roman" w:hAnsi="Times New Roman" w:cs="Times New Roman"/>
+                <w:kern w:val="0"/>
+                <w:sz w:val="24"/>
+                <w:szCs w:val="24"/>
+                <w:lang w:eastAsia="ru-RU"/>
+                <w14:ligatures w14:val="none"/>
+              </w:rPr>
+              <w:t>Недостаток финансовых ресурсов для разработки и поддержки приложения</w:t>
+            </w:r>
+          </w:p>
+        </w:tc>
+        <w:tc>
+          <w:tcPr>
+            <w:tcW w:w="1648" w:type="dxa"/>
+            <w:hideMark/>
+          </w:tcPr>
+          <w:p>
+            <w:pPr>
+              <w:rPr>
+                <w:rFonts w:ascii="Times New Roman" w:eastAsia="Times New Roman" w:hAnsi="Times New Roman" w:cs="Times New Roman"/>
+                <w:kern w:val="0"/>
+                <w:sz w:val="24"/>
+                <w:szCs w:val="24"/>
+                <w:lang w:eastAsia="ru-RU"/>
+                <w14:ligatures w14:val="none"/>
+              </w:rPr>
+            </w:pPr>
+            <w:r>
+              <w:rPr>
+                <w:rFonts w:ascii="Times New Roman" w:eastAsia="Times New Roman" w:hAnsi="Times New Roman" w:cs="Times New Roman"/>
+                <w:kern w:val="0"/>
+                <w:sz w:val="24"/>
+                <w:szCs w:val="24"/>
+                <w:lang w:eastAsia="ru-RU"/>
+                <w14:ligatures w14:val="none"/>
+              </w:rPr>
+              <w:t>Низкая</w:t>
+            </w:r>
+          </w:p>
+        </w:tc>
+        <w:tc>
+          <w:tcPr>
+            <w:tcW w:w="1276" w:type="dxa"/>
+            <w:hideMark/>
+          </w:tcPr>
+          <w:p>
+            <w:pPr>
+              <w:rPr>
+                <w:rFonts w:ascii="Times New Roman" w:eastAsia="Times New Roman" w:hAnsi="Times New Roman" w:cs="Times New Roman"/>
+                <w:kern w:val="0"/>
+                <w:sz w:val="24"/>
+                <w:szCs w:val="24"/>
+                <w:lang w:eastAsia="ru-RU"/>
+                <w14:ligatures w14:val="none"/>
+              </w:rPr>
+            </w:pPr>
+            <w:r>
+              <w:rPr>
+                <w:rFonts w:ascii="Times New Roman" w:eastAsia="Times New Roman" w:hAnsi="Times New Roman" w:cs="Times New Roman"/>
+                <w:kern w:val="0"/>
+                <w:sz w:val="24"/>
+                <w:szCs w:val="24"/>
+                <w:lang w:eastAsia="ru-RU"/>
+                <w14:ligatures w14:val="none"/>
+              </w:rPr>
+              <w:t>Средняя</w:t>
+            </w:r>
+          </w:p>
+        </w:tc>
+        <w:tc>
+          <w:tcPr>
+            <w:tcW w:w="1843" w:type="dxa"/>
+            <w:hideMark/>
+          </w:tcPr>
+          <w:p>
+            <w:pPr>
+              <w:rPr>
+                <w:rFonts w:ascii="Times New Roman" w:eastAsia="Times New Roman" w:hAnsi="Times New Roman" w:cs="Times New Roman"/>
+                <w:kern w:val="0"/>
+                <w:sz w:val="24"/>
+                <w:szCs w:val="24"/>
+                <w:lang w:eastAsia="ru-RU"/>
+                <w14:ligatures w14:val="none"/>
+              </w:rPr>
+            </w:pPr>
+            <w:r>
+              <w:rPr>
+                <w:rFonts w:ascii="Times New Roman" w:eastAsia="Times New Roman" w:hAnsi="Times New Roman" w:cs="Times New Roman"/>
+                <w:kern w:val="0"/>
+                <w:sz w:val="24"/>
+                <w:szCs w:val="24"/>
+                <w:lang w:eastAsia="ru-RU"/>
+                <w14:ligatures w14:val="none"/>
+              </w:rPr>
+              <w:t>планирование бюджета проекта</w:t>
+            </w:r>
+          </w:p>
+        </w:tc>
+        <w:tc>
+          <w:tcPr>
+            <w:tcW w:w="1411" w:type="dxa"/>
+            <w:hideMark/>
+          </w:tcPr>
+          <w:p>
+            <w:pPr>
+              <w:rPr>
+                <w:rFonts w:ascii="Times New Roman" w:eastAsia="Times New Roman" w:hAnsi="Times New Roman" w:cs="Times New Roman"/>
+                <w:kern w:val="0"/>
+                <w:sz w:val="24"/>
+                <w:szCs w:val="24"/>
+                <w:lang w:eastAsia="ru-RU"/>
+                <w14:ligatures w14:val="none"/>
+              </w:rPr>
+            </w:pPr>
+            <w:r>
+              <w:rPr>
+                <w:rFonts w:ascii="Times New Roman" w:eastAsia="Times New Roman" w:hAnsi="Times New Roman" w:cs="Times New Roman"/>
+                <w:kern w:val="0"/>
+                <w:sz w:val="24"/>
+                <w:szCs w:val="24"/>
+                <w:lang w:eastAsia="ru-RU"/>
+                <w14:ligatures w14:val="none"/>
+              </w:rPr>
+              <w:t>привлечение дополнительных источников финансирования</w:t>
+            </w:r>
+          </w:p>
+        </w:tc>
+      </w:tr>
+      <w:tr>
+        <w:tc>
+          <w:tcPr>
+            <w:tcW w:w="433" w:type="dxa"/>
+            <w:hideMark/>
+          </w:tcPr>
+          <w:p>
+            <w:pPr>
+              <w:rPr>
+                <w:rFonts w:ascii="Times New Roman" w:eastAsia="Times New Roman" w:hAnsi="Times New Roman" w:cs="Times New Roman"/>
+                <w:kern w:val="0"/>
+                <w:sz w:val="24"/>
+                <w:szCs w:val="24"/>
+                <w:lang w:eastAsia="ru-RU"/>
+                <w14:ligatures w14:val="none"/>
+              </w:rPr>
+            </w:pPr>
+            <w:r>
+              <w:rPr>
+                <w:rFonts w:ascii="Times New Roman" w:eastAsia="Times New Roman" w:hAnsi="Times New Roman" w:cs="Times New Roman"/>
+                <w:kern w:val="0"/>
+                <w:sz w:val="24"/>
+                <w:szCs w:val="24"/>
+                <w:lang w:eastAsia="ru-RU"/>
+                <w14:ligatures w14:val="none"/>
+              </w:rPr>
+              <w:t>7</w:t>
+            </w:r>
+          </w:p>
+        </w:tc>
+        <w:tc>
+          <w:tcPr>
+            <w:tcW w:w="1592" w:type="dxa"/>
+            <w:hideMark/>
+          </w:tcPr>
+          <w:p>
+            <w:pPr>
+              <w:rPr>
+                <w:rFonts w:ascii="Times New Roman" w:eastAsia="Times New Roman" w:hAnsi="Times New Roman" w:cs="Times New Roman"/>
+                <w:kern w:val="0"/>
+                <w:sz w:val="24"/>
+                <w:szCs w:val="24"/>
+                <w:lang w:eastAsia="ru-RU"/>
+                <w14:ligatures w14:val="none"/>
+              </w:rPr>
+            </w:pPr>
+            <w:r>
+              <w:rPr>
+                <w:rFonts w:ascii="Times New Roman" w:eastAsia="Times New Roman" w:hAnsi="Times New Roman" w:cs="Times New Roman"/>
+                <w:kern w:val="0"/>
+                <w:sz w:val="24"/>
+                <w:szCs w:val="24"/>
+                <w:lang w:eastAsia="ru-RU"/>
+                <w14:ligatures w14:val="none"/>
+              </w:rPr>
+              <w:t>Конкурентный риск</w:t>
+            </w:r>
+          </w:p>
+        </w:tc>
+        <w:tc>
+          <w:tcPr>
+            <w:tcW w:w="1425" w:type="dxa"/>
+            <w:hideMark/>
+          </w:tcPr>
+          <w:p>
+            <w:pPr>
+              <w:rPr>
+                <w:rFonts w:ascii="Times New Roman" w:eastAsia="Times New Roman" w:hAnsi="Times New Roman" w:cs="Times New Roman"/>
+                <w:kern w:val="0"/>
+                <w:sz w:val="24"/>
+                <w:szCs w:val="24"/>
+                <w:lang w:eastAsia="ru-RU"/>
+                <w14:ligatures w14:val="none"/>
+              </w:rPr>
+            </w:pPr>
+            <w:r>
+              <w:rPr>
+                <w:rFonts w:ascii="Times New Roman" w:eastAsia="Times New Roman" w:hAnsi="Times New Roman" w:cs="Times New Roman"/>
+                <w:kern w:val="0"/>
+                <w:sz w:val="24"/>
+                <w:szCs w:val="24"/>
+                <w:lang w:eastAsia="ru-RU"/>
+                <w14:ligatures w14:val="none"/>
+              </w:rPr>
+              <w:t>Появление аналогичных приложений на рынке</w:t>
+            </w:r>
+          </w:p>
+        </w:tc>
+        <w:tc>
+          <w:tcPr>
+            <w:tcW w:w="1648" w:type="dxa"/>
+            <w:hideMark/>
+          </w:tcPr>
+          <w:p>
+            <w:pPr>
+              <w:rPr>
+                <w:rFonts w:ascii="Times New Roman" w:eastAsia="Times New Roman" w:hAnsi="Times New Roman" w:cs="Times New Roman"/>
+                <w:kern w:val="0"/>
+                <w:sz w:val="24"/>
+                <w:szCs w:val="24"/>
+                <w:lang w:eastAsia="ru-RU"/>
+                <w14:ligatures w14:val="none"/>
+              </w:rPr>
+            </w:pPr>
+            <w:r>
+              <w:rPr>
+                <w:rFonts w:ascii="Times New Roman" w:eastAsia="Times New Roman" w:hAnsi="Times New Roman" w:cs="Times New Roman"/>
+                <w:kern w:val="0"/>
+                <w:sz w:val="24"/>
+                <w:szCs w:val="24"/>
+                <w:lang w:eastAsia="ru-RU"/>
+                <w14:ligatures w14:val="none"/>
+              </w:rPr>
+              <w:t>Средняя</w:t>
+            </w:r>
+          </w:p>
+        </w:tc>
+        <w:tc>
+          <w:tcPr>
+            <w:tcW w:w="1276" w:type="dxa"/>
+            <w:hideMark/>
+          </w:tcPr>
+          <w:p>
+            <w:pPr>
+              <w:rPr>
+                <w:rFonts w:ascii="Times New Roman" w:eastAsia="Times New Roman" w:hAnsi="Times New Roman" w:cs="Times New Roman"/>
+                <w:kern w:val="0"/>
+                <w:sz w:val="24"/>
+                <w:szCs w:val="24"/>
+                <w:lang w:eastAsia="ru-RU"/>
+                <w14:ligatures w14:val="none"/>
+              </w:rPr>
+            </w:pPr>
+            <w:r>
+              <w:rPr>
+                <w:rFonts w:ascii="Times New Roman" w:eastAsia="Times New Roman" w:hAnsi="Times New Roman" w:cs="Times New Roman"/>
+                <w:kern w:val="0"/>
+                <w:sz w:val="24"/>
+                <w:szCs w:val="24"/>
+                <w:lang w:eastAsia="ru-RU"/>
+                <w14:ligatures w14:val="none"/>
+              </w:rPr>
+              <w:t>Средняя</w:t>
+            </w:r>
+          </w:p>
+        </w:tc>
+        <w:tc>
+          <w:tcPr>
+            <w:tcW w:w="1843" w:type="dxa"/>
+            <w:hideMark/>
+          </w:tcPr>
+          <w:p>
+            <w:pPr>
+              <w:rPr>
+                <w:rFonts w:ascii="Times New Roman" w:eastAsia="Times New Roman" w:hAnsi="Times New Roman" w:cs="Times New Roman"/>
+                <w:kern w:val="0"/>
+                <w:sz w:val="24"/>
+                <w:szCs w:val="24"/>
+                <w:lang w:eastAsia="ru-RU"/>
+                <w14:ligatures w14:val="none"/>
+              </w:rPr>
+            </w:pPr>
+            <w:r>
+              <w:rPr>
+                <w:rFonts w:ascii="Times New Roman" w:eastAsia="Times New Roman" w:hAnsi="Times New Roman" w:cs="Times New Roman"/>
+                <w:kern w:val="0"/>
+                <w:sz w:val="24"/>
+                <w:szCs w:val="24"/>
+                <w:lang w:eastAsia="ru-RU"/>
+                <w14:ligatures w14:val="none"/>
+              </w:rPr>
+              <w:t>развитие уникального функционала приложения</w:t>
+            </w:r>
+          </w:p>
+        </w:tc>
+        <w:tc>
+          <w:tcPr>
+            <w:tcW w:w="1411" w:type="dxa"/>
+            <w:hideMark/>
+          </w:tcPr>
+          <w:p>
+            <w:pPr>
+              <w:rPr>
+                <w:rFonts w:ascii="Times New Roman" w:eastAsia="Times New Roman" w:hAnsi="Times New Roman" w:cs="Times New Roman"/>
+                <w:kern w:val="0"/>
+                <w:sz w:val="24"/>
+                <w:szCs w:val="24"/>
+                <w:lang w:eastAsia="ru-RU"/>
+                <w14:ligatures w14:val="none"/>
+              </w:rPr>
+            </w:pPr>
+            <w:r>
+              <w:rPr>
+                <w:rFonts w:ascii="Times New Roman" w:eastAsia="Times New Roman" w:hAnsi="Times New Roman" w:cs="Times New Roman"/>
+                <w:kern w:val="0"/>
+                <w:sz w:val="24"/>
+                <w:szCs w:val="24"/>
+                <w:lang w:eastAsia="ru-RU"/>
+                <w14:ligatures w14:val="none"/>
+              </w:rPr>
+              <w:t>обновление функциональности и улучшение сервиса</w:t>
+            </w:r>
+          </w:p>
+        </w:tc>
+      </w:tr>
+    </w:tbl>
+    <w:p/>
+    <w:p>
+      <w:pPr>
+        <w:spacing w:after="0" w:line="360" w:lineRule="auto"/>
+        <w:ind w:firstLine="709"/>
+        <w:jc w:val="both"/>
+        <w:rPr>
+          <w:rFonts w:ascii="Times New Roman" w:hAnsi="Times New Roman" w:cs="Times New Roman"/>
+          <w:sz w:val="24"/>
+          <w:szCs w:val="24"/>
+        </w:rPr>
+      </w:pPr>
+      <w:r>
+        <w:rPr>
+          <w:rFonts w:ascii="Times New Roman" w:hAnsi="Times New Roman" w:cs="Times New Roman"/>
+          <w:sz w:val="24"/>
+          <w:szCs w:val="24"/>
+        </w:rPr>
+        <w:t>10.3 Матрица вероятности и влияния рисков</w:t>
+      </w:r>
+    </w:p>
+    <w:p>
+      <w:pPr>
+        <w:spacing w:after="0" w:line="360" w:lineRule="auto"/>
+        <w:ind w:firstLine="709"/>
+        <w:jc w:val="both"/>
+        <w:rPr>
+          <w:rFonts w:ascii="Times New Roman" w:hAnsi="Times New Roman" w:cs="Times New Roman"/>
+          <w:sz w:val="24"/>
+          <w:szCs w:val="24"/>
+        </w:rPr>
+      </w:pPr>
+      <w:r>
+        <w:rPr>
+          <w:rFonts w:ascii="Times New Roman" w:hAnsi="Times New Roman" w:cs="Times New Roman"/>
+          <w:sz w:val="24"/>
+          <w:szCs w:val="24"/>
+        </w:rPr>
+        <w:t>Для наглядной оценки рисков используется матрица, в которой учитывается вероятность возникновения риска и степень его влияния на проект.</w:t>
+      </w:r>
+    </w:p>
+    <w:p>
+      <w:pPr>
+        <w:spacing w:after="0" w:line="360" w:lineRule="auto"/>
+        <w:ind w:firstLine="709"/>
+        <w:jc w:val="both"/>
+        <w:rPr>
+          <w:rFonts w:ascii="Times New Roman" w:hAnsi="Times New Roman" w:cs="Times New Roman"/>
+          <w:sz w:val="24"/>
+          <w:szCs w:val="24"/>
+        </w:rPr>
+      </w:pPr>
+      <w:r>
+        <w:rPr>
+          <w:rFonts w:ascii="Times New Roman" w:hAnsi="Times New Roman" w:cs="Times New Roman"/>
+          <w:sz w:val="24"/>
+          <w:szCs w:val="24"/>
+        </w:rPr>
+        <w:t>М</w:t>
+      </w:r>
+      <w:r>
+        <w:rPr>
+          <w:rFonts w:ascii="Times New Roman" w:hAnsi="Times New Roman" w:cs="Times New Roman"/>
+          <w:sz w:val="24"/>
+          <w:szCs w:val="24"/>
+        </w:rPr>
+        <w:t>а</w:t>
+      </w:r>
+      <w:r>
+        <w:rPr>
+          <w:rFonts w:ascii="Times New Roman" w:hAnsi="Times New Roman" w:cs="Times New Roman"/>
+          <w:sz w:val="24"/>
+          <w:szCs w:val="24"/>
+        </w:rPr>
+        <w:t>трица</w:t>
+      </w:r>
+      <w:r>
+        <w:rPr>
+          <w:rFonts w:ascii="Times New Roman" w:hAnsi="Times New Roman" w:cs="Times New Roman"/>
+          <w:sz w:val="24"/>
+          <w:szCs w:val="24"/>
+        </w:rPr>
+        <w:t xml:space="preserve"> </w:t>
+      </w:r>
+      <w:r>
+        <w:rPr>
+          <w:rFonts w:ascii="Times New Roman" w:hAnsi="Times New Roman" w:cs="Times New Roman"/>
+          <w:sz w:val="24"/>
+          <w:szCs w:val="24"/>
+        </w:rPr>
+        <w:t>вероятности и влияния рисков</w:t>
+      </w:r>
+      <w:r>
+        <w:rPr>
+          <w:rFonts w:ascii="Times New Roman" w:hAnsi="Times New Roman" w:cs="Times New Roman"/>
+          <w:sz w:val="24"/>
+          <w:szCs w:val="24"/>
+        </w:rPr>
+        <w:t xml:space="preserve"> в таблице 4.</w:t>
+      </w:r>
+    </w:p>
+    <w:p>
+      <w:pPr>
+        <w:pStyle w:val="af6"/>
+        <w:keepNext/>
+        <w:jc w:val="right"/>
+        <w:rPr>
+          <w:rFonts w:ascii="Times New Roman" w:hAnsi="Times New Roman" w:cs="Times New Roman"/>
+          <w:color w:val="auto"/>
+          <w:sz w:val="24"/>
+          <w:szCs w:val="24"/>
+        </w:rPr>
+      </w:pPr>
+      <w:r>
+        <w:rPr>
+          <w:rFonts w:ascii="Times New Roman" w:hAnsi="Times New Roman" w:cs="Times New Roman"/>
+          <w:color w:val="auto"/>
+          <w:sz w:val="24"/>
+          <w:szCs w:val="24"/>
+        </w:rPr>
+        <w:t xml:space="preserve">Таблица </w:t>
+      </w:r>
+      <w:r>
+        <w:rPr>
+          <w:rFonts w:ascii="Times New Roman" w:hAnsi="Times New Roman" w:cs="Times New Roman"/>
+          <w:color w:val="auto"/>
+          <w:sz w:val="24"/>
+          <w:szCs w:val="24"/>
+        </w:rPr>
+        <w:t xml:space="preserve">5 </w:t>
+      </w:r>
+      <w:r>
+        <w:rPr>
+          <w:rFonts w:ascii="Times New Roman" w:hAnsi="Times New Roman" w:cs="Times New Roman"/>
+          <w:color w:val="auto"/>
+          <w:sz w:val="24"/>
+          <w:szCs w:val="24"/>
+        </w:rPr>
+        <w:t>–</w:t>
+      </w:r>
+      <w:r>
+        <w:rPr>
+          <w:rFonts w:ascii="Times New Roman" w:hAnsi="Times New Roman" w:cs="Times New Roman"/>
+          <w:color w:val="auto"/>
+          <w:sz w:val="24"/>
+          <w:szCs w:val="24"/>
+        </w:rPr>
+        <w:t xml:space="preserve"> </w:t>
+      </w:r>
+      <w:r>
+        <w:rPr>
+          <w:rFonts w:ascii="Times New Roman" w:hAnsi="Times New Roman" w:cs="Times New Roman"/>
+          <w:color w:val="auto"/>
+          <w:sz w:val="24"/>
+          <w:szCs w:val="24"/>
+        </w:rPr>
+        <w:t>Матрица</w:t>
+      </w:r>
+      <w:r>
+        <w:rPr>
+          <w:rFonts w:ascii="Times New Roman" w:hAnsi="Times New Roman" w:cs="Times New Roman"/>
+          <w:sz w:val="24"/>
+          <w:szCs w:val="24"/>
+        </w:rPr>
+        <w:t xml:space="preserve"> </w:t>
+      </w:r>
+      <w:r>
+        <w:rPr>
+          <w:rFonts w:ascii="Times New Roman" w:hAnsi="Times New Roman" w:cs="Times New Roman"/>
+          <w:color w:val="auto"/>
+          <w:sz w:val="24"/>
+          <w:szCs w:val="24"/>
+        </w:rPr>
+        <w:t xml:space="preserve">вероятности и влияния </w:t>
+      </w:r>
+      <w:r>
+        <w:rPr>
+          <w:rFonts w:ascii="Times New Roman" w:hAnsi="Times New Roman" w:cs="Times New Roman"/>
+          <w:color w:val="auto"/>
+          <w:sz w:val="24"/>
+          <w:szCs w:val="24"/>
+        </w:rPr>
+        <w:t>рисков</w:t>
+      </w:r>
+    </w:p>
+    <w:tbl>
+      <w:tblPr>
+        <w:tblStyle w:val="af5"/>
+        <w:tblW w:w="0" w:type="auto"/>
+        <w:jc w:val="center"/>
+        <w:tblLook w:val="04A0" w:firstRow="1" w:lastRow="0" w:firstColumn="1" w:lastColumn="0" w:noHBand="0" w:noVBand="1"/>
+      </w:tblPr>
+      <w:tblGrid>
+        <w:gridCol w:w="2727"/>
+        <w:gridCol w:w="1003"/>
+        <w:gridCol w:w="1103"/>
+        <w:gridCol w:w="1155"/>
+      </w:tblGrid>
+      <w:tr>
+        <w:trPr>
+          <w:jc w:val="center"/>
+        </w:trPr>
+        <w:tc>
+          <w:tcPr>
+            <w:tcW w:w="0" w:type="auto"/>
+            <w:hideMark/>
+          </w:tcPr>
+          <w:p>
+            <w:pPr>
+              <w:spacing w:line="360" w:lineRule="auto"/>
+              <w:jc w:val="center"/>
+              <w:rPr>
+                <w:rFonts w:ascii="Times New Roman" w:eastAsia="Times New Roman" w:hAnsi="Times New Roman" w:cs="Times New Roman"/>
+                <w:b/>
+                <w:bCs/>
+                <w:kern w:val="0"/>
+                <w:sz w:val="24"/>
+                <w:szCs w:val="24"/>
+                <w:lang w:eastAsia="ru-RU"/>
+                <w14:ligatures w14:val="none"/>
+              </w:rPr>
+            </w:pPr>
+            <w:r>
+              <w:rPr>
+                <w:rFonts w:ascii="Times New Roman" w:eastAsia="Times New Roman" w:hAnsi="Times New Roman" w:cs="Times New Roman"/>
+                <w:b/>
+                <w:bCs/>
+                <w:kern w:val="0"/>
+                <w:sz w:val="24"/>
+                <w:szCs w:val="24"/>
+                <w:lang w:eastAsia="ru-RU"/>
+                <w14:ligatures w14:val="none"/>
+              </w:rPr>
+              <w:t>Вероятность / Влияние</w:t>
+            </w:r>
+          </w:p>
+        </w:tc>
+        <w:tc>
+          <w:tcPr>
+            <w:tcW w:w="0" w:type="auto"/>
+            <w:hideMark/>
+          </w:tcPr>
+          <w:p>
+            <w:pPr>
+              <w:spacing w:line="360" w:lineRule="auto"/>
+              <w:jc w:val="center"/>
+              <w:rPr>
+                <w:rFonts w:ascii="Times New Roman" w:eastAsia="Times New Roman" w:hAnsi="Times New Roman" w:cs="Times New Roman"/>
+                <w:b/>
+                <w:bCs/>
+                <w:kern w:val="0"/>
+                <w:sz w:val="24"/>
+                <w:szCs w:val="24"/>
+                <w:lang w:eastAsia="ru-RU"/>
+                <w14:ligatures w14:val="none"/>
+              </w:rPr>
+            </w:pPr>
+            <w:r>
+              <w:rPr>
+                <w:rFonts w:ascii="Times New Roman" w:eastAsia="Times New Roman" w:hAnsi="Times New Roman" w:cs="Times New Roman"/>
+                <w:b/>
+                <w:bCs/>
+                <w:kern w:val="0"/>
+                <w:sz w:val="24"/>
+                <w:szCs w:val="24"/>
+                <w:lang w:eastAsia="ru-RU"/>
+                <w14:ligatures w14:val="none"/>
+              </w:rPr>
+              <w:t>Низкое</w:t>
+            </w:r>
+          </w:p>
+        </w:tc>
+        <w:tc>
+          <w:tcPr>
+            <w:tcW w:w="0" w:type="auto"/>
+            <w:hideMark/>
+          </w:tcPr>
+          <w:p>
+            <w:pPr>
+              <w:spacing w:line="360" w:lineRule="auto"/>
+              <w:jc w:val="center"/>
+              <w:rPr>
+                <w:rFonts w:ascii="Times New Roman" w:eastAsia="Times New Roman" w:hAnsi="Times New Roman" w:cs="Times New Roman"/>
+                <w:b/>
+                <w:bCs/>
+                <w:kern w:val="0"/>
+                <w:sz w:val="24"/>
+                <w:szCs w:val="24"/>
+                <w:lang w:eastAsia="ru-RU"/>
+                <w14:ligatures w14:val="none"/>
+              </w:rPr>
+            </w:pPr>
+            <w:r>
+              <w:rPr>
+                <w:rFonts w:ascii="Times New Roman" w:eastAsia="Times New Roman" w:hAnsi="Times New Roman" w:cs="Times New Roman"/>
+                <w:b/>
+                <w:bCs/>
+                <w:kern w:val="0"/>
+                <w:sz w:val="24"/>
+                <w:szCs w:val="24"/>
+                <w:lang w:eastAsia="ru-RU"/>
+                <w14:ligatures w14:val="none"/>
+              </w:rPr>
+              <w:t>Среднее</w:t>
+            </w:r>
+          </w:p>
+        </w:tc>
+        <w:tc>
+          <w:tcPr>
+            <w:tcW w:w="0" w:type="auto"/>
+            <w:hideMark/>
+          </w:tcPr>
+          <w:p>
+            <w:pPr>
+              <w:spacing w:line="360" w:lineRule="auto"/>
+              <w:jc w:val="center"/>
+              <w:rPr>
+                <w:rFonts w:ascii="Times New Roman" w:eastAsia="Times New Roman" w:hAnsi="Times New Roman" w:cs="Times New Roman"/>
+                <w:b/>
+                <w:bCs/>
+                <w:kern w:val="0"/>
+                <w:sz w:val="24"/>
+                <w:szCs w:val="24"/>
+                <w:lang w:eastAsia="ru-RU"/>
+                <w14:ligatures w14:val="none"/>
+              </w:rPr>
+            </w:pPr>
+            <w:r>
+              <w:rPr>
+                <w:rFonts w:ascii="Times New Roman" w:eastAsia="Times New Roman" w:hAnsi="Times New Roman" w:cs="Times New Roman"/>
+                <w:b/>
+                <w:bCs/>
+                <w:kern w:val="0"/>
+                <w:sz w:val="24"/>
+                <w:szCs w:val="24"/>
+                <w:lang w:eastAsia="ru-RU"/>
+                <w14:ligatures w14:val="none"/>
+              </w:rPr>
+              <w:t>Высокое</w:t>
+            </w:r>
+          </w:p>
+        </w:tc>
+      </w:tr>
+      <w:tr>
+        <w:trPr>
+          <w:jc w:val="center"/>
+        </w:trPr>
+        <w:tc>
+          <w:tcPr>
+            <w:tcW w:w="0" w:type="auto"/>
+            <w:hideMark/>
+          </w:tcPr>
+          <w:p>
+            <w:pPr>
+              <w:spacing w:line="360" w:lineRule="auto"/>
+              <w:jc w:val="center"/>
+              <w:rPr>
+                <w:rFonts w:ascii="Times New Roman" w:eastAsia="Times New Roman" w:hAnsi="Times New Roman" w:cs="Times New Roman"/>
+                <w:kern w:val="0"/>
+                <w:sz w:val="24"/>
+                <w:szCs w:val="24"/>
+                <w:lang w:eastAsia="ru-RU"/>
+                <w14:ligatures w14:val="none"/>
+              </w:rPr>
+            </w:pPr>
+            <w:r>
+              <w:rPr>
+                <w:rFonts w:ascii="Times New Roman" w:eastAsia="Times New Roman" w:hAnsi="Times New Roman" w:cs="Times New Roman"/>
+                <w:b/>
+                <w:bCs/>
+                <w:kern w:val="0"/>
+                <w:sz w:val="24"/>
+                <w:szCs w:val="24"/>
+                <w:lang w:eastAsia="ru-RU"/>
+                <w14:ligatures w14:val="none"/>
+              </w:rPr>
+              <w:t>Высокая вероятность</w:t>
+            </w:r>
+          </w:p>
+        </w:tc>
+        <w:tc>
+          <w:tcPr>
+            <w:tcW w:w="0" w:type="auto"/>
+            <w:hideMark/>
+          </w:tcPr>
+          <w:p>
+            <w:pPr>
+              <w:spacing w:line="360" w:lineRule="auto"/>
+              <w:jc w:val="center"/>
+              <w:rPr>
+                <w:rFonts w:ascii="Times New Roman" w:eastAsia="Times New Roman" w:hAnsi="Times New Roman" w:cs="Times New Roman"/>
+                <w:kern w:val="0"/>
+                <w:sz w:val="24"/>
+                <w:szCs w:val="24"/>
+                <w:lang w:eastAsia="ru-RU"/>
+                <w14:ligatures w14:val="none"/>
+              </w:rPr>
+            </w:pPr>
+          </w:p>
+        </w:tc>
+        <w:tc>
+          <w:tcPr>
+            <w:tcW w:w="0" w:type="auto"/>
+            <w:hideMark/>
+          </w:tcPr>
+          <w:p>
+            <w:pPr>
+              <w:spacing w:line="360" w:lineRule="auto"/>
+              <w:jc w:val="center"/>
+              <w:rPr>
+                <w:rFonts w:ascii="Times New Roman" w:eastAsia="Times New Roman" w:hAnsi="Times New Roman" w:cs="Times New Roman"/>
+                <w:kern w:val="0"/>
+                <w:sz w:val="20"/>
+                <w:szCs w:val="20"/>
+                <w:lang w:eastAsia="ru-RU"/>
+                <w14:ligatures w14:val="none"/>
+              </w:rPr>
+            </w:pPr>
+            <w:r>
+              <w:rPr>
+                <w:rFonts w:ascii="Times New Roman" w:eastAsia="Times New Roman" w:hAnsi="Times New Roman" w:cs="Times New Roman"/>
+                <w:kern w:val="0"/>
+                <w:sz w:val="24"/>
+                <w:szCs w:val="24"/>
+                <w:lang w:eastAsia="ru-RU"/>
+                <w14:ligatures w14:val="none"/>
+              </w:rPr>
+              <w:t>6,</w:t>
+            </w:r>
+          </w:p>
+        </w:tc>
+        <w:tc>
+          <w:tcPr>
+            <w:tcW w:w="0" w:type="auto"/>
+            <w:hideMark/>
+          </w:tcPr>
+          <w:p>
+            <w:pPr>
+              <w:spacing w:line="360" w:lineRule="auto"/>
+              <w:jc w:val="center"/>
+              <w:rPr>
+                <w:rFonts w:ascii="Times New Roman" w:eastAsia="Times New Roman" w:hAnsi="Times New Roman" w:cs="Times New Roman"/>
+                <w:kern w:val="0"/>
+                <w:sz w:val="20"/>
+                <w:szCs w:val="20"/>
+                <w:lang w:eastAsia="ru-RU"/>
+                <w14:ligatures w14:val="none"/>
+              </w:rPr>
+            </w:pPr>
+          </w:p>
+        </w:tc>
+      </w:tr>
+      <w:tr>
+        <w:trPr>
+          <w:jc w:val="center"/>
+        </w:trPr>
+        <w:tc>
+          <w:tcPr>
+            <w:tcW w:w="0" w:type="auto"/>
+            <w:hideMark/>
+          </w:tcPr>
+          <w:p>
+            <w:pPr>
+              <w:spacing w:line="360" w:lineRule="auto"/>
+              <w:jc w:val="center"/>
+              <w:rPr>
+                <w:rFonts w:ascii="Times New Roman" w:eastAsia="Times New Roman" w:hAnsi="Times New Roman" w:cs="Times New Roman"/>
+                <w:kern w:val="0"/>
+                <w:sz w:val="24"/>
+                <w:szCs w:val="24"/>
+                <w:lang w:eastAsia="ru-RU"/>
+                <w14:ligatures w14:val="none"/>
+              </w:rPr>
+            </w:pPr>
+            <w:r>
+              <w:rPr>
+                <w:rFonts w:ascii="Times New Roman" w:eastAsia="Times New Roman" w:hAnsi="Times New Roman" w:cs="Times New Roman"/>
+                <w:b/>
+                <w:bCs/>
+                <w:kern w:val="0"/>
+                <w:sz w:val="24"/>
+                <w:szCs w:val="24"/>
+                <w:lang w:eastAsia="ru-RU"/>
+                <w14:ligatures w14:val="none"/>
+              </w:rPr>
+              <w:t>Средняя вероятность</w:t>
+            </w:r>
+          </w:p>
+        </w:tc>
+        <w:tc>
+          <w:tcPr>
+            <w:tcW w:w="0" w:type="auto"/>
+            <w:hideMark/>
+          </w:tcPr>
+          <w:p>
+            <w:pPr>
+              <w:spacing w:line="360" w:lineRule="auto"/>
+              <w:jc w:val="center"/>
+              <w:rPr>
+                <w:rFonts w:ascii="Times New Roman" w:eastAsia="Times New Roman" w:hAnsi="Times New Roman" w:cs="Times New Roman"/>
+                <w:kern w:val="0"/>
+                <w:sz w:val="24"/>
+                <w:szCs w:val="24"/>
+                <w:lang w:eastAsia="ru-RU"/>
+                <w14:ligatures w14:val="none"/>
+              </w:rPr>
+            </w:pPr>
+          </w:p>
+        </w:tc>
+        <w:tc>
+          <w:tcPr>
+            <w:tcW w:w="0" w:type="auto"/>
+            <w:hideMark/>
+          </w:tcPr>
+          <w:p>
+            <w:pPr>
+              <w:spacing w:line="360" w:lineRule="auto"/>
+              <w:jc w:val="center"/>
+              <w:rPr>
+                <w:rFonts w:ascii="Times New Roman" w:eastAsia="Times New Roman" w:hAnsi="Times New Roman" w:cs="Times New Roman"/>
+                <w:kern w:val="0"/>
+                <w:sz w:val="24"/>
+                <w:szCs w:val="24"/>
+                <w:lang w:eastAsia="ru-RU"/>
+                <w14:ligatures w14:val="none"/>
+              </w:rPr>
+            </w:pPr>
+            <w:r>
+              <w:rPr>
+                <w:rFonts w:ascii="Times New Roman" w:eastAsia="Times New Roman" w:hAnsi="Times New Roman" w:cs="Times New Roman"/>
+                <w:kern w:val="0"/>
+                <w:sz w:val="24"/>
+                <w:szCs w:val="24"/>
+                <w:lang w:eastAsia="ru-RU"/>
+                <w14:ligatures w14:val="none"/>
+              </w:rPr>
+              <w:t>3,</w:t>
+            </w:r>
+            <w:r>
+              <w:rPr>
+                <w:rFonts w:ascii="Times New Roman" w:eastAsia="Times New Roman" w:hAnsi="Times New Roman" w:cs="Times New Roman"/>
+                <w:kern w:val="0"/>
+                <w:sz w:val="24"/>
+                <w:szCs w:val="24"/>
+                <w:lang w:eastAsia="ru-RU"/>
+                <w14:ligatures w14:val="none"/>
+              </w:rPr>
+              <w:t xml:space="preserve"> </w:t>
+            </w:r>
+            <w:r>
+              <w:rPr>
+                <w:rFonts w:ascii="Times New Roman" w:eastAsia="Times New Roman" w:hAnsi="Times New Roman" w:cs="Times New Roman"/>
+                <w:kern w:val="0"/>
+                <w:sz w:val="24"/>
+                <w:szCs w:val="24"/>
+                <w:lang w:eastAsia="ru-RU"/>
+                <w14:ligatures w14:val="none"/>
+              </w:rPr>
+              <w:t>7</w:t>
+            </w:r>
+          </w:p>
+        </w:tc>
+        <w:tc>
+          <w:tcPr>
+            <w:tcW w:w="0" w:type="auto"/>
+            <w:hideMark/>
+          </w:tcPr>
+          <w:p>
+            <w:pPr>
+              <w:spacing w:line="360" w:lineRule="auto"/>
+              <w:jc w:val="center"/>
+              <w:rPr>
+                <w:rFonts w:ascii="Times New Roman" w:eastAsia="Times New Roman" w:hAnsi="Times New Roman" w:cs="Times New Roman"/>
+                <w:kern w:val="0"/>
+                <w:sz w:val="24"/>
+                <w:szCs w:val="24"/>
+                <w:lang w:eastAsia="ru-RU"/>
+                <w14:ligatures w14:val="none"/>
+              </w:rPr>
+            </w:pPr>
+            <w:r>
+              <w:rPr>
+                <w:rFonts w:ascii="Times New Roman" w:eastAsia="Times New Roman" w:hAnsi="Times New Roman" w:cs="Times New Roman"/>
+                <w:kern w:val="0"/>
+                <w:sz w:val="24"/>
+                <w:szCs w:val="24"/>
+                <w:lang w:eastAsia="ru-RU"/>
+                <w14:ligatures w14:val="none"/>
+              </w:rPr>
+              <w:t xml:space="preserve">1, </w:t>
+            </w:r>
+            <w:r>
+              <w:rPr>
+                <w:rFonts w:ascii="Times New Roman" w:eastAsia="Times New Roman" w:hAnsi="Times New Roman" w:cs="Times New Roman"/>
+                <w:kern w:val="0"/>
+                <w:sz w:val="24"/>
+                <w:szCs w:val="24"/>
+                <w:lang w:eastAsia="ru-RU"/>
+                <w14:ligatures w14:val="none"/>
+              </w:rPr>
+              <w:t>4</w:t>
+            </w:r>
+          </w:p>
+        </w:tc>
+      </w:tr>
+      <w:tr>
+        <w:trPr>
+          <w:jc w:val="center"/>
+        </w:trPr>
+        <w:tc>
+          <w:tcPr>
+            <w:tcW w:w="0" w:type="auto"/>
+            <w:hideMark/>
+          </w:tcPr>
+          <w:p>
+            <w:pPr>
+              <w:spacing w:line="360" w:lineRule="auto"/>
+              <w:jc w:val="center"/>
+              <w:rPr>
+                <w:rFonts w:ascii="Times New Roman" w:eastAsia="Times New Roman" w:hAnsi="Times New Roman" w:cs="Times New Roman"/>
+                <w:kern w:val="0"/>
+                <w:sz w:val="24"/>
+                <w:szCs w:val="24"/>
+                <w:lang w:eastAsia="ru-RU"/>
+                <w14:ligatures w14:val="none"/>
+              </w:rPr>
+            </w:pPr>
+            <w:r>
+              <w:rPr>
+                <w:rFonts w:ascii="Times New Roman" w:eastAsia="Times New Roman" w:hAnsi="Times New Roman" w:cs="Times New Roman"/>
+                <w:b/>
+                <w:bCs/>
+                <w:kern w:val="0"/>
+                <w:sz w:val="24"/>
+                <w:szCs w:val="24"/>
+                <w:lang w:eastAsia="ru-RU"/>
+                <w14:ligatures w14:val="none"/>
+              </w:rPr>
+              <w:t>Низкая вероятность</w:t>
+            </w:r>
+          </w:p>
+        </w:tc>
+        <w:tc>
+          <w:tcPr>
+            <w:tcW w:w="0" w:type="auto"/>
+            <w:hideMark/>
+          </w:tcPr>
+          <w:p>
+            <w:pPr>
+              <w:spacing w:line="360" w:lineRule="auto"/>
+              <w:jc w:val="center"/>
+              <w:rPr>
+                <w:rFonts w:ascii="Times New Roman" w:eastAsia="Times New Roman" w:hAnsi="Times New Roman" w:cs="Times New Roman"/>
+                <w:kern w:val="0"/>
+                <w:sz w:val="24"/>
+                <w:szCs w:val="24"/>
+                <w:lang w:eastAsia="ru-RU"/>
+                <w14:ligatures w14:val="none"/>
+              </w:rPr>
+            </w:pPr>
+          </w:p>
+        </w:tc>
+        <w:tc>
+          <w:tcPr>
+            <w:tcW w:w="0" w:type="auto"/>
+            <w:hideMark/>
+          </w:tcPr>
+          <w:p>
+            <w:pPr>
+              <w:spacing w:line="360" w:lineRule="auto"/>
+              <w:jc w:val="center"/>
+              <w:rPr>
+                <w:rFonts w:ascii="Times New Roman" w:eastAsia="Times New Roman" w:hAnsi="Times New Roman" w:cs="Times New Roman"/>
+                <w:kern w:val="0"/>
+                <w:sz w:val="24"/>
+                <w:szCs w:val="24"/>
+                <w:lang w:eastAsia="ru-RU"/>
+                <w14:ligatures w14:val="none"/>
+              </w:rPr>
+            </w:pPr>
+            <w:r>
+              <w:rPr>
+                <w:rFonts w:ascii="Times New Roman" w:eastAsia="Times New Roman" w:hAnsi="Times New Roman" w:cs="Times New Roman"/>
+                <w:kern w:val="0"/>
+                <w:sz w:val="24"/>
+                <w:szCs w:val="24"/>
+                <w:lang w:eastAsia="ru-RU"/>
+                <w14:ligatures w14:val="none"/>
+              </w:rPr>
+              <w:t>5</w:t>
+            </w:r>
+          </w:p>
+        </w:tc>
+        <w:tc>
+          <w:tcPr>
+            <w:tcW w:w="0" w:type="auto"/>
+            <w:hideMark/>
+          </w:tcPr>
+          <w:p>
+            <w:pPr>
+              <w:spacing w:line="360" w:lineRule="auto"/>
+              <w:jc w:val="center"/>
+              <w:rPr>
+                <w:rFonts w:ascii="Times New Roman" w:eastAsia="Times New Roman" w:hAnsi="Times New Roman" w:cs="Times New Roman"/>
+                <w:kern w:val="0"/>
+                <w:sz w:val="24"/>
+                <w:szCs w:val="24"/>
+                <w:lang w:eastAsia="ru-RU"/>
+                <w14:ligatures w14:val="none"/>
+              </w:rPr>
+            </w:pPr>
+            <w:r>
+              <w:rPr>
+                <w:rFonts w:ascii="Times New Roman" w:eastAsia="Times New Roman" w:hAnsi="Times New Roman" w:cs="Times New Roman"/>
+                <w:kern w:val="0"/>
+                <w:sz w:val="24"/>
+                <w:szCs w:val="24"/>
+                <w:lang w:eastAsia="ru-RU"/>
+                <w14:ligatures w14:val="none"/>
+              </w:rPr>
+              <w:t>2</w:t>
+            </w:r>
+          </w:p>
+        </w:tc>
+      </w:tr>
+    </w:tbl>
+    <w:p>
+      <w:pPr>
+        <w:spacing w:after="0" w:line="360" w:lineRule="auto"/>
+        <w:ind w:firstLine="709"/>
+        <w:jc w:val="both"/>
+        <w:rPr>
+          <w:rFonts w:ascii="Times New Roman" w:hAnsi="Times New Roman" w:cs="Times New Roman"/>
+          <w:sz w:val="24"/>
+          <w:szCs w:val="24"/>
+        </w:rPr>
+      </w:pPr>
+      <w:r>
+        <w:rPr>
+          <w:rFonts w:ascii="Times New Roman" w:hAnsi="Times New Roman" w:cs="Times New Roman"/>
+          <w:sz w:val="24"/>
+          <w:szCs w:val="24"/>
+        </w:rPr>
+        <w:t>Где:</w:t>
+      </w:r>
+    </w:p>
+    <w:p>
+      <w:pPr>
+        <w:spacing w:after="0" w:line="360" w:lineRule="auto"/>
+        <w:ind w:firstLine="709"/>
+        <w:jc w:val="both"/>
+        <w:rPr>
+          <w:rFonts w:ascii="Times New Roman" w:hAnsi="Times New Roman" w:cs="Times New Roman"/>
+          <w:sz w:val="24"/>
+          <w:szCs w:val="24"/>
+        </w:rPr>
+      </w:pPr>
+      <w:r>
+        <w:rPr>
+          <w:rFonts w:ascii="Times New Roman" w:hAnsi="Times New Roman" w:cs="Times New Roman"/>
+          <w:sz w:val="24"/>
+          <w:szCs w:val="24"/>
+        </w:rPr>
+        <w:t>1 — ошибки приложения</w:t>
+      </w:r>
+    </w:p>
+    <w:p>
+      <w:pPr>
+        <w:spacing w:after="0" w:line="360" w:lineRule="auto"/>
+        <w:ind w:firstLine="709"/>
+        <w:jc w:val="both"/>
+        <w:rPr>
+          <w:rFonts w:ascii="Times New Roman" w:hAnsi="Times New Roman" w:cs="Times New Roman"/>
+          <w:sz w:val="24"/>
+          <w:szCs w:val="24"/>
+        </w:rPr>
+      </w:pPr>
+      <w:r>
+        <w:rPr>
+          <w:rFonts w:ascii="Times New Roman" w:hAnsi="Times New Roman" w:cs="Times New Roman"/>
+          <w:sz w:val="24"/>
+          <w:szCs w:val="24"/>
+        </w:rPr>
+        <w:t>2 — потеря данных</w:t>
+      </w:r>
+    </w:p>
+    <w:p>
+      <w:pPr>
+        <w:spacing w:after="0" w:line="360" w:lineRule="auto"/>
+        <w:ind w:firstLine="709"/>
+        <w:jc w:val="both"/>
+        <w:rPr>
+          <w:rFonts w:ascii="Times New Roman" w:hAnsi="Times New Roman" w:cs="Times New Roman"/>
+          <w:sz w:val="24"/>
+          <w:szCs w:val="24"/>
+        </w:rPr>
+      </w:pPr>
+      <w:r>
+        <w:rPr>
+          <w:rFonts w:ascii="Times New Roman" w:hAnsi="Times New Roman" w:cs="Times New Roman"/>
+          <w:sz w:val="24"/>
+          <w:szCs w:val="24"/>
+        </w:rPr>
+        <w:t>3 — задержка разработки</w:t>
+      </w:r>
+    </w:p>
+    <w:p>
+      <w:pPr>
+        <w:spacing w:after="0" w:line="360" w:lineRule="auto"/>
+        <w:ind w:firstLine="709"/>
+        <w:jc w:val="both"/>
+        <w:rPr>
+          <w:rFonts w:ascii="Times New Roman" w:hAnsi="Times New Roman" w:cs="Times New Roman"/>
+          <w:sz w:val="24"/>
+          <w:szCs w:val="24"/>
+        </w:rPr>
+      </w:pPr>
+      <w:r>
+        <w:rPr>
+          <w:rFonts w:ascii="Times New Roman" w:hAnsi="Times New Roman" w:cs="Times New Roman"/>
+          <w:sz w:val="24"/>
+          <w:szCs w:val="24"/>
+        </w:rPr>
+        <w:t>4 — низкая активность пользователей</w:t>
+      </w:r>
+    </w:p>
+    <w:p>
+      <w:pPr>
+        <w:spacing w:after="0" w:line="360" w:lineRule="auto"/>
+        <w:ind w:firstLine="709"/>
+        <w:jc w:val="both"/>
+        <w:rPr>
+          <w:rFonts w:ascii="Times New Roman" w:hAnsi="Times New Roman" w:cs="Times New Roman"/>
+          <w:sz w:val="24"/>
+          <w:szCs w:val="24"/>
+        </w:rPr>
+      </w:pPr>
+      <w:r>
+        <w:rPr>
+          <w:rFonts w:ascii="Times New Roman" w:hAnsi="Times New Roman" w:cs="Times New Roman"/>
+          <w:sz w:val="24"/>
+          <w:szCs w:val="24"/>
+        </w:rPr>
+        <w:t>5 — проблемы с авторскими правами</w:t>
+      </w:r>
+    </w:p>
+    <w:p>
+      <w:pPr>
+        <w:spacing w:after="0" w:line="360" w:lineRule="auto"/>
+        <w:ind w:firstLine="709"/>
+        <w:jc w:val="both"/>
+        <w:rPr>
+          <w:rFonts w:ascii="Times New Roman" w:hAnsi="Times New Roman" w:cs="Times New Roman"/>
+          <w:sz w:val="24"/>
+          <w:szCs w:val="24"/>
+        </w:rPr>
+      </w:pPr>
+      <w:r>
+        <w:rPr>
+          <w:rFonts w:ascii="Times New Roman" w:hAnsi="Times New Roman" w:cs="Times New Roman"/>
+          <w:sz w:val="24"/>
+          <w:szCs w:val="24"/>
+        </w:rPr>
+        <w:t>6 — недостаток финансирования</w:t>
+      </w:r>
+    </w:p>
+    <w:p>
+      <w:pPr>
+        <w:spacing w:after="0" w:line="360" w:lineRule="auto"/>
+        <w:ind w:firstLine="709"/>
+        <w:jc w:val="both"/>
+        <w:rPr>
+          <w:rFonts w:ascii="Times New Roman" w:hAnsi="Times New Roman" w:cs="Times New Roman"/>
+          <w:sz w:val="24"/>
+          <w:szCs w:val="24"/>
+        </w:rPr>
+      </w:pPr>
+      <w:r>
+        <w:rPr>
+          <w:rFonts w:ascii="Times New Roman" w:hAnsi="Times New Roman" w:cs="Times New Roman"/>
+          <w:sz w:val="24"/>
+          <w:szCs w:val="24"/>
+        </w:rPr>
+        <w:t>7 — появление конкурентов</w:t>
+      </w:r>
+    </w:p>
+    <w:p>
+      <w:pPr>
+        <w:spacing w:after="0" w:line="360" w:lineRule="auto"/>
+        <w:ind w:firstLine="709"/>
+        <w:jc w:val="both"/>
+        <w:rPr>
+          <w:rFonts w:ascii="Times New Roman" w:hAnsi="Times New Roman" w:cs="Times New Roman"/>
+          <w:sz w:val="24"/>
+          <w:szCs w:val="24"/>
+        </w:rPr>
+      </w:pPr>
+      <w:r>
+        <w:rPr>
+          <w:rFonts w:ascii="Times New Roman" w:hAnsi="Times New Roman" w:cs="Times New Roman"/>
+          <w:sz w:val="24"/>
+          <w:szCs w:val="24"/>
+        </w:rPr>
+        <w:lastRenderedPageBreak/>
+        <w:t>Наиболее значимыми рисками являются технические риски и риск низкой активности пользователей, так как они могут существенно повлиять на успешность реализации проекта.</w:t>
+      </w:r>
+    </w:p>
+    <w:p>
+      <w:pPr>
+        <w:spacing w:after="0" w:line="360" w:lineRule="auto"/>
+        <w:ind w:firstLine="709"/>
+        <w:jc w:val="both"/>
+        <w:rPr>
+          <w:rFonts w:ascii="Times New Roman" w:hAnsi="Times New Roman" w:cs="Times New Roman"/>
+          <w:sz w:val="24"/>
+          <w:szCs w:val="24"/>
+        </w:rPr>
+      </w:pPr>
+      <w:r>
+        <w:rPr>
+          <w:rFonts w:ascii="Times New Roman" w:hAnsi="Times New Roman" w:cs="Times New Roman"/>
+          <w:sz w:val="24"/>
+          <w:szCs w:val="24"/>
+        </w:rPr>
+        <w:t>10.4 Выводы по результатам анализа рисков</w:t>
+      </w:r>
+    </w:p>
+    <w:p>
+      <w:pPr>
+        <w:spacing w:after="0" w:line="360" w:lineRule="auto"/>
+        <w:ind w:firstLine="709"/>
+        <w:jc w:val="both"/>
+        <w:rPr>
+          <w:rFonts w:ascii="Times New Roman" w:hAnsi="Times New Roman" w:cs="Times New Roman"/>
+          <w:sz w:val="24"/>
+          <w:szCs w:val="24"/>
+        </w:rPr>
+      </w:pPr>
+      <w:r>
+        <w:rPr>
+          <w:rFonts w:ascii="Times New Roman" w:hAnsi="Times New Roman" w:cs="Times New Roman"/>
+          <w:sz w:val="24"/>
+          <w:szCs w:val="24"/>
+        </w:rPr>
+        <w:t>Проведённый анализ рисков показывает, что реализация проекта по разработке мобильного приложения для обмена учебными материалами между студентами сопровождается рядом потенциальных угроз, связанных с техническими, организационными и пользовательскими факторами.</w:t>
+      </w:r>
+    </w:p>
+    <w:p>
+      <w:pPr>
+        <w:spacing w:after="0" w:line="360" w:lineRule="auto"/>
+        <w:ind w:firstLine="709"/>
+        <w:jc w:val="both"/>
+        <w:rPr>
+          <w:rFonts w:ascii="Times New Roman" w:hAnsi="Times New Roman" w:cs="Times New Roman"/>
+          <w:sz w:val="24"/>
+          <w:szCs w:val="24"/>
+        </w:rPr>
+      </w:pPr>
+      <w:r>
+        <w:rPr>
+          <w:rFonts w:ascii="Times New Roman" w:hAnsi="Times New Roman" w:cs="Times New Roman"/>
+          <w:sz w:val="24"/>
+          <w:szCs w:val="24"/>
+        </w:rPr>
+        <w:t>Наиболее значимыми являются риски, связанные с возможными техническими сбоями приложения, нарушением сроков разработки и недостаточной активностью пользователей. Для снижения данных рисков необходимо проводить регулярное тестирование системы, обеспечить грамотное управление проектом и разработать меры по привлечению пользователей.</w:t>
+      </w:r>
+    </w:p>
+    <w:p>
+      <w:pPr>
+        <w:spacing w:after="0" w:line="360" w:lineRule="auto"/>
+        <w:ind w:firstLine="709"/>
+        <w:jc w:val="both"/>
+        <w:rPr>
+          <w:rFonts w:ascii="Times New Roman" w:hAnsi="Times New Roman" w:cs="Times New Roman"/>
+          <w:sz w:val="24"/>
+          <w:szCs w:val="24"/>
+        </w:rPr>
+      </w:pPr>
+      <w:r>
+        <w:rPr>
+          <w:rFonts w:ascii="Times New Roman" w:hAnsi="Times New Roman" w:cs="Times New Roman"/>
+          <w:sz w:val="24"/>
+          <w:szCs w:val="24"/>
+        </w:rPr>
+        <w:t>Реализация превентивных мер и разработка механизмов минимизации рисков позволит снизить вероятность возникновения неблагоприятных ситуаций и повысить вероятность успешного выполнения проекта.</w:t>
+      </w:r>
     </w:p>
     <w:sectPr>
       <w:footerReference w:type="default" r:id="rId14"/>
@@ -24255,7 +27966,7 @@
 </file>
 
 <file path=word/endnotes.xml><?xml version="1.0" encoding="utf-8"?>
-<w:endnotes xmlns:wpc="http://schemas.microsoft.com/office/word/2010/wordprocessingCanvas" xmlns:cx="http://schemas.microsoft.com/office/drawing/2014/chartex" xmlns:cx1="http://schemas.microsoft.com/office/drawing/2015/9/8/chartex" xmlns:cx2="http://schemas.microsoft.com/office/drawing/2015/10/21/chartex" xmlns:cx3="http://schemas.microsoft.com/office/drawing/2016/5/9/chartex" xmlns:cx4="http://schemas.microsoft.com/office/drawing/2016/5/10/chartex" xmlns:cx5="http://schemas.microsoft.com/office/drawing/2016/5/11/chartex" xmlns:cx6="http://schemas.microsoft.com/office/drawing/2016/5/12/chartex" xmlns:cx7="http://schemas.microsoft.com/office/drawing/2016/5/13/chartex" xmlns:cx8="http://schemas.microsoft.com/office/drawing/2016/5/14/chartex" xmlns:mc="http://schemas.openxmlformats.org/markup-compatibility/2006" xmlns:aink="http://schemas.microsoft.com/office/drawing/2016/ink" xmlns:am3d="http://schemas.microsoft.com/office/drawing/2017/model3d" xmlns:o="urn:schemas-microsoft-com:office:office" xmlns:oel="http://schemas.microsoft.com/office/2019/extlst" xmlns:r="http://schemas.openxmlformats.org/officeDocument/2006/relationships" xmlns:m="http://schemas.openxmlformats.org/officeDocument/2006/math" xmlns:v="urn:schemas-microsoft-com:vml" xmlns:wp14="http://schemas.microsoft.com/office/word/2010/wordprocessingDrawing" xmlns:wp="http://schemas.openxmlformats.org/drawingml/2006/wordprocessingDrawing" xmlns:w10="urn:schemas-microsoft-com:office:word" xmlns:w="http://schemas.openxmlformats.org/wordprocessingml/2006/main" xmlns:w14="http://schemas.microsoft.com/office/word/2010/wordml" xmlns:w15="http://schemas.microsoft.com/office/word/2012/wordml" xmlns:w16cex="http://schemas.microsoft.com/office/word/2018/wordml/cex" xmlns:w16cid="http://schemas.microsoft.com/office/word/2016/wordml/cid" xmlns:w16="http://schemas.microsoft.com/office/word/2018/wordml" xmlns:w16sdtdh="http://schemas.microsoft.com/office/word/2020/wordml/sdtdatahash" xmlns:w16se="http://schemas.microsoft.com/office/word/2015/wordml/symex" xmlns:wpg="http://schemas.microsoft.com/office/word/2010/wordprocessingGroup" xmlns:wpi="http://schemas.microsoft.com/office/word/2010/wordprocessingInk" xmlns:wne="http://schemas.microsoft.com/office/word/2006/wordml" xmlns:wps="http://schemas.microsoft.com/office/word/2010/wordprocessingShape" mc:Ignorable="w14 w15 w16se w16cid w16 w16cex w16sdtdh wp14">
+<w:endnotes xmlns:wpc="http://schemas.microsoft.com/office/word/2010/wordprocessingCanvas" xmlns:cx="http://schemas.microsoft.com/office/drawing/2014/chartex" xmlns:cx1="http://schemas.microsoft.com/office/drawing/2015/9/8/chartex" xmlns:cx2="http://schemas.microsoft.com/office/drawing/2015/10/21/chartex" xmlns:cx3="http://schemas.microsoft.com/office/drawing/2016/5/9/chartex" xmlns:cx4="http://schemas.microsoft.com/office/drawing/2016/5/10/chartex" xmlns:cx5="http://schemas.microsoft.com/office/drawing/2016/5/11/chartex" xmlns:cx6="http://schemas.microsoft.com/office/drawing/2016/5/12/chartex" xmlns:cx7="http://schemas.microsoft.com/office/drawing/2016/5/13/chartex" xmlns:cx8="http://schemas.microsoft.com/office/drawing/2016/5/14/chartex" xmlns:mc="http://schemas.openxmlformats.org/markup-compatibility/2006" xmlns:aink="http://schemas.microsoft.com/office/drawing/2016/ink" xmlns:am3d="http://schemas.microsoft.com/office/drawing/2017/model3d" xmlns:o="urn:schemas-microsoft-com:office:office" xmlns:r="http://schemas.openxmlformats.org/officeDocument/2006/relationships" xmlns:m="http://schemas.openxmlformats.org/officeDocument/2006/math" xmlns:v="urn:schemas-microsoft-com:vml" xmlns:wp14="http://schemas.microsoft.com/office/word/2010/wordprocessingDrawing" xmlns:wp="http://schemas.openxmlformats.org/drawingml/2006/wordprocessingDrawing" xmlns:w10="urn:schemas-microsoft-com:office:word" xmlns:w="http://schemas.openxmlformats.org/wordprocessingml/2006/main" xmlns:w14="http://schemas.microsoft.com/office/word/2010/wordml" xmlns:w15="http://schemas.microsoft.com/office/word/2012/wordml" xmlns:w16cex="http://schemas.microsoft.com/office/word/2018/wordml/cex" xmlns:w16cid="http://schemas.microsoft.com/office/word/2016/wordml/cid" xmlns:w16="http://schemas.microsoft.com/office/word/2018/wordml" xmlns:w16sdtdh="http://schemas.microsoft.com/office/word/2020/wordml/sdtdatahash" xmlns:w16se="http://schemas.microsoft.com/office/word/2015/wordml/symex" xmlns:wpg="http://schemas.microsoft.com/office/word/2010/wordprocessingGroup" xmlns:wpi="http://schemas.microsoft.com/office/word/2010/wordprocessingInk" xmlns:wne="http://schemas.microsoft.com/office/word/2006/wordml" xmlns:wps="http://schemas.microsoft.com/office/word/2010/wordprocessingShape" mc:Ignorable="w14 w15 w16se w16cid w16 w16cex w16sdtdh wp14">
   <w:endnote w:type="separator" w:id="-1">
     <w:p>
       <w:pPr>
@@ -24280,7 +27991,7 @@
 </file>
 
 <file path=word/footer1.xml><?xml version="1.0" encoding="utf-8"?>
-<w:ftr xmlns:wpc="http://schemas.microsoft.com/office/word/2010/wordprocessingCanvas" xmlns:cx="http://schemas.microsoft.com/office/drawing/2014/chartex" xmlns:cx1="http://schemas.microsoft.com/office/drawing/2015/9/8/chartex" xmlns:cx2="http://schemas.microsoft.com/office/drawing/2015/10/21/chartex" xmlns:cx3="http://schemas.microsoft.com/office/drawing/2016/5/9/chartex" xmlns:cx4="http://schemas.microsoft.com/office/drawing/2016/5/10/chartex" xmlns:cx5="http://schemas.microsoft.com/office/drawing/2016/5/11/chartex" xmlns:cx6="http://schemas.microsoft.com/office/drawing/2016/5/12/chartex" xmlns:cx7="http://schemas.microsoft.com/office/drawing/2016/5/13/chartex" xmlns:cx8="http://schemas.microsoft.com/office/drawing/2016/5/14/chartex" xmlns:mc="http://schemas.openxmlformats.org/markup-compatibility/2006" xmlns:aink="http://schemas.microsoft.com/office/drawing/2016/ink" xmlns:am3d="http://schemas.microsoft.com/office/drawing/2017/model3d" xmlns:o="urn:schemas-microsoft-com:office:office" xmlns:oel="http://schemas.microsoft.com/office/2019/extlst" xmlns:r="http://schemas.openxmlformats.org/officeDocument/2006/relationships" xmlns:m="http://schemas.openxmlformats.org/officeDocument/2006/math" xmlns:v="urn:schemas-microsoft-com:vml" xmlns:wp14="http://schemas.microsoft.com/office/word/2010/wordprocessingDrawing" xmlns:wp="http://schemas.openxmlformats.org/drawingml/2006/wordprocessingDrawing" xmlns:w10="urn:schemas-microsoft-com:office:word" xmlns:w="http://schemas.openxmlformats.org/wordprocessingml/2006/main" xmlns:w14="http://schemas.microsoft.com/office/word/2010/wordml" xmlns:w15="http://schemas.microsoft.com/office/word/2012/wordml" xmlns:w16cex="http://schemas.microsoft.com/office/word/2018/wordml/cex" xmlns:w16cid="http://schemas.microsoft.com/office/word/2016/wordml/cid" xmlns:w16="http://schemas.microsoft.com/office/word/2018/wordml" xmlns:w16sdtdh="http://schemas.microsoft.com/office/word/2020/wordml/sdtdatahash" xmlns:w16se="http://schemas.microsoft.com/office/word/2015/wordml/symex" xmlns:wpg="http://schemas.microsoft.com/office/word/2010/wordprocessingGroup" xmlns:wpi="http://schemas.microsoft.com/office/word/2010/wordprocessingInk" xmlns:wne="http://schemas.microsoft.com/office/word/2006/wordml" xmlns:wps="http://schemas.microsoft.com/office/word/2010/wordprocessingShape" mc:Ignorable="w14 w15 w16se w16cid w16 w16cex w16sdtdh wp14">
+<w:ftr xmlns:wpc="http://schemas.microsoft.com/office/word/2010/wordprocessingCanvas" xmlns:cx="http://schemas.microsoft.com/office/drawing/2014/chartex" xmlns:cx1="http://schemas.microsoft.com/office/drawing/2015/9/8/chartex" xmlns:cx2="http://schemas.microsoft.com/office/drawing/2015/10/21/chartex" xmlns:cx3="http://schemas.microsoft.com/office/drawing/2016/5/9/chartex" xmlns:cx4="http://schemas.microsoft.com/office/drawing/2016/5/10/chartex" xmlns:cx5="http://schemas.microsoft.com/office/drawing/2016/5/11/chartex" xmlns:cx6="http://schemas.microsoft.com/office/drawing/2016/5/12/chartex" xmlns:cx7="http://schemas.microsoft.com/office/drawing/2016/5/13/chartex" xmlns:cx8="http://schemas.microsoft.com/office/drawing/2016/5/14/chartex" xmlns:mc="http://schemas.openxmlformats.org/markup-compatibility/2006" xmlns:aink="http://schemas.microsoft.com/office/drawing/2016/ink" xmlns:am3d="http://schemas.microsoft.com/office/drawing/2017/model3d" xmlns:o="urn:schemas-microsoft-com:office:office" xmlns:r="http://schemas.openxmlformats.org/officeDocument/2006/relationships" xmlns:m="http://schemas.openxmlformats.org/officeDocument/2006/math" xmlns:v="urn:schemas-microsoft-com:vml" xmlns:wp14="http://schemas.microsoft.com/office/word/2010/wordprocessingDrawing" xmlns:wp="http://schemas.openxmlformats.org/drawingml/2006/wordprocessingDrawing" xmlns:w10="urn:schemas-microsoft-com:office:word" xmlns:w="http://schemas.openxmlformats.org/wordprocessingml/2006/main" xmlns:w14="http://schemas.microsoft.com/office/word/2010/wordml" xmlns:w15="http://schemas.microsoft.com/office/word/2012/wordml" xmlns:w16cex="http://schemas.microsoft.com/office/word/2018/wordml/cex" xmlns:w16cid="http://schemas.microsoft.com/office/word/2016/wordml/cid" xmlns:w16="http://schemas.microsoft.com/office/word/2018/wordml" xmlns:w16sdtdh="http://schemas.microsoft.com/office/word/2020/wordml/sdtdatahash" xmlns:w16se="http://schemas.microsoft.com/office/word/2015/wordml/symex" xmlns:wpg="http://schemas.microsoft.com/office/word/2010/wordprocessingGroup" xmlns:wpi="http://schemas.microsoft.com/office/word/2010/wordprocessingInk" xmlns:wne="http://schemas.microsoft.com/office/word/2006/wordml" xmlns:wps="http://schemas.microsoft.com/office/word/2010/wordprocessingShape" mc:Ignorable="w14 w15 w16se w16cid w16 w16cex w16sdtdh wp14">
   <w:sdt>
     <w:sdtPr>
       <w:id w:val="1126514239"/>
@@ -24359,7 +28070,7 @@
 </file>
 
 <file path=word/footnotes.xml><?xml version="1.0" encoding="utf-8"?>
-<w:footnotes xmlns:wpc="http://schemas.microsoft.com/office/word/2010/wordprocessingCanvas" xmlns:cx="http://schemas.microsoft.com/office/drawing/2014/chartex" xmlns:cx1="http://schemas.microsoft.com/office/drawing/2015/9/8/chartex" xmlns:cx2="http://schemas.microsoft.com/office/drawing/2015/10/21/chartex" xmlns:cx3="http://schemas.microsoft.com/office/drawing/2016/5/9/chartex" xmlns:cx4="http://schemas.microsoft.com/office/drawing/2016/5/10/chartex" xmlns:cx5="http://schemas.microsoft.com/office/drawing/2016/5/11/chartex" xmlns:cx6="http://schemas.microsoft.com/office/drawing/2016/5/12/chartex" xmlns:cx7="http://schemas.microsoft.com/office/drawing/2016/5/13/chartex" xmlns:cx8="http://schemas.microsoft.com/office/drawing/2016/5/14/chartex" xmlns:mc="http://schemas.openxmlformats.org/markup-compatibility/2006" xmlns:aink="http://schemas.microsoft.com/office/drawing/2016/ink" xmlns:am3d="http://schemas.microsoft.com/office/drawing/2017/model3d" xmlns:o="urn:schemas-microsoft-com:office:office" xmlns:oel="http://schemas.microsoft.com/office/2019/extlst" xmlns:r="http://schemas.openxmlformats.org/officeDocument/2006/relationships" xmlns:m="http://schemas.openxmlformats.org/officeDocument/2006/math" xmlns:v="urn:schemas-microsoft-com:vml" xmlns:wp14="http://schemas.microsoft.com/office/word/2010/wordprocessingDrawing" xmlns:wp="http://schemas.openxmlformats.org/drawingml/2006/wordprocessingDrawing" xmlns:w10="urn:schemas-microsoft-com:office:word" xmlns:w="http://schemas.openxmlformats.org/wordprocessingml/2006/main" xmlns:w14="http://schemas.microsoft.com/office/word/2010/wordml" xmlns:w15="http://schemas.microsoft.com/office/word/2012/wordml" xmlns:w16cex="http://schemas.microsoft.com/office/word/2018/wordml/cex" xmlns:w16cid="http://schemas.microsoft.com/office/word/2016/wordml/cid" xmlns:w16="http://schemas.microsoft.com/office/word/2018/wordml" xmlns:w16sdtdh="http://schemas.microsoft.com/office/word/2020/wordml/sdtdatahash" xmlns:w16se="http://schemas.microsoft.com/office/word/2015/wordml/symex" xmlns:wpg="http://schemas.microsoft.com/office/word/2010/wordprocessingGroup" xmlns:wpi="http://schemas.microsoft.com/office/word/2010/wordprocessingInk" xmlns:wne="http://schemas.microsoft.com/office/word/2006/wordml" xmlns:wps="http://schemas.microsoft.com/office/word/2010/wordprocessingShape" mc:Ignorable="w14 w15 w16se w16cid w16 w16cex w16sdtdh wp14">
+<w:footnotes xmlns:wpc="http://schemas.microsoft.com/office/word/2010/wordprocessingCanvas" xmlns:cx="http://schemas.microsoft.com/office/drawing/2014/chartex" xmlns:cx1="http://schemas.microsoft.com/office/drawing/2015/9/8/chartex" xmlns:cx2="http://schemas.microsoft.com/office/drawing/2015/10/21/chartex" xmlns:cx3="http://schemas.microsoft.com/office/drawing/2016/5/9/chartex" xmlns:cx4="http://schemas.microsoft.com/office/drawing/2016/5/10/chartex" xmlns:cx5="http://schemas.microsoft.com/office/drawing/2016/5/11/chartex" xmlns:cx6="http://schemas.microsoft.com/office/drawing/2016/5/12/chartex" xmlns:cx7="http://schemas.microsoft.com/office/drawing/2016/5/13/chartex" xmlns:cx8="http://schemas.microsoft.com/office/drawing/2016/5/14/chartex" xmlns:mc="http://schemas.openxmlformats.org/markup-compatibility/2006" xmlns:aink="http://schemas.microsoft.com/office/drawing/2016/ink" xmlns:am3d="http://schemas.microsoft.com/office/drawing/2017/model3d" xmlns:o="urn:schemas-microsoft-com:office:office" xmlns:r="http://schemas.openxmlformats.org/officeDocument/2006/relationships" xmlns:m="http://schemas.openxmlformats.org/officeDocument/2006/math" xmlns:v="urn:schemas-microsoft-com:vml" xmlns:wp14="http://schemas.microsoft.com/office/word/2010/wordprocessingDrawing" xmlns:wp="http://schemas.openxmlformats.org/drawingml/2006/wordprocessingDrawing" xmlns:w10="urn:schemas-microsoft-com:office:word" xmlns:w="http://schemas.openxmlformats.org/wordprocessingml/2006/main" xmlns:w14="http://schemas.microsoft.com/office/word/2010/wordml" xmlns:w15="http://schemas.microsoft.com/office/word/2012/wordml" xmlns:w16cex="http://schemas.microsoft.com/office/word/2018/wordml/cex" xmlns:w16cid="http://schemas.microsoft.com/office/word/2016/wordml/cid" xmlns:w16="http://schemas.microsoft.com/office/word/2018/wordml" xmlns:w16sdtdh="http://schemas.microsoft.com/office/word/2020/wordml/sdtdatahash" xmlns:w16se="http://schemas.microsoft.com/office/word/2015/wordml/symex" xmlns:wpg="http://schemas.microsoft.com/office/word/2010/wordprocessingGroup" xmlns:wpi="http://schemas.microsoft.com/office/word/2010/wordprocessingInk" xmlns:wne="http://schemas.microsoft.com/office/word/2006/wordml" xmlns:wps="http://schemas.microsoft.com/office/word/2010/wordprocessingShape" mc:Ignorable="w14 w15 w16se w16cid w16 w16cex w16sdtdh wp14">
   <w:footnote w:type="separator" w:id="-1">
     <w:p>
       <w:pPr>
@@ -24384,7 +28095,7 @@
 </file>
 
 <file path=word/numbering.xml><?xml version="1.0" encoding="utf-8"?>
-<w:numbering xmlns:wpc="http://schemas.microsoft.com/office/word/2010/wordprocessingCanvas" xmlns:cx="http://schemas.microsoft.com/office/drawing/2014/chartex" xmlns:cx1="http://schemas.microsoft.com/office/drawing/2015/9/8/chartex" xmlns:cx2="http://schemas.microsoft.com/office/drawing/2015/10/21/chartex" xmlns:cx3="http://schemas.microsoft.com/office/drawing/2016/5/9/chartex" xmlns:cx4="http://schemas.microsoft.com/office/drawing/2016/5/10/chartex" xmlns:cx5="http://schemas.microsoft.com/office/drawing/2016/5/11/chartex" xmlns:cx6="http://schemas.microsoft.com/office/drawing/2016/5/12/chartex" xmlns:cx7="http://schemas.microsoft.com/office/drawing/2016/5/13/chartex" xmlns:cx8="http://schemas.microsoft.com/office/drawing/2016/5/14/chartex" xmlns:mc="http://schemas.openxmlformats.org/markup-compatibility/2006" xmlns:aink="http://schemas.microsoft.com/office/drawing/2016/ink" xmlns:am3d="http://schemas.microsoft.com/office/drawing/2017/model3d" xmlns:o="urn:schemas-microsoft-com:office:office" xmlns:oel="http://schemas.microsoft.com/office/2019/extlst" xmlns:r="http://schemas.openxmlformats.org/officeDocument/2006/relationships" xmlns:m="http://schemas.openxmlformats.org/officeDocument/2006/math" xmlns:v="urn:schemas-microsoft-com:vml" xmlns:wp14="http://schemas.microsoft.com/office/word/2010/wordprocessingDrawing" xmlns:wp="http://schemas.openxmlformats.org/drawingml/2006/wordprocessingDrawing" xmlns:w10="urn:schemas-microsoft-com:office:word" xmlns:w="http://schemas.openxmlformats.org/wordprocessingml/2006/main" xmlns:w14="http://schemas.microsoft.com/office/word/2010/wordml" xmlns:w15="http://schemas.microsoft.com/office/word/2012/wordml" xmlns:w16cex="http://schemas.microsoft.com/office/word/2018/wordml/cex" xmlns:w16cid="http://schemas.microsoft.com/office/word/2016/wordml/cid" xmlns:w16="http://schemas.microsoft.com/office/word/2018/wordml" xmlns:w16sdtdh="http://schemas.microsoft.com/office/word/2020/wordml/sdtdatahash" xmlns:w16se="http://schemas.microsoft.com/office/word/2015/wordml/symex" xmlns:wpg="http://schemas.microsoft.com/office/word/2010/wordprocessingGroup" xmlns:wpi="http://schemas.microsoft.com/office/word/2010/wordprocessingInk" xmlns:wne="http://schemas.microsoft.com/office/word/2006/wordml" xmlns:wps="http://schemas.microsoft.com/office/word/2010/wordprocessingShape" mc:Ignorable="w14 w15 w16se w16cid w16 w16cex w16sdtdh wp14">
+<w:numbering xmlns:wpc="http://schemas.microsoft.com/office/word/2010/wordprocessingCanvas" xmlns:cx="http://schemas.microsoft.com/office/drawing/2014/chartex" xmlns:cx1="http://schemas.microsoft.com/office/drawing/2015/9/8/chartex" xmlns:cx2="http://schemas.microsoft.com/office/drawing/2015/10/21/chartex" xmlns:cx3="http://schemas.microsoft.com/office/drawing/2016/5/9/chartex" xmlns:cx4="http://schemas.microsoft.com/office/drawing/2016/5/10/chartex" xmlns:cx5="http://schemas.microsoft.com/office/drawing/2016/5/11/chartex" xmlns:cx6="http://schemas.microsoft.com/office/drawing/2016/5/12/chartex" xmlns:cx7="http://schemas.microsoft.com/office/drawing/2016/5/13/chartex" xmlns:cx8="http://schemas.microsoft.com/office/drawing/2016/5/14/chartex" xmlns:mc="http://schemas.openxmlformats.org/markup-compatibility/2006" xmlns:aink="http://schemas.microsoft.com/office/drawing/2016/ink" xmlns:am3d="http://schemas.microsoft.com/office/drawing/2017/model3d" xmlns:o="urn:schemas-microsoft-com:office:office" xmlns:r="http://schemas.openxmlformats.org/officeDocument/2006/relationships" xmlns:m="http://schemas.openxmlformats.org/officeDocument/2006/math" xmlns:v="urn:schemas-microsoft-com:vml" xmlns:wp14="http://schemas.microsoft.com/office/word/2010/wordprocessingDrawing" xmlns:wp="http://schemas.openxmlformats.org/drawingml/2006/wordprocessingDrawing" xmlns:w10="urn:schemas-microsoft-com:office:word" xmlns:w="http://schemas.openxmlformats.org/wordprocessingml/2006/main" xmlns:w14="http://schemas.microsoft.com/office/word/2010/wordml" xmlns:w15="http://schemas.microsoft.com/office/word/2012/wordml" xmlns:w16cex="http://schemas.microsoft.com/office/word/2018/wordml/cex" xmlns:w16cid="http://schemas.microsoft.com/office/word/2016/wordml/cid" xmlns:w16="http://schemas.microsoft.com/office/word/2018/wordml" xmlns:w16sdtdh="http://schemas.microsoft.com/office/word/2020/wordml/sdtdatahash" xmlns:w16se="http://schemas.microsoft.com/office/word/2015/wordml/symex" xmlns:wpg="http://schemas.microsoft.com/office/word/2010/wordprocessingGroup" xmlns:wpi="http://schemas.microsoft.com/office/word/2010/wordprocessingInk" xmlns:wne="http://schemas.microsoft.com/office/word/2006/wordml" xmlns:wps="http://schemas.microsoft.com/office/word/2010/wordprocessingShape" mc:Ignorable="w14 w15 w16se w16cid w16 w16cex w16sdtdh wp14">
   <w:abstractNum w:abstractNumId="0" w15:restartNumberingAfterBreak="0">
     <w:nsid w:val="047B15EF"/>
     <w:multiLevelType w:val="multilevel"/>
@@ -24833,6 +28544,119 @@
     </w:lvl>
   </w:abstractNum>
   <w:abstractNum w:abstractNumId="3" w15:restartNumberingAfterBreak="0">
+    <w:nsid w:val="0AC30CF6"/>
+    <w:multiLevelType w:val="hybridMultilevel"/>
+    <w:tmpl w:val="D8FE488C"/>
+    <w:lvl w:ilvl="0" w:tplc="04190001">
+      <w:start w:val="1"/>
+      <w:numFmt w:val="bullet"/>
+      <w:lvlText w:val=""/>
+      <w:lvlJc w:val="left"/>
+      <w:pPr>
+        <w:ind w:left="1429" w:hanging="360"/>
+      </w:pPr>
+      <w:rPr>
+        <w:rFonts w:ascii="Symbol" w:hAnsi="Symbol" w:hint="default"/>
+      </w:rPr>
+    </w:lvl>
+    <w:lvl w:ilvl="1" w:tplc="04190003" w:tentative="1">
+      <w:start w:val="1"/>
+      <w:numFmt w:val="bullet"/>
+      <w:lvlText w:val="o"/>
+      <w:lvlJc w:val="left"/>
+      <w:pPr>
+        <w:ind w:left="2149" w:hanging="360"/>
+      </w:pPr>
+      <w:rPr>
+        <w:rFonts w:ascii="Courier New" w:hAnsi="Courier New" w:cs="Courier New" w:hint="default"/>
+      </w:rPr>
+    </w:lvl>
+    <w:lvl w:ilvl="2" w:tplc="04190005" w:tentative="1">
+      <w:start w:val="1"/>
+      <w:numFmt w:val="bullet"/>
+      <w:lvlText w:val=""/>
+      <w:lvlJc w:val="left"/>
+      <w:pPr>
+        <w:ind w:left="2869" w:hanging="360"/>
+      </w:pPr>
+      <w:rPr>
+        <w:rFonts w:ascii="Wingdings" w:hAnsi="Wingdings" w:hint="default"/>
+      </w:rPr>
+    </w:lvl>
+    <w:lvl w:ilvl="3" w:tplc="04190001" w:tentative="1">
+      <w:start w:val="1"/>
+      <w:numFmt w:val="bullet"/>
+      <w:lvlText w:val=""/>
+      <w:lvlJc w:val="left"/>
+      <w:pPr>
+        <w:ind w:left="3589" w:hanging="360"/>
+      </w:pPr>
+      <w:rPr>
+        <w:rFonts w:ascii="Symbol" w:hAnsi="Symbol" w:hint="default"/>
+      </w:rPr>
+    </w:lvl>
+    <w:lvl w:ilvl="4" w:tplc="04190003" w:tentative="1">
+      <w:start w:val="1"/>
+      <w:numFmt w:val="bullet"/>
+      <w:lvlText w:val="o"/>
+      <w:lvlJc w:val="left"/>
+      <w:pPr>
+        <w:ind w:left="4309" w:hanging="360"/>
+      </w:pPr>
+      <w:rPr>
+        <w:rFonts w:ascii="Courier New" w:hAnsi="Courier New" w:cs="Courier New" w:hint="default"/>
+      </w:rPr>
+    </w:lvl>
+    <w:lvl w:ilvl="5" w:tplc="04190005" w:tentative="1">
+      <w:start w:val="1"/>
+      <w:numFmt w:val="bullet"/>
+      <w:lvlText w:val=""/>
+      <w:lvlJc w:val="left"/>
+      <w:pPr>
+        <w:ind w:left="5029" w:hanging="360"/>
+      </w:pPr>
+      <w:rPr>
+        <w:rFonts w:ascii="Wingdings" w:hAnsi="Wingdings" w:hint="default"/>
+      </w:rPr>
+    </w:lvl>
+    <w:lvl w:ilvl="6" w:tplc="04190001" w:tentative="1">
+      <w:start w:val="1"/>
+      <w:numFmt w:val="bullet"/>
+      <w:lvlText w:val=""/>
+      <w:lvlJc w:val="left"/>
+      <w:pPr>
+        <w:ind w:left="5749" w:hanging="360"/>
+      </w:pPr>
+      <w:rPr>
+        <w:rFonts w:ascii="Symbol" w:hAnsi="Symbol" w:hint="default"/>
+      </w:rPr>
+    </w:lvl>
+    <w:lvl w:ilvl="7" w:tplc="04190003" w:tentative="1">
+      <w:start w:val="1"/>
+      <w:numFmt w:val="bullet"/>
+      <w:lvlText w:val="o"/>
+      <w:lvlJc w:val="left"/>
+      <w:pPr>
+        <w:ind w:left="6469" w:hanging="360"/>
+      </w:pPr>
+      <w:rPr>
+        <w:rFonts w:ascii="Courier New" w:hAnsi="Courier New" w:cs="Courier New" w:hint="default"/>
+      </w:rPr>
+    </w:lvl>
+    <w:lvl w:ilvl="8" w:tplc="04190005" w:tentative="1">
+      <w:start w:val="1"/>
+      <w:numFmt w:val="bullet"/>
+      <w:lvlText w:val=""/>
+      <w:lvlJc w:val="left"/>
+      <w:pPr>
+        <w:ind w:left="7189" w:hanging="360"/>
+      </w:pPr>
+      <w:rPr>
+        <w:rFonts w:ascii="Wingdings" w:hAnsi="Wingdings" w:hint="default"/>
+      </w:rPr>
+    </w:lvl>
+  </w:abstractNum>
+  <w:abstractNum w:abstractNumId="4" w15:restartNumberingAfterBreak="0">
     <w:nsid w:val="0FFB53B4"/>
     <w:multiLevelType w:val="multilevel"/>
     <w:tmpl w:val="D50E3AE0"/>
@@ -24981,7 +28805,7 @@
       </w:rPr>
     </w:lvl>
   </w:abstractNum>
-  <w:abstractNum w:abstractNumId="4" w15:restartNumberingAfterBreak="0">
+  <w:abstractNum w:abstractNumId="5" w15:restartNumberingAfterBreak="0">
     <w:nsid w:val="11714CCE"/>
     <w:multiLevelType w:val="multilevel"/>
     <w:tmpl w:val="A5EA7082"/>
@@ -25130,7 +28954,7 @@
       </w:rPr>
     </w:lvl>
   </w:abstractNum>
-  <w:abstractNum w:abstractNumId="5" w15:restartNumberingAfterBreak="0">
+  <w:abstractNum w:abstractNumId="6" w15:restartNumberingAfterBreak="0">
     <w:nsid w:val="16C2344A"/>
     <w:multiLevelType w:val="multilevel"/>
     <w:tmpl w:val="86ECA42E"/>
@@ -25279,7 +29103,7 @@
       </w:rPr>
     </w:lvl>
   </w:abstractNum>
-  <w:abstractNum w:abstractNumId="6" w15:restartNumberingAfterBreak="0">
+  <w:abstractNum w:abstractNumId="7" w15:restartNumberingAfterBreak="0">
     <w:nsid w:val="18745837"/>
     <w:multiLevelType w:val="multilevel"/>
     <w:tmpl w:val="925421E4"/>
@@ -25400,7 +29224,7 @@
       </w:rPr>
     </w:lvl>
   </w:abstractNum>
-  <w:abstractNum w:abstractNumId="7" w15:restartNumberingAfterBreak="0">
+  <w:abstractNum w:abstractNumId="8" w15:restartNumberingAfterBreak="0">
     <w:nsid w:val="1A4C1A7A"/>
     <w:multiLevelType w:val="multilevel"/>
     <w:tmpl w:val="BDFAB7C0"/>
@@ -25513,7 +29337,7 @@
       </w:pPr>
     </w:lvl>
   </w:abstractNum>
-  <w:abstractNum w:abstractNumId="8" w15:restartNumberingAfterBreak="0">
+  <w:abstractNum w:abstractNumId="9" w15:restartNumberingAfterBreak="0">
     <w:nsid w:val="1B1A7508"/>
     <w:multiLevelType w:val="multilevel"/>
     <w:tmpl w:val="1B444574"/>
@@ -25662,7 +29486,7 @@
       </w:rPr>
     </w:lvl>
   </w:abstractNum>
-  <w:abstractNum w:abstractNumId="9" w15:restartNumberingAfterBreak="0">
+  <w:abstractNum w:abstractNumId="10" w15:restartNumberingAfterBreak="0">
     <w:nsid w:val="360E77E7"/>
     <w:multiLevelType w:val="hybridMultilevel"/>
     <w:tmpl w:val="E90E4ED8"/>
@@ -25775,7 +29599,7 @@
       </w:rPr>
     </w:lvl>
   </w:abstractNum>
-  <w:abstractNum w:abstractNumId="10" w15:restartNumberingAfterBreak="0">
+  <w:abstractNum w:abstractNumId="11" w15:restartNumberingAfterBreak="0">
     <w:nsid w:val="43543AC0"/>
     <w:multiLevelType w:val="hybridMultilevel"/>
     <w:tmpl w:val="2B7C7E58"/>
@@ -25888,7 +29712,7 @@
       </w:rPr>
     </w:lvl>
   </w:abstractNum>
-  <w:abstractNum w:abstractNumId="11" w15:restartNumberingAfterBreak="0">
+  <w:abstractNum w:abstractNumId="12" w15:restartNumberingAfterBreak="0">
     <w:nsid w:val="45330AE4"/>
     <w:multiLevelType w:val="hybridMultilevel"/>
     <w:tmpl w:val="2CBE0032"/>
@@ -26001,7 +29825,7 @@
       </w:rPr>
     </w:lvl>
   </w:abstractNum>
-  <w:abstractNum w:abstractNumId="12" w15:restartNumberingAfterBreak="0">
+  <w:abstractNum w:abstractNumId="13" w15:restartNumberingAfterBreak="0">
     <w:nsid w:val="52EB41F7"/>
     <w:multiLevelType w:val="multilevel"/>
     <w:tmpl w:val="925421E4"/>
@@ -26122,7 +29946,7 @@
       </w:rPr>
     </w:lvl>
   </w:abstractNum>
-  <w:abstractNum w:abstractNumId="13" w15:restartNumberingAfterBreak="0">
+  <w:abstractNum w:abstractNumId="14" w15:restartNumberingAfterBreak="0">
     <w:nsid w:val="553A637D"/>
     <w:multiLevelType w:val="multilevel"/>
     <w:tmpl w:val="F678FB22"/>
@@ -26271,7 +30095,7 @@
       </w:rPr>
     </w:lvl>
   </w:abstractNum>
-  <w:abstractNum w:abstractNumId="14" w15:restartNumberingAfterBreak="0">
+  <w:abstractNum w:abstractNumId="15" w15:restartNumberingAfterBreak="0">
     <w:nsid w:val="60ED418E"/>
     <w:multiLevelType w:val="multilevel"/>
     <w:tmpl w:val="3ECC626C"/>
@@ -26420,7 +30244,7 @@
       </w:rPr>
     </w:lvl>
   </w:abstractNum>
-  <w:abstractNum w:abstractNumId="15" w15:restartNumberingAfterBreak="0">
+  <w:abstractNum w:abstractNumId="16" w15:restartNumberingAfterBreak="0">
     <w:nsid w:val="636C6713"/>
     <w:multiLevelType w:val="hybridMultilevel"/>
     <w:tmpl w:val="1D34DBB8"/>
@@ -26533,7 +30357,7 @@
       </w:rPr>
     </w:lvl>
   </w:abstractNum>
-  <w:abstractNum w:abstractNumId="16" w15:restartNumberingAfterBreak="0">
+  <w:abstractNum w:abstractNumId="17" w15:restartNumberingAfterBreak="0">
     <w:nsid w:val="72FB4B98"/>
     <w:multiLevelType w:val="multilevel"/>
     <w:tmpl w:val="8AC2AFA0"/>
@@ -26683,55 +30507,58 @@
     </w:lvl>
   </w:abstractNum>
   <w:num w:numId="1">
-    <w:abstractNumId w:val="9"/>
+    <w:abstractNumId w:val="10"/>
   </w:num>
   <w:num w:numId="2">
-    <w:abstractNumId w:val="6"/>
+    <w:abstractNumId w:val="7"/>
   </w:num>
   <w:num w:numId="3">
     <w:abstractNumId w:val="2"/>
   </w:num>
   <w:num w:numId="4">
+    <w:abstractNumId w:val="13"/>
+  </w:num>
+  <w:num w:numId="5">
+    <w:abstractNumId w:val="11"/>
+  </w:num>
+  <w:num w:numId="6">
+    <w:abstractNumId w:val="16"/>
+  </w:num>
+  <w:num w:numId="7">
     <w:abstractNumId w:val="12"/>
   </w:num>
-  <w:num w:numId="5">
-    <w:abstractNumId w:val="10"/>
-  </w:num>
-  <w:num w:numId="6">
-    <w:abstractNumId w:val="15"/>
-  </w:num>
-  <w:num w:numId="7">
-    <w:abstractNumId w:val="11"/>
-  </w:num>
   <w:num w:numId="8">
-    <w:abstractNumId w:val="7"/>
+    <w:abstractNumId w:val="8"/>
   </w:num>
   <w:num w:numId="9">
-    <w:abstractNumId w:val="13"/>
+    <w:abstractNumId w:val="14"/>
   </w:num>
   <w:num w:numId="10">
     <w:abstractNumId w:val="1"/>
   </w:num>
   <w:num w:numId="11">
+    <w:abstractNumId w:val="5"/>
+  </w:num>
+  <w:num w:numId="12">
+    <w:abstractNumId w:val="15"/>
+  </w:num>
+  <w:num w:numId="13">
+    <w:abstractNumId w:val="9"/>
+  </w:num>
+  <w:num w:numId="14">
+    <w:abstractNumId w:val="17"/>
+  </w:num>
+  <w:num w:numId="15">
     <w:abstractNumId w:val="4"/>
   </w:num>
-  <w:num w:numId="12">
-    <w:abstractNumId w:val="14"/>
-  </w:num>
-  <w:num w:numId="13">
-    <w:abstractNumId w:val="8"/>
-  </w:num>
-  <w:num w:numId="14">
-    <w:abstractNumId w:val="16"/>
-  </w:num>
-  <w:num w:numId="15">
-    <w:abstractNumId w:val="3"/>
-  </w:num>
   <w:num w:numId="16">
-    <w:abstractNumId w:val="5"/>
+    <w:abstractNumId w:val="6"/>
   </w:num>
   <w:num w:numId="17">
     <w:abstractNumId w:val="0"/>
+  </w:num>
+  <w:num w:numId="18">
+    <w:abstractNumId w:val="3"/>
   </w:num>
 </w:numbering>
 </file>
@@ -27812,6 +31639,25 @@
       <w:sz w:val="18"/>
       <w:szCs w:val="18"/>
     </w:rPr>
+  </w:style>
+  <w:style w:type="table" w:styleId="af7">
+    <w:name w:val="Grid Table Light"/>
+    <w:basedOn w:val="a1"/>
+    <w:uiPriority w:val="40"/>
+    <w:rsid w:val="00F75A60"/>
+    <w:pPr>
+      <w:spacing w:after="0" w:line="240" w:lineRule="auto"/>
+    </w:pPr>
+    <w:tblPr>
+      <w:tblBorders>
+        <w:top w:val="single" w:sz="4" w:space="0" w:color="BFBFBF" w:themeColor="background1" w:themeShade="BF"/>
+        <w:left w:val="single" w:sz="4" w:space="0" w:color="BFBFBF" w:themeColor="background1" w:themeShade="BF"/>
+        <w:bottom w:val="single" w:sz="4" w:space="0" w:color="BFBFBF" w:themeColor="background1" w:themeShade="BF"/>
+        <w:right w:val="single" w:sz="4" w:space="0" w:color="BFBFBF" w:themeColor="background1" w:themeShade="BF"/>
+        <w:insideH w:val="single" w:sz="4" w:space="0" w:color="BFBFBF" w:themeColor="background1" w:themeShade="BF"/>
+        <w:insideV w:val="single" w:sz="4" w:space="0" w:color="BFBFBF" w:themeColor="background1" w:themeShade="BF"/>
+      </w:tblBorders>
+    </w:tblPr>
   </w:style>
 </w:styles>
 </file>

--- a/ЭОИТП.docx
+++ b/ЭОИТП.docx
@@ -143,36 +143,43 @@
       <w:tblPr>
         <w:tblW w:w="9639" w:type="dxa"/>
         <w:tblInd w:w="108" w:type="dxa"/>
+        <w:tblBorders>
+          <w:top w:val="single" w:sz="4" w:space="0" w:color="auto"/>
+          <w:left w:val="single" w:sz="4" w:space="0" w:color="auto"/>
+          <w:bottom w:val="single" w:sz="4" w:space="0" w:color="auto"/>
+          <w:right w:val="single" w:sz="4" w:space="0" w:color="auto"/>
+          <w:insideH w:val="single" w:sz="4" w:space="0" w:color="auto"/>
+          <w:insideV w:val="single" w:sz="4" w:space="0" w:color="auto"/>
+        </w:tblBorders>
         <w:tblLook w:val="0000" w:firstRow="0" w:lastRow="0" w:firstColumn="0" w:lastColumn="0" w:noHBand="0" w:noVBand="0"/>
       </w:tblPr>
       <w:tblGrid>
-        <w:gridCol w:w="3243"/>
+        <w:gridCol w:w="3245"/>
         <w:gridCol w:w="284"/>
-        <w:gridCol w:w="2820"/>
+        <w:gridCol w:w="2819"/>
         <w:gridCol w:w="277"/>
-        <w:gridCol w:w="3015"/>
+        <w:gridCol w:w="3014"/>
       </w:tblGrid>
       <w:tr>
         <w:tc>
           <w:tcPr>
-            <w:tcW w:w="3243" w:type="dxa"/>
+            <w:tcW w:w="3245" w:type="dxa"/>
+            <w:tcBorders>
+              <w:top w:val="nil"/>
+              <w:left w:val="nil"/>
+              <w:right w:val="nil"/>
+            </w:tcBorders>
             <w:vAlign w:val="center"/>
           </w:tcPr>
           <w:p>
             <w:pPr>
-              <w:widowControl w:val="0"/>
               <w:autoSpaceDE w:val="0"/>
               <w:autoSpaceDN w:val="0"/>
               <w:adjustRightInd w:val="0"/>
-              <w:spacing w:after="0" w:line="240" w:lineRule="auto"/>
+              <w:spacing w:after="0"/>
               <w:jc w:val="center"/>
               <w:rPr>
-                <w:rFonts w:ascii="Times New Roman" w:eastAsia="Times New Roman" w:hAnsi="Times New Roman" w:cs="Times New Roman"/>
-                <w:kern w:val="0"/>
-                <w:sz w:val="24"/>
-                <w:szCs w:val="24"/>
-                <w:lang w:eastAsia="ru-RU"/>
-                <w14:ligatures w14:val="none"/>
+                <w:rFonts w:ascii="Times New Roman" w:hAnsi="Times New Roman" w:cs="Times New Roman"/>
               </w:rPr>
             </w:pPr>
             <w:r>
@@ -191,47 +198,46 @@
         <w:tc>
           <w:tcPr>
             <w:tcW w:w="284" w:type="dxa"/>
+            <w:tcBorders>
+              <w:top w:val="nil"/>
+              <w:left w:val="nil"/>
+              <w:bottom w:val="nil"/>
+              <w:right w:val="nil"/>
+            </w:tcBorders>
             <w:vAlign w:val="center"/>
           </w:tcPr>
           <w:p>
             <w:pPr>
-              <w:widowControl w:val="0"/>
               <w:autoSpaceDE w:val="0"/>
               <w:autoSpaceDN w:val="0"/>
               <w:adjustRightInd w:val="0"/>
-              <w:spacing w:before="120" w:after="0" w:line="240" w:lineRule="auto"/>
+              <w:spacing w:before="120" w:after="0"/>
               <w:jc w:val="center"/>
               <w:rPr>
-                <w:rFonts w:ascii="Times New Roman" w:eastAsia="Times New Roman" w:hAnsi="Times New Roman" w:cs="Times New Roman"/>
-                <w:kern w:val="0"/>
-                <w:sz w:val="24"/>
-                <w:szCs w:val="24"/>
-                <w:lang w:eastAsia="ru-RU"/>
-                <w14:ligatures w14:val="none"/>
+                <w:rFonts w:ascii="Times New Roman" w:hAnsi="Times New Roman" w:cs="Times New Roman"/>
               </w:rPr>
             </w:pPr>
           </w:p>
         </w:tc>
         <w:tc>
           <w:tcPr>
-            <w:tcW w:w="2820" w:type="dxa"/>
+            <w:tcW w:w="2819" w:type="dxa"/>
+            <w:tcBorders>
+              <w:top w:val="nil"/>
+              <w:left w:val="nil"/>
+              <w:right w:val="nil"/>
+            </w:tcBorders>
             <w:vAlign w:val="center"/>
           </w:tcPr>
           <w:p>
             <w:pPr>
-              <w:widowControl w:val="0"/>
               <w:autoSpaceDE w:val="0"/>
               <w:autoSpaceDN w:val="0"/>
               <w:adjustRightInd w:val="0"/>
-              <w:spacing w:before="120" w:after="0" w:line="240" w:lineRule="auto"/>
+              <w:spacing w:before="120" w:after="0"/>
               <w:jc w:val="center"/>
               <w:rPr>
-                <w:rFonts w:ascii="Times New Roman" w:eastAsia="Times New Roman" w:hAnsi="Times New Roman" w:cs="Times New Roman"/>
-                <w:kern w:val="0"/>
-                <w:sz w:val="24"/>
-                <w:szCs w:val="24"/>
-                <w:lang w:eastAsia="ru-RU"/>
-                <w14:ligatures w14:val="none"/>
+                <w:rFonts w:ascii="Times New Roman" w:hAnsi="Times New Roman" w:cs="Times New Roman"/>
               </w:rPr>
             </w:pPr>
           </w:p>
@@ -239,47 +245,46 @@
         <w:tc>
           <w:tcPr>
             <w:tcW w:w="277" w:type="dxa"/>
+            <w:tcBorders>
+              <w:top w:val="nil"/>
+              <w:left w:val="nil"/>
+              <w:bottom w:val="nil"/>
+              <w:right w:val="nil"/>
+            </w:tcBorders>
             <w:vAlign w:val="center"/>
           </w:tcPr>
           <w:p>
             <w:pPr>
-              <w:widowControl w:val="0"/>
               <w:autoSpaceDE w:val="0"/>
               <w:autoSpaceDN w:val="0"/>
               <w:adjustRightInd w:val="0"/>
-              <w:spacing w:before="120" w:after="0" w:line="240" w:lineRule="auto"/>
+              <w:spacing w:before="120" w:after="0"/>
               <w:jc w:val="center"/>
               <w:rPr>
-                <w:rFonts w:ascii="Times New Roman" w:eastAsia="Times New Roman" w:hAnsi="Times New Roman" w:cs="Times New Roman"/>
-                <w:kern w:val="0"/>
-                <w:sz w:val="24"/>
-                <w:szCs w:val="24"/>
-                <w:lang w:eastAsia="ru-RU"/>
-                <w14:ligatures w14:val="none"/>
+                <w:rFonts w:ascii="Times New Roman" w:hAnsi="Times New Roman" w:cs="Times New Roman"/>
               </w:rPr>
             </w:pPr>
           </w:p>
         </w:tc>
         <w:tc>
           <w:tcPr>
-            <w:tcW w:w="3015" w:type="dxa"/>
+            <w:tcW w:w="3014" w:type="dxa"/>
+            <w:tcBorders>
+              <w:top w:val="nil"/>
+              <w:left w:val="nil"/>
+              <w:right w:val="nil"/>
+            </w:tcBorders>
             <w:vAlign w:val="center"/>
           </w:tcPr>
           <w:p>
             <w:pPr>
-              <w:widowControl w:val="0"/>
               <w:autoSpaceDE w:val="0"/>
               <w:autoSpaceDN w:val="0"/>
               <w:adjustRightInd w:val="0"/>
-              <w:spacing w:before="120" w:after="0" w:line="240" w:lineRule="auto"/>
+              <w:spacing w:before="120" w:after="0"/>
               <w:jc w:val="center"/>
               <w:rPr>
-                <w:rFonts w:ascii="Times New Roman" w:eastAsia="Times New Roman" w:hAnsi="Times New Roman" w:cs="Times New Roman"/>
-                <w:kern w:val="0"/>
-                <w:sz w:val="24"/>
-                <w:szCs w:val="24"/>
-                <w:lang w:eastAsia="ru-RU"/>
-                <w14:ligatures w14:val="none"/>
+                <w:rFonts w:ascii="Times New Roman" w:hAnsi="Times New Roman" w:cs="Times New Roman"/>
               </w:rPr>
             </w:pPr>
             <w:r>
@@ -321,36 +326,45 @@
         </w:tc>
       </w:tr>
       <w:tr>
+        <w:tblPrEx>
+          <w:tblBorders>
+            <w:top w:val="none" w:sz="0" w:space="0" w:color="auto"/>
+            <w:left w:val="none" w:sz="0" w:space="0" w:color="auto"/>
+            <w:bottom w:val="none" w:sz="0" w:space="0" w:color="auto"/>
+            <w:right w:val="none" w:sz="0" w:space="0" w:color="auto"/>
+            <w:insideH w:val="none" w:sz="0" w:space="0" w:color="auto"/>
+            <w:insideV w:val="none" w:sz="0" w:space="0" w:color="auto"/>
+          </w:tblBorders>
+        </w:tblPrEx>
         <w:tc>
           <w:tcPr>
-            <w:tcW w:w="3243" w:type="dxa"/>
+            <w:tcW w:w="3245" w:type="dxa"/>
+            <w:tcBorders>
+              <w:top w:val="nil"/>
+              <w:left w:val="nil"/>
+              <w:bottom w:val="nil"/>
+              <w:right w:val="nil"/>
+            </w:tcBorders>
             <w:vAlign w:val="center"/>
           </w:tcPr>
           <w:p>
             <w:pPr>
-              <w:widowControl w:val="0"/>
               <w:autoSpaceDE w:val="0"/>
               <w:autoSpaceDN w:val="0"/>
               <w:adjustRightInd w:val="0"/>
-              <w:spacing w:after="0" w:line="180" w:lineRule="exact"/>
+              <w:spacing w:line="180" w:lineRule="exact"/>
               <w:jc w:val="center"/>
               <w:rPr>
-                <w:rFonts w:ascii="Times New Roman" w:eastAsia="Times New Roman" w:hAnsi="Times New Roman" w:cs="Times New Roman"/>
-                <w:kern w:val="0"/>
+                <w:rFonts w:ascii="Times New Roman" w:hAnsi="Times New Roman" w:cs="Times New Roman"/>
                 <w:sz w:val="20"/>
                 <w:szCs w:val="20"/>
-                <w:lang w:eastAsia="ru-RU"/>
-                <w14:ligatures w14:val="none"/>
               </w:rPr>
             </w:pPr>
             <w:r>
               <w:rPr>
-                <w:rFonts w:ascii="Times New Roman" w:eastAsia="Times New Roman" w:hAnsi="Times New Roman" w:cs="Times New Roman"/>
-                <w:kern w:val="0"/>
+                <w:rFonts w:ascii="Times New Roman" w:hAnsi="Times New Roman" w:cs="Times New Roman"/>
                 <w:sz w:val="20"/>
                 <w:szCs w:val="20"/>
-                <w:lang w:eastAsia="ru-RU"/>
-                <w14:ligatures w14:val="none"/>
               </w:rPr>
               <w:t>должность, уч. степень, звание</w:t>
             </w:r>
@@ -359,56 +373,55 @@
         <w:tc>
           <w:tcPr>
             <w:tcW w:w="284" w:type="dxa"/>
+            <w:tcBorders>
+              <w:top w:val="nil"/>
+              <w:left w:val="nil"/>
+              <w:bottom w:val="nil"/>
+              <w:right w:val="nil"/>
+            </w:tcBorders>
             <w:vAlign w:val="center"/>
           </w:tcPr>
           <w:p>
             <w:pPr>
-              <w:widowControl w:val="0"/>
               <w:autoSpaceDE w:val="0"/>
               <w:autoSpaceDN w:val="0"/>
               <w:adjustRightInd w:val="0"/>
-              <w:spacing w:after="0" w:line="180" w:lineRule="exact"/>
-              <w:rPr>
-                <w:rFonts w:ascii="Times New Roman" w:eastAsia="Times New Roman" w:hAnsi="Times New Roman" w:cs="Times New Roman"/>
-                <w:kern w:val="0"/>
-                <w:sz w:val="24"/>
-                <w:szCs w:val="24"/>
-                <w:lang w:eastAsia="ru-RU"/>
-                <w14:ligatures w14:val="none"/>
+              <w:spacing w:line="180" w:lineRule="exact"/>
+              <w:rPr>
+                <w:rFonts w:ascii="Times New Roman" w:hAnsi="Times New Roman" w:cs="Times New Roman"/>
               </w:rPr>
             </w:pPr>
           </w:p>
         </w:tc>
         <w:tc>
           <w:tcPr>
-            <w:tcW w:w="2820" w:type="dxa"/>
+            <w:tcW w:w="2819" w:type="dxa"/>
+            <w:tcBorders>
+              <w:top w:val="nil"/>
+              <w:left w:val="nil"/>
+              <w:bottom w:val="nil"/>
+              <w:right w:val="nil"/>
+            </w:tcBorders>
             <w:vAlign w:val="center"/>
           </w:tcPr>
           <w:p>
             <w:pPr>
-              <w:widowControl w:val="0"/>
               <w:autoSpaceDE w:val="0"/>
               <w:autoSpaceDN w:val="0"/>
               <w:adjustRightInd w:val="0"/>
-              <w:spacing w:after="0" w:line="180" w:lineRule="exact"/>
+              <w:spacing w:line="180" w:lineRule="exact"/>
               <w:jc w:val="center"/>
               <w:rPr>
-                <w:rFonts w:ascii="Times New Roman" w:eastAsia="Times New Roman" w:hAnsi="Times New Roman" w:cs="Times New Roman"/>
-                <w:kern w:val="0"/>
+                <w:rFonts w:ascii="Times New Roman" w:hAnsi="Times New Roman" w:cs="Times New Roman"/>
                 <w:sz w:val="20"/>
                 <w:szCs w:val="20"/>
-                <w:lang w:eastAsia="ru-RU"/>
-                <w14:ligatures w14:val="none"/>
               </w:rPr>
             </w:pPr>
             <w:r>
               <w:rPr>
-                <w:rFonts w:ascii="Times New Roman" w:eastAsia="Times New Roman" w:hAnsi="Times New Roman" w:cs="Times New Roman"/>
-                <w:kern w:val="0"/>
+                <w:rFonts w:ascii="Times New Roman" w:hAnsi="Times New Roman" w:cs="Times New Roman"/>
                 <w:sz w:val="20"/>
                 <w:szCs w:val="20"/>
-                <w:lang w:eastAsia="ru-RU"/>
-                <w14:ligatures w14:val="none"/>
               </w:rPr>
               <w:t>подпись, дата</w:t>
             </w:r>
@@ -417,56 +430,55 @@
         <w:tc>
           <w:tcPr>
             <w:tcW w:w="277" w:type="dxa"/>
+            <w:tcBorders>
+              <w:top w:val="nil"/>
+              <w:left w:val="nil"/>
+              <w:bottom w:val="nil"/>
+              <w:right w:val="nil"/>
+            </w:tcBorders>
             <w:vAlign w:val="center"/>
           </w:tcPr>
           <w:p>
             <w:pPr>
-              <w:widowControl w:val="0"/>
               <w:autoSpaceDE w:val="0"/>
               <w:autoSpaceDN w:val="0"/>
               <w:adjustRightInd w:val="0"/>
-              <w:spacing w:after="0" w:line="180" w:lineRule="exact"/>
-              <w:rPr>
-                <w:rFonts w:ascii="Times New Roman" w:eastAsia="Times New Roman" w:hAnsi="Times New Roman" w:cs="Times New Roman"/>
-                <w:kern w:val="0"/>
-                <w:sz w:val="24"/>
-                <w:szCs w:val="24"/>
-                <w:lang w:eastAsia="ru-RU"/>
-                <w14:ligatures w14:val="none"/>
+              <w:spacing w:line="180" w:lineRule="exact"/>
+              <w:rPr>
+                <w:rFonts w:ascii="Times New Roman" w:hAnsi="Times New Roman" w:cs="Times New Roman"/>
               </w:rPr>
             </w:pPr>
           </w:p>
         </w:tc>
         <w:tc>
           <w:tcPr>
-            <w:tcW w:w="3015" w:type="dxa"/>
+            <w:tcW w:w="3014" w:type="dxa"/>
+            <w:tcBorders>
+              <w:top w:val="nil"/>
+              <w:left w:val="nil"/>
+              <w:bottom w:val="nil"/>
+              <w:right w:val="nil"/>
+            </w:tcBorders>
             <w:vAlign w:val="center"/>
           </w:tcPr>
           <w:p>
             <w:pPr>
-              <w:widowControl w:val="0"/>
               <w:autoSpaceDE w:val="0"/>
               <w:autoSpaceDN w:val="0"/>
               <w:adjustRightInd w:val="0"/>
-              <w:spacing w:after="0" w:line="180" w:lineRule="exact"/>
+              <w:spacing w:line="180" w:lineRule="exact"/>
               <w:jc w:val="center"/>
               <w:rPr>
-                <w:rFonts w:ascii="Times New Roman" w:eastAsia="Times New Roman" w:hAnsi="Times New Roman" w:cs="Times New Roman"/>
-                <w:kern w:val="0"/>
+                <w:rFonts w:ascii="Times New Roman" w:hAnsi="Times New Roman" w:cs="Times New Roman"/>
                 <w:sz w:val="20"/>
                 <w:szCs w:val="20"/>
-                <w:lang w:eastAsia="ru-RU"/>
-                <w14:ligatures w14:val="none"/>
               </w:rPr>
             </w:pPr>
             <w:r>
               <w:rPr>
-                <w:rFonts w:ascii="Times New Roman" w:eastAsia="Times New Roman" w:hAnsi="Times New Roman" w:cs="Times New Roman"/>
-                <w:kern w:val="0"/>
+                <w:rFonts w:ascii="Times New Roman" w:hAnsi="Times New Roman" w:cs="Times New Roman"/>
                 <w:sz w:val="20"/>
                 <w:szCs w:val="20"/>
-                <w:lang w:eastAsia="ru-RU"/>
-                <w14:ligatures w14:val="none"/>
               </w:rPr>
               <w:t>инициалы, фамилия</w:t>
             </w:r>
@@ -474,6 +486,16 @@
         </w:tc>
       </w:tr>
       <w:tr>
+        <w:tblPrEx>
+          <w:tblBorders>
+            <w:top w:val="none" w:sz="0" w:space="0" w:color="auto"/>
+            <w:left w:val="none" w:sz="0" w:space="0" w:color="auto"/>
+            <w:bottom w:val="none" w:sz="0" w:space="0" w:color="auto"/>
+            <w:right w:val="none" w:sz="0" w:space="0" w:color="auto"/>
+            <w:insideH w:val="none" w:sz="0" w:space="0" w:color="auto"/>
+            <w:insideV w:val="none" w:sz="0" w:space="0" w:color="auto"/>
+          </w:tblBorders>
+        </w:tblPrEx>
         <w:trPr>
           <w:trHeight w:val="1022"/>
         </w:trPr>
@@ -540,6 +562,16 @@
         </w:tc>
       </w:tr>
       <w:tr>
+        <w:tblPrEx>
+          <w:tblBorders>
+            <w:top w:val="none" w:sz="0" w:space="0" w:color="auto"/>
+            <w:left w:val="none" w:sz="0" w:space="0" w:color="auto"/>
+            <w:bottom w:val="none" w:sz="0" w:space="0" w:color="auto"/>
+            <w:right w:val="none" w:sz="0" w:space="0" w:color="auto"/>
+            <w:insideH w:val="none" w:sz="0" w:space="0" w:color="auto"/>
+            <w:insideV w:val="none" w:sz="0" w:space="0" w:color="auto"/>
+          </w:tblBorders>
+        </w:tblPrEx>
         <w:tc>
           <w:tcPr>
             <w:tcW w:w="9639" w:type="dxa"/>
@@ -578,6 +610,16 @@
         </w:tc>
       </w:tr>
       <w:tr>
+        <w:tblPrEx>
+          <w:tblBorders>
+            <w:top w:val="none" w:sz="0" w:space="0" w:color="auto"/>
+            <w:left w:val="none" w:sz="0" w:space="0" w:color="auto"/>
+            <w:bottom w:val="none" w:sz="0" w:space="0" w:color="auto"/>
+            <w:right w:val="none" w:sz="0" w:space="0" w:color="auto"/>
+            <w:insideH w:val="none" w:sz="0" w:space="0" w:color="auto"/>
+            <w:insideV w:val="none" w:sz="0" w:space="0" w:color="auto"/>
+          </w:tblBorders>
+        </w:tblPrEx>
         <w:tc>
           <w:tcPr>
             <w:tcW w:w="9639" w:type="dxa"/>
@@ -629,6 +671,16 @@
         </w:tc>
       </w:tr>
       <w:tr>
+        <w:tblPrEx>
+          <w:tblBorders>
+            <w:top w:val="none" w:sz="0" w:space="0" w:color="auto"/>
+            <w:left w:val="none" w:sz="0" w:space="0" w:color="auto"/>
+            <w:bottom w:val="none" w:sz="0" w:space="0" w:color="auto"/>
+            <w:right w:val="none" w:sz="0" w:space="0" w:color="auto"/>
+            <w:insideH w:val="none" w:sz="0" w:space="0" w:color="auto"/>
+            <w:insideV w:val="none" w:sz="0" w:space="0" w:color="auto"/>
+          </w:tblBorders>
+        </w:tblPrEx>
         <w:tc>
           <w:tcPr>
             <w:tcW w:w="9639" w:type="dxa"/>
@@ -642,38 +694,12 @@
               <w:autoSpaceDN w:val="0"/>
               <w:adjustRightInd w:val="0"/>
               <w:spacing w:before="240" w:after="0" w:line="240" w:lineRule="auto"/>
-              <w:jc w:val="center"/>
               <w:outlineLvl w:val="2"/>
               <w:rPr>
                 <w:rFonts w:ascii="Times New Roman" w:eastAsia="Times New Roman" w:hAnsi="Times New Roman" w:cs="Times New Roman"/>
                 <w:kern w:val="0"/>
                 <w:sz w:val="28"/>
                 <w:szCs w:val="28"/>
-                <w:lang w:eastAsia="ru-RU"/>
-                <w14:ligatures w14:val="none"/>
-              </w:rPr>
-            </w:pPr>
-          </w:p>
-        </w:tc>
-      </w:tr>
-      <w:tr>
-        <w:tc>
-          <w:tcPr>
-            <w:tcW w:w="9639" w:type="dxa"/>
-            <w:gridSpan w:val="5"/>
-          </w:tcPr>
-          <w:p>
-            <w:pPr>
-              <w:widowControl w:val="0"/>
-              <w:autoSpaceDE w:val="0"/>
-              <w:autoSpaceDN w:val="0"/>
-              <w:adjustRightInd w:val="0"/>
-              <w:spacing w:after="0" w:line="240" w:lineRule="auto"/>
-              <w:rPr>
-                <w:rFonts w:ascii="Times New Roman" w:eastAsia="Times New Roman" w:hAnsi="Times New Roman" w:cs="Times New Roman"/>
-                <w:kern w:val="0"/>
-                <w:sz w:val="24"/>
-                <w:szCs w:val="24"/>
                 <w:lang w:eastAsia="ru-RU"/>
                 <w14:ligatures w14:val="none"/>
               </w:rPr>
@@ -712,22 +738,25 @@
     </w:p>
     <w:tbl>
       <w:tblPr>
-        <w:tblW w:w="9639" w:type="dxa"/>
+        <w:tblW w:w="9876" w:type="dxa"/>
         <w:tblInd w:w="108" w:type="dxa"/>
         <w:tblLook w:val="0000" w:firstRow="0" w:lastRow="0" w:firstColumn="0" w:lastColumn="0" w:noHBand="0" w:noVBand="0"/>
       </w:tblPr>
       <w:tblGrid>
-        <w:gridCol w:w="2167"/>
-        <w:gridCol w:w="1732"/>
-        <w:gridCol w:w="236"/>
-        <w:gridCol w:w="2639"/>
-        <w:gridCol w:w="236"/>
-        <w:gridCol w:w="2629"/>
+        <w:gridCol w:w="2221"/>
+        <w:gridCol w:w="1775"/>
+        <w:gridCol w:w="241"/>
+        <w:gridCol w:w="2704"/>
+        <w:gridCol w:w="241"/>
+        <w:gridCol w:w="2694"/>
       </w:tblGrid>
       <w:tr>
+        <w:trPr>
+          <w:trHeight w:val="1185"/>
+        </w:trPr>
         <w:tc>
           <w:tcPr>
-            <w:tcW w:w="2167" w:type="dxa"/>
+            <w:tcW w:w="2221" w:type="dxa"/>
             <w:tcBorders>
               <w:top w:val="nil"/>
               <w:left w:val="nil"/>
@@ -768,7 +797,7 @@
         </w:tc>
         <w:tc>
           <w:tcPr>
-            <w:tcW w:w="1732" w:type="dxa"/>
+            <w:tcW w:w="1775" w:type="dxa"/>
             <w:tcBorders>
               <w:top w:val="nil"/>
               <w:left w:val="nil"/>
@@ -895,7 +924,7 @@
         </w:tc>
         <w:tc>
           <w:tcPr>
-            <w:tcW w:w="236" w:type="dxa"/>
+            <w:tcW w:w="241" w:type="dxa"/>
             <w:tcBorders>
               <w:top w:val="nil"/>
               <w:left w:val="nil"/>
@@ -925,7 +954,7 @@
         </w:tc>
         <w:tc>
           <w:tcPr>
-            <w:tcW w:w="2639" w:type="dxa"/>
+            <w:tcW w:w="2704" w:type="dxa"/>
             <w:tcBorders>
               <w:top w:val="nil"/>
               <w:left w:val="nil"/>
@@ -955,7 +984,7 @@
         </w:tc>
         <w:tc>
           <w:tcPr>
-            <w:tcW w:w="236" w:type="dxa"/>
+            <w:tcW w:w="241" w:type="dxa"/>
             <w:tcBorders>
               <w:top w:val="nil"/>
               <w:left w:val="nil"/>
@@ -985,7 +1014,7 @@
         </w:tc>
         <w:tc>
           <w:tcPr>
-            <w:tcW w:w="2629" w:type="dxa"/>
+            <w:tcW w:w="2694" w:type="dxa"/>
             <w:tcBorders>
               <w:top w:val="nil"/>
               <w:left w:val="nil"/>
@@ -1182,9 +1211,12 @@
         </w:tc>
       </w:tr>
       <w:tr>
+        <w:trPr>
+          <w:trHeight w:val="134"/>
+        </w:trPr>
         <w:tc>
           <w:tcPr>
-            <w:tcW w:w="2167" w:type="dxa"/>
+            <w:tcW w:w="2221" w:type="dxa"/>
             <w:tcBorders>
               <w:top w:val="nil"/>
               <w:left w:val="nil"/>
@@ -1214,7 +1246,7 @@
         </w:tc>
         <w:tc>
           <w:tcPr>
-            <w:tcW w:w="1732" w:type="dxa"/>
+            <w:tcW w:w="1775" w:type="dxa"/>
             <w:tcBorders>
               <w:top w:val="single" w:sz="4" w:space="0" w:color="auto"/>
               <w:left w:val="nil"/>
@@ -1242,7 +1274,7 @@
         </w:tc>
         <w:tc>
           <w:tcPr>
-            <w:tcW w:w="236" w:type="dxa"/>
+            <w:tcW w:w="241" w:type="dxa"/>
             <w:tcBorders>
               <w:top w:val="nil"/>
               <w:left w:val="nil"/>
@@ -1271,7 +1303,7 @@
         </w:tc>
         <w:tc>
           <w:tcPr>
-            <w:tcW w:w="2639" w:type="dxa"/>
+            <w:tcW w:w="2704" w:type="dxa"/>
             <w:tcBorders>
               <w:top w:val="single" w:sz="4" w:space="0" w:color="auto"/>
               <w:left w:val="nil"/>
@@ -1312,7 +1344,7 @@
         </w:tc>
         <w:tc>
           <w:tcPr>
-            <w:tcW w:w="236" w:type="dxa"/>
+            <w:tcW w:w="241" w:type="dxa"/>
             <w:tcBorders>
               <w:top w:val="nil"/>
               <w:left w:val="nil"/>
@@ -1341,7 +1373,7 @@
         </w:tc>
         <w:tc>
           <w:tcPr>
-            <w:tcW w:w="2629" w:type="dxa"/>
+            <w:tcW w:w="2694" w:type="dxa"/>
             <w:tcBorders>
               <w:top w:val="nil"/>
               <w:left w:val="nil"/>
@@ -1538,27 +1570,34 @@
     </w:p>
     <w:p>
       <w:pPr>
-        <w:pStyle w:val="aa"/>
-        <w:spacing w:after="0" w:line="360" w:lineRule="auto"/>
-        <w:ind w:left="0" w:firstLine="709"/>
-        <w:jc w:val="both"/>
-        <w:rPr>
-          <w:rFonts w:ascii="Times New Roman" w:hAnsi="Times New Roman" w:cs="Times New Roman"/>
+        <w:pStyle w:val="a4"/>
+        <w:rPr>
           <w:color w:val="0D0D0D"/>
-          <w:sz w:val="24"/>
-          <w:szCs w:val="24"/>
           <w:shd w:val="clear" w:color="auto" w:fill="FFFFFF"/>
         </w:rPr>
       </w:pPr>
       <w:r>
-        <w:rPr>
-          <w:rFonts w:ascii="Times New Roman" w:hAnsi="Times New Roman" w:cs="Times New Roman"/>
+        <w:t>Проект представляет собой цифровую платформу, предназначенную для поиска, загрузки, хранения и обмена учебными материалами по различным дисциплинам. В приложении предполагается размещение конспектов лекций, презентаций, практических и лабораторных работ, методических материалов, вопросов к зачётам и экзаменам, а также иных файлов, используемых студентами в процессе обучения.</w:t>
+      </w:r>
+    </w:p>
+    <w:p>
+      <w:pPr>
+        <w:pStyle w:val="a4"/>
+      </w:pPr>
+      <w:r>
+        <w:t>В отличие от обмена файлами через мессенджеры и социальные сети, приложение будет обеспечивать структурированное хранение материалов и быстрый доступ к ним за счёт системы категорий и фильтров. Пользователи смогут сортировать материалы по вузу, факультету, дисциплине, преподавателю, курсу и семестру, а также выполнять поиск, скачивание, сохранение в избранное и просмотр комментариев.</w:t>
+      </w:r>
+    </w:p>
+    <w:p>
+      <w:pPr>
+        <w:pStyle w:val="a4"/>
+        <w:rPr>
           <w:color w:val="0D0D0D"/>
-          <w:sz w:val="24"/>
-          <w:szCs w:val="24"/>
           <w:shd w:val="clear" w:color="auto" w:fill="FFFFFF"/>
         </w:rPr>
-        <w:t>Проект предполагает создание цифровой платформы, которая позволит студентам быстро находить, загружать и обмениваться учебными материалами (конспектами, презентациями, заданиями, решениями задач) по различным дисциплинам.</w:t>
+      </w:pPr>
+      <w:r>
+        <w:t>Таким образом, проект направлен не просто на создание ещё одного сервиса обмена файлами, а на разработку специализированного мобильного инструмента, адаптированного под учебную деятельность студентов вузов и ориентированного на систематизацию образовательных материалов.</w:t>
       </w:r>
     </w:p>
     <w:p>
@@ -1592,6 +1631,205 @@
     </w:p>
     <w:p>
       <w:pPr>
+        <w:pStyle w:val="a4"/>
+      </w:pPr>
+      <w:r>
+        <w:t xml:space="preserve">Основной целевой аудиторией проекта являются студенты высших учебных заведений. По данным статистического сборника </w:t>
+      </w:r>
+      <w:r>
+        <w:rPr>
+          <w:rStyle w:val="af"/>
+          <w:b w:val="0"/>
+          <w:bCs w:val="0"/>
+        </w:rPr>
+        <w:t>«Индикаторы образования: 2025»</w:t>
+      </w:r>
+      <w:r>
+        <w:t xml:space="preserve">, подготовленного </w:t>
+      </w:r>
+      <w:r>
+        <w:rPr>
+          <w:rStyle w:val="af"/>
+          <w:b w:val="0"/>
+          <w:bCs w:val="0"/>
+        </w:rPr>
+        <w:t>ИСИЭЗ НИУ ВШЭ</w:t>
+      </w:r>
+      <w:r>
+        <w:t xml:space="preserve"> в 2025 году, на начало 2023/24 учебного года в России обучалось </w:t>
+      </w:r>
+      <w:r>
+        <w:rPr>
+          <w:rStyle w:val="af"/>
+          <w:b w:val="0"/>
+          <w:bCs w:val="0"/>
+        </w:rPr>
+        <w:t>4,3 млн студентов</w:t>
+      </w:r>
+      <w:r>
+        <w:t xml:space="preserve"> по программам бакалавриата, специалитета и магистратуры. В сборнике </w:t>
+      </w:r>
+      <w:r>
+        <w:rPr>
+          <w:rStyle w:val="af"/>
+          <w:b w:val="0"/>
+          <w:bCs w:val="0"/>
+        </w:rPr>
+        <w:t>«Образование в цифрах: 2025»</w:t>
+      </w:r>
+      <w:r>
+        <w:t>,</w:t>
+      </w:r>
+      <w:r>
+        <w:t xml:space="preserve"> также подготовленном </w:t>
+      </w:r>
+      <w:r>
+        <w:rPr>
+          <w:rStyle w:val="af"/>
+          <w:b w:val="0"/>
+          <w:bCs w:val="0"/>
+        </w:rPr>
+        <w:t>ИСИЭЗ НИУ ВШЭ</w:t>
+      </w:r>
+      <w:r>
+        <w:t xml:space="preserve"> совместно с Минобрнауки России, </w:t>
+      </w:r>
+      <w:proofErr w:type="spellStart"/>
+      <w:r>
+        <w:t>Минпросвещения</w:t>
+      </w:r>
+      <w:proofErr w:type="spellEnd"/>
+      <w:r>
+        <w:t xml:space="preserve"> России и Росстатом, отмечается, что численность студентов по этим программам </w:t>
+      </w:r>
+      <w:r>
+        <w:rPr>
+          <w:rStyle w:val="af"/>
+          <w:b w:val="0"/>
+          <w:bCs w:val="0"/>
+        </w:rPr>
+        <w:t>растёт третий год подряд</w:t>
+      </w:r>
+      <w:r>
+        <w:t xml:space="preserve">, а в 2024 году прирост составил </w:t>
+      </w:r>
+      <w:r>
+        <w:rPr>
+          <w:rStyle w:val="af"/>
+          <w:b w:val="0"/>
+          <w:bCs w:val="0"/>
+        </w:rPr>
+        <w:t>9,6% по отношению к 2021 году</w:t>
+      </w:r>
+      <w:r>
+        <w:t xml:space="preserve">; доля студентов очной формы обучения составила </w:t>
+      </w:r>
+      <w:r>
+        <w:rPr>
+          <w:rStyle w:val="af"/>
+          <w:b w:val="0"/>
+          <w:bCs w:val="0"/>
+        </w:rPr>
+        <w:t>62,0%</w:t>
+      </w:r>
+      <w:r>
+        <w:t xml:space="preserve">. Это </w:t>
+      </w:r>
+      <w:r>
+        <w:t>показывает, что проект ориентирован на массовую и устойчиво существующую аудиторию.</w:t>
+      </w:r>
+    </w:p>
+    <w:p>
+      <w:pPr>
+        <w:pStyle w:val="a4"/>
+      </w:pPr>
+      <w:r>
+        <w:t xml:space="preserve">С точки зрения цифровых практик выбранная аудитория также является подходящей для мобильного сервиса. Согласно сборнику </w:t>
+      </w:r>
+      <w:r>
+        <w:rPr>
+          <w:rStyle w:val="af"/>
+          <w:b w:val="0"/>
+          <w:bCs w:val="0"/>
+        </w:rPr>
+        <w:t>«Цифровая экономика: 2026»</w:t>
+      </w:r>
+      <w:r>
+        <w:t xml:space="preserve">, опубликованному </w:t>
+      </w:r>
+      <w:r>
+        <w:rPr>
+          <w:rStyle w:val="af"/>
+          <w:b w:val="0"/>
+          <w:bCs w:val="0"/>
+        </w:rPr>
+        <w:t>ИСИЭЗ НИУ ВШЭ</w:t>
+      </w:r>
+      <w:r>
+        <w:t xml:space="preserve"> в декабре 2025 года на основе данных Росстата за 2024 год, </w:t>
+      </w:r>
+      <w:r>
+        <w:rPr>
+          <w:rStyle w:val="af"/>
+          <w:b w:val="0"/>
+          <w:bCs w:val="0"/>
+        </w:rPr>
+        <w:t>90,4% домохозяйств в России подключены к интернету</w:t>
+      </w:r>
+      <w:r>
+        <w:t xml:space="preserve">, в сеть выходят </w:t>
+      </w:r>
+      <w:r>
+        <w:rPr>
+          <w:rStyle w:val="af"/>
+          <w:b w:val="0"/>
+          <w:bCs w:val="0"/>
+        </w:rPr>
+        <w:t>92,5% россиян</w:t>
+      </w:r>
+      <w:r>
+        <w:t xml:space="preserve">, а </w:t>
+      </w:r>
+      <w:r>
+        <w:rPr>
+          <w:rStyle w:val="af"/>
+          <w:b w:val="0"/>
+          <w:bCs w:val="0"/>
+        </w:rPr>
+        <w:t>84,6%</w:t>
+      </w:r>
+      <w:r>
+        <w:t xml:space="preserve"> делают это почти ежедневно. Кроме того, </w:t>
+      </w:r>
+      <w:r>
+        <w:rPr>
+          <w:rStyle w:val="af"/>
+          <w:b w:val="0"/>
+          <w:bCs w:val="0"/>
+        </w:rPr>
+        <w:t>88,2%</w:t>
+      </w:r>
+      <w:r>
+        <w:t xml:space="preserve"> пользователей выходят в интернет с мобильных устройств, а смартфон имеется хотя бы в одном экземпляре у </w:t>
+      </w:r>
+      <w:r>
+        <w:rPr>
+          <w:rStyle w:val="af"/>
+          <w:b w:val="0"/>
+          <w:bCs w:val="0"/>
+        </w:rPr>
+        <w:t>87% домохозяйств</w:t>
+      </w:r>
+      <w:r>
+        <w:t xml:space="preserve">. Следовательно, использование мобильного приложения как основной формы доступа к </w:t>
+      </w:r>
+      <w:r>
+        <w:lastRenderedPageBreak/>
+        <w:t>учебным материалам соответствует уже сложившейся цифровой практике российских пользователей.</w:t>
+      </w:r>
+    </w:p>
+    <w:p>
+      <w:pPr>
         <w:pStyle w:val="af0"/>
         <w:shd w:val="clear" w:color="auto" w:fill="FFFFFF"/>
         <w:spacing w:before="0" w:beforeAutospacing="0" w:after="0" w:afterAutospacing="0" w:line="360" w:lineRule="auto"/>
@@ -1602,38 +1840,8 @@
         </w:rPr>
       </w:pPr>
       <w:r>
-        <w:rPr>
-          <w:color w:val="0D0D0D"/>
-        </w:rPr>
-        <w:t>Основной целевой аудиторией проекта являются </w:t>
-      </w:r>
-      <w:r>
-        <w:rPr>
-          <w:rStyle w:val="af"/>
-          <w:b w:val="0"/>
-          <w:bCs w:val="0"/>
-          <w:color w:val="0D0D0D"/>
-        </w:rPr>
-        <w:t>студенты высших учебных заведений в возрасте 17–25 лет</w:t>
-      </w:r>
-      <w:r>
-        <w:rPr>
-          <w:color w:val="0D0D0D"/>
-        </w:rPr>
-        <w:t>, активно использующие мобильные устройства и цифровые образовательные ресурсы.</w:t>
-      </w:r>
-    </w:p>
-    <w:p>
-      <w:pPr>
-        <w:pStyle w:val="af0"/>
-        <w:shd w:val="clear" w:color="auto" w:fill="FFFFFF"/>
-        <w:spacing w:before="0" w:beforeAutospacing="0" w:after="0" w:afterAutospacing="0" w:line="360" w:lineRule="auto"/>
-        <w:ind w:firstLine="709"/>
-        <w:jc w:val="both"/>
-        <w:rPr>
-          <w:color w:val="0D0D0D"/>
-        </w:rPr>
-      </w:pPr>
+        <w:t xml:space="preserve"> </w:t>
+      </w:r>
       <w:r>
         <w:rPr>
           <w:color w:val="0D0D0D"/>
@@ -1783,35 +1991,65 @@
     </w:p>
     <w:p>
       <w:pPr>
-        <w:pStyle w:val="af0"/>
-        <w:shd w:val="clear" w:color="auto" w:fill="FFFFFF"/>
-        <w:spacing w:before="0" w:beforeAutospacing="0" w:after="0" w:afterAutospacing="0" w:line="360" w:lineRule="auto"/>
-        <w:ind w:firstLine="709"/>
-        <w:jc w:val="both"/>
-        <w:rPr>
-          <w:color w:val="0D0D0D"/>
-        </w:rPr>
-      </w:pPr>
-      <w:r>
-        <w:rPr>
-          <w:color w:val="0D0D0D"/>
-        </w:rPr>
-        <w:t>Таким образом, приложение выступает инструментом </w:t>
+        <w:pStyle w:val="a4"/>
+      </w:pPr>
+      <w:r>
+        <w:t xml:space="preserve">Вместе с тем следует учитывать, что наличие мобильного приложения само по себе не гарантирует его востребованность. По данным аналитического материала </w:t>
       </w:r>
       <w:r>
         <w:rPr>
           <w:rStyle w:val="af"/>
           <w:b w:val="0"/>
           <w:bCs w:val="0"/>
-          <w:color w:val="0D0D0D"/>
-        </w:rPr>
-        <w:t>оптимизации учебного процесса и повышения эффективности подготовки студентов</w:t>
-      </w:r>
-      <w:r>
-        <w:rPr>
-          <w:color w:val="0D0D0D"/>
-        </w:rPr>
-        <w:t>.</w:t>
+        </w:rPr>
+        <w:t>ИСИЭЗ НИУ ВШЭ «Цифровые навыки россиян»</w:t>
+      </w:r>
+      <w:r>
+        <w:t xml:space="preserve"> (2025), хотя интернетом регулярно пользуются </w:t>
+      </w:r>
+      <w:r>
+        <w:rPr>
+          <w:rStyle w:val="af"/>
+          <w:b w:val="0"/>
+          <w:bCs w:val="0"/>
+        </w:rPr>
+        <w:t>90% россиян</w:t>
+      </w:r>
+      <w:r>
+        <w:t xml:space="preserve">, цифровыми навыками </w:t>
+      </w:r>
+      <w:r>
+        <w:rPr>
+          <w:rStyle w:val="af"/>
+          <w:b w:val="0"/>
+          <w:bCs w:val="0"/>
+        </w:rPr>
+        <w:t>не ниже базового уровня</w:t>
+      </w:r>
+      <w:r>
+        <w:t xml:space="preserve"> обладают только </w:t>
+      </w:r>
+      <w:r>
+        <w:rPr>
+          <w:rStyle w:val="af"/>
+          <w:b w:val="0"/>
+          <w:bCs w:val="0"/>
+        </w:rPr>
+        <w:t>11%</w:t>
+      </w:r>
+      <w:r>
+        <w:t xml:space="preserve"> населения 15 лет и старше; даже среди молодёжи 20–24 лет этот показатель составляет лишь </w:t>
+      </w:r>
+      <w:r>
+        <w:rPr>
+          <w:rStyle w:val="af"/>
+          <w:b w:val="0"/>
+          <w:bCs w:val="0"/>
+        </w:rPr>
+        <w:t>18%</w:t>
+      </w:r>
+      <w:r>
+        <w:t>. Это означает, что при разработке проекта необходимо учитывать не только интерес студентов к цифровым сервисам, но и необходимость простого интерфейса, понятной навигации и минимального порога вхождения.</w:t>
       </w:r>
     </w:p>
     <w:p>
@@ -1845,26 +2083,153 @@
     </w:p>
     <w:p>
       <w:pPr>
-        <w:pStyle w:val="3"/>
-        <w:shd w:val="clear" w:color="auto" w:fill="FFFFFF"/>
-        <w:spacing w:before="0" w:after="0" w:line="360" w:lineRule="auto"/>
-        <w:ind w:firstLine="709"/>
-        <w:jc w:val="both"/>
-        <w:rPr>
-          <w:rFonts w:ascii="Times New Roman" w:hAnsi="Times New Roman" w:cs="Times New Roman"/>
-          <w:color w:val="0D0D0D"/>
-          <w:sz w:val="24"/>
-          <w:szCs w:val="24"/>
-        </w:rPr>
-      </w:pPr>
-      <w:r>
-        <w:rPr>
-          <w:rFonts w:ascii="Times New Roman" w:hAnsi="Times New Roman" w:cs="Times New Roman"/>
-          <w:color w:val="0D0D0D"/>
-          <w:sz w:val="24"/>
-          <w:szCs w:val="24"/>
-        </w:rPr>
-        <w:t>1.3.1. Рост использования мобильных устройств студентами</w:t>
+        <w:pStyle w:val="a4"/>
+      </w:pPr>
+      <w:r>
+        <w:t>1.3.1 Рост цифровой доступности и мобильного интернета в России</w:t>
+      </w:r>
+    </w:p>
+    <w:p>
+      <w:pPr>
+        <w:pStyle w:val="a4"/>
+      </w:pPr>
+      <w:r>
+        <w:t xml:space="preserve">Актуальность проекта обусловлена высоким уровнем распространения интернета и мобильных устройств в России. Как показал </w:t>
+      </w:r>
+      <w:r>
+        <w:rPr>
+          <w:rStyle w:val="af"/>
+          <w:b w:val="0"/>
+          <w:bCs w:val="0"/>
+        </w:rPr>
+        <w:t>ИСИЭЗ НИУ ВШЭ</w:t>
+      </w:r>
+      <w:r>
+        <w:t xml:space="preserve"> в сборнике </w:t>
+      </w:r>
+      <w:r>
+        <w:rPr>
+          <w:rStyle w:val="af"/>
+          <w:b w:val="0"/>
+          <w:bCs w:val="0"/>
+        </w:rPr>
+        <w:t>«Цифровая экономика: 2026»</w:t>
+      </w:r>
+      <w:r>
+        <w:t xml:space="preserve">, по итогам 2024 года к интернету были подключены </w:t>
+      </w:r>
+      <w:r>
+        <w:rPr>
+          <w:rStyle w:val="af"/>
+          <w:b w:val="0"/>
+          <w:bCs w:val="0"/>
+        </w:rPr>
+        <w:t>90,4% российских домохозяйств</w:t>
+      </w:r>
+      <w:r>
+        <w:t xml:space="preserve">, а </w:t>
+      </w:r>
+      <w:r>
+        <w:rPr>
+          <w:rStyle w:val="af"/>
+          <w:b w:val="0"/>
+          <w:bCs w:val="0"/>
+        </w:rPr>
+        <w:t>92,5% россиян</w:t>
+      </w:r>
+      <w:r>
+        <w:t xml:space="preserve"> пользовались интернетом, причём </w:t>
+      </w:r>
+      <w:r>
+        <w:rPr>
+          <w:rStyle w:val="af"/>
+          <w:b w:val="0"/>
+          <w:bCs w:val="0"/>
+        </w:rPr>
+        <w:t>84,6%</w:t>
+      </w:r>
+      <w:r>
+        <w:t xml:space="preserve"> — практически ежедневно. Большинство пользователей подключаются к сети именно с мобильных устройств </w:t>
+      </w:r>
+      <w:r>
+        <w:t>(</w:t>
+      </w:r>
+      <w:r>
+        <w:rPr>
+          <w:rStyle w:val="af"/>
+          <w:b w:val="0"/>
+          <w:bCs w:val="0"/>
+        </w:rPr>
+        <w:t>88,2%</w:t>
+      </w:r>
+      <w:r>
+        <w:t>)</w:t>
+      </w:r>
+      <w:r>
+        <w:t>, что делает мобильное приложение логичным и удобным форматом для повседневного использования студентами.</w:t>
+      </w:r>
+    </w:p>
+    <w:p>
+      <w:pPr>
+        <w:pStyle w:val="a4"/>
+      </w:pPr>
+      <w:r>
+        <w:t>1.3.2 Масштаб и устойчивость студенческой аудитории в России</w:t>
+      </w:r>
+    </w:p>
+    <w:p>
+      <w:pPr>
+        <w:pStyle w:val="a4"/>
+      </w:pPr>
+      <w:r>
+        <w:t xml:space="preserve">Проект актуален также из-за значительного масштаба самой целевой аудитории. По данным </w:t>
+      </w:r>
+      <w:r>
+        <w:rPr>
+          <w:rStyle w:val="af"/>
+          <w:b w:val="0"/>
+          <w:bCs w:val="0"/>
+        </w:rPr>
+        <w:t>ИСИЭЗ НИУ ВШЭ «Индикаторы образования: 2025»</w:t>
+      </w:r>
+      <w:r>
+        <w:t>,</w:t>
+      </w:r>
+      <w:r>
+        <w:t xml:space="preserve"> в России на начало 2023/24 учебного года обучалось </w:t>
+      </w:r>
+      <w:r>
+        <w:rPr>
+          <w:rStyle w:val="af"/>
+          <w:b w:val="0"/>
+          <w:bCs w:val="0"/>
+        </w:rPr>
+        <w:t>4,3 млн студентов</w:t>
+      </w:r>
+      <w:r>
+        <w:t xml:space="preserve"> бакалавриата, специалитета и магистратуры. Дополнительно в сборнике </w:t>
+      </w:r>
+      <w:r>
+        <w:rPr>
+          <w:rStyle w:val="af"/>
+          <w:b w:val="0"/>
+          <w:bCs w:val="0"/>
+        </w:rPr>
+        <w:t>«Образование в цифрах: 2025»</w:t>
+      </w:r>
+      <w:r>
+        <w:t xml:space="preserve"> указывается, что численность студентов этих программ продолжает расти третий год подряд, а в 2024 году была на </w:t>
+      </w:r>
+      <w:r>
+        <w:rPr>
+          <w:rStyle w:val="af"/>
+          <w:b w:val="0"/>
+          <w:bCs w:val="0"/>
+        </w:rPr>
+        <w:t>9,6%</w:t>
+      </w:r>
+      <w:r>
+        <w:t xml:space="preserve"> выше уровня 2021 года. Следовательно, проект ориентирован не на узкую нишу, а на крупную и устойчивую группу пользователей, для которой вопрос быстрого доступа к учебным материалам действительно является массовым.</w:t>
       </w:r>
     </w:p>
     <w:p>
@@ -1878,355 +2243,263 @@
           <w:color w:val="0D0D0D"/>
         </w:rPr>
       </w:pPr>
-      <w:r>
-        <w:rPr>
-          <w:color w:val="0D0D0D"/>
-        </w:rPr>
-        <w:t>В настоящее время мобильные устройства активно используются в образовательном процессе.</w:t>
-      </w:r>
     </w:p>
     <w:p>
       <w:pPr>
-        <w:pStyle w:val="af0"/>
-        <w:shd w:val="clear" w:color="auto" w:fill="FFFFFF"/>
-        <w:spacing w:before="0" w:beforeAutospacing="0" w:after="0" w:afterAutospacing="0" w:line="360" w:lineRule="auto"/>
-        <w:ind w:firstLine="709"/>
-        <w:jc w:val="both"/>
-        <w:rPr>
-          <w:color w:val="0D0D0D"/>
-        </w:rPr>
-      </w:pPr>
-      <w:r>
-        <w:rPr>
-          <w:color w:val="0D0D0D"/>
-        </w:rPr>
-        <w:t>Согласно исследованию </w:t>
+        <w:pStyle w:val="a4"/>
+      </w:pPr>
+      <w:r>
+        <w:t>1.3.3 Расширение цифровых сервисов в высшем образовании</w:t>
+      </w:r>
+    </w:p>
+    <w:p>
+      <w:pPr>
+        <w:pStyle w:val="a4"/>
+      </w:pPr>
+      <w:r>
+        <w:t xml:space="preserve">Дополнительным фактором актуальности является активная цифровизация российской системы высшего образования. По данным </w:t>
       </w:r>
       <w:r>
         <w:rPr>
           <w:rStyle w:val="af"/>
           <w:b w:val="0"/>
           <w:bCs w:val="0"/>
-          <w:color w:val="0D0D0D"/>
-        </w:rPr>
-        <w:t>EDUCAUSE (2023)</w:t>
-      </w:r>
-      <w:r>
-        <w:rPr>
-          <w:color w:val="0D0D0D"/>
-        </w:rPr>
-        <w:t>, около </w:t>
+        </w:rPr>
+        <w:t>Минобрнауки России</w:t>
+      </w:r>
+      <w:r>
+        <w:t xml:space="preserve"> (2025), в рамках цифровой инфраструктуры высшей школы к государственной информационной системе </w:t>
       </w:r>
       <w:r>
         <w:rPr>
           <w:rStyle w:val="af"/>
           <w:b w:val="0"/>
           <w:bCs w:val="0"/>
-          <w:color w:val="0D0D0D"/>
-        </w:rPr>
-        <w:t>81% студентов используют смартфоны для учебных целей не реже одного раза в неделю</w:t>
-      </w:r>
-      <w:r>
-        <w:rPr>
-          <w:color w:val="0D0D0D"/>
-        </w:rPr>
-        <w:t>, включая поиск информации, просмотр учебных материалов и взаимодействие с однокурсниками.</w:t>
-      </w:r>
-    </w:p>
-    <w:p>
-      <w:pPr>
-        <w:pStyle w:val="af0"/>
-        <w:shd w:val="clear" w:color="auto" w:fill="FFFFFF"/>
-        <w:spacing w:before="0" w:beforeAutospacing="0" w:after="0" w:afterAutospacing="0" w:line="360" w:lineRule="auto"/>
-        <w:ind w:firstLine="709"/>
-        <w:jc w:val="both"/>
-        <w:rPr>
-          <w:color w:val="0D0D0D"/>
-        </w:rPr>
-      </w:pPr>
-      <w:r>
-        <w:rPr>
-          <w:color w:val="0D0D0D"/>
-        </w:rPr>
-        <w:t>Кроме того, по данным </w:t>
+        </w:rPr>
+        <w:t>«Современная цифровая образовательная среда»</w:t>
+      </w:r>
+      <w:r>
+        <w:t xml:space="preserve"> подключено </w:t>
       </w:r>
       <w:r>
         <w:rPr>
           <w:rStyle w:val="af"/>
           <w:b w:val="0"/>
           <w:bCs w:val="0"/>
-          <w:color w:val="0D0D0D"/>
-        </w:rPr>
-        <w:t xml:space="preserve">Common </w:t>
-      </w:r>
-      <w:proofErr w:type="spellStart"/>
+        </w:rPr>
+        <w:t>более 450 образовательных организаций высшего образования</w:t>
+      </w:r>
+      <w:r>
+        <w:t xml:space="preserve">, в ней размещено около </w:t>
+      </w:r>
       <w:r>
         <w:rPr>
           <w:rStyle w:val="af"/>
           <w:b w:val="0"/>
           <w:bCs w:val="0"/>
-          <w:color w:val="0D0D0D"/>
-        </w:rPr>
-        <w:t>Sense</w:t>
-      </w:r>
-      <w:proofErr w:type="spellEnd"/>
+        </w:rPr>
+        <w:t>1 500 онлайн-курсов</w:t>
+      </w:r>
+      <w:r>
+        <w:rPr>
+          <w:b/>
+          <w:bCs/>
+        </w:rPr>
+        <w:t xml:space="preserve"> </w:t>
+      </w:r>
+      <w:r>
+        <w:t xml:space="preserve">и более </w:t>
+      </w:r>
       <w:r>
         <w:rPr>
           <w:rStyle w:val="af"/>
           <w:b w:val="0"/>
           <w:bCs w:val="0"/>
-          <w:color w:val="0D0D0D"/>
-        </w:rPr>
-        <w:t xml:space="preserve"> Media (2023)</w:t>
-      </w:r>
-      <w:r>
-        <w:rPr>
-          <w:color w:val="0D0D0D"/>
-        </w:rPr>
-        <w:t>, около </w:t>
+        </w:rPr>
+        <w:t>1 000 программ дополнительного профессионального образования</w:t>
+      </w:r>
+      <w:r>
+        <w:t xml:space="preserve">. Кроме того, по информации </w:t>
       </w:r>
       <w:r>
         <w:rPr>
           <w:rStyle w:val="af"/>
           <w:b w:val="0"/>
           <w:bCs w:val="0"/>
-          <w:color w:val="0D0D0D"/>
-        </w:rPr>
-        <w:t>97% студентов имеют постоянный доступ к смартфону</w:t>
-      </w:r>
-      <w:r>
-        <w:rPr>
-          <w:color w:val="0D0D0D"/>
-        </w:rPr>
-        <w:t>, что делает мобильные технологии важным инструментом обучения.</w:t>
-      </w:r>
-    </w:p>
-    <w:p>
-      <w:pPr>
-        <w:pStyle w:val="3"/>
-        <w:shd w:val="clear" w:color="auto" w:fill="FFFFFF"/>
-        <w:spacing w:before="0" w:after="0" w:line="360" w:lineRule="auto"/>
-        <w:ind w:firstLine="709"/>
-        <w:jc w:val="both"/>
-        <w:rPr>
-          <w:rFonts w:ascii="Times New Roman" w:hAnsi="Times New Roman" w:cs="Times New Roman"/>
-          <w:color w:val="0D0D0D"/>
-          <w:sz w:val="24"/>
-          <w:szCs w:val="24"/>
-        </w:rPr>
-      </w:pPr>
-      <w:r>
-        <w:rPr>
-          <w:rFonts w:ascii="Times New Roman" w:hAnsi="Times New Roman" w:cs="Times New Roman"/>
-          <w:color w:val="0D0D0D"/>
-          <w:sz w:val="24"/>
-          <w:szCs w:val="24"/>
-        </w:rPr>
-        <w:t>1.3.2</w:t>
-      </w:r>
-      <w:r>
-        <w:rPr>
-          <w:rFonts w:ascii="Times New Roman" w:hAnsi="Times New Roman" w:cs="Times New Roman"/>
-          <w:color w:val="0D0D0D"/>
-          <w:sz w:val="24"/>
-          <w:szCs w:val="24"/>
-        </w:rPr>
-        <w:tab/>
-        <w:t>Рост рынка образовательных технологий</w:t>
-      </w:r>
-    </w:p>
-    <w:p>
-      <w:pPr>
-        <w:pStyle w:val="af0"/>
-        <w:shd w:val="clear" w:color="auto" w:fill="FFFFFF"/>
-        <w:spacing w:before="0" w:beforeAutospacing="0" w:after="0" w:afterAutospacing="0" w:line="360" w:lineRule="auto"/>
-        <w:ind w:firstLine="709"/>
-        <w:jc w:val="both"/>
-        <w:rPr>
-          <w:color w:val="0D0D0D"/>
-        </w:rPr>
-      </w:pPr>
-      <w:r>
-        <w:rPr>
-          <w:color w:val="0D0D0D"/>
-        </w:rPr>
-        <w:t xml:space="preserve">Развитие цифровых образовательных решений подтверждается ростом рынка </w:t>
-      </w:r>
-      <w:proofErr w:type="spellStart"/>
-      <w:r>
-        <w:rPr>
-          <w:color w:val="0D0D0D"/>
-        </w:rPr>
-        <w:t>EdTech</w:t>
-      </w:r>
-      <w:proofErr w:type="spellEnd"/>
-      <w:r>
-        <w:rPr>
-          <w:color w:val="0D0D0D"/>
-        </w:rPr>
-        <w:t>.</w:t>
-      </w:r>
-    </w:p>
-    <w:p>
-      <w:pPr>
-        <w:pStyle w:val="af0"/>
-        <w:shd w:val="clear" w:color="auto" w:fill="FFFFFF"/>
-        <w:spacing w:before="0" w:beforeAutospacing="0" w:after="0" w:afterAutospacing="0" w:line="360" w:lineRule="auto"/>
-        <w:ind w:firstLine="709"/>
-        <w:jc w:val="both"/>
-        <w:rPr>
-          <w:color w:val="0D0D0D"/>
-        </w:rPr>
-      </w:pPr>
-      <w:r>
-        <w:rPr>
-          <w:color w:val="0D0D0D"/>
-        </w:rPr>
-        <w:t>По данным аналитического исследования </w:t>
+        </w:rPr>
+        <w:t>Минобрнауки России</w:t>
+      </w:r>
+      <w:r>
+        <w:t xml:space="preserve"> от сентября 2025 года, </w:t>
       </w:r>
       <w:r>
         <w:rPr>
           <w:rStyle w:val="af"/>
           <w:b w:val="0"/>
           <w:bCs w:val="0"/>
-          <w:color w:val="0D0D0D"/>
-        </w:rPr>
-        <w:t>PS Market Research</w:t>
-      </w:r>
-      <w:r>
-        <w:rPr>
-          <w:color w:val="0D0D0D"/>
-        </w:rPr>
-        <w:t>, мировой рынок образовательных технологий в </w:t>
+        </w:rPr>
+        <w:t>79% абитуриентов</w:t>
+      </w:r>
+      <w:r>
+        <w:t xml:space="preserve"> подавали заявления через </w:t>
+      </w:r>
+      <w:proofErr w:type="spellStart"/>
+      <w:r>
+        <w:t>суперсервис</w:t>
+      </w:r>
+      <w:proofErr w:type="spellEnd"/>
+      <w:r>
+        <w:t xml:space="preserve"> </w:t>
       </w:r>
       <w:r>
         <w:rPr>
           <w:rStyle w:val="af"/>
           <w:b w:val="0"/>
           <w:bCs w:val="0"/>
-          <w:color w:val="0D0D0D"/>
-        </w:rPr>
-        <w:t>2023 году составил около 298,5 млрд долларов</w:t>
-      </w:r>
-      <w:r>
-        <w:rPr>
-          <w:color w:val="0D0D0D"/>
-        </w:rPr>
-        <w:t>, а к </w:t>
+        </w:rPr>
+        <w:t>«Поступление в вуз онлайн</w:t>
+      </w:r>
+      <w:r>
+        <w:rPr>
+          <w:rStyle w:val="af"/>
+        </w:rPr>
+        <w:t>»</w:t>
+      </w:r>
+      <w:r>
+        <w:t>; для сравнения, в 2022 году этим сервисом пользовались 22%, а в 2024 году — 44%. Это показывает, что цифровые форматы взаимодействия с вузом уже стали для пользователей привычными, а значит, внедрение нового мобильного сервиса для работы с учебными материалами соответствует общему направлению развития высшего образования в России.</w:t>
+      </w:r>
+    </w:p>
+    <w:p>
+      <w:pPr>
+        <w:pStyle w:val="a4"/>
+      </w:pPr>
+      <w:r>
+        <w:t>1.3.4 Объективные ограничения и проблемы проекта</w:t>
+      </w:r>
+    </w:p>
+    <w:p>
+      <w:pPr>
+        <w:pStyle w:val="a4"/>
+      </w:pPr>
+      <w:r>
+        <w:t xml:space="preserve">При этом актуальность проекта не означает его автоматической успешности. Во-первых, по данным </w:t>
       </w:r>
       <w:r>
         <w:rPr>
           <w:rStyle w:val="af"/>
           <w:b w:val="0"/>
           <w:bCs w:val="0"/>
-          <w:color w:val="0D0D0D"/>
-        </w:rPr>
-        <w:t xml:space="preserve">2030 году </w:t>
+        </w:rPr>
+        <w:t>ИСИЭЗ НИУ ВШЭ</w:t>
+      </w:r>
+      <w:r>
+        <w:t xml:space="preserve"> (2025), несмотря на высокий уровень интернет-активности, только </w:t>
       </w:r>
       <w:r>
         <w:rPr>
           <w:rStyle w:val="af"/>
           <w:b w:val="0"/>
           <w:bCs w:val="0"/>
-          <w:color w:val="0D0D0D"/>
-        </w:rPr>
-        <w:lastRenderedPageBreak/>
-        <w:t>может превысить 900 млрд долларов</w:t>
-      </w:r>
-      <w:r>
-        <w:rPr>
-          <w:color w:val="0D0D0D"/>
-        </w:rPr>
-        <w:t>, что говорит о высоком спросе на цифровые образовательные сервисы.</w:t>
+        </w:rPr>
+        <w:t>11% россиян</w:t>
+      </w:r>
+      <w:r>
+        <w:t xml:space="preserve"> обладают цифровыми навыками не ниже базового уровня, а среди молодёжи 20–24 лет — </w:t>
+      </w:r>
+      <w:r>
+        <w:rPr>
+          <w:rStyle w:val="af"/>
+          <w:b w:val="0"/>
+          <w:bCs w:val="0"/>
+        </w:rPr>
+        <w:t>18%</w:t>
+      </w:r>
+      <w:r>
+        <w:t xml:space="preserve">. Во-вторых, исследование показывает, что российские пользователи заметно уступают по навыкам </w:t>
+      </w:r>
+      <w:r>
+        <w:rPr>
+          <w:rStyle w:val="af"/>
+          <w:b w:val="0"/>
+          <w:bCs w:val="0"/>
+        </w:rPr>
+        <w:t>цифровой безопасности</w:t>
+      </w:r>
+      <w:r>
+        <w:t xml:space="preserve"> и по части навыков </w:t>
+      </w:r>
+      <w:r>
+        <w:rPr>
+          <w:rStyle w:val="af"/>
+          <w:b w:val="0"/>
+          <w:bCs w:val="0"/>
+        </w:rPr>
+        <w:t>создания цифрового контента</w:t>
+      </w:r>
+      <w:r>
+        <w:t xml:space="preserve">: соответствующими навыками обладают </w:t>
+      </w:r>
+      <w:r>
+        <w:rPr>
+          <w:rStyle w:val="af"/>
+          <w:b w:val="0"/>
+          <w:bCs w:val="0"/>
+        </w:rPr>
+        <w:t>59,3%</w:t>
+      </w:r>
+      <w:r>
+        <w:t xml:space="preserve"> российских интернет-пользователей против </w:t>
+      </w:r>
+      <w:r>
+        <w:rPr>
+          <w:rStyle w:val="af"/>
+          <w:b w:val="0"/>
+          <w:bCs w:val="0"/>
+        </w:rPr>
+        <w:t>74,7%</w:t>
+      </w:r>
+      <w:r>
+        <w:t xml:space="preserve"> в среднем по странам ЕС, а отставание по цифровой безопасности оценивается почти в </w:t>
+      </w:r>
+      <w:r>
+        <w:rPr>
+          <w:rStyle w:val="af"/>
+          <w:b w:val="0"/>
+          <w:bCs w:val="0"/>
+        </w:rPr>
+        <w:t>60 процентных пунктов</w:t>
+      </w:r>
+      <w:r>
+        <w:t>. Следовательно, проект должен учитывать риски, связанные с низкой цифровой грамотностью части пользователей, возможными ошибками при загрузке материалов, слабыми практиками защиты персональных данных и необходимостью модерации контента.</w:t>
       </w:r>
     </w:p>
     <w:p>
       <w:pPr>
-        <w:pStyle w:val="3"/>
-        <w:shd w:val="clear" w:color="auto" w:fill="FFFFFF"/>
-        <w:spacing w:before="0" w:after="0" w:line="360" w:lineRule="auto"/>
-        <w:ind w:firstLine="709"/>
-        <w:jc w:val="both"/>
-        <w:rPr>
-          <w:rFonts w:ascii="Times New Roman" w:hAnsi="Times New Roman" w:cs="Times New Roman"/>
-          <w:color w:val="0D0D0D"/>
-          <w:sz w:val="24"/>
-          <w:szCs w:val="24"/>
-        </w:rPr>
-      </w:pPr>
-      <w:r>
-        <w:rPr>
-          <w:rFonts w:ascii="Times New Roman" w:hAnsi="Times New Roman" w:cs="Times New Roman"/>
-          <w:color w:val="0D0D0D"/>
-          <w:sz w:val="24"/>
-          <w:szCs w:val="24"/>
-        </w:rPr>
-        <w:t>1.3.3</w:t>
-      </w:r>
-      <w:r>
-        <w:rPr>
-          <w:rFonts w:ascii="Times New Roman" w:hAnsi="Times New Roman" w:cs="Times New Roman"/>
-          <w:color w:val="0D0D0D"/>
-          <w:sz w:val="24"/>
-          <w:szCs w:val="24"/>
-        </w:rPr>
-        <w:tab/>
-        <w:t>Проблема обмена учебными материалами</w:t>
+        <w:pStyle w:val="a4"/>
+      </w:pPr>
+      <w:r>
+        <w:t>Во-вторых, уже существующие цифровые решения в высшем образовании в основном ориентированы на официальные процессы: подачу документов, прохождение онлайн-курсов, доступ к образовательным платформам и административным сервисам. Однако такие инструменты не решают в полной мере задачу удобного неформального обмена материалами между самими студентами. Одновременно это означает и наличие конкурентной среды: если новое приложение не даст пользователю реального преимущества по скорости поиска, удобству навигации и полноте базы материалов, студенты могут продолжить пользоваться привычными каналами — мессенджерами, чатами и облачными папками.</w:t>
       </w:r>
     </w:p>
     <w:p>
       <w:pPr>
-        <w:pStyle w:val="af0"/>
-        <w:shd w:val="clear" w:color="auto" w:fill="FFFFFF"/>
-        <w:spacing w:before="0" w:beforeAutospacing="0" w:after="0" w:afterAutospacing="0" w:line="360" w:lineRule="auto"/>
-        <w:ind w:firstLine="709"/>
-        <w:jc w:val="both"/>
-        <w:rPr>
-          <w:color w:val="0D0D0D"/>
-        </w:rPr>
-      </w:pPr>
-      <w:r>
-        <w:rPr>
-          <w:color w:val="0D0D0D"/>
-        </w:rPr>
-        <w:t>Несмотря на активное использование цифровых технологий, обмен учебными материалами между студентами чаще всего происходит через мессенджеры и социальные сети.</w:t>
+        <w:pStyle w:val="a4"/>
+      </w:pPr>
+      <w:r>
+        <w:lastRenderedPageBreak/>
+        <w:t>Таким образом, актуальность проекта подтверждается современными российскими статистическими и аналитическими данными. С одной стороны, в России существует массовая студенческая аудитория, активно использующая интернет, смартфоны и цифровые сервисы. С другой стороны, цифровизация высшей школы сопровождается не только новыми возможностями, но и ограничениями: сохраняется сравнительно невысокий уровень цифровых навыков, существует потребность в безопасной и понятной среде для работы с контентом, а также остаётся риск того, что пользователи предпочтут привычные каналы обмена файлами</w:t>
+      </w:r>
+      <w:r>
+        <w:t xml:space="preserve">. </w:t>
+      </w:r>
+      <w:r>
+        <w:t>Поэтому разработка мобильного приложения для обмена учебными материалами между студентами вузов является актуальной, но требует реалистичного подхода к проектированию, интерфейсу, модерации и сопровождению системы.</w:t>
       </w:r>
     </w:p>
     <w:p>
       <w:pPr>
-        <w:pStyle w:val="af0"/>
-        <w:shd w:val="clear" w:color="auto" w:fill="FFFFFF"/>
-        <w:spacing w:before="0" w:beforeAutospacing="0" w:after="0" w:afterAutospacing="0" w:line="360" w:lineRule="auto"/>
-        <w:ind w:firstLine="709"/>
-        <w:jc w:val="both"/>
-        <w:rPr>
-          <w:color w:val="0D0D0D"/>
-        </w:rPr>
-      </w:pPr>
-      <w:r>
-        <w:rPr>
-          <w:color w:val="0D0D0D"/>
-        </w:rPr>
-        <w:t>Это приводит к ряду проблем: сложность поиска файлов, потеря материалов в переписках и отсутствие систематизированного хранения информации.</w:t>
-      </w:r>
-    </w:p>
-    <w:p>
-      <w:pPr>
-        <w:pStyle w:val="af0"/>
-        <w:shd w:val="clear" w:color="auto" w:fill="FFFFFF"/>
-        <w:spacing w:before="0" w:beforeAutospacing="0" w:after="0" w:afterAutospacing="0" w:line="360" w:lineRule="auto"/>
-        <w:ind w:firstLine="709"/>
-        <w:jc w:val="both"/>
-        <w:rPr>
-          <w:color w:val="0D0D0D"/>
-        </w:rPr>
-      </w:pPr>
-      <w:r>
-        <w:rPr>
-          <w:color w:val="0D0D0D"/>
-        </w:rPr>
-        <w:t>Создание специализированного мобильного приложения позволит упростить поиск учебных материалов, структурировать их хранение и повысить эффективность взаимодействия между студентами.</w:t>
-      </w:r>
+        <w:pStyle w:val="a4"/>
+      </w:pPr>
     </w:p>
     <w:p>
       <w:pPr>
@@ -7274,9 +7547,9 @@
               </wp:anchor>
             </w:drawing>
           </mc:Choice>
-          <mc:Fallback xmlns:oel="http://schemas.microsoft.com/office/2019/extlst">
+          <mc:Fallback>
             <w:pict>
-              <v:group w14:anchorId="4AFA74D3" id="Группа 195" o:spid="_x0000_s1026" style="position:absolute;left:0;text-align:left;margin-left:0;margin-top:21.6pt;width:530pt;height:523pt;z-index:251811840;mso-position-horizontal:center;mso-position-horizontal-relative:margin" coordsize="67310,66421" o:gfxdata="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">
+              <v:group w14:anchorId="4AFA74D3" id="Группа 195" o:spid="_x0000_s1026" style="position:absolute;left:0;text-align:left;margin-left:0;margin-top:21.6pt;width:530pt;height:523pt;z-index:251811840;mso-position-horizontal:center;mso-position-horizontal-relative:margin" coordsize="67310,66421" o:gfxdata="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">
                 <v:rect id="Прямоугольник 3" o:spid="_x0000_s1027" style="position:absolute;left:26670;top:27305;width:12825;height:4631;visibility:visible;mso-wrap-style:square;v-text-anchor:middle" o:gfxdata="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" fillcolor="#4472c4 [3204]" strokecolor="#1f3763 [1604]" strokeweight="1pt">
                   <v:textbox>
                     <w:txbxContent>
@@ -21235,9 +21508,9 @@
               </wp:inline>
             </w:drawing>
           </mc:Choice>
-          <mc:Fallback xmlns:oel="http://schemas.microsoft.com/office/2019/extlst">
+          <mc:Fallback>
             <w:pict>
-              <v:group w14:anchorId="267845C9" id="Группа 31" o:spid="_x0000_s1126" style="width:399.05pt;height:134.45pt;mso-position-horizontal-relative:char;mso-position-vertical-relative:line" coordorigin=",-2400" coordsize="50685,17078" o:gfxdata="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">
+              <v:group w14:anchorId="267845C9" id="Группа 31" o:spid="_x0000_s1126" style="width:399.05pt;height:134.45pt;mso-position-horizontal-relative:char;mso-position-vertical-relative:line" coordorigin=",-2400" coordsize="50685,17078" o:gfxdata="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">
                 <v:shape id="Прямая со стрелкой 30" o:spid="_x0000_s1127" type="#_x0000_t32" style="position:absolute;left:12743;top:1988;width:3388;height:2309;flip:y;visibility:visible;mso-wrap-style:square" o:connectortype="straight" o:gfxdata="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" strokecolor="#4472c4 [3204]" strokeweight=".5pt">
                   <v:stroke endarrow="block" joinstyle="miter"/>
                 </v:shape>
@@ -23582,9 +23855,9 @@
               </wp:anchor>
             </w:drawing>
           </mc:Choice>
-          <mc:Fallback xmlns:oel="http://schemas.microsoft.com/office/2019/extlst">
+          <mc:Fallback>
             <w:pict>
-              <v:group w14:anchorId="5D8F8BB2" id="Группа 118" o:spid="_x0000_s1146" style="position:absolute;left:0;text-align:left;margin-left:0;margin-top:23.1pt;width:542pt;height:389.85pt;z-index:251657216;mso-position-horizontal:center;mso-position-horizontal-relative:margin;mso-position-vertical-relative:text" coordsize="73331,55527" o:gfxdata="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">
+              <v:group w14:anchorId="5D8F8BB2" id="Группа 118" o:spid="_x0000_s1146" style="position:absolute;left:0;text-align:left;margin-left:0;margin-top:23.1pt;width:542pt;height:389.85pt;z-index:251657216;mso-position-horizontal:center;mso-position-horizontal-relative:margin;mso-position-vertical-relative:text" coordsize="73331,55527" o:gfxdata="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">
                 <v:shape id="Прямая со стрелкой 32" o:spid="_x0000_s1147" type="#_x0000_t32" style="position:absolute;left:13716;top:28050;width:41821;height:267;visibility:visible;mso-wrap-style:square" o:connectortype="straight" o:gfxdata="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" strokecolor="black [3200]" strokeweight=".5pt">
                   <v:stroke endarrow="block" joinstyle="miter"/>
                 </v:shape>
@@ -24917,23 +25190,7 @@
           <w:sz w:val="24"/>
           <w:szCs w:val="24"/>
         </w:rPr>
-        <w:t xml:space="preserve">Таблица расчёта параметров представлена в таблице </w:t>
-      </w:r>
-      <w:r>
-        <w:rPr>
-          <w:rFonts w:ascii="Times New Roman" w:hAnsi="Times New Roman" w:cs="Times New Roman"/>
-          <w:sz w:val="24"/>
-          <w:szCs w:val="24"/>
-        </w:rPr>
-        <w:t>4</w:t>
-      </w:r>
-      <w:r>
-        <w:rPr>
-          <w:rFonts w:ascii="Times New Roman" w:hAnsi="Times New Roman" w:cs="Times New Roman"/>
-          <w:sz w:val="24"/>
-          <w:szCs w:val="24"/>
-        </w:rPr>
-        <w:t>.</w:t>
+        <w:t>Таблица расчёта параметров представлена в таблице 4.</w:t>
       </w:r>
     </w:p>
     <w:p>
@@ -27024,47 +27281,7 @@
           <w:sz w:val="24"/>
           <w:szCs w:val="24"/>
         </w:rPr>
-        <w:t>М</w:t>
-      </w:r>
-      <w:r>
-        <w:rPr>
-          <w:rFonts w:ascii="Times New Roman" w:hAnsi="Times New Roman" w:cs="Times New Roman"/>
-          <w:sz w:val="24"/>
-          <w:szCs w:val="24"/>
-        </w:rPr>
-        <w:t>а</w:t>
-      </w:r>
-      <w:r>
-        <w:rPr>
-          <w:rFonts w:ascii="Times New Roman" w:hAnsi="Times New Roman" w:cs="Times New Roman"/>
-          <w:sz w:val="24"/>
-          <w:szCs w:val="24"/>
-        </w:rPr>
-        <w:t>трица</w:t>
-      </w:r>
-      <w:r>
-        <w:rPr>
-          <w:rFonts w:ascii="Times New Roman" w:hAnsi="Times New Roman" w:cs="Times New Roman"/>
-          <w:sz w:val="24"/>
-          <w:szCs w:val="24"/>
-        </w:rPr>
-        <w:t xml:space="preserve"> </w:t>
-      </w:r>
-      <w:r>
-        <w:rPr>
-          <w:rFonts w:ascii="Times New Roman" w:hAnsi="Times New Roman" w:cs="Times New Roman"/>
-          <w:sz w:val="24"/>
-          <w:szCs w:val="24"/>
-        </w:rPr>
-        <w:t>вероятности и влияния рисков</w:t>
-      </w:r>
-      <w:r>
-        <w:rPr>
-          <w:rFonts w:ascii="Times New Roman" w:hAnsi="Times New Roman" w:cs="Times New Roman"/>
-          <w:sz w:val="24"/>
-          <w:szCs w:val="24"/>
-        </w:rPr>
-        <w:t xml:space="preserve"> в таблице 4.</w:t>
+        <w:t>Матрица вероятности и влияния рисков в таблице 4.</w:t>
       </w:r>
     </w:p>
     <w:p>
@@ -27095,16 +27312,7 @@
           <w:sz w:val="24"/>
           <w:szCs w:val="24"/>
         </w:rPr>
-        <w:t xml:space="preserve">5 </w:t>
-      </w:r>
-      <w:r>
-        <w:rPr>
-          <w:rFonts w:ascii="Times New Roman" w:hAnsi="Times New Roman" w:cs="Times New Roman"/>
-          <w:color w:val="auto"/>
-          <w:sz w:val="24"/>
-          <w:szCs w:val="24"/>
-        </w:rPr>
-        <w:t>–</w:t>
+        <w:t>5 –</w:t>
       </w:r>
       <w:r>
         <w:rPr>
@@ -31217,7 +31425,7 @@
     <w:link w:val="a5"/>
     <w:autoRedefine/>
     <w:qFormat/>
-    <w:rsid w:val="007717AA"/>
+    <w:rsid w:val="00FA3ACC"/>
     <w:pPr>
       <w:spacing w:after="0" w:line="360" w:lineRule="auto"/>
       <w:ind w:firstLine="709"/>
@@ -31233,7 +31441,7 @@
     <w:name w:val="абзац Знак"/>
     <w:basedOn w:val="a0"/>
     <w:link w:val="a4"/>
-    <w:rsid w:val="007717AA"/>
+    <w:rsid w:val="00FA3ACC"/>
     <w:rPr>
       <w:rFonts w:ascii="Times New Roman" w:hAnsi="Times New Roman" w:cs="Times New Roman"/>
       <w:sz w:val="24"/>
@@ -31658,6 +31866,41 @@
         <w:insideV w:val="single" w:sz="4" w:space="0" w:color="BFBFBF" w:themeColor="background1" w:themeShade="BF"/>
       </w:tblBorders>
     </w:tblPr>
+  </w:style>
+  <w:style w:type="character" w:styleId="af8">
+    <w:name w:val="Hyperlink"/>
+    <w:basedOn w:val="a0"/>
+    <w:uiPriority w:val="99"/>
+    <w:unhideWhenUsed/>
+    <w:rsid w:val="00DE31A1"/>
+    <w:rPr>
+      <w:color w:val="0563C1" w:themeColor="hyperlink"/>
+      <w:u w:val="single"/>
+    </w:rPr>
+  </w:style>
+  <w:style w:type="character" w:styleId="af9">
+    <w:name w:val="Unresolved Mention"/>
+    <w:basedOn w:val="a0"/>
+    <w:uiPriority w:val="99"/>
+    <w:semiHidden/>
+    <w:unhideWhenUsed/>
+    <w:rsid w:val="00DE31A1"/>
+    <w:rPr>
+      <w:color w:val="605E5C"/>
+      <w:shd w:val="clear" w:color="auto" w:fill="E1DFDD"/>
+    </w:rPr>
+  </w:style>
+  <w:style w:type="character" w:styleId="afa">
+    <w:name w:val="FollowedHyperlink"/>
+    <w:basedOn w:val="a0"/>
+    <w:uiPriority w:val="99"/>
+    <w:semiHidden/>
+    <w:unhideWhenUsed/>
+    <w:rsid w:val="00DE31A1"/>
+    <w:rPr>
+      <w:color w:val="954F72" w:themeColor="followedHyperlink"/>
+      <w:u w:val="single"/>
+    </w:rPr>
   </w:style>
 </w:styles>
 </file>

--- a/ЭОИТП.docx
+++ b/ЭОИТП.docx
@@ -1,6 +1,6 @@
 
 <file path=word/document.xml><?xml version="1.0" encoding="utf-8"?>
-<w:document xmlns:wpc="http://schemas.microsoft.com/office/word/2010/wordprocessingCanvas" xmlns:cx="http://schemas.microsoft.com/office/drawing/2014/chartex" xmlns:cx1="http://schemas.microsoft.com/office/drawing/2015/9/8/chartex" xmlns:cx2="http://schemas.microsoft.com/office/drawing/2015/10/21/chartex" xmlns:cx3="http://schemas.microsoft.com/office/drawing/2016/5/9/chartex" xmlns:cx4="http://schemas.microsoft.com/office/drawing/2016/5/10/chartex" xmlns:cx5="http://schemas.microsoft.com/office/drawing/2016/5/11/chartex" xmlns:cx6="http://schemas.microsoft.com/office/drawing/2016/5/12/chartex" xmlns:cx7="http://schemas.microsoft.com/office/drawing/2016/5/13/chartex" xmlns:cx8="http://schemas.microsoft.com/office/drawing/2016/5/14/chartex" xmlns:mc="http://schemas.openxmlformats.org/markup-compatibility/2006" xmlns:aink="http://schemas.microsoft.com/office/drawing/2016/ink" xmlns:am3d="http://schemas.microsoft.com/office/drawing/2017/model3d" xmlns:o="urn:schemas-microsoft-com:office:office" xmlns:r="http://schemas.openxmlformats.org/officeDocument/2006/relationships" xmlns:m="http://schemas.openxmlformats.org/officeDocument/2006/math" xmlns:v="urn:schemas-microsoft-com:vml" xmlns:wp14="http://schemas.microsoft.com/office/word/2010/wordprocessingDrawing" xmlns:wp="http://schemas.openxmlformats.org/drawingml/2006/wordprocessingDrawing" xmlns:w10="urn:schemas-microsoft-com:office:word" xmlns:w="http://schemas.openxmlformats.org/wordprocessingml/2006/main" xmlns:w14="http://schemas.microsoft.com/office/word/2010/wordml" xmlns:w15="http://schemas.microsoft.com/office/word/2012/wordml" xmlns:w16cex="http://schemas.microsoft.com/office/word/2018/wordml/cex" xmlns:w16cid="http://schemas.microsoft.com/office/word/2016/wordml/cid" xmlns:w16="http://schemas.microsoft.com/office/word/2018/wordml" xmlns:w16sdtdh="http://schemas.microsoft.com/office/word/2020/wordml/sdtdatahash" xmlns:w16se="http://schemas.microsoft.com/office/word/2015/wordml/symex" xmlns:wpg="http://schemas.microsoft.com/office/word/2010/wordprocessingGroup" xmlns:wpi="http://schemas.microsoft.com/office/word/2010/wordprocessingInk" xmlns:wne="http://schemas.microsoft.com/office/word/2006/wordml" xmlns:wps="http://schemas.microsoft.com/office/word/2010/wordprocessingShape" mc:Ignorable="w14 w15 w16se w16cid w16 w16cex w16sdtdh wp14">
+<w:document xmlns:wpc="http://schemas.microsoft.com/office/word/2010/wordprocessingCanvas" xmlns:cx="http://schemas.microsoft.com/office/drawing/2014/chartex" xmlns:cx1="http://schemas.microsoft.com/office/drawing/2015/9/8/chartex" xmlns:cx2="http://schemas.microsoft.com/office/drawing/2015/10/21/chartex" xmlns:cx3="http://schemas.microsoft.com/office/drawing/2016/5/9/chartex" xmlns:cx4="http://schemas.microsoft.com/office/drawing/2016/5/10/chartex" xmlns:cx5="http://schemas.microsoft.com/office/drawing/2016/5/11/chartex" xmlns:cx6="http://schemas.microsoft.com/office/drawing/2016/5/12/chartex" xmlns:cx7="http://schemas.microsoft.com/office/drawing/2016/5/13/chartex" xmlns:cx8="http://schemas.microsoft.com/office/drawing/2016/5/14/chartex" xmlns:mc="http://schemas.openxmlformats.org/markup-compatibility/2006" xmlns:aink="http://schemas.microsoft.com/office/drawing/2016/ink" xmlns:am3d="http://schemas.microsoft.com/office/drawing/2017/model3d" xmlns:o="urn:schemas-microsoft-com:office:office" xmlns:oel="http://schemas.microsoft.com/office/2019/extlst" xmlns:r="http://schemas.openxmlformats.org/officeDocument/2006/relationships" xmlns:m="http://schemas.openxmlformats.org/officeDocument/2006/math" xmlns:v="urn:schemas-microsoft-com:vml" xmlns:wp14="http://schemas.microsoft.com/office/word/2010/wordprocessingDrawing" xmlns:wp="http://schemas.openxmlformats.org/drawingml/2006/wordprocessingDrawing" xmlns:w10="urn:schemas-microsoft-com:office:word" xmlns:w="http://schemas.openxmlformats.org/wordprocessingml/2006/main" xmlns:w14="http://schemas.microsoft.com/office/word/2010/wordml" xmlns:w15="http://schemas.microsoft.com/office/word/2012/wordml" xmlns:w16cex="http://schemas.microsoft.com/office/word/2018/wordml/cex" xmlns:w16cid="http://schemas.microsoft.com/office/word/2016/wordml/cid" xmlns:w16="http://schemas.microsoft.com/office/word/2018/wordml" xmlns:w16sdtdh="http://schemas.microsoft.com/office/word/2020/wordml/sdtdatahash" xmlns:w16se="http://schemas.microsoft.com/office/word/2015/wordml/symex" xmlns:wpg="http://schemas.microsoft.com/office/word/2010/wordprocessingGroup" xmlns:wpi="http://schemas.microsoft.com/office/word/2010/wordprocessingInk" xmlns:wne="http://schemas.microsoft.com/office/word/2006/wordml" xmlns:wps="http://schemas.microsoft.com/office/word/2010/wordprocessingShape" mc:Ignorable="w14 w15 w16se w16cid w16 w16cex w16sdtdh wp14">
   <w:body>
     <w:p>
       <w:pPr>
@@ -296,31 +296,7 @@
                 <w:lang w:eastAsia="ru-RU"/>
                 <w14:ligatures w14:val="none"/>
               </w:rPr>
-              <w:t xml:space="preserve">Г.С. </w:t>
-            </w:r>
-            <w:proofErr w:type="spellStart"/>
-            <w:r>
-              <w:rPr>
-                <w:rFonts w:ascii="Times New Roman" w:eastAsia="Times New Roman" w:hAnsi="Times New Roman" w:cs="Times New Roman"/>
-                <w:kern w:val="0"/>
-                <w:sz w:val="24"/>
-                <w:szCs w:val="24"/>
-                <w:lang w:eastAsia="ru-RU"/>
-                <w14:ligatures w14:val="none"/>
-              </w:rPr>
-              <w:t>Армашова</w:t>
-            </w:r>
-            <w:proofErr w:type="spellEnd"/>
-            <w:r>
-              <w:rPr>
-                <w:rFonts w:ascii="Times New Roman" w:eastAsia="Times New Roman" w:hAnsi="Times New Roman" w:cs="Times New Roman"/>
-                <w:kern w:val="0"/>
-                <w:sz w:val="24"/>
-                <w:szCs w:val="24"/>
-                <w:lang w:eastAsia="ru-RU"/>
-                <w14:ligatures w14:val="none"/>
-              </w:rPr>
-              <w:t>-Тельник</w:t>
+              <w:t>Г.С. Армашова-Тельник</w:t>
             </w:r>
           </w:p>
         </w:tc>
@@ -1117,21 +1093,8 @@
                 <w:lang w:eastAsia="ru-RU"/>
                 <w14:ligatures w14:val="none"/>
               </w:rPr>
-              <w:t xml:space="preserve">А. Э. </w:t>
-            </w:r>
-            <w:proofErr w:type="spellStart"/>
-            <w:r>
-              <w:rPr>
-                <w:rFonts w:ascii="Times New Roman" w:eastAsia="Times New Roman" w:hAnsi="Times New Roman" w:cs="Times New Roman"/>
-                <w:kern w:val="0"/>
-                <w:sz w:val="24"/>
-                <w:szCs w:val="24"/>
-                <w:lang w:eastAsia="ru-RU"/>
-                <w14:ligatures w14:val="none"/>
-              </w:rPr>
-              <w:t>Морохия</w:t>
-            </w:r>
-            <w:proofErr w:type="spellEnd"/>
+              <w:t>А. Э. Морохия</w:t>
+            </w:r>
             <w:r>
               <w:rPr>
                 <w:rFonts w:ascii="Times New Roman" w:eastAsia="Times New Roman" w:hAnsi="Times New Roman" w:cs="Times New Roman"/>
@@ -1205,7 +1168,6 @@
               </w:rPr>
               <w:t xml:space="preserve">. </w:t>
             </w:r>
-            <w:proofErr w:type="spellStart"/>
             <w:r>
               <w:rPr>
                 <w:rFonts w:ascii="Times New Roman" w:eastAsia="Times New Roman" w:hAnsi="Times New Roman" w:cs="Times New Roman"/>
@@ -1217,7 +1179,6 @@
               </w:rPr>
               <w:t>Халикова</w:t>
             </w:r>
-            <w:proofErr w:type="spellEnd"/>
           </w:p>
         </w:tc>
       </w:tr>
@@ -1703,15 +1664,7 @@
         <w:t>ИСИЭЗ НИУ ВШЭ</w:t>
       </w:r>
       <w:r>
-        <w:t xml:space="preserve"> совместно с Минобрнауки России, </w:t>
-      </w:r>
-      <w:proofErr w:type="spellStart"/>
-      <w:r>
-        <w:t>Минпросвещения</w:t>
-      </w:r>
-      <w:proofErr w:type="spellEnd"/>
-      <w:r>
-        <w:t xml:space="preserve"> России и Росстатом, отмечается, что численность студентов по этим программам </w:t>
+        <w:t xml:space="preserve"> совместно с Минобрнауки России, Минпросвещения России и Росстатом, отмечается, что численность студентов по этим программам </w:t>
       </w:r>
       <w:r>
         <w:rPr>
@@ -2340,15 +2293,7 @@
         <w:t>79% абитуриентов</w:t>
       </w:r>
       <w:r>
-        <w:t xml:space="preserve"> подавали заявления через </w:t>
-      </w:r>
-      <w:proofErr w:type="spellStart"/>
-      <w:r>
-        <w:t>суперсервис</w:t>
-      </w:r>
-      <w:proofErr w:type="spellEnd"/>
-      <w:r>
-        <w:t xml:space="preserve"> </w:t>
+        <w:t xml:space="preserve"> подавали заявления через суперсервис </w:t>
       </w:r>
       <w:r>
         <w:rPr>
@@ -3507,26 +3452,16 @@
                 <w:sz w:val="24"/>
                 <w:szCs w:val="24"/>
               </w:rPr>
-              <w:t xml:space="preserve">удаление некорректных или </w:t>
-            </w:r>
-            <w:proofErr w:type="spellStart"/>
+              <w:t>удаление некорректных или дублирующи</w:t>
+            </w:r>
             <w:r>
               <w:rPr>
                 <w:rFonts w:ascii="Times New Roman" w:hAnsi="Times New Roman" w:cs="Times New Roman"/>
                 <w:sz w:val="24"/>
                 <w:szCs w:val="24"/>
               </w:rPr>
-              <w:t>дублирующи</w:t>
-            </w:r>
-            <w:r>
-              <w:rPr>
-                <w:rFonts w:ascii="Times New Roman" w:hAnsi="Times New Roman" w:cs="Times New Roman"/>
-                <w:sz w:val="24"/>
-                <w:szCs w:val="24"/>
-              </w:rPr>
               <w:t>хся</w:t>
             </w:r>
-            <w:proofErr w:type="spellEnd"/>
             <w:r>
               <w:rPr>
                 <w:rFonts w:ascii="Times New Roman" w:hAnsi="Times New Roman" w:cs="Times New Roman"/>
@@ -4183,25 +4118,7 @@
           <w:sz w:val="24"/>
           <w:szCs w:val="24"/>
         </w:rPr>
-        <w:t>S (</w:t>
-      </w:r>
-      <w:proofErr w:type="spellStart"/>
-      <w:r>
-        <w:rPr>
-          <w:rFonts w:ascii="Times New Roman" w:hAnsi="Times New Roman" w:cs="Times New Roman"/>
-          <w:sz w:val="24"/>
-          <w:szCs w:val="24"/>
-        </w:rPr>
-        <w:t>Specific</w:t>
-      </w:r>
-      <w:proofErr w:type="spellEnd"/>
-      <w:r>
-        <w:rPr>
-          <w:rFonts w:ascii="Times New Roman" w:hAnsi="Times New Roman" w:cs="Times New Roman"/>
-          <w:sz w:val="24"/>
-          <w:szCs w:val="24"/>
-        </w:rPr>
-        <w:t xml:space="preserve"> — конкретность):</w:t>
+        <w:t>S (Specific — конкретность):</w:t>
       </w:r>
     </w:p>
     <w:p>
@@ -4273,25 +4190,7 @@
           <w:sz w:val="24"/>
           <w:szCs w:val="24"/>
         </w:rPr>
-        <w:t>M (</w:t>
-      </w:r>
-      <w:proofErr w:type="spellStart"/>
-      <w:r>
-        <w:rPr>
-          <w:rFonts w:ascii="Times New Roman" w:hAnsi="Times New Roman" w:cs="Times New Roman"/>
-          <w:sz w:val="24"/>
-          <w:szCs w:val="24"/>
-        </w:rPr>
-        <w:t>Measurable</w:t>
-      </w:r>
-      <w:proofErr w:type="spellEnd"/>
-      <w:r>
-        <w:rPr>
-          <w:rFonts w:ascii="Times New Roman" w:hAnsi="Times New Roman" w:cs="Times New Roman"/>
-          <w:sz w:val="24"/>
-          <w:szCs w:val="24"/>
-        </w:rPr>
-        <w:t xml:space="preserve"> — измеримость):</w:t>
+        <w:t>M (Measurable — измеримость):</w:t>
       </w:r>
     </w:p>
     <w:p>
@@ -4451,25 +4350,7 @@
           <w:sz w:val="24"/>
           <w:szCs w:val="24"/>
         </w:rPr>
-        <w:t>A (</w:t>
-      </w:r>
-      <w:proofErr w:type="spellStart"/>
-      <w:r>
-        <w:rPr>
-          <w:rFonts w:ascii="Times New Roman" w:hAnsi="Times New Roman" w:cs="Times New Roman"/>
-          <w:sz w:val="24"/>
-          <w:szCs w:val="24"/>
-        </w:rPr>
-        <w:t>Achievable</w:t>
-      </w:r>
-      <w:proofErr w:type="spellEnd"/>
-      <w:r>
-        <w:rPr>
-          <w:rFonts w:ascii="Times New Roman" w:hAnsi="Times New Roman" w:cs="Times New Roman"/>
-          <w:sz w:val="24"/>
-          <w:szCs w:val="24"/>
-        </w:rPr>
-        <w:t xml:space="preserve"> — достижимость):</w:t>
+        <w:t>A (Achievable — достижимость):</w:t>
       </w:r>
     </w:p>
     <w:p>
@@ -4525,25 +4406,7 @@
           <w:sz w:val="24"/>
           <w:szCs w:val="24"/>
         </w:rPr>
-        <w:t>R (</w:t>
-      </w:r>
-      <w:proofErr w:type="spellStart"/>
-      <w:r>
-        <w:rPr>
-          <w:rFonts w:ascii="Times New Roman" w:hAnsi="Times New Roman" w:cs="Times New Roman"/>
-          <w:sz w:val="24"/>
-          <w:szCs w:val="24"/>
-        </w:rPr>
-        <w:t>Relevant</w:t>
-      </w:r>
-      <w:proofErr w:type="spellEnd"/>
-      <w:r>
-        <w:rPr>
-          <w:rFonts w:ascii="Times New Roman" w:hAnsi="Times New Roman" w:cs="Times New Roman"/>
-          <w:sz w:val="24"/>
-          <w:szCs w:val="24"/>
-        </w:rPr>
-        <w:t xml:space="preserve"> — релевантность):</w:t>
+        <w:t>R (Relevant — релевантность):</w:t>
       </w:r>
     </w:p>
     <w:p>
@@ -4583,25 +4446,7 @@
           <w:sz w:val="24"/>
           <w:szCs w:val="24"/>
         </w:rPr>
-        <w:t>T (Time-</w:t>
-      </w:r>
-      <w:proofErr w:type="spellStart"/>
-      <w:r>
-        <w:rPr>
-          <w:rFonts w:ascii="Times New Roman" w:hAnsi="Times New Roman" w:cs="Times New Roman"/>
-          <w:sz w:val="24"/>
-          <w:szCs w:val="24"/>
-        </w:rPr>
-        <w:t>bound</w:t>
-      </w:r>
-      <w:proofErr w:type="spellEnd"/>
-      <w:r>
-        <w:rPr>
-          <w:rFonts w:ascii="Times New Roman" w:hAnsi="Times New Roman" w:cs="Times New Roman"/>
-          <w:sz w:val="24"/>
-          <w:szCs w:val="24"/>
-        </w:rPr>
-        <w:t xml:space="preserve"> — ограниченность по времени):</w:t>
+        <w:t>T (Time-bound — ограниченность по времени):</w:t>
       </w:r>
     </w:p>
     <w:p>
@@ -5019,15 +4864,7 @@
               <w:pStyle w:val="a4"/>
             </w:pPr>
             <w:r>
-              <w:t>P (</w:t>
-            </w:r>
-            <w:proofErr w:type="spellStart"/>
-            <w:r>
-              <w:t>Political</w:t>
-            </w:r>
-            <w:proofErr w:type="spellEnd"/>
-            <w:r>
-              <w:t>). Политические</w:t>
+              <w:t>P (Political). Политические</w:t>
             </w:r>
           </w:p>
           <w:p>
@@ -5286,15 +5123,7 @@
               <w:pStyle w:val="a4"/>
             </w:pPr>
             <w:r>
-              <w:t>S (</w:t>
-            </w:r>
-            <w:proofErr w:type="spellStart"/>
-            <w:r>
-              <w:t>Socio-Cultural</w:t>
-            </w:r>
-            <w:proofErr w:type="spellEnd"/>
-            <w:r>
-              <w:t>). Социальные</w:t>
+              <w:t>S (Socio-Cultural). Социальные</w:t>
             </w:r>
           </w:p>
           <w:p>
@@ -5355,15 +5184,7 @@
               <w:pStyle w:val="a4"/>
             </w:pPr>
             <w:r>
-              <w:t>T (</w:t>
-            </w:r>
-            <w:proofErr w:type="spellStart"/>
-            <w:r>
-              <w:t>Technological</w:t>
-            </w:r>
-            <w:proofErr w:type="spellEnd"/>
-            <w:r>
-              <w:t>)</w:t>
+              <w:t>T (Technological)</w:t>
             </w:r>
             <w:r>
               <w:t>.</w:t>
@@ -5440,25 +5261,7 @@
           <w:sz w:val="24"/>
           <w:szCs w:val="24"/>
         </w:rPr>
-        <w:t xml:space="preserve">Политические факторы (P – </w:t>
-      </w:r>
-      <w:proofErr w:type="spellStart"/>
-      <w:r>
-        <w:rPr>
-          <w:rFonts w:ascii="Times New Roman" w:hAnsi="Times New Roman" w:cs="Times New Roman"/>
-          <w:sz w:val="24"/>
-          <w:szCs w:val="24"/>
-        </w:rPr>
-        <w:t>Political</w:t>
-      </w:r>
-      <w:proofErr w:type="spellEnd"/>
-      <w:r>
-        <w:rPr>
-          <w:rFonts w:ascii="Times New Roman" w:hAnsi="Times New Roman" w:cs="Times New Roman"/>
-          <w:sz w:val="24"/>
-          <w:szCs w:val="24"/>
-        </w:rPr>
-        <w:t>)</w:t>
+        <w:t>Политические факторы (P – Political)</w:t>
       </w:r>
     </w:p>
     <w:p>
@@ -6537,15 +6340,7 @@
               <w:pStyle w:val="a4"/>
             </w:pPr>
             <w:r>
-              <w:t>Сильные стороны (</w:t>
-            </w:r>
-            <w:proofErr w:type="spellStart"/>
-            <w:r>
-              <w:t>Strengths</w:t>
-            </w:r>
-            <w:proofErr w:type="spellEnd"/>
-            <w:r>
-              <w:t>)</w:t>
+              <w:t>Сильные стороны (Strengths)</w:t>
             </w:r>
           </w:p>
         </w:tc>
@@ -6558,15 +6353,7 @@
               <w:pStyle w:val="a4"/>
             </w:pPr>
             <w:r>
-              <w:t>Слабые стороны (</w:t>
-            </w:r>
-            <w:proofErr w:type="spellStart"/>
-            <w:r>
-              <w:t>Weaknesses</w:t>
-            </w:r>
-            <w:proofErr w:type="spellEnd"/>
-            <w:r>
-              <w:t>)</w:t>
+              <w:t>Слабые стороны (Weaknesses)</w:t>
             </w:r>
           </w:p>
         </w:tc>
@@ -6812,15 +6599,7 @@
               <w:pStyle w:val="a4"/>
             </w:pPr>
             <w:r>
-              <w:t>Возможности (</w:t>
-            </w:r>
-            <w:proofErr w:type="spellStart"/>
-            <w:r>
-              <w:t>Opportunities</w:t>
-            </w:r>
-            <w:proofErr w:type="spellEnd"/>
-            <w:r>
-              <w:t>)</w:t>
+              <w:t>Возможности (Opportunities)</w:t>
             </w:r>
           </w:p>
         </w:tc>
@@ -6833,15 +6612,7 @@
               <w:pStyle w:val="a4"/>
             </w:pPr>
             <w:r>
-              <w:t>Угрозы (</w:t>
-            </w:r>
-            <w:proofErr w:type="spellStart"/>
-            <w:r>
-              <w:t>Threats</w:t>
-            </w:r>
-            <w:proofErr w:type="spellEnd"/>
-            <w:r>
-              <w:t>)</w:t>
+              <w:t>Угрозы (Threats)</w:t>
             </w:r>
           </w:p>
         </w:tc>
@@ -7958,25 +7729,7 @@
           <w:sz w:val="24"/>
           <w:szCs w:val="24"/>
         </w:rPr>
-        <w:t>Удержание топ-</w:t>
-      </w:r>
-      <w:proofErr w:type="spellStart"/>
-      <w:r>
-        <w:rPr>
-          <w:rFonts w:ascii="Times New Roman" w:hAnsi="Times New Roman" w:cs="Times New Roman"/>
-          <w:sz w:val="24"/>
-          <w:szCs w:val="24"/>
-        </w:rPr>
-        <w:t>контрибуторов</w:t>
-      </w:r>
-      <w:proofErr w:type="spellEnd"/>
-      <w:r>
-        <w:rPr>
-          <w:rFonts w:ascii="Times New Roman" w:hAnsi="Times New Roman" w:cs="Times New Roman"/>
-          <w:sz w:val="24"/>
-          <w:szCs w:val="24"/>
-        </w:rPr>
-        <w:t>.</w:t>
+        <w:t>Удержание топ-контрибуторов.</w:t>
       </w:r>
     </w:p>
     <w:p>
@@ -8131,25 +7884,7 @@
           <w:sz w:val="24"/>
           <w:szCs w:val="24"/>
         </w:rPr>
-        <w:t xml:space="preserve">Ввести базовые юридические и </w:t>
-      </w:r>
-      <w:proofErr w:type="spellStart"/>
-      <w:r>
-        <w:rPr>
-          <w:rFonts w:ascii="Times New Roman" w:hAnsi="Times New Roman" w:cs="Times New Roman"/>
-          <w:sz w:val="24"/>
-          <w:szCs w:val="24"/>
-        </w:rPr>
-        <w:t>модерационные</w:t>
-      </w:r>
-      <w:proofErr w:type="spellEnd"/>
-      <w:r>
-        <w:rPr>
-          <w:rFonts w:ascii="Times New Roman" w:hAnsi="Times New Roman" w:cs="Times New Roman"/>
-          <w:sz w:val="24"/>
-          <w:szCs w:val="24"/>
-        </w:rPr>
-        <w:t xml:space="preserve"> процедуры ещё на этапе МРВ.</w:t>
+        <w:t>Ввести базовые юридические и модерационные процедуры ещё на этапе МРВ.</w:t>
       </w:r>
     </w:p>
     <w:p>
@@ -8393,20 +8128,8 @@
           <w:szCs w:val="24"/>
           <w:shd w:val="clear" w:color="auto" w:fill="FFFFFF"/>
         </w:rPr>
-        <w:t xml:space="preserve">Диаграмма </w:t>
-      </w:r>
-      <w:proofErr w:type="spellStart"/>
-      <w:r>
-        <w:rPr>
-          <w:rFonts w:ascii="Times New Roman" w:hAnsi="Times New Roman" w:cs="Times New Roman"/>
-          <w:color w:val="0D0D0D"/>
-          <w:sz w:val="24"/>
-          <w:szCs w:val="24"/>
-          <w:shd w:val="clear" w:color="auto" w:fill="FFFFFF"/>
-        </w:rPr>
-        <w:t>Ганта</w:t>
-      </w:r>
-      <w:proofErr w:type="spellEnd"/>
+        <w:t>Диаграмма Ганта</w:t>
+      </w:r>
     </w:p>
     <w:p>
       <w:pPr>
@@ -8416,15 +8139,7 @@
         <w:jc w:val="both"/>
       </w:pPr>
       <w:r>
-        <w:t xml:space="preserve">Диаграмма </w:t>
-      </w:r>
-      <w:proofErr w:type="spellStart"/>
-      <w:r>
-        <w:t>Ганта</w:t>
-      </w:r>
-      <w:proofErr w:type="spellEnd"/>
-      <w:r>
-        <w:t xml:space="preserve"> используется для планирования и визуализации этапов выполнения проекта, а также для определения сроков выполнения отдельных задач и их последовательности.</w:t>
+        <w:t>Диаграмма Ганта используется для планирования и визуализации этапов выполнения проекта, а также для определения сроков выполнения отдельных задач и их последовательности.</w:t>
       </w:r>
     </w:p>
     <w:p>
@@ -8660,25 +8375,7 @@
           <w:sz w:val="24"/>
           <w:szCs w:val="24"/>
         </w:rPr>
-        <w:t xml:space="preserve">На этом этапе создаётся </w:t>
-      </w:r>
-      <w:proofErr w:type="spellStart"/>
-      <w:r>
-        <w:rPr>
-          <w:rFonts w:ascii="Times New Roman" w:hAnsi="Times New Roman" w:cs="Times New Roman"/>
-          <w:sz w:val="24"/>
-          <w:szCs w:val="24"/>
-        </w:rPr>
-        <w:t>backend</w:t>
-      </w:r>
-      <w:proofErr w:type="spellEnd"/>
-      <w:r>
-        <w:rPr>
-          <w:rFonts w:ascii="Times New Roman" w:hAnsi="Times New Roman" w:cs="Times New Roman"/>
-          <w:sz w:val="24"/>
-          <w:szCs w:val="24"/>
-        </w:rPr>
-        <w:t xml:space="preserve"> системы, который отвечает за обработку запросов пользователей, хранение данных и управление контентом. Также реализуются база данных, API и механизмы авторизации, защиты и резервного копирования информации.</w:t>
+        <w:t>На этом этапе создаётся backend системы, который отвечает за обработку запросов пользователей, хранение данных и управление контентом. Также реализуются база данных, API и механизмы авторизации, защиты и резервного копирования информации.</w:t>
       </w:r>
     </w:p>
     <w:p>
@@ -8883,29 +8580,7 @@
           <w:szCs w:val="24"/>
           <w:shd w:val="clear" w:color="auto" w:fill="FFFFFF"/>
         </w:rPr>
-        <w:t xml:space="preserve">В таблице 1 представлена диаграмма </w:t>
-      </w:r>
-      <w:proofErr w:type="spellStart"/>
-      <w:r>
-        <w:rPr>
-          <w:rFonts w:ascii="Times New Roman" w:hAnsi="Times New Roman" w:cs="Times New Roman"/>
-          <w:color w:val="0D0D0D"/>
-          <w:sz w:val="24"/>
-          <w:szCs w:val="24"/>
-          <w:shd w:val="clear" w:color="auto" w:fill="FFFFFF"/>
-        </w:rPr>
-        <w:t>Ганта</w:t>
-      </w:r>
-      <w:proofErr w:type="spellEnd"/>
-      <w:r>
-        <w:rPr>
-          <w:rFonts w:ascii="Times New Roman" w:hAnsi="Times New Roman" w:cs="Times New Roman"/>
-          <w:color w:val="0D0D0D"/>
-          <w:sz w:val="24"/>
-          <w:szCs w:val="24"/>
-          <w:shd w:val="clear" w:color="auto" w:fill="FFFFFF"/>
-        </w:rPr>
-        <w:t>, представленная в табличном формате</w:t>
+        <w:t>В таблице 1 представлена диаграмма Ганта, представленная в табличном формате</w:t>
       </w:r>
     </w:p>
     <w:p>
@@ -8982,19 +8657,8 @@
           <w:sz w:val="24"/>
           <w:szCs w:val="24"/>
         </w:rPr>
-        <w:t xml:space="preserve"> - Диаграмма </w:t>
-      </w:r>
-      <w:proofErr w:type="spellStart"/>
-      <w:r>
-        <w:rPr>
-          <w:rFonts w:ascii="Times New Roman" w:hAnsi="Times New Roman" w:cs="Times New Roman"/>
-          <w:color w:val="auto"/>
-          <w:sz w:val="24"/>
-          <w:szCs w:val="24"/>
-        </w:rPr>
-        <w:t>Ганта</w:t>
-      </w:r>
-      <w:proofErr w:type="spellEnd"/>
+        <w:t xml:space="preserve"> - Диаграмма Ганта</w:t>
+      </w:r>
     </w:p>
     <w:tbl>
       <w:tblPr>
@@ -10693,42 +10357,8 @@
           <w:szCs w:val="24"/>
           <w:shd w:val="clear" w:color="auto" w:fill="FFFFFF"/>
         </w:rPr>
-        <w:t xml:space="preserve">Модель </w:t>
-      </w:r>
-      <w:proofErr w:type="spellStart"/>
-      <w:r>
-        <w:rPr>
-          <w:rFonts w:ascii="Times New Roman" w:hAnsi="Times New Roman" w:cs="Times New Roman"/>
-          <w:color w:val="0D0D0D"/>
-          <w:sz w:val="24"/>
-          <w:szCs w:val="24"/>
-          <w:shd w:val="clear" w:color="auto" w:fill="FFFFFF"/>
-        </w:rPr>
-        <w:t>Остервальдера</w:t>
-      </w:r>
-      <w:proofErr w:type="spellEnd"/>
-      <w:r>
-        <w:rPr>
-          <w:rFonts w:ascii="Times New Roman" w:hAnsi="Times New Roman" w:cs="Times New Roman"/>
-          <w:color w:val="0D0D0D"/>
-          <w:sz w:val="24"/>
-          <w:szCs w:val="24"/>
-          <w:shd w:val="clear" w:color="auto" w:fill="FFFFFF"/>
-        </w:rPr>
-        <w:t xml:space="preserve"> и </w:t>
-      </w:r>
-      <w:proofErr w:type="spellStart"/>
-      <w:r>
-        <w:rPr>
-          <w:rFonts w:ascii="Times New Roman" w:hAnsi="Times New Roman" w:cs="Times New Roman"/>
-          <w:color w:val="0D0D0D"/>
-          <w:sz w:val="24"/>
-          <w:szCs w:val="24"/>
-          <w:shd w:val="clear" w:color="auto" w:fill="FFFFFF"/>
-        </w:rPr>
-        <w:t>Пинье</w:t>
-      </w:r>
-      <w:proofErr w:type="spellEnd"/>
+        <w:t>Модель Остервальдера и Пинье</w:t>
+      </w:r>
     </w:p>
     <w:p>
       <w:pPr>
@@ -11121,23 +10751,7 @@
         <w:t>М</w:t>
       </w:r>
       <w:r>
-        <w:t>обильное приложение (</w:t>
-      </w:r>
-      <w:proofErr w:type="spellStart"/>
-      <w:r>
-        <w:t>Android</w:t>
-      </w:r>
-      <w:proofErr w:type="spellEnd"/>
-      <w:r>
-        <w:t xml:space="preserve"> / </w:t>
-      </w:r>
-      <w:proofErr w:type="spellStart"/>
-      <w:r>
-        <w:t>iOS</w:t>
-      </w:r>
-      <w:proofErr w:type="spellEnd"/>
-      <w:r>
-        <w:t>);</w:t>
+        <w:t>обильное приложение (Android / iOS);</w:t>
       </w:r>
     </w:p>
     <w:p>
@@ -11191,15 +10805,7 @@
         <w:t>Р</w:t>
       </w:r>
       <w:r>
-        <w:t>екомендации пользователей (</w:t>
-      </w:r>
-      <w:proofErr w:type="spellStart"/>
-      <w:r>
-        <w:t>peer-to-peer</w:t>
-      </w:r>
-      <w:proofErr w:type="spellEnd"/>
-      <w:r>
-        <w:t xml:space="preserve"> распространение).</w:t>
+        <w:t>екомендации пользователей (peer-to-peer распространение).</w:t>
       </w:r>
     </w:p>
     <w:p>
@@ -12003,23 +11609,7 @@
         <w:jc w:val="both"/>
       </w:pPr>
       <w:r>
-        <w:t xml:space="preserve">Визуализация бизнес-модели </w:t>
-      </w:r>
-      <w:proofErr w:type="spellStart"/>
-      <w:r>
-        <w:t>Остервальдера</w:t>
-      </w:r>
-      <w:proofErr w:type="spellEnd"/>
-      <w:r>
-        <w:t xml:space="preserve"> и </w:t>
-      </w:r>
-      <w:proofErr w:type="spellStart"/>
-      <w:r>
-        <w:t>Пинье</w:t>
-      </w:r>
-      <w:proofErr w:type="spellEnd"/>
-      <w:r>
-        <w:t xml:space="preserve"> представлена в таблице</w:t>
+        <w:t>Визуализация бизнес-модели Остервальдера и Пинье представлена в таблице</w:t>
       </w:r>
       <w:r>
         <w:t xml:space="preserve"> 2</w:t>
@@ -12099,39 +11689,8 @@
           <w:sz w:val="24"/>
           <w:szCs w:val="24"/>
         </w:rPr>
-        <w:t xml:space="preserve"> - Модель </w:t>
-      </w:r>
-      <w:proofErr w:type="spellStart"/>
-      <w:r>
-        <w:rPr>
-          <w:rFonts w:ascii="Times New Roman" w:hAnsi="Times New Roman" w:cs="Times New Roman"/>
-          <w:color w:val="auto"/>
-          <w:sz w:val="24"/>
-          <w:szCs w:val="24"/>
-        </w:rPr>
-        <w:t>Остервальдера</w:t>
-      </w:r>
-      <w:proofErr w:type="spellEnd"/>
-      <w:r>
-        <w:rPr>
-          <w:rFonts w:ascii="Times New Roman" w:hAnsi="Times New Roman" w:cs="Times New Roman"/>
-          <w:color w:val="auto"/>
-          <w:sz w:val="24"/>
-          <w:szCs w:val="24"/>
-        </w:rPr>
-        <w:t xml:space="preserve"> и </w:t>
-      </w:r>
-      <w:proofErr w:type="spellStart"/>
-      <w:r>
-        <w:rPr>
-          <w:rFonts w:ascii="Times New Roman" w:hAnsi="Times New Roman" w:cs="Times New Roman"/>
-          <w:color w:val="auto"/>
-          <w:sz w:val="24"/>
-          <w:szCs w:val="24"/>
-        </w:rPr>
-        <w:t>Пинье</w:t>
-      </w:r>
-      <w:proofErr w:type="spellEnd"/>
+        <w:t xml:space="preserve"> - Модель Остервальдера и Пинье</w:t>
+      </w:r>
     </w:p>
     <w:tbl>
       <w:tblPr>
@@ -13155,43 +12714,7 @@
                 <w:sz w:val="16"/>
                 <w:szCs w:val="16"/>
               </w:rPr>
-              <w:t>Мобильное приложение (</w:t>
-            </w:r>
-            <w:proofErr w:type="spellStart"/>
-            <w:r>
-              <w:rPr>
-                <w:rFonts w:ascii="Times New Roman" w:hAnsi="Times New Roman" w:cs="Times New Roman"/>
-                <w:sz w:val="16"/>
-                <w:szCs w:val="16"/>
-              </w:rPr>
-              <w:t>Android</w:t>
-            </w:r>
-            <w:proofErr w:type="spellEnd"/>
-            <w:r>
-              <w:rPr>
-                <w:rFonts w:ascii="Times New Roman" w:hAnsi="Times New Roman" w:cs="Times New Roman"/>
-                <w:sz w:val="16"/>
-                <w:szCs w:val="16"/>
-              </w:rPr>
-              <w:t xml:space="preserve"> / </w:t>
-            </w:r>
-            <w:proofErr w:type="spellStart"/>
-            <w:r>
-              <w:rPr>
-                <w:rFonts w:ascii="Times New Roman" w:hAnsi="Times New Roman" w:cs="Times New Roman"/>
-                <w:sz w:val="16"/>
-                <w:szCs w:val="16"/>
-              </w:rPr>
-              <w:t>iOS</w:t>
-            </w:r>
-            <w:proofErr w:type="spellEnd"/>
-            <w:r>
-              <w:rPr>
-                <w:rFonts w:ascii="Times New Roman" w:hAnsi="Times New Roman" w:cs="Times New Roman"/>
-                <w:sz w:val="16"/>
-                <w:szCs w:val="16"/>
-              </w:rPr>
-              <w:t>);</w:t>
+              <w:t>Мобильное приложение (Android / iOS);</w:t>
             </w:r>
           </w:p>
           <w:p>
@@ -13260,25 +12783,7 @@
                 <w:sz w:val="16"/>
                 <w:szCs w:val="16"/>
               </w:rPr>
-              <w:t>Рекомендации пользователей (</w:t>
-            </w:r>
-            <w:proofErr w:type="spellStart"/>
-            <w:r>
-              <w:rPr>
-                <w:rFonts w:ascii="Times New Roman" w:hAnsi="Times New Roman" w:cs="Times New Roman"/>
-                <w:sz w:val="16"/>
-                <w:szCs w:val="16"/>
-              </w:rPr>
-              <w:t>peer-to-peer</w:t>
-            </w:r>
-            <w:proofErr w:type="spellEnd"/>
-            <w:r>
-              <w:rPr>
-                <w:rFonts w:ascii="Times New Roman" w:hAnsi="Times New Roman" w:cs="Times New Roman"/>
-                <w:sz w:val="16"/>
-                <w:szCs w:val="16"/>
-              </w:rPr>
-              <w:t xml:space="preserve"> распространение).</w:t>
+              <w:t>Рекомендации пользователей (peer-to-peer распространение).</w:t>
             </w:r>
           </w:p>
         </w:tc>
@@ -19031,25 +18536,7 @@
           <w:sz w:val="24"/>
           <w:szCs w:val="24"/>
         </w:rPr>
-        <w:t xml:space="preserve">Рисунок 4 – </w:t>
-      </w:r>
-      <w:proofErr w:type="spellStart"/>
-      <w:r>
-        <w:rPr>
-          <w:rFonts w:ascii="Times New Roman" w:hAnsi="Times New Roman" w:cs="Times New Roman"/>
-          <w:sz w:val="24"/>
-          <w:szCs w:val="24"/>
-        </w:rPr>
-        <w:t>Причинно</w:t>
-      </w:r>
-      <w:proofErr w:type="spellEnd"/>
-      <w:r>
-        <w:rPr>
-          <w:rFonts w:ascii="Times New Roman" w:hAnsi="Times New Roman" w:cs="Times New Roman"/>
-          <w:sz w:val="24"/>
-          <w:szCs w:val="24"/>
-        </w:rPr>
-        <w:t xml:space="preserve"> – следственная диаграмма</w:t>
+        <w:t>Рисунок 4 – Причинно – следственная диаграмма</w:t>
       </w:r>
     </w:p>
     <w:p>
@@ -19403,117 +18890,6 @@
         </w:rPr>
         <w:t>На начальных этапах проекта наблюдаются инвестиционные затраты, связанные с разработкой и внедрением мобильного приложения. После запуска приложения и привлечения пользователей появляется возможность получения дохода за счёт рекламных интеграций, партнерских программ и платных функций.</w:t>
       </w:r>
-      <w:r>
-        <w:rPr>
-          <w:rFonts w:ascii="Times New Roman" w:eastAsia="Times New Roman" w:hAnsi="Times New Roman" w:cs="Times New Roman"/>
-          <w:kern w:val="0"/>
-          <w:sz w:val="24"/>
-          <w:szCs w:val="24"/>
-          <w:lang w:eastAsia="ru-RU"/>
-          <w14:ligatures w14:val="none"/>
-        </w:rPr>
-        <w:t xml:space="preserve"> График прибыли на всех этапах проекта представлен на рисунке 6.</w:t>
-      </w:r>
-    </w:p>
-    <w:p>
-      <w:pPr>
-        <w:spacing w:after="0" w:line="360" w:lineRule="auto"/>
-        <w:jc w:val="both"/>
-        <w:rPr>
-          <w:rFonts w:ascii="Times New Roman" w:eastAsia="Times New Roman" w:hAnsi="Times New Roman" w:cs="Times New Roman"/>
-          <w:kern w:val="0"/>
-          <w:sz w:val="24"/>
-          <w:szCs w:val="24"/>
-          <w:lang w:eastAsia="ru-RU"/>
-          <w14:ligatures w14:val="none"/>
-        </w:rPr>
-      </w:pPr>
-    </w:p>
-    <w:p>
-      <w:pPr>
-        <w:spacing w:after="0" w:line="360" w:lineRule="auto"/>
-        <w:jc w:val="center"/>
-        <w:rPr>
-          <w:rFonts w:ascii="Times New Roman" w:eastAsia="Times New Roman" w:hAnsi="Times New Roman" w:cs="Times New Roman"/>
-          <w:kern w:val="0"/>
-          <w:sz w:val="24"/>
-          <w:szCs w:val="24"/>
-          <w:lang w:eastAsia="ru-RU"/>
-          <w14:ligatures w14:val="none"/>
-        </w:rPr>
-      </w:pPr>
-      <w:r>
-        <w:rPr>
-          <w:rFonts w:ascii="Times New Roman" w:eastAsia="Times New Roman" w:hAnsi="Times New Roman" w:cs="Times New Roman"/>
-          <w:noProof/>
-          <w:kern w:val="0"/>
-          <w:sz w:val="24"/>
-          <w:szCs w:val="24"/>
-          <w:lang w:eastAsia="ru-RU"/>
-          <w14:ligatures w14:val="none"/>
-        </w:rPr>
-        <w:lastRenderedPageBreak/>
-        <w:drawing>
-          <wp:inline distT="0" distB="0" distL="0" distR="0" wp14:anchorId="12617793" wp14:editId="3E4A4265">
-            <wp:extent cx="6120130" cy="3366770"/>
-            <wp:effectExtent l="0" t="0" r="0" b="5080"/>
-            <wp:docPr id="24" name="Рисунок 24"/>
-            <wp:cNvGraphicFramePr>
-              <a:graphicFrameLocks xmlns:a="http://schemas.openxmlformats.org/drawingml/2006/main" noChangeAspect="1"/>
-            </wp:cNvGraphicFramePr>
-            <a:graphic xmlns:a="http://schemas.openxmlformats.org/drawingml/2006/main">
-              <a:graphicData uri="http://schemas.openxmlformats.org/drawingml/2006/picture">
-                <pic:pic xmlns:pic="http://schemas.openxmlformats.org/drawingml/2006/picture">
-                  <pic:nvPicPr>
-                    <pic:cNvPr id="1" name=""/>
-                    <pic:cNvPicPr/>
-                  </pic:nvPicPr>
-                  <pic:blipFill>
-                    <a:blip r:embed="rId12"/>
-                    <a:stretch>
-                      <a:fillRect/>
-                    </a:stretch>
-                  </pic:blipFill>
-                  <pic:spPr>
-                    <a:xfrm>
-                      <a:off x="0" y="0"/>
-                      <a:ext cx="6120130" cy="3366770"/>
-                    </a:xfrm>
-                    <a:prstGeom prst="rect">
-                      <a:avLst/>
-                    </a:prstGeom>
-                  </pic:spPr>
-                </pic:pic>
-              </a:graphicData>
-            </a:graphic>
-          </wp:inline>
-        </w:drawing>
-      </w:r>
-    </w:p>
-    <w:p>
-      <w:pPr>
-        <w:spacing w:after="0" w:line="360" w:lineRule="auto"/>
-        <w:jc w:val="center"/>
-        <w:rPr>
-          <w:rFonts w:ascii="Times New Roman" w:eastAsia="Times New Roman" w:hAnsi="Times New Roman" w:cs="Times New Roman"/>
-          <w:kern w:val="0"/>
-          <w:sz w:val="24"/>
-          <w:szCs w:val="24"/>
-          <w:lang w:eastAsia="ru-RU"/>
-          <w14:ligatures w14:val="none"/>
-        </w:rPr>
-      </w:pPr>
-      <w:r>
-        <w:rPr>
-          <w:rFonts w:ascii="Times New Roman" w:eastAsia="Times New Roman" w:hAnsi="Times New Roman" w:cs="Times New Roman"/>
-          <w:kern w:val="0"/>
-          <w:sz w:val="24"/>
-          <w:szCs w:val="24"/>
-          <w:lang w:eastAsia="ru-RU"/>
-          <w14:ligatures w14:val="none"/>
-        </w:rPr>
-        <w:t>Рисунок 6 – Прибыль по этапам проекта</w:t>
-      </w:r>
     </w:p>
     <w:p>
       <w:pPr>
@@ -19566,6 +18942,7 @@
           <w:lang w:eastAsia="ru-RU"/>
           <w14:ligatures w14:val="none"/>
         </w:rPr>
+        <w:lastRenderedPageBreak/>
         <w:t xml:space="preserve">На </w:t>
       </w:r>
       <w:r>
@@ -19588,7 +18965,18 @@
           <w:lang w:eastAsia="ru-RU"/>
           <w14:ligatures w14:val="none"/>
         </w:rPr>
-        <w:t xml:space="preserve"> происходит сбор и анализ требований к системе, определение целей и функциональности приложения. Инвестиции направлены на работу аналитиков и планирование проекта, прибыль на данном этапе отсутствует.</w:t>
+        <w:t xml:space="preserve"> происходит сбор и анализ требований к системе, определение целей и функциональности приложения. Инвестиции направлены на работу аналитиков и планирование проекта</w:t>
+      </w:r>
+      <w:r>
+        <w:rPr>
+          <w:rFonts w:ascii="Times New Roman" w:eastAsia="Times New Roman" w:hAnsi="Times New Roman" w:cs="Times New Roman"/>
+          <w:kern w:val="0"/>
+          <w:sz w:val="24"/>
+          <w:szCs w:val="24"/>
+          <w:lang w:eastAsia="ru-RU"/>
+          <w14:ligatures w14:val="none"/>
+        </w:rPr>
+        <w:t>.</w:t>
       </w:r>
     </w:p>
     <w:p>
@@ -19642,7 +19030,7 @@
           <w:lang w:eastAsia="ru-RU"/>
           <w14:ligatures w14:val="none"/>
         </w:rPr>
-        <w:t>Формируется структура системы, определяется взаимодействие компонентов и выбираются технологии разработки. Затраты связаны с проектированием и техническим планированием, доходы отсутствуют, так как продукт ещё не создан.</w:t>
+        <w:t>Формируется структура системы, определяется взаимодействие компонентов и выбираются технологии разработки. Затраты связаны с проектированием и техническим планированием.</w:t>
       </w:r>
     </w:p>
     <w:p>
@@ -19696,7 +19084,7 @@
           <w:lang w:eastAsia="ru-RU"/>
           <w14:ligatures w14:val="none"/>
         </w:rPr>
-        <w:t>Разрабатываются макеты экранов и сценарии взаимодействия пользователя с приложением. Инвестиции идут на дизайн и прототипирование, прибыль не формируется, поскольку проект находится на стадии подготовки.</w:t>
+        <w:t>Разрабатываются макеты экранов и сценарии взаимодействия пользователя с приложением. Инвестиции идут на дизайн и прототипирование.</w:t>
       </w:r>
     </w:p>
     <w:p>
@@ -19750,7 +19138,7 @@
           <w:lang w:eastAsia="ru-RU"/>
           <w14:ligatures w14:val="none"/>
         </w:rPr>
-        <w:t>Реализуется основная функциональность мобильного приложения. Это наиболее затратный этап, так как требует значительных ресурсов на оплату труда разработчиков; доходы отсутствуют.</w:t>
+        <w:t>Реализуется основная функциональность мобильного приложения. Это наиболее затратный этап, так как требует значительных ресурсов на оплату труда разработчиков.</w:t>
       </w:r>
     </w:p>
     <w:p>
@@ -19804,31 +19192,7 @@
           <w:lang w:eastAsia="ru-RU"/>
           <w14:ligatures w14:val="none"/>
         </w:rPr>
-        <w:t xml:space="preserve">Создаётся </w:t>
-      </w:r>
-      <w:proofErr w:type="spellStart"/>
-      <w:r>
-        <w:rPr>
-          <w:rFonts w:ascii="Times New Roman" w:eastAsia="Times New Roman" w:hAnsi="Times New Roman" w:cs="Times New Roman"/>
-          <w:kern w:val="0"/>
-          <w:sz w:val="24"/>
-          <w:szCs w:val="24"/>
-          <w:lang w:eastAsia="ru-RU"/>
-          <w14:ligatures w14:val="none"/>
-        </w:rPr>
-        <w:t>backend</w:t>
-      </w:r>
-      <w:proofErr w:type="spellEnd"/>
-      <w:r>
-        <w:rPr>
-          <w:rFonts w:ascii="Times New Roman" w:eastAsia="Times New Roman" w:hAnsi="Times New Roman" w:cs="Times New Roman"/>
-          <w:kern w:val="0"/>
-          <w:sz w:val="24"/>
-          <w:szCs w:val="24"/>
-          <w:lang w:eastAsia="ru-RU"/>
-          <w14:ligatures w14:val="none"/>
-        </w:rPr>
-        <w:t>, база данных и механизмы обработки запросов. Инвестиции остаются высокими из-за необходимости разработки инфраструктуры, прибыль по-прежнему отсутствует.</w:t>
+        <w:t>Создаётся backend, база данных и механизмы обработки запросов. Инвестиции остаются высокими из-за необходимости разработки инфраструктуры.</w:t>
       </w:r>
     </w:p>
     <w:p>
@@ -19882,8 +19246,7 @@
           <w:lang w:eastAsia="ru-RU"/>
           <w14:ligatures w14:val="none"/>
         </w:rPr>
-        <w:lastRenderedPageBreak/>
-        <w:t>Происходит объединение клиентской и серверной частей в единую систему. На данном этапе появляются первые косвенные доходы (например, тестовые подключения или пилотные пользователи), однако они не покрывают общие затраты.</w:t>
+        <w:t>Происходит объединение клиентской и серверной частей в единую систему.</w:t>
       </w:r>
     </w:p>
     <w:p>
@@ -19937,7 +19300,7 @@
           <w:lang w:eastAsia="ru-RU"/>
           <w14:ligatures w14:val="none"/>
         </w:rPr>
-        <w:t>Проводится проверка работоспособности системы и устранение выявленных проблем. Инвестиции направлены на контроль качества, возможен небольшой рост доходов за счёт ранних пользователей.</w:t>
+        <w:t>Проводится проверка работоспособности системы и устранение выявленных проблем. Инвестиции направлены на контроль качества.</w:t>
       </w:r>
     </w:p>
     <w:p>
@@ -19991,7 +19354,7 @@
           <w:lang w:eastAsia="ru-RU"/>
           <w14:ligatures w14:val="none"/>
         </w:rPr>
-        <w:t>Устраняются ошибки и дорабатывается функциональность перед запуском. Затраты постепенно снижаются, а доходы начинают расти благодаря подготовке продукта к выходу на рынок.</w:t>
+        <w:t>Устраняются ошибки и дорабатывается функциональность перед запуском. Затраты постепенно снижаются.</w:t>
       </w:r>
     </w:p>
     <w:p>
@@ -20045,7 +19408,7 @@
           <w:lang w:eastAsia="ru-RU"/>
           <w14:ligatures w14:val="none"/>
         </w:rPr>
-        <w:t>Происходит публикация приложения и его продвижение среди пользователей. На этом этапе начинается активное формирование прибыли за счёт привлечения аудитории, рекламы и возможных платных функций.</w:t>
+        <w:t>Происходит публикация приложения и его продвижение среди пользователей.</w:t>
       </w:r>
     </w:p>
     <w:p>
@@ -20334,7 +19697,6 @@
           <w:sz w:val="24"/>
           <w:szCs w:val="24"/>
         </w:rPr>
-        <w:lastRenderedPageBreak/>
         <w:t>Каждый из данных рисков может оказать влияние на сроки реализации проекта, качество программного продукта и уровень использования приложения.</w:t>
       </w:r>
     </w:p>
@@ -22021,7 +21383,6 @@
                 <w:lang w:eastAsia="ru-RU"/>
                 <w14:ligatures w14:val="none"/>
               </w:rPr>
-              <w:lastRenderedPageBreak/>
               <w:t>6</w:t>
             </w:r>
           </w:p>
@@ -23221,6 +22582,7 @@
           <w:sz w:val="24"/>
           <w:szCs w:val="24"/>
         </w:rPr>
+        <w:lastRenderedPageBreak/>
         <w:t>6 — недостаток финансирования</w:t>
       </w:r>
     </w:p>
@@ -23321,7 +22683,6 @@
           <w:sz w:val="24"/>
           <w:szCs w:val="24"/>
         </w:rPr>
-        <w:lastRenderedPageBreak/>
         <w:t>Наиболее значимыми являются риски, связанные с возможными техническими сбоями приложения, нарушением сроков разработки и недостаточной активностью пользователей. Для снижения данных рисков необходимо проводить регулярное тестирование системы, обеспечить грамотное управление проектом и разработать меры по привлечению пользователей.</w:t>
       </w:r>
     </w:p>
@@ -23383,8 +22744,6 @@
       </w:r>
       <w:r>
         <w:tab/>
-      </w:r>
-      <w:r>
         <w:t>Последовательность финансовой оценки проекта</w:t>
       </w:r>
     </w:p>
@@ -23585,8 +22944,6 @@
       </w:r>
       <w:r>
         <w:tab/>
-      </w:r>
-      <w:r>
         <w:t>Исходные данные для расчёта</w:t>
       </w:r>
     </w:p>
@@ -23595,6 +22952,7 @@
         <w:pStyle w:val="a4"/>
       </w:pPr>
       <w:r>
+        <w:lastRenderedPageBreak/>
         <w:t xml:space="preserve">Исходные данные для финансовой оценки проекта определяются на основе ранее выполненных разделов работы. Так, в пункте </w:t>
       </w:r>
       <w:r>
@@ -23608,11 +22966,9 @@
       <w:r>
         <w:t xml:space="preserve"> в качестве основных источников дохода проекта выделены платная подписка на расширенные функции приложения, реклама образовательных сервисов, партнёрские программы с образовательными платформами и дополнительные </w:t>
       </w:r>
-      <w:proofErr w:type="spellStart"/>
       <w:r>
         <w:t>premium</w:t>
       </w:r>
-      <w:proofErr w:type="spellEnd"/>
       <w:r>
         <w:t xml:space="preserve">-функции. В пункте </w:t>
       </w:r>
@@ -23644,16 +23000,7 @@
           <w:b w:val="0"/>
           <w:bCs w:val="0"/>
         </w:rPr>
-        <w:t xml:space="preserve">7.2.7 </w:t>
-      </w:r>
-      <w:r>
-        <w:rPr>
-          <w:rStyle w:val="af"/>
-          <w:b w:val="0"/>
-          <w:bCs w:val="0"/>
-        </w:rPr>
-        <w:lastRenderedPageBreak/>
-        <w:t>«Ключевые виды деятельности»</w:t>
+        <w:t>7.2.7 «Ключевые виды деятельности»</w:t>
       </w:r>
       <w:r>
         <w:t>, где отражены необходимые ресурсы и основные работы по реализации проекта.</w:t>
@@ -23766,16 +23113,8 @@
         <w:rPr>
           <w:lang w:eastAsia="ru-RU"/>
         </w:rPr>
-        <w:t xml:space="preserve">3-й год — 1 800 000 </w:t>
-      </w:r>
-      <w:proofErr w:type="gramStart"/>
-      <w:r>
-        <w:rPr>
-          <w:lang w:eastAsia="ru-RU"/>
-        </w:rPr>
-        <w:t>руб..</w:t>
-      </w:r>
-      <w:proofErr w:type="gramEnd"/>
+        <w:t>3-й год — 1 800 000 руб..</w:t>
+      </w:r>
     </w:p>
     <w:p>
       <w:pPr>
@@ -23784,11 +23123,9 @@
       <w:r>
         <w:t xml:space="preserve">Для расчёта точки безубыточности в качестве базового платного элемента монетизации принимается </w:t>
       </w:r>
-      <w:proofErr w:type="spellStart"/>
       <w:r>
         <w:t>premium</w:t>
       </w:r>
-      <w:proofErr w:type="spellEnd"/>
       <w:r>
         <w:t xml:space="preserve">-подписка. </w:t>
       </w:r>
@@ -24121,6 +23458,7 @@
           <w:rPr>
             <w:rFonts w:ascii="Cambria Math" w:hAnsi="Cambria Math"/>
           </w:rPr>
+          <w:lastRenderedPageBreak/>
           <m:t>r</m:t>
         </m:r>
       </m:oMath>
@@ -24403,7 +23741,6 @@
         <w:pStyle w:val="a4"/>
       </w:pPr>
       <w:r>
-        <w:lastRenderedPageBreak/>
         <w:t>Полученное значение NPV</w:t>
       </w:r>
       <w:r>
@@ -24631,25 +23968,7 @@
             <w:rPr>
               <w:rFonts w:ascii="Cambria Math" w:hAnsi="Cambria Math"/>
             </w:rPr>
-            <m:t>=</m:t>
-          </m:r>
-          <m:r>
-            <m:rPr>
-              <m:sty m:val="p"/>
-            </m:rPr>
-            <w:rPr>
-              <w:rFonts w:ascii="Cambria Math" w:hAnsi="Cambria Math"/>
-            </w:rPr>
-            <m:t>721128</m:t>
-          </m:r>
-          <m:r>
-            <m:rPr>
-              <m:sty m:val="p"/>
-            </m:rPr>
-            <w:rPr>
-              <w:rFonts w:ascii="Cambria Math" w:hAnsi="Cambria Math"/>
-            </w:rPr>
-            <m:t xml:space="preserve"> руб.</m:t>
+            <m:t>=721128 руб.</m:t>
           </m:r>
         </m:oMath>
       </m:oMathPara>
@@ -24681,16 +24000,7 @@
             <w:rPr>
               <w:rFonts w:ascii="Cambria Math" w:hAnsi="Cambria Math"/>
             </w:rPr>
-            <m:t>=</m:t>
-          </m:r>
-          <m:r>
-            <m:rPr>
-              <m:sty m:val="p"/>
-            </m:rPr>
-            <w:rPr>
-              <w:rFonts w:ascii="Cambria Math" w:hAnsi="Cambria Math"/>
-            </w:rPr>
-            <m:t>1+</m:t>
+            <m:t>=1+</m:t>
           </m:r>
           <m:f>
             <m:fPr>
@@ -24842,16 +24152,7 @@
             <w:rPr>
               <w:rFonts w:ascii="Cambria Math" w:hAnsi="Cambria Math"/>
             </w:rPr>
-            <m:t>0=</m:t>
-          </m:r>
-          <m:r>
-            <m:rPr>
-              <m:sty m:val="p"/>
-            </m:rPr>
-            <w:rPr>
-              <w:rFonts w:ascii="Cambria Math" w:hAnsi="Cambria Math"/>
-            </w:rPr>
-            <m:t>-2400000+</m:t>
+            <m:t>0=-2400000+</m:t>
           </m:r>
           <m:f>
             <m:fPr>
@@ -25096,6 +24397,7 @@
         <w:pStyle w:val="a4"/>
       </w:pPr>
       <w:r>
+        <w:lastRenderedPageBreak/>
         <w:t>Поскольку внутренняя норма доходности превышает принятую ставку дисконтирования 12</w:t>
       </w:r>
       <w:r>
@@ -25352,16 +24654,7 @@
                 <w:rPr>
                   <w:rFonts w:ascii="Cambria Math" w:hAnsi="Cambria Math"/>
                 </w:rPr>
-                <m:t>=</m:t>
-              </m:r>
-              <m:r>
-                <m:rPr>
-                  <m:sty m:val="p"/>
-                </m:rPr>
-                <w:rPr>
-                  <w:rFonts w:ascii="Cambria Math" w:hAnsi="Cambria Math"/>
-                </w:rPr>
-                <m:t>1</m:t>
+                <m:t>=1</m:t>
               </m:r>
             </m:sub>
             <m:sup>
@@ -25609,16 +24902,7 @@
                             <w:rPr>
                               <w:rFonts w:ascii="Cambria Math" w:hAnsi="Cambria Math"/>
                             </w:rPr>
-                            <m:t>-</m:t>
-                          </m:r>
-                          <m:r>
-                            <m:rPr>
-                              <m:sty m:val="p"/>
-                            </m:rPr>
-                            <w:rPr>
-                              <w:rFonts w:ascii="Cambria Math" w:hAnsi="Cambria Math"/>
-                            </w:rPr>
-                            <m:t>1</m:t>
+                            <m:t>-1</m:t>
                           </m:r>
                         </m:sup>
                       </m:sSup>
@@ -26222,16 +25506,7 @@
                 <w:rPr>
                   <w:rFonts w:ascii="Cambria Math" w:hAnsi="Cambria Math"/>
                 </w:rPr>
-                <m:t>3-</m:t>
-              </m:r>
-              <m:r>
-                <m:rPr>
-                  <m:sty m:val="p"/>
-                </m:rPr>
-                <w:rPr>
-                  <w:rFonts w:ascii="Cambria Math" w:hAnsi="Cambria Math"/>
-                </w:rPr>
-                <m:t>3</m:t>
+                <m:t>3-3</m:t>
               </m:r>
             </m:sup>
           </m:sSup>
@@ -26724,6 +25999,7 @@
         <w:pStyle w:val="a4"/>
       </w:pPr>
       <w:r>
+        <w:lastRenderedPageBreak/>
         <w:t>11.7</w:t>
       </w:r>
       <w:r>
@@ -27492,6 +26768,7 @@
         <w:pStyle w:val="a4"/>
       </w:pPr>
       <w:r>
+        <w:lastRenderedPageBreak/>
         <w:t>Таким образом, срок окупаемости первоначальных инвестиций проекта составляет 2,11 года, то есть примерно 2 года и 1 месяц.</w:t>
       </w:r>
     </w:p>
@@ -27535,7 +26812,6 @@
               <w:rFonts w:ascii="Cambria Math" w:hAnsi="Cambria Math"/>
               <w:lang w:val="en-US"/>
             </w:rPr>
-            <w:lastRenderedPageBreak/>
             <m:t>DPP</m:t>
           </m:r>
           <m:r>
@@ -27598,16 +26874,7 @@
                 <w:rPr>
                   <w:rFonts w:ascii="Cambria Math" w:hAnsi="Cambria Math"/>
                 </w:rPr>
-                <m:t>=</m:t>
-              </m:r>
-              <m:r>
-                <m:rPr>
-                  <m:sty m:val="p"/>
-                </m:rPr>
-                <w:rPr>
-                  <w:rFonts w:ascii="Cambria Math" w:hAnsi="Cambria Math"/>
-                </w:rPr>
-                <m:t>1</m:t>
+                <m:t>=1</m:t>
               </m:r>
             </m:sub>
             <m:sup>
@@ -28111,16 +27378,7 @@
                 <w:rPr>
                   <w:rFonts w:ascii="Cambria Math" w:hAnsi="Cambria Math"/>
                 </w:rPr>
-                <m:t>13</m:t>
-              </m:r>
-              <m:r>
-                <m:rPr>
-                  <m:sty m:val="p"/>
-                </m:rPr>
-                <w:rPr>
-                  <w:rFonts w:ascii="Cambria Math" w:hAnsi="Cambria Math"/>
-                </w:rPr>
-                <m:t>00000</m:t>
+                <m:t>1300000</m:t>
               </m:r>
             </m:num>
             <m:den>
@@ -28182,16 +27440,7 @@
                 <w:rPr>
                   <w:rFonts w:ascii="Cambria Math" w:hAnsi="Cambria Math"/>
                 </w:rPr>
-                <m:t>13</m:t>
-              </m:r>
-              <m:r>
-                <m:rPr>
-                  <m:sty m:val="p"/>
-                </m:rPr>
-                <w:rPr>
-                  <w:rFonts w:ascii="Cambria Math" w:hAnsi="Cambria Math"/>
-                </w:rPr>
-                <m:t>00000</m:t>
+                <m:t>1300000</m:t>
               </m:r>
             </m:num>
             <m:den>
@@ -28202,16 +27451,7 @@
                 <w:rPr>
                   <w:rFonts w:ascii="Cambria Math" w:hAnsi="Cambria Math"/>
                 </w:rPr>
-                <m:t>1,</m:t>
-              </m:r>
-              <m:r>
-                <m:rPr>
-                  <m:sty m:val="p"/>
-                </m:rPr>
-                <w:rPr>
-                  <w:rFonts w:ascii="Cambria Math" w:hAnsi="Cambria Math"/>
-                </w:rPr>
-                <m:t>2544</m:t>
+                <m:t>1,2544</m:t>
               </m:r>
             </m:den>
           </m:f>
@@ -28222,25 +27462,7 @@
             <w:rPr>
               <w:rFonts w:ascii="Cambria Math" w:hAnsi="Cambria Math"/>
             </w:rPr>
-            <m:t>=</m:t>
-          </m:r>
-          <m:r>
-            <m:rPr>
-              <m:sty m:val="p"/>
-            </m:rPr>
-            <w:rPr>
-              <w:rFonts w:ascii="Cambria Math" w:hAnsi="Cambria Math"/>
-            </w:rPr>
-            <m:t>1036352</m:t>
-          </m:r>
-          <m:r>
-            <m:rPr>
-              <m:sty m:val="p"/>
-            </m:rPr>
-            <w:rPr>
-              <w:rFonts w:ascii="Cambria Math" w:hAnsi="Cambria Math"/>
-            </w:rPr>
-            <m:t xml:space="preserve"> руб.</m:t>
+            <m:t>=1036352 руб.</m:t>
           </m:r>
         </m:oMath>
       </m:oMathPara>
@@ -28275,16 +27497,7 @@
                 <w:rPr>
                   <w:rFonts w:ascii="Cambria Math" w:hAnsi="Cambria Math"/>
                 </w:rPr>
-                <m:t>18</m:t>
-              </m:r>
-              <m:r>
-                <m:rPr>
-                  <m:sty m:val="p"/>
-                </m:rPr>
-                <w:rPr>
-                  <w:rFonts w:ascii="Cambria Math" w:hAnsi="Cambria Math"/>
-                </w:rPr>
-                <m:t>00000</m:t>
+                <m:t>1800000</m:t>
               </m:r>
             </m:num>
             <m:den>
@@ -28346,16 +27559,7 @@
                 <w:rPr>
                   <w:rFonts w:ascii="Cambria Math" w:hAnsi="Cambria Math"/>
                 </w:rPr>
-                <m:t>18</m:t>
-              </m:r>
-              <m:r>
-                <m:rPr>
-                  <m:sty m:val="p"/>
-                </m:rPr>
-                <w:rPr>
-                  <w:rFonts w:ascii="Cambria Math" w:hAnsi="Cambria Math"/>
-                </w:rPr>
-                <m:t>00000</m:t>
+                <m:t>1800000</m:t>
               </m:r>
             </m:num>
             <m:den>
@@ -28366,16 +27570,7 @@
                 <w:rPr>
                   <w:rFonts w:ascii="Cambria Math" w:hAnsi="Cambria Math"/>
                 </w:rPr>
-                <m:t>1,</m:t>
-              </m:r>
-              <m:r>
-                <m:rPr>
-                  <m:sty m:val="p"/>
-                </m:rPr>
-                <w:rPr>
-                  <w:rFonts w:ascii="Cambria Math" w:hAnsi="Cambria Math"/>
-                </w:rPr>
-                <m:t>404928</m:t>
+                <m:t>1,404928</m:t>
               </m:r>
             </m:den>
           </m:f>
@@ -28386,25 +27581,7 @@
             <w:rPr>
               <w:rFonts w:ascii="Cambria Math" w:hAnsi="Cambria Math"/>
             </w:rPr>
-            <m:t>=</m:t>
-          </m:r>
-          <m:r>
-            <m:rPr>
-              <m:sty m:val="p"/>
-            </m:rPr>
-            <w:rPr>
-              <w:rFonts w:ascii="Cambria Math" w:hAnsi="Cambria Math"/>
-            </w:rPr>
-            <m:t>1281204</m:t>
-          </m:r>
-          <m:r>
-            <m:rPr>
-              <m:sty m:val="p"/>
-            </m:rPr>
-            <w:rPr>
-              <w:rFonts w:ascii="Cambria Math" w:hAnsi="Cambria Math"/>
-            </w:rPr>
-            <m:t xml:space="preserve"> руб.</m:t>
+            <m:t>=1281204 руб.</m:t>
           </m:r>
         </m:oMath>
       </m:oMathPara>
@@ -28430,34 +27607,7 @@
             <w:rPr>
               <w:rFonts w:ascii="Cambria Math" w:hAnsi="Cambria Math"/>
             </w:rPr>
-            <m:t>803571</m:t>
-          </m:r>
-          <m:r>
-            <m:rPr>
-              <m:sty m:val="p"/>
-            </m:rPr>
-            <w:rPr>
-              <w:rFonts w:ascii="Cambria Math" w:hAnsi="Cambria Math"/>
-            </w:rPr>
-            <m:t>+</m:t>
-          </m:r>
-          <m:r>
-            <m:rPr>
-              <m:sty m:val="p"/>
-            </m:rPr>
-            <w:rPr>
-              <w:rFonts w:ascii="Cambria Math" w:hAnsi="Cambria Math"/>
-            </w:rPr>
-            <m:t>1036352</m:t>
-          </m:r>
-          <m:r>
-            <m:rPr>
-              <m:sty m:val="p"/>
-            </m:rPr>
-            <w:rPr>
-              <w:rFonts w:ascii="Cambria Math" w:hAnsi="Cambria Math"/>
-            </w:rPr>
-            <m:t>=1839923</m:t>
+            <m:t>803571+1036352=1839923</m:t>
           </m:r>
           <m:r>
             <m:rPr>
@@ -28549,16 +27699,7 @@
             <w:rPr>
               <w:rFonts w:ascii="Cambria Math" w:hAnsi="Cambria Math"/>
             </w:rPr>
-            <m:t>1839923</m:t>
-          </m:r>
-          <m:r>
-            <m:rPr>
-              <m:sty m:val="p"/>
-            </m:rPr>
-            <w:rPr>
-              <w:rFonts w:ascii="Cambria Math" w:hAnsi="Cambria Math"/>
-            </w:rPr>
-            <m:t>+1281204=3121127 руб.</m:t>
+            <m:t>1839923+1281204=3121127 руб.</m:t>
           </m:r>
         </m:oMath>
       </m:oMathPara>
@@ -28615,6 +27756,7 @@
         <w:pStyle w:val="a4"/>
       </w:pPr>
       <w:r>
+        <w:lastRenderedPageBreak/>
         <w:t>Остаток третьего года:</w:t>
       </w:r>
     </w:p>
@@ -28649,16 +27791,7 @@
                 <w:rPr>
                   <w:rFonts w:ascii="Cambria Math" w:hAnsi="Cambria Math"/>
                 </w:rPr>
-                <m:t>3121127</m:t>
-              </m:r>
-              <m:r>
-                <m:rPr>
-                  <m:sty m:val="p"/>
-                </m:rPr>
-                <w:rPr>
-                  <w:rFonts w:ascii="Cambria Math" w:hAnsi="Cambria Math"/>
-                </w:rPr>
-                <m:t>-2400000</m:t>
+                <m:t>3121127-2400000</m:t>
               </m:r>
             </m:num>
             <m:den>
@@ -28731,7 +27864,6 @@
         <w:pStyle w:val="a4"/>
       </w:pPr>
       <w:r>
-        <w:lastRenderedPageBreak/>
         <w:t>Таким образом, период окупаемости проекта с учётом дисконтирования денежных потоков составляет 2,44 года, то есть примерно 2 года и 5 месяцев.</w:t>
       </w:r>
     </w:p>
@@ -29191,16 +28323,7 @@
             <w:rPr>
               <w:rFonts w:ascii="Cambria Math" w:hAnsi="Cambria Math"/>
             </w:rPr>
-            <m:t>=0,5556=55,56</m:t>
-          </m:r>
-          <m:r>
-            <m:rPr>
-              <m:sty m:val="p"/>
-            </m:rPr>
-            <w:rPr>
-              <w:rFonts w:ascii="Cambria Math" w:hAnsi="Cambria Math"/>
-            </w:rPr>
-            <m:t>%</m:t>
+            <m:t>=0,5556=55,56%</m:t>
           </m:r>
         </m:oMath>
       </m:oMathPara>
@@ -29342,6 +28465,7 @@
         <w:pStyle w:val="a4"/>
       </w:pPr>
       <w:r>
+        <w:lastRenderedPageBreak/>
         <w:t>Где</w:t>
       </w:r>
     </w:p>
@@ -29481,7 +28605,6 @@
         <w:pStyle w:val="a4"/>
       </w:pPr>
       <w:r>
-        <w:lastRenderedPageBreak/>
         <w:t>Для проекта принимаются следующие значения:</w:t>
       </w:r>
     </w:p>
@@ -29501,25 +28624,7 @@
           <w:rPr>
             <w:rFonts w:ascii="Cambria Math" w:hAnsi="Cambria Math"/>
           </w:rPr>
-          <m:t>FC</m:t>
-        </m:r>
-        <m:r>
-          <w:rPr>
-            <w:rFonts w:ascii="Cambria Math" w:hAnsi="Cambria Math"/>
-          </w:rPr>
-          <m:t>=60000</m:t>
-        </m:r>
-        <m:r>
-          <w:rPr>
-            <w:rFonts w:ascii="Cambria Math" w:hAnsi="Cambria Math"/>
-          </w:rPr>
-          <m:t xml:space="preserve"> </m:t>
-        </m:r>
-        <m:r>
-          <w:rPr>
-            <w:rFonts w:ascii="Cambria Math" w:hAnsi="Cambria Math"/>
-          </w:rPr>
-          <m:t>руб.</m:t>
+          <m:t>FC=60000 руб.</m:t>
         </m:r>
       </m:oMath>
       <w:r>
@@ -29554,25 +28659,7 @@
           <w:rPr>
             <w:rFonts w:ascii="Cambria Math" w:hAnsi="Cambria Math"/>
           </w:rPr>
-          <m:t>P</m:t>
-        </m:r>
-        <m:r>
-          <w:rPr>
-            <w:rFonts w:ascii="Cambria Math" w:hAnsi="Cambria Math"/>
-          </w:rPr>
-          <m:t>=199</m:t>
-        </m:r>
-        <m:r>
-          <w:rPr>
-            <w:rFonts w:ascii="Cambria Math" w:hAnsi="Cambria Math"/>
-          </w:rPr>
-          <m:t xml:space="preserve"> </m:t>
-        </m:r>
-        <m:r>
-          <w:rPr>
-            <w:rFonts w:ascii="Cambria Math" w:hAnsi="Cambria Math"/>
-          </w:rPr>
-          <m:t>руб.</m:t>
+          <m:t>P=199 руб.</m:t>
         </m:r>
       </m:oMath>
       <w:r>
@@ -29598,13 +28685,7 @@
           <w:rPr>
             <w:rFonts w:ascii="Cambria Math" w:hAnsi="Cambria Math"/>
           </w:rPr>
-          <m:t>VC</m:t>
-        </m:r>
-        <m:r>
-          <w:rPr>
-            <w:rFonts w:ascii="Cambria Math" w:hAnsi="Cambria Math"/>
-          </w:rPr>
-          <m:t>=39 руб.</m:t>
+          <m:t>VC=39 руб.</m:t>
         </m:r>
       </m:oMath>
     </w:p>
@@ -30485,6 +29566,9 @@
         <w:pStyle w:val="a3"/>
       </w:pPr>
       <w:r>
+        <w:rPr>
+          <w:noProof/>
+        </w:rPr>
         <w:lastRenderedPageBreak/>
         <w:drawing>
           <wp:inline distT="0" distB="0" distL="0" distR="0" wp14:anchorId="48BC5719" wp14:editId="0044E82C">
@@ -30502,7 +29586,7 @@
                     <pic:cNvPicPr/>
                   </pic:nvPicPr>
                   <pic:blipFill>
-                    <a:blip r:embed="rId13"/>
+                    <a:blip r:embed="rId12"/>
                     <a:stretch>
                       <a:fillRect/>
                     </a:stretch>
@@ -30548,10 +29632,7 @@
         <w:pStyle w:val="a4"/>
       </w:pPr>
       <w:r>
-        <w:t xml:space="preserve">По результатам выполненных расчётов можно сделать вывод, что проект разработки мобильного приложения для обмена учебными материалами между студентами является экономически целесообразным. </w:t>
-      </w:r>
-      <w:r>
-        <w:t xml:space="preserve">Модифицированная внутренняя норма доходности проекта составляет </w:t>
+        <w:t xml:space="preserve">По результатам выполненных расчётов можно сделать вывод, что проект разработки мобильного приложения для обмена учебными материалами между студентами является экономически целесообразным. Модифицированная внутренняя норма доходности проекта составляет </w:t>
       </w:r>
       <w:r>
         <w:rPr>
@@ -30614,19 +29695,11 @@
         <w:pStyle w:val="a4"/>
       </w:pPr>
       <w:r>
-        <w:t xml:space="preserve">Следовательно, при достижении планируемых показателей пользовательской базы и монетизации проект способен окупить вложенные средства и обеспечить положительный финансовый результат. Источники доходов проекта и его основные статьи расходов согласуются с ранее определённой бизнес-моделью: в качестве доходов предусмотрены платная подписка, реклама, партнёрские программы и дополнительные </w:t>
-      </w:r>
-      <w:proofErr w:type="spellStart"/>
-      <w:r>
-        <w:t>premium</w:t>
-      </w:r>
-      <w:proofErr w:type="spellEnd"/>
-      <w:r>
-        <w:t>-функции, а в качестве расходов — разработка, поддержка приложения, серверная инфраструктура, оплата труда команды, маркетинг и техническая поддержка.</w:t>
+        <w:t>Следовательно, при достижении планируемых показателей пользовательской базы и монетизации проект способен окупить вложенные средства и обеспечить положительный финансовый результат. Источники доходов проекта и его основные статьи расходов согласуются с ранее определённой бизнес-моделью: в качестве доходов предусмотрены платная подписка, реклама, партнёрские программы и дополнительные premium-функции, а в качестве расходов — разработка, поддержка приложения, серверная инфраструктура, оплата труда команды, маркетинг и техническая поддержка.</w:t>
       </w:r>
     </w:p>
     <w:sectPr>
-      <w:footerReference w:type="default" r:id="rId14"/>
+      <w:footerReference w:type="default" r:id="rId13"/>
       <w:pgSz w:w="11906" w:h="16838"/>
       <w:pgMar w:top="1134" w:right="1134" w:bottom="1134" w:left="1134" w:header="709" w:footer="709" w:gutter="0"/>
       <w:cols w:space="708"/>
@@ -30638,7 +29711,7 @@
 </file>
 
 <file path=word/endnotes.xml><?xml version="1.0" encoding="utf-8"?>
-<w:endnotes xmlns:wpc="http://schemas.microsoft.com/office/word/2010/wordprocessingCanvas" xmlns:cx="http://schemas.microsoft.com/office/drawing/2014/chartex" xmlns:cx1="http://schemas.microsoft.com/office/drawing/2015/9/8/chartex" xmlns:cx2="http://schemas.microsoft.com/office/drawing/2015/10/21/chartex" xmlns:cx3="http://schemas.microsoft.com/office/drawing/2016/5/9/chartex" xmlns:cx4="http://schemas.microsoft.com/office/drawing/2016/5/10/chartex" xmlns:cx5="http://schemas.microsoft.com/office/drawing/2016/5/11/chartex" xmlns:cx6="http://schemas.microsoft.com/office/drawing/2016/5/12/chartex" xmlns:cx7="http://schemas.microsoft.com/office/drawing/2016/5/13/chartex" xmlns:cx8="http://schemas.microsoft.com/office/drawing/2016/5/14/chartex" xmlns:mc="http://schemas.openxmlformats.org/markup-compatibility/2006" xmlns:aink="http://schemas.microsoft.com/office/drawing/2016/ink" xmlns:am3d="http://schemas.microsoft.com/office/drawing/2017/model3d" xmlns:o="urn:schemas-microsoft-com:office:office" xmlns:r="http://schemas.openxmlformats.org/officeDocument/2006/relationships" xmlns:m="http://schemas.openxmlformats.org/officeDocument/2006/math" xmlns:v="urn:schemas-microsoft-com:vml" xmlns:wp14="http://schemas.microsoft.com/office/word/2010/wordprocessingDrawing" xmlns:wp="http://schemas.openxmlformats.org/drawingml/2006/wordprocessingDrawing" xmlns:w10="urn:schemas-microsoft-com:office:word" xmlns:w="http://schemas.openxmlformats.org/wordprocessingml/2006/main" xmlns:w14="http://schemas.microsoft.com/office/word/2010/wordml" xmlns:w15="http://schemas.microsoft.com/office/word/2012/wordml" xmlns:w16cex="http://schemas.microsoft.com/office/word/2018/wordml/cex" xmlns:w16cid="http://schemas.microsoft.com/office/word/2016/wordml/cid" xmlns:w16="http://schemas.microsoft.com/office/word/2018/wordml" xmlns:w16sdtdh="http://schemas.microsoft.com/office/word/2020/wordml/sdtdatahash" xmlns:w16se="http://schemas.microsoft.com/office/word/2015/wordml/symex" xmlns:wpg="http://schemas.microsoft.com/office/word/2010/wordprocessingGroup" xmlns:wpi="http://schemas.microsoft.com/office/word/2010/wordprocessingInk" xmlns:wne="http://schemas.microsoft.com/office/word/2006/wordml" xmlns:wps="http://schemas.microsoft.com/office/word/2010/wordprocessingShape" mc:Ignorable="w14 w15 w16se w16cid w16 w16cex w16sdtdh wp14">
+<w:endnotes xmlns:wpc="http://schemas.microsoft.com/office/word/2010/wordprocessingCanvas" xmlns:cx="http://schemas.microsoft.com/office/drawing/2014/chartex" xmlns:cx1="http://schemas.microsoft.com/office/drawing/2015/9/8/chartex" xmlns:cx2="http://schemas.microsoft.com/office/drawing/2015/10/21/chartex" xmlns:cx3="http://schemas.microsoft.com/office/drawing/2016/5/9/chartex" xmlns:cx4="http://schemas.microsoft.com/office/drawing/2016/5/10/chartex" xmlns:cx5="http://schemas.microsoft.com/office/drawing/2016/5/11/chartex" xmlns:cx6="http://schemas.microsoft.com/office/drawing/2016/5/12/chartex" xmlns:cx7="http://schemas.microsoft.com/office/drawing/2016/5/13/chartex" xmlns:cx8="http://schemas.microsoft.com/office/drawing/2016/5/14/chartex" xmlns:mc="http://schemas.openxmlformats.org/markup-compatibility/2006" xmlns:aink="http://schemas.microsoft.com/office/drawing/2016/ink" xmlns:am3d="http://schemas.microsoft.com/office/drawing/2017/model3d" xmlns:o="urn:schemas-microsoft-com:office:office" xmlns:oel="http://schemas.microsoft.com/office/2019/extlst" xmlns:r="http://schemas.openxmlformats.org/officeDocument/2006/relationships" xmlns:m="http://schemas.openxmlformats.org/officeDocument/2006/math" xmlns:v="urn:schemas-microsoft-com:vml" xmlns:wp14="http://schemas.microsoft.com/office/word/2010/wordprocessingDrawing" xmlns:wp="http://schemas.openxmlformats.org/drawingml/2006/wordprocessingDrawing" xmlns:w10="urn:schemas-microsoft-com:office:word" xmlns:w="http://schemas.openxmlformats.org/wordprocessingml/2006/main" xmlns:w14="http://schemas.microsoft.com/office/word/2010/wordml" xmlns:w15="http://schemas.microsoft.com/office/word/2012/wordml" xmlns:w16cex="http://schemas.microsoft.com/office/word/2018/wordml/cex" xmlns:w16cid="http://schemas.microsoft.com/office/word/2016/wordml/cid" xmlns:w16="http://schemas.microsoft.com/office/word/2018/wordml" xmlns:w16sdtdh="http://schemas.microsoft.com/office/word/2020/wordml/sdtdatahash" xmlns:w16se="http://schemas.microsoft.com/office/word/2015/wordml/symex" xmlns:wpg="http://schemas.microsoft.com/office/word/2010/wordprocessingGroup" xmlns:wpi="http://schemas.microsoft.com/office/word/2010/wordprocessingInk" xmlns:wne="http://schemas.microsoft.com/office/word/2006/wordml" xmlns:wps="http://schemas.microsoft.com/office/word/2010/wordprocessingShape" mc:Ignorable="w14 w15 w16se w16cid w16 w16cex w16sdtdh wp14">
   <w:endnote w:type="separator" w:id="-1">
     <w:p>
       <w:pPr>
@@ -30663,7 +29736,7 @@
 </file>
 
 <file path=word/footer1.xml><?xml version="1.0" encoding="utf-8"?>
-<w:ftr xmlns:wpc="http://schemas.microsoft.com/office/word/2010/wordprocessingCanvas" xmlns:cx="http://schemas.microsoft.com/office/drawing/2014/chartex" xmlns:cx1="http://schemas.microsoft.com/office/drawing/2015/9/8/chartex" xmlns:cx2="http://schemas.microsoft.com/office/drawing/2015/10/21/chartex" xmlns:cx3="http://schemas.microsoft.com/office/drawing/2016/5/9/chartex" xmlns:cx4="http://schemas.microsoft.com/office/drawing/2016/5/10/chartex" xmlns:cx5="http://schemas.microsoft.com/office/drawing/2016/5/11/chartex" xmlns:cx6="http://schemas.microsoft.com/office/drawing/2016/5/12/chartex" xmlns:cx7="http://schemas.microsoft.com/office/drawing/2016/5/13/chartex" xmlns:cx8="http://schemas.microsoft.com/office/drawing/2016/5/14/chartex" xmlns:mc="http://schemas.openxmlformats.org/markup-compatibility/2006" xmlns:aink="http://schemas.microsoft.com/office/drawing/2016/ink" xmlns:am3d="http://schemas.microsoft.com/office/drawing/2017/model3d" xmlns:o="urn:schemas-microsoft-com:office:office" xmlns:r="http://schemas.openxmlformats.org/officeDocument/2006/relationships" xmlns:m="http://schemas.openxmlformats.org/officeDocument/2006/math" xmlns:v="urn:schemas-microsoft-com:vml" xmlns:wp14="http://schemas.microsoft.com/office/word/2010/wordprocessingDrawing" xmlns:wp="http://schemas.openxmlformats.org/drawingml/2006/wordprocessingDrawing" xmlns:w10="urn:schemas-microsoft-com:office:word" xmlns:w="http://schemas.openxmlformats.org/wordprocessingml/2006/main" xmlns:w14="http://schemas.microsoft.com/office/word/2010/wordml" xmlns:w15="http://schemas.microsoft.com/office/word/2012/wordml" xmlns:w16cex="http://schemas.microsoft.com/office/word/2018/wordml/cex" xmlns:w16cid="http://schemas.microsoft.com/office/word/2016/wordml/cid" xmlns:w16="http://schemas.microsoft.com/office/word/2018/wordml" xmlns:w16sdtdh="http://schemas.microsoft.com/office/word/2020/wordml/sdtdatahash" xmlns:w16se="http://schemas.microsoft.com/office/word/2015/wordml/symex" xmlns:wpg="http://schemas.microsoft.com/office/word/2010/wordprocessingGroup" xmlns:wpi="http://schemas.microsoft.com/office/word/2010/wordprocessingInk" xmlns:wne="http://schemas.microsoft.com/office/word/2006/wordml" xmlns:wps="http://schemas.microsoft.com/office/word/2010/wordprocessingShape" mc:Ignorable="w14 w15 w16se w16cid w16 w16cex w16sdtdh wp14">
+<w:ftr xmlns:wpc="http://schemas.microsoft.com/office/word/2010/wordprocessingCanvas" xmlns:cx="http://schemas.microsoft.com/office/drawing/2014/chartex" xmlns:cx1="http://schemas.microsoft.com/office/drawing/2015/9/8/chartex" xmlns:cx2="http://schemas.microsoft.com/office/drawing/2015/10/21/chartex" xmlns:cx3="http://schemas.microsoft.com/office/drawing/2016/5/9/chartex" xmlns:cx4="http://schemas.microsoft.com/office/drawing/2016/5/10/chartex" xmlns:cx5="http://schemas.microsoft.com/office/drawing/2016/5/11/chartex" xmlns:cx6="http://schemas.microsoft.com/office/drawing/2016/5/12/chartex" xmlns:cx7="http://schemas.microsoft.com/office/drawing/2016/5/13/chartex" xmlns:cx8="http://schemas.microsoft.com/office/drawing/2016/5/14/chartex" xmlns:mc="http://schemas.openxmlformats.org/markup-compatibility/2006" xmlns:aink="http://schemas.microsoft.com/office/drawing/2016/ink" xmlns:am3d="http://schemas.microsoft.com/office/drawing/2017/model3d" xmlns:o="urn:schemas-microsoft-com:office:office" xmlns:oel="http://schemas.microsoft.com/office/2019/extlst" xmlns:r="http://schemas.openxmlformats.org/officeDocument/2006/relationships" xmlns:m="http://schemas.openxmlformats.org/officeDocument/2006/math" xmlns:v="urn:schemas-microsoft-com:vml" xmlns:wp14="http://schemas.microsoft.com/office/word/2010/wordprocessingDrawing" xmlns:wp="http://schemas.openxmlformats.org/drawingml/2006/wordprocessingDrawing" xmlns:w10="urn:schemas-microsoft-com:office:word" xmlns:w="http://schemas.openxmlformats.org/wordprocessingml/2006/main" xmlns:w14="http://schemas.microsoft.com/office/word/2010/wordml" xmlns:w15="http://schemas.microsoft.com/office/word/2012/wordml" xmlns:w16cex="http://schemas.microsoft.com/office/word/2018/wordml/cex" xmlns:w16cid="http://schemas.microsoft.com/office/word/2016/wordml/cid" xmlns:w16="http://schemas.microsoft.com/office/word/2018/wordml" xmlns:w16sdtdh="http://schemas.microsoft.com/office/word/2020/wordml/sdtdatahash" xmlns:w16se="http://schemas.microsoft.com/office/word/2015/wordml/symex" xmlns:wpg="http://schemas.microsoft.com/office/word/2010/wordprocessingGroup" xmlns:wpi="http://schemas.microsoft.com/office/word/2010/wordprocessingInk" xmlns:wne="http://schemas.microsoft.com/office/word/2006/wordml" xmlns:wps="http://schemas.microsoft.com/office/word/2010/wordprocessingShape" mc:Ignorable="w14 w15 w16se w16cid w16 w16cex w16sdtdh wp14">
   <w:sdt>
     <w:sdtPr>
       <w:id w:val="1126514239"/>
@@ -30742,7 +29815,7 @@
 </file>
 
 <file path=word/footnotes.xml><?xml version="1.0" encoding="utf-8"?>
-<w:footnotes xmlns:wpc="http://schemas.microsoft.com/office/word/2010/wordprocessingCanvas" xmlns:cx="http://schemas.microsoft.com/office/drawing/2014/chartex" xmlns:cx1="http://schemas.microsoft.com/office/drawing/2015/9/8/chartex" xmlns:cx2="http://schemas.microsoft.com/office/drawing/2015/10/21/chartex" xmlns:cx3="http://schemas.microsoft.com/office/drawing/2016/5/9/chartex" xmlns:cx4="http://schemas.microsoft.com/office/drawing/2016/5/10/chartex" xmlns:cx5="http://schemas.microsoft.com/office/drawing/2016/5/11/chartex" xmlns:cx6="http://schemas.microsoft.com/office/drawing/2016/5/12/chartex" xmlns:cx7="http://schemas.microsoft.com/office/drawing/2016/5/13/chartex" xmlns:cx8="http://schemas.microsoft.com/office/drawing/2016/5/14/chartex" xmlns:mc="http://schemas.openxmlformats.org/markup-compatibility/2006" xmlns:aink="http://schemas.microsoft.com/office/drawing/2016/ink" xmlns:am3d="http://schemas.microsoft.com/office/drawing/2017/model3d" xmlns:o="urn:schemas-microsoft-com:office:office" xmlns:r="http://schemas.openxmlformats.org/officeDocument/2006/relationships" xmlns:m="http://schemas.openxmlformats.org/officeDocument/2006/math" xmlns:v="urn:schemas-microsoft-com:vml" xmlns:wp14="http://schemas.microsoft.com/office/word/2010/wordprocessingDrawing" xmlns:wp="http://schemas.openxmlformats.org/drawingml/2006/wordprocessingDrawing" xmlns:w10="urn:schemas-microsoft-com:office:word" xmlns:w="http://schemas.openxmlformats.org/wordprocessingml/2006/main" xmlns:w14="http://schemas.microsoft.com/office/word/2010/wordml" xmlns:w15="http://schemas.microsoft.com/office/word/2012/wordml" xmlns:w16cex="http://schemas.microsoft.com/office/word/2018/wordml/cex" xmlns:w16cid="http://schemas.microsoft.com/office/word/2016/wordml/cid" xmlns:w16="http://schemas.microsoft.com/office/word/2018/wordml" xmlns:w16sdtdh="http://schemas.microsoft.com/office/word/2020/wordml/sdtdatahash" xmlns:w16se="http://schemas.microsoft.com/office/word/2015/wordml/symex" xmlns:wpg="http://schemas.microsoft.com/office/word/2010/wordprocessingGroup" xmlns:wpi="http://schemas.microsoft.com/office/word/2010/wordprocessingInk" xmlns:wne="http://schemas.microsoft.com/office/word/2006/wordml" xmlns:wps="http://schemas.microsoft.com/office/word/2010/wordprocessingShape" mc:Ignorable="w14 w15 w16se w16cid w16 w16cex w16sdtdh wp14">
+<w:footnotes xmlns:wpc="http://schemas.microsoft.com/office/word/2010/wordprocessingCanvas" xmlns:cx="http://schemas.microsoft.com/office/drawing/2014/chartex" xmlns:cx1="http://schemas.microsoft.com/office/drawing/2015/9/8/chartex" xmlns:cx2="http://schemas.microsoft.com/office/drawing/2015/10/21/chartex" xmlns:cx3="http://schemas.microsoft.com/office/drawing/2016/5/9/chartex" xmlns:cx4="http://schemas.microsoft.com/office/drawing/2016/5/10/chartex" xmlns:cx5="http://schemas.microsoft.com/office/drawing/2016/5/11/chartex" xmlns:cx6="http://schemas.microsoft.com/office/drawing/2016/5/12/chartex" xmlns:cx7="http://schemas.microsoft.com/office/drawing/2016/5/13/chartex" xmlns:cx8="http://schemas.microsoft.com/office/drawing/2016/5/14/chartex" xmlns:mc="http://schemas.openxmlformats.org/markup-compatibility/2006" xmlns:aink="http://schemas.microsoft.com/office/drawing/2016/ink" xmlns:am3d="http://schemas.microsoft.com/office/drawing/2017/model3d" xmlns:o="urn:schemas-microsoft-com:office:office" xmlns:oel="http://schemas.microsoft.com/office/2019/extlst" xmlns:r="http://schemas.openxmlformats.org/officeDocument/2006/relationships" xmlns:m="http://schemas.openxmlformats.org/officeDocument/2006/math" xmlns:v="urn:schemas-microsoft-com:vml" xmlns:wp14="http://schemas.microsoft.com/office/word/2010/wordprocessingDrawing" xmlns:wp="http://schemas.openxmlformats.org/drawingml/2006/wordprocessingDrawing" xmlns:w10="urn:schemas-microsoft-com:office:word" xmlns:w="http://schemas.openxmlformats.org/wordprocessingml/2006/main" xmlns:w14="http://schemas.microsoft.com/office/word/2010/wordml" xmlns:w15="http://schemas.microsoft.com/office/word/2012/wordml" xmlns:w16cex="http://schemas.microsoft.com/office/word/2018/wordml/cex" xmlns:w16cid="http://schemas.microsoft.com/office/word/2016/wordml/cid" xmlns:w16="http://schemas.microsoft.com/office/word/2018/wordml" xmlns:w16sdtdh="http://schemas.microsoft.com/office/word/2020/wordml/sdtdatahash" xmlns:w16se="http://schemas.microsoft.com/office/word/2015/wordml/symex" xmlns:wpg="http://schemas.microsoft.com/office/word/2010/wordprocessingGroup" xmlns:wpi="http://schemas.microsoft.com/office/word/2010/wordprocessingInk" xmlns:wne="http://schemas.microsoft.com/office/word/2006/wordml" xmlns:wps="http://schemas.microsoft.com/office/word/2010/wordprocessingShape" mc:Ignorable="w14 w15 w16se w16cid w16 w16cex w16sdtdh wp14">
   <w:footnote w:type="separator" w:id="-1">
     <w:p>
       <w:pPr>
@@ -30767,7 +29840,7 @@
 </file>
 
 <file path=word/numbering.xml><?xml version="1.0" encoding="utf-8"?>
-<w:numbering xmlns:wpc="http://schemas.microsoft.com/office/word/2010/wordprocessingCanvas" xmlns:cx="http://schemas.microsoft.com/office/drawing/2014/chartex" xmlns:cx1="http://schemas.microsoft.com/office/drawing/2015/9/8/chartex" xmlns:cx2="http://schemas.microsoft.com/office/drawing/2015/10/21/chartex" xmlns:cx3="http://schemas.microsoft.com/office/drawing/2016/5/9/chartex" xmlns:cx4="http://schemas.microsoft.com/office/drawing/2016/5/10/chartex" xmlns:cx5="http://schemas.microsoft.com/office/drawing/2016/5/11/chartex" xmlns:cx6="http://schemas.microsoft.com/office/drawing/2016/5/12/chartex" xmlns:cx7="http://schemas.microsoft.com/office/drawing/2016/5/13/chartex" xmlns:cx8="http://schemas.microsoft.com/office/drawing/2016/5/14/chartex" xmlns:mc="http://schemas.openxmlformats.org/markup-compatibility/2006" xmlns:aink="http://schemas.microsoft.com/office/drawing/2016/ink" xmlns:am3d="http://schemas.microsoft.com/office/drawing/2017/model3d" xmlns:o="urn:schemas-microsoft-com:office:office" xmlns:r="http://schemas.openxmlformats.org/officeDocument/2006/relationships" xmlns:m="http://schemas.openxmlformats.org/officeDocument/2006/math" xmlns:v="urn:schemas-microsoft-com:vml" xmlns:wp14="http://schemas.microsoft.com/office/word/2010/wordprocessingDrawing" xmlns:wp="http://schemas.openxmlformats.org/drawingml/2006/wordprocessingDrawing" xmlns:w10="urn:schemas-microsoft-com:office:word" xmlns:w="http://schemas.openxmlformats.org/wordprocessingml/2006/main" xmlns:w14="http://schemas.microsoft.com/office/word/2010/wordml" xmlns:w15="http://schemas.microsoft.com/office/word/2012/wordml" xmlns:w16cex="http://schemas.microsoft.com/office/word/2018/wordml/cex" xmlns:w16cid="http://schemas.microsoft.com/office/word/2016/wordml/cid" xmlns:w16="http://schemas.microsoft.com/office/word/2018/wordml" xmlns:w16sdtdh="http://schemas.microsoft.com/office/word/2020/wordml/sdtdatahash" xmlns:w16se="http://schemas.microsoft.com/office/word/2015/wordml/symex" xmlns:wpg="http://schemas.microsoft.com/office/word/2010/wordprocessingGroup" xmlns:wpi="http://schemas.microsoft.com/office/word/2010/wordprocessingInk" xmlns:wne="http://schemas.microsoft.com/office/word/2006/wordml" xmlns:wps="http://schemas.microsoft.com/office/word/2010/wordprocessingShape" mc:Ignorable="w14 w15 w16se w16cid w16 w16cex w16sdtdh wp14">
+<w:numbering xmlns:wpc="http://schemas.microsoft.com/office/word/2010/wordprocessingCanvas" xmlns:cx="http://schemas.microsoft.com/office/drawing/2014/chartex" xmlns:cx1="http://schemas.microsoft.com/office/drawing/2015/9/8/chartex" xmlns:cx2="http://schemas.microsoft.com/office/drawing/2015/10/21/chartex" xmlns:cx3="http://schemas.microsoft.com/office/drawing/2016/5/9/chartex" xmlns:cx4="http://schemas.microsoft.com/office/drawing/2016/5/10/chartex" xmlns:cx5="http://schemas.microsoft.com/office/drawing/2016/5/11/chartex" xmlns:cx6="http://schemas.microsoft.com/office/drawing/2016/5/12/chartex" xmlns:cx7="http://schemas.microsoft.com/office/drawing/2016/5/13/chartex" xmlns:cx8="http://schemas.microsoft.com/office/drawing/2016/5/14/chartex" xmlns:mc="http://schemas.openxmlformats.org/markup-compatibility/2006" xmlns:aink="http://schemas.microsoft.com/office/drawing/2016/ink" xmlns:am3d="http://schemas.microsoft.com/office/drawing/2017/model3d" xmlns:o="urn:schemas-microsoft-com:office:office" xmlns:oel="http://schemas.microsoft.com/office/2019/extlst" xmlns:r="http://schemas.openxmlformats.org/officeDocument/2006/relationships" xmlns:m="http://schemas.openxmlformats.org/officeDocument/2006/math" xmlns:v="urn:schemas-microsoft-com:vml" xmlns:wp14="http://schemas.microsoft.com/office/word/2010/wordprocessingDrawing" xmlns:wp="http://schemas.openxmlformats.org/drawingml/2006/wordprocessingDrawing" xmlns:w10="urn:schemas-microsoft-com:office:word" xmlns:w="http://schemas.openxmlformats.org/wordprocessingml/2006/main" xmlns:w14="http://schemas.microsoft.com/office/word/2010/wordml" xmlns:w15="http://schemas.microsoft.com/office/word/2012/wordml" xmlns:w16cex="http://schemas.microsoft.com/office/word/2018/wordml/cex" xmlns:w16cid="http://schemas.microsoft.com/office/word/2016/wordml/cid" xmlns:w16="http://schemas.microsoft.com/office/word/2018/wordml" xmlns:w16sdtdh="http://schemas.microsoft.com/office/word/2020/wordml/sdtdatahash" xmlns:w16se="http://schemas.microsoft.com/office/word/2015/wordml/symex" xmlns:wpg="http://schemas.microsoft.com/office/word/2010/wordprocessingGroup" xmlns:wpi="http://schemas.microsoft.com/office/word/2010/wordprocessingInk" xmlns:wne="http://schemas.microsoft.com/office/word/2006/wordml" xmlns:wps="http://schemas.microsoft.com/office/word/2010/wordprocessingShape" mc:Ignorable="w14 w15 w16se w16cid w16 w16cex w16sdtdh wp14">
   <w:abstractNum w:abstractNumId="0" w15:restartNumberingAfterBreak="0">
     <w:nsid w:val="02CF7FF7"/>
     <w:multiLevelType w:val="hybridMultilevel"/>

--- a/ЭОИТП.docx
+++ b/ЭОИТП.docx
@@ -1,6 +1,6 @@
 
 <file path=word/document.xml><?xml version="1.0" encoding="utf-8"?>
-<w:document xmlns:wpc="http://schemas.microsoft.com/office/word/2010/wordprocessingCanvas" xmlns:cx="http://schemas.microsoft.com/office/drawing/2014/chartex" xmlns:cx1="http://schemas.microsoft.com/office/drawing/2015/9/8/chartex" xmlns:cx2="http://schemas.microsoft.com/office/drawing/2015/10/21/chartex" xmlns:cx3="http://schemas.microsoft.com/office/drawing/2016/5/9/chartex" xmlns:cx4="http://schemas.microsoft.com/office/drawing/2016/5/10/chartex" xmlns:cx5="http://schemas.microsoft.com/office/drawing/2016/5/11/chartex" xmlns:cx6="http://schemas.microsoft.com/office/drawing/2016/5/12/chartex" xmlns:cx7="http://schemas.microsoft.com/office/drawing/2016/5/13/chartex" xmlns:cx8="http://schemas.microsoft.com/office/drawing/2016/5/14/chartex" xmlns:mc="http://schemas.openxmlformats.org/markup-compatibility/2006" xmlns:aink="http://schemas.microsoft.com/office/drawing/2016/ink" xmlns:am3d="http://schemas.microsoft.com/office/drawing/2017/model3d" xmlns:o="urn:schemas-microsoft-com:office:office" xmlns:oel="http://schemas.microsoft.com/office/2019/extlst" xmlns:r="http://schemas.openxmlformats.org/officeDocument/2006/relationships" xmlns:m="http://schemas.openxmlformats.org/officeDocument/2006/math" xmlns:v="urn:schemas-microsoft-com:vml" xmlns:wp14="http://schemas.microsoft.com/office/word/2010/wordprocessingDrawing" xmlns:wp="http://schemas.openxmlformats.org/drawingml/2006/wordprocessingDrawing" xmlns:w10="urn:schemas-microsoft-com:office:word" xmlns:w="http://schemas.openxmlformats.org/wordprocessingml/2006/main" xmlns:w14="http://schemas.microsoft.com/office/word/2010/wordml" xmlns:w15="http://schemas.microsoft.com/office/word/2012/wordml" xmlns:w16cex="http://schemas.microsoft.com/office/word/2018/wordml/cex" xmlns:w16cid="http://schemas.microsoft.com/office/word/2016/wordml/cid" xmlns:w16="http://schemas.microsoft.com/office/word/2018/wordml" xmlns:w16sdtdh="http://schemas.microsoft.com/office/word/2020/wordml/sdtdatahash" xmlns:w16se="http://schemas.microsoft.com/office/word/2015/wordml/symex" xmlns:wpg="http://schemas.microsoft.com/office/word/2010/wordprocessingGroup" xmlns:wpi="http://schemas.microsoft.com/office/word/2010/wordprocessingInk" xmlns:wne="http://schemas.microsoft.com/office/word/2006/wordml" xmlns:wps="http://schemas.microsoft.com/office/word/2010/wordprocessingShape" mc:Ignorable="w14 w15 w16se w16cid w16 w16cex w16sdtdh wp14">
+<w:document xmlns:wpc="http://schemas.microsoft.com/office/word/2010/wordprocessingCanvas" xmlns:cx="http://schemas.microsoft.com/office/drawing/2014/chartex" xmlns:cx1="http://schemas.microsoft.com/office/drawing/2015/9/8/chartex" xmlns:cx2="http://schemas.microsoft.com/office/drawing/2015/10/21/chartex" xmlns:cx3="http://schemas.microsoft.com/office/drawing/2016/5/9/chartex" xmlns:cx4="http://schemas.microsoft.com/office/drawing/2016/5/10/chartex" xmlns:cx5="http://schemas.microsoft.com/office/drawing/2016/5/11/chartex" xmlns:cx6="http://schemas.microsoft.com/office/drawing/2016/5/12/chartex" xmlns:cx7="http://schemas.microsoft.com/office/drawing/2016/5/13/chartex" xmlns:cx8="http://schemas.microsoft.com/office/drawing/2016/5/14/chartex" xmlns:mc="http://schemas.openxmlformats.org/markup-compatibility/2006" xmlns:aink="http://schemas.microsoft.com/office/drawing/2016/ink" xmlns:am3d="http://schemas.microsoft.com/office/drawing/2017/model3d" xmlns:o="urn:schemas-microsoft-com:office:office" xmlns:r="http://schemas.openxmlformats.org/officeDocument/2006/relationships" xmlns:m="http://schemas.openxmlformats.org/officeDocument/2006/math" xmlns:v="urn:schemas-microsoft-com:vml" xmlns:wp14="http://schemas.microsoft.com/office/word/2010/wordprocessingDrawing" xmlns:wp="http://schemas.openxmlformats.org/drawingml/2006/wordprocessingDrawing" xmlns:w10="urn:schemas-microsoft-com:office:word" xmlns:w="http://schemas.openxmlformats.org/wordprocessingml/2006/main" xmlns:w14="http://schemas.microsoft.com/office/word/2010/wordml" xmlns:w15="http://schemas.microsoft.com/office/word/2012/wordml" xmlns:w16cex="http://schemas.microsoft.com/office/word/2018/wordml/cex" xmlns:w16cid="http://schemas.microsoft.com/office/word/2016/wordml/cid" xmlns:w16="http://schemas.microsoft.com/office/word/2018/wordml" xmlns:w16sdtdh="http://schemas.microsoft.com/office/word/2020/wordml/sdtdatahash" xmlns:w16se="http://schemas.microsoft.com/office/word/2015/wordml/symex" xmlns:wpg="http://schemas.microsoft.com/office/word/2010/wordprocessingGroup" xmlns:wpi="http://schemas.microsoft.com/office/word/2010/wordprocessingInk" xmlns:wne="http://schemas.microsoft.com/office/word/2006/wordml" xmlns:wps="http://schemas.microsoft.com/office/word/2010/wordprocessingShape" mc:Ignorable="w14 w15 w16se w16cid w16 w16cex w16sdtdh wp14">
   <w:body>
     <w:p>
       <w:pPr>
@@ -2186,21 +2186,10 @@
     </w:p>
     <w:p>
       <w:pPr>
-        <w:pStyle w:val="af0"/>
-        <w:shd w:val="clear" w:color="auto" w:fill="FFFFFF"/>
-        <w:spacing w:before="0" w:beforeAutospacing="0" w:after="0" w:afterAutospacing="0" w:line="360" w:lineRule="auto"/>
-        <w:ind w:firstLine="709"/>
-        <w:jc w:val="both"/>
-        <w:rPr>
-          <w:color w:val="0D0D0D"/>
-        </w:rPr>
-      </w:pPr>
-    </w:p>
-    <w:p>
-      <w:pPr>
         <w:pStyle w:val="a4"/>
       </w:pPr>
       <w:r>
+        <w:lastRenderedPageBreak/>
         <w:t>1.3.3 Расширение цифровых сервисов в высшем образовании</w:t>
       </w:r>
     </w:p>
@@ -2430,14 +2419,12 @@
         <w:pStyle w:val="a4"/>
       </w:pPr>
       <w:r>
+        <w:t xml:space="preserve">Таким образом, актуальность проекта подтверждается современными российскими статистическими и аналитическими данными. С одной стороны, в России существует массовая </w:t>
+      </w:r>
+      <w:r>
         <w:lastRenderedPageBreak/>
-        <w:t>Таким образом, актуальность проекта подтверждается современными российскими статистическими и аналитическими данными. С одной стороны, в России существует массовая студенческая аудитория, активно использующая интернет, смартфоны и цифровые сервисы. С другой стороны, цифровизация высшей школы сопровождается не только новыми возможностями, но и ограничениями: сохраняется сравнительно невысокий уровень цифровых навыков, существует потребность в безопасной и понятной среде для работы с контентом, а также остаётся риск того, что пользователи предпочтут привычные каналы обмена файлами. Поэтому разработка мобильного приложения для обмена учебными материалами между студентами вузов является актуальной, но требует реалистичного подхода к проектированию, интерфейсу, модерации и сопровождению системы.</w:t>
-      </w:r>
-    </w:p>
-    <w:p>
-      <w:pPr>
-        <w:pStyle w:val="a4"/>
-      </w:pPr>
+        <w:t>студенческая аудитория, активно использующая интернет, смартфоны и цифровые сервисы. С другой стороны, цифровизация высшей школы сопровождается не только новыми возможностями, но и ограничениями: сохраняется сравнительно невысокий уровень цифровых навыков, существует потребность в безопасной и понятной среде для работы с контентом, а также остаётся риск того, что пользователи предпочтут привычные каналы обмена файлами. Поэтому разработка мобильного приложения для обмена учебными материалами между студентами вузов является актуальной, но требует реалистичного подхода к проектированию, интерфейсу, модерации и сопровождению системы.</w:t>
+      </w:r>
     </w:p>
     <w:p>
       <w:pPr>
@@ -4846,18 +4833,21 @@
     <w:tbl>
       <w:tblPr>
         <w:tblStyle w:val="af5"/>
-        <w:tblW w:w="9863" w:type="dxa"/>
+        <w:tblW w:w="8872" w:type="dxa"/>
         <w:tblInd w:w="709" w:type="dxa"/>
         <w:tblLook w:val="04A0" w:firstRow="1" w:lastRow="0" w:firstColumn="1" w:lastColumn="0" w:noHBand="0" w:noVBand="1"/>
       </w:tblPr>
       <w:tblGrid>
-        <w:gridCol w:w="4946"/>
-        <w:gridCol w:w="4917"/>
+        <w:gridCol w:w="4449"/>
+        <w:gridCol w:w="4423"/>
       </w:tblGrid>
       <w:tr>
+        <w:trPr>
+          <w:trHeight w:val="4972"/>
+        </w:trPr>
         <w:tc>
           <w:tcPr>
-            <w:tcW w:w="4946" w:type="dxa"/>
+            <w:tcW w:w="4449" w:type="dxa"/>
           </w:tcPr>
           <w:p>
             <w:pPr>
@@ -5035,7 +5025,7 @@
         </w:tc>
         <w:tc>
           <w:tcPr>
-            <w:tcW w:w="4917" w:type="dxa"/>
+            <w:tcW w:w="4423" w:type="dxa"/>
           </w:tcPr>
           <w:p>
             <w:pPr>
@@ -5114,9 +5104,12 @@
         </w:tc>
       </w:tr>
       <w:tr>
+        <w:trPr>
+          <w:trHeight w:val="3444"/>
+        </w:trPr>
         <w:tc>
           <w:tcPr>
-            <w:tcW w:w="4946" w:type="dxa"/>
+            <w:tcW w:w="4449" w:type="dxa"/>
           </w:tcPr>
           <w:p>
             <w:pPr>
@@ -5177,20 +5170,35 @@
         </w:tc>
         <w:tc>
           <w:tcPr>
-            <w:tcW w:w="4917" w:type="dxa"/>
+            <w:tcW w:w="4423" w:type="dxa"/>
           </w:tcPr>
           <w:p>
             <w:pPr>
               <w:pStyle w:val="a4"/>
             </w:pPr>
             <w:r>
-              <w:t>T (Technological)</w:t>
+              <w:t>T</w:t>
+            </w:r>
+            <w:r>
+              <w:rPr>
+                <w:lang w:val="en-US"/>
+              </w:rPr>
+              <w:t xml:space="preserve"> </w:t>
+            </w:r>
+            <w:r>
+              <w:t>(Technological)</w:t>
             </w:r>
             <w:r>
               <w:t>.</w:t>
             </w:r>
             <w:r>
-              <w:t xml:space="preserve"> Технологические</w:t>
+              <w:rPr>
+                <w:lang w:val="en-US"/>
+              </w:rPr>
+              <w:t xml:space="preserve"> </w:t>
+            </w:r>
+            <w:r>
+              <w:t>Технологические</w:t>
             </w:r>
           </w:p>
           <w:p>
@@ -5255,12 +5263,25 @@
           <w:szCs w:val="24"/>
         </w:rPr>
       </w:pPr>
-      <w:r>
-        <w:rPr>
-          <w:rFonts w:ascii="Times New Roman" w:hAnsi="Times New Roman" w:cs="Times New Roman"/>
-          <w:sz w:val="24"/>
-          <w:szCs w:val="24"/>
-        </w:rPr>
+    </w:p>
+    <w:p>
+      <w:pPr>
+        <w:spacing w:after="0" w:line="360" w:lineRule="auto"/>
+        <w:ind w:firstLine="708"/>
+        <w:jc w:val="both"/>
+        <w:rPr>
+          <w:rFonts w:ascii="Times New Roman" w:hAnsi="Times New Roman" w:cs="Times New Roman"/>
+          <w:sz w:val="24"/>
+          <w:szCs w:val="24"/>
+        </w:rPr>
+      </w:pPr>
+      <w:r>
+        <w:rPr>
+          <w:rFonts w:ascii="Times New Roman" w:hAnsi="Times New Roman" w:cs="Times New Roman"/>
+          <w:sz w:val="24"/>
+          <w:szCs w:val="24"/>
+        </w:rPr>
+        <w:lastRenderedPageBreak/>
         <w:t>Политические факторы (P – Political)</w:t>
       </w:r>
     </w:p>
@@ -5281,16 +5302,7 @@
           <w:sz w:val="24"/>
           <w:szCs w:val="24"/>
         </w:rPr>
-        <w:t xml:space="preserve">Проведенный анализ PEST-факторов показывает, что внешняя среда в целом благоприятствует разработке и внедрению мобильного приложения для студентов. Ключевые возможности связаны с активной государственной поддержкой цифровизации образования, </w:t>
-      </w:r>
-      <w:r>
-        <w:rPr>
-          <w:rFonts w:ascii="Times New Roman" w:hAnsi="Times New Roman" w:cs="Times New Roman"/>
-          <w:sz w:val="24"/>
-          <w:szCs w:val="24"/>
-        </w:rPr>
-        <w:lastRenderedPageBreak/>
-        <w:t>высоким спросом на онлайн-обучение и укоренившейся привычкой студентов использовать смартфоны для быстрого доступа к информации. Развитие облачных технологий и современных средств разработки позволяет создать качественный продукт с оптимальными затратами.</w:t>
+        <w:t>Проведенный анализ PEST-факторов показывает, что внешняя среда в целом благоприятствует разработке и внедрению мобильного приложения для студентов. Ключевые возможности связаны с активной государственной поддержкой цифровизации образования, высоким спросом на онлайн-обучение и укоренившейся привычкой студентов использовать смартфоны для быстрого доступа к информации. Развитие облачных технологий и современных средств разработки позволяет создать качественный продукт с оптимальными затратами.</w:t>
       </w:r>
     </w:p>
     <w:p>
@@ -5364,13 +5376,17 @@
         <w:jc w:val="both"/>
         <w:rPr>
           <w:rFonts w:ascii="Times New Roman" w:hAnsi="Times New Roman" w:cs="Times New Roman"/>
-          <w:sz w:val="24"/>
-          <w:szCs w:val="24"/>
-        </w:rPr>
-      </w:pPr>
-      <w:r>
-        <w:rPr>
-          <w:rFonts w:ascii="Times New Roman" w:hAnsi="Times New Roman" w:cs="Times New Roman"/>
+          <w:i/>
+          <w:iCs/>
+          <w:sz w:val="24"/>
+          <w:szCs w:val="24"/>
+        </w:rPr>
+      </w:pPr>
+      <w:r>
+        <w:rPr>
+          <w:rFonts w:ascii="Times New Roman" w:hAnsi="Times New Roman" w:cs="Times New Roman"/>
+          <w:i/>
+          <w:iCs/>
           <w:sz w:val="24"/>
           <w:szCs w:val="24"/>
         </w:rPr>
@@ -5718,6 +5734,7 @@
           <w:sz w:val="24"/>
           <w:szCs w:val="24"/>
         </w:rPr>
+        <w:lastRenderedPageBreak/>
         <w:t>Время восстановления после инцидента (RTO) — менее X часов.</w:t>
       </w:r>
     </w:p>
@@ -5757,6 +5774,14 @@
           <w:szCs w:val="24"/>
         </w:rPr>
       </w:pPr>
+      <w:r>
+        <w:rPr>
+          <w:rFonts w:ascii="Times New Roman" w:hAnsi="Times New Roman" w:cs="Times New Roman"/>
+          <w:sz w:val="24"/>
+          <w:szCs w:val="24"/>
+        </w:rPr>
+        <w:t>Основные риски и меры снижения:</w:t>
+      </w:r>
     </w:p>
     <w:p>
       <w:pPr>
@@ -5769,6 +5794,14 @@
           <w:szCs w:val="24"/>
         </w:rPr>
       </w:pPr>
+      <w:r>
+        <w:rPr>
+          <w:rFonts w:ascii="Times New Roman" w:hAnsi="Times New Roman" w:cs="Times New Roman"/>
+          <w:sz w:val="24"/>
+          <w:szCs w:val="24"/>
+        </w:rPr>
+        <w:t>Задержка юридической проверки → резервный внешний консультант.</w:t>
+      </w:r>
     </w:p>
     <w:p>
       <w:pPr>
@@ -5787,8 +5820,7 @@
           <w:sz w:val="24"/>
           <w:szCs w:val="24"/>
         </w:rPr>
-        <w:lastRenderedPageBreak/>
-        <w:t>Основные риски и меры снижения:</w:t>
+        <w:t xml:space="preserve">Найденные уязвимости → план срочных исправлений и временная приостановка проблемных функций. </w:t>
       </w:r>
     </w:p>
     <w:p>
@@ -5798,53 +5830,17 @@
         <w:jc w:val="both"/>
         <w:rPr>
           <w:rFonts w:ascii="Times New Roman" w:hAnsi="Times New Roman" w:cs="Times New Roman"/>
-          <w:sz w:val="24"/>
-          <w:szCs w:val="24"/>
-        </w:rPr>
-      </w:pPr>
-      <w:r>
-        <w:rPr>
-          <w:rFonts w:ascii="Times New Roman" w:hAnsi="Times New Roman" w:cs="Times New Roman"/>
-          <w:sz w:val="24"/>
-          <w:szCs w:val="24"/>
-        </w:rPr>
-        <w:t>Задержка юридической проверки → резервный внешний консультант.</w:t>
-      </w:r>
-    </w:p>
-    <w:p>
-      <w:pPr>
-        <w:spacing w:after="0" w:line="360" w:lineRule="auto"/>
-        <w:ind w:firstLine="709"/>
-        <w:jc w:val="both"/>
-        <w:rPr>
-          <w:rFonts w:ascii="Times New Roman" w:hAnsi="Times New Roman" w:cs="Times New Roman"/>
-          <w:sz w:val="24"/>
-          <w:szCs w:val="24"/>
-        </w:rPr>
-      </w:pPr>
-      <w:r>
-        <w:rPr>
-          <w:rFonts w:ascii="Times New Roman" w:hAnsi="Times New Roman" w:cs="Times New Roman"/>
-          <w:sz w:val="24"/>
-          <w:szCs w:val="24"/>
-        </w:rPr>
-        <w:t xml:space="preserve">Найденные уязвимости → план срочных исправлений и временная приостановка проблемных функций. </w:t>
-      </w:r>
-    </w:p>
-    <w:p>
-      <w:pPr>
-        <w:spacing w:after="0" w:line="360" w:lineRule="auto"/>
-        <w:ind w:firstLine="709"/>
-        <w:jc w:val="both"/>
-        <w:rPr>
-          <w:rFonts w:ascii="Times New Roman" w:hAnsi="Times New Roman" w:cs="Times New Roman"/>
-          <w:sz w:val="24"/>
-          <w:szCs w:val="24"/>
-        </w:rPr>
-      </w:pPr>
-      <w:r>
-        <w:rPr>
-          <w:rFonts w:ascii="Times New Roman" w:hAnsi="Times New Roman" w:cs="Times New Roman"/>
+          <w:i/>
+          <w:iCs/>
+          <w:sz w:val="24"/>
+          <w:szCs w:val="24"/>
+        </w:rPr>
+      </w:pPr>
+      <w:r>
+        <w:rPr>
+          <w:rFonts w:ascii="Times New Roman" w:hAnsi="Times New Roman" w:cs="Times New Roman"/>
+          <w:i/>
+          <w:iCs/>
           <w:sz w:val="24"/>
           <w:szCs w:val="24"/>
         </w:rPr>
@@ -6973,13 +6969,17 @@
         <w:jc w:val="both"/>
         <w:rPr>
           <w:rFonts w:ascii="Times New Roman" w:hAnsi="Times New Roman" w:cs="Times New Roman"/>
-          <w:sz w:val="24"/>
-          <w:szCs w:val="24"/>
-        </w:rPr>
-      </w:pPr>
-      <w:r>
-        <w:rPr>
-          <w:rFonts w:ascii="Times New Roman" w:hAnsi="Times New Roman" w:cs="Times New Roman"/>
+          <w:i/>
+          <w:iCs/>
+          <w:sz w:val="24"/>
+          <w:szCs w:val="24"/>
+        </w:rPr>
+      </w:pPr>
+      <w:r>
+        <w:rPr>
+          <w:rFonts w:ascii="Times New Roman" w:hAnsi="Times New Roman" w:cs="Times New Roman"/>
+          <w:i/>
+          <w:iCs/>
           <w:sz w:val="24"/>
           <w:szCs w:val="24"/>
         </w:rPr>
@@ -7243,13 +7243,17 @@
         <w:jc w:val="both"/>
         <w:rPr>
           <w:rFonts w:ascii="Times New Roman" w:hAnsi="Times New Roman" w:cs="Times New Roman"/>
-          <w:sz w:val="24"/>
-          <w:szCs w:val="24"/>
-        </w:rPr>
-      </w:pPr>
-      <w:r>
-        <w:rPr>
-          <w:rFonts w:ascii="Times New Roman" w:hAnsi="Times New Roman" w:cs="Times New Roman"/>
+          <w:i/>
+          <w:iCs/>
+          <w:sz w:val="24"/>
+          <w:szCs w:val="24"/>
+        </w:rPr>
+      </w:pPr>
+      <w:r>
+        <w:rPr>
+          <w:rFonts w:ascii="Times New Roman" w:hAnsi="Times New Roman" w:cs="Times New Roman"/>
+          <w:i/>
+          <w:iCs/>
           <w:sz w:val="24"/>
           <w:szCs w:val="24"/>
         </w:rPr>
@@ -7514,13 +7518,17 @@
         <w:jc w:val="both"/>
         <w:rPr>
           <w:rFonts w:ascii="Times New Roman" w:hAnsi="Times New Roman" w:cs="Times New Roman"/>
-          <w:sz w:val="24"/>
-          <w:szCs w:val="24"/>
-        </w:rPr>
-      </w:pPr>
-      <w:r>
-        <w:rPr>
-          <w:rFonts w:ascii="Times New Roman" w:hAnsi="Times New Roman" w:cs="Times New Roman"/>
+          <w:i/>
+          <w:iCs/>
+          <w:sz w:val="24"/>
+          <w:szCs w:val="24"/>
+        </w:rPr>
+      </w:pPr>
+      <w:r>
+        <w:rPr>
+          <w:rFonts w:ascii="Times New Roman" w:hAnsi="Times New Roman" w:cs="Times New Roman"/>
+          <w:i/>
+          <w:iCs/>
           <w:sz w:val="24"/>
           <w:szCs w:val="24"/>
         </w:rPr>
@@ -7784,13 +7792,17 @@
         <w:jc w:val="both"/>
         <w:rPr>
           <w:rFonts w:ascii="Times New Roman" w:hAnsi="Times New Roman" w:cs="Times New Roman"/>
-          <w:sz w:val="24"/>
-          <w:szCs w:val="24"/>
-        </w:rPr>
-      </w:pPr>
-      <w:r>
-        <w:rPr>
-          <w:rFonts w:ascii="Times New Roman" w:hAnsi="Times New Roman" w:cs="Times New Roman"/>
+          <w:i/>
+          <w:iCs/>
+          <w:sz w:val="24"/>
+          <w:szCs w:val="24"/>
+        </w:rPr>
+      </w:pPr>
+      <w:r>
+        <w:rPr>
+          <w:rFonts w:ascii="Times New Roman" w:hAnsi="Times New Roman" w:cs="Times New Roman"/>
+          <w:i/>
+          <w:iCs/>
           <w:sz w:val="24"/>
           <w:szCs w:val="24"/>
         </w:rPr>
@@ -8580,7 +8592,27 @@
           <w:szCs w:val="24"/>
           <w:shd w:val="clear" w:color="auto" w:fill="FFFFFF"/>
         </w:rPr>
-        <w:t>В таблице 1 представлена диаграмма Ганта, представленная в табличном формате</w:t>
+        <w:t xml:space="preserve">В таблице </w:t>
+      </w:r>
+      <w:r>
+        <w:rPr>
+          <w:rFonts w:ascii="Times New Roman" w:hAnsi="Times New Roman" w:cs="Times New Roman"/>
+          <w:color w:val="0D0D0D"/>
+          <w:sz w:val="24"/>
+          <w:szCs w:val="24"/>
+          <w:shd w:val="clear" w:color="auto" w:fill="FFFFFF"/>
+        </w:rPr>
+        <w:t>2</w:t>
+      </w:r>
+      <w:r>
+        <w:rPr>
+          <w:rFonts w:ascii="Times New Roman" w:hAnsi="Times New Roman" w:cs="Times New Roman"/>
+          <w:color w:val="0D0D0D"/>
+          <w:sz w:val="24"/>
+          <w:szCs w:val="24"/>
+          <w:shd w:val="clear" w:color="auto" w:fill="FFFFFF"/>
+        </w:rPr>
+        <w:t xml:space="preserve"> представлена диаграмма Ганта, представленная в табличном формате</w:t>
       </w:r>
     </w:p>
     <w:p>
@@ -10133,6 +10165,54 @@
           </w:p>
         </w:tc>
       </w:tr>
+    </w:tbl>
+    <w:p>
+      <w:pPr>
+        <w:spacing w:after="0" w:line="360" w:lineRule="auto"/>
+        <w:ind w:firstLine="708"/>
+        <w:jc w:val="both"/>
+        <w:rPr>
+          <w:rFonts w:ascii="Times New Roman" w:hAnsi="Times New Roman" w:cs="Times New Roman"/>
+          <w:sz w:val="24"/>
+          <w:szCs w:val="24"/>
+          <w:lang w:val="en-US"/>
+        </w:rPr>
+      </w:pPr>
+      <w:r>
+        <w:rPr>
+          <w:rFonts w:ascii="Times New Roman" w:hAnsi="Times New Roman" w:cs="Times New Roman"/>
+          <w:sz w:val="24"/>
+          <w:szCs w:val="24"/>
+        </w:rPr>
+        <w:lastRenderedPageBreak/>
+        <w:t xml:space="preserve">Продолжение таблицы </w:t>
+      </w:r>
+      <w:r>
+        <w:rPr>
+          <w:rFonts w:ascii="Times New Roman" w:hAnsi="Times New Roman" w:cs="Times New Roman"/>
+          <w:sz w:val="24"/>
+          <w:szCs w:val="24"/>
+          <w:lang w:val="en-US"/>
+        </w:rPr>
+        <w:t>2</w:t>
+      </w:r>
+    </w:p>
+    <w:tbl>
+      <w:tblPr>
+        <w:tblStyle w:val="af5"/>
+        <w:tblW w:w="0" w:type="auto"/>
+        <w:tblLook w:val="04A0" w:firstRow="1" w:lastRow="0" w:firstColumn="1" w:lastColumn="0" w:noHBand="0" w:noVBand="1"/>
+      </w:tblPr>
+      <w:tblGrid>
+        <w:gridCol w:w="1906"/>
+        <w:gridCol w:w="1102"/>
+        <w:gridCol w:w="1102"/>
+        <w:gridCol w:w="1102"/>
+        <w:gridCol w:w="1104"/>
+        <w:gridCol w:w="1104"/>
+        <w:gridCol w:w="1104"/>
+        <w:gridCol w:w="1104"/>
+      </w:tblGrid>
       <w:tr>
         <w:tc>
           <w:tcPr>
@@ -10151,19 +10231,12 @@
             <w:r>
               <w:rPr>
                 <w:rFonts w:ascii="Times New Roman" w:hAnsi="Times New Roman" w:cs="Times New Roman"/>
-                <w:sz w:val="24"/>
-                <w:szCs w:val="24"/>
-              </w:rPr>
-              <w:lastRenderedPageBreak/>
-              <w:t xml:space="preserve">Подготовка </w:t>
-            </w:r>
-            <w:r>
-              <w:rPr>
-                <w:rFonts w:ascii="Times New Roman" w:hAnsi="Times New Roman" w:cs="Times New Roman"/>
-                <w:sz w:val="24"/>
-                <w:szCs w:val="24"/>
-              </w:rPr>
-              <w:t>и запуск приложения</w:t>
+                <w:b/>
+                <w:bCs/>
+                <w:sz w:val="24"/>
+                <w:szCs w:val="24"/>
+              </w:rPr>
+              <w:t>Этап</w:t>
             </w:r>
           </w:p>
         </w:tc>
@@ -10181,6 +10254,27 @@
                 <w:szCs w:val="24"/>
               </w:rPr>
             </w:pPr>
+            <w:r>
+              <w:rPr>
+                <w:rFonts w:ascii="Times New Roman" w:hAnsi="Times New Roman" w:cs="Times New Roman"/>
+                <w:b/>
+                <w:bCs/>
+                <w:sz w:val="24"/>
+                <w:szCs w:val="24"/>
+              </w:rPr>
+              <w:t>М</w:t>
+            </w:r>
+            <w:r>
+              <w:rPr>
+                <w:rFonts w:ascii="Times New Roman" w:hAnsi="Times New Roman" w:cs="Times New Roman"/>
+                <w:b/>
+                <w:bCs/>
+                <w:sz w:val="24"/>
+                <w:szCs w:val="24"/>
+                <w:lang w:val="en-US"/>
+              </w:rPr>
+              <w:t>1</w:t>
+            </w:r>
           </w:p>
         </w:tc>
         <w:tc>
@@ -10197,6 +10291,27 @@
                 <w:szCs w:val="24"/>
               </w:rPr>
             </w:pPr>
+            <w:r>
+              <w:rPr>
+                <w:rFonts w:ascii="Times New Roman" w:hAnsi="Times New Roman" w:cs="Times New Roman"/>
+                <w:b/>
+                <w:bCs/>
+                <w:sz w:val="24"/>
+                <w:szCs w:val="24"/>
+              </w:rPr>
+              <w:t>М</w:t>
+            </w:r>
+            <w:r>
+              <w:rPr>
+                <w:rFonts w:ascii="Times New Roman" w:hAnsi="Times New Roman" w:cs="Times New Roman"/>
+                <w:b/>
+                <w:bCs/>
+                <w:sz w:val="24"/>
+                <w:szCs w:val="24"/>
+                <w:lang w:val="en-US"/>
+              </w:rPr>
+              <w:t>2</w:t>
+            </w:r>
           </w:p>
         </w:tc>
         <w:tc>
@@ -10213,6 +10328,27 @@
                 <w:szCs w:val="24"/>
               </w:rPr>
             </w:pPr>
+            <w:r>
+              <w:rPr>
+                <w:rFonts w:ascii="Times New Roman" w:hAnsi="Times New Roman" w:cs="Times New Roman"/>
+                <w:b/>
+                <w:bCs/>
+                <w:sz w:val="24"/>
+                <w:szCs w:val="24"/>
+              </w:rPr>
+              <w:t>М</w:t>
+            </w:r>
+            <w:r>
+              <w:rPr>
+                <w:rFonts w:ascii="Times New Roman" w:hAnsi="Times New Roman" w:cs="Times New Roman"/>
+                <w:b/>
+                <w:bCs/>
+                <w:sz w:val="24"/>
+                <w:szCs w:val="24"/>
+                <w:lang w:val="en-US"/>
+              </w:rPr>
+              <w:t>3</w:t>
+            </w:r>
           </w:p>
         </w:tc>
         <w:tc>
@@ -10229,6 +10365,27 @@
                 <w:szCs w:val="24"/>
               </w:rPr>
             </w:pPr>
+            <w:r>
+              <w:rPr>
+                <w:rFonts w:ascii="Times New Roman" w:hAnsi="Times New Roman" w:cs="Times New Roman"/>
+                <w:b/>
+                <w:bCs/>
+                <w:sz w:val="24"/>
+                <w:szCs w:val="24"/>
+              </w:rPr>
+              <w:t>М</w:t>
+            </w:r>
+            <w:r>
+              <w:rPr>
+                <w:rFonts w:ascii="Times New Roman" w:hAnsi="Times New Roman" w:cs="Times New Roman"/>
+                <w:b/>
+                <w:bCs/>
+                <w:sz w:val="24"/>
+                <w:szCs w:val="24"/>
+                <w:lang w:val="en-US"/>
+              </w:rPr>
+              <w:t>4</w:t>
+            </w:r>
           </w:p>
         </w:tc>
         <w:tc>
@@ -10245,6 +10402,27 @@
                 <w:szCs w:val="24"/>
               </w:rPr>
             </w:pPr>
+            <w:r>
+              <w:rPr>
+                <w:rFonts w:ascii="Times New Roman" w:hAnsi="Times New Roman" w:cs="Times New Roman"/>
+                <w:b/>
+                <w:bCs/>
+                <w:sz w:val="24"/>
+                <w:szCs w:val="24"/>
+              </w:rPr>
+              <w:t>М</w:t>
+            </w:r>
+            <w:r>
+              <w:rPr>
+                <w:rFonts w:ascii="Times New Roman" w:hAnsi="Times New Roman" w:cs="Times New Roman"/>
+                <w:b/>
+                <w:bCs/>
+                <w:sz w:val="24"/>
+                <w:szCs w:val="24"/>
+                <w:lang w:val="en-US"/>
+              </w:rPr>
+              <w:t>5</w:t>
+            </w:r>
           </w:p>
         </w:tc>
         <w:tc>
@@ -10262,6 +10440,196 @@
                 <w:szCs w:val="24"/>
               </w:rPr>
             </w:pPr>
+            <w:r>
+              <w:rPr>
+                <w:rFonts w:ascii="Times New Roman" w:hAnsi="Times New Roman" w:cs="Times New Roman"/>
+                <w:b/>
+                <w:bCs/>
+                <w:sz w:val="24"/>
+                <w:szCs w:val="24"/>
+              </w:rPr>
+              <w:t>М</w:t>
+            </w:r>
+            <w:r>
+              <w:rPr>
+                <w:rFonts w:ascii="Times New Roman" w:hAnsi="Times New Roman" w:cs="Times New Roman"/>
+                <w:b/>
+                <w:bCs/>
+                <w:sz w:val="24"/>
+                <w:szCs w:val="24"/>
+                <w:lang w:val="en-US"/>
+              </w:rPr>
+              <w:t>6</w:t>
+            </w:r>
+          </w:p>
+        </w:tc>
+        <w:tc>
+          <w:tcPr>
+            <w:tcW w:w="1104" w:type="dxa"/>
+            <w:shd w:val="clear" w:color="auto" w:fill="auto"/>
+          </w:tcPr>
+          <w:p>
+            <w:pPr>
+              <w:spacing w:line="360" w:lineRule="auto"/>
+              <w:jc w:val="both"/>
+              <w:rPr>
+                <w:rFonts w:ascii="Times New Roman" w:hAnsi="Times New Roman" w:cs="Times New Roman"/>
+                <w:sz w:val="24"/>
+                <w:szCs w:val="24"/>
+              </w:rPr>
+            </w:pPr>
+            <w:r>
+              <w:rPr>
+                <w:rFonts w:ascii="Times New Roman" w:hAnsi="Times New Roman" w:cs="Times New Roman"/>
+                <w:b/>
+                <w:bCs/>
+                <w:sz w:val="24"/>
+                <w:szCs w:val="24"/>
+              </w:rPr>
+              <w:t>М</w:t>
+            </w:r>
+            <w:r>
+              <w:rPr>
+                <w:rFonts w:ascii="Times New Roman" w:hAnsi="Times New Roman" w:cs="Times New Roman"/>
+                <w:b/>
+                <w:bCs/>
+                <w:sz w:val="24"/>
+                <w:szCs w:val="24"/>
+                <w:lang w:val="en-US"/>
+              </w:rPr>
+              <w:t>7</w:t>
+            </w:r>
+          </w:p>
+        </w:tc>
+      </w:tr>
+      <w:tr>
+        <w:tc>
+          <w:tcPr>
+            <w:tcW w:w="1906" w:type="dxa"/>
+          </w:tcPr>
+          <w:p>
+            <w:pPr>
+              <w:spacing w:line="360" w:lineRule="auto"/>
+              <w:jc w:val="both"/>
+              <w:rPr>
+                <w:rFonts w:ascii="Times New Roman" w:hAnsi="Times New Roman" w:cs="Times New Roman"/>
+                <w:sz w:val="24"/>
+                <w:szCs w:val="24"/>
+              </w:rPr>
+            </w:pPr>
+            <w:r>
+              <w:rPr>
+                <w:rFonts w:ascii="Times New Roman" w:hAnsi="Times New Roman" w:cs="Times New Roman"/>
+                <w:sz w:val="24"/>
+                <w:szCs w:val="24"/>
+              </w:rPr>
+              <w:t xml:space="preserve">Подготовка </w:t>
+            </w:r>
+            <w:r>
+              <w:rPr>
+                <w:rFonts w:ascii="Times New Roman" w:hAnsi="Times New Roman" w:cs="Times New Roman"/>
+                <w:sz w:val="24"/>
+                <w:szCs w:val="24"/>
+              </w:rPr>
+              <w:t>и запуск приложения</w:t>
+            </w:r>
+          </w:p>
+        </w:tc>
+        <w:tc>
+          <w:tcPr>
+            <w:tcW w:w="1102" w:type="dxa"/>
+          </w:tcPr>
+          <w:p>
+            <w:pPr>
+              <w:spacing w:line="360" w:lineRule="auto"/>
+              <w:jc w:val="both"/>
+              <w:rPr>
+                <w:rFonts w:ascii="Times New Roman" w:hAnsi="Times New Roman" w:cs="Times New Roman"/>
+                <w:sz w:val="24"/>
+                <w:szCs w:val="24"/>
+              </w:rPr>
+            </w:pPr>
+          </w:p>
+        </w:tc>
+        <w:tc>
+          <w:tcPr>
+            <w:tcW w:w="1102" w:type="dxa"/>
+          </w:tcPr>
+          <w:p>
+            <w:pPr>
+              <w:spacing w:line="360" w:lineRule="auto"/>
+              <w:jc w:val="both"/>
+              <w:rPr>
+                <w:rFonts w:ascii="Times New Roman" w:hAnsi="Times New Roman" w:cs="Times New Roman"/>
+                <w:sz w:val="24"/>
+                <w:szCs w:val="24"/>
+              </w:rPr>
+            </w:pPr>
+          </w:p>
+        </w:tc>
+        <w:tc>
+          <w:tcPr>
+            <w:tcW w:w="1102" w:type="dxa"/>
+          </w:tcPr>
+          <w:p>
+            <w:pPr>
+              <w:spacing w:line="360" w:lineRule="auto"/>
+              <w:jc w:val="both"/>
+              <w:rPr>
+                <w:rFonts w:ascii="Times New Roman" w:hAnsi="Times New Roman" w:cs="Times New Roman"/>
+                <w:sz w:val="24"/>
+                <w:szCs w:val="24"/>
+              </w:rPr>
+            </w:pPr>
+          </w:p>
+        </w:tc>
+        <w:tc>
+          <w:tcPr>
+            <w:tcW w:w="1104" w:type="dxa"/>
+          </w:tcPr>
+          <w:p>
+            <w:pPr>
+              <w:spacing w:line="360" w:lineRule="auto"/>
+              <w:jc w:val="both"/>
+              <w:rPr>
+                <w:rFonts w:ascii="Times New Roman" w:hAnsi="Times New Roman" w:cs="Times New Roman"/>
+                <w:sz w:val="24"/>
+                <w:szCs w:val="24"/>
+              </w:rPr>
+            </w:pPr>
+          </w:p>
+        </w:tc>
+        <w:tc>
+          <w:tcPr>
+            <w:tcW w:w="1104" w:type="dxa"/>
+          </w:tcPr>
+          <w:p>
+            <w:pPr>
+              <w:spacing w:line="360" w:lineRule="auto"/>
+              <w:jc w:val="both"/>
+              <w:rPr>
+                <w:rFonts w:ascii="Times New Roman" w:hAnsi="Times New Roman" w:cs="Times New Roman"/>
+                <w:sz w:val="24"/>
+                <w:szCs w:val="24"/>
+              </w:rPr>
+            </w:pPr>
+          </w:p>
+        </w:tc>
+        <w:tc>
+          <w:tcPr>
+            <w:tcW w:w="1104" w:type="dxa"/>
+            <w:shd w:val="clear" w:color="auto" w:fill="auto"/>
+          </w:tcPr>
+          <w:p>
+            <w:pPr>
+              <w:spacing w:line="360" w:lineRule="auto"/>
+              <w:jc w:val="both"/>
+              <w:rPr>
+                <w:rFonts w:ascii="Times New Roman" w:hAnsi="Times New Roman" w:cs="Times New Roman"/>
+                <w:sz w:val="24"/>
+                <w:szCs w:val="24"/>
+              </w:rPr>
+            </w:pPr>
           </w:p>
         </w:tc>
         <w:tc>
@@ -10283,23 +10651,10 @@
         </w:tc>
       </w:tr>
     </w:tbl>
-    <w:p/>
     <w:p>
       <w:pPr>
         <w:spacing w:after="0" w:line="360" w:lineRule="auto"/>
-        <w:ind w:firstLine="709"/>
-        <w:jc w:val="both"/>
-        <w:rPr>
-          <w:rFonts w:ascii="Times New Roman" w:hAnsi="Times New Roman" w:cs="Times New Roman"/>
-          <w:sz w:val="24"/>
-          <w:szCs w:val="24"/>
-        </w:rPr>
-      </w:pPr>
-    </w:p>
-    <w:p>
-      <w:pPr>
-        <w:spacing w:after="0" w:line="360" w:lineRule="auto"/>
-        <w:ind w:left="709"/>
+        <w:ind w:firstLine="708"/>
         <w:jc w:val="both"/>
         <w:rPr>
           <w:rFonts w:ascii="Times New Roman" w:hAnsi="Times New Roman" w:cs="Times New Roman"/>
@@ -10661,18 +11016,6 @@
     </w:p>
     <w:p>
       <w:pPr>
-        <w:spacing w:after="0" w:line="360" w:lineRule="auto"/>
-        <w:ind w:firstLine="709"/>
-        <w:jc w:val="both"/>
-        <w:rPr>
-          <w:rFonts w:ascii="Times New Roman" w:hAnsi="Times New Roman" w:cs="Times New Roman"/>
-          <w:sz w:val="24"/>
-          <w:szCs w:val="24"/>
-        </w:rPr>
-      </w:pPr>
-    </w:p>
-    <w:p>
-      <w:pPr>
         <w:pStyle w:val="3"/>
         <w:spacing w:before="0" w:after="0" w:line="360" w:lineRule="auto"/>
         <w:ind w:firstLine="709"/>
@@ -10882,7 +11225,6 @@
         <w:jc w:val="both"/>
       </w:pPr>
       <w:r>
-        <w:lastRenderedPageBreak/>
         <w:t>С</w:t>
       </w:r>
       <w:r>
@@ -10919,6 +11261,7 @@
         <w:jc w:val="both"/>
       </w:pPr>
       <w:r>
+        <w:lastRenderedPageBreak/>
         <w:t>С</w:t>
       </w:r>
       <w:r>
@@ -11550,7 +11893,6 @@
         <w:jc w:val="both"/>
       </w:pPr>
       <w:r>
-        <w:lastRenderedPageBreak/>
         <w:t>О</w:t>
       </w:r>
       <w:r>
@@ -11587,6 +11929,7 @@
         <w:jc w:val="both"/>
       </w:pPr>
       <w:r>
+        <w:lastRenderedPageBreak/>
         <w:t>А</w:t>
       </w:r>
       <w:r>
@@ -11600,19 +11943,14 @@
         <w:ind w:left="709"/>
         <w:jc w:val="both"/>
       </w:pPr>
-    </w:p>
-    <w:p>
-      <w:pPr>
-        <w:pStyle w:val="af0"/>
-        <w:spacing w:before="0" w:beforeAutospacing="0" w:after="0" w:afterAutospacing="0" w:line="360" w:lineRule="auto"/>
-        <w:ind w:left="709"/>
-        <w:jc w:val="both"/>
-      </w:pPr>
       <w:r>
         <w:t>Визуализация бизнес-модели Остервальдера и Пинье представлена в таблице</w:t>
       </w:r>
       <w:r>
-        <w:t xml:space="preserve"> 2</w:t>
+        <w:t xml:space="preserve"> </w:t>
+      </w:r>
+      <w:r>
+        <w:t>3</w:t>
       </w:r>
       <w:r>
         <w:t>.</w:t>
@@ -13088,17 +13426,9 @@
     </w:tbl>
     <w:p>
       <w:pPr>
-        <w:pStyle w:val="af0"/>
-        <w:spacing w:before="0" w:beforeAutospacing="0" w:after="0" w:afterAutospacing="0" w:line="360" w:lineRule="auto"/>
-        <w:ind w:left="709"/>
+        <w:spacing w:after="0" w:line="360" w:lineRule="auto"/>
+        <w:ind w:firstLine="708"/>
         <w:jc w:val="both"/>
-      </w:pPr>
-    </w:p>
-    <w:p>
-      <w:pPr>
-        <w:pStyle w:val="aa"/>
-        <w:spacing w:after="0" w:line="360" w:lineRule="auto"/>
-        <w:jc w:val="both"/>
         <w:rPr>
           <w:rFonts w:ascii="Times New Roman" w:hAnsi="Times New Roman" w:cs="Times New Roman"/>
           <w:color w:val="0D0D0D"/>
@@ -13115,7 +13445,7 @@
           <w:szCs w:val="24"/>
           <w:shd w:val="clear" w:color="auto" w:fill="FFFFFF"/>
         </w:rPr>
-        <w:t>7.</w:t>
+        <w:t>7.3</w:t>
       </w:r>
       <w:r>
         <w:rPr>
@@ -13125,26 +13455,7 @@
           <w:szCs w:val="24"/>
           <w:shd w:val="clear" w:color="auto" w:fill="FFFFFF"/>
         </w:rPr>
-        <w:t>3</w:t>
-      </w:r>
-      <w:r>
-        <w:rPr>
-          <w:rFonts w:ascii="Times New Roman" w:hAnsi="Times New Roman" w:cs="Times New Roman"/>
-          <w:color w:val="0D0D0D"/>
-          <w:sz w:val="24"/>
-          <w:szCs w:val="24"/>
-          <w:shd w:val="clear" w:color="auto" w:fill="FFFFFF"/>
-        </w:rPr>
         <w:tab/>
-      </w:r>
-      <w:r>
-        <w:rPr>
-          <w:rFonts w:ascii="Times New Roman" w:hAnsi="Times New Roman" w:cs="Times New Roman"/>
-          <w:color w:val="0D0D0D"/>
-          <w:sz w:val="24"/>
-          <w:szCs w:val="24"/>
-          <w:shd w:val="clear" w:color="auto" w:fill="FFFFFF"/>
-        </w:rPr>
         <w:t>Сетевой график (таблица, расчёты, схема)</w:t>
       </w:r>
     </w:p>
@@ -13170,6 +13481,23 @@
     </w:p>
     <w:p>
       <w:pPr>
+        <w:rPr>
+          <w:rFonts w:ascii="Times New Roman" w:hAnsi="Times New Roman" w:cs="Times New Roman"/>
+          <w:sz w:val="24"/>
+          <w:szCs w:val="24"/>
+        </w:rPr>
+      </w:pPr>
+      <w:r>
+        <w:rPr>
+          <w:rFonts w:ascii="Times New Roman" w:hAnsi="Times New Roman" w:cs="Times New Roman"/>
+          <w:sz w:val="24"/>
+          <w:szCs w:val="24"/>
+        </w:rPr>
+        <w:br w:type="page"/>
+      </w:r>
+    </w:p>
+    <w:p>
+      <w:pPr>
         <w:spacing w:after="0" w:line="360" w:lineRule="auto"/>
         <w:ind w:firstLine="709"/>
         <w:jc w:val="both"/>
@@ -13185,6 +13513,7 @@
           <w:sz w:val="24"/>
           <w:szCs w:val="24"/>
         </w:rPr>
+        <w:lastRenderedPageBreak/>
         <w:t>7.3.1</w:t>
       </w:r>
       <w:r>
@@ -13230,7 +13559,7 @@
           <w:sz w:val="24"/>
           <w:szCs w:val="24"/>
         </w:rPr>
-        <w:t>3</w:t>
+        <w:t>4</w:t>
       </w:r>
       <w:r>
         <w:rPr>
@@ -13260,7 +13589,6 @@
           <w:sz w:val="24"/>
           <w:szCs w:val="24"/>
         </w:rPr>
-        <w:lastRenderedPageBreak/>
         <w:t xml:space="preserve">Таблица </w:t>
       </w:r>
       <w:r>
@@ -13269,8 +13597,9 @@
           <w:color w:val="auto"/>
           <w:sz w:val="24"/>
           <w:szCs w:val="24"/>
-        </w:rPr>
-        <w:t>3</w:t>
+          <w:lang w:val="en-US"/>
+        </w:rPr>
+        <w:t>4</w:t>
       </w:r>
       <w:r>
         <w:rPr>
@@ -14624,7 +14953,7 @@
           <w:sz w:val="24"/>
           <w:szCs w:val="24"/>
         </w:rPr>
-        <w:t>4</w:t>
+        <w:t>5</w:t>
       </w:r>
       <w:r>
         <w:rPr>
@@ -14663,7 +14992,7 @@
           <w:sz w:val="24"/>
           <w:szCs w:val="24"/>
         </w:rPr>
-        <w:t>4</w:t>
+        <w:t>5</w:t>
       </w:r>
       <w:r>
         <w:rPr>
@@ -16874,6 +17203,7 @@
           <w:sz w:val="24"/>
           <w:szCs w:val="24"/>
         </w:rPr>
+        <w:lastRenderedPageBreak/>
         <w:t>Критический путь – последовательность работ, определяющих минимальную продолжительность проекта.</w:t>
       </w:r>
     </w:p>
@@ -16914,7 +17244,6 @@
           <w:sz w:val="24"/>
           <w:szCs w:val="24"/>
         </w:rPr>
-        <w:lastRenderedPageBreak/>
         <w:t xml:space="preserve">A </w:t>
       </w:r>
       <w:r>
@@ -19413,20 +19742,6 @@
     </w:p>
     <w:p>
       <w:pPr>
-        <w:spacing w:after="0" w:line="360" w:lineRule="auto"/>
-        <w:jc w:val="center"/>
-        <w:rPr>
-          <w:rFonts w:ascii="Times New Roman" w:eastAsia="Times New Roman" w:hAnsi="Times New Roman" w:cs="Times New Roman"/>
-          <w:kern w:val="0"/>
-          <w:sz w:val="24"/>
-          <w:szCs w:val="24"/>
-          <w:lang w:eastAsia="ru-RU"/>
-          <w14:ligatures w14:val="none"/>
-        </w:rPr>
-      </w:pPr>
-    </w:p>
-    <w:p>
-      <w:pPr>
         <w:pStyle w:val="aa"/>
         <w:numPr>
           <w:ilvl w:val="0"/>
@@ -19736,7 +20051,23 @@
           <w:sz w:val="24"/>
           <w:szCs w:val="24"/>
         </w:rPr>
-        <w:t>Таблица расчёта параметров представлена в таблице 4.</w:t>
+        <w:t xml:space="preserve">Таблица расчёта параметров представлена в таблице </w:t>
+      </w:r>
+      <w:r>
+        <w:rPr>
+          <w:rFonts w:ascii="Times New Roman" w:hAnsi="Times New Roman" w:cs="Times New Roman"/>
+          <w:sz w:val="24"/>
+          <w:szCs w:val="24"/>
+        </w:rPr>
+        <w:t>6</w:t>
+      </w:r>
+      <w:r>
+        <w:rPr>
+          <w:rFonts w:ascii="Times New Roman" w:hAnsi="Times New Roman" w:cs="Times New Roman"/>
+          <w:sz w:val="24"/>
+          <w:szCs w:val="24"/>
+        </w:rPr>
+        <w:t>.</w:t>
       </w:r>
     </w:p>
     <w:p>
@@ -19766,8 +20097,9 @@
           <w:color w:val="auto"/>
           <w:sz w:val="24"/>
           <w:szCs w:val="24"/>
-        </w:rPr>
-        <w:t>4</w:t>
+          <w:lang w:val="en-US"/>
+        </w:rPr>
+        <w:t>6</w:t>
       </w:r>
       <w:r>
         <w:rPr>
@@ -20895,6 +21227,7 @@
           <w:rFonts w:ascii="Times New Roman" w:hAnsi="Times New Roman" w:cs="Times New Roman"/>
           <w:sz w:val="24"/>
           <w:szCs w:val="24"/>
+          <w:lang w:val="en-US"/>
         </w:rPr>
       </w:pPr>
       <w:r>
@@ -20910,8 +21243,9 @@
           <w:rFonts w:ascii="Times New Roman" w:hAnsi="Times New Roman" w:cs="Times New Roman"/>
           <w:sz w:val="24"/>
           <w:szCs w:val="24"/>
-        </w:rPr>
-        <w:t>4</w:t>
+          <w:lang w:val="en-US"/>
+        </w:rPr>
+        <w:t>6</w:t>
       </w:r>
     </w:p>
     <w:tbl>
@@ -21768,7 +22102,26 @@
         </w:tc>
       </w:tr>
     </w:tbl>
-    <w:p/>
+    <w:p>
+      <w:pPr>
+        <w:spacing w:after="0" w:line="360" w:lineRule="auto"/>
+        <w:ind w:firstLine="708"/>
+        <w:jc w:val="both"/>
+        <w:rPr>
+          <w:rFonts w:ascii="Times New Roman" w:hAnsi="Times New Roman" w:cs="Times New Roman"/>
+          <w:sz w:val="24"/>
+          <w:szCs w:val="24"/>
+        </w:rPr>
+      </w:pPr>
+      <w:r>
+        <w:rPr>
+          <w:rFonts w:ascii="Times New Roman" w:hAnsi="Times New Roman" w:cs="Times New Roman"/>
+          <w:sz w:val="24"/>
+          <w:szCs w:val="24"/>
+        </w:rPr>
+        <w:t>10.3 Матрица вероятности и влияния рисков</w:t>
+      </w:r>
+    </w:p>
     <w:p>
       <w:pPr>
         <w:spacing w:after="0" w:line="360" w:lineRule="auto"/>
@@ -21786,7 +22139,7 @@
           <w:sz w:val="24"/>
           <w:szCs w:val="24"/>
         </w:rPr>
-        <w:t>10.3 Матрица вероятности и влияния рисков</w:t>
+        <w:t>Для наглядной оценки рисков используется матрица, в которой учитывается вероятность возникновения риска и степень его влияния на проект.</w:t>
       </w:r>
     </w:p>
     <w:p>
@@ -21806,27 +22159,23 @@
           <w:sz w:val="24"/>
           <w:szCs w:val="24"/>
         </w:rPr>
-        <w:t>Для наглядной оценки рисков используется матрица, в которой учитывается вероятность возникновения риска и степень его влияния на проект.</w:t>
-      </w:r>
-    </w:p>
-    <w:p>
-      <w:pPr>
-        <w:spacing w:after="0" w:line="360" w:lineRule="auto"/>
-        <w:ind w:firstLine="709"/>
-        <w:jc w:val="both"/>
-        <w:rPr>
-          <w:rFonts w:ascii="Times New Roman" w:hAnsi="Times New Roman" w:cs="Times New Roman"/>
-          <w:sz w:val="24"/>
-          <w:szCs w:val="24"/>
-        </w:rPr>
-      </w:pPr>
-      <w:r>
-        <w:rPr>
-          <w:rFonts w:ascii="Times New Roman" w:hAnsi="Times New Roman" w:cs="Times New Roman"/>
-          <w:sz w:val="24"/>
-          <w:szCs w:val="24"/>
-        </w:rPr>
-        <w:t>Матрица вероятности и влияния рисков в таблице 4.</w:t>
+        <w:t xml:space="preserve">Матрица вероятности и влияния рисков в таблице </w:t>
+      </w:r>
+      <w:r>
+        <w:rPr>
+          <w:rFonts w:ascii="Times New Roman" w:hAnsi="Times New Roman" w:cs="Times New Roman"/>
+          <w:sz w:val="24"/>
+          <w:szCs w:val="24"/>
+        </w:rPr>
+        <w:t>7</w:t>
+      </w:r>
+      <w:r>
+        <w:rPr>
+          <w:rFonts w:ascii="Times New Roman" w:hAnsi="Times New Roman" w:cs="Times New Roman"/>
+          <w:sz w:val="24"/>
+          <w:szCs w:val="24"/>
+        </w:rPr>
+        <w:t>.</w:t>
       </w:r>
     </w:p>
     <w:p>
@@ -21857,7 +22206,16 @@
           <w:sz w:val="24"/>
           <w:szCs w:val="24"/>
         </w:rPr>
-        <w:t>5 –</w:t>
+        <w:t>7</w:t>
+      </w:r>
+      <w:r>
+        <w:rPr>
+          <w:rFonts w:ascii="Times New Roman" w:hAnsi="Times New Roman" w:cs="Times New Roman"/>
+          <w:color w:val="auto"/>
+          <w:sz w:val="24"/>
+          <w:szCs w:val="24"/>
+        </w:rPr>
+        <w:t xml:space="preserve"> –</w:t>
       </w:r>
       <w:r>
         <w:rPr>
@@ -22582,7 +22940,6 @@
           <w:sz w:val="24"/>
           <w:szCs w:val="24"/>
         </w:rPr>
-        <w:lastRenderedPageBreak/>
         <w:t>6 — недостаток финансирования</w:t>
       </w:r>
     </w:p>
@@ -22623,6 +22980,7 @@
           <w:sz w:val="24"/>
           <w:szCs w:val="24"/>
         </w:rPr>
+        <w:lastRenderedPageBreak/>
         <w:t>Наиболее значимыми рисками являются технические риски и риск низкой активности пользователей, так как они могут существенно повлиять на успешность реализации проекта.</w:t>
       </w:r>
     </w:p>
@@ -22952,7 +23310,6 @@
         <w:pStyle w:val="a4"/>
       </w:pPr>
       <w:r>
-        <w:lastRenderedPageBreak/>
         <w:t xml:space="preserve">Исходные данные для финансовой оценки проекта определяются на основе ранее выполненных разделов работы. Так, в пункте </w:t>
       </w:r>
       <w:r>
@@ -22964,7 +23321,11 @@
         <w:t>7.2.5 «Потоки доходов»</w:t>
       </w:r>
       <w:r>
-        <w:t xml:space="preserve"> в качестве основных источников дохода проекта выделены платная подписка на расширенные функции приложения, реклама образовательных сервисов, партнёрские программы с образовательными платформами и дополнительные </w:t>
+        <w:t xml:space="preserve"> в качестве основных </w:t>
+      </w:r>
+      <w:r>
+        <w:lastRenderedPageBreak/>
+        <w:t xml:space="preserve">источников дохода проекта выделены платная подписка на расширенные функции приложения, реклама образовательных сервисов, партнёрские программы с образовательными платформами и дополнительные </w:t>
       </w:r>
       <w:r>
         <w:t>premium</w:t>
@@ -23458,7 +23819,6 @@
           <w:rPr>
             <w:rFonts w:ascii="Cambria Math" w:hAnsi="Cambria Math"/>
           </w:rPr>
-          <w:lastRenderedPageBreak/>
           <m:t>r</m:t>
         </m:r>
       </m:oMath>
@@ -23499,6 +23859,7 @@
           <w:rPr>
             <w:rFonts w:ascii="Cambria Math" w:hAnsi="Cambria Math"/>
           </w:rPr>
+          <w:lastRenderedPageBreak/>
           <m:t>n</m:t>
         </m:r>
       </m:oMath>
@@ -24397,7 +24758,6 @@
         <w:pStyle w:val="a4"/>
       </w:pPr>
       <w:r>
-        <w:lastRenderedPageBreak/>
         <w:t>Поскольку внутренняя норма доходности превышает принятую ставку дисконтирования 12</w:t>
       </w:r>
       <w:r>
@@ -24424,6 +24784,7 @@
         <w:pStyle w:val="a4"/>
       </w:pPr>
       <w:r>
+        <w:lastRenderedPageBreak/>
         <w:t xml:space="preserve">Модифицированная внутренняя норма доходности </w:t>
       </w:r>
       <m:oMath>
@@ -25999,7 +26360,6 @@
         <w:pStyle w:val="a4"/>
       </w:pPr>
       <w:r>
-        <w:lastRenderedPageBreak/>
         <w:t>11.7</w:t>
       </w:r>
       <w:r>
@@ -26015,6 +26375,7 @@
         <w:pStyle w:val="a4"/>
       </w:pPr>
       <w:r>
+        <w:lastRenderedPageBreak/>
         <w:t>Срок окупаемости первоначальных инвестиций показывает, за какой период времени доходы от проекта компенсируют первоначальные вложения. Для расчёта может использоваться формула:</w:t>
       </w:r>
     </w:p>
@@ -28748,6 +29109,9 @@
             </m:fPr>
             <m:num>
               <m:r>
+                <m:rPr>
+                  <m:sty m:val="p"/>
+                </m:rPr>
                 <w:rPr>
                   <w:rFonts w:ascii="Cambria Math" w:hAnsi="Cambria Math"/>
                 </w:rPr>
@@ -28756,29 +29120,20 @@
             </m:num>
             <m:den>
               <m:r>
-                <w:rPr>
-                  <w:rFonts w:ascii="Cambria Math" w:hAnsi="Cambria Math"/>
-                </w:rPr>
-                <m:t>199</m:t>
-              </m:r>
-              <m:r>
                 <m:rPr>
                   <m:sty m:val="p"/>
                 </m:rPr>
                 <w:rPr>
                   <w:rFonts w:ascii="Cambria Math" w:hAnsi="Cambria Math"/>
                 </w:rPr>
-                <m:t>-</m:t>
-              </m:r>
-              <m:r>
-                <w:rPr>
-                  <w:rFonts w:ascii="Cambria Math" w:hAnsi="Cambria Math"/>
-                </w:rPr>
-                <m:t>39</m:t>
+                <m:t>199-39</m:t>
               </m:r>
             </m:den>
           </m:f>
           <m:r>
+            <m:rPr>
+              <m:sty m:val="p"/>
+            </m:rPr>
             <w:rPr>
               <w:rFonts w:ascii="Cambria Math" w:hAnsi="Cambria Math"/>
             </w:rPr>
@@ -28820,16 +29175,27 @@
         <w:pStyle w:val="a4"/>
       </w:pPr>
       <w:r>
-        <w:t>В таблице 7 представлены данные для построения графика безубыточности.</w:t>
+        <w:t xml:space="preserve">В таблице </w:t>
+      </w:r>
+      <w:r>
+        <w:t>8</w:t>
+      </w:r>
+      <w:r>
+        <w:t xml:space="preserve"> представлены данные для построения графика безубыточности.</w:t>
       </w:r>
     </w:p>
     <w:p>
       <w:pPr>
         <w:pStyle w:val="a4"/>
-        <w:spacing w:line="240" w:lineRule="auto"/>
-      </w:pPr>
-      <w:r>
-        <w:t>Таблица 7 – Данные для построения графика безубыточности</w:t>
+      </w:pPr>
+      <w:r>
+        <w:t xml:space="preserve">Таблица </w:t>
+      </w:r>
+      <w:r>
+        <w:t>8</w:t>
+      </w:r>
+      <w:r>
+        <w:t xml:space="preserve"> – Данные для построения графика безубыточности</w:t>
       </w:r>
     </w:p>
     <w:tbl>
@@ -29525,7 +29891,6 @@
     <w:p>
       <w:pPr>
         <w:pStyle w:val="a4"/>
-        <w:spacing w:before="120"/>
       </w:pPr>
       <w:r>
         <w:t>На рисунк</w:t>
@@ -29698,6 +30063,53 @@
         <w:t>Следовательно, при достижении планируемых показателей пользовательской базы и монетизации проект способен окупить вложенные средства и обеспечить положительный финансовый результат. Источники доходов проекта и его основные статьи расходов согласуются с ранее определённой бизнес-моделью: в качестве доходов предусмотрены платная подписка, реклама, партнёрские программы и дополнительные premium-функции, а в качестве расходов — разработка, поддержка приложения, серверная инфраструктура, оплата труда команды, маркетинг и техническая поддержка.</w:t>
       </w:r>
     </w:p>
+    <w:p>
+      <w:pPr>
+        <w:rPr>
+          <w:rFonts w:ascii="Times New Roman" w:eastAsiaTheme="minorEastAsia" w:hAnsi="Times New Roman" w:cs="Times New Roman"/>
+          <w:iCs/>
+          <w:sz w:val="24"/>
+          <w:szCs w:val="24"/>
+        </w:rPr>
+      </w:pPr>
+      <w:r>
+        <w:br w:type="page"/>
+      </w:r>
+    </w:p>
+    <w:p>
+      <w:pPr>
+        <w:pStyle w:val="a4"/>
+        <w:jc w:val="center"/>
+        <w:rPr>
+          <w:b/>
+          <w:bCs/>
+        </w:rPr>
+      </w:pPr>
+      <w:r>
+        <w:rPr>
+          <w:b/>
+          <w:bCs/>
+        </w:rPr>
+        <w:lastRenderedPageBreak/>
+        <w:t>ВЫВОД</w:t>
+      </w:r>
+    </w:p>
+    <w:p>
+      <w:pPr>
+        <w:pStyle w:val="a4"/>
+      </w:pPr>
+      <w:r>
+        <w:t>По результатам анализа можно сделать вывод, что разработка мобильного приложения для обмена учебными материалами между студентами является социально значимым и востребованным проектом, однако в коммерческом смысле не является достаточно рентабельной при текущих условиях реализации. Несмотря на наличие потенциальных источников дохода, предусмотренных бизнес-моделью проекта, их объём ограничен спецификой целевой аудитории, поскольку основными пользователями являются студенты, для которых характерна сравнительно невысокая платежеспособность. Кроме того, для обеспечения стабильной работы приложения требуются постоянные затраты на разработку, сопровождение, модерацию контента, серверную инфраструктуру и продвижение, что снижает коммерческую привлекательность проекта. Это соответствует ранее выявленным ограничениям проекта, связанным с финансовыми ресурсами, необходимостью постоянного наполнения базы материалов и зависимостью от активности пользователей .</w:t>
+      </w:r>
+    </w:p>
+    <w:p>
+      <w:pPr>
+        <w:pStyle w:val="a4"/>
+      </w:pPr>
+      <w:r>
+        <w:t>Вместе с тем проект обладает высокой социальной и образовательной ценностью. Он способен упростить доступ студентов к учебным материалам, повысить скорость обмена знаниями, поддержать коллективную подготовку к занятиям и экзаменам, а также способствовать развитию цифровой образовательной среды. В этом смысле проект является целесообразным для некоммерческого использования, например в формате университетской платформы, студенческого сообщества либо при поддержке образовательной организации. Таким образом, проект следует рассматривать не как коммерчески высокодоходный продукт, а как общественно полезное цифровое решение, оправданное с точки зрения образовательного эффекта и практической значимости для студентов.</w:t>
+      </w:r>
+    </w:p>
     <w:sectPr>
       <w:footerReference w:type="default" r:id="rId13"/>
       <w:pgSz w:w="11906" w:h="16838"/>
@@ -29711,7 +30123,7 @@
 </file>
 
 <file path=word/endnotes.xml><?xml version="1.0" encoding="utf-8"?>
-<w:endnotes xmlns:wpc="http://schemas.microsoft.com/office/word/2010/wordprocessingCanvas" xmlns:cx="http://schemas.microsoft.com/office/drawing/2014/chartex" xmlns:cx1="http://schemas.microsoft.com/office/drawing/2015/9/8/chartex" xmlns:cx2="http://schemas.microsoft.com/office/drawing/2015/10/21/chartex" xmlns:cx3="http://schemas.microsoft.com/office/drawing/2016/5/9/chartex" xmlns:cx4="http://schemas.microsoft.com/office/drawing/2016/5/10/chartex" xmlns:cx5="http://schemas.microsoft.com/office/drawing/2016/5/11/chartex" xmlns:cx6="http://schemas.microsoft.com/office/drawing/2016/5/12/chartex" xmlns:cx7="http://schemas.microsoft.com/office/drawing/2016/5/13/chartex" xmlns:cx8="http://schemas.microsoft.com/office/drawing/2016/5/14/chartex" xmlns:mc="http://schemas.openxmlformats.org/markup-compatibility/2006" xmlns:aink="http://schemas.microsoft.com/office/drawing/2016/ink" xmlns:am3d="http://schemas.microsoft.com/office/drawing/2017/model3d" xmlns:o="urn:schemas-microsoft-com:office:office" xmlns:oel="http://schemas.microsoft.com/office/2019/extlst" xmlns:r="http://schemas.openxmlformats.org/officeDocument/2006/relationships" xmlns:m="http://schemas.openxmlformats.org/officeDocument/2006/math" xmlns:v="urn:schemas-microsoft-com:vml" xmlns:wp14="http://schemas.microsoft.com/office/word/2010/wordprocessingDrawing" xmlns:wp="http://schemas.openxmlformats.org/drawingml/2006/wordprocessingDrawing" xmlns:w10="urn:schemas-microsoft-com:office:word" xmlns:w="http://schemas.openxmlformats.org/wordprocessingml/2006/main" xmlns:w14="http://schemas.microsoft.com/office/word/2010/wordml" xmlns:w15="http://schemas.microsoft.com/office/word/2012/wordml" xmlns:w16cex="http://schemas.microsoft.com/office/word/2018/wordml/cex" xmlns:w16cid="http://schemas.microsoft.com/office/word/2016/wordml/cid" xmlns:w16="http://schemas.microsoft.com/office/word/2018/wordml" xmlns:w16sdtdh="http://schemas.microsoft.com/office/word/2020/wordml/sdtdatahash" xmlns:w16se="http://schemas.microsoft.com/office/word/2015/wordml/symex" xmlns:wpg="http://schemas.microsoft.com/office/word/2010/wordprocessingGroup" xmlns:wpi="http://schemas.microsoft.com/office/word/2010/wordprocessingInk" xmlns:wne="http://schemas.microsoft.com/office/word/2006/wordml" xmlns:wps="http://schemas.microsoft.com/office/word/2010/wordprocessingShape" mc:Ignorable="w14 w15 w16se w16cid w16 w16cex w16sdtdh wp14">
+<w:endnotes xmlns:wpc="http://schemas.microsoft.com/office/word/2010/wordprocessingCanvas" xmlns:cx="http://schemas.microsoft.com/office/drawing/2014/chartex" xmlns:cx1="http://schemas.microsoft.com/office/drawing/2015/9/8/chartex" xmlns:cx2="http://schemas.microsoft.com/office/drawing/2015/10/21/chartex" xmlns:cx3="http://schemas.microsoft.com/office/drawing/2016/5/9/chartex" xmlns:cx4="http://schemas.microsoft.com/office/drawing/2016/5/10/chartex" xmlns:cx5="http://schemas.microsoft.com/office/drawing/2016/5/11/chartex" xmlns:cx6="http://schemas.microsoft.com/office/drawing/2016/5/12/chartex" xmlns:cx7="http://schemas.microsoft.com/office/drawing/2016/5/13/chartex" xmlns:cx8="http://schemas.microsoft.com/office/drawing/2016/5/14/chartex" xmlns:mc="http://schemas.openxmlformats.org/markup-compatibility/2006" xmlns:aink="http://schemas.microsoft.com/office/drawing/2016/ink" xmlns:am3d="http://schemas.microsoft.com/office/drawing/2017/model3d" xmlns:o="urn:schemas-microsoft-com:office:office" xmlns:r="http://schemas.openxmlformats.org/officeDocument/2006/relationships" xmlns:m="http://schemas.openxmlformats.org/officeDocument/2006/math" xmlns:v="urn:schemas-microsoft-com:vml" xmlns:wp14="http://schemas.microsoft.com/office/word/2010/wordprocessingDrawing" xmlns:wp="http://schemas.openxmlformats.org/drawingml/2006/wordprocessingDrawing" xmlns:w10="urn:schemas-microsoft-com:office:word" xmlns:w="http://schemas.openxmlformats.org/wordprocessingml/2006/main" xmlns:w14="http://schemas.microsoft.com/office/word/2010/wordml" xmlns:w15="http://schemas.microsoft.com/office/word/2012/wordml" xmlns:w16cex="http://schemas.microsoft.com/office/word/2018/wordml/cex" xmlns:w16cid="http://schemas.microsoft.com/office/word/2016/wordml/cid" xmlns:w16="http://schemas.microsoft.com/office/word/2018/wordml" xmlns:w16sdtdh="http://schemas.microsoft.com/office/word/2020/wordml/sdtdatahash" xmlns:w16se="http://schemas.microsoft.com/office/word/2015/wordml/symex" xmlns:wpg="http://schemas.microsoft.com/office/word/2010/wordprocessingGroup" xmlns:wpi="http://schemas.microsoft.com/office/word/2010/wordprocessingInk" xmlns:wne="http://schemas.microsoft.com/office/word/2006/wordml" xmlns:wps="http://schemas.microsoft.com/office/word/2010/wordprocessingShape" mc:Ignorable="w14 w15 w16se w16cid w16 w16cex w16sdtdh wp14">
   <w:endnote w:type="separator" w:id="-1">
     <w:p>
       <w:pPr>
@@ -29736,7 +30148,7 @@
 </file>
 
 <file path=word/footer1.xml><?xml version="1.0" encoding="utf-8"?>
-<w:ftr xmlns:wpc="http://schemas.microsoft.com/office/word/2010/wordprocessingCanvas" xmlns:cx="http://schemas.microsoft.com/office/drawing/2014/chartex" xmlns:cx1="http://schemas.microsoft.com/office/drawing/2015/9/8/chartex" xmlns:cx2="http://schemas.microsoft.com/office/drawing/2015/10/21/chartex" xmlns:cx3="http://schemas.microsoft.com/office/drawing/2016/5/9/chartex" xmlns:cx4="http://schemas.microsoft.com/office/drawing/2016/5/10/chartex" xmlns:cx5="http://schemas.microsoft.com/office/drawing/2016/5/11/chartex" xmlns:cx6="http://schemas.microsoft.com/office/drawing/2016/5/12/chartex" xmlns:cx7="http://schemas.microsoft.com/office/drawing/2016/5/13/chartex" xmlns:cx8="http://schemas.microsoft.com/office/drawing/2016/5/14/chartex" xmlns:mc="http://schemas.openxmlformats.org/markup-compatibility/2006" xmlns:aink="http://schemas.microsoft.com/office/drawing/2016/ink" xmlns:am3d="http://schemas.microsoft.com/office/drawing/2017/model3d" xmlns:o="urn:schemas-microsoft-com:office:office" xmlns:oel="http://schemas.microsoft.com/office/2019/extlst" xmlns:r="http://schemas.openxmlformats.org/officeDocument/2006/relationships" xmlns:m="http://schemas.openxmlformats.org/officeDocument/2006/math" xmlns:v="urn:schemas-microsoft-com:vml" xmlns:wp14="http://schemas.microsoft.com/office/word/2010/wordprocessingDrawing" xmlns:wp="http://schemas.openxmlformats.org/drawingml/2006/wordprocessingDrawing" xmlns:w10="urn:schemas-microsoft-com:office:word" xmlns:w="http://schemas.openxmlformats.org/wordprocessingml/2006/main" xmlns:w14="http://schemas.microsoft.com/office/word/2010/wordml" xmlns:w15="http://schemas.microsoft.com/office/word/2012/wordml" xmlns:w16cex="http://schemas.microsoft.com/office/word/2018/wordml/cex" xmlns:w16cid="http://schemas.microsoft.com/office/word/2016/wordml/cid" xmlns:w16="http://schemas.microsoft.com/office/word/2018/wordml" xmlns:w16sdtdh="http://schemas.microsoft.com/office/word/2020/wordml/sdtdatahash" xmlns:w16se="http://schemas.microsoft.com/office/word/2015/wordml/symex" xmlns:wpg="http://schemas.microsoft.com/office/word/2010/wordprocessingGroup" xmlns:wpi="http://schemas.microsoft.com/office/word/2010/wordprocessingInk" xmlns:wne="http://schemas.microsoft.com/office/word/2006/wordml" xmlns:wps="http://schemas.microsoft.com/office/word/2010/wordprocessingShape" mc:Ignorable="w14 w15 w16se w16cid w16 w16cex w16sdtdh wp14">
+<w:ftr xmlns:wpc="http://schemas.microsoft.com/office/word/2010/wordprocessingCanvas" xmlns:cx="http://schemas.microsoft.com/office/drawing/2014/chartex" xmlns:cx1="http://schemas.microsoft.com/office/drawing/2015/9/8/chartex" xmlns:cx2="http://schemas.microsoft.com/office/drawing/2015/10/21/chartex" xmlns:cx3="http://schemas.microsoft.com/office/drawing/2016/5/9/chartex" xmlns:cx4="http://schemas.microsoft.com/office/drawing/2016/5/10/chartex" xmlns:cx5="http://schemas.microsoft.com/office/drawing/2016/5/11/chartex" xmlns:cx6="http://schemas.microsoft.com/office/drawing/2016/5/12/chartex" xmlns:cx7="http://schemas.microsoft.com/office/drawing/2016/5/13/chartex" xmlns:cx8="http://schemas.microsoft.com/office/drawing/2016/5/14/chartex" xmlns:mc="http://schemas.openxmlformats.org/markup-compatibility/2006" xmlns:aink="http://schemas.microsoft.com/office/drawing/2016/ink" xmlns:am3d="http://schemas.microsoft.com/office/drawing/2017/model3d" xmlns:o="urn:schemas-microsoft-com:office:office" xmlns:r="http://schemas.openxmlformats.org/officeDocument/2006/relationships" xmlns:m="http://schemas.openxmlformats.org/officeDocument/2006/math" xmlns:v="urn:schemas-microsoft-com:vml" xmlns:wp14="http://schemas.microsoft.com/office/word/2010/wordprocessingDrawing" xmlns:wp="http://schemas.openxmlformats.org/drawingml/2006/wordprocessingDrawing" xmlns:w10="urn:schemas-microsoft-com:office:word" xmlns:w="http://schemas.openxmlformats.org/wordprocessingml/2006/main" xmlns:w14="http://schemas.microsoft.com/office/word/2010/wordml" xmlns:w15="http://schemas.microsoft.com/office/word/2012/wordml" xmlns:w16cex="http://schemas.microsoft.com/office/word/2018/wordml/cex" xmlns:w16cid="http://schemas.microsoft.com/office/word/2016/wordml/cid" xmlns:w16="http://schemas.microsoft.com/office/word/2018/wordml" xmlns:w16sdtdh="http://schemas.microsoft.com/office/word/2020/wordml/sdtdatahash" xmlns:w16se="http://schemas.microsoft.com/office/word/2015/wordml/symex" xmlns:wpg="http://schemas.microsoft.com/office/word/2010/wordprocessingGroup" xmlns:wpi="http://schemas.microsoft.com/office/word/2010/wordprocessingInk" xmlns:wne="http://schemas.microsoft.com/office/word/2006/wordml" xmlns:wps="http://schemas.microsoft.com/office/word/2010/wordprocessingShape" mc:Ignorable="w14 w15 w16se w16cid w16 w16cex w16sdtdh wp14">
   <w:sdt>
     <w:sdtPr>
       <w:id w:val="1126514239"/>
@@ -29815,7 +30227,7 @@
 </file>
 
 <file path=word/footnotes.xml><?xml version="1.0" encoding="utf-8"?>
-<w:footnotes xmlns:wpc="http://schemas.microsoft.com/office/word/2010/wordprocessingCanvas" xmlns:cx="http://schemas.microsoft.com/office/drawing/2014/chartex" xmlns:cx1="http://schemas.microsoft.com/office/drawing/2015/9/8/chartex" xmlns:cx2="http://schemas.microsoft.com/office/drawing/2015/10/21/chartex" xmlns:cx3="http://schemas.microsoft.com/office/drawing/2016/5/9/chartex" xmlns:cx4="http://schemas.microsoft.com/office/drawing/2016/5/10/chartex" xmlns:cx5="http://schemas.microsoft.com/office/drawing/2016/5/11/chartex" xmlns:cx6="http://schemas.microsoft.com/office/drawing/2016/5/12/chartex" xmlns:cx7="http://schemas.microsoft.com/office/drawing/2016/5/13/chartex" xmlns:cx8="http://schemas.microsoft.com/office/drawing/2016/5/14/chartex" xmlns:mc="http://schemas.openxmlformats.org/markup-compatibility/2006" xmlns:aink="http://schemas.microsoft.com/office/drawing/2016/ink" xmlns:am3d="http://schemas.microsoft.com/office/drawing/2017/model3d" xmlns:o="urn:schemas-microsoft-com:office:office" xmlns:oel="http://schemas.microsoft.com/office/2019/extlst" xmlns:r="http://schemas.openxmlformats.org/officeDocument/2006/relationships" xmlns:m="http://schemas.openxmlformats.org/officeDocument/2006/math" xmlns:v="urn:schemas-microsoft-com:vml" xmlns:wp14="http://schemas.microsoft.com/office/word/2010/wordprocessingDrawing" xmlns:wp="http://schemas.openxmlformats.org/drawingml/2006/wordprocessingDrawing" xmlns:w10="urn:schemas-microsoft-com:office:word" xmlns:w="http://schemas.openxmlformats.org/wordprocessingml/2006/main" xmlns:w14="http://schemas.microsoft.com/office/word/2010/wordml" xmlns:w15="http://schemas.microsoft.com/office/word/2012/wordml" xmlns:w16cex="http://schemas.microsoft.com/office/word/2018/wordml/cex" xmlns:w16cid="http://schemas.microsoft.com/office/word/2016/wordml/cid" xmlns:w16="http://schemas.microsoft.com/office/word/2018/wordml" xmlns:w16sdtdh="http://schemas.microsoft.com/office/word/2020/wordml/sdtdatahash" xmlns:w16se="http://schemas.microsoft.com/office/word/2015/wordml/symex" xmlns:wpg="http://schemas.microsoft.com/office/word/2010/wordprocessingGroup" xmlns:wpi="http://schemas.microsoft.com/office/word/2010/wordprocessingInk" xmlns:wne="http://schemas.microsoft.com/office/word/2006/wordml" xmlns:wps="http://schemas.microsoft.com/office/word/2010/wordprocessingShape" mc:Ignorable="w14 w15 w16se w16cid w16 w16cex w16sdtdh wp14">
+<w:footnotes xmlns:wpc="http://schemas.microsoft.com/office/word/2010/wordprocessingCanvas" xmlns:cx="http://schemas.microsoft.com/office/drawing/2014/chartex" xmlns:cx1="http://schemas.microsoft.com/office/drawing/2015/9/8/chartex" xmlns:cx2="http://schemas.microsoft.com/office/drawing/2015/10/21/chartex" xmlns:cx3="http://schemas.microsoft.com/office/drawing/2016/5/9/chartex" xmlns:cx4="http://schemas.microsoft.com/office/drawing/2016/5/10/chartex" xmlns:cx5="http://schemas.microsoft.com/office/drawing/2016/5/11/chartex" xmlns:cx6="http://schemas.microsoft.com/office/drawing/2016/5/12/chartex" xmlns:cx7="http://schemas.microsoft.com/office/drawing/2016/5/13/chartex" xmlns:cx8="http://schemas.microsoft.com/office/drawing/2016/5/14/chartex" xmlns:mc="http://schemas.openxmlformats.org/markup-compatibility/2006" xmlns:aink="http://schemas.microsoft.com/office/drawing/2016/ink" xmlns:am3d="http://schemas.microsoft.com/office/drawing/2017/model3d" xmlns:o="urn:schemas-microsoft-com:office:office" xmlns:r="http://schemas.openxmlformats.org/officeDocument/2006/relationships" xmlns:m="http://schemas.openxmlformats.org/officeDocument/2006/math" xmlns:v="urn:schemas-microsoft-com:vml" xmlns:wp14="http://schemas.microsoft.com/office/word/2010/wordprocessingDrawing" xmlns:wp="http://schemas.openxmlformats.org/drawingml/2006/wordprocessingDrawing" xmlns:w10="urn:schemas-microsoft-com:office:word" xmlns:w="http://schemas.openxmlformats.org/wordprocessingml/2006/main" xmlns:w14="http://schemas.microsoft.com/office/word/2010/wordml" xmlns:w15="http://schemas.microsoft.com/office/word/2012/wordml" xmlns:w16cex="http://schemas.microsoft.com/office/word/2018/wordml/cex" xmlns:w16cid="http://schemas.microsoft.com/office/word/2016/wordml/cid" xmlns:w16="http://schemas.microsoft.com/office/word/2018/wordml" xmlns:w16sdtdh="http://schemas.microsoft.com/office/word/2020/wordml/sdtdatahash" xmlns:w16se="http://schemas.microsoft.com/office/word/2015/wordml/symex" xmlns:wpg="http://schemas.microsoft.com/office/word/2010/wordprocessingGroup" xmlns:wpi="http://schemas.microsoft.com/office/word/2010/wordprocessingInk" xmlns:wne="http://schemas.microsoft.com/office/word/2006/wordml" xmlns:wps="http://schemas.microsoft.com/office/word/2010/wordprocessingShape" mc:Ignorable="w14 w15 w16se w16cid w16 w16cex w16sdtdh wp14">
   <w:footnote w:type="separator" w:id="-1">
     <w:p>
       <w:pPr>
@@ -29840,7 +30252,7 @@
 </file>
 
 <file path=word/numbering.xml><?xml version="1.0" encoding="utf-8"?>
-<w:numbering xmlns:wpc="http://schemas.microsoft.com/office/word/2010/wordprocessingCanvas" xmlns:cx="http://schemas.microsoft.com/office/drawing/2014/chartex" xmlns:cx1="http://schemas.microsoft.com/office/drawing/2015/9/8/chartex" xmlns:cx2="http://schemas.microsoft.com/office/drawing/2015/10/21/chartex" xmlns:cx3="http://schemas.microsoft.com/office/drawing/2016/5/9/chartex" xmlns:cx4="http://schemas.microsoft.com/office/drawing/2016/5/10/chartex" xmlns:cx5="http://schemas.microsoft.com/office/drawing/2016/5/11/chartex" xmlns:cx6="http://schemas.microsoft.com/office/drawing/2016/5/12/chartex" xmlns:cx7="http://schemas.microsoft.com/office/drawing/2016/5/13/chartex" xmlns:cx8="http://schemas.microsoft.com/office/drawing/2016/5/14/chartex" xmlns:mc="http://schemas.openxmlformats.org/markup-compatibility/2006" xmlns:aink="http://schemas.microsoft.com/office/drawing/2016/ink" xmlns:am3d="http://schemas.microsoft.com/office/drawing/2017/model3d" xmlns:o="urn:schemas-microsoft-com:office:office" xmlns:oel="http://schemas.microsoft.com/office/2019/extlst" xmlns:r="http://schemas.openxmlformats.org/officeDocument/2006/relationships" xmlns:m="http://schemas.openxmlformats.org/officeDocument/2006/math" xmlns:v="urn:schemas-microsoft-com:vml" xmlns:wp14="http://schemas.microsoft.com/office/word/2010/wordprocessingDrawing" xmlns:wp="http://schemas.openxmlformats.org/drawingml/2006/wordprocessingDrawing" xmlns:w10="urn:schemas-microsoft-com:office:word" xmlns:w="http://schemas.openxmlformats.org/wordprocessingml/2006/main" xmlns:w14="http://schemas.microsoft.com/office/word/2010/wordml" xmlns:w15="http://schemas.microsoft.com/office/word/2012/wordml" xmlns:w16cex="http://schemas.microsoft.com/office/word/2018/wordml/cex" xmlns:w16cid="http://schemas.microsoft.com/office/word/2016/wordml/cid" xmlns:w16="http://schemas.microsoft.com/office/word/2018/wordml" xmlns:w16sdtdh="http://schemas.microsoft.com/office/word/2020/wordml/sdtdatahash" xmlns:w16se="http://schemas.microsoft.com/office/word/2015/wordml/symex" xmlns:wpg="http://schemas.microsoft.com/office/word/2010/wordprocessingGroup" xmlns:wpi="http://schemas.microsoft.com/office/word/2010/wordprocessingInk" xmlns:wne="http://schemas.microsoft.com/office/word/2006/wordml" xmlns:wps="http://schemas.microsoft.com/office/word/2010/wordprocessingShape" mc:Ignorable="w14 w15 w16se w16cid w16 w16cex w16sdtdh wp14">
+<w:numbering xmlns:wpc="http://schemas.microsoft.com/office/word/2010/wordprocessingCanvas" xmlns:cx="http://schemas.microsoft.com/office/drawing/2014/chartex" xmlns:cx1="http://schemas.microsoft.com/office/drawing/2015/9/8/chartex" xmlns:cx2="http://schemas.microsoft.com/office/drawing/2015/10/21/chartex" xmlns:cx3="http://schemas.microsoft.com/office/drawing/2016/5/9/chartex" xmlns:cx4="http://schemas.microsoft.com/office/drawing/2016/5/10/chartex" xmlns:cx5="http://schemas.microsoft.com/office/drawing/2016/5/11/chartex" xmlns:cx6="http://schemas.microsoft.com/office/drawing/2016/5/12/chartex" xmlns:cx7="http://schemas.microsoft.com/office/drawing/2016/5/13/chartex" xmlns:cx8="http://schemas.microsoft.com/office/drawing/2016/5/14/chartex" xmlns:mc="http://schemas.openxmlformats.org/markup-compatibility/2006" xmlns:aink="http://schemas.microsoft.com/office/drawing/2016/ink" xmlns:am3d="http://schemas.microsoft.com/office/drawing/2017/model3d" xmlns:o="urn:schemas-microsoft-com:office:office" xmlns:r="http://schemas.openxmlformats.org/officeDocument/2006/relationships" xmlns:m="http://schemas.openxmlformats.org/officeDocument/2006/math" xmlns:v="urn:schemas-microsoft-com:vml" xmlns:wp14="http://schemas.microsoft.com/office/word/2010/wordprocessingDrawing" xmlns:wp="http://schemas.openxmlformats.org/drawingml/2006/wordprocessingDrawing" xmlns:w10="urn:schemas-microsoft-com:office:word" xmlns:w="http://schemas.openxmlformats.org/wordprocessingml/2006/main" xmlns:w14="http://schemas.microsoft.com/office/word/2010/wordml" xmlns:w15="http://schemas.microsoft.com/office/word/2012/wordml" xmlns:w16cex="http://schemas.microsoft.com/office/word/2018/wordml/cex" xmlns:w16cid="http://schemas.microsoft.com/office/word/2016/wordml/cid" xmlns:w16="http://schemas.microsoft.com/office/word/2018/wordml" xmlns:w16sdtdh="http://schemas.microsoft.com/office/word/2020/wordml/sdtdatahash" xmlns:w16se="http://schemas.microsoft.com/office/word/2015/wordml/symex" xmlns:wpg="http://schemas.microsoft.com/office/word/2010/wordprocessingGroup" xmlns:wpi="http://schemas.microsoft.com/office/word/2010/wordprocessingInk" xmlns:wne="http://schemas.microsoft.com/office/word/2006/wordml" xmlns:wps="http://schemas.microsoft.com/office/word/2010/wordprocessingShape" mc:Ignorable="w14 w15 w16se w16cid w16 w16cex w16sdtdh wp14">
   <w:abstractNum w:abstractNumId="0" w15:restartNumberingAfterBreak="0">
     <w:nsid w:val="02CF7FF7"/>
     <w:multiLevelType w:val="hybridMultilevel"/>
@@ -36132,7 +36544,7 @@
     <w:link w:val="a5"/>
     <w:autoRedefine/>
     <w:qFormat/>
-    <w:rsid w:val="006B0669"/>
+    <w:rsid w:val="00006326"/>
     <w:pPr>
       <w:spacing w:after="0" w:line="360" w:lineRule="auto"/>
       <w:ind w:firstLine="709"/>
@@ -36149,7 +36561,7 @@
     <w:name w:val="абзац Знак"/>
     <w:basedOn w:val="a0"/>
     <w:link w:val="a4"/>
-    <w:rsid w:val="006B0669"/>
+    <w:rsid w:val="00006326"/>
     <w:rPr>
       <w:rFonts w:ascii="Times New Roman" w:eastAsiaTheme="minorEastAsia" w:hAnsi="Times New Roman" w:cs="Times New Roman"/>
       <w:iCs/>

--- a/ЭОИТП.docx
+++ b/ЭОИТП.docx
@@ -296,7 +296,31 @@
                 <w:lang w:eastAsia="ru-RU"/>
                 <w14:ligatures w14:val="none"/>
               </w:rPr>
-              <w:t>Г.С. Армашова-Тельник</w:t>
+              <w:t xml:space="preserve">Г.С. </w:t>
+            </w:r>
+            <w:proofErr w:type="spellStart"/>
+            <w:r>
+              <w:rPr>
+                <w:rFonts w:ascii="Times New Roman" w:eastAsia="Times New Roman" w:hAnsi="Times New Roman" w:cs="Times New Roman"/>
+                <w:kern w:val="0"/>
+                <w:sz w:val="24"/>
+                <w:szCs w:val="24"/>
+                <w:lang w:eastAsia="ru-RU"/>
+                <w14:ligatures w14:val="none"/>
+              </w:rPr>
+              <w:t>Армашова</w:t>
+            </w:r>
+            <w:proofErr w:type="spellEnd"/>
+            <w:r>
+              <w:rPr>
+                <w:rFonts w:ascii="Times New Roman" w:eastAsia="Times New Roman" w:hAnsi="Times New Roman" w:cs="Times New Roman"/>
+                <w:kern w:val="0"/>
+                <w:sz w:val="24"/>
+                <w:szCs w:val="24"/>
+                <w:lang w:eastAsia="ru-RU"/>
+                <w14:ligatures w14:val="none"/>
+              </w:rPr>
+              <w:t>-Тельник</w:t>
             </w:r>
           </w:p>
         </w:tc>
@@ -1044,6 +1068,7 @@
               </w:rPr>
               <w:t xml:space="preserve">А. А. </w:t>
             </w:r>
+            <w:proofErr w:type="spellStart"/>
             <w:r>
               <w:rPr>
                 <w:rFonts w:ascii="Times New Roman" w:eastAsia="Times New Roman" w:hAnsi="Times New Roman" w:cs="Times New Roman"/>
@@ -1055,6 +1080,7 @@
               </w:rPr>
               <w:t>Оглуздин</w:t>
             </w:r>
+            <w:proofErr w:type="spellEnd"/>
             <w:r>
               <w:rPr>
                 <w:rFonts w:ascii="Times New Roman" w:eastAsia="Times New Roman" w:hAnsi="Times New Roman" w:cs="Times New Roman"/>
@@ -1093,8 +1119,21 @@
                 <w:lang w:eastAsia="ru-RU"/>
                 <w14:ligatures w14:val="none"/>
               </w:rPr>
-              <w:t>А. Э. Морохия</w:t>
-            </w:r>
+              <w:t xml:space="preserve">А. Э. </w:t>
+            </w:r>
+            <w:proofErr w:type="spellStart"/>
+            <w:r>
+              <w:rPr>
+                <w:rFonts w:ascii="Times New Roman" w:eastAsia="Times New Roman" w:hAnsi="Times New Roman" w:cs="Times New Roman"/>
+                <w:kern w:val="0"/>
+                <w:sz w:val="24"/>
+                <w:szCs w:val="24"/>
+                <w:lang w:eastAsia="ru-RU"/>
+                <w14:ligatures w14:val="none"/>
+              </w:rPr>
+              <w:t>Морохия</w:t>
+            </w:r>
+            <w:proofErr w:type="spellEnd"/>
             <w:r>
               <w:rPr>
                 <w:rFonts w:ascii="Times New Roman" w:eastAsia="Times New Roman" w:hAnsi="Times New Roman" w:cs="Times New Roman"/>
@@ -1168,6 +1207,7 @@
               </w:rPr>
               <w:t xml:space="preserve">. </w:t>
             </w:r>
+            <w:proofErr w:type="spellStart"/>
             <w:r>
               <w:rPr>
                 <w:rFonts w:ascii="Times New Roman" w:eastAsia="Times New Roman" w:hAnsi="Times New Roman" w:cs="Times New Roman"/>
@@ -1179,6 +1219,7 @@
               </w:rPr>
               <w:t>Халикова</w:t>
             </w:r>
+            <w:proofErr w:type="spellEnd"/>
           </w:p>
         </w:tc>
       </w:tr>
@@ -1664,7 +1705,15 @@
         <w:t>ИСИЭЗ НИУ ВШЭ</w:t>
       </w:r>
       <w:r>
-        <w:t xml:space="preserve"> совместно с Минобрнауки России, Минпросвещения России и Росстатом, отмечается, что численность студентов по этим программам </w:t>
+        <w:t xml:space="preserve"> совместно с Минобрнауки России, </w:t>
+      </w:r>
+      <w:proofErr w:type="spellStart"/>
+      <w:r>
+        <w:t>Минпросвещения</w:t>
+      </w:r>
+      <w:proofErr w:type="spellEnd"/>
+      <w:r>
+        <w:t xml:space="preserve"> России и Росстатом, отмечается, что численность студентов по этим программам </w:t>
       </w:r>
       <w:r>
         <w:rPr>
@@ -2282,7 +2331,15 @@
         <w:t>79% абитуриентов</w:t>
       </w:r>
       <w:r>
-        <w:t xml:space="preserve"> подавали заявления через суперсервис </w:t>
+        <w:t xml:space="preserve"> подавали заявления через </w:t>
+      </w:r>
+      <w:proofErr w:type="spellStart"/>
+      <w:r>
+        <w:t>суперсервис</w:t>
+      </w:r>
+      <w:proofErr w:type="spellEnd"/>
+      <w:r>
+        <w:t xml:space="preserve"> </w:t>
       </w:r>
       <w:r>
         <w:rPr>
@@ -3439,7 +3496,16 @@
                 <w:sz w:val="24"/>
                 <w:szCs w:val="24"/>
               </w:rPr>
-              <w:t>удаление некорректных или дублирующи</w:t>
+              <w:t xml:space="preserve">удаление некорректных или </w:t>
+            </w:r>
+            <w:proofErr w:type="spellStart"/>
+            <w:r>
+              <w:rPr>
+                <w:rFonts w:ascii="Times New Roman" w:hAnsi="Times New Roman" w:cs="Times New Roman"/>
+                <w:sz w:val="24"/>
+                <w:szCs w:val="24"/>
+              </w:rPr>
+              <w:t>дублирующи</w:t>
             </w:r>
             <w:r>
               <w:rPr>
@@ -3449,6 +3515,7 @@
               </w:rPr>
               <w:t>хся</w:t>
             </w:r>
+            <w:proofErr w:type="spellEnd"/>
             <w:r>
               <w:rPr>
                 <w:rFonts w:ascii="Times New Roman" w:hAnsi="Times New Roman" w:cs="Times New Roman"/>
@@ -4105,7 +4172,25 @@
           <w:sz w:val="24"/>
           <w:szCs w:val="24"/>
         </w:rPr>
-        <w:t>S (Specific — конкретность):</w:t>
+        <w:t>S (</w:t>
+      </w:r>
+      <w:proofErr w:type="spellStart"/>
+      <w:r>
+        <w:rPr>
+          <w:rFonts w:ascii="Times New Roman" w:hAnsi="Times New Roman" w:cs="Times New Roman"/>
+          <w:sz w:val="24"/>
+          <w:szCs w:val="24"/>
+        </w:rPr>
+        <w:t>Specific</w:t>
+      </w:r>
+      <w:proofErr w:type="spellEnd"/>
+      <w:r>
+        <w:rPr>
+          <w:rFonts w:ascii="Times New Roman" w:hAnsi="Times New Roman" w:cs="Times New Roman"/>
+          <w:sz w:val="24"/>
+          <w:szCs w:val="24"/>
+        </w:rPr>
+        <w:t xml:space="preserve"> — конкретность):</w:t>
       </w:r>
     </w:p>
     <w:p>
@@ -4177,7 +4262,25 @@
           <w:sz w:val="24"/>
           <w:szCs w:val="24"/>
         </w:rPr>
-        <w:t>M (Measurable — измеримость):</w:t>
+        <w:t>M (</w:t>
+      </w:r>
+      <w:proofErr w:type="spellStart"/>
+      <w:r>
+        <w:rPr>
+          <w:rFonts w:ascii="Times New Roman" w:hAnsi="Times New Roman" w:cs="Times New Roman"/>
+          <w:sz w:val="24"/>
+          <w:szCs w:val="24"/>
+        </w:rPr>
+        <w:t>Measurable</w:t>
+      </w:r>
+      <w:proofErr w:type="spellEnd"/>
+      <w:r>
+        <w:rPr>
+          <w:rFonts w:ascii="Times New Roman" w:hAnsi="Times New Roman" w:cs="Times New Roman"/>
+          <w:sz w:val="24"/>
+          <w:szCs w:val="24"/>
+        </w:rPr>
+        <w:t xml:space="preserve"> — измеримость):</w:t>
       </w:r>
     </w:p>
     <w:p>
@@ -4337,7 +4440,25 @@
           <w:sz w:val="24"/>
           <w:szCs w:val="24"/>
         </w:rPr>
-        <w:t>A (Achievable — достижимость):</w:t>
+        <w:t>A (</w:t>
+      </w:r>
+      <w:proofErr w:type="spellStart"/>
+      <w:r>
+        <w:rPr>
+          <w:rFonts w:ascii="Times New Roman" w:hAnsi="Times New Roman" w:cs="Times New Roman"/>
+          <w:sz w:val="24"/>
+          <w:szCs w:val="24"/>
+        </w:rPr>
+        <w:t>Achievable</w:t>
+      </w:r>
+      <w:proofErr w:type="spellEnd"/>
+      <w:r>
+        <w:rPr>
+          <w:rFonts w:ascii="Times New Roman" w:hAnsi="Times New Roman" w:cs="Times New Roman"/>
+          <w:sz w:val="24"/>
+          <w:szCs w:val="24"/>
+        </w:rPr>
+        <w:t xml:space="preserve"> — достижимость):</w:t>
       </w:r>
     </w:p>
     <w:p>
@@ -4393,7 +4514,25 @@
           <w:sz w:val="24"/>
           <w:szCs w:val="24"/>
         </w:rPr>
-        <w:t>R (Relevant — релевантность):</w:t>
+        <w:t>R (</w:t>
+      </w:r>
+      <w:proofErr w:type="spellStart"/>
+      <w:r>
+        <w:rPr>
+          <w:rFonts w:ascii="Times New Roman" w:hAnsi="Times New Roman" w:cs="Times New Roman"/>
+          <w:sz w:val="24"/>
+          <w:szCs w:val="24"/>
+        </w:rPr>
+        <w:t>Relevant</w:t>
+      </w:r>
+      <w:proofErr w:type="spellEnd"/>
+      <w:r>
+        <w:rPr>
+          <w:rFonts w:ascii="Times New Roman" w:hAnsi="Times New Roman" w:cs="Times New Roman"/>
+          <w:sz w:val="24"/>
+          <w:szCs w:val="24"/>
+        </w:rPr>
+        <w:t xml:space="preserve"> — релевантность):</w:t>
       </w:r>
     </w:p>
     <w:p>
@@ -4433,7 +4572,25 @@
           <w:sz w:val="24"/>
           <w:szCs w:val="24"/>
         </w:rPr>
-        <w:t>T (Time-bound — ограниченность по времени):</w:t>
+        <w:t>T (Time-</w:t>
+      </w:r>
+      <w:proofErr w:type="spellStart"/>
+      <w:r>
+        <w:rPr>
+          <w:rFonts w:ascii="Times New Roman" w:hAnsi="Times New Roman" w:cs="Times New Roman"/>
+          <w:sz w:val="24"/>
+          <w:szCs w:val="24"/>
+        </w:rPr>
+        <w:t>bound</w:t>
+      </w:r>
+      <w:proofErr w:type="spellEnd"/>
+      <w:r>
+        <w:rPr>
+          <w:rFonts w:ascii="Times New Roman" w:hAnsi="Times New Roman" w:cs="Times New Roman"/>
+          <w:sz w:val="24"/>
+          <w:szCs w:val="24"/>
+        </w:rPr>
+        <w:t xml:space="preserve"> — ограниченность по времени):</w:t>
       </w:r>
     </w:p>
     <w:p>
@@ -4854,7 +5011,15 @@
               <w:pStyle w:val="a4"/>
             </w:pPr>
             <w:r>
-              <w:t>P (Political). Политические</w:t>
+              <w:t>P (</w:t>
+            </w:r>
+            <w:proofErr w:type="spellStart"/>
+            <w:r>
+              <w:t>Political</w:t>
+            </w:r>
+            <w:proofErr w:type="spellEnd"/>
+            <w:r>
+              <w:t>). Политические</w:t>
             </w:r>
           </w:p>
           <w:p>
@@ -5116,7 +5281,15 @@
               <w:pStyle w:val="a4"/>
             </w:pPr>
             <w:r>
-              <w:t>S (Socio-Cultural). Социальные</w:t>
+              <w:t>S (</w:t>
+            </w:r>
+            <w:proofErr w:type="spellStart"/>
+            <w:r>
+              <w:t>Socio-Cultural</w:t>
+            </w:r>
+            <w:proofErr w:type="spellEnd"/>
+            <w:r>
+              <w:t>). Социальные</w:t>
             </w:r>
           </w:p>
           <w:p>
@@ -5186,7 +5359,15 @@
               <w:t xml:space="preserve"> </w:t>
             </w:r>
             <w:r>
-              <w:t>(Technological)</w:t>
+              <w:t>(</w:t>
+            </w:r>
+            <w:proofErr w:type="spellStart"/>
+            <w:r>
+              <w:t>Technological</w:t>
+            </w:r>
+            <w:proofErr w:type="spellEnd"/>
+            <w:r>
+              <w:t>)</w:t>
             </w:r>
             <w:r>
               <w:t>.</w:t>
@@ -5282,7 +5463,25 @@
           <w:szCs w:val="24"/>
         </w:rPr>
         <w:lastRenderedPageBreak/>
-        <w:t>Политические факторы (P – Political)</w:t>
+        <w:t xml:space="preserve">Политические факторы (P – </w:t>
+      </w:r>
+      <w:proofErr w:type="spellStart"/>
+      <w:r>
+        <w:rPr>
+          <w:rFonts w:ascii="Times New Roman" w:hAnsi="Times New Roman" w:cs="Times New Roman"/>
+          <w:sz w:val="24"/>
+          <w:szCs w:val="24"/>
+        </w:rPr>
+        <w:t>Political</w:t>
+      </w:r>
+      <w:proofErr w:type="spellEnd"/>
+      <w:r>
+        <w:rPr>
+          <w:rFonts w:ascii="Times New Roman" w:hAnsi="Times New Roman" w:cs="Times New Roman"/>
+          <w:sz w:val="24"/>
+          <w:szCs w:val="24"/>
+        </w:rPr>
+        <w:t>)</w:t>
       </w:r>
     </w:p>
     <w:p>
@@ -6336,7 +6535,15 @@
               <w:pStyle w:val="a4"/>
             </w:pPr>
             <w:r>
-              <w:t>Сильные стороны (Strengths)</w:t>
+              <w:t>Сильные стороны (</w:t>
+            </w:r>
+            <w:proofErr w:type="spellStart"/>
+            <w:r>
+              <w:t>Strengths</w:t>
+            </w:r>
+            <w:proofErr w:type="spellEnd"/>
+            <w:r>
+              <w:t>)</w:t>
             </w:r>
           </w:p>
         </w:tc>
@@ -6349,7 +6556,15 @@
               <w:pStyle w:val="a4"/>
             </w:pPr>
             <w:r>
-              <w:t>Слабые стороны (Weaknesses)</w:t>
+              <w:t>Слабые стороны (</w:t>
+            </w:r>
+            <w:proofErr w:type="spellStart"/>
+            <w:r>
+              <w:t>Weaknesses</w:t>
+            </w:r>
+            <w:proofErr w:type="spellEnd"/>
+            <w:r>
+              <w:t>)</w:t>
             </w:r>
           </w:p>
         </w:tc>
@@ -6595,7 +6810,15 @@
               <w:pStyle w:val="a4"/>
             </w:pPr>
             <w:r>
-              <w:t>Возможности (Opportunities)</w:t>
+              <w:t>Возможности (</w:t>
+            </w:r>
+            <w:proofErr w:type="spellStart"/>
+            <w:r>
+              <w:t>Opportunities</w:t>
+            </w:r>
+            <w:proofErr w:type="spellEnd"/>
+            <w:r>
+              <w:t>)</w:t>
             </w:r>
           </w:p>
         </w:tc>
@@ -6608,7 +6831,15 @@
               <w:pStyle w:val="a4"/>
             </w:pPr>
             <w:r>
-              <w:t>Угрозы (Threats)</w:t>
+              <w:t>Угрозы (</w:t>
+            </w:r>
+            <w:proofErr w:type="spellStart"/>
+            <w:r>
+              <w:t>Threats</w:t>
+            </w:r>
+            <w:proofErr w:type="spellEnd"/>
+            <w:r>
+              <w:t>)</w:t>
             </w:r>
           </w:p>
         </w:tc>
@@ -7737,7 +7968,25 @@
           <w:sz w:val="24"/>
           <w:szCs w:val="24"/>
         </w:rPr>
-        <w:t>Удержание топ-контрибуторов.</w:t>
+        <w:t>Удержание топ-</w:t>
+      </w:r>
+      <w:proofErr w:type="spellStart"/>
+      <w:r>
+        <w:rPr>
+          <w:rFonts w:ascii="Times New Roman" w:hAnsi="Times New Roman" w:cs="Times New Roman"/>
+          <w:sz w:val="24"/>
+          <w:szCs w:val="24"/>
+        </w:rPr>
+        <w:t>контрибуторов</w:t>
+      </w:r>
+      <w:proofErr w:type="spellEnd"/>
+      <w:r>
+        <w:rPr>
+          <w:rFonts w:ascii="Times New Roman" w:hAnsi="Times New Roman" w:cs="Times New Roman"/>
+          <w:sz w:val="24"/>
+          <w:szCs w:val="24"/>
+        </w:rPr>
+        <w:t>.</w:t>
       </w:r>
     </w:p>
     <w:p>
@@ -7896,7 +8145,25 @@
           <w:sz w:val="24"/>
           <w:szCs w:val="24"/>
         </w:rPr>
-        <w:t>Ввести базовые юридические и модерационные процедуры ещё на этапе МРВ.</w:t>
+        <w:t xml:space="preserve">Ввести базовые юридические и </w:t>
+      </w:r>
+      <w:proofErr w:type="spellStart"/>
+      <w:r>
+        <w:rPr>
+          <w:rFonts w:ascii="Times New Roman" w:hAnsi="Times New Roman" w:cs="Times New Roman"/>
+          <w:sz w:val="24"/>
+          <w:szCs w:val="24"/>
+        </w:rPr>
+        <w:t>модерационные</w:t>
+      </w:r>
+      <w:proofErr w:type="spellEnd"/>
+      <w:r>
+        <w:rPr>
+          <w:rFonts w:ascii="Times New Roman" w:hAnsi="Times New Roman" w:cs="Times New Roman"/>
+          <w:sz w:val="24"/>
+          <w:szCs w:val="24"/>
+        </w:rPr>
+        <w:t xml:space="preserve"> процедуры ещё на этапе МРВ.</w:t>
       </w:r>
     </w:p>
     <w:p>
@@ -8140,8 +8407,20 @@
           <w:szCs w:val="24"/>
           <w:shd w:val="clear" w:color="auto" w:fill="FFFFFF"/>
         </w:rPr>
-        <w:t>Диаграмма Ганта</w:t>
-      </w:r>
+        <w:t xml:space="preserve">Диаграмма </w:t>
+      </w:r>
+      <w:proofErr w:type="spellStart"/>
+      <w:r>
+        <w:rPr>
+          <w:rFonts w:ascii="Times New Roman" w:hAnsi="Times New Roman" w:cs="Times New Roman"/>
+          <w:color w:val="0D0D0D"/>
+          <w:sz w:val="24"/>
+          <w:szCs w:val="24"/>
+          <w:shd w:val="clear" w:color="auto" w:fill="FFFFFF"/>
+        </w:rPr>
+        <w:t>Ганта</w:t>
+      </w:r>
+      <w:proofErr w:type="spellEnd"/>
     </w:p>
     <w:p>
       <w:pPr>
@@ -8151,7 +8430,15 @@
         <w:jc w:val="both"/>
       </w:pPr>
       <w:r>
-        <w:t>Диаграмма Ганта используется для планирования и визуализации этапов выполнения проекта, а также для определения сроков выполнения отдельных задач и их последовательности.</w:t>
+        <w:t xml:space="preserve">Диаграмма </w:t>
+      </w:r>
+      <w:proofErr w:type="spellStart"/>
+      <w:r>
+        <w:t>Ганта</w:t>
+      </w:r>
+      <w:proofErr w:type="spellEnd"/>
+      <w:r>
+        <w:t xml:space="preserve"> используется для планирования и визуализации этапов выполнения проекта, а также для определения сроков выполнения отдельных задач и их последовательности.</w:t>
       </w:r>
     </w:p>
     <w:p>
@@ -8387,7 +8674,25 @@
           <w:sz w:val="24"/>
           <w:szCs w:val="24"/>
         </w:rPr>
-        <w:t>На этом этапе создаётся backend системы, который отвечает за обработку запросов пользователей, хранение данных и управление контентом. Также реализуются база данных, API и механизмы авторизации, защиты и резервного копирования информации.</w:t>
+        <w:t xml:space="preserve">На этом этапе создаётся </w:t>
+      </w:r>
+      <w:proofErr w:type="spellStart"/>
+      <w:r>
+        <w:rPr>
+          <w:rFonts w:ascii="Times New Roman" w:hAnsi="Times New Roman" w:cs="Times New Roman"/>
+          <w:sz w:val="24"/>
+          <w:szCs w:val="24"/>
+        </w:rPr>
+        <w:t>backend</w:t>
+      </w:r>
+      <w:proofErr w:type="spellEnd"/>
+      <w:r>
+        <w:rPr>
+          <w:rFonts w:ascii="Times New Roman" w:hAnsi="Times New Roman" w:cs="Times New Roman"/>
+          <w:sz w:val="24"/>
+          <w:szCs w:val="24"/>
+        </w:rPr>
+        <w:t xml:space="preserve"> системы, который отвечает за обработку запросов пользователей, хранение данных и управление контентом. Также реализуются база данных, API и механизмы авторизации, защиты и резервного копирования информации.</w:t>
       </w:r>
     </w:p>
     <w:p>
@@ -8612,7 +8917,29 @@
           <w:szCs w:val="24"/>
           <w:shd w:val="clear" w:color="auto" w:fill="FFFFFF"/>
         </w:rPr>
-        <w:t xml:space="preserve"> представлена диаграмма Ганта, представленная в табличном формате</w:t>
+        <w:t xml:space="preserve"> представлена диаграмма </w:t>
+      </w:r>
+      <w:proofErr w:type="spellStart"/>
+      <w:r>
+        <w:rPr>
+          <w:rFonts w:ascii="Times New Roman" w:hAnsi="Times New Roman" w:cs="Times New Roman"/>
+          <w:color w:val="0D0D0D"/>
+          <w:sz w:val="24"/>
+          <w:szCs w:val="24"/>
+          <w:shd w:val="clear" w:color="auto" w:fill="FFFFFF"/>
+        </w:rPr>
+        <w:t>Ганта</w:t>
+      </w:r>
+      <w:proofErr w:type="spellEnd"/>
+      <w:r>
+        <w:rPr>
+          <w:rFonts w:ascii="Times New Roman" w:hAnsi="Times New Roman" w:cs="Times New Roman"/>
+          <w:color w:val="0D0D0D"/>
+          <w:sz w:val="24"/>
+          <w:szCs w:val="24"/>
+          <w:shd w:val="clear" w:color="auto" w:fill="FFFFFF"/>
+        </w:rPr>
+        <w:t>, представленная в табличном формате</w:t>
       </w:r>
     </w:p>
     <w:p>
@@ -8689,8 +9016,19 @@
           <w:sz w:val="24"/>
           <w:szCs w:val="24"/>
         </w:rPr>
-        <w:t xml:space="preserve"> - Диаграмма Ганта</w:t>
-      </w:r>
+        <w:t xml:space="preserve"> - Диаграмма </w:t>
+      </w:r>
+      <w:proofErr w:type="spellStart"/>
+      <w:r>
+        <w:rPr>
+          <w:rFonts w:ascii="Times New Roman" w:hAnsi="Times New Roman" w:cs="Times New Roman"/>
+          <w:color w:val="auto"/>
+          <w:sz w:val="24"/>
+          <w:szCs w:val="24"/>
+        </w:rPr>
+        <w:t>Ганта</w:t>
+      </w:r>
+      <w:proofErr w:type="spellEnd"/>
     </w:p>
     <w:tbl>
       <w:tblPr>
@@ -10712,8 +11050,42 @@
           <w:szCs w:val="24"/>
           <w:shd w:val="clear" w:color="auto" w:fill="FFFFFF"/>
         </w:rPr>
-        <w:t>Модель Остервальдера и Пинье</w:t>
-      </w:r>
+        <w:t xml:space="preserve">Модель </w:t>
+      </w:r>
+      <w:proofErr w:type="spellStart"/>
+      <w:r>
+        <w:rPr>
+          <w:rFonts w:ascii="Times New Roman" w:hAnsi="Times New Roman" w:cs="Times New Roman"/>
+          <w:color w:val="0D0D0D"/>
+          <w:sz w:val="24"/>
+          <w:szCs w:val="24"/>
+          <w:shd w:val="clear" w:color="auto" w:fill="FFFFFF"/>
+        </w:rPr>
+        <w:t>Остервальдера</w:t>
+      </w:r>
+      <w:proofErr w:type="spellEnd"/>
+      <w:r>
+        <w:rPr>
+          <w:rFonts w:ascii="Times New Roman" w:hAnsi="Times New Roman" w:cs="Times New Roman"/>
+          <w:color w:val="0D0D0D"/>
+          <w:sz w:val="24"/>
+          <w:szCs w:val="24"/>
+          <w:shd w:val="clear" w:color="auto" w:fill="FFFFFF"/>
+        </w:rPr>
+        <w:t xml:space="preserve"> и </w:t>
+      </w:r>
+      <w:proofErr w:type="spellStart"/>
+      <w:r>
+        <w:rPr>
+          <w:rFonts w:ascii="Times New Roman" w:hAnsi="Times New Roman" w:cs="Times New Roman"/>
+          <w:color w:val="0D0D0D"/>
+          <w:sz w:val="24"/>
+          <w:szCs w:val="24"/>
+          <w:shd w:val="clear" w:color="auto" w:fill="FFFFFF"/>
+        </w:rPr>
+        <w:t>Пинье</w:t>
+      </w:r>
+      <w:proofErr w:type="spellEnd"/>
     </w:p>
     <w:p>
       <w:pPr>
@@ -11094,7 +11466,23 @@
         <w:t>М</w:t>
       </w:r>
       <w:r>
-        <w:t>обильное приложение (Android / iOS);</w:t>
+        <w:t>обильное приложение (</w:t>
+      </w:r>
+      <w:proofErr w:type="spellStart"/>
+      <w:r>
+        <w:t>Android</w:t>
+      </w:r>
+      <w:proofErr w:type="spellEnd"/>
+      <w:r>
+        <w:t xml:space="preserve"> / </w:t>
+      </w:r>
+      <w:proofErr w:type="spellStart"/>
+      <w:r>
+        <w:t>iOS</w:t>
+      </w:r>
+      <w:proofErr w:type="spellEnd"/>
+      <w:r>
+        <w:t>);</w:t>
       </w:r>
     </w:p>
     <w:p>
@@ -11148,7 +11536,15 @@
         <w:t>Р</w:t>
       </w:r>
       <w:r>
-        <w:t>екомендации пользователей (peer-to-peer распространение).</w:t>
+        <w:t>екомендации пользователей (</w:t>
+      </w:r>
+      <w:proofErr w:type="spellStart"/>
+      <w:r>
+        <w:t>peer-to-peer</w:t>
+      </w:r>
+      <w:proofErr w:type="spellEnd"/>
+      <w:r>
+        <w:t xml:space="preserve"> распространение).</w:t>
       </w:r>
     </w:p>
     <w:p>
@@ -11944,7 +12340,23 @@
         <w:jc w:val="both"/>
       </w:pPr>
       <w:r>
-        <w:t>Визуализация бизнес-модели Остервальдера и Пинье представлена в таблице</w:t>
+        <w:t xml:space="preserve">Визуализация бизнес-модели </w:t>
+      </w:r>
+      <w:proofErr w:type="spellStart"/>
+      <w:r>
+        <w:t>Остервальдера</w:t>
+      </w:r>
+      <w:proofErr w:type="spellEnd"/>
+      <w:r>
+        <w:t xml:space="preserve"> и </w:t>
+      </w:r>
+      <w:proofErr w:type="spellStart"/>
+      <w:r>
+        <w:t>Пинье</w:t>
+      </w:r>
+      <w:proofErr w:type="spellEnd"/>
+      <w:r>
+        <w:t xml:space="preserve"> представлена в таблице</w:t>
       </w:r>
       <w:r>
         <w:t xml:space="preserve"> </w:t>
@@ -12027,8 +12439,39 @@
           <w:sz w:val="24"/>
           <w:szCs w:val="24"/>
         </w:rPr>
-        <w:t xml:space="preserve"> - Модель Остервальдера и Пинье</w:t>
-      </w:r>
+        <w:t xml:space="preserve"> - Модель </w:t>
+      </w:r>
+      <w:proofErr w:type="spellStart"/>
+      <w:r>
+        <w:rPr>
+          <w:rFonts w:ascii="Times New Roman" w:hAnsi="Times New Roman" w:cs="Times New Roman"/>
+          <w:color w:val="auto"/>
+          <w:sz w:val="24"/>
+          <w:szCs w:val="24"/>
+        </w:rPr>
+        <w:t>Остервальдера</w:t>
+      </w:r>
+      <w:proofErr w:type="spellEnd"/>
+      <w:r>
+        <w:rPr>
+          <w:rFonts w:ascii="Times New Roman" w:hAnsi="Times New Roman" w:cs="Times New Roman"/>
+          <w:color w:val="auto"/>
+          <w:sz w:val="24"/>
+          <w:szCs w:val="24"/>
+        </w:rPr>
+        <w:t xml:space="preserve"> и </w:t>
+      </w:r>
+      <w:proofErr w:type="spellStart"/>
+      <w:r>
+        <w:rPr>
+          <w:rFonts w:ascii="Times New Roman" w:hAnsi="Times New Roman" w:cs="Times New Roman"/>
+          <w:color w:val="auto"/>
+          <w:sz w:val="24"/>
+          <w:szCs w:val="24"/>
+        </w:rPr>
+        <w:t>Пинье</w:t>
+      </w:r>
+      <w:proofErr w:type="spellEnd"/>
     </w:p>
     <w:tbl>
       <w:tblPr>
@@ -13052,7 +13495,43 @@
                 <w:sz w:val="16"/>
                 <w:szCs w:val="16"/>
               </w:rPr>
-              <w:t>Мобильное приложение (Android / iOS);</w:t>
+              <w:t>Мобильное приложение (</w:t>
+            </w:r>
+            <w:proofErr w:type="spellStart"/>
+            <w:r>
+              <w:rPr>
+                <w:rFonts w:ascii="Times New Roman" w:hAnsi="Times New Roman" w:cs="Times New Roman"/>
+                <w:sz w:val="16"/>
+                <w:szCs w:val="16"/>
+              </w:rPr>
+              <w:t>Android</w:t>
+            </w:r>
+            <w:proofErr w:type="spellEnd"/>
+            <w:r>
+              <w:rPr>
+                <w:rFonts w:ascii="Times New Roman" w:hAnsi="Times New Roman" w:cs="Times New Roman"/>
+                <w:sz w:val="16"/>
+                <w:szCs w:val="16"/>
+              </w:rPr>
+              <w:t xml:space="preserve"> / </w:t>
+            </w:r>
+            <w:proofErr w:type="spellStart"/>
+            <w:r>
+              <w:rPr>
+                <w:rFonts w:ascii="Times New Roman" w:hAnsi="Times New Roman" w:cs="Times New Roman"/>
+                <w:sz w:val="16"/>
+                <w:szCs w:val="16"/>
+              </w:rPr>
+              <w:t>iOS</w:t>
+            </w:r>
+            <w:proofErr w:type="spellEnd"/>
+            <w:r>
+              <w:rPr>
+                <w:rFonts w:ascii="Times New Roman" w:hAnsi="Times New Roman" w:cs="Times New Roman"/>
+                <w:sz w:val="16"/>
+                <w:szCs w:val="16"/>
+              </w:rPr>
+              <w:t>);</w:t>
             </w:r>
           </w:p>
           <w:p>
@@ -13121,7 +13600,25 @@
                 <w:sz w:val="16"/>
                 <w:szCs w:val="16"/>
               </w:rPr>
-              <w:t>Рекомендации пользователей (peer-to-peer распространение).</w:t>
+              <w:t>Рекомендации пользователей (</w:t>
+            </w:r>
+            <w:proofErr w:type="spellStart"/>
+            <w:r>
+              <w:rPr>
+                <w:rFonts w:ascii="Times New Roman" w:hAnsi="Times New Roman" w:cs="Times New Roman"/>
+                <w:sz w:val="16"/>
+                <w:szCs w:val="16"/>
+              </w:rPr>
+              <w:t>peer-to-peer</w:t>
+            </w:r>
+            <w:proofErr w:type="spellEnd"/>
+            <w:r>
+              <w:rPr>
+                <w:rFonts w:ascii="Times New Roman" w:hAnsi="Times New Roman" w:cs="Times New Roman"/>
+                <w:sz w:val="16"/>
+                <w:szCs w:val="16"/>
+              </w:rPr>
+              <w:t xml:space="preserve"> распространение).</w:t>
             </w:r>
           </w:p>
         </w:tc>
@@ -18865,7 +19362,25 @@
           <w:sz w:val="24"/>
           <w:szCs w:val="24"/>
         </w:rPr>
-        <w:t>Рисунок 4 – Причинно – следственная диаграмма</w:t>
+        <w:t xml:space="preserve">Рисунок 4 – </w:t>
+      </w:r>
+      <w:proofErr w:type="spellStart"/>
+      <w:r>
+        <w:rPr>
+          <w:rFonts w:ascii="Times New Roman" w:hAnsi="Times New Roman" w:cs="Times New Roman"/>
+          <w:sz w:val="24"/>
+          <w:szCs w:val="24"/>
+        </w:rPr>
+        <w:t>Причинно</w:t>
+      </w:r>
+      <w:proofErr w:type="spellEnd"/>
+      <w:r>
+        <w:rPr>
+          <w:rFonts w:ascii="Times New Roman" w:hAnsi="Times New Roman" w:cs="Times New Roman"/>
+          <w:sz w:val="24"/>
+          <w:szCs w:val="24"/>
+        </w:rPr>
+        <w:t xml:space="preserve"> – следственная диаграмма</w:t>
       </w:r>
     </w:p>
     <w:p>
@@ -19521,7 +20036,31 @@
           <w:lang w:eastAsia="ru-RU"/>
           <w14:ligatures w14:val="none"/>
         </w:rPr>
-        <w:t>Создаётся backend, база данных и механизмы обработки запросов. Инвестиции остаются высокими из-за необходимости разработки инфраструктуры.</w:t>
+        <w:t xml:space="preserve">Создаётся </w:t>
+      </w:r>
+      <w:proofErr w:type="spellStart"/>
+      <w:r>
+        <w:rPr>
+          <w:rFonts w:ascii="Times New Roman" w:eastAsia="Times New Roman" w:hAnsi="Times New Roman" w:cs="Times New Roman"/>
+          <w:kern w:val="0"/>
+          <w:sz w:val="24"/>
+          <w:szCs w:val="24"/>
+          <w:lang w:eastAsia="ru-RU"/>
+          <w14:ligatures w14:val="none"/>
+        </w:rPr>
+        <w:t>backend</w:t>
+      </w:r>
+      <w:proofErr w:type="spellEnd"/>
+      <w:r>
+        <w:rPr>
+          <w:rFonts w:ascii="Times New Roman" w:eastAsia="Times New Roman" w:hAnsi="Times New Roman" w:cs="Times New Roman"/>
+          <w:kern w:val="0"/>
+          <w:sz w:val="24"/>
+          <w:szCs w:val="24"/>
+          <w:lang w:eastAsia="ru-RU"/>
+          <w14:ligatures w14:val="none"/>
+        </w:rPr>
+        <w:t>, база данных и механизмы обработки запросов. Инвестиции остаются высокими из-за необходимости разработки инфраструктуры.</w:t>
       </w:r>
     </w:p>
     <w:p>
@@ -23327,9 +23866,11 @@
         <w:lastRenderedPageBreak/>
         <w:t xml:space="preserve">источников дохода проекта выделены платная подписка на расширенные функции приложения, реклама образовательных сервисов, партнёрские программы с образовательными платформами и дополнительные </w:t>
       </w:r>
+      <w:proofErr w:type="spellStart"/>
       <w:r>
         <w:t>premium</w:t>
       </w:r>
+      <w:proofErr w:type="spellEnd"/>
       <w:r>
         <w:t xml:space="preserve">-функции. В пункте </w:t>
       </w:r>
@@ -23474,8 +24015,16 @@
         <w:rPr>
           <w:lang w:eastAsia="ru-RU"/>
         </w:rPr>
-        <w:t>3-й год — 1 800 000 руб..</w:t>
-      </w:r>
+        <w:t xml:space="preserve">3-й год — 1 800 000 </w:t>
+      </w:r>
+      <w:proofErr w:type="gramStart"/>
+      <w:r>
+        <w:rPr>
+          <w:lang w:eastAsia="ru-RU"/>
+        </w:rPr>
+        <w:t>руб..</w:t>
+      </w:r>
+      <w:proofErr w:type="gramEnd"/>
     </w:p>
     <w:p>
       <w:pPr>
@@ -23484,9 +24033,11 @@
       <w:r>
         <w:t xml:space="preserve">Для расчёта точки безубыточности в качестве базового платного элемента монетизации принимается </w:t>
       </w:r>
+      <w:proofErr w:type="spellStart"/>
       <w:r>
         <w:t>premium</w:t>
       </w:r>
+      <w:proofErr w:type="spellEnd"/>
       <w:r>
         <w:t xml:space="preserve">-подписка. </w:t>
       </w:r>
@@ -28868,7 +29419,15 @@
         </m:sSub>
       </m:oMath>
       <w:r>
-        <w:t xml:space="preserve"> – объем продаж в точке безубыточности</w:t>
+        <w:t xml:space="preserve"> – о</w:t>
+      </w:r>
+      <w:proofErr w:type="spellStart"/>
+      <w:r>
+        <w:t>бъем</w:t>
+      </w:r>
+      <w:proofErr w:type="spellEnd"/>
+      <w:r>
+        <w:t xml:space="preserve"> продаж в точке безубыточности</w:t>
       </w:r>
       <w:r>
         <w:t>;</w:t>
@@ -30060,7 +30619,15 @@
         <w:pStyle w:val="a4"/>
       </w:pPr>
       <w:r>
-        <w:t>Следовательно, при достижении планируемых показателей пользовательской базы и монетизации проект способен окупить вложенные средства и обеспечить положительный финансовый результат. Источники доходов проекта и его основные статьи расходов согласуются с ранее определённой бизнес-моделью: в качестве доходов предусмотрены платная подписка, реклама, партнёрские программы и дополнительные premium-функции, а в качестве расходов — разработка, поддержка приложения, серверная инфраструктура, оплата труда команды, маркетинг и техническая поддержка.</w:t>
+        <w:t xml:space="preserve">Следовательно, при достижении планируемых показателей пользовательской базы и монетизации проект способен окупить вложенные средства и обеспечить положительный финансовый результат. Источники доходов проекта и его основные статьи расходов согласуются с ранее определённой бизнес-моделью: в качестве доходов предусмотрены платная подписка, реклама, партнёрские программы и дополнительные </w:t>
+      </w:r>
+      <w:proofErr w:type="spellStart"/>
+      <w:r>
+        <w:t>premium</w:t>
+      </w:r>
+      <w:proofErr w:type="spellEnd"/>
+      <w:r>
+        <w:t>-функции, а в качестве расходов — разработка, поддержка приложения, серверная инфраструктура, оплата труда команды, маркетинг и техническая поддержка.</w:t>
       </w:r>
     </w:p>
     <w:p>
@@ -30099,7 +30666,7 @@
         <w:pStyle w:val="a4"/>
       </w:pPr>
       <w:r>
-        <w:t>По результатам анализа можно сделать вывод, что разработка мобильного приложения для обмена учебными материалами между студентами является социально значимым и востребованным проектом, однако в коммерческом смысле не является достаточно рентабельной при текущих условиях реализации. Несмотря на наличие потенциальных источников дохода, предусмотренных бизнес-моделью проекта, их объём ограничен спецификой целевой аудитории, поскольку основными пользователями являются студенты, для которых характерна сравнительно невысокая платежеспособность. Кроме того, для обеспечения стабильной работы приложения требуются постоянные затраты на разработку, сопровождение, модерацию контента, серверную инфраструктуру и продвижение, что снижает коммерческую привлекательность проекта. Это соответствует ранее выявленным ограничениям проекта, связанным с финансовыми ресурсами, необходимостью постоянного наполнения базы материалов и зависимостью от активности пользователей .</w:t>
+        <w:t>По результатам анализа можно сделать вывод, что разработка мобильного приложения для обмена учебными материалами между студентами является социально значимым и востребованным проектом, однако в коммерческом смысле не является достаточно рентабельной при текущих условиях реализации. Несмотря на наличие потенциальных источников дохода, предусмотренных бизнес-моделью проекта, их объём ограничен спецификой целевой аудитории, поскольку основными пользователями являются студенты, для которых характерна сравнительно невысокая платежеспособность. Кроме того, для обеспечения стабильной работы приложения требуются постоянные затраты на разработку, сопровождение, модерацию контента, серверную инфраструктуру и продвижение, что снижает коммерческую привлекательность проекта. Это соответствует ранее выявленным ограничениям проекта, связанным с финансовыми ресурсами, необходимостью постоянного наполнения базы материалов и зависимостью от активности пользователей.</w:t>
       </w:r>
     </w:p>
     <w:p>

--- a/ЭОИТП.docx
+++ b/ЭОИТП.docx
@@ -296,31 +296,7 @@
                 <w:lang w:eastAsia="ru-RU"/>
                 <w14:ligatures w14:val="none"/>
               </w:rPr>
-              <w:t xml:space="preserve">Г.С. </w:t>
-            </w:r>
-            <w:proofErr w:type="spellStart"/>
-            <w:r>
-              <w:rPr>
-                <w:rFonts w:ascii="Times New Roman" w:eastAsia="Times New Roman" w:hAnsi="Times New Roman" w:cs="Times New Roman"/>
-                <w:kern w:val="0"/>
-                <w:sz w:val="24"/>
-                <w:szCs w:val="24"/>
-                <w:lang w:eastAsia="ru-RU"/>
-                <w14:ligatures w14:val="none"/>
-              </w:rPr>
-              <w:t>Армашова</w:t>
-            </w:r>
-            <w:proofErr w:type="spellEnd"/>
-            <w:r>
-              <w:rPr>
-                <w:rFonts w:ascii="Times New Roman" w:eastAsia="Times New Roman" w:hAnsi="Times New Roman" w:cs="Times New Roman"/>
-                <w:kern w:val="0"/>
-                <w:sz w:val="24"/>
-                <w:szCs w:val="24"/>
-                <w:lang w:eastAsia="ru-RU"/>
-                <w14:ligatures w14:val="none"/>
-              </w:rPr>
-              <w:t>-Тельник</w:t>
+              <w:t>Г.С. Армашова-Тельник</w:t>
             </w:r>
           </w:p>
         </w:tc>
@@ -1068,7 +1044,6 @@
               </w:rPr>
               <w:t xml:space="preserve">А. А. </w:t>
             </w:r>
-            <w:proofErr w:type="spellStart"/>
             <w:r>
               <w:rPr>
                 <w:rFonts w:ascii="Times New Roman" w:eastAsia="Times New Roman" w:hAnsi="Times New Roman" w:cs="Times New Roman"/>
@@ -1080,7 +1055,6 @@
               </w:rPr>
               <w:t>Оглуздин</w:t>
             </w:r>
-            <w:proofErr w:type="spellEnd"/>
             <w:r>
               <w:rPr>
                 <w:rFonts w:ascii="Times New Roman" w:eastAsia="Times New Roman" w:hAnsi="Times New Roman" w:cs="Times New Roman"/>
@@ -1119,21 +1093,8 @@
                 <w:lang w:eastAsia="ru-RU"/>
                 <w14:ligatures w14:val="none"/>
               </w:rPr>
-              <w:t xml:space="preserve">А. Э. </w:t>
-            </w:r>
-            <w:proofErr w:type="spellStart"/>
-            <w:r>
-              <w:rPr>
-                <w:rFonts w:ascii="Times New Roman" w:eastAsia="Times New Roman" w:hAnsi="Times New Roman" w:cs="Times New Roman"/>
-                <w:kern w:val="0"/>
-                <w:sz w:val="24"/>
-                <w:szCs w:val="24"/>
-                <w:lang w:eastAsia="ru-RU"/>
-                <w14:ligatures w14:val="none"/>
-              </w:rPr>
-              <w:t>Морохия</w:t>
-            </w:r>
-            <w:proofErr w:type="spellEnd"/>
+              <w:t>А. Э. Морохия</w:t>
+            </w:r>
             <w:r>
               <w:rPr>
                 <w:rFonts w:ascii="Times New Roman" w:eastAsia="Times New Roman" w:hAnsi="Times New Roman" w:cs="Times New Roman"/>
@@ -1207,7 +1168,6 @@
               </w:rPr>
               <w:t xml:space="preserve">. </w:t>
             </w:r>
-            <w:proofErr w:type="spellStart"/>
             <w:r>
               <w:rPr>
                 <w:rFonts w:ascii="Times New Roman" w:eastAsia="Times New Roman" w:hAnsi="Times New Roman" w:cs="Times New Roman"/>
@@ -1219,7 +1179,6 @@
               </w:rPr>
               <w:t>Халикова</w:t>
             </w:r>
-            <w:proofErr w:type="spellEnd"/>
           </w:p>
         </w:tc>
       </w:tr>
@@ -1705,15 +1664,7 @@
         <w:t>ИСИЭЗ НИУ ВШЭ</w:t>
       </w:r>
       <w:r>
-        <w:t xml:space="preserve"> совместно с Минобрнауки России, </w:t>
-      </w:r>
-      <w:proofErr w:type="spellStart"/>
-      <w:r>
-        <w:t>Минпросвещения</w:t>
-      </w:r>
-      <w:proofErr w:type="spellEnd"/>
-      <w:r>
-        <w:t xml:space="preserve"> России и Росстатом, отмечается, что численность студентов по этим программам </w:t>
+        <w:t xml:space="preserve"> совместно с Минобрнауки России, Минпросвещения России и Росстатом, отмечается, что численность студентов по этим программам </w:t>
       </w:r>
       <w:r>
         <w:rPr>
@@ -2331,15 +2282,7 @@
         <w:t>79% абитуриентов</w:t>
       </w:r>
       <w:r>
-        <w:t xml:space="preserve"> подавали заявления через </w:t>
-      </w:r>
-      <w:proofErr w:type="spellStart"/>
-      <w:r>
-        <w:t>суперсервис</w:t>
-      </w:r>
-      <w:proofErr w:type="spellEnd"/>
-      <w:r>
-        <w:t xml:space="preserve"> </w:t>
+        <w:t xml:space="preserve"> подавали заявления через суперсервис </w:t>
       </w:r>
       <w:r>
         <w:rPr>
@@ -3496,26 +3439,16 @@
                 <w:sz w:val="24"/>
                 <w:szCs w:val="24"/>
               </w:rPr>
-              <w:t xml:space="preserve">удаление некорректных или </w:t>
-            </w:r>
-            <w:proofErr w:type="spellStart"/>
+              <w:t>удаление некорректных или дублирующи</w:t>
+            </w:r>
             <w:r>
               <w:rPr>
                 <w:rFonts w:ascii="Times New Roman" w:hAnsi="Times New Roman" w:cs="Times New Roman"/>
                 <w:sz w:val="24"/>
                 <w:szCs w:val="24"/>
               </w:rPr>
-              <w:t>дублирующи</w:t>
-            </w:r>
-            <w:r>
-              <w:rPr>
-                <w:rFonts w:ascii="Times New Roman" w:hAnsi="Times New Roman" w:cs="Times New Roman"/>
-                <w:sz w:val="24"/>
-                <w:szCs w:val="24"/>
-              </w:rPr>
               <w:t>хся</w:t>
             </w:r>
-            <w:proofErr w:type="spellEnd"/>
             <w:r>
               <w:rPr>
                 <w:rFonts w:ascii="Times New Roman" w:hAnsi="Times New Roman" w:cs="Times New Roman"/>
@@ -4172,25 +4105,7 @@
           <w:sz w:val="24"/>
           <w:szCs w:val="24"/>
         </w:rPr>
-        <w:t>S (</w:t>
-      </w:r>
-      <w:proofErr w:type="spellStart"/>
-      <w:r>
-        <w:rPr>
-          <w:rFonts w:ascii="Times New Roman" w:hAnsi="Times New Roman" w:cs="Times New Roman"/>
-          <w:sz w:val="24"/>
-          <w:szCs w:val="24"/>
-        </w:rPr>
-        <w:t>Specific</w:t>
-      </w:r>
-      <w:proofErr w:type="spellEnd"/>
-      <w:r>
-        <w:rPr>
-          <w:rFonts w:ascii="Times New Roman" w:hAnsi="Times New Roman" w:cs="Times New Roman"/>
-          <w:sz w:val="24"/>
-          <w:szCs w:val="24"/>
-        </w:rPr>
-        <w:t xml:space="preserve"> — конкретность):</w:t>
+        <w:t>S (Specific — конкретность):</w:t>
       </w:r>
     </w:p>
     <w:p>
@@ -4262,25 +4177,7 @@
           <w:sz w:val="24"/>
           <w:szCs w:val="24"/>
         </w:rPr>
-        <w:t>M (</w:t>
-      </w:r>
-      <w:proofErr w:type="spellStart"/>
-      <w:r>
-        <w:rPr>
-          <w:rFonts w:ascii="Times New Roman" w:hAnsi="Times New Roman" w:cs="Times New Roman"/>
-          <w:sz w:val="24"/>
-          <w:szCs w:val="24"/>
-        </w:rPr>
-        <w:t>Measurable</w:t>
-      </w:r>
-      <w:proofErr w:type="spellEnd"/>
-      <w:r>
-        <w:rPr>
-          <w:rFonts w:ascii="Times New Roman" w:hAnsi="Times New Roman" w:cs="Times New Roman"/>
-          <w:sz w:val="24"/>
-          <w:szCs w:val="24"/>
-        </w:rPr>
-        <w:t xml:space="preserve"> — измеримость):</w:t>
+        <w:t>M (Measurable — измеримость):</w:t>
       </w:r>
     </w:p>
     <w:p>
@@ -4440,25 +4337,7 @@
           <w:sz w:val="24"/>
           <w:szCs w:val="24"/>
         </w:rPr>
-        <w:t>A (</w:t>
-      </w:r>
-      <w:proofErr w:type="spellStart"/>
-      <w:r>
-        <w:rPr>
-          <w:rFonts w:ascii="Times New Roman" w:hAnsi="Times New Roman" w:cs="Times New Roman"/>
-          <w:sz w:val="24"/>
-          <w:szCs w:val="24"/>
-        </w:rPr>
-        <w:t>Achievable</w:t>
-      </w:r>
-      <w:proofErr w:type="spellEnd"/>
-      <w:r>
-        <w:rPr>
-          <w:rFonts w:ascii="Times New Roman" w:hAnsi="Times New Roman" w:cs="Times New Roman"/>
-          <w:sz w:val="24"/>
-          <w:szCs w:val="24"/>
-        </w:rPr>
-        <w:t xml:space="preserve"> — достижимость):</w:t>
+        <w:t>A (Achievable — достижимость):</w:t>
       </w:r>
     </w:p>
     <w:p>
@@ -4514,25 +4393,7 @@
           <w:sz w:val="24"/>
           <w:szCs w:val="24"/>
         </w:rPr>
-        <w:t>R (</w:t>
-      </w:r>
-      <w:proofErr w:type="spellStart"/>
-      <w:r>
-        <w:rPr>
-          <w:rFonts w:ascii="Times New Roman" w:hAnsi="Times New Roman" w:cs="Times New Roman"/>
-          <w:sz w:val="24"/>
-          <w:szCs w:val="24"/>
-        </w:rPr>
-        <w:t>Relevant</w:t>
-      </w:r>
-      <w:proofErr w:type="spellEnd"/>
-      <w:r>
-        <w:rPr>
-          <w:rFonts w:ascii="Times New Roman" w:hAnsi="Times New Roman" w:cs="Times New Roman"/>
-          <w:sz w:val="24"/>
-          <w:szCs w:val="24"/>
-        </w:rPr>
-        <w:t xml:space="preserve"> — релевантность):</w:t>
+        <w:t>R (Relevant — релевантность):</w:t>
       </w:r>
     </w:p>
     <w:p>
@@ -4572,25 +4433,7 @@
           <w:sz w:val="24"/>
           <w:szCs w:val="24"/>
         </w:rPr>
-        <w:t>T (Time-</w:t>
-      </w:r>
-      <w:proofErr w:type="spellStart"/>
-      <w:r>
-        <w:rPr>
-          <w:rFonts w:ascii="Times New Roman" w:hAnsi="Times New Roman" w:cs="Times New Roman"/>
-          <w:sz w:val="24"/>
-          <w:szCs w:val="24"/>
-        </w:rPr>
-        <w:t>bound</w:t>
-      </w:r>
-      <w:proofErr w:type="spellEnd"/>
-      <w:r>
-        <w:rPr>
-          <w:rFonts w:ascii="Times New Roman" w:hAnsi="Times New Roman" w:cs="Times New Roman"/>
-          <w:sz w:val="24"/>
-          <w:szCs w:val="24"/>
-        </w:rPr>
-        <w:t xml:space="preserve"> — ограниченность по времени):</w:t>
+        <w:t>T (Time-bound — ограниченность по времени):</w:t>
       </w:r>
     </w:p>
     <w:p>
@@ -5011,15 +4854,7 @@
               <w:pStyle w:val="a4"/>
             </w:pPr>
             <w:r>
-              <w:t>P (</w:t>
-            </w:r>
-            <w:proofErr w:type="spellStart"/>
-            <w:r>
-              <w:t>Political</w:t>
-            </w:r>
-            <w:proofErr w:type="spellEnd"/>
-            <w:r>
-              <w:t>). Политические</w:t>
+              <w:t>P (Political). Политические</w:t>
             </w:r>
           </w:p>
           <w:p>
@@ -5281,15 +5116,7 @@
               <w:pStyle w:val="a4"/>
             </w:pPr>
             <w:r>
-              <w:t>S (</w:t>
-            </w:r>
-            <w:proofErr w:type="spellStart"/>
-            <w:r>
-              <w:t>Socio-Cultural</w:t>
-            </w:r>
-            <w:proofErr w:type="spellEnd"/>
-            <w:r>
-              <w:t>). Социальные</w:t>
+              <w:t>S (Socio-Cultural). Социальные</w:t>
             </w:r>
           </w:p>
           <w:p>
@@ -5359,15 +5186,7 @@
               <w:t xml:space="preserve"> </w:t>
             </w:r>
             <w:r>
-              <w:t>(</w:t>
-            </w:r>
-            <w:proofErr w:type="spellStart"/>
-            <w:r>
-              <w:t>Technological</w:t>
-            </w:r>
-            <w:proofErr w:type="spellEnd"/>
-            <w:r>
-              <w:t>)</w:t>
+              <w:t>(Technological)</w:t>
             </w:r>
             <w:r>
               <w:t>.</w:t>
@@ -5463,25 +5282,7 @@
           <w:szCs w:val="24"/>
         </w:rPr>
         <w:lastRenderedPageBreak/>
-        <w:t xml:space="preserve">Политические факторы (P – </w:t>
-      </w:r>
-      <w:proofErr w:type="spellStart"/>
-      <w:r>
-        <w:rPr>
-          <w:rFonts w:ascii="Times New Roman" w:hAnsi="Times New Roman" w:cs="Times New Roman"/>
-          <w:sz w:val="24"/>
-          <w:szCs w:val="24"/>
-        </w:rPr>
-        <w:t>Political</w:t>
-      </w:r>
-      <w:proofErr w:type="spellEnd"/>
-      <w:r>
-        <w:rPr>
-          <w:rFonts w:ascii="Times New Roman" w:hAnsi="Times New Roman" w:cs="Times New Roman"/>
-          <w:sz w:val="24"/>
-          <w:szCs w:val="24"/>
-        </w:rPr>
-        <w:t>)</w:t>
+        <w:t>Политические факторы (P – Political)</w:t>
       </w:r>
     </w:p>
     <w:p>
@@ -6535,15 +6336,7 @@
               <w:pStyle w:val="a4"/>
             </w:pPr>
             <w:r>
-              <w:t>Сильные стороны (</w:t>
-            </w:r>
-            <w:proofErr w:type="spellStart"/>
-            <w:r>
-              <w:t>Strengths</w:t>
-            </w:r>
-            <w:proofErr w:type="spellEnd"/>
-            <w:r>
-              <w:t>)</w:t>
+              <w:t>Сильные стороны (Strengths)</w:t>
             </w:r>
           </w:p>
         </w:tc>
@@ -6556,15 +6349,7 @@
               <w:pStyle w:val="a4"/>
             </w:pPr>
             <w:r>
-              <w:t>Слабые стороны (</w:t>
-            </w:r>
-            <w:proofErr w:type="spellStart"/>
-            <w:r>
-              <w:t>Weaknesses</w:t>
-            </w:r>
-            <w:proofErr w:type="spellEnd"/>
-            <w:r>
-              <w:t>)</w:t>
+              <w:t>Слабые стороны (Weaknesses)</w:t>
             </w:r>
           </w:p>
         </w:tc>
@@ -6810,15 +6595,7 @@
               <w:pStyle w:val="a4"/>
             </w:pPr>
             <w:r>
-              <w:t>Возможности (</w:t>
-            </w:r>
-            <w:proofErr w:type="spellStart"/>
-            <w:r>
-              <w:t>Opportunities</w:t>
-            </w:r>
-            <w:proofErr w:type="spellEnd"/>
-            <w:r>
-              <w:t>)</w:t>
+              <w:t>Возможности (Opportunities)</w:t>
             </w:r>
           </w:p>
         </w:tc>
@@ -6831,15 +6608,7 @@
               <w:pStyle w:val="a4"/>
             </w:pPr>
             <w:r>
-              <w:t>Угрозы (</w:t>
-            </w:r>
-            <w:proofErr w:type="spellStart"/>
-            <w:r>
-              <w:t>Threats</w:t>
-            </w:r>
-            <w:proofErr w:type="spellEnd"/>
-            <w:r>
-              <w:t>)</w:t>
+              <w:t>Угрозы (Threats)</w:t>
             </w:r>
           </w:p>
         </w:tc>
@@ -7968,25 +7737,7 @@
           <w:sz w:val="24"/>
           <w:szCs w:val="24"/>
         </w:rPr>
-        <w:t>Удержание топ-</w:t>
-      </w:r>
-      <w:proofErr w:type="spellStart"/>
-      <w:r>
-        <w:rPr>
-          <w:rFonts w:ascii="Times New Roman" w:hAnsi="Times New Roman" w:cs="Times New Roman"/>
-          <w:sz w:val="24"/>
-          <w:szCs w:val="24"/>
-        </w:rPr>
-        <w:t>контрибуторов</w:t>
-      </w:r>
-      <w:proofErr w:type="spellEnd"/>
-      <w:r>
-        <w:rPr>
-          <w:rFonts w:ascii="Times New Roman" w:hAnsi="Times New Roman" w:cs="Times New Roman"/>
-          <w:sz w:val="24"/>
-          <w:szCs w:val="24"/>
-        </w:rPr>
-        <w:t>.</w:t>
+        <w:t>Удержание топ-контрибуторов.</w:t>
       </w:r>
     </w:p>
     <w:p>
@@ -8145,25 +7896,7 @@
           <w:sz w:val="24"/>
           <w:szCs w:val="24"/>
         </w:rPr>
-        <w:t xml:space="preserve">Ввести базовые юридические и </w:t>
-      </w:r>
-      <w:proofErr w:type="spellStart"/>
-      <w:r>
-        <w:rPr>
-          <w:rFonts w:ascii="Times New Roman" w:hAnsi="Times New Roman" w:cs="Times New Roman"/>
-          <w:sz w:val="24"/>
-          <w:szCs w:val="24"/>
-        </w:rPr>
-        <w:t>модерационные</w:t>
-      </w:r>
-      <w:proofErr w:type="spellEnd"/>
-      <w:r>
-        <w:rPr>
-          <w:rFonts w:ascii="Times New Roman" w:hAnsi="Times New Roman" w:cs="Times New Roman"/>
-          <w:sz w:val="24"/>
-          <w:szCs w:val="24"/>
-        </w:rPr>
-        <w:t xml:space="preserve"> процедуры ещё на этапе МРВ.</w:t>
+        <w:t>Ввести базовые юридические и модерационные процедуры ещё на этапе МРВ.</w:t>
       </w:r>
     </w:p>
     <w:p>
@@ -8407,20 +8140,8 @@
           <w:szCs w:val="24"/>
           <w:shd w:val="clear" w:color="auto" w:fill="FFFFFF"/>
         </w:rPr>
-        <w:t xml:space="preserve">Диаграмма </w:t>
-      </w:r>
-      <w:proofErr w:type="spellStart"/>
-      <w:r>
-        <w:rPr>
-          <w:rFonts w:ascii="Times New Roman" w:hAnsi="Times New Roman" w:cs="Times New Roman"/>
-          <w:color w:val="0D0D0D"/>
-          <w:sz w:val="24"/>
-          <w:szCs w:val="24"/>
-          <w:shd w:val="clear" w:color="auto" w:fill="FFFFFF"/>
-        </w:rPr>
-        <w:t>Ганта</w:t>
-      </w:r>
-      <w:proofErr w:type="spellEnd"/>
+        <w:t>Диаграмма Ганта</w:t>
+      </w:r>
     </w:p>
     <w:p>
       <w:pPr>
@@ -8430,15 +8151,7 @@
         <w:jc w:val="both"/>
       </w:pPr>
       <w:r>
-        <w:t xml:space="preserve">Диаграмма </w:t>
-      </w:r>
-      <w:proofErr w:type="spellStart"/>
-      <w:r>
-        <w:t>Ганта</w:t>
-      </w:r>
-      <w:proofErr w:type="spellEnd"/>
-      <w:r>
-        <w:t xml:space="preserve"> используется для планирования и визуализации этапов выполнения проекта, а также для определения сроков выполнения отдельных задач и их последовательности.</w:t>
+        <w:t>Диаграмма Ганта используется для планирования и визуализации этапов выполнения проекта, а также для определения сроков выполнения отдельных задач и их последовательности.</w:t>
       </w:r>
     </w:p>
     <w:p>
@@ -8674,25 +8387,7 @@
           <w:sz w:val="24"/>
           <w:szCs w:val="24"/>
         </w:rPr>
-        <w:t xml:space="preserve">На этом этапе создаётся </w:t>
-      </w:r>
-      <w:proofErr w:type="spellStart"/>
-      <w:r>
-        <w:rPr>
-          <w:rFonts w:ascii="Times New Roman" w:hAnsi="Times New Roman" w:cs="Times New Roman"/>
-          <w:sz w:val="24"/>
-          <w:szCs w:val="24"/>
-        </w:rPr>
-        <w:t>backend</w:t>
-      </w:r>
-      <w:proofErr w:type="spellEnd"/>
-      <w:r>
-        <w:rPr>
-          <w:rFonts w:ascii="Times New Roman" w:hAnsi="Times New Roman" w:cs="Times New Roman"/>
-          <w:sz w:val="24"/>
-          <w:szCs w:val="24"/>
-        </w:rPr>
-        <w:t xml:space="preserve"> системы, который отвечает за обработку запросов пользователей, хранение данных и управление контентом. Также реализуются база данных, API и механизмы авторизации, защиты и резервного копирования информации.</w:t>
+        <w:t>На этом этапе создаётся backend системы, который отвечает за обработку запросов пользователей, хранение данных и управление контентом. Также реализуются база данных, API и механизмы авторизации, защиты и резервного копирования информации.</w:t>
       </w:r>
     </w:p>
     <w:p>
@@ -8917,29 +8612,7 @@
           <w:szCs w:val="24"/>
           <w:shd w:val="clear" w:color="auto" w:fill="FFFFFF"/>
         </w:rPr>
-        <w:t xml:space="preserve"> представлена диаграмма </w:t>
-      </w:r>
-      <w:proofErr w:type="spellStart"/>
-      <w:r>
-        <w:rPr>
-          <w:rFonts w:ascii="Times New Roman" w:hAnsi="Times New Roman" w:cs="Times New Roman"/>
-          <w:color w:val="0D0D0D"/>
-          <w:sz w:val="24"/>
-          <w:szCs w:val="24"/>
-          <w:shd w:val="clear" w:color="auto" w:fill="FFFFFF"/>
-        </w:rPr>
-        <w:t>Ганта</w:t>
-      </w:r>
-      <w:proofErr w:type="spellEnd"/>
-      <w:r>
-        <w:rPr>
-          <w:rFonts w:ascii="Times New Roman" w:hAnsi="Times New Roman" w:cs="Times New Roman"/>
-          <w:color w:val="0D0D0D"/>
-          <w:sz w:val="24"/>
-          <w:szCs w:val="24"/>
-          <w:shd w:val="clear" w:color="auto" w:fill="FFFFFF"/>
-        </w:rPr>
-        <w:t>, представленная в табличном формате</w:t>
+        <w:t xml:space="preserve"> представлена диаграмма Ганта, представленная в табличном формате</w:t>
       </w:r>
     </w:p>
     <w:p>
@@ -9016,19 +8689,8 @@
           <w:sz w:val="24"/>
           <w:szCs w:val="24"/>
         </w:rPr>
-        <w:t xml:space="preserve"> - Диаграмма </w:t>
-      </w:r>
-      <w:proofErr w:type="spellStart"/>
-      <w:r>
-        <w:rPr>
-          <w:rFonts w:ascii="Times New Roman" w:hAnsi="Times New Roman" w:cs="Times New Roman"/>
-          <w:color w:val="auto"/>
-          <w:sz w:val="24"/>
-          <w:szCs w:val="24"/>
-        </w:rPr>
-        <w:t>Ганта</w:t>
-      </w:r>
-      <w:proofErr w:type="spellEnd"/>
+        <w:t xml:space="preserve"> - Диаграмма Ганта</w:t>
+      </w:r>
     </w:p>
     <w:tbl>
       <w:tblPr>
@@ -11050,42 +10712,8 @@
           <w:szCs w:val="24"/>
           <w:shd w:val="clear" w:color="auto" w:fill="FFFFFF"/>
         </w:rPr>
-        <w:t xml:space="preserve">Модель </w:t>
-      </w:r>
-      <w:proofErr w:type="spellStart"/>
-      <w:r>
-        <w:rPr>
-          <w:rFonts w:ascii="Times New Roman" w:hAnsi="Times New Roman" w:cs="Times New Roman"/>
-          <w:color w:val="0D0D0D"/>
-          <w:sz w:val="24"/>
-          <w:szCs w:val="24"/>
-          <w:shd w:val="clear" w:color="auto" w:fill="FFFFFF"/>
-        </w:rPr>
-        <w:t>Остервальдера</w:t>
-      </w:r>
-      <w:proofErr w:type="spellEnd"/>
-      <w:r>
-        <w:rPr>
-          <w:rFonts w:ascii="Times New Roman" w:hAnsi="Times New Roman" w:cs="Times New Roman"/>
-          <w:color w:val="0D0D0D"/>
-          <w:sz w:val="24"/>
-          <w:szCs w:val="24"/>
-          <w:shd w:val="clear" w:color="auto" w:fill="FFFFFF"/>
-        </w:rPr>
-        <w:t xml:space="preserve"> и </w:t>
-      </w:r>
-      <w:proofErr w:type="spellStart"/>
-      <w:r>
-        <w:rPr>
-          <w:rFonts w:ascii="Times New Roman" w:hAnsi="Times New Roman" w:cs="Times New Roman"/>
-          <w:color w:val="0D0D0D"/>
-          <w:sz w:val="24"/>
-          <w:szCs w:val="24"/>
-          <w:shd w:val="clear" w:color="auto" w:fill="FFFFFF"/>
-        </w:rPr>
-        <w:t>Пинье</w:t>
-      </w:r>
-      <w:proofErr w:type="spellEnd"/>
+        <w:t>Модель Остервальдера и Пинье</w:t>
+      </w:r>
     </w:p>
     <w:p>
       <w:pPr>
@@ -11466,23 +11094,7 @@
         <w:t>М</w:t>
       </w:r>
       <w:r>
-        <w:t>обильное приложение (</w:t>
-      </w:r>
-      <w:proofErr w:type="spellStart"/>
-      <w:r>
-        <w:t>Android</w:t>
-      </w:r>
-      <w:proofErr w:type="spellEnd"/>
-      <w:r>
-        <w:t xml:space="preserve"> / </w:t>
-      </w:r>
-      <w:proofErr w:type="spellStart"/>
-      <w:r>
-        <w:t>iOS</w:t>
-      </w:r>
-      <w:proofErr w:type="spellEnd"/>
-      <w:r>
-        <w:t>);</w:t>
+        <w:t>обильное приложение (Android / iOS);</w:t>
       </w:r>
     </w:p>
     <w:p>
@@ -11536,15 +11148,7 @@
         <w:t>Р</w:t>
       </w:r>
       <w:r>
-        <w:t>екомендации пользователей (</w:t>
-      </w:r>
-      <w:proofErr w:type="spellStart"/>
-      <w:r>
-        <w:t>peer-to-peer</w:t>
-      </w:r>
-      <w:proofErr w:type="spellEnd"/>
-      <w:r>
-        <w:t xml:space="preserve"> распространение).</w:t>
+        <w:t>екомендации пользователей (peer-to-peer распространение).</w:t>
       </w:r>
     </w:p>
     <w:p>
@@ -12340,23 +11944,7 @@
         <w:jc w:val="both"/>
       </w:pPr>
       <w:r>
-        <w:t xml:space="preserve">Визуализация бизнес-модели </w:t>
-      </w:r>
-      <w:proofErr w:type="spellStart"/>
-      <w:r>
-        <w:t>Остервальдера</w:t>
-      </w:r>
-      <w:proofErr w:type="spellEnd"/>
-      <w:r>
-        <w:t xml:space="preserve"> и </w:t>
-      </w:r>
-      <w:proofErr w:type="spellStart"/>
-      <w:r>
-        <w:t>Пинье</w:t>
-      </w:r>
-      <w:proofErr w:type="spellEnd"/>
-      <w:r>
-        <w:t xml:space="preserve"> представлена в таблице</w:t>
+        <w:t>Визуализация бизнес-модели Остервальдера и Пинье представлена в таблице</w:t>
       </w:r>
       <w:r>
         <w:t xml:space="preserve"> </w:t>
@@ -12439,39 +12027,8 @@
           <w:sz w:val="24"/>
           <w:szCs w:val="24"/>
         </w:rPr>
-        <w:t xml:space="preserve"> - Модель </w:t>
-      </w:r>
-      <w:proofErr w:type="spellStart"/>
-      <w:r>
-        <w:rPr>
-          <w:rFonts w:ascii="Times New Roman" w:hAnsi="Times New Roman" w:cs="Times New Roman"/>
-          <w:color w:val="auto"/>
-          <w:sz w:val="24"/>
-          <w:szCs w:val="24"/>
-        </w:rPr>
-        <w:t>Остервальдера</w:t>
-      </w:r>
-      <w:proofErr w:type="spellEnd"/>
-      <w:r>
-        <w:rPr>
-          <w:rFonts w:ascii="Times New Roman" w:hAnsi="Times New Roman" w:cs="Times New Roman"/>
-          <w:color w:val="auto"/>
-          <w:sz w:val="24"/>
-          <w:szCs w:val="24"/>
-        </w:rPr>
-        <w:t xml:space="preserve"> и </w:t>
-      </w:r>
-      <w:proofErr w:type="spellStart"/>
-      <w:r>
-        <w:rPr>
-          <w:rFonts w:ascii="Times New Roman" w:hAnsi="Times New Roman" w:cs="Times New Roman"/>
-          <w:color w:val="auto"/>
-          <w:sz w:val="24"/>
-          <w:szCs w:val="24"/>
-        </w:rPr>
-        <w:t>Пинье</w:t>
-      </w:r>
-      <w:proofErr w:type="spellEnd"/>
+        <w:t xml:space="preserve"> - Модель Остервальдера и Пинье</w:t>
+      </w:r>
     </w:p>
     <w:tbl>
       <w:tblPr>
@@ -13495,43 +13052,7 @@
                 <w:sz w:val="16"/>
                 <w:szCs w:val="16"/>
               </w:rPr>
-              <w:t>Мобильное приложение (</w:t>
-            </w:r>
-            <w:proofErr w:type="spellStart"/>
-            <w:r>
-              <w:rPr>
-                <w:rFonts w:ascii="Times New Roman" w:hAnsi="Times New Roman" w:cs="Times New Roman"/>
-                <w:sz w:val="16"/>
-                <w:szCs w:val="16"/>
-              </w:rPr>
-              <w:t>Android</w:t>
-            </w:r>
-            <w:proofErr w:type="spellEnd"/>
-            <w:r>
-              <w:rPr>
-                <w:rFonts w:ascii="Times New Roman" w:hAnsi="Times New Roman" w:cs="Times New Roman"/>
-                <w:sz w:val="16"/>
-                <w:szCs w:val="16"/>
-              </w:rPr>
-              <w:t xml:space="preserve"> / </w:t>
-            </w:r>
-            <w:proofErr w:type="spellStart"/>
-            <w:r>
-              <w:rPr>
-                <w:rFonts w:ascii="Times New Roman" w:hAnsi="Times New Roman" w:cs="Times New Roman"/>
-                <w:sz w:val="16"/>
-                <w:szCs w:val="16"/>
-              </w:rPr>
-              <w:t>iOS</w:t>
-            </w:r>
-            <w:proofErr w:type="spellEnd"/>
-            <w:r>
-              <w:rPr>
-                <w:rFonts w:ascii="Times New Roman" w:hAnsi="Times New Roman" w:cs="Times New Roman"/>
-                <w:sz w:val="16"/>
-                <w:szCs w:val="16"/>
-              </w:rPr>
-              <w:t>);</w:t>
+              <w:t>Мобильное приложение (Android / iOS);</w:t>
             </w:r>
           </w:p>
           <w:p>
@@ -13600,25 +13121,7 @@
                 <w:sz w:val="16"/>
                 <w:szCs w:val="16"/>
               </w:rPr>
-              <w:t>Рекомендации пользователей (</w:t>
-            </w:r>
-            <w:proofErr w:type="spellStart"/>
-            <w:r>
-              <w:rPr>
-                <w:rFonts w:ascii="Times New Roman" w:hAnsi="Times New Roman" w:cs="Times New Roman"/>
-                <w:sz w:val="16"/>
-                <w:szCs w:val="16"/>
-              </w:rPr>
-              <w:t>peer-to-peer</w:t>
-            </w:r>
-            <w:proofErr w:type="spellEnd"/>
-            <w:r>
-              <w:rPr>
-                <w:rFonts w:ascii="Times New Roman" w:hAnsi="Times New Roman" w:cs="Times New Roman"/>
-                <w:sz w:val="16"/>
-                <w:szCs w:val="16"/>
-              </w:rPr>
-              <w:t xml:space="preserve"> распространение).</w:t>
+              <w:t>Рекомендации пользователей (peer-to-peer распространение).</w:t>
             </w:r>
           </w:p>
         </w:tc>
@@ -19362,25 +18865,7 @@
           <w:sz w:val="24"/>
           <w:szCs w:val="24"/>
         </w:rPr>
-        <w:t xml:space="preserve">Рисунок 4 – </w:t>
-      </w:r>
-      <w:proofErr w:type="spellStart"/>
-      <w:r>
-        <w:rPr>
-          <w:rFonts w:ascii="Times New Roman" w:hAnsi="Times New Roman" w:cs="Times New Roman"/>
-          <w:sz w:val="24"/>
-          <w:szCs w:val="24"/>
-        </w:rPr>
-        <w:t>Причинно</w:t>
-      </w:r>
-      <w:proofErr w:type="spellEnd"/>
-      <w:r>
-        <w:rPr>
-          <w:rFonts w:ascii="Times New Roman" w:hAnsi="Times New Roman" w:cs="Times New Roman"/>
-          <w:sz w:val="24"/>
-          <w:szCs w:val="24"/>
-        </w:rPr>
-        <w:t xml:space="preserve"> – следственная диаграмма</w:t>
+        <w:t>Рисунок 4 – Причинно – следственная диаграмма</w:t>
       </w:r>
     </w:p>
     <w:p>
@@ -20036,31 +19521,7 @@
           <w:lang w:eastAsia="ru-RU"/>
           <w14:ligatures w14:val="none"/>
         </w:rPr>
-        <w:t xml:space="preserve">Создаётся </w:t>
-      </w:r>
-      <w:proofErr w:type="spellStart"/>
-      <w:r>
-        <w:rPr>
-          <w:rFonts w:ascii="Times New Roman" w:eastAsia="Times New Roman" w:hAnsi="Times New Roman" w:cs="Times New Roman"/>
-          <w:kern w:val="0"/>
-          <w:sz w:val="24"/>
-          <w:szCs w:val="24"/>
-          <w:lang w:eastAsia="ru-RU"/>
-          <w14:ligatures w14:val="none"/>
-        </w:rPr>
-        <w:t>backend</w:t>
-      </w:r>
-      <w:proofErr w:type="spellEnd"/>
-      <w:r>
-        <w:rPr>
-          <w:rFonts w:ascii="Times New Roman" w:eastAsia="Times New Roman" w:hAnsi="Times New Roman" w:cs="Times New Roman"/>
-          <w:kern w:val="0"/>
-          <w:sz w:val="24"/>
-          <w:szCs w:val="24"/>
-          <w:lang w:eastAsia="ru-RU"/>
-          <w14:ligatures w14:val="none"/>
-        </w:rPr>
-        <w:t>, база данных и механизмы обработки запросов. Инвестиции остаются высокими из-за необходимости разработки инфраструктуры.</w:t>
+        <w:t>Создаётся backend, база данных и механизмы обработки запросов. Инвестиции остаются высокими из-за необходимости разработки инфраструктуры.</w:t>
       </w:r>
     </w:p>
     <w:p>
@@ -20369,7 +19830,6 @@
     <w:p>
       <w:pPr>
         <w:spacing w:after="0" w:line="360" w:lineRule="auto"/>
-        <w:ind w:firstLine="709"/>
         <w:rPr>
           <w:rFonts w:ascii="Times New Roman" w:hAnsi="Times New Roman" w:cs="Times New Roman"/>
           <w:sz w:val="24"/>
@@ -21756,7 +21216,6 @@
     </w:tbl>
     <w:p/>
     <w:p/>
-    <w:p/>
     <w:p>
       <w:pPr>
         <w:spacing w:after="0" w:line="360" w:lineRule="auto"/>
@@ -21775,6 +21234,7 @@
           <w:sz w:val="24"/>
           <w:szCs w:val="24"/>
         </w:rPr>
+        <w:lastRenderedPageBreak/>
         <w:t xml:space="preserve">Продолжение таблицы </w:t>
       </w:r>
       <w:r>
@@ -23519,7 +22979,6 @@
           <w:sz w:val="24"/>
           <w:szCs w:val="24"/>
         </w:rPr>
-        <w:lastRenderedPageBreak/>
         <w:t>Наиболее значимыми рисками являются технические риски и риск низкой активности пользователей, так как они могут существенно повлиять на успешность реализации проекта.</w:t>
       </w:r>
     </w:p>
@@ -23540,6 +22999,7 @@
           <w:sz w:val="24"/>
           <w:szCs w:val="24"/>
         </w:rPr>
+        <w:lastRenderedPageBreak/>
         <w:t>10.4 Выводы по результатам анализа рисков</w:t>
       </w:r>
     </w:p>
@@ -23860,17 +23320,15 @@
         <w:t>7.2.5 «Потоки доходов»</w:t>
       </w:r>
       <w:r>
-        <w:t xml:space="preserve"> в качестве основных </w:t>
+        <w:t xml:space="preserve"> в качестве основных источников дохода проекта выделены платная подписка на расширенные функции приложения, реклама образовательных сервисов, партнёрские программы с образовательными </w:t>
       </w:r>
       <w:r>
         <w:lastRenderedPageBreak/>
-        <w:t xml:space="preserve">источников дохода проекта выделены платная подписка на расширенные функции приложения, реклама образовательных сервисов, партнёрские программы с образовательными платформами и дополнительные </w:t>
-      </w:r>
-      <w:proofErr w:type="spellStart"/>
+        <w:t xml:space="preserve">платформами и дополнительные </w:t>
+      </w:r>
       <w:r>
         <w:t>premium</w:t>
       </w:r>
-      <w:proofErr w:type="spellEnd"/>
       <w:r>
         <w:t xml:space="preserve">-функции. В пункте </w:t>
       </w:r>
@@ -24015,16 +23473,8 @@
         <w:rPr>
           <w:lang w:eastAsia="ru-RU"/>
         </w:rPr>
-        <w:t xml:space="preserve">3-й год — 1 800 000 </w:t>
-      </w:r>
-      <w:proofErr w:type="gramStart"/>
-      <w:r>
-        <w:rPr>
-          <w:lang w:eastAsia="ru-RU"/>
-        </w:rPr>
-        <w:t>руб..</w:t>
-      </w:r>
-      <w:proofErr w:type="gramEnd"/>
+        <w:t>3-й год — 1 800 000 руб..</w:t>
+      </w:r>
     </w:p>
     <w:p>
       <w:pPr>
@@ -24033,11 +23483,9 @@
       <w:r>
         <w:t xml:space="preserve">Для расчёта точки безубыточности в качестве базового платного элемента монетизации принимается </w:t>
       </w:r>
-      <w:proofErr w:type="spellStart"/>
       <w:r>
         <w:t>premium</w:t>
       </w:r>
-      <w:proofErr w:type="spellEnd"/>
       <w:r>
         <w:t xml:space="preserve">-подписка. </w:t>
       </w:r>
@@ -24410,7 +23858,6 @@
           <w:rPr>
             <w:rFonts w:ascii="Cambria Math" w:hAnsi="Cambria Math"/>
           </w:rPr>
-          <w:lastRenderedPageBreak/>
           <m:t>n</m:t>
         </m:r>
       </m:oMath>
@@ -24427,6 +23874,7 @@
           <w:rPr>
             <w:rFonts w:ascii="Cambria Math" w:hAnsi="Cambria Math"/>
           </w:rPr>
+          <w:lastRenderedPageBreak/>
           <m:t>NPV</m:t>
         </m:r>
       </m:oMath>
@@ -29419,15 +28867,7 @@
         </m:sSub>
       </m:oMath>
       <w:r>
-        <w:t xml:space="preserve"> – о</w:t>
-      </w:r>
-      <w:proofErr w:type="spellStart"/>
-      <w:r>
-        <w:t>бъем</w:t>
-      </w:r>
-      <w:proofErr w:type="spellEnd"/>
-      <w:r>
-        <w:t xml:space="preserve"> продаж в точке безубыточности</w:t>
+        <w:t xml:space="preserve"> – объем продаж в точке безубыточности</w:t>
       </w:r>
       <w:r>
         <w:t>;</w:t>
@@ -30619,15 +30059,7 @@
         <w:pStyle w:val="a4"/>
       </w:pPr>
       <w:r>
-        <w:t xml:space="preserve">Следовательно, при достижении планируемых показателей пользовательской базы и монетизации проект способен окупить вложенные средства и обеспечить положительный финансовый результат. Источники доходов проекта и его основные статьи расходов согласуются с ранее определённой бизнес-моделью: в качестве доходов предусмотрены платная подписка, реклама, партнёрские программы и дополнительные </w:t>
-      </w:r>
-      <w:proofErr w:type="spellStart"/>
-      <w:r>
-        <w:t>premium</w:t>
-      </w:r>
-      <w:proofErr w:type="spellEnd"/>
-      <w:r>
-        <w:t>-функции, а в качестве расходов — разработка, поддержка приложения, серверная инфраструктура, оплата труда команды, маркетинг и техническая поддержка.</w:t>
+        <w:t>Следовательно, при достижении планируемых показателей пользовательской базы и монетизации проект способен окупить вложенные средства и обеспечить положительный финансовый результат. Источники доходов проекта и его основные статьи расходов согласуются с ранее определённой бизнес-моделью: в качестве доходов предусмотрены платная подписка, реклама, партнёрские программы и дополнительные premium-функции, а в качестве расходов — разработка, поддержка приложения, серверная инфраструктура, оплата труда команды, маркетинг и техническая поддержка.</w:t>
       </w:r>
     </w:p>
     <w:p>
@@ -30666,7 +30098,7 @@
         <w:pStyle w:val="a4"/>
       </w:pPr>
       <w:r>
-        <w:t>По результатам анализа можно сделать вывод, что разработка мобильного приложения для обмена учебными материалами между студентами является социально значимым и востребованным проектом, однако в коммерческом смысле не является достаточно рентабельной при текущих условиях реализации. Несмотря на наличие потенциальных источников дохода, предусмотренных бизнес-моделью проекта, их объём ограничен спецификой целевой аудитории, поскольку основными пользователями являются студенты, для которых характерна сравнительно невысокая платежеспособность. Кроме того, для обеспечения стабильной работы приложения требуются постоянные затраты на разработку, сопровождение, модерацию контента, серверную инфраструктуру и продвижение, что снижает коммерческую привлекательность проекта. Это соответствует ранее выявленным ограничениям проекта, связанным с финансовыми ресурсами, необходимостью постоянного наполнения базы материалов и зависимостью от активности пользователей.</w:t>
+        <w:t>По результатам проведённого анализа можно сделать вывод, что разработка мобильного приложения для обмена учебными материалами между студентами является социально значимым и практически востребованным проектом, однако в коммерческом смысле его реализация в текущих условиях не является в полной мере целесообразной. Это связано с тем, что основную целевую аудиторию составляют студенты, для которых характерна ограниченная платежеспособность, а также с тем, что проект требует постоянных затрат на разработку, поддержку, модерацию контента, серверную инфраструктуру и продвижение. При этом в документе уже отмечено, что проект имеет риски, связанные с зависимостью от активности пользователей, необходимостью регулярного наполнения базы материалов и наличием конкурентной среды.</w:t>
       </w:r>
     </w:p>
     <w:p>
@@ -30674,7 +30106,7 @@
         <w:pStyle w:val="a4"/>
       </w:pPr>
       <w:r>
-        <w:t>Вместе с тем проект обладает высокой социальной и образовательной ценностью. Он способен упростить доступ студентов к учебным материалам, повысить скорость обмена знаниями, поддержать коллективную подготовку к занятиям и экзаменам, а также способствовать развитию цифровой образовательной среды. В этом смысле проект является целесообразным для некоммерческого использования, например в формате университетской платформы, студенческого сообщества либо при поддержке образовательной организации. Таким образом, проект следует рассматривать не как коммерчески высокодоходный продукт, а как общественно полезное цифровое решение, оправданное с точки зрения образовательного эффекта и практической значимости для студентов.</w:t>
+        <w:t>Вместе с тем проект обладает высокой образовательной и социальной ценностью, поскольку способен упростить доступ к учебным материалам, повысить удобство обмена знаниями между студентами и поддержать цифровую образовательную среду. Поэтому наиболее обоснованным вариантом является исполнение проекта в некоммерческом формате либо при поддержке образовательной организации, университета или студенческого сообщества. Таким образом, проект можно признать целесообразным для некоммерческого использования, но нецелесообразным как коммерчески ориентированный продукт без дополнительной внешней поддержки.</w:t>
       </w:r>
     </w:p>
     <w:sectPr>

--- a/ЭОИТП.docx
+++ b/ЭОИТП.docx
@@ -5267,27 +5267,6 @@
     <w:p>
       <w:pPr>
         <w:spacing w:after="0" w:line="360" w:lineRule="auto"/>
-        <w:ind w:firstLine="708"/>
-        <w:jc w:val="both"/>
-        <w:rPr>
-          <w:rFonts w:ascii="Times New Roman" w:hAnsi="Times New Roman" w:cs="Times New Roman"/>
-          <w:sz w:val="24"/>
-          <w:szCs w:val="24"/>
-        </w:rPr>
-      </w:pPr>
-      <w:r>
-        <w:rPr>
-          <w:rFonts w:ascii="Times New Roman" w:hAnsi="Times New Roman" w:cs="Times New Roman"/>
-          <w:sz w:val="24"/>
-          <w:szCs w:val="24"/>
-        </w:rPr>
-        <w:lastRenderedPageBreak/>
-        <w:t>Политические факторы (P – Political)</w:t>
-      </w:r>
-    </w:p>
-    <w:p>
-      <w:pPr>
-        <w:spacing w:after="0" w:line="360" w:lineRule="auto"/>
         <w:ind w:firstLine="709"/>
         <w:jc w:val="both"/>
         <w:rPr>
@@ -5302,6 +5281,7 @@
           <w:sz w:val="24"/>
           <w:szCs w:val="24"/>
         </w:rPr>
+        <w:lastRenderedPageBreak/>
         <w:t>Проведенный анализ PEST-факторов показывает, что внешняя среда в целом благоприятствует разработке и внедрению мобильного приложения для студентов. Ключевые возможности связаны с активной государственной поддержкой цифровизации образования, высоким спросом на онлайн-обучение и укоренившейся привычкой студентов использовать смартфоны для быстрого доступа к информации. Развитие облачных технологий и современных средств разработки позволяет создать качественный продукт с оптимальными затратами.</w:t>
       </w:r>
     </w:p>
@@ -5734,7 +5714,6 @@
           <w:sz w:val="24"/>
           <w:szCs w:val="24"/>
         </w:rPr>
-        <w:lastRenderedPageBreak/>
         <w:t>Время восстановления после инцидента (RTO) — менее X часов.</w:t>
       </w:r>
     </w:p>
@@ -5760,6 +5739,7 @@
           <w:sz w:val="24"/>
           <w:szCs w:val="24"/>
         </w:rPr>
+        <w:lastRenderedPageBreak/>
         <w:t>Число инцидентов с утечкой персональных данных — 0 за первые 6 месяцев.</w:t>
       </w:r>
     </w:p>

--- a/ЭОИТП.docx
+++ b/ЭОИТП.docx
@@ -296,31 +296,7 @@
                 <w:lang w:eastAsia="ru-RU"/>
                 <w14:ligatures w14:val="none"/>
               </w:rPr>
-              <w:t xml:space="preserve">Г.С. </w:t>
-            </w:r>
-            <w:proofErr w:type="spellStart"/>
-            <w:r>
-              <w:rPr>
-                <w:rFonts w:ascii="Times New Roman" w:eastAsia="Times New Roman" w:hAnsi="Times New Roman" w:cs="Times New Roman"/>
-                <w:kern w:val="0"/>
-                <w:sz w:val="24"/>
-                <w:szCs w:val="24"/>
-                <w:lang w:eastAsia="ru-RU"/>
-                <w14:ligatures w14:val="none"/>
-              </w:rPr>
-              <w:t>Армашова</w:t>
-            </w:r>
-            <w:proofErr w:type="spellEnd"/>
-            <w:r>
-              <w:rPr>
-                <w:rFonts w:ascii="Times New Roman" w:eastAsia="Times New Roman" w:hAnsi="Times New Roman" w:cs="Times New Roman"/>
-                <w:kern w:val="0"/>
-                <w:sz w:val="24"/>
-                <w:szCs w:val="24"/>
-                <w:lang w:eastAsia="ru-RU"/>
-                <w14:ligatures w14:val="none"/>
-              </w:rPr>
-              <w:t>-Тельник</w:t>
+              <w:t>Г.С. Армашова-Тельник</w:t>
             </w:r>
           </w:p>
         </w:tc>
@@ -532,31 +508,7 @@
                 <w:lang w:eastAsia="ru-RU"/>
                 <w14:ligatures w14:val="none"/>
               </w:rPr>
-              <w:t xml:space="preserve">Отчет о практической работе </w:t>
-            </w:r>
-            <w:r>
-              <w:rPr>
-                <w:rFonts w:ascii="Times New Roman" w:eastAsia="Times New Roman" w:hAnsi="Times New Roman" w:cs="Times New Roman"/>
-                <w:caps/>
-                <w:kern w:val="0"/>
-                <w:sz w:val="28"/>
-                <w:szCs w:val="20"/>
-                <w:lang w:eastAsia="ru-RU"/>
-                <w14:ligatures w14:val="none"/>
-              </w:rPr>
-              <w:t xml:space="preserve">№ </w:t>
-            </w:r>
-            <w:r>
-              <w:rPr>
-                <w:rFonts w:ascii="Times New Roman" w:eastAsia="Times New Roman" w:hAnsi="Times New Roman" w:cs="Times New Roman"/>
-                <w:caps/>
-                <w:kern w:val="0"/>
-                <w:sz w:val="28"/>
-                <w:szCs w:val="28"/>
-                <w:lang w:eastAsia="ru-RU"/>
-                <w14:ligatures w14:val="none"/>
-              </w:rPr>
-              <w:t>1</w:t>
+              <w:t>Отчет о практической работе</w:t>
             </w:r>
           </w:p>
         </w:tc>
@@ -1068,7 +1020,6 @@
               </w:rPr>
               <w:t xml:space="preserve">А. А. </w:t>
             </w:r>
-            <w:proofErr w:type="spellStart"/>
             <w:r>
               <w:rPr>
                 <w:rFonts w:ascii="Times New Roman" w:eastAsia="Times New Roman" w:hAnsi="Times New Roman" w:cs="Times New Roman"/>
@@ -1080,7 +1031,6 @@
               </w:rPr>
               <w:t>Оглуздин</w:t>
             </w:r>
-            <w:proofErr w:type="spellEnd"/>
             <w:r>
               <w:rPr>
                 <w:rFonts w:ascii="Times New Roman" w:eastAsia="Times New Roman" w:hAnsi="Times New Roman" w:cs="Times New Roman"/>
@@ -1119,21 +1069,8 @@
                 <w:lang w:eastAsia="ru-RU"/>
                 <w14:ligatures w14:val="none"/>
               </w:rPr>
-              <w:t xml:space="preserve">А. Э. </w:t>
-            </w:r>
-            <w:proofErr w:type="spellStart"/>
-            <w:r>
-              <w:rPr>
-                <w:rFonts w:ascii="Times New Roman" w:eastAsia="Times New Roman" w:hAnsi="Times New Roman" w:cs="Times New Roman"/>
-                <w:kern w:val="0"/>
-                <w:sz w:val="24"/>
-                <w:szCs w:val="24"/>
-                <w:lang w:eastAsia="ru-RU"/>
-                <w14:ligatures w14:val="none"/>
-              </w:rPr>
-              <w:t>Морохия</w:t>
-            </w:r>
-            <w:proofErr w:type="spellEnd"/>
+              <w:t>А. Э. Морохия</w:t>
+            </w:r>
             <w:r>
               <w:rPr>
                 <w:rFonts w:ascii="Times New Roman" w:eastAsia="Times New Roman" w:hAnsi="Times New Roman" w:cs="Times New Roman"/>
@@ -1207,7 +1144,6 @@
               </w:rPr>
               <w:t xml:space="preserve">. </w:t>
             </w:r>
-            <w:proofErr w:type="spellStart"/>
             <w:r>
               <w:rPr>
                 <w:rFonts w:ascii="Times New Roman" w:eastAsia="Times New Roman" w:hAnsi="Times New Roman" w:cs="Times New Roman"/>
@@ -1219,7 +1155,6 @@
               </w:rPr>
               <w:t>Халикова</w:t>
             </w:r>
-            <w:proofErr w:type="spellEnd"/>
           </w:p>
         </w:tc>
       </w:tr>
@@ -1705,15 +1640,7 @@
         <w:t>ИСИЭЗ НИУ ВШЭ</w:t>
       </w:r>
       <w:r>
-        <w:t xml:space="preserve"> совместно с Минобрнауки России, </w:t>
-      </w:r>
-      <w:proofErr w:type="spellStart"/>
-      <w:r>
-        <w:t>Минпросвещения</w:t>
-      </w:r>
-      <w:proofErr w:type="spellEnd"/>
-      <w:r>
-        <w:t xml:space="preserve"> России и Росстатом, отмечается, что численность студентов по этим программам </w:t>
+        <w:t xml:space="preserve"> совместно с Минобрнауки России, Минпросвещения России и Росстатом, отмечается, что численность студентов по этим программам </w:t>
       </w:r>
       <w:r>
         <w:rPr>
@@ -2331,15 +2258,7 @@
         <w:t>79% абитуриентов</w:t>
       </w:r>
       <w:r>
-        <w:t xml:space="preserve"> подавали заявления через </w:t>
-      </w:r>
-      <w:proofErr w:type="spellStart"/>
-      <w:r>
-        <w:t>суперсервис</w:t>
-      </w:r>
-      <w:proofErr w:type="spellEnd"/>
-      <w:r>
-        <w:t xml:space="preserve"> </w:t>
+        <w:t xml:space="preserve"> подавали заявления через суперсервис </w:t>
       </w:r>
       <w:r>
         <w:rPr>
@@ -3496,26 +3415,16 @@
                 <w:sz w:val="24"/>
                 <w:szCs w:val="24"/>
               </w:rPr>
-              <w:t xml:space="preserve">удаление некорректных или </w:t>
-            </w:r>
-            <w:proofErr w:type="spellStart"/>
+              <w:t>удаление некорректных или дублирующи</w:t>
+            </w:r>
             <w:r>
               <w:rPr>
                 <w:rFonts w:ascii="Times New Roman" w:hAnsi="Times New Roman" w:cs="Times New Roman"/>
                 <w:sz w:val="24"/>
                 <w:szCs w:val="24"/>
               </w:rPr>
-              <w:t>дублирующи</w:t>
-            </w:r>
-            <w:r>
-              <w:rPr>
-                <w:rFonts w:ascii="Times New Roman" w:hAnsi="Times New Roman" w:cs="Times New Roman"/>
-                <w:sz w:val="24"/>
-                <w:szCs w:val="24"/>
-              </w:rPr>
               <w:t>хся</w:t>
             </w:r>
-            <w:proofErr w:type="spellEnd"/>
             <w:r>
               <w:rPr>
                 <w:rFonts w:ascii="Times New Roman" w:hAnsi="Times New Roman" w:cs="Times New Roman"/>
@@ -4172,25 +4081,7 @@
           <w:sz w:val="24"/>
           <w:szCs w:val="24"/>
         </w:rPr>
-        <w:t>S (</w:t>
-      </w:r>
-      <w:proofErr w:type="spellStart"/>
-      <w:r>
-        <w:rPr>
-          <w:rFonts w:ascii="Times New Roman" w:hAnsi="Times New Roman" w:cs="Times New Roman"/>
-          <w:sz w:val="24"/>
-          <w:szCs w:val="24"/>
-        </w:rPr>
-        <w:t>Specific</w:t>
-      </w:r>
-      <w:proofErr w:type="spellEnd"/>
-      <w:r>
-        <w:rPr>
-          <w:rFonts w:ascii="Times New Roman" w:hAnsi="Times New Roman" w:cs="Times New Roman"/>
-          <w:sz w:val="24"/>
-          <w:szCs w:val="24"/>
-        </w:rPr>
-        <w:t xml:space="preserve"> — конкретность):</w:t>
+        <w:t>S (Specific — конкретность):</w:t>
       </w:r>
     </w:p>
     <w:p>
@@ -4262,25 +4153,7 @@
           <w:sz w:val="24"/>
           <w:szCs w:val="24"/>
         </w:rPr>
-        <w:t>M (</w:t>
-      </w:r>
-      <w:proofErr w:type="spellStart"/>
-      <w:r>
-        <w:rPr>
-          <w:rFonts w:ascii="Times New Roman" w:hAnsi="Times New Roman" w:cs="Times New Roman"/>
-          <w:sz w:val="24"/>
-          <w:szCs w:val="24"/>
-        </w:rPr>
-        <w:t>Measurable</w:t>
-      </w:r>
-      <w:proofErr w:type="spellEnd"/>
-      <w:r>
-        <w:rPr>
-          <w:rFonts w:ascii="Times New Roman" w:hAnsi="Times New Roman" w:cs="Times New Roman"/>
-          <w:sz w:val="24"/>
-          <w:szCs w:val="24"/>
-        </w:rPr>
-        <w:t xml:space="preserve"> — измеримость):</w:t>
+        <w:t>M (Measurable — измеримость):</w:t>
       </w:r>
     </w:p>
     <w:p>
@@ -4440,25 +4313,7 @@
           <w:sz w:val="24"/>
           <w:szCs w:val="24"/>
         </w:rPr>
-        <w:t>A (</w:t>
-      </w:r>
-      <w:proofErr w:type="spellStart"/>
-      <w:r>
-        <w:rPr>
-          <w:rFonts w:ascii="Times New Roman" w:hAnsi="Times New Roman" w:cs="Times New Roman"/>
-          <w:sz w:val="24"/>
-          <w:szCs w:val="24"/>
-        </w:rPr>
-        <w:t>Achievable</w:t>
-      </w:r>
-      <w:proofErr w:type="spellEnd"/>
-      <w:r>
-        <w:rPr>
-          <w:rFonts w:ascii="Times New Roman" w:hAnsi="Times New Roman" w:cs="Times New Roman"/>
-          <w:sz w:val="24"/>
-          <w:szCs w:val="24"/>
-        </w:rPr>
-        <w:t xml:space="preserve"> — достижимость):</w:t>
+        <w:t>A (Achievable — достижимость):</w:t>
       </w:r>
     </w:p>
     <w:p>
@@ -4514,25 +4369,7 @@
           <w:sz w:val="24"/>
           <w:szCs w:val="24"/>
         </w:rPr>
-        <w:t>R (</w:t>
-      </w:r>
-      <w:proofErr w:type="spellStart"/>
-      <w:r>
-        <w:rPr>
-          <w:rFonts w:ascii="Times New Roman" w:hAnsi="Times New Roman" w:cs="Times New Roman"/>
-          <w:sz w:val="24"/>
-          <w:szCs w:val="24"/>
-        </w:rPr>
-        <w:t>Relevant</w:t>
-      </w:r>
-      <w:proofErr w:type="spellEnd"/>
-      <w:r>
-        <w:rPr>
-          <w:rFonts w:ascii="Times New Roman" w:hAnsi="Times New Roman" w:cs="Times New Roman"/>
-          <w:sz w:val="24"/>
-          <w:szCs w:val="24"/>
-        </w:rPr>
-        <w:t xml:space="preserve"> — релевантность):</w:t>
+        <w:t>R (Relevant — релевантность):</w:t>
       </w:r>
     </w:p>
     <w:p>
@@ -4572,25 +4409,7 @@
           <w:sz w:val="24"/>
           <w:szCs w:val="24"/>
         </w:rPr>
-        <w:t>T (Time-</w:t>
-      </w:r>
-      <w:proofErr w:type="spellStart"/>
-      <w:r>
-        <w:rPr>
-          <w:rFonts w:ascii="Times New Roman" w:hAnsi="Times New Roman" w:cs="Times New Roman"/>
-          <w:sz w:val="24"/>
-          <w:szCs w:val="24"/>
-        </w:rPr>
-        <w:t>bound</w:t>
-      </w:r>
-      <w:proofErr w:type="spellEnd"/>
-      <w:r>
-        <w:rPr>
-          <w:rFonts w:ascii="Times New Roman" w:hAnsi="Times New Roman" w:cs="Times New Roman"/>
-          <w:sz w:val="24"/>
-          <w:szCs w:val="24"/>
-        </w:rPr>
-        <w:t xml:space="preserve"> — ограниченность по времени):</w:t>
+        <w:t>T (Time-bound — ограниченность по времени):</w:t>
       </w:r>
     </w:p>
     <w:p>
@@ -5011,15 +4830,7 @@
               <w:pStyle w:val="a4"/>
             </w:pPr>
             <w:r>
-              <w:t>P (</w:t>
-            </w:r>
-            <w:proofErr w:type="spellStart"/>
-            <w:r>
-              <w:t>Political</w:t>
-            </w:r>
-            <w:proofErr w:type="spellEnd"/>
-            <w:r>
-              <w:t>). Политические</w:t>
+              <w:t>P (Political). Политические</w:t>
             </w:r>
           </w:p>
           <w:p>
@@ -5281,15 +5092,7 @@
               <w:pStyle w:val="a4"/>
             </w:pPr>
             <w:r>
-              <w:t>S (</w:t>
-            </w:r>
-            <w:proofErr w:type="spellStart"/>
-            <w:r>
-              <w:t>Socio-Cultural</w:t>
-            </w:r>
-            <w:proofErr w:type="spellEnd"/>
-            <w:r>
-              <w:t>). Социальные</w:t>
+              <w:t>S (Socio-Cultural). Социальные</w:t>
             </w:r>
           </w:p>
           <w:p>
@@ -5359,15 +5162,7 @@
               <w:t xml:space="preserve"> </w:t>
             </w:r>
             <w:r>
-              <w:t>(</w:t>
-            </w:r>
-            <w:proofErr w:type="spellStart"/>
-            <w:r>
-              <w:t>Technological</w:t>
-            </w:r>
-            <w:proofErr w:type="spellEnd"/>
-            <w:r>
-              <w:t>)</w:t>
+              <w:t>(Technological)</w:t>
             </w:r>
             <w:r>
               <w:t>.</w:t>
@@ -5463,25 +5258,7 @@
           <w:szCs w:val="24"/>
         </w:rPr>
         <w:lastRenderedPageBreak/>
-        <w:t xml:space="preserve">Политические факторы (P – </w:t>
-      </w:r>
-      <w:proofErr w:type="spellStart"/>
-      <w:r>
-        <w:rPr>
-          <w:rFonts w:ascii="Times New Roman" w:hAnsi="Times New Roman" w:cs="Times New Roman"/>
-          <w:sz w:val="24"/>
-          <w:szCs w:val="24"/>
-        </w:rPr>
-        <w:t>Political</w:t>
-      </w:r>
-      <w:proofErr w:type="spellEnd"/>
-      <w:r>
-        <w:rPr>
-          <w:rFonts w:ascii="Times New Roman" w:hAnsi="Times New Roman" w:cs="Times New Roman"/>
-          <w:sz w:val="24"/>
-          <w:szCs w:val="24"/>
-        </w:rPr>
-        <w:t>)</w:t>
+        <w:t>Политические факторы (P – Political)</w:t>
       </w:r>
     </w:p>
     <w:p>
@@ -6535,15 +6312,7 @@
               <w:pStyle w:val="a4"/>
             </w:pPr>
             <w:r>
-              <w:t>Сильные стороны (</w:t>
-            </w:r>
-            <w:proofErr w:type="spellStart"/>
-            <w:r>
-              <w:t>Strengths</w:t>
-            </w:r>
-            <w:proofErr w:type="spellEnd"/>
-            <w:r>
-              <w:t>)</w:t>
+              <w:t>Сильные стороны (Strengths)</w:t>
             </w:r>
           </w:p>
         </w:tc>
@@ -6556,15 +6325,7 @@
               <w:pStyle w:val="a4"/>
             </w:pPr>
             <w:r>
-              <w:t>Слабые стороны (</w:t>
-            </w:r>
-            <w:proofErr w:type="spellStart"/>
-            <w:r>
-              <w:t>Weaknesses</w:t>
-            </w:r>
-            <w:proofErr w:type="spellEnd"/>
-            <w:r>
-              <w:t>)</w:t>
+              <w:t>Слабые стороны (Weaknesses)</w:t>
             </w:r>
           </w:p>
         </w:tc>
@@ -6810,15 +6571,7 @@
               <w:pStyle w:val="a4"/>
             </w:pPr>
             <w:r>
-              <w:t>Возможности (</w:t>
-            </w:r>
-            <w:proofErr w:type="spellStart"/>
-            <w:r>
-              <w:t>Opportunities</w:t>
-            </w:r>
-            <w:proofErr w:type="spellEnd"/>
-            <w:r>
-              <w:t>)</w:t>
+              <w:t>Возможности (Opportunities)</w:t>
             </w:r>
           </w:p>
         </w:tc>
@@ -6831,15 +6584,7 @@
               <w:pStyle w:val="a4"/>
             </w:pPr>
             <w:r>
-              <w:t>Угрозы (</w:t>
-            </w:r>
-            <w:proofErr w:type="spellStart"/>
-            <w:r>
-              <w:t>Threats</w:t>
-            </w:r>
-            <w:proofErr w:type="spellEnd"/>
-            <w:r>
-              <w:t>)</w:t>
+              <w:t>Угрозы (Threats)</w:t>
             </w:r>
           </w:p>
         </w:tc>
@@ -7968,25 +7713,7 @@
           <w:sz w:val="24"/>
           <w:szCs w:val="24"/>
         </w:rPr>
-        <w:t>Удержание топ-</w:t>
-      </w:r>
-      <w:proofErr w:type="spellStart"/>
-      <w:r>
-        <w:rPr>
-          <w:rFonts w:ascii="Times New Roman" w:hAnsi="Times New Roman" w:cs="Times New Roman"/>
-          <w:sz w:val="24"/>
-          <w:szCs w:val="24"/>
-        </w:rPr>
-        <w:t>контрибуторов</w:t>
-      </w:r>
-      <w:proofErr w:type="spellEnd"/>
-      <w:r>
-        <w:rPr>
-          <w:rFonts w:ascii="Times New Roman" w:hAnsi="Times New Roman" w:cs="Times New Roman"/>
-          <w:sz w:val="24"/>
-          <w:szCs w:val="24"/>
-        </w:rPr>
-        <w:t>.</w:t>
+        <w:t>Удержание топ-контрибуторов.</w:t>
       </w:r>
     </w:p>
     <w:p>
@@ -8145,25 +7872,7 @@
           <w:sz w:val="24"/>
           <w:szCs w:val="24"/>
         </w:rPr>
-        <w:t xml:space="preserve">Ввести базовые юридические и </w:t>
-      </w:r>
-      <w:proofErr w:type="spellStart"/>
-      <w:r>
-        <w:rPr>
-          <w:rFonts w:ascii="Times New Roman" w:hAnsi="Times New Roman" w:cs="Times New Roman"/>
-          <w:sz w:val="24"/>
-          <w:szCs w:val="24"/>
-        </w:rPr>
-        <w:t>модерационные</w:t>
-      </w:r>
-      <w:proofErr w:type="spellEnd"/>
-      <w:r>
-        <w:rPr>
-          <w:rFonts w:ascii="Times New Roman" w:hAnsi="Times New Roman" w:cs="Times New Roman"/>
-          <w:sz w:val="24"/>
-          <w:szCs w:val="24"/>
-        </w:rPr>
-        <w:t xml:space="preserve"> процедуры ещё на этапе МРВ.</w:t>
+        <w:t>Ввести базовые юридические и модерационные процедуры ещё на этапе МРВ.</w:t>
       </w:r>
     </w:p>
     <w:p>
@@ -8407,20 +8116,8 @@
           <w:szCs w:val="24"/>
           <w:shd w:val="clear" w:color="auto" w:fill="FFFFFF"/>
         </w:rPr>
-        <w:t xml:space="preserve">Диаграмма </w:t>
-      </w:r>
-      <w:proofErr w:type="spellStart"/>
-      <w:r>
-        <w:rPr>
-          <w:rFonts w:ascii="Times New Roman" w:hAnsi="Times New Roman" w:cs="Times New Roman"/>
-          <w:color w:val="0D0D0D"/>
-          <w:sz w:val="24"/>
-          <w:szCs w:val="24"/>
-          <w:shd w:val="clear" w:color="auto" w:fill="FFFFFF"/>
-        </w:rPr>
-        <w:t>Ганта</w:t>
-      </w:r>
-      <w:proofErr w:type="spellEnd"/>
+        <w:t>Диаграмма Ганта</w:t>
+      </w:r>
     </w:p>
     <w:p>
       <w:pPr>
@@ -8430,15 +8127,7 @@
         <w:jc w:val="both"/>
       </w:pPr>
       <w:r>
-        <w:t xml:space="preserve">Диаграмма </w:t>
-      </w:r>
-      <w:proofErr w:type="spellStart"/>
-      <w:r>
-        <w:t>Ганта</w:t>
-      </w:r>
-      <w:proofErr w:type="spellEnd"/>
-      <w:r>
-        <w:t xml:space="preserve"> используется для планирования и визуализации этапов выполнения проекта, а также для определения сроков выполнения отдельных задач и их последовательности.</w:t>
+        <w:t>Диаграмма Ганта используется для планирования и визуализации этапов выполнения проекта, а также для определения сроков выполнения отдельных задач и их последовательности.</w:t>
       </w:r>
     </w:p>
     <w:p>
@@ -8674,25 +8363,7 @@
           <w:sz w:val="24"/>
           <w:szCs w:val="24"/>
         </w:rPr>
-        <w:t xml:space="preserve">На этом этапе создаётся </w:t>
-      </w:r>
-      <w:proofErr w:type="spellStart"/>
-      <w:r>
-        <w:rPr>
-          <w:rFonts w:ascii="Times New Roman" w:hAnsi="Times New Roman" w:cs="Times New Roman"/>
-          <w:sz w:val="24"/>
-          <w:szCs w:val="24"/>
-        </w:rPr>
-        <w:t>backend</w:t>
-      </w:r>
-      <w:proofErr w:type="spellEnd"/>
-      <w:r>
-        <w:rPr>
-          <w:rFonts w:ascii="Times New Roman" w:hAnsi="Times New Roman" w:cs="Times New Roman"/>
-          <w:sz w:val="24"/>
-          <w:szCs w:val="24"/>
-        </w:rPr>
-        <w:t xml:space="preserve"> системы, который отвечает за обработку запросов пользователей, хранение данных и управление контентом. Также реализуются база данных, API и механизмы авторизации, защиты и резервного копирования информации.</w:t>
+        <w:t>На этом этапе создаётся backend системы, который отвечает за обработку запросов пользователей, хранение данных и управление контентом. Также реализуются база данных, API и механизмы авторизации, защиты и резервного копирования информации.</w:t>
       </w:r>
     </w:p>
     <w:p>
@@ -8917,29 +8588,7 @@
           <w:szCs w:val="24"/>
           <w:shd w:val="clear" w:color="auto" w:fill="FFFFFF"/>
         </w:rPr>
-        <w:t xml:space="preserve"> представлена диаграмма </w:t>
-      </w:r>
-      <w:proofErr w:type="spellStart"/>
-      <w:r>
-        <w:rPr>
-          <w:rFonts w:ascii="Times New Roman" w:hAnsi="Times New Roman" w:cs="Times New Roman"/>
-          <w:color w:val="0D0D0D"/>
-          <w:sz w:val="24"/>
-          <w:szCs w:val="24"/>
-          <w:shd w:val="clear" w:color="auto" w:fill="FFFFFF"/>
-        </w:rPr>
-        <w:t>Ганта</w:t>
-      </w:r>
-      <w:proofErr w:type="spellEnd"/>
-      <w:r>
-        <w:rPr>
-          <w:rFonts w:ascii="Times New Roman" w:hAnsi="Times New Roman" w:cs="Times New Roman"/>
-          <w:color w:val="0D0D0D"/>
-          <w:sz w:val="24"/>
-          <w:szCs w:val="24"/>
-          <w:shd w:val="clear" w:color="auto" w:fill="FFFFFF"/>
-        </w:rPr>
-        <w:t>, представленная в табличном формате</w:t>
+        <w:t xml:space="preserve"> представлена диаграмма Ганта, представленная в табличном формате</w:t>
       </w:r>
     </w:p>
     <w:p>
@@ -9016,19 +8665,8 @@
           <w:sz w:val="24"/>
           <w:szCs w:val="24"/>
         </w:rPr>
-        <w:t xml:space="preserve"> - Диаграмма </w:t>
-      </w:r>
-      <w:proofErr w:type="spellStart"/>
-      <w:r>
-        <w:rPr>
-          <w:rFonts w:ascii="Times New Roman" w:hAnsi="Times New Roman" w:cs="Times New Roman"/>
-          <w:color w:val="auto"/>
-          <w:sz w:val="24"/>
-          <w:szCs w:val="24"/>
-        </w:rPr>
-        <w:t>Ганта</w:t>
-      </w:r>
-      <w:proofErr w:type="spellEnd"/>
+        <w:t xml:space="preserve"> - Диаграмма Ганта</w:t>
+      </w:r>
     </w:p>
     <w:tbl>
       <w:tblPr>
@@ -11050,42 +10688,8 @@
           <w:szCs w:val="24"/>
           <w:shd w:val="clear" w:color="auto" w:fill="FFFFFF"/>
         </w:rPr>
-        <w:t xml:space="preserve">Модель </w:t>
-      </w:r>
-      <w:proofErr w:type="spellStart"/>
-      <w:r>
-        <w:rPr>
-          <w:rFonts w:ascii="Times New Roman" w:hAnsi="Times New Roman" w:cs="Times New Roman"/>
-          <w:color w:val="0D0D0D"/>
-          <w:sz w:val="24"/>
-          <w:szCs w:val="24"/>
-          <w:shd w:val="clear" w:color="auto" w:fill="FFFFFF"/>
-        </w:rPr>
-        <w:t>Остервальдера</w:t>
-      </w:r>
-      <w:proofErr w:type="spellEnd"/>
-      <w:r>
-        <w:rPr>
-          <w:rFonts w:ascii="Times New Roman" w:hAnsi="Times New Roman" w:cs="Times New Roman"/>
-          <w:color w:val="0D0D0D"/>
-          <w:sz w:val="24"/>
-          <w:szCs w:val="24"/>
-          <w:shd w:val="clear" w:color="auto" w:fill="FFFFFF"/>
-        </w:rPr>
-        <w:t xml:space="preserve"> и </w:t>
-      </w:r>
-      <w:proofErr w:type="spellStart"/>
-      <w:r>
-        <w:rPr>
-          <w:rFonts w:ascii="Times New Roman" w:hAnsi="Times New Roman" w:cs="Times New Roman"/>
-          <w:color w:val="0D0D0D"/>
-          <w:sz w:val="24"/>
-          <w:szCs w:val="24"/>
-          <w:shd w:val="clear" w:color="auto" w:fill="FFFFFF"/>
-        </w:rPr>
-        <w:t>Пинье</w:t>
-      </w:r>
-      <w:proofErr w:type="spellEnd"/>
+        <w:t>Модель Остервальдера и Пинье</w:t>
+      </w:r>
     </w:p>
     <w:p>
       <w:pPr>
@@ -11466,23 +11070,7 @@
         <w:t>М</w:t>
       </w:r>
       <w:r>
-        <w:t>обильное приложение (</w:t>
-      </w:r>
-      <w:proofErr w:type="spellStart"/>
-      <w:r>
-        <w:t>Android</w:t>
-      </w:r>
-      <w:proofErr w:type="spellEnd"/>
-      <w:r>
-        <w:t xml:space="preserve"> / </w:t>
-      </w:r>
-      <w:proofErr w:type="spellStart"/>
-      <w:r>
-        <w:t>iOS</w:t>
-      </w:r>
-      <w:proofErr w:type="spellEnd"/>
-      <w:r>
-        <w:t>);</w:t>
+        <w:t>обильное приложение (Android / iOS);</w:t>
       </w:r>
     </w:p>
     <w:p>
@@ -11536,15 +11124,7 @@
         <w:t>Р</w:t>
       </w:r>
       <w:r>
-        <w:t>екомендации пользователей (</w:t>
-      </w:r>
-      <w:proofErr w:type="spellStart"/>
-      <w:r>
-        <w:t>peer-to-peer</w:t>
-      </w:r>
-      <w:proofErr w:type="spellEnd"/>
-      <w:r>
-        <w:t xml:space="preserve"> распространение).</w:t>
+        <w:t>екомендации пользователей (peer-to-peer распространение).</w:t>
       </w:r>
     </w:p>
     <w:p>
@@ -12340,23 +11920,7 @@
         <w:jc w:val="both"/>
       </w:pPr>
       <w:r>
-        <w:t xml:space="preserve">Визуализация бизнес-модели </w:t>
-      </w:r>
-      <w:proofErr w:type="spellStart"/>
-      <w:r>
-        <w:t>Остервальдера</w:t>
-      </w:r>
-      <w:proofErr w:type="spellEnd"/>
-      <w:r>
-        <w:t xml:space="preserve"> и </w:t>
-      </w:r>
-      <w:proofErr w:type="spellStart"/>
-      <w:r>
-        <w:t>Пинье</w:t>
-      </w:r>
-      <w:proofErr w:type="spellEnd"/>
-      <w:r>
-        <w:t xml:space="preserve"> представлена в таблице</w:t>
+        <w:t>Визуализация бизнес-модели Остервальдера и Пинье представлена в таблице</w:t>
       </w:r>
       <w:r>
         <w:t xml:space="preserve"> </w:t>
@@ -12439,39 +12003,8 @@
           <w:sz w:val="24"/>
           <w:szCs w:val="24"/>
         </w:rPr>
-        <w:t xml:space="preserve"> - Модель </w:t>
-      </w:r>
-      <w:proofErr w:type="spellStart"/>
-      <w:r>
-        <w:rPr>
-          <w:rFonts w:ascii="Times New Roman" w:hAnsi="Times New Roman" w:cs="Times New Roman"/>
-          <w:color w:val="auto"/>
-          <w:sz w:val="24"/>
-          <w:szCs w:val="24"/>
-        </w:rPr>
-        <w:t>Остервальдера</w:t>
-      </w:r>
-      <w:proofErr w:type="spellEnd"/>
-      <w:r>
-        <w:rPr>
-          <w:rFonts w:ascii="Times New Roman" w:hAnsi="Times New Roman" w:cs="Times New Roman"/>
-          <w:color w:val="auto"/>
-          <w:sz w:val="24"/>
-          <w:szCs w:val="24"/>
-        </w:rPr>
-        <w:t xml:space="preserve"> и </w:t>
-      </w:r>
-      <w:proofErr w:type="spellStart"/>
-      <w:r>
-        <w:rPr>
-          <w:rFonts w:ascii="Times New Roman" w:hAnsi="Times New Roman" w:cs="Times New Roman"/>
-          <w:color w:val="auto"/>
-          <w:sz w:val="24"/>
-          <w:szCs w:val="24"/>
-        </w:rPr>
-        <w:t>Пинье</w:t>
-      </w:r>
-      <w:proofErr w:type="spellEnd"/>
+        <w:t xml:space="preserve"> - Модель Остервальдера и Пинье</w:t>
+      </w:r>
     </w:p>
     <w:tbl>
       <w:tblPr>
@@ -13495,43 +13028,7 @@
                 <w:sz w:val="16"/>
                 <w:szCs w:val="16"/>
               </w:rPr>
-              <w:t>Мобильное приложение (</w:t>
-            </w:r>
-            <w:proofErr w:type="spellStart"/>
-            <w:r>
-              <w:rPr>
-                <w:rFonts w:ascii="Times New Roman" w:hAnsi="Times New Roman" w:cs="Times New Roman"/>
-                <w:sz w:val="16"/>
-                <w:szCs w:val="16"/>
-              </w:rPr>
-              <w:t>Android</w:t>
-            </w:r>
-            <w:proofErr w:type="spellEnd"/>
-            <w:r>
-              <w:rPr>
-                <w:rFonts w:ascii="Times New Roman" w:hAnsi="Times New Roman" w:cs="Times New Roman"/>
-                <w:sz w:val="16"/>
-                <w:szCs w:val="16"/>
-              </w:rPr>
-              <w:t xml:space="preserve"> / </w:t>
-            </w:r>
-            <w:proofErr w:type="spellStart"/>
-            <w:r>
-              <w:rPr>
-                <w:rFonts w:ascii="Times New Roman" w:hAnsi="Times New Roman" w:cs="Times New Roman"/>
-                <w:sz w:val="16"/>
-                <w:szCs w:val="16"/>
-              </w:rPr>
-              <w:t>iOS</w:t>
-            </w:r>
-            <w:proofErr w:type="spellEnd"/>
-            <w:r>
-              <w:rPr>
-                <w:rFonts w:ascii="Times New Roman" w:hAnsi="Times New Roman" w:cs="Times New Roman"/>
-                <w:sz w:val="16"/>
-                <w:szCs w:val="16"/>
-              </w:rPr>
-              <w:t>);</w:t>
+              <w:t>Мобильное приложение (Android / iOS);</w:t>
             </w:r>
           </w:p>
           <w:p>
@@ -13600,25 +13097,7 @@
                 <w:sz w:val="16"/>
                 <w:szCs w:val="16"/>
               </w:rPr>
-              <w:t>Рекомендации пользователей (</w:t>
-            </w:r>
-            <w:proofErr w:type="spellStart"/>
-            <w:r>
-              <w:rPr>
-                <w:rFonts w:ascii="Times New Roman" w:hAnsi="Times New Roman" w:cs="Times New Roman"/>
-                <w:sz w:val="16"/>
-                <w:szCs w:val="16"/>
-              </w:rPr>
-              <w:t>peer-to-peer</w:t>
-            </w:r>
-            <w:proofErr w:type="spellEnd"/>
-            <w:r>
-              <w:rPr>
-                <w:rFonts w:ascii="Times New Roman" w:hAnsi="Times New Roman" w:cs="Times New Roman"/>
-                <w:sz w:val="16"/>
-                <w:szCs w:val="16"/>
-              </w:rPr>
-              <w:t xml:space="preserve"> распространение).</w:t>
+              <w:t>Рекомендации пользователей (peer-to-peer распространение).</w:t>
             </w:r>
           </w:p>
         </w:tc>
@@ -19362,25 +18841,7 @@
           <w:sz w:val="24"/>
           <w:szCs w:val="24"/>
         </w:rPr>
-        <w:t xml:space="preserve">Рисунок 4 – </w:t>
-      </w:r>
-      <w:proofErr w:type="spellStart"/>
-      <w:r>
-        <w:rPr>
-          <w:rFonts w:ascii="Times New Roman" w:hAnsi="Times New Roman" w:cs="Times New Roman"/>
-          <w:sz w:val="24"/>
-          <w:szCs w:val="24"/>
-        </w:rPr>
-        <w:t>Причинно</w:t>
-      </w:r>
-      <w:proofErr w:type="spellEnd"/>
-      <w:r>
-        <w:rPr>
-          <w:rFonts w:ascii="Times New Roman" w:hAnsi="Times New Roman" w:cs="Times New Roman"/>
-          <w:sz w:val="24"/>
-          <w:szCs w:val="24"/>
-        </w:rPr>
-        <w:t xml:space="preserve"> – следственная диаграмма</w:t>
+        <w:t>Рисунок 4 – Причинно – следственная диаграмма</w:t>
       </w:r>
     </w:p>
     <w:p>
@@ -20036,31 +19497,7 @@
           <w:lang w:eastAsia="ru-RU"/>
           <w14:ligatures w14:val="none"/>
         </w:rPr>
-        <w:t xml:space="preserve">Создаётся </w:t>
-      </w:r>
-      <w:proofErr w:type="spellStart"/>
-      <w:r>
-        <w:rPr>
-          <w:rFonts w:ascii="Times New Roman" w:eastAsia="Times New Roman" w:hAnsi="Times New Roman" w:cs="Times New Roman"/>
-          <w:kern w:val="0"/>
-          <w:sz w:val="24"/>
-          <w:szCs w:val="24"/>
-          <w:lang w:eastAsia="ru-RU"/>
-          <w14:ligatures w14:val="none"/>
-        </w:rPr>
-        <w:t>backend</w:t>
-      </w:r>
-      <w:proofErr w:type="spellEnd"/>
-      <w:r>
-        <w:rPr>
-          <w:rFonts w:ascii="Times New Roman" w:eastAsia="Times New Roman" w:hAnsi="Times New Roman" w:cs="Times New Roman"/>
-          <w:kern w:val="0"/>
-          <w:sz w:val="24"/>
-          <w:szCs w:val="24"/>
-          <w:lang w:eastAsia="ru-RU"/>
-          <w14:ligatures w14:val="none"/>
-        </w:rPr>
-        <w:t>, база данных и механизмы обработки запросов. Инвестиции остаются высокими из-за необходимости разработки инфраструктуры.</w:t>
+        <w:t>Создаётся backend, база данных и механизмы обработки запросов. Инвестиции остаются высокими из-за необходимости разработки инфраструктуры.</w:t>
       </w:r>
     </w:p>
     <w:p>
@@ -23866,11 +23303,9 @@
         <w:lastRenderedPageBreak/>
         <w:t xml:space="preserve">источников дохода проекта выделены платная подписка на расширенные функции приложения, реклама образовательных сервисов, партнёрские программы с образовательными платформами и дополнительные </w:t>
       </w:r>
-      <w:proofErr w:type="spellStart"/>
       <w:r>
         <w:t>premium</w:t>
       </w:r>
-      <w:proofErr w:type="spellEnd"/>
       <w:r>
         <w:t xml:space="preserve">-функции. В пункте </w:t>
       </w:r>
@@ -23968,7 +23403,7 @@
       <w:pPr>
         <w:pStyle w:val="a4"/>
         <w:numPr>
-          <w:ilvl w:val="0"/>
+          <w:ilvl w:val="1"/>
           <w:numId w:val="41"/>
         </w:numPr>
         <w:rPr>
@@ -23980,6 +23415,59 @@
           <w:lang w:eastAsia="ru-RU"/>
         </w:rPr>
         <w:t>1-й год — 900 000 руб.;</w:t>
+      </w:r>
+    </w:p>
+    <w:p>
+      <w:pPr>
+        <w:pStyle w:val="a4"/>
+        <w:numPr>
+          <w:ilvl w:val="1"/>
+          <w:numId w:val="41"/>
+        </w:numPr>
+        <w:rPr>
+          <w:lang w:eastAsia="ru-RU"/>
+        </w:rPr>
+      </w:pPr>
+      <w:r>
+        <w:rPr>
+          <w:lang w:eastAsia="ru-RU"/>
+        </w:rPr>
+        <w:t>2-й год — 1 300 000 руб.;</w:t>
+      </w:r>
+    </w:p>
+    <w:p>
+      <w:pPr>
+        <w:pStyle w:val="a4"/>
+        <w:numPr>
+          <w:ilvl w:val="1"/>
+          <w:numId w:val="41"/>
+        </w:numPr>
+        <w:rPr>
+          <w:lang w:eastAsia="ru-RU"/>
+        </w:rPr>
+      </w:pPr>
+      <w:r>
+        <w:rPr>
+          <w:lang w:eastAsia="ru-RU"/>
+        </w:rPr>
+        <w:t>3-й год — 1 800 000 руб..</w:t>
+      </w:r>
+    </w:p>
+    <w:p>
+      <w:pPr>
+        <w:pStyle w:val="a4"/>
+      </w:pPr>
+      <w:r>
+        <w:t xml:space="preserve">Для расчёта точки безубыточности в качестве базового платного элемента монетизации принимается </w:t>
+      </w:r>
+      <w:r>
+        <w:t>premium</w:t>
+      </w:r>
+      <w:r>
+        <w:t xml:space="preserve">-подписка. </w:t>
+      </w:r>
+      <w:r>
+        <w:t>При этом используются следующие значения:</w:t>
       </w:r>
     </w:p>
     <w:p>
@@ -23989,15 +23477,20 @@
           <w:ilvl w:val="0"/>
           <w:numId w:val="41"/>
         </w:numPr>
-        <w:rPr>
-          <w:lang w:eastAsia="ru-RU"/>
-        </w:rPr>
-      </w:pPr>
-      <w:r>
-        <w:rPr>
-          <w:lang w:eastAsia="ru-RU"/>
-        </w:rPr>
-        <w:t>2-й год — 1 300 000 руб.;</w:t>
+      </w:pPr>
+      <w:r>
+        <w:t xml:space="preserve">цена подписки — </w:t>
+      </w:r>
+      <w:r>
+        <w:rPr>
+          <w:rStyle w:val="af"/>
+          <w:b w:val="0"/>
+          <w:bCs w:val="0"/>
+        </w:rPr>
+        <w:t>199 руб./мес.</w:t>
+      </w:r>
+      <w:r>
+        <w:t>;</w:t>
       </w:r>
     </w:p>
     <w:p>
@@ -24007,42 +23500,20 @@
           <w:ilvl w:val="0"/>
           <w:numId w:val="41"/>
         </w:numPr>
-        <w:rPr>
-          <w:lang w:eastAsia="ru-RU"/>
-        </w:rPr>
-      </w:pPr>
-      <w:r>
-        <w:rPr>
-          <w:lang w:eastAsia="ru-RU"/>
-        </w:rPr>
-        <w:t xml:space="preserve">3-й год — 1 800 000 </w:t>
-      </w:r>
-      <w:proofErr w:type="gramStart"/>
-      <w:r>
-        <w:rPr>
-          <w:lang w:eastAsia="ru-RU"/>
-        </w:rPr>
-        <w:t>руб..</w:t>
-      </w:r>
-      <w:proofErr w:type="gramEnd"/>
-    </w:p>
-    <w:p>
-      <w:pPr>
-        <w:pStyle w:val="a4"/>
-      </w:pPr>
-      <w:r>
-        <w:t xml:space="preserve">Для расчёта точки безубыточности в качестве базового платного элемента монетизации принимается </w:t>
-      </w:r>
-      <w:proofErr w:type="spellStart"/>
-      <w:r>
-        <w:t>premium</w:t>
-      </w:r>
-      <w:proofErr w:type="spellEnd"/>
-      <w:r>
-        <w:t xml:space="preserve">-подписка. </w:t>
-      </w:r>
-      <w:r>
-        <w:t>При этом используются следующие значения:</w:t>
+      </w:pPr>
+      <w:r>
+        <w:t xml:space="preserve">переменные затраты на одного платного пользователя — </w:t>
+      </w:r>
+      <w:r>
+        <w:rPr>
+          <w:rStyle w:val="af"/>
+          <w:b w:val="0"/>
+          <w:bCs w:val="0"/>
+        </w:rPr>
+        <w:t>39 руб./мес.</w:t>
+      </w:r>
+      <w:r>
+        <w:t>;</w:t>
       </w:r>
     </w:p>
     <w:p>
@@ -24054,7 +23525,7 @@
         </w:numPr>
       </w:pPr>
       <w:r>
-        <w:t xml:space="preserve">цена подписки — </w:t>
+        <w:t xml:space="preserve">постоянные ежемесячные затраты — </w:t>
       </w:r>
       <w:r>
         <w:rPr>
@@ -24062,52 +23533,6 @@
           <w:b w:val="0"/>
           <w:bCs w:val="0"/>
         </w:rPr>
-        <w:t>199 руб./мес.</w:t>
-      </w:r>
-      <w:r>
-        <w:t>;</w:t>
-      </w:r>
-    </w:p>
-    <w:p>
-      <w:pPr>
-        <w:pStyle w:val="a4"/>
-        <w:numPr>
-          <w:ilvl w:val="0"/>
-          <w:numId w:val="41"/>
-        </w:numPr>
-      </w:pPr>
-      <w:r>
-        <w:t xml:space="preserve">переменные затраты на одного платного пользователя — </w:t>
-      </w:r>
-      <w:r>
-        <w:rPr>
-          <w:rStyle w:val="af"/>
-          <w:b w:val="0"/>
-          <w:bCs w:val="0"/>
-        </w:rPr>
-        <w:t>39 руб./мес.</w:t>
-      </w:r>
-      <w:r>
-        <w:t>;</w:t>
-      </w:r>
-    </w:p>
-    <w:p>
-      <w:pPr>
-        <w:pStyle w:val="a4"/>
-        <w:numPr>
-          <w:ilvl w:val="0"/>
-          <w:numId w:val="41"/>
-        </w:numPr>
-      </w:pPr>
-      <w:r>
-        <w:t xml:space="preserve">постоянные ежемесячные затраты — </w:t>
-      </w:r>
-      <w:r>
-        <w:rPr>
-          <w:rStyle w:val="af"/>
-          <w:b w:val="0"/>
-          <w:bCs w:val="0"/>
-        </w:rPr>
         <w:t>60 000 руб./мес.</w:t>
       </w:r>
     </w:p>
@@ -24145,7 +23570,10 @@
         <w:pStyle w:val="a4"/>
       </w:pPr>
       <w:r>
-        <w:t>Формула:</w:t>
+        <w:t>Чистая приведённая стоимость проекта (NPV) используется для оценки общей экономической эффективности проекта с учётом фактора времени. Данный показатель позволяет определить, создаёт ли проект дополнительную стоимость после возврата первоначальных инвестиций. Для расчёта NPV используется следующая формула</w:t>
+      </w:r>
+      <w:r>
+        <w:t>:</w:t>
       </w:r>
     </w:p>
     <w:p>
@@ -24318,6 +23746,7 @@
           <w:rPr>
             <w:rFonts w:ascii="Cambria Math" w:hAnsi="Cambria Math"/>
           </w:rPr>
+          <w:lastRenderedPageBreak/>
           <m:t>C</m:t>
         </m:r>
         <m:sSub>
@@ -24410,7 +23839,6 @@
           <w:rPr>
             <w:rFonts w:ascii="Cambria Math" w:hAnsi="Cambria Math"/>
           </w:rPr>
-          <w:lastRenderedPageBreak/>
           <m:t>n</m:t>
         </m:r>
       </m:oMath>
@@ -24679,7 +24107,10 @@
         <w:pStyle w:val="a4"/>
       </w:pPr>
       <w:r>
-        <w:t>Индекс прибыльности определяется как отношение приведённой стоимости будущих денежных поступлений к первоначальным инвестициям:</w:t>
+        <w:t>Индекс прибыльности (PI) применяется для оценки относительной эффективности инвестиционного проекта. Этот показатель показывает, сколько дисконтированных поступлений приходится на 1 рубль вложенных средств, и позволяет судить о целесообразности инвестирования в проект. Для расчёта индекса прибыльности используется следующая формула</w:t>
+      </w:r>
+      <w:r>
+        <w:t>:</w:t>
       </w:r>
     </w:p>
     <w:p>
@@ -24983,13 +24414,15 @@
         <w:pStyle w:val="a4"/>
       </w:pPr>
       <w:r>
-        <w:t>Внутренняя норма доходности определяется как такая ставка дисконтирования, при которой чистая приведённая стоимость проекта равна нулю:</w:t>
-      </w:r>
-    </w:p>
-    <w:p>
-      <w:pPr>
-        <w:pStyle w:val="a4"/>
-      </w:pPr>
+        <w:t xml:space="preserve">Внутренняя норма доходности (IRR) используется для определения максимально допустимой стоимости капитала, при которой проект ещё остаётся эффективным. Данный показатель позволяет сравнить доходность проекта с принятой ставкой дисконтирования и </w:t>
+      </w:r>
+      <w:r>
+        <w:lastRenderedPageBreak/>
+        <w:t>сделать вывод о его финансовой привлекательности. Для расчёта IRR используется следующее условие</w:t>
+      </w:r>
+      <w:r>
+        <w:t xml:space="preserve">: </w:t>
+      </w:r>
       <m:oMath>
         <m:r>
           <w:rPr>
@@ -25317,6 +24750,23 @@
       <w:r>
         <w:t>проект можно считать финансово привлекательным.</w:t>
       </w:r>
+      <w:r>
+        <w:t xml:space="preserve"> </w:t>
+      </w:r>
+      <w:r>
+        <w:t xml:space="preserve">Это означает, что проект способен обеспечивать доходность выше минимально требуемого уровня доходности капитала. Такой результат является </w:t>
+      </w:r>
+      <w:r>
+        <w:rPr>
+          <w:rStyle w:val="af"/>
+          <w:b w:val="0"/>
+          <w:bCs w:val="0"/>
+        </w:rPr>
+        <w:t>положительным</w:t>
+      </w:r>
+      <w:r>
+        <w:t>, поскольку по критерию IRR проект считается финансово привлекательным: если IRR больше ставки дисконтирования, проект можно принимать к реализации.</w:t>
+      </w:r>
     </w:p>
     <w:p>
       <w:pPr>
@@ -25335,7 +24785,14 @@
         <w:pStyle w:val="a4"/>
       </w:pPr>
       <w:r>
-        <w:lastRenderedPageBreak/>
+        <w:t xml:space="preserve">Модифицированная внутренняя норма доходности (MIRR) применяется для более реалистичной оценки доходности проекта, поскольку учитывает стоимость реинвестирования положительных денежных потоков и стоимость финансирования отрицательных потоков. Этот показатель позволяет точнее оценить экономическую эффективность проекта по сравнению с классическим IRR. </w:t>
+      </w:r>
+    </w:p>
+    <w:p>
+      <w:pPr>
+        <w:pStyle w:val="a4"/>
+      </w:pPr>
+      <w:r>
         <w:t xml:space="preserve">Модифицированная внутренняя норма доходности </w:t>
       </w:r>
       <m:oMath>
@@ -26094,6 +25551,7 @@
         <w:pStyle w:val="a4"/>
       </w:pPr>
       <w:r>
+        <w:lastRenderedPageBreak/>
         <w:t xml:space="preserve">Для расчёта </w:t>
       </w:r>
       <m:oMath>
@@ -26926,8 +26384,10 @@
         <w:pStyle w:val="a4"/>
       </w:pPr>
       <w:r>
-        <w:lastRenderedPageBreak/>
-        <w:t>Срок окупаемости первоначальных инвестиций показывает, за какой период времени доходы от проекта компенсируют первоначальные вложения. Для расчёта может использоваться формула:</w:t>
+        <w:t>Срок окупаемости проекта (PP) используется для определения периода времени, необходимого для возврата первоначальных инвестиций за счёт поступающих доходов. Данный показатель позволяет оценить, насколько быстро проект компенсирует вложенные в него средства. Для расчёта срока окупаемости может использоваться следующая формула</w:t>
+      </w:r>
+      <w:r>
+        <w:t>:</w:t>
       </w:r>
     </w:p>
     <w:p>
@@ -27359,6 +26819,7 @@
         </w:numPr>
       </w:pPr>
       <w:r>
+        <w:lastRenderedPageBreak/>
         <w:t>n – количество лет.</w:t>
       </w:r>
     </w:p>
@@ -27680,8 +27141,24 @@
         <w:pStyle w:val="a4"/>
       </w:pPr>
       <w:r>
-        <w:lastRenderedPageBreak/>
         <w:t>Таким образом, срок окупаемости первоначальных инвестиций проекта составляет 2,11 года, то есть примерно 2 года и 1 месяц.</w:t>
+      </w:r>
+      <w:r>
+        <w:t xml:space="preserve"> </w:t>
+      </w:r>
+      <w:r>
+        <w:t xml:space="preserve">Это означает, что за данный период проект компенсирует первоначально вложенные средства за счёт поступающих доходов. Такой результат можно оценить как </w:t>
+      </w:r>
+      <w:r>
+        <w:rPr>
+          <w:rStyle w:val="af"/>
+          <w:b w:val="0"/>
+          <w:bCs w:val="0"/>
+        </w:rPr>
+        <w:t>скорее хороший</w:t>
+      </w:r>
+      <w:r>
+        <w:t>, поскольку проект окупается в пределах расчётного периода, равного 3 годам. Вместе с тем срок окупаемости нельзя назвать очень коротким, поэтому проект зависит от стабильного получения доходов в течение нескольких лет.</w:t>
       </w:r>
     </w:p>
     <w:p>
@@ -27710,7 +27187,7 @@
         <w:pStyle w:val="a4"/>
       </w:pPr>
       <w:r>
-        <w:t>Период окупаемости с учётом дисконтирования денежных потоков позволяет определить срок возврата инвестиций с поправкой на стоимость денег во времени. Расчёт выполняется по формуле:</w:t>
+        <w:t>Дисконтированный срок окупаемости (DPP) используется для определения периода возврата инвестиций с учётом стоимости денег во времени. В отличие от простого срока окупаемости, данный показатель учитывает дисконтирование денежных потоков и поэтому позволяет получить более точную оценку финансовой устойчивости проекта. Для расчёта DPP используется следующая формула:</w:t>
       </w:r>
     </w:p>
     <w:p>
@@ -27732,7 +27209,6 @@
             </m:rPr>
             <w:rPr>
               <w:rFonts w:ascii="Cambria Math" w:hAnsi="Cambria Math"/>
-              <w:lang w:val="en-US"/>
             </w:rPr>
             <m:t>=</m:t>
           </m:r>
@@ -27749,7 +27225,6 @@
             </m:rPr>
             <w:rPr>
               <w:rFonts w:ascii="Cambria Math" w:hAnsi="Cambria Math"/>
-              <w:lang w:val="en-US"/>
             </w:rPr>
             <m:t xml:space="preserve">, </m:t>
           </m:r>
@@ -27919,7 +27394,6 @@
                     </m:rPr>
                     <w:rPr>
                       <w:rFonts w:ascii="Cambria Math" w:eastAsiaTheme="minorHAnsi" w:hAnsi="Cambria Math"/>
-                      <w:lang w:val="en-US"/>
                     </w:rPr>
                     <m:t>0</m:t>
                   </m:r>
@@ -27952,6 +27426,7 @@
             <w:rFonts w:ascii="Cambria Math" w:hAnsi="Cambria Math"/>
             <w:lang w:val="en-US"/>
           </w:rPr>
+          <w:lastRenderedPageBreak/>
           <m:t>DPP</m:t>
         </m:r>
       </m:oMath>
@@ -28668,7 +28143,6 @@
         <w:pStyle w:val="a4"/>
       </w:pPr>
       <w:r>
-        <w:lastRenderedPageBreak/>
         <w:t>Остаток третьего года:</w:t>
       </w:r>
     </w:p>
@@ -28778,6 +28252,27 @@
       <w:r>
         <w:t>Таким образом, период окупаемости проекта с учётом дисконтирования денежных потоков составляет 2,44 года, то есть примерно 2 года и 5 месяцев.</w:t>
       </w:r>
+      <w:r>
+        <w:t xml:space="preserve"> </w:t>
+      </w:r>
+      <w:r>
+        <w:t xml:space="preserve">Это означает, что даже с поправкой на стоимость денег во времени проект успевает вернуть вложения в пределах расчётного периода. Такой результат является </w:t>
+      </w:r>
+      <w:r>
+        <w:rPr>
+          <w:rStyle w:val="af"/>
+          <w:b w:val="0"/>
+          <w:bCs w:val="0"/>
+        </w:rPr>
+        <w:t>положительным</w:t>
+      </w:r>
+      <w:r>
+        <w:t xml:space="preserve">, поскольку подтверждает </w:t>
+      </w:r>
+      <w:r>
+        <w:lastRenderedPageBreak/>
+        <w:t>финансовую устойчивость проекта, однако показывает, что фактическая окупаемость с учётом дисконтирования происходит медленнее, чем по простому сроку окупаемости.</w:t>
+      </w:r>
     </w:p>
     <w:p>
       <w:pPr>
@@ -28808,7 +28303,7 @@
         <w:pStyle w:val="a4"/>
       </w:pPr>
       <w:r>
-        <w:t>Коэффициент рентабельности инвестиций показывает, сколько в среднем за проект создаётся чистой прибыли на один рубль вложенных инвестиций. Для расчёта используется формула</w:t>
+        <w:t>Коэффициент рентабельности инвестиций (ARR) применяется для оценки средней доходности проекта по отношению к объёму первоначальных вложений. Этот показатель позволяет определить, сколько прибыли в среднем приносит каждый рубль инвестированного капитала. Для расчёта ARR используется следующая формула:</w:t>
       </w:r>
     </w:p>
     <w:p>
@@ -29247,6 +28742,23 @@
       <w:r>
         <w:t>Следовательно, коэффициент рентабельности инвестиций проекта составляет 55,56%. Это означает, что на 1 рубль первоначальных вложений в среднем приходится около 0,56 рубля прибыли за расчётный период.</w:t>
       </w:r>
+      <w:r>
+        <w:t xml:space="preserve"> </w:t>
+      </w:r>
+      <w:r>
+        <w:t xml:space="preserve">Такой результат можно оценить как </w:t>
+      </w:r>
+      <w:r>
+        <w:rPr>
+          <w:rStyle w:val="af"/>
+          <w:b w:val="0"/>
+          <w:bCs w:val="0"/>
+        </w:rPr>
+        <w:t>достаточно хороший</w:t>
+      </w:r>
+      <w:r>
+        <w:t>, поскольку он показывает сравнительно высокий уровень отдачи на вложенный капитал. Данный показатель положительно влияет на оценку проекта и подтверждает, что вложения в проект являются оправданными с точки зрения прибыльности.</w:t>
+      </w:r>
     </w:p>
     <w:p>
       <w:pPr>
@@ -29265,6 +28777,14 @@
         <w:pStyle w:val="a4"/>
       </w:pPr>
       <w:r>
+        <w:t>Точка безубыточности используется для определения минимального объёма продаж, при котором проект покрывает все свои постоянные и переменные затраты, но ещё не получает прибыль. Данный показатель позволяет оценить минимально необходимый уровень коммерческой активности для безубыточной работы проекта.</w:t>
+      </w:r>
+    </w:p>
+    <w:p>
+      <w:pPr>
+        <w:pStyle w:val="a4"/>
+      </w:pPr>
+      <w:r>
         <w:t xml:space="preserve">Для проекта мобильного приложения точку безубыточности целесообразно определить по </w:t>
       </w:r>
       <w:r>
@@ -29285,6 +28805,7 @@
         <w:pStyle w:val="a4"/>
       </w:pPr>
       <w:r>
+        <w:lastRenderedPageBreak/>
         <w:t>Точка безубыточности определяется по формуле:</w:t>
       </w:r>
     </w:p>
@@ -29377,7 +28898,6 @@
         <w:pStyle w:val="a4"/>
       </w:pPr>
       <w:r>
-        <w:lastRenderedPageBreak/>
         <w:t>Где</w:t>
       </w:r>
     </w:p>
@@ -29419,15 +28939,7 @@
         </m:sSub>
       </m:oMath>
       <w:r>
-        <w:t xml:space="preserve"> – о</w:t>
-      </w:r>
-      <w:proofErr w:type="spellStart"/>
-      <w:r>
-        <w:t>бъем</w:t>
-      </w:r>
-      <w:proofErr w:type="spellEnd"/>
-      <w:r>
-        <w:t xml:space="preserve"> продаж в точке безубыточности</w:t>
+        <w:t xml:space="preserve"> – объем продаж в точке безубыточности</w:t>
       </w:r>
       <w:r>
         <w:t>;</w:t>
@@ -29706,7 +29218,18 @@
         <w:pStyle w:val="a4"/>
       </w:pPr>
       <w:r>
-        <w:t>Следовательно, точка безубыточности составляет 375 платных подписок в месяц.</w:t>
+        <w:t xml:space="preserve">Следовательно, точка безубыточности составляет </w:t>
+      </w:r>
+      <w:r>
+        <w:rPr>
+          <w:rStyle w:val="af"/>
+          <w:b w:val="0"/>
+          <w:bCs w:val="0"/>
+        </w:rPr>
+        <w:t>375 платных подписок в месяц</w:t>
+      </w:r>
+      <w:r>
+        <w:t>. Это означает, что при данном объёме продаж выручка проекта полностью покрывает все постоянные и переменные затраты, но прибыль ещё не формируется. Сам по себе этот показатель нельзя назвать ни однозначно хорошим, ни плохим: его оценка зависит от того, насколько реально для проекта обеспечить не менее 375 платных подписок ежемесячно. Для итоговой оценки проекта этот показатель очень важен, поскольку показывает минимальный уровень коммерческого успеха, необходимый для отсутствия убытков.</w:t>
       </w:r>
     </w:p>
     <w:p>
@@ -29727,6 +29250,14 @@
       </w:r>
       <w:r>
         <w:t xml:space="preserve"> проекта</w:t>
+      </w:r>
+    </w:p>
+    <w:p>
+      <w:pPr>
+        <w:pStyle w:val="a4"/>
+      </w:pPr>
+      <w:r>
+        <w:t>График безубыточности строится для наглядного представления зависимости между выручкой, затратами и объёмом продаж. Он позволяет визуально определить точку, в которой проект переходит из зоны убытков в зону прибыли.</w:t>
       </w:r>
     </w:p>
     <w:p>
@@ -30482,7 +30013,11 @@
         <w:t xml:space="preserve"> </w:t>
       </w:r>
       <w:r>
-        <w:t>денежная сумма в рублях. На графике представлены две линии: линия выручки и линия общих затрат. Точка их пересечения соответствует объему 375 платных подписок в месяц и показывает точку безубыточности проекта. При данном объеме выручка равна совокупности затратам, следовательно, проект не приносит убытка, но еще не формирует прибыль.</w:t>
+        <w:t xml:space="preserve">денежная сумма в рублях. На </w:t>
+      </w:r>
+      <w:r>
+        <w:lastRenderedPageBreak/>
+        <w:t>графике представлены две линии: линия выручки и линия общих затрат. Точка их пересечения соответствует объему 375 платных подписок в месяц и показывает точку безубыточности проекта. При данном объеме выручка равна совокупности затратам, следовательно, проект не приносит убытка, но еще не формирует прибыль.</w:t>
       </w:r>
     </w:p>
     <w:p>
@@ -30493,7 +30028,6 @@
         <w:rPr>
           <w:noProof/>
         </w:rPr>
-        <w:lastRenderedPageBreak/>
         <w:drawing>
           <wp:inline distT="0" distB="0" distL="0" distR="0" wp14:anchorId="48BC5719" wp14:editId="0044E82C">
             <wp:extent cx="6120130" cy="3954145"/>
@@ -30544,19 +30078,7 @@
         <w:pStyle w:val="a4"/>
       </w:pPr>
       <w:r>
-        <w:t>11.12</w:t>
-      </w:r>
-      <w:r>
-        <w:tab/>
-        <w:t>Вывод по результатам финансовой оценки</w:t>
-      </w:r>
-    </w:p>
-    <w:p>
-      <w:pPr>
-        <w:pStyle w:val="a4"/>
-      </w:pPr>
-      <w:r>
-        <w:t xml:space="preserve">По результатам выполненных расчётов можно сделать вывод, что проект разработки мобильного приложения для обмена учебными материалами между студентами является экономически целесообразным. Модифицированная внутренняя норма доходности проекта составляет </w:t>
+        <w:t xml:space="preserve">График безубыточности наглядно показывает, что при объёме менее </w:t>
       </w:r>
       <w:r>
         <w:rPr>
@@ -30564,10 +30086,30 @@
           <w:b w:val="0"/>
           <w:bCs w:val="0"/>
         </w:rPr>
-        <w:t>22,25 %</w:t>
-      </w:r>
-      <w:r>
-        <w:t xml:space="preserve">, срок окупаемости первоначальных инвестиций — </w:t>
+        <w:t>375 платных подписок в месяц</w:t>
+      </w:r>
+      <w:r>
+        <w:t xml:space="preserve"> проект будет убыточным, а при превышении данного значения начнёт формировать прибыль. Следовательно, дальнейшая финансовая устойчивость проекта напрямую зависит от способности привлечь и удержать достаточное количество платных пользователей.</w:t>
+      </w:r>
+    </w:p>
+    <w:p>
+      <w:pPr>
+        <w:pStyle w:val="a4"/>
+      </w:pPr>
+      <w:r>
+        <w:t>11.12</w:t>
+      </w:r>
+      <w:r>
+        <w:tab/>
+        <w:t>Вывод по результатам финансовой оценки</w:t>
+      </w:r>
+    </w:p>
+    <w:p>
+      <w:pPr>
+        <w:pStyle w:val="a4"/>
+      </w:pPr>
+      <w:r>
+        <w:t xml:space="preserve">По результатам выполненных расчётов можно сделать вывод, что проект разработки мобильного приложения для обмена учебными материалами между студентами </w:t>
       </w:r>
       <w:r>
         <w:rPr>
@@ -30575,10 +30117,14 @@
           <w:b w:val="0"/>
           <w:bCs w:val="0"/>
         </w:rPr>
-        <w:t>2,11 года</w:t>
-      </w:r>
-      <w:r>
-        <w:t xml:space="preserve">, дисконтированный срок окупаемости — </w:t>
+        <w:t>имеет потенциальную экономическую реализуемость</w:t>
+      </w:r>
+      <w:r>
+        <w:t xml:space="preserve">, однако его коммерческая эффективность в значительной степени зависит от достижения планируемых показателей пользовательской базы и монетизации. Значения финансовых показателей свидетельствуют о том, что при принятых исходных данных проект способен окупить вложенные средства: модифицированная внутренняя норма доходности составляет 22,25 %, срок окупаемости первоначальных инвестиций — 2,11 года, дисконтированный срок окупаемости — 2,44 года, </w:t>
+      </w:r>
+      <w:r>
+        <w:lastRenderedPageBreak/>
+        <w:t xml:space="preserve">коэффициент рентабельности инвестиций — 55,56 %, а точка безубыточности достигается при 375 платных подписках в месяц. Вместе с тем положительный финансовый результат возможен только при условии стабильного привлечения и удержания пользователей, готовых оформлять платную подписку. Следовательно, проект можно рассматривать как </w:t>
       </w:r>
       <w:r>
         <w:rPr>
@@ -30586,32 +30132,13 @@
           <w:b w:val="0"/>
           <w:bCs w:val="0"/>
         </w:rPr>
-        <w:t>2,44 года</w:t>
-      </w:r>
-      <w:r>
-        <w:t xml:space="preserve">, коэффициент рентабельности инвестиций — </w:t>
-      </w:r>
-      <w:r>
-        <w:rPr>
-          <w:rStyle w:val="af"/>
-          <w:b w:val="0"/>
-          <w:bCs w:val="0"/>
-        </w:rPr>
-        <w:t>55,56 %</w:t>
-      </w:r>
-      <w:r>
-        <w:t xml:space="preserve">. Точка безубыточности достигается при </w:t>
-      </w:r>
-      <w:r>
-        <w:rPr>
-          <w:rStyle w:val="af"/>
-          <w:b w:val="0"/>
-          <w:bCs w:val="0"/>
-        </w:rPr>
-        <w:t>375 платных подписках в месяц</w:t>
-      </w:r>
-      <w:r>
-        <w:t>.</w:t>
+        <w:t>условно экономически оправданный</w:t>
+      </w:r>
+      <w:r>
+        <w:t>, но не как высокорентабельный коммерческий продукт при текущих условиях реализации.</w:t>
+      </w:r>
+      <w:r>
+        <w:br w:type="page"/>
       </w:r>
     </w:p>
     <w:p>
@@ -30619,44 +30146,6 @@
         <w:pStyle w:val="a4"/>
       </w:pPr>
       <w:r>
-        <w:t xml:space="preserve">Следовательно, при достижении планируемых показателей пользовательской базы и монетизации проект способен окупить вложенные средства и обеспечить положительный финансовый результат. Источники доходов проекта и его основные статьи расходов согласуются с ранее определённой бизнес-моделью: в качестве доходов предусмотрены платная подписка, реклама, партнёрские программы и дополнительные </w:t>
-      </w:r>
-      <w:proofErr w:type="spellStart"/>
-      <w:r>
-        <w:t>premium</w:t>
-      </w:r>
-      <w:proofErr w:type="spellEnd"/>
-      <w:r>
-        <w:t>-функции, а в качестве расходов — разработка, поддержка приложения, серверная инфраструктура, оплата труда команды, маркетинг и техническая поддержка.</w:t>
-      </w:r>
-    </w:p>
-    <w:p>
-      <w:pPr>
-        <w:rPr>
-          <w:rFonts w:ascii="Times New Roman" w:eastAsiaTheme="minorEastAsia" w:hAnsi="Times New Roman" w:cs="Times New Roman"/>
-          <w:iCs/>
-          <w:sz w:val="24"/>
-          <w:szCs w:val="24"/>
-        </w:rPr>
-      </w:pPr>
-      <w:r>
-        <w:br w:type="page"/>
-      </w:r>
-    </w:p>
-    <w:p>
-      <w:pPr>
-        <w:pStyle w:val="a4"/>
-        <w:jc w:val="center"/>
-        <w:rPr>
-          <w:b/>
-          <w:bCs/>
-        </w:rPr>
-      </w:pPr>
-      <w:r>
-        <w:rPr>
-          <w:b/>
-          <w:bCs/>
-        </w:rPr>
         <w:lastRenderedPageBreak/>
         <w:t>ВЫВОД</w:t>
       </w:r>
@@ -35463,7 +34952,7 @@
         <w:rFonts w:ascii="Symbol" w:hAnsi="Symbol" w:hint="default"/>
       </w:rPr>
     </w:lvl>
-    <w:lvl w:ilvl="1" w:tplc="04190003" w:tentative="1">
+    <w:lvl w:ilvl="1" w:tplc="04190003">
       <w:start w:val="1"/>
       <w:numFmt w:val="bullet"/>
       <w:lvlText w:val="o"/>
@@ -37111,7 +36600,7 @@
     <w:link w:val="a5"/>
     <w:autoRedefine/>
     <w:qFormat/>
-    <w:rsid w:val="00006326"/>
+    <w:rsid w:val="001A1841"/>
     <w:pPr>
       <w:spacing w:after="0" w:line="360" w:lineRule="auto"/>
       <w:ind w:firstLine="709"/>
@@ -37128,7 +36617,7 @@
     <w:name w:val="абзац Знак"/>
     <w:basedOn w:val="a0"/>
     <w:link w:val="a4"/>
-    <w:rsid w:val="00006326"/>
+    <w:rsid w:val="001A1841"/>
     <w:rPr>
       <w:rFonts w:ascii="Times New Roman" w:eastAsiaTheme="minorEastAsia" w:hAnsi="Times New Roman" w:cs="Times New Roman"/>
       <w:iCs/>

--- a/ЭОИТП.docx
+++ b/ЭОИТП.docx
@@ -296,7 +296,31 @@
                 <w:lang w:eastAsia="ru-RU"/>
                 <w14:ligatures w14:val="none"/>
               </w:rPr>
-              <w:t>Г.С. Армашова-Тельник</w:t>
+              <w:t xml:space="preserve">Г.С. </w:t>
+            </w:r>
+            <w:proofErr w:type="spellStart"/>
+            <w:r>
+              <w:rPr>
+                <w:rFonts w:ascii="Times New Roman" w:eastAsia="Times New Roman" w:hAnsi="Times New Roman" w:cs="Times New Roman"/>
+                <w:kern w:val="0"/>
+                <w:sz w:val="24"/>
+                <w:szCs w:val="24"/>
+                <w:lang w:eastAsia="ru-RU"/>
+                <w14:ligatures w14:val="none"/>
+              </w:rPr>
+              <w:t>Армашова</w:t>
+            </w:r>
+            <w:proofErr w:type="spellEnd"/>
+            <w:r>
+              <w:rPr>
+                <w:rFonts w:ascii="Times New Roman" w:eastAsia="Times New Roman" w:hAnsi="Times New Roman" w:cs="Times New Roman"/>
+                <w:kern w:val="0"/>
+                <w:sz w:val="24"/>
+                <w:szCs w:val="24"/>
+                <w:lang w:eastAsia="ru-RU"/>
+                <w14:ligatures w14:val="none"/>
+              </w:rPr>
+              <w:t>-Тельник</w:t>
             </w:r>
           </w:p>
         </w:tc>
@@ -508,31 +532,7 @@
                 <w:lang w:eastAsia="ru-RU"/>
                 <w14:ligatures w14:val="none"/>
               </w:rPr>
-              <w:t xml:space="preserve">Отчет о практической работе </w:t>
-            </w:r>
-            <w:r>
-              <w:rPr>
-                <w:rFonts w:ascii="Times New Roman" w:eastAsia="Times New Roman" w:hAnsi="Times New Roman" w:cs="Times New Roman"/>
-                <w:caps/>
-                <w:kern w:val="0"/>
-                <w:sz w:val="28"/>
-                <w:szCs w:val="20"/>
-                <w:lang w:eastAsia="ru-RU"/>
-                <w14:ligatures w14:val="none"/>
-              </w:rPr>
-              <w:t xml:space="preserve">№ </w:t>
-            </w:r>
-            <w:r>
-              <w:rPr>
-                <w:rFonts w:ascii="Times New Roman" w:eastAsia="Times New Roman" w:hAnsi="Times New Roman" w:cs="Times New Roman"/>
-                <w:caps/>
-                <w:kern w:val="0"/>
-                <w:sz w:val="28"/>
-                <w:szCs w:val="28"/>
-                <w:lang w:eastAsia="ru-RU"/>
-                <w14:ligatures w14:val="none"/>
-              </w:rPr>
-              <w:t>1</w:t>
+              <w:t>Отчет о практической работе</w:t>
             </w:r>
           </w:p>
         </w:tc>
@@ -1044,6 +1044,7 @@
               </w:rPr>
               <w:t xml:space="preserve">А. А. </w:t>
             </w:r>
+            <w:proofErr w:type="spellStart"/>
             <w:r>
               <w:rPr>
                 <w:rFonts w:ascii="Times New Roman" w:eastAsia="Times New Roman" w:hAnsi="Times New Roman" w:cs="Times New Roman"/>
@@ -1055,6 +1056,7 @@
               </w:rPr>
               <w:t>Оглуздин</w:t>
             </w:r>
+            <w:proofErr w:type="spellEnd"/>
             <w:r>
               <w:rPr>
                 <w:rFonts w:ascii="Times New Roman" w:eastAsia="Times New Roman" w:hAnsi="Times New Roman" w:cs="Times New Roman"/>
@@ -1168,6 +1170,7 @@
               </w:rPr>
               <w:t xml:space="preserve">. </w:t>
             </w:r>
+            <w:proofErr w:type="spellStart"/>
             <w:r>
               <w:rPr>
                 <w:rFonts w:ascii="Times New Roman" w:eastAsia="Times New Roman" w:hAnsi="Times New Roman" w:cs="Times New Roman"/>
@@ -1179,6 +1182,7 @@
               </w:rPr>
               <w:t>Халикова</w:t>
             </w:r>
+            <w:proofErr w:type="spellEnd"/>
           </w:p>
         </w:tc>
       </w:tr>
@@ -1664,7 +1668,15 @@
         <w:t>ИСИЭЗ НИУ ВШЭ</w:t>
       </w:r>
       <w:r>
-        <w:t xml:space="preserve"> совместно с Минобрнауки России, Минпросвещения России и Росстатом, отмечается, что численность студентов по этим программам </w:t>
+        <w:t xml:space="preserve"> совместно с Минобрнауки России, </w:t>
+      </w:r>
+      <w:proofErr w:type="spellStart"/>
+      <w:r>
+        <w:t>Минпросвещения</w:t>
+      </w:r>
+      <w:proofErr w:type="spellEnd"/>
+      <w:r>
+        <w:t xml:space="preserve"> России и Росстатом, отмечается, что численность студентов по этим программам </w:t>
       </w:r>
       <w:r>
         <w:rPr>
@@ -2282,7 +2294,15 @@
         <w:t>79% абитуриентов</w:t>
       </w:r>
       <w:r>
-        <w:t xml:space="preserve"> подавали заявления через суперсервис </w:t>
+        <w:t xml:space="preserve"> подавали заявления через </w:t>
+      </w:r>
+      <w:proofErr w:type="spellStart"/>
+      <w:r>
+        <w:t>суперсервис</w:t>
+      </w:r>
+      <w:proofErr w:type="spellEnd"/>
+      <w:r>
+        <w:t xml:space="preserve"> </w:t>
       </w:r>
       <w:r>
         <w:rPr>
@@ -3439,7 +3459,16 @@
                 <w:sz w:val="24"/>
                 <w:szCs w:val="24"/>
               </w:rPr>
-              <w:t>удаление некорректных или дублирующи</w:t>
+              <w:t xml:space="preserve">удаление некорректных или </w:t>
+            </w:r>
+            <w:proofErr w:type="spellStart"/>
+            <w:r>
+              <w:rPr>
+                <w:rFonts w:ascii="Times New Roman" w:hAnsi="Times New Roman" w:cs="Times New Roman"/>
+                <w:sz w:val="24"/>
+                <w:szCs w:val="24"/>
+              </w:rPr>
+              <w:t>дублирующи</w:t>
             </w:r>
             <w:r>
               <w:rPr>
@@ -3449,6 +3478,7 @@
               </w:rPr>
               <w:t>хся</w:t>
             </w:r>
+            <w:proofErr w:type="spellEnd"/>
             <w:r>
               <w:rPr>
                 <w:rFonts w:ascii="Times New Roman" w:hAnsi="Times New Roman" w:cs="Times New Roman"/>
@@ -4105,7 +4135,25 @@
           <w:sz w:val="24"/>
           <w:szCs w:val="24"/>
         </w:rPr>
-        <w:t>S (Specific — конкретность):</w:t>
+        <w:t>S (</w:t>
+      </w:r>
+      <w:proofErr w:type="spellStart"/>
+      <w:r>
+        <w:rPr>
+          <w:rFonts w:ascii="Times New Roman" w:hAnsi="Times New Roman" w:cs="Times New Roman"/>
+          <w:sz w:val="24"/>
+          <w:szCs w:val="24"/>
+        </w:rPr>
+        <w:t>Specific</w:t>
+      </w:r>
+      <w:proofErr w:type="spellEnd"/>
+      <w:r>
+        <w:rPr>
+          <w:rFonts w:ascii="Times New Roman" w:hAnsi="Times New Roman" w:cs="Times New Roman"/>
+          <w:sz w:val="24"/>
+          <w:szCs w:val="24"/>
+        </w:rPr>
+        <w:t xml:space="preserve"> — конкретность):</w:t>
       </w:r>
     </w:p>
     <w:p>
@@ -4177,7 +4225,25 @@
           <w:sz w:val="24"/>
           <w:szCs w:val="24"/>
         </w:rPr>
-        <w:t>M (Measurable — измеримость):</w:t>
+        <w:t>M (</w:t>
+      </w:r>
+      <w:proofErr w:type="spellStart"/>
+      <w:r>
+        <w:rPr>
+          <w:rFonts w:ascii="Times New Roman" w:hAnsi="Times New Roman" w:cs="Times New Roman"/>
+          <w:sz w:val="24"/>
+          <w:szCs w:val="24"/>
+        </w:rPr>
+        <w:t>Measurable</w:t>
+      </w:r>
+      <w:proofErr w:type="spellEnd"/>
+      <w:r>
+        <w:rPr>
+          <w:rFonts w:ascii="Times New Roman" w:hAnsi="Times New Roman" w:cs="Times New Roman"/>
+          <w:sz w:val="24"/>
+          <w:szCs w:val="24"/>
+        </w:rPr>
+        <w:t xml:space="preserve"> — измеримость):</w:t>
       </w:r>
     </w:p>
     <w:p>
@@ -4337,7 +4403,25 @@
           <w:sz w:val="24"/>
           <w:szCs w:val="24"/>
         </w:rPr>
-        <w:t>A (Achievable — достижимость):</w:t>
+        <w:t>A (</w:t>
+      </w:r>
+      <w:proofErr w:type="spellStart"/>
+      <w:r>
+        <w:rPr>
+          <w:rFonts w:ascii="Times New Roman" w:hAnsi="Times New Roman" w:cs="Times New Roman"/>
+          <w:sz w:val="24"/>
+          <w:szCs w:val="24"/>
+        </w:rPr>
+        <w:t>Achievable</w:t>
+      </w:r>
+      <w:proofErr w:type="spellEnd"/>
+      <w:r>
+        <w:rPr>
+          <w:rFonts w:ascii="Times New Roman" w:hAnsi="Times New Roman" w:cs="Times New Roman"/>
+          <w:sz w:val="24"/>
+          <w:szCs w:val="24"/>
+        </w:rPr>
+        <w:t xml:space="preserve"> — достижимость):</w:t>
       </w:r>
     </w:p>
     <w:p>
@@ -4393,7 +4477,25 @@
           <w:sz w:val="24"/>
           <w:szCs w:val="24"/>
         </w:rPr>
-        <w:t>R (Relevant — релевантность):</w:t>
+        <w:t>R (</w:t>
+      </w:r>
+      <w:proofErr w:type="spellStart"/>
+      <w:r>
+        <w:rPr>
+          <w:rFonts w:ascii="Times New Roman" w:hAnsi="Times New Roman" w:cs="Times New Roman"/>
+          <w:sz w:val="24"/>
+          <w:szCs w:val="24"/>
+        </w:rPr>
+        <w:t>Relevant</w:t>
+      </w:r>
+      <w:proofErr w:type="spellEnd"/>
+      <w:r>
+        <w:rPr>
+          <w:rFonts w:ascii="Times New Roman" w:hAnsi="Times New Roman" w:cs="Times New Roman"/>
+          <w:sz w:val="24"/>
+          <w:szCs w:val="24"/>
+        </w:rPr>
+        <w:t xml:space="preserve"> — релевантность):</w:t>
       </w:r>
     </w:p>
     <w:p>
@@ -4433,7 +4535,25 @@
           <w:sz w:val="24"/>
           <w:szCs w:val="24"/>
         </w:rPr>
-        <w:t>T (Time-bound — ограниченность по времени):</w:t>
+        <w:t>T (Time-</w:t>
+      </w:r>
+      <w:proofErr w:type="spellStart"/>
+      <w:r>
+        <w:rPr>
+          <w:rFonts w:ascii="Times New Roman" w:hAnsi="Times New Roman" w:cs="Times New Roman"/>
+          <w:sz w:val="24"/>
+          <w:szCs w:val="24"/>
+        </w:rPr>
+        <w:t>bound</w:t>
+      </w:r>
+      <w:proofErr w:type="spellEnd"/>
+      <w:r>
+        <w:rPr>
+          <w:rFonts w:ascii="Times New Roman" w:hAnsi="Times New Roman" w:cs="Times New Roman"/>
+          <w:sz w:val="24"/>
+          <w:szCs w:val="24"/>
+        </w:rPr>
+        <w:t xml:space="preserve"> — ограниченность по времени):</w:t>
       </w:r>
     </w:p>
     <w:p>
@@ -4854,7 +4974,15 @@
               <w:pStyle w:val="a4"/>
             </w:pPr>
             <w:r>
-              <w:t>P (Political). Политические</w:t>
+              <w:t>P (</w:t>
+            </w:r>
+            <w:proofErr w:type="spellStart"/>
+            <w:r>
+              <w:t>Political</w:t>
+            </w:r>
+            <w:proofErr w:type="spellEnd"/>
+            <w:r>
+              <w:t>). Политические</w:t>
             </w:r>
           </w:p>
           <w:p>
@@ -5116,7 +5244,15 @@
               <w:pStyle w:val="a4"/>
             </w:pPr>
             <w:r>
-              <w:t>S (Socio-Cultural). Социальные</w:t>
+              <w:t>S (</w:t>
+            </w:r>
+            <w:proofErr w:type="spellStart"/>
+            <w:r>
+              <w:t>Socio-Cultural</w:t>
+            </w:r>
+            <w:proofErr w:type="spellEnd"/>
+            <w:r>
+              <w:t>). Социальные</w:t>
             </w:r>
           </w:p>
           <w:p>
@@ -5186,7 +5322,15 @@
               <w:t xml:space="preserve"> </w:t>
             </w:r>
             <w:r>
-              <w:t>(Technological)</w:t>
+              <w:t>(</w:t>
+            </w:r>
+            <w:proofErr w:type="spellStart"/>
+            <w:r>
+              <w:t>Technological</w:t>
+            </w:r>
+            <w:proofErr w:type="spellEnd"/>
+            <w:r>
+              <w:t>)</w:t>
             </w:r>
             <w:r>
               <w:t>.</w:t>
@@ -5267,6 +5411,45 @@
     <w:p>
       <w:pPr>
         <w:spacing w:after="0" w:line="360" w:lineRule="auto"/>
+        <w:ind w:firstLine="708"/>
+        <w:jc w:val="both"/>
+        <w:rPr>
+          <w:rFonts w:ascii="Times New Roman" w:hAnsi="Times New Roman" w:cs="Times New Roman"/>
+          <w:sz w:val="24"/>
+          <w:szCs w:val="24"/>
+        </w:rPr>
+      </w:pPr>
+      <w:r>
+        <w:rPr>
+          <w:rFonts w:ascii="Times New Roman" w:hAnsi="Times New Roman" w:cs="Times New Roman"/>
+          <w:sz w:val="24"/>
+          <w:szCs w:val="24"/>
+        </w:rPr>
+        <w:lastRenderedPageBreak/>
+        <w:t xml:space="preserve">Политические факторы (P – </w:t>
+      </w:r>
+      <w:proofErr w:type="spellStart"/>
+      <w:r>
+        <w:rPr>
+          <w:rFonts w:ascii="Times New Roman" w:hAnsi="Times New Roman" w:cs="Times New Roman"/>
+          <w:sz w:val="24"/>
+          <w:szCs w:val="24"/>
+        </w:rPr>
+        <w:t>Political</w:t>
+      </w:r>
+      <w:proofErr w:type="spellEnd"/>
+      <w:r>
+        <w:rPr>
+          <w:rFonts w:ascii="Times New Roman" w:hAnsi="Times New Roman" w:cs="Times New Roman"/>
+          <w:sz w:val="24"/>
+          <w:szCs w:val="24"/>
+        </w:rPr>
+        <w:t>)</w:t>
+      </w:r>
+    </w:p>
+    <w:p>
+      <w:pPr>
+        <w:spacing w:after="0" w:line="360" w:lineRule="auto"/>
         <w:ind w:firstLine="709"/>
         <w:jc w:val="both"/>
         <w:rPr>
@@ -5281,7 +5464,6 @@
           <w:sz w:val="24"/>
           <w:szCs w:val="24"/>
         </w:rPr>
-        <w:lastRenderedPageBreak/>
         <w:t>Проведенный анализ PEST-факторов показывает, что внешняя среда в целом благоприятствует разработке и внедрению мобильного приложения для студентов. Ключевые возможности связаны с активной государственной поддержкой цифровизации образования, высоким спросом на онлайн-обучение и укоренившейся привычкой студентов использовать смартфоны для быстрого доступа к информации. Развитие облачных технологий и современных средств разработки позволяет создать качественный продукт с оптимальными затратами.</w:t>
       </w:r>
     </w:p>
@@ -5714,6 +5896,7 @@
           <w:sz w:val="24"/>
           <w:szCs w:val="24"/>
         </w:rPr>
+        <w:lastRenderedPageBreak/>
         <w:t>Время восстановления после инцидента (RTO) — менее X часов.</w:t>
       </w:r>
     </w:p>
@@ -5739,7 +5922,6 @@
           <w:sz w:val="24"/>
           <w:szCs w:val="24"/>
         </w:rPr>
-        <w:lastRenderedPageBreak/>
         <w:t>Число инцидентов с утечкой персональных данных — 0 за первые 6 месяцев.</w:t>
       </w:r>
     </w:p>
@@ -6316,7 +6498,15 @@
               <w:pStyle w:val="a4"/>
             </w:pPr>
             <w:r>
-              <w:t>Сильные стороны (Strengths)</w:t>
+              <w:t>Сильные стороны (</w:t>
+            </w:r>
+            <w:proofErr w:type="spellStart"/>
+            <w:r>
+              <w:t>Strengths</w:t>
+            </w:r>
+            <w:proofErr w:type="spellEnd"/>
+            <w:r>
+              <w:t>)</w:t>
             </w:r>
           </w:p>
         </w:tc>
@@ -6329,7 +6519,15 @@
               <w:pStyle w:val="a4"/>
             </w:pPr>
             <w:r>
-              <w:t>Слабые стороны (Weaknesses)</w:t>
+              <w:t>Слабые стороны (</w:t>
+            </w:r>
+            <w:proofErr w:type="spellStart"/>
+            <w:r>
+              <w:t>Weaknesses</w:t>
+            </w:r>
+            <w:proofErr w:type="spellEnd"/>
+            <w:r>
+              <w:t>)</w:t>
             </w:r>
           </w:p>
         </w:tc>
@@ -6575,7 +6773,15 @@
               <w:pStyle w:val="a4"/>
             </w:pPr>
             <w:r>
-              <w:t>Возможности (Opportunities)</w:t>
+              <w:t>Возможности (</w:t>
+            </w:r>
+            <w:proofErr w:type="spellStart"/>
+            <w:r>
+              <w:t>Opportunities</w:t>
+            </w:r>
+            <w:proofErr w:type="spellEnd"/>
+            <w:r>
+              <w:t>)</w:t>
             </w:r>
           </w:p>
         </w:tc>
@@ -6588,7 +6794,15 @@
               <w:pStyle w:val="a4"/>
             </w:pPr>
             <w:r>
-              <w:t>Угрозы (Threats)</w:t>
+              <w:t>Угрозы (</w:t>
+            </w:r>
+            <w:proofErr w:type="spellStart"/>
+            <w:r>
+              <w:t>Threats</w:t>
+            </w:r>
+            <w:proofErr w:type="spellEnd"/>
+            <w:r>
+              <w:t>)</w:t>
             </w:r>
           </w:p>
         </w:tc>
@@ -7717,7 +7931,25 @@
           <w:sz w:val="24"/>
           <w:szCs w:val="24"/>
         </w:rPr>
-        <w:t>Удержание топ-контрибуторов.</w:t>
+        <w:t>Удержание топ-</w:t>
+      </w:r>
+      <w:proofErr w:type="spellStart"/>
+      <w:r>
+        <w:rPr>
+          <w:rFonts w:ascii="Times New Roman" w:hAnsi="Times New Roman" w:cs="Times New Roman"/>
+          <w:sz w:val="24"/>
+          <w:szCs w:val="24"/>
+        </w:rPr>
+        <w:t>контрибуторов</w:t>
+      </w:r>
+      <w:proofErr w:type="spellEnd"/>
+      <w:r>
+        <w:rPr>
+          <w:rFonts w:ascii="Times New Roman" w:hAnsi="Times New Roman" w:cs="Times New Roman"/>
+          <w:sz w:val="24"/>
+          <w:szCs w:val="24"/>
+        </w:rPr>
+        <w:t>.</w:t>
       </w:r>
     </w:p>
     <w:p>
@@ -7876,7 +8108,25 @@
           <w:sz w:val="24"/>
           <w:szCs w:val="24"/>
         </w:rPr>
-        <w:t>Ввести базовые юридические и модерационные процедуры ещё на этапе МРВ.</w:t>
+        <w:t xml:space="preserve">Ввести базовые юридические и </w:t>
+      </w:r>
+      <w:proofErr w:type="spellStart"/>
+      <w:r>
+        <w:rPr>
+          <w:rFonts w:ascii="Times New Roman" w:hAnsi="Times New Roman" w:cs="Times New Roman"/>
+          <w:sz w:val="24"/>
+          <w:szCs w:val="24"/>
+        </w:rPr>
+        <w:t>модерационные</w:t>
+      </w:r>
+      <w:proofErr w:type="spellEnd"/>
+      <w:r>
+        <w:rPr>
+          <w:rFonts w:ascii="Times New Roman" w:hAnsi="Times New Roman" w:cs="Times New Roman"/>
+          <w:sz w:val="24"/>
+          <w:szCs w:val="24"/>
+        </w:rPr>
+        <w:t xml:space="preserve"> процедуры ещё на этапе МРВ.</w:t>
       </w:r>
     </w:p>
     <w:p>
@@ -8120,8 +8370,20 @@
           <w:szCs w:val="24"/>
           <w:shd w:val="clear" w:color="auto" w:fill="FFFFFF"/>
         </w:rPr>
-        <w:t>Диаграмма Ганта</w:t>
-      </w:r>
+        <w:t xml:space="preserve">Диаграмма </w:t>
+      </w:r>
+      <w:proofErr w:type="spellStart"/>
+      <w:r>
+        <w:rPr>
+          <w:rFonts w:ascii="Times New Roman" w:hAnsi="Times New Roman" w:cs="Times New Roman"/>
+          <w:color w:val="0D0D0D"/>
+          <w:sz w:val="24"/>
+          <w:szCs w:val="24"/>
+          <w:shd w:val="clear" w:color="auto" w:fill="FFFFFF"/>
+        </w:rPr>
+        <w:t>Ганта</w:t>
+      </w:r>
+      <w:proofErr w:type="spellEnd"/>
     </w:p>
     <w:p>
       <w:pPr>
@@ -8131,7 +8393,15 @@
         <w:jc w:val="both"/>
       </w:pPr>
       <w:r>
-        <w:t>Диаграмма Ганта используется для планирования и визуализации этапов выполнения проекта, а также для определения сроков выполнения отдельных задач и их последовательности.</w:t>
+        <w:t xml:space="preserve">Диаграмма </w:t>
+      </w:r>
+      <w:proofErr w:type="spellStart"/>
+      <w:r>
+        <w:t>Ганта</w:t>
+      </w:r>
+      <w:proofErr w:type="spellEnd"/>
+      <w:r>
+        <w:t xml:space="preserve"> используется для планирования и визуализации этапов выполнения проекта, а также для определения сроков выполнения отдельных задач и их последовательности.</w:t>
       </w:r>
     </w:p>
     <w:p>
@@ -8367,7 +8637,25 @@
           <w:sz w:val="24"/>
           <w:szCs w:val="24"/>
         </w:rPr>
-        <w:t>На этом этапе создаётся backend системы, который отвечает за обработку запросов пользователей, хранение данных и управление контентом. Также реализуются база данных, API и механизмы авторизации, защиты и резервного копирования информации.</w:t>
+        <w:t xml:space="preserve">На этом этапе создаётся </w:t>
+      </w:r>
+      <w:proofErr w:type="spellStart"/>
+      <w:r>
+        <w:rPr>
+          <w:rFonts w:ascii="Times New Roman" w:hAnsi="Times New Roman" w:cs="Times New Roman"/>
+          <w:sz w:val="24"/>
+          <w:szCs w:val="24"/>
+        </w:rPr>
+        <w:t>backend</w:t>
+      </w:r>
+      <w:proofErr w:type="spellEnd"/>
+      <w:r>
+        <w:rPr>
+          <w:rFonts w:ascii="Times New Roman" w:hAnsi="Times New Roman" w:cs="Times New Roman"/>
+          <w:sz w:val="24"/>
+          <w:szCs w:val="24"/>
+        </w:rPr>
+        <w:t xml:space="preserve"> системы, который отвечает за обработку запросов пользователей, хранение данных и управление контентом. Также реализуются база данных, API и механизмы авторизации, защиты и резервного копирования информации.</w:t>
       </w:r>
     </w:p>
     <w:p>
@@ -8592,7 +8880,29 @@
           <w:szCs w:val="24"/>
           <w:shd w:val="clear" w:color="auto" w:fill="FFFFFF"/>
         </w:rPr>
-        <w:t xml:space="preserve"> представлена диаграмма Ганта, представленная в табличном формате</w:t>
+        <w:t xml:space="preserve"> представлена диаграмма </w:t>
+      </w:r>
+      <w:proofErr w:type="spellStart"/>
+      <w:r>
+        <w:rPr>
+          <w:rFonts w:ascii="Times New Roman" w:hAnsi="Times New Roman" w:cs="Times New Roman"/>
+          <w:color w:val="0D0D0D"/>
+          <w:sz w:val="24"/>
+          <w:szCs w:val="24"/>
+          <w:shd w:val="clear" w:color="auto" w:fill="FFFFFF"/>
+        </w:rPr>
+        <w:t>Ганта</w:t>
+      </w:r>
+      <w:proofErr w:type="spellEnd"/>
+      <w:r>
+        <w:rPr>
+          <w:rFonts w:ascii="Times New Roman" w:hAnsi="Times New Roman" w:cs="Times New Roman"/>
+          <w:color w:val="0D0D0D"/>
+          <w:sz w:val="24"/>
+          <w:szCs w:val="24"/>
+          <w:shd w:val="clear" w:color="auto" w:fill="FFFFFF"/>
+        </w:rPr>
+        <w:t>, представленная в табличном формате</w:t>
       </w:r>
     </w:p>
     <w:p>
@@ -8669,8 +8979,19 @@
           <w:sz w:val="24"/>
           <w:szCs w:val="24"/>
         </w:rPr>
-        <w:t xml:space="preserve"> - Диаграмма Ганта</w:t>
-      </w:r>
+        <w:t xml:space="preserve"> - Диаграмма </w:t>
+      </w:r>
+      <w:proofErr w:type="spellStart"/>
+      <w:r>
+        <w:rPr>
+          <w:rFonts w:ascii="Times New Roman" w:hAnsi="Times New Roman" w:cs="Times New Roman"/>
+          <w:color w:val="auto"/>
+          <w:sz w:val="24"/>
+          <w:szCs w:val="24"/>
+        </w:rPr>
+        <w:t>Ганта</w:t>
+      </w:r>
+      <w:proofErr w:type="spellEnd"/>
     </w:p>
     <w:tbl>
       <w:tblPr>
@@ -10692,8 +11013,42 @@
           <w:szCs w:val="24"/>
           <w:shd w:val="clear" w:color="auto" w:fill="FFFFFF"/>
         </w:rPr>
-        <w:t>Модель Остервальдера и Пинье</w:t>
-      </w:r>
+        <w:t xml:space="preserve">Модель </w:t>
+      </w:r>
+      <w:proofErr w:type="spellStart"/>
+      <w:r>
+        <w:rPr>
+          <w:rFonts w:ascii="Times New Roman" w:hAnsi="Times New Roman" w:cs="Times New Roman"/>
+          <w:color w:val="0D0D0D"/>
+          <w:sz w:val="24"/>
+          <w:szCs w:val="24"/>
+          <w:shd w:val="clear" w:color="auto" w:fill="FFFFFF"/>
+        </w:rPr>
+        <w:t>Остервальдера</w:t>
+      </w:r>
+      <w:proofErr w:type="spellEnd"/>
+      <w:r>
+        <w:rPr>
+          <w:rFonts w:ascii="Times New Roman" w:hAnsi="Times New Roman" w:cs="Times New Roman"/>
+          <w:color w:val="0D0D0D"/>
+          <w:sz w:val="24"/>
+          <w:szCs w:val="24"/>
+          <w:shd w:val="clear" w:color="auto" w:fill="FFFFFF"/>
+        </w:rPr>
+        <w:t xml:space="preserve"> и </w:t>
+      </w:r>
+      <w:proofErr w:type="spellStart"/>
+      <w:r>
+        <w:rPr>
+          <w:rFonts w:ascii="Times New Roman" w:hAnsi="Times New Roman" w:cs="Times New Roman"/>
+          <w:color w:val="0D0D0D"/>
+          <w:sz w:val="24"/>
+          <w:szCs w:val="24"/>
+          <w:shd w:val="clear" w:color="auto" w:fill="FFFFFF"/>
+        </w:rPr>
+        <w:t>Пинье</w:t>
+      </w:r>
+      <w:proofErr w:type="spellEnd"/>
     </w:p>
     <w:p>
       <w:pPr>
@@ -11074,7 +11429,23 @@
         <w:t>М</w:t>
       </w:r>
       <w:r>
-        <w:t>обильное приложение (Android / iOS);</w:t>
+        <w:t>обильное приложение (</w:t>
+      </w:r>
+      <w:proofErr w:type="spellStart"/>
+      <w:r>
+        <w:t>Android</w:t>
+      </w:r>
+      <w:proofErr w:type="spellEnd"/>
+      <w:r>
+        <w:t xml:space="preserve"> / </w:t>
+      </w:r>
+      <w:proofErr w:type="spellStart"/>
+      <w:r>
+        <w:t>iOS</w:t>
+      </w:r>
+      <w:proofErr w:type="spellEnd"/>
+      <w:r>
+        <w:t>);</w:t>
       </w:r>
     </w:p>
     <w:p>
@@ -11128,7 +11499,15 @@
         <w:t>Р</w:t>
       </w:r>
       <w:r>
-        <w:t>екомендации пользователей (peer-to-peer распространение).</w:t>
+        <w:t>екомендации пользователей (</w:t>
+      </w:r>
+      <w:proofErr w:type="spellStart"/>
+      <w:r>
+        <w:t>peer-to-peer</w:t>
+      </w:r>
+      <w:proofErr w:type="spellEnd"/>
+      <w:r>
+        <w:t xml:space="preserve"> распространение).</w:t>
       </w:r>
     </w:p>
     <w:p>
@@ -11924,7 +12303,23 @@
         <w:jc w:val="both"/>
       </w:pPr>
       <w:r>
-        <w:t>Визуализация бизнес-модели Остервальдера и Пинье представлена в таблице</w:t>
+        <w:t xml:space="preserve">Визуализация бизнес-модели </w:t>
+      </w:r>
+      <w:proofErr w:type="spellStart"/>
+      <w:r>
+        <w:t>Остервальдера</w:t>
+      </w:r>
+      <w:proofErr w:type="spellEnd"/>
+      <w:r>
+        <w:t xml:space="preserve"> и </w:t>
+      </w:r>
+      <w:proofErr w:type="spellStart"/>
+      <w:r>
+        <w:t>Пинье</w:t>
+      </w:r>
+      <w:proofErr w:type="spellEnd"/>
+      <w:r>
+        <w:t xml:space="preserve"> представлена в таблице</w:t>
       </w:r>
       <w:r>
         <w:t xml:space="preserve"> </w:t>
@@ -12007,8 +12402,39 @@
           <w:sz w:val="24"/>
           <w:szCs w:val="24"/>
         </w:rPr>
-        <w:t xml:space="preserve"> - Модель Остервальдера и Пинье</w:t>
-      </w:r>
+        <w:t xml:space="preserve"> - Модель </w:t>
+      </w:r>
+      <w:proofErr w:type="spellStart"/>
+      <w:r>
+        <w:rPr>
+          <w:rFonts w:ascii="Times New Roman" w:hAnsi="Times New Roman" w:cs="Times New Roman"/>
+          <w:color w:val="auto"/>
+          <w:sz w:val="24"/>
+          <w:szCs w:val="24"/>
+        </w:rPr>
+        <w:t>Остервальдера</w:t>
+      </w:r>
+      <w:proofErr w:type="spellEnd"/>
+      <w:r>
+        <w:rPr>
+          <w:rFonts w:ascii="Times New Roman" w:hAnsi="Times New Roman" w:cs="Times New Roman"/>
+          <w:color w:val="auto"/>
+          <w:sz w:val="24"/>
+          <w:szCs w:val="24"/>
+        </w:rPr>
+        <w:t xml:space="preserve"> и </w:t>
+      </w:r>
+      <w:proofErr w:type="spellStart"/>
+      <w:r>
+        <w:rPr>
+          <w:rFonts w:ascii="Times New Roman" w:hAnsi="Times New Roman" w:cs="Times New Roman"/>
+          <w:color w:val="auto"/>
+          <w:sz w:val="24"/>
+          <w:szCs w:val="24"/>
+        </w:rPr>
+        <w:t>Пинье</w:t>
+      </w:r>
+      <w:proofErr w:type="spellEnd"/>
     </w:p>
     <w:tbl>
       <w:tblPr>
@@ -13032,7 +13458,43 @@
                 <w:sz w:val="16"/>
                 <w:szCs w:val="16"/>
               </w:rPr>
-              <w:t>Мобильное приложение (Android / iOS);</w:t>
+              <w:t>Мобильное приложение (</w:t>
+            </w:r>
+            <w:proofErr w:type="spellStart"/>
+            <w:r>
+              <w:rPr>
+                <w:rFonts w:ascii="Times New Roman" w:hAnsi="Times New Roman" w:cs="Times New Roman"/>
+                <w:sz w:val="16"/>
+                <w:szCs w:val="16"/>
+              </w:rPr>
+              <w:t>Android</w:t>
+            </w:r>
+            <w:proofErr w:type="spellEnd"/>
+            <w:r>
+              <w:rPr>
+                <w:rFonts w:ascii="Times New Roman" w:hAnsi="Times New Roman" w:cs="Times New Roman"/>
+                <w:sz w:val="16"/>
+                <w:szCs w:val="16"/>
+              </w:rPr>
+              <w:t xml:space="preserve"> / </w:t>
+            </w:r>
+            <w:proofErr w:type="spellStart"/>
+            <w:r>
+              <w:rPr>
+                <w:rFonts w:ascii="Times New Roman" w:hAnsi="Times New Roman" w:cs="Times New Roman"/>
+                <w:sz w:val="16"/>
+                <w:szCs w:val="16"/>
+              </w:rPr>
+              <w:t>iOS</w:t>
+            </w:r>
+            <w:proofErr w:type="spellEnd"/>
+            <w:r>
+              <w:rPr>
+                <w:rFonts w:ascii="Times New Roman" w:hAnsi="Times New Roman" w:cs="Times New Roman"/>
+                <w:sz w:val="16"/>
+                <w:szCs w:val="16"/>
+              </w:rPr>
+              <w:t>);</w:t>
             </w:r>
           </w:p>
           <w:p>
@@ -13101,7 +13563,25 @@
                 <w:sz w:val="16"/>
                 <w:szCs w:val="16"/>
               </w:rPr>
-              <w:t>Рекомендации пользователей (peer-to-peer распространение).</w:t>
+              <w:t>Рекомендации пользователей (</w:t>
+            </w:r>
+            <w:proofErr w:type="spellStart"/>
+            <w:r>
+              <w:rPr>
+                <w:rFonts w:ascii="Times New Roman" w:hAnsi="Times New Roman" w:cs="Times New Roman"/>
+                <w:sz w:val="16"/>
+                <w:szCs w:val="16"/>
+              </w:rPr>
+              <w:t>peer-to-peer</w:t>
+            </w:r>
+            <w:proofErr w:type="spellEnd"/>
+            <w:r>
+              <w:rPr>
+                <w:rFonts w:ascii="Times New Roman" w:hAnsi="Times New Roman" w:cs="Times New Roman"/>
+                <w:sz w:val="16"/>
+                <w:szCs w:val="16"/>
+              </w:rPr>
+              <w:t xml:space="preserve"> распространение).</w:t>
             </w:r>
           </w:p>
         </w:tc>
@@ -18845,7 +19325,25 @@
           <w:sz w:val="24"/>
           <w:szCs w:val="24"/>
         </w:rPr>
-        <w:t>Рисунок 4 – Причинно – следственная диаграмма</w:t>
+        <w:t xml:space="preserve">Рисунок 4 – </w:t>
+      </w:r>
+      <w:proofErr w:type="spellStart"/>
+      <w:r>
+        <w:rPr>
+          <w:rFonts w:ascii="Times New Roman" w:hAnsi="Times New Roman" w:cs="Times New Roman"/>
+          <w:sz w:val="24"/>
+          <w:szCs w:val="24"/>
+        </w:rPr>
+        <w:t>Причинно</w:t>
+      </w:r>
+      <w:proofErr w:type="spellEnd"/>
+      <w:r>
+        <w:rPr>
+          <w:rFonts w:ascii="Times New Roman" w:hAnsi="Times New Roman" w:cs="Times New Roman"/>
+          <w:sz w:val="24"/>
+          <w:szCs w:val="24"/>
+        </w:rPr>
+        <w:t xml:space="preserve"> – следственная диаграмма</w:t>
       </w:r>
     </w:p>
     <w:p>
@@ -19501,7 +19999,31 @@
           <w:lang w:eastAsia="ru-RU"/>
           <w14:ligatures w14:val="none"/>
         </w:rPr>
-        <w:t>Создаётся backend, база данных и механизмы обработки запросов. Инвестиции остаются высокими из-за необходимости разработки инфраструктуры.</w:t>
+        <w:t xml:space="preserve">Создаётся </w:t>
+      </w:r>
+      <w:proofErr w:type="spellStart"/>
+      <w:r>
+        <w:rPr>
+          <w:rFonts w:ascii="Times New Roman" w:eastAsia="Times New Roman" w:hAnsi="Times New Roman" w:cs="Times New Roman"/>
+          <w:kern w:val="0"/>
+          <w:sz w:val="24"/>
+          <w:szCs w:val="24"/>
+          <w:lang w:eastAsia="ru-RU"/>
+          <w14:ligatures w14:val="none"/>
+        </w:rPr>
+        <w:t>backend</w:t>
+      </w:r>
+      <w:proofErr w:type="spellEnd"/>
+      <w:r>
+        <w:rPr>
+          <w:rFonts w:ascii="Times New Roman" w:eastAsia="Times New Roman" w:hAnsi="Times New Roman" w:cs="Times New Roman"/>
+          <w:kern w:val="0"/>
+          <w:sz w:val="24"/>
+          <w:szCs w:val="24"/>
+          <w:lang w:eastAsia="ru-RU"/>
+          <w14:ligatures w14:val="none"/>
+        </w:rPr>
+        <w:t>, база данных и механизмы обработки запросов. Инвестиции остаются высокими из-за необходимости разработки инфраструктуры.</w:t>
       </w:r>
     </w:p>
     <w:p>
@@ -19810,6 +20332,7 @@
     <w:p>
       <w:pPr>
         <w:spacing w:after="0" w:line="360" w:lineRule="auto"/>
+        <w:ind w:firstLine="709"/>
         <w:rPr>
           <w:rFonts w:ascii="Times New Roman" w:hAnsi="Times New Roman" w:cs="Times New Roman"/>
           <w:sz w:val="24"/>
@@ -20120,23 +20643,24 @@
     <w:tbl>
       <w:tblPr>
         <w:tblStyle w:val="af5"/>
-        <w:tblW w:w="0" w:type="auto"/>
+        <w:tblW w:w="9703" w:type="dxa"/>
         <w:tblLayout w:type="fixed"/>
         <w:tblLook w:val="04A0" w:firstRow="1" w:lastRow="0" w:firstColumn="1" w:lastColumn="0" w:noHBand="0" w:noVBand="1"/>
       </w:tblPr>
       <w:tblGrid>
-        <w:gridCol w:w="423"/>
-        <w:gridCol w:w="1818"/>
-        <w:gridCol w:w="1440"/>
-        <w:gridCol w:w="1441"/>
-        <w:gridCol w:w="1252"/>
-        <w:gridCol w:w="1843"/>
-        <w:gridCol w:w="1411"/>
+        <w:gridCol w:w="591"/>
+        <w:gridCol w:w="2544"/>
+        <w:gridCol w:w="2015"/>
+        <w:gridCol w:w="2579"/>
+        <w:gridCol w:w="1974"/>
       </w:tblGrid>
       <w:tr>
+        <w:trPr>
+          <w:trHeight w:val="804"/>
+        </w:trPr>
         <w:tc>
           <w:tcPr>
-            <w:tcW w:w="423" w:type="dxa"/>
+            <w:tcW w:w="591" w:type="dxa"/>
             <w:hideMark/>
           </w:tcPr>
           <w:p>
@@ -20170,7 +20694,7 @@
         </w:tc>
         <w:tc>
           <w:tcPr>
-            <w:tcW w:w="1818" w:type="dxa"/>
+            <w:tcW w:w="2544" w:type="dxa"/>
             <w:hideMark/>
           </w:tcPr>
           <w:p>
@@ -20204,7 +20728,7 @@
         </w:tc>
         <w:tc>
           <w:tcPr>
-            <w:tcW w:w="1440" w:type="dxa"/>
+            <w:tcW w:w="2015" w:type="dxa"/>
             <w:hideMark/>
           </w:tcPr>
           <w:p>
@@ -20238,7 +20762,7 @@
         </w:tc>
         <w:tc>
           <w:tcPr>
-            <w:tcW w:w="1441" w:type="dxa"/>
+            <w:tcW w:w="2579" w:type="dxa"/>
             <w:hideMark/>
           </w:tcPr>
           <w:p>
@@ -20266,13 +20790,13 @@
                 <w:lang w:eastAsia="ru-RU"/>
                 <w14:ligatures w14:val="none"/>
               </w:rPr>
-              <w:t>Вероятность</w:t>
+              <w:t>Превентивные меры</w:t>
             </w:r>
           </w:p>
         </w:tc>
         <w:tc>
           <w:tcPr>
-            <w:tcW w:w="1252" w:type="dxa"/>
+            <w:tcW w:w="1974" w:type="dxa"/>
             <w:hideMark/>
           </w:tcPr>
           <w:p>
@@ -20300,83 +20824,168 @@
                 <w:lang w:eastAsia="ru-RU"/>
                 <w14:ligatures w14:val="none"/>
               </w:rPr>
-              <w:t>Степень влияния</w:t>
+              <w:t>Способы минимизации</w:t>
+            </w:r>
+          </w:p>
+        </w:tc>
+      </w:tr>
+      <w:tr>
+        <w:trPr>
+          <w:trHeight w:val="1881"/>
+        </w:trPr>
+        <w:tc>
+          <w:tcPr>
+            <w:tcW w:w="591" w:type="dxa"/>
+            <w:hideMark/>
+          </w:tcPr>
+          <w:p>
+            <w:pPr>
+              <w:rPr>
+                <w:rFonts w:ascii="Times New Roman" w:eastAsia="Times New Roman" w:hAnsi="Times New Roman" w:cs="Times New Roman"/>
+                <w:kern w:val="0"/>
+                <w:sz w:val="24"/>
+                <w:szCs w:val="24"/>
+                <w:lang w:eastAsia="ru-RU"/>
+                <w14:ligatures w14:val="none"/>
+              </w:rPr>
+            </w:pPr>
+            <w:r>
+              <w:rPr>
+                <w:rFonts w:ascii="Times New Roman" w:eastAsia="Times New Roman" w:hAnsi="Times New Roman" w:cs="Times New Roman"/>
+                <w:kern w:val="0"/>
+                <w:sz w:val="24"/>
+                <w:szCs w:val="24"/>
+                <w:lang w:eastAsia="ru-RU"/>
+                <w14:ligatures w14:val="none"/>
+              </w:rPr>
+              <w:t>1</w:t>
             </w:r>
           </w:p>
         </w:tc>
         <w:tc>
           <w:tcPr>
-            <w:tcW w:w="1843" w:type="dxa"/>
+            <w:tcW w:w="2544" w:type="dxa"/>
             <w:hideMark/>
           </w:tcPr>
           <w:p>
             <w:pPr>
-              <w:jc w:val="center"/>
-              <w:rPr>
-                <w:rFonts w:ascii="Times New Roman" w:eastAsia="Times New Roman" w:hAnsi="Times New Roman" w:cs="Times New Roman"/>
-                <w:b/>
-                <w:bCs/>
-                <w:kern w:val="0"/>
-                <w:sz w:val="24"/>
-                <w:szCs w:val="24"/>
-                <w:lang w:eastAsia="ru-RU"/>
-                <w14:ligatures w14:val="none"/>
-              </w:rPr>
-            </w:pPr>
-            <w:r>
-              <w:rPr>
-                <w:rFonts w:ascii="Times New Roman" w:eastAsia="Times New Roman" w:hAnsi="Times New Roman" w:cs="Times New Roman"/>
-                <w:b/>
-                <w:bCs/>
-                <w:kern w:val="0"/>
-                <w:sz w:val="24"/>
-                <w:szCs w:val="24"/>
-                <w:lang w:eastAsia="ru-RU"/>
-                <w14:ligatures w14:val="none"/>
-              </w:rPr>
-              <w:t>Превентивные меры</w:t>
+              <w:rPr>
+                <w:rFonts w:ascii="Times New Roman" w:eastAsia="Times New Roman" w:hAnsi="Times New Roman" w:cs="Times New Roman"/>
+                <w:kern w:val="0"/>
+                <w:sz w:val="24"/>
+                <w:szCs w:val="24"/>
+                <w:lang w:eastAsia="ru-RU"/>
+                <w14:ligatures w14:val="none"/>
+              </w:rPr>
+            </w:pPr>
+            <w:r>
+              <w:rPr>
+                <w:rFonts w:ascii="Times New Roman" w:eastAsia="Times New Roman" w:hAnsi="Times New Roman" w:cs="Times New Roman"/>
+                <w:kern w:val="0"/>
+                <w:sz w:val="24"/>
+                <w:szCs w:val="24"/>
+                <w:lang w:eastAsia="ru-RU"/>
+                <w14:ligatures w14:val="none"/>
+              </w:rPr>
+              <w:t>Технический риск</w:t>
             </w:r>
           </w:p>
         </w:tc>
         <w:tc>
           <w:tcPr>
-            <w:tcW w:w="1411" w:type="dxa"/>
+            <w:tcW w:w="2015" w:type="dxa"/>
             <w:hideMark/>
           </w:tcPr>
           <w:p>
             <w:pPr>
-              <w:jc w:val="center"/>
-              <w:rPr>
-                <w:rFonts w:ascii="Times New Roman" w:eastAsia="Times New Roman" w:hAnsi="Times New Roman" w:cs="Times New Roman"/>
-                <w:b/>
-                <w:bCs/>
-                <w:kern w:val="0"/>
-                <w:sz w:val="24"/>
-                <w:szCs w:val="24"/>
-                <w:lang w:eastAsia="ru-RU"/>
-                <w14:ligatures w14:val="none"/>
-              </w:rPr>
-            </w:pPr>
-            <w:r>
-              <w:rPr>
-                <w:rFonts w:ascii="Times New Roman" w:eastAsia="Times New Roman" w:hAnsi="Times New Roman" w:cs="Times New Roman"/>
-                <w:b/>
-                <w:bCs/>
-                <w:kern w:val="0"/>
-                <w:sz w:val="24"/>
-                <w:szCs w:val="24"/>
-                <w:lang w:eastAsia="ru-RU"/>
-                <w14:ligatures w14:val="none"/>
-              </w:rPr>
-              <w:t>Способы минимизации</w:t>
+              <w:rPr>
+                <w:rFonts w:ascii="Times New Roman" w:eastAsia="Times New Roman" w:hAnsi="Times New Roman" w:cs="Times New Roman"/>
+                <w:kern w:val="0"/>
+                <w:sz w:val="24"/>
+                <w:szCs w:val="24"/>
+                <w:lang w:eastAsia="ru-RU"/>
+                <w14:ligatures w14:val="none"/>
+              </w:rPr>
+            </w:pPr>
+            <w:r>
+              <w:rPr>
+                <w:rFonts w:ascii="Times New Roman" w:eastAsia="Times New Roman" w:hAnsi="Times New Roman" w:cs="Times New Roman"/>
+                <w:kern w:val="0"/>
+                <w:sz w:val="24"/>
+                <w:szCs w:val="24"/>
+                <w:lang w:eastAsia="ru-RU"/>
+                <w14:ligatures w14:val="none"/>
+              </w:rPr>
+              <w:t>Ошибки в программном коде и нестабильная работа приложения</w:t>
+            </w:r>
+          </w:p>
+        </w:tc>
+        <w:tc>
+          <w:tcPr>
+            <w:tcW w:w="2579" w:type="dxa"/>
+            <w:hideMark/>
+          </w:tcPr>
+          <w:p>
+            <w:pPr>
+              <w:rPr>
+                <w:rFonts w:ascii="Times New Roman" w:eastAsia="Times New Roman" w:hAnsi="Times New Roman" w:cs="Times New Roman"/>
+                <w:kern w:val="0"/>
+                <w:sz w:val="24"/>
+                <w:szCs w:val="24"/>
+                <w:lang w:eastAsia="ru-RU"/>
+                <w14:ligatures w14:val="none"/>
+              </w:rPr>
+            </w:pPr>
+            <w:r>
+              <w:rPr>
+                <w:rFonts w:ascii="Times New Roman" w:eastAsia="Times New Roman" w:hAnsi="Times New Roman" w:cs="Times New Roman"/>
+                <w:kern w:val="0"/>
+                <w:sz w:val="24"/>
+                <w:szCs w:val="24"/>
+                <w:lang w:eastAsia="ru-RU"/>
+                <w14:ligatures w14:val="none"/>
+              </w:rPr>
+              <w:t>тщательное тестирование, использование проверенных технологий</w:t>
+            </w:r>
+          </w:p>
+        </w:tc>
+        <w:tc>
+          <w:tcPr>
+            <w:tcW w:w="1974" w:type="dxa"/>
+            <w:hideMark/>
+          </w:tcPr>
+          <w:p>
+            <w:pPr>
+              <w:rPr>
+                <w:rFonts w:ascii="Times New Roman" w:eastAsia="Times New Roman" w:hAnsi="Times New Roman" w:cs="Times New Roman"/>
+                <w:kern w:val="0"/>
+                <w:sz w:val="24"/>
+                <w:szCs w:val="24"/>
+                <w:lang w:eastAsia="ru-RU"/>
+                <w14:ligatures w14:val="none"/>
+              </w:rPr>
+            </w:pPr>
+            <w:r>
+              <w:rPr>
+                <w:rFonts w:ascii="Times New Roman" w:eastAsia="Times New Roman" w:hAnsi="Times New Roman" w:cs="Times New Roman"/>
+                <w:kern w:val="0"/>
+                <w:sz w:val="24"/>
+                <w:szCs w:val="24"/>
+                <w:lang w:eastAsia="ru-RU"/>
+                <w14:ligatures w14:val="none"/>
+              </w:rPr>
+              <w:t>оперативное исправление ошибок, выпуск обновлений</w:t>
             </w:r>
           </w:p>
         </w:tc>
       </w:tr>
       <w:tr>
+        <w:trPr>
+          <w:trHeight w:val="1338"/>
+        </w:trPr>
         <w:tc>
           <w:tcPr>
-            <w:tcW w:w="423" w:type="dxa"/>
+            <w:tcW w:w="591" w:type="dxa"/>
             <w:hideMark/>
           </w:tcPr>
           <w:p>
@@ -20399,13 +21008,13 @@
                 <w:lang w:eastAsia="ru-RU"/>
                 <w14:ligatures w14:val="none"/>
               </w:rPr>
-              <w:t>1</w:t>
+              <w:t>2</w:t>
             </w:r>
           </w:p>
         </w:tc>
         <w:tc>
           <w:tcPr>
-            <w:tcW w:w="1818" w:type="dxa"/>
+            <w:tcW w:w="2544" w:type="dxa"/>
             <w:hideMark/>
           </w:tcPr>
           <w:p>
@@ -20434,7 +21043,7 @@
         </w:tc>
         <w:tc>
           <w:tcPr>
-            <w:tcW w:w="1440" w:type="dxa"/>
+            <w:tcW w:w="2015" w:type="dxa"/>
             <w:hideMark/>
           </w:tcPr>
           <w:p>
@@ -20457,13 +21066,13 @@
                 <w:lang w:eastAsia="ru-RU"/>
                 <w14:ligatures w14:val="none"/>
               </w:rPr>
-              <w:t>Ошибки в программном коде и нестабильная работа приложения</w:t>
+              <w:t>Потеря или повреждение данных пользователей</w:t>
             </w:r>
           </w:p>
         </w:tc>
         <w:tc>
           <w:tcPr>
-            <w:tcW w:w="1441" w:type="dxa"/>
+            <w:tcW w:w="2579" w:type="dxa"/>
             <w:hideMark/>
           </w:tcPr>
           <w:p>
@@ -20486,13 +21095,13 @@
                 <w:lang w:eastAsia="ru-RU"/>
                 <w14:ligatures w14:val="none"/>
               </w:rPr>
-              <w:t>Средняя</w:t>
+              <w:t>использование резервного копирования данных</w:t>
             </w:r>
           </w:p>
         </w:tc>
         <w:tc>
           <w:tcPr>
-            <w:tcW w:w="1252" w:type="dxa"/>
+            <w:tcW w:w="1974" w:type="dxa"/>
             <w:hideMark/>
           </w:tcPr>
           <w:p>
@@ -20515,13 +21124,47 @@
                 <w:lang w:eastAsia="ru-RU"/>
                 <w14:ligatures w14:val="none"/>
               </w:rPr>
-              <w:t>Высокая</w:t>
+              <w:t>восстановление данных из резервных копий</w:t>
+            </w:r>
+          </w:p>
+        </w:tc>
+      </w:tr>
+      <w:tr>
+        <w:trPr>
+          <w:trHeight w:val="1076"/>
+        </w:trPr>
+        <w:tc>
+          <w:tcPr>
+            <w:tcW w:w="591" w:type="dxa"/>
+            <w:hideMark/>
+          </w:tcPr>
+          <w:p>
+            <w:pPr>
+              <w:rPr>
+                <w:rFonts w:ascii="Times New Roman" w:eastAsia="Times New Roman" w:hAnsi="Times New Roman" w:cs="Times New Roman"/>
+                <w:kern w:val="0"/>
+                <w:sz w:val="24"/>
+                <w:szCs w:val="24"/>
+                <w:lang w:eastAsia="ru-RU"/>
+                <w14:ligatures w14:val="none"/>
+              </w:rPr>
+            </w:pPr>
+            <w:r>
+              <w:rPr>
+                <w:rFonts w:ascii="Times New Roman" w:eastAsia="Times New Roman" w:hAnsi="Times New Roman" w:cs="Times New Roman"/>
+                <w:kern w:val="0"/>
+                <w:sz w:val="24"/>
+                <w:szCs w:val="24"/>
+                <w:lang w:eastAsia="ru-RU"/>
+                <w14:ligatures w14:val="none"/>
+              </w:rPr>
+              <w:t>3</w:t>
             </w:r>
           </w:p>
         </w:tc>
         <w:tc>
           <w:tcPr>
-            <w:tcW w:w="1843" w:type="dxa"/>
+            <w:tcW w:w="2544" w:type="dxa"/>
             <w:hideMark/>
           </w:tcPr>
           <w:p>
@@ -20544,13 +21187,13 @@
                 <w:lang w:eastAsia="ru-RU"/>
                 <w14:ligatures w14:val="none"/>
               </w:rPr>
-              <w:t>тщательное тестирование, использование проверенных технологий</w:t>
+              <w:t>Организационный риск</w:t>
             </w:r>
           </w:p>
         </w:tc>
         <w:tc>
           <w:tcPr>
-            <w:tcW w:w="1411" w:type="dxa"/>
+            <w:tcW w:w="2015" w:type="dxa"/>
             <w:hideMark/>
           </w:tcPr>
           <w:p>
@@ -20573,15 +21216,76 @@
                 <w:lang w:eastAsia="ru-RU"/>
                 <w14:ligatures w14:val="none"/>
               </w:rPr>
-              <w:t>оперативное исправление ошибок, выпуск обновлений</w:t>
+              <w:t>Нарушение сроков разработки проекта</w:t>
+            </w:r>
+          </w:p>
+        </w:tc>
+        <w:tc>
+          <w:tcPr>
+            <w:tcW w:w="2579" w:type="dxa"/>
+            <w:hideMark/>
+          </w:tcPr>
+          <w:p>
+            <w:pPr>
+              <w:rPr>
+                <w:rFonts w:ascii="Times New Roman" w:eastAsia="Times New Roman" w:hAnsi="Times New Roman" w:cs="Times New Roman"/>
+                <w:kern w:val="0"/>
+                <w:sz w:val="24"/>
+                <w:szCs w:val="24"/>
+                <w:lang w:eastAsia="ru-RU"/>
+                <w14:ligatures w14:val="none"/>
+              </w:rPr>
+            </w:pPr>
+            <w:r>
+              <w:rPr>
+                <w:rFonts w:ascii="Times New Roman" w:eastAsia="Times New Roman" w:hAnsi="Times New Roman" w:cs="Times New Roman"/>
+                <w:kern w:val="0"/>
+                <w:sz w:val="24"/>
+                <w:szCs w:val="24"/>
+                <w:lang w:eastAsia="ru-RU"/>
+                <w14:ligatures w14:val="none"/>
+              </w:rPr>
+              <w:t>детальное планирование этапов разработки</w:t>
+            </w:r>
+          </w:p>
+        </w:tc>
+        <w:tc>
+          <w:tcPr>
+            <w:tcW w:w="1974" w:type="dxa"/>
+            <w:hideMark/>
+          </w:tcPr>
+          <w:p>
+            <w:pPr>
+              <w:rPr>
+                <w:rFonts w:ascii="Times New Roman" w:eastAsia="Times New Roman" w:hAnsi="Times New Roman" w:cs="Times New Roman"/>
+                <w:kern w:val="0"/>
+                <w:sz w:val="24"/>
+                <w:szCs w:val="24"/>
+                <w:lang w:eastAsia="ru-RU"/>
+                <w14:ligatures w14:val="none"/>
+              </w:rPr>
+            </w:pPr>
+            <w:r>
+              <w:rPr>
+                <w:rFonts w:ascii="Times New Roman" w:eastAsia="Times New Roman" w:hAnsi="Times New Roman" w:cs="Times New Roman"/>
+                <w:kern w:val="0"/>
+                <w:sz w:val="24"/>
+                <w:szCs w:val="24"/>
+                <w:lang w:eastAsia="ru-RU"/>
+                <w14:ligatures w14:val="none"/>
+              </w:rPr>
+              <w:t>перераспределение задач и ресурсов</w:t>
             </w:r>
           </w:p>
         </w:tc>
       </w:tr>
       <w:tr>
+        <w:trPr>
+          <w:trHeight w:val="2143"/>
+        </w:trPr>
         <w:tc>
           <w:tcPr>
-            <w:tcW w:w="423" w:type="dxa"/>
+            <w:tcW w:w="591" w:type="dxa"/>
             <w:hideMark/>
           </w:tcPr>
           <w:p>
@@ -20604,13 +21308,13 @@
                 <w:lang w:eastAsia="ru-RU"/>
                 <w14:ligatures w14:val="none"/>
               </w:rPr>
-              <w:t>2</w:t>
+              <w:t>4</w:t>
             </w:r>
           </w:p>
         </w:tc>
         <w:tc>
           <w:tcPr>
-            <w:tcW w:w="1818" w:type="dxa"/>
+            <w:tcW w:w="2544" w:type="dxa"/>
             <w:hideMark/>
           </w:tcPr>
           <w:p>
@@ -20633,13 +21337,13 @@
                 <w:lang w:eastAsia="ru-RU"/>
                 <w14:ligatures w14:val="none"/>
               </w:rPr>
-              <w:t>Технический риск</w:t>
+              <w:t>Пользовательский риск</w:t>
             </w:r>
           </w:p>
         </w:tc>
         <w:tc>
           <w:tcPr>
-            <w:tcW w:w="1440" w:type="dxa"/>
+            <w:tcW w:w="2015" w:type="dxa"/>
             <w:hideMark/>
           </w:tcPr>
           <w:p>
@@ -20662,13 +21366,13 @@
                 <w:lang w:eastAsia="ru-RU"/>
                 <w14:ligatures w14:val="none"/>
               </w:rPr>
-              <w:t>Потеря или повреждение данных пользователей</w:t>
+              <w:t>Низкая активность пользователей и недостаточное количество материалов</w:t>
             </w:r>
           </w:p>
         </w:tc>
         <w:tc>
           <w:tcPr>
-            <w:tcW w:w="1441" w:type="dxa"/>
+            <w:tcW w:w="2579" w:type="dxa"/>
             <w:hideMark/>
           </w:tcPr>
           <w:p>
@@ -20691,481 +21395,13 @@
                 <w:lang w:eastAsia="ru-RU"/>
                 <w14:ligatures w14:val="none"/>
               </w:rPr>
-              <w:t>Низкая</w:t>
+              <w:t>продвижение приложения среди студентов</w:t>
             </w:r>
           </w:p>
         </w:tc>
         <w:tc>
           <w:tcPr>
-            <w:tcW w:w="1252" w:type="dxa"/>
-            <w:hideMark/>
-          </w:tcPr>
-          <w:p>
-            <w:pPr>
-              <w:rPr>
-                <w:rFonts w:ascii="Times New Roman" w:eastAsia="Times New Roman" w:hAnsi="Times New Roman" w:cs="Times New Roman"/>
-                <w:kern w:val="0"/>
-                <w:sz w:val="24"/>
-                <w:szCs w:val="24"/>
-                <w:lang w:eastAsia="ru-RU"/>
-                <w14:ligatures w14:val="none"/>
-              </w:rPr>
-            </w:pPr>
-            <w:r>
-              <w:rPr>
-                <w:rFonts w:ascii="Times New Roman" w:eastAsia="Times New Roman" w:hAnsi="Times New Roman" w:cs="Times New Roman"/>
-                <w:kern w:val="0"/>
-                <w:sz w:val="24"/>
-                <w:szCs w:val="24"/>
-                <w:lang w:eastAsia="ru-RU"/>
-                <w14:ligatures w14:val="none"/>
-              </w:rPr>
-              <w:t>Высокая</w:t>
-            </w:r>
-          </w:p>
-        </w:tc>
-        <w:tc>
-          <w:tcPr>
-            <w:tcW w:w="1843" w:type="dxa"/>
-            <w:hideMark/>
-          </w:tcPr>
-          <w:p>
-            <w:pPr>
-              <w:rPr>
-                <w:rFonts w:ascii="Times New Roman" w:eastAsia="Times New Roman" w:hAnsi="Times New Roman" w:cs="Times New Roman"/>
-                <w:kern w:val="0"/>
-                <w:sz w:val="24"/>
-                <w:szCs w:val="24"/>
-                <w:lang w:eastAsia="ru-RU"/>
-                <w14:ligatures w14:val="none"/>
-              </w:rPr>
-            </w:pPr>
-            <w:r>
-              <w:rPr>
-                <w:rFonts w:ascii="Times New Roman" w:eastAsia="Times New Roman" w:hAnsi="Times New Roman" w:cs="Times New Roman"/>
-                <w:kern w:val="0"/>
-                <w:sz w:val="24"/>
-                <w:szCs w:val="24"/>
-                <w:lang w:eastAsia="ru-RU"/>
-                <w14:ligatures w14:val="none"/>
-              </w:rPr>
-              <w:t>использование резервного копирования данных</w:t>
-            </w:r>
-          </w:p>
-        </w:tc>
-        <w:tc>
-          <w:tcPr>
-            <w:tcW w:w="1411" w:type="dxa"/>
-            <w:hideMark/>
-          </w:tcPr>
-          <w:p>
-            <w:pPr>
-              <w:rPr>
-                <w:rFonts w:ascii="Times New Roman" w:eastAsia="Times New Roman" w:hAnsi="Times New Roman" w:cs="Times New Roman"/>
-                <w:kern w:val="0"/>
-                <w:sz w:val="24"/>
-                <w:szCs w:val="24"/>
-                <w:lang w:eastAsia="ru-RU"/>
-                <w14:ligatures w14:val="none"/>
-              </w:rPr>
-            </w:pPr>
-            <w:r>
-              <w:rPr>
-                <w:rFonts w:ascii="Times New Roman" w:eastAsia="Times New Roman" w:hAnsi="Times New Roman" w:cs="Times New Roman"/>
-                <w:kern w:val="0"/>
-                <w:sz w:val="24"/>
-                <w:szCs w:val="24"/>
-                <w:lang w:eastAsia="ru-RU"/>
-                <w14:ligatures w14:val="none"/>
-              </w:rPr>
-              <w:t>восстановление данных из резервных копий</w:t>
-            </w:r>
-          </w:p>
-        </w:tc>
-      </w:tr>
-      <w:tr>
-        <w:tc>
-          <w:tcPr>
-            <w:tcW w:w="423" w:type="dxa"/>
-            <w:hideMark/>
-          </w:tcPr>
-          <w:p>
-            <w:pPr>
-              <w:rPr>
-                <w:rFonts w:ascii="Times New Roman" w:eastAsia="Times New Roman" w:hAnsi="Times New Roman" w:cs="Times New Roman"/>
-                <w:kern w:val="0"/>
-                <w:sz w:val="24"/>
-                <w:szCs w:val="24"/>
-                <w:lang w:eastAsia="ru-RU"/>
-                <w14:ligatures w14:val="none"/>
-              </w:rPr>
-            </w:pPr>
-            <w:r>
-              <w:rPr>
-                <w:rFonts w:ascii="Times New Roman" w:eastAsia="Times New Roman" w:hAnsi="Times New Roman" w:cs="Times New Roman"/>
-                <w:kern w:val="0"/>
-                <w:sz w:val="24"/>
-                <w:szCs w:val="24"/>
-                <w:lang w:eastAsia="ru-RU"/>
-                <w14:ligatures w14:val="none"/>
-              </w:rPr>
-              <w:t>3</w:t>
-            </w:r>
-          </w:p>
-        </w:tc>
-        <w:tc>
-          <w:tcPr>
-            <w:tcW w:w="1818" w:type="dxa"/>
-            <w:hideMark/>
-          </w:tcPr>
-          <w:p>
-            <w:pPr>
-              <w:rPr>
-                <w:rFonts w:ascii="Times New Roman" w:eastAsia="Times New Roman" w:hAnsi="Times New Roman" w:cs="Times New Roman"/>
-                <w:kern w:val="0"/>
-                <w:sz w:val="24"/>
-                <w:szCs w:val="24"/>
-                <w:lang w:eastAsia="ru-RU"/>
-                <w14:ligatures w14:val="none"/>
-              </w:rPr>
-            </w:pPr>
-            <w:r>
-              <w:rPr>
-                <w:rFonts w:ascii="Times New Roman" w:eastAsia="Times New Roman" w:hAnsi="Times New Roman" w:cs="Times New Roman"/>
-                <w:kern w:val="0"/>
-                <w:sz w:val="24"/>
-                <w:szCs w:val="24"/>
-                <w:lang w:eastAsia="ru-RU"/>
-                <w14:ligatures w14:val="none"/>
-              </w:rPr>
-              <w:t>Организационный риск</w:t>
-            </w:r>
-          </w:p>
-        </w:tc>
-        <w:tc>
-          <w:tcPr>
-            <w:tcW w:w="1440" w:type="dxa"/>
-            <w:hideMark/>
-          </w:tcPr>
-          <w:p>
-            <w:pPr>
-              <w:rPr>
-                <w:rFonts w:ascii="Times New Roman" w:eastAsia="Times New Roman" w:hAnsi="Times New Roman" w:cs="Times New Roman"/>
-                <w:kern w:val="0"/>
-                <w:sz w:val="24"/>
-                <w:szCs w:val="24"/>
-                <w:lang w:eastAsia="ru-RU"/>
-                <w14:ligatures w14:val="none"/>
-              </w:rPr>
-            </w:pPr>
-            <w:r>
-              <w:rPr>
-                <w:rFonts w:ascii="Times New Roman" w:eastAsia="Times New Roman" w:hAnsi="Times New Roman" w:cs="Times New Roman"/>
-                <w:kern w:val="0"/>
-                <w:sz w:val="24"/>
-                <w:szCs w:val="24"/>
-                <w:lang w:eastAsia="ru-RU"/>
-                <w14:ligatures w14:val="none"/>
-              </w:rPr>
-              <w:t>Нарушение сроков разработки проекта</w:t>
-            </w:r>
-          </w:p>
-        </w:tc>
-        <w:tc>
-          <w:tcPr>
-            <w:tcW w:w="1441" w:type="dxa"/>
-            <w:hideMark/>
-          </w:tcPr>
-          <w:p>
-            <w:pPr>
-              <w:rPr>
-                <w:rFonts w:ascii="Times New Roman" w:eastAsia="Times New Roman" w:hAnsi="Times New Roman" w:cs="Times New Roman"/>
-                <w:kern w:val="0"/>
-                <w:sz w:val="24"/>
-                <w:szCs w:val="24"/>
-                <w:lang w:eastAsia="ru-RU"/>
-                <w14:ligatures w14:val="none"/>
-              </w:rPr>
-            </w:pPr>
-            <w:r>
-              <w:rPr>
-                <w:rFonts w:ascii="Times New Roman" w:eastAsia="Times New Roman" w:hAnsi="Times New Roman" w:cs="Times New Roman"/>
-                <w:kern w:val="0"/>
-                <w:sz w:val="24"/>
-                <w:szCs w:val="24"/>
-                <w:lang w:eastAsia="ru-RU"/>
-                <w14:ligatures w14:val="none"/>
-              </w:rPr>
-              <w:t>Средняя</w:t>
-            </w:r>
-          </w:p>
-        </w:tc>
-        <w:tc>
-          <w:tcPr>
-            <w:tcW w:w="1252" w:type="dxa"/>
-            <w:hideMark/>
-          </w:tcPr>
-          <w:p>
-            <w:pPr>
-              <w:rPr>
-                <w:rFonts w:ascii="Times New Roman" w:eastAsia="Times New Roman" w:hAnsi="Times New Roman" w:cs="Times New Roman"/>
-                <w:kern w:val="0"/>
-                <w:sz w:val="24"/>
-                <w:szCs w:val="24"/>
-                <w:lang w:eastAsia="ru-RU"/>
-                <w14:ligatures w14:val="none"/>
-              </w:rPr>
-            </w:pPr>
-            <w:r>
-              <w:rPr>
-                <w:rFonts w:ascii="Times New Roman" w:eastAsia="Times New Roman" w:hAnsi="Times New Roman" w:cs="Times New Roman"/>
-                <w:kern w:val="0"/>
-                <w:sz w:val="24"/>
-                <w:szCs w:val="24"/>
-                <w:lang w:eastAsia="ru-RU"/>
-                <w14:ligatures w14:val="none"/>
-              </w:rPr>
-              <w:t>Средняя</w:t>
-            </w:r>
-          </w:p>
-        </w:tc>
-        <w:tc>
-          <w:tcPr>
-            <w:tcW w:w="1843" w:type="dxa"/>
-            <w:hideMark/>
-          </w:tcPr>
-          <w:p>
-            <w:pPr>
-              <w:rPr>
-                <w:rFonts w:ascii="Times New Roman" w:eastAsia="Times New Roman" w:hAnsi="Times New Roman" w:cs="Times New Roman"/>
-                <w:kern w:val="0"/>
-                <w:sz w:val="24"/>
-                <w:szCs w:val="24"/>
-                <w:lang w:eastAsia="ru-RU"/>
-                <w14:ligatures w14:val="none"/>
-              </w:rPr>
-            </w:pPr>
-            <w:r>
-              <w:rPr>
-                <w:rFonts w:ascii="Times New Roman" w:eastAsia="Times New Roman" w:hAnsi="Times New Roman" w:cs="Times New Roman"/>
-                <w:kern w:val="0"/>
-                <w:sz w:val="24"/>
-                <w:szCs w:val="24"/>
-                <w:lang w:eastAsia="ru-RU"/>
-                <w14:ligatures w14:val="none"/>
-              </w:rPr>
-              <w:t>детальное планирование этапов разработки</w:t>
-            </w:r>
-          </w:p>
-        </w:tc>
-        <w:tc>
-          <w:tcPr>
-            <w:tcW w:w="1411" w:type="dxa"/>
-            <w:hideMark/>
-          </w:tcPr>
-          <w:p>
-            <w:pPr>
-              <w:rPr>
-                <w:rFonts w:ascii="Times New Roman" w:eastAsia="Times New Roman" w:hAnsi="Times New Roman" w:cs="Times New Roman"/>
-                <w:kern w:val="0"/>
-                <w:sz w:val="24"/>
-                <w:szCs w:val="24"/>
-                <w:lang w:eastAsia="ru-RU"/>
-                <w14:ligatures w14:val="none"/>
-              </w:rPr>
-            </w:pPr>
-            <w:r>
-              <w:rPr>
-                <w:rFonts w:ascii="Times New Roman" w:eastAsia="Times New Roman" w:hAnsi="Times New Roman" w:cs="Times New Roman"/>
-                <w:kern w:val="0"/>
-                <w:sz w:val="24"/>
-                <w:szCs w:val="24"/>
-                <w:lang w:eastAsia="ru-RU"/>
-                <w14:ligatures w14:val="none"/>
-              </w:rPr>
-              <w:t>перераспределение задач и ресурсов</w:t>
-            </w:r>
-          </w:p>
-        </w:tc>
-      </w:tr>
-      <w:tr>
-        <w:tc>
-          <w:tcPr>
-            <w:tcW w:w="423" w:type="dxa"/>
-            <w:hideMark/>
-          </w:tcPr>
-          <w:p>
-            <w:pPr>
-              <w:rPr>
-                <w:rFonts w:ascii="Times New Roman" w:eastAsia="Times New Roman" w:hAnsi="Times New Roman" w:cs="Times New Roman"/>
-                <w:kern w:val="0"/>
-                <w:sz w:val="24"/>
-                <w:szCs w:val="24"/>
-                <w:lang w:eastAsia="ru-RU"/>
-                <w14:ligatures w14:val="none"/>
-              </w:rPr>
-            </w:pPr>
-            <w:r>
-              <w:rPr>
-                <w:rFonts w:ascii="Times New Roman" w:eastAsia="Times New Roman" w:hAnsi="Times New Roman" w:cs="Times New Roman"/>
-                <w:kern w:val="0"/>
-                <w:sz w:val="24"/>
-                <w:szCs w:val="24"/>
-                <w:lang w:eastAsia="ru-RU"/>
-                <w14:ligatures w14:val="none"/>
-              </w:rPr>
-              <w:t>4</w:t>
-            </w:r>
-          </w:p>
-        </w:tc>
-        <w:tc>
-          <w:tcPr>
-            <w:tcW w:w="1818" w:type="dxa"/>
-            <w:hideMark/>
-          </w:tcPr>
-          <w:p>
-            <w:pPr>
-              <w:rPr>
-                <w:rFonts w:ascii="Times New Roman" w:eastAsia="Times New Roman" w:hAnsi="Times New Roman" w:cs="Times New Roman"/>
-                <w:kern w:val="0"/>
-                <w:sz w:val="24"/>
-                <w:szCs w:val="24"/>
-                <w:lang w:eastAsia="ru-RU"/>
-                <w14:ligatures w14:val="none"/>
-              </w:rPr>
-            </w:pPr>
-            <w:r>
-              <w:rPr>
-                <w:rFonts w:ascii="Times New Roman" w:eastAsia="Times New Roman" w:hAnsi="Times New Roman" w:cs="Times New Roman"/>
-                <w:kern w:val="0"/>
-                <w:sz w:val="24"/>
-                <w:szCs w:val="24"/>
-                <w:lang w:eastAsia="ru-RU"/>
-                <w14:ligatures w14:val="none"/>
-              </w:rPr>
-              <w:t>Пользовательский риск</w:t>
-            </w:r>
-          </w:p>
-        </w:tc>
-        <w:tc>
-          <w:tcPr>
-            <w:tcW w:w="1440" w:type="dxa"/>
-            <w:hideMark/>
-          </w:tcPr>
-          <w:p>
-            <w:pPr>
-              <w:rPr>
-                <w:rFonts w:ascii="Times New Roman" w:eastAsia="Times New Roman" w:hAnsi="Times New Roman" w:cs="Times New Roman"/>
-                <w:kern w:val="0"/>
-                <w:sz w:val="24"/>
-                <w:szCs w:val="24"/>
-                <w:lang w:eastAsia="ru-RU"/>
-                <w14:ligatures w14:val="none"/>
-              </w:rPr>
-            </w:pPr>
-            <w:r>
-              <w:rPr>
-                <w:rFonts w:ascii="Times New Roman" w:eastAsia="Times New Roman" w:hAnsi="Times New Roman" w:cs="Times New Roman"/>
-                <w:kern w:val="0"/>
-                <w:sz w:val="24"/>
-                <w:szCs w:val="24"/>
-                <w:lang w:eastAsia="ru-RU"/>
-                <w14:ligatures w14:val="none"/>
-              </w:rPr>
-              <w:t>Низкая активность пользователей и недостаточное количество материалов</w:t>
-            </w:r>
-          </w:p>
-        </w:tc>
-        <w:tc>
-          <w:tcPr>
-            <w:tcW w:w="1441" w:type="dxa"/>
-            <w:hideMark/>
-          </w:tcPr>
-          <w:p>
-            <w:pPr>
-              <w:rPr>
-                <w:rFonts w:ascii="Times New Roman" w:eastAsia="Times New Roman" w:hAnsi="Times New Roman" w:cs="Times New Roman"/>
-                <w:kern w:val="0"/>
-                <w:sz w:val="24"/>
-                <w:szCs w:val="24"/>
-                <w:lang w:eastAsia="ru-RU"/>
-                <w14:ligatures w14:val="none"/>
-              </w:rPr>
-            </w:pPr>
-            <w:r>
-              <w:rPr>
-                <w:rFonts w:ascii="Times New Roman" w:eastAsia="Times New Roman" w:hAnsi="Times New Roman" w:cs="Times New Roman"/>
-                <w:kern w:val="0"/>
-                <w:sz w:val="24"/>
-                <w:szCs w:val="24"/>
-                <w:lang w:eastAsia="ru-RU"/>
-                <w14:ligatures w14:val="none"/>
-              </w:rPr>
-              <w:t>Средняя</w:t>
-            </w:r>
-          </w:p>
-        </w:tc>
-        <w:tc>
-          <w:tcPr>
-            <w:tcW w:w="1252" w:type="dxa"/>
-            <w:hideMark/>
-          </w:tcPr>
-          <w:p>
-            <w:pPr>
-              <w:rPr>
-                <w:rFonts w:ascii="Times New Roman" w:eastAsia="Times New Roman" w:hAnsi="Times New Roman" w:cs="Times New Roman"/>
-                <w:kern w:val="0"/>
-                <w:sz w:val="24"/>
-                <w:szCs w:val="24"/>
-                <w:lang w:eastAsia="ru-RU"/>
-                <w14:ligatures w14:val="none"/>
-              </w:rPr>
-            </w:pPr>
-            <w:r>
-              <w:rPr>
-                <w:rFonts w:ascii="Times New Roman" w:eastAsia="Times New Roman" w:hAnsi="Times New Roman" w:cs="Times New Roman"/>
-                <w:kern w:val="0"/>
-                <w:sz w:val="24"/>
-                <w:szCs w:val="24"/>
-                <w:lang w:eastAsia="ru-RU"/>
-                <w14:ligatures w14:val="none"/>
-              </w:rPr>
-              <w:t>Высокая</w:t>
-            </w:r>
-          </w:p>
-        </w:tc>
-        <w:tc>
-          <w:tcPr>
-            <w:tcW w:w="1843" w:type="dxa"/>
-            <w:hideMark/>
-          </w:tcPr>
-          <w:p>
-            <w:pPr>
-              <w:rPr>
-                <w:rFonts w:ascii="Times New Roman" w:eastAsia="Times New Roman" w:hAnsi="Times New Roman" w:cs="Times New Roman"/>
-                <w:kern w:val="0"/>
-                <w:sz w:val="24"/>
-                <w:szCs w:val="24"/>
-                <w:lang w:eastAsia="ru-RU"/>
-                <w14:ligatures w14:val="none"/>
-              </w:rPr>
-            </w:pPr>
-            <w:r>
-              <w:rPr>
-                <w:rFonts w:ascii="Times New Roman" w:eastAsia="Times New Roman" w:hAnsi="Times New Roman" w:cs="Times New Roman"/>
-                <w:kern w:val="0"/>
-                <w:sz w:val="24"/>
-                <w:szCs w:val="24"/>
-                <w:lang w:eastAsia="ru-RU"/>
-                <w14:ligatures w14:val="none"/>
-              </w:rPr>
-              <w:t>продвижение приложения среди студентов</w:t>
-            </w:r>
-          </w:p>
-        </w:tc>
-        <w:tc>
-          <w:tcPr>
-            <w:tcW w:w="1411" w:type="dxa"/>
+            <w:tcW w:w="1974" w:type="dxa"/>
             <w:hideMark/>
           </w:tcPr>
           <w:p>
@@ -21196,6 +21432,7 @@
     </w:tbl>
     <w:p/>
     <w:p/>
+    <w:p/>
     <w:p>
       <w:pPr>
         <w:spacing w:after="0" w:line="360" w:lineRule="auto"/>
@@ -21230,26 +21467,24 @@
     <w:tbl>
       <w:tblPr>
         <w:tblStyle w:val="af5"/>
-        <w:tblW w:w="0" w:type="auto"/>
+        <w:tblW w:w="9646" w:type="dxa"/>
         <w:tblLayout w:type="fixed"/>
         <w:tblLook w:val="04A0" w:firstRow="1" w:lastRow="0" w:firstColumn="1" w:lastColumn="0" w:noHBand="0" w:noVBand="1"/>
       </w:tblPr>
       <w:tblGrid>
-        <w:gridCol w:w="433"/>
-        <w:gridCol w:w="1592"/>
-        <w:gridCol w:w="1425"/>
-        <w:gridCol w:w="1648"/>
-        <w:gridCol w:w="1276"/>
-        <w:gridCol w:w="1843"/>
-        <w:gridCol w:w="1411"/>
+        <w:gridCol w:w="623"/>
+        <w:gridCol w:w="2291"/>
+        <w:gridCol w:w="2050"/>
+        <w:gridCol w:w="2652"/>
+        <w:gridCol w:w="2030"/>
       </w:tblGrid>
       <w:tr>
         <w:trPr>
-          <w:trHeight w:val="717"/>
+          <w:trHeight w:val="754"/>
         </w:trPr>
         <w:tc>
           <w:tcPr>
-            <w:tcW w:w="433" w:type="dxa"/>
+            <w:tcW w:w="623" w:type="dxa"/>
             <w:hideMark/>
           </w:tcPr>
           <w:p>
@@ -21281,7 +21516,7 @@
         </w:tc>
         <w:tc>
           <w:tcPr>
-            <w:tcW w:w="1592" w:type="dxa"/>
+            <w:tcW w:w="2291" w:type="dxa"/>
             <w:hideMark/>
           </w:tcPr>
           <w:p>
@@ -21313,7 +21548,7 @@
         </w:tc>
         <w:tc>
           <w:tcPr>
-            <w:tcW w:w="1425" w:type="dxa"/>
+            <w:tcW w:w="2050" w:type="dxa"/>
             <w:hideMark/>
           </w:tcPr>
           <w:p>
@@ -21345,7 +21580,7 @@
         </w:tc>
         <w:tc>
           <w:tcPr>
-            <w:tcW w:w="1648" w:type="dxa"/>
+            <w:tcW w:w="2652" w:type="dxa"/>
             <w:hideMark/>
           </w:tcPr>
           <w:p>
@@ -21371,13 +21606,13 @@
                 <w:lang w:eastAsia="ru-RU"/>
                 <w14:ligatures w14:val="none"/>
               </w:rPr>
-              <w:t>Вероятность</w:t>
+              <w:t>Превентивные меры</w:t>
             </w:r>
           </w:p>
         </w:tc>
         <w:tc>
           <w:tcPr>
-            <w:tcW w:w="1276" w:type="dxa"/>
+            <w:tcW w:w="2030" w:type="dxa"/>
             <w:hideMark/>
           </w:tcPr>
           <w:p>
@@ -21403,1380 +21638,452 @@
                 <w:lang w:eastAsia="ru-RU"/>
                 <w14:ligatures w14:val="none"/>
               </w:rPr>
-              <w:t>Степень влияния</w:t>
-            </w:r>
-          </w:p>
-        </w:tc>
-        <w:tc>
-          <w:tcPr>
-            <w:tcW w:w="1843" w:type="dxa"/>
-            <w:hideMark/>
-          </w:tcPr>
-          <w:p>
-            <w:pPr>
-              <w:jc w:val="center"/>
-              <w:rPr>
-                <w:rFonts w:ascii="Times New Roman" w:eastAsia="Times New Roman" w:hAnsi="Times New Roman" w:cs="Times New Roman"/>
-                <w:kern w:val="0"/>
-                <w:sz w:val="24"/>
-                <w:szCs w:val="24"/>
-                <w:lang w:eastAsia="ru-RU"/>
-                <w14:ligatures w14:val="none"/>
-              </w:rPr>
-            </w:pPr>
-            <w:r>
-              <w:rPr>
-                <w:rFonts w:ascii="Times New Roman" w:eastAsia="Times New Roman" w:hAnsi="Times New Roman" w:cs="Times New Roman"/>
-                <w:b/>
-                <w:bCs/>
-                <w:kern w:val="0"/>
-                <w:sz w:val="24"/>
-                <w:szCs w:val="24"/>
-                <w:lang w:eastAsia="ru-RU"/>
-                <w14:ligatures w14:val="none"/>
-              </w:rPr>
-              <w:t>Превентивные меры</w:t>
-            </w:r>
-          </w:p>
-        </w:tc>
-        <w:tc>
-          <w:tcPr>
-            <w:tcW w:w="1411" w:type="dxa"/>
-            <w:hideMark/>
-          </w:tcPr>
-          <w:p>
-            <w:pPr>
-              <w:jc w:val="center"/>
-              <w:rPr>
-                <w:rFonts w:ascii="Times New Roman" w:eastAsia="Times New Roman" w:hAnsi="Times New Roman" w:cs="Times New Roman"/>
-                <w:kern w:val="0"/>
-                <w:sz w:val="24"/>
-                <w:szCs w:val="24"/>
-                <w:lang w:eastAsia="ru-RU"/>
-                <w14:ligatures w14:val="none"/>
-              </w:rPr>
-            </w:pPr>
-            <w:r>
-              <w:rPr>
-                <w:rFonts w:ascii="Times New Roman" w:eastAsia="Times New Roman" w:hAnsi="Times New Roman" w:cs="Times New Roman"/>
-                <w:b/>
-                <w:bCs/>
-                <w:kern w:val="0"/>
-                <w:sz w:val="24"/>
-                <w:szCs w:val="24"/>
-                <w:lang w:eastAsia="ru-RU"/>
-                <w14:ligatures w14:val="none"/>
-              </w:rPr>
               <w:t>Способы минимизации</w:t>
-            </w:r>
-          </w:p>
-        </w:tc>
-      </w:tr>
-      <w:tr>
-        <w:tc>
-          <w:tcPr>
-            <w:tcW w:w="433" w:type="dxa"/>
-          </w:tcPr>
-          <w:p>
-            <w:pPr>
-              <w:rPr>
-                <w:rFonts w:ascii="Times New Roman" w:eastAsia="Times New Roman" w:hAnsi="Times New Roman" w:cs="Times New Roman"/>
-                <w:kern w:val="0"/>
-                <w:sz w:val="24"/>
-                <w:szCs w:val="24"/>
-                <w:lang w:eastAsia="ru-RU"/>
-                <w14:ligatures w14:val="none"/>
-              </w:rPr>
-            </w:pPr>
-            <w:r>
-              <w:rPr>
-                <w:rFonts w:ascii="Times New Roman" w:eastAsia="Times New Roman" w:hAnsi="Times New Roman" w:cs="Times New Roman"/>
-                <w:kern w:val="0"/>
-                <w:sz w:val="24"/>
-                <w:szCs w:val="24"/>
-                <w:lang w:eastAsia="ru-RU"/>
-                <w14:ligatures w14:val="none"/>
-              </w:rPr>
-              <w:t>5</w:t>
-            </w:r>
-          </w:p>
-        </w:tc>
-        <w:tc>
-          <w:tcPr>
-            <w:tcW w:w="1592" w:type="dxa"/>
-          </w:tcPr>
-          <w:p>
-            <w:pPr>
-              <w:rPr>
-                <w:rFonts w:ascii="Times New Roman" w:eastAsia="Times New Roman" w:hAnsi="Times New Roman" w:cs="Times New Roman"/>
-                <w:kern w:val="0"/>
-                <w:sz w:val="24"/>
-                <w:szCs w:val="24"/>
-                <w:lang w:eastAsia="ru-RU"/>
-                <w14:ligatures w14:val="none"/>
-              </w:rPr>
-            </w:pPr>
-            <w:r>
-              <w:rPr>
-                <w:rFonts w:ascii="Times New Roman" w:eastAsia="Times New Roman" w:hAnsi="Times New Roman" w:cs="Times New Roman"/>
-                <w:kern w:val="0"/>
-                <w:sz w:val="24"/>
-                <w:szCs w:val="24"/>
-                <w:lang w:eastAsia="ru-RU"/>
-                <w14:ligatures w14:val="none"/>
-              </w:rPr>
-              <w:t>Правовой риск</w:t>
-            </w:r>
-          </w:p>
-        </w:tc>
-        <w:tc>
-          <w:tcPr>
-            <w:tcW w:w="1425" w:type="dxa"/>
-          </w:tcPr>
-          <w:p>
-            <w:pPr>
-              <w:rPr>
-                <w:rFonts w:ascii="Times New Roman" w:eastAsia="Times New Roman" w:hAnsi="Times New Roman" w:cs="Times New Roman"/>
-                <w:kern w:val="0"/>
-                <w:sz w:val="24"/>
-                <w:szCs w:val="24"/>
-                <w:lang w:eastAsia="ru-RU"/>
-                <w14:ligatures w14:val="none"/>
-              </w:rPr>
-            </w:pPr>
-            <w:r>
-              <w:rPr>
-                <w:rFonts w:ascii="Times New Roman" w:eastAsia="Times New Roman" w:hAnsi="Times New Roman" w:cs="Times New Roman"/>
-                <w:kern w:val="0"/>
-                <w:sz w:val="24"/>
-                <w:szCs w:val="24"/>
-                <w:lang w:eastAsia="ru-RU"/>
-                <w14:ligatures w14:val="none"/>
-              </w:rPr>
-              <w:t>Нарушение авторских прав на учебные материалы</w:t>
-            </w:r>
-          </w:p>
-        </w:tc>
-        <w:tc>
-          <w:tcPr>
-            <w:tcW w:w="1648" w:type="dxa"/>
-          </w:tcPr>
-          <w:p>
-            <w:pPr>
-              <w:rPr>
-                <w:rFonts w:ascii="Times New Roman" w:eastAsia="Times New Roman" w:hAnsi="Times New Roman" w:cs="Times New Roman"/>
-                <w:kern w:val="0"/>
-                <w:sz w:val="24"/>
-                <w:szCs w:val="24"/>
-                <w:lang w:eastAsia="ru-RU"/>
-                <w14:ligatures w14:val="none"/>
-              </w:rPr>
-            </w:pPr>
-            <w:r>
-              <w:rPr>
-                <w:rFonts w:ascii="Times New Roman" w:eastAsia="Times New Roman" w:hAnsi="Times New Roman" w:cs="Times New Roman"/>
-                <w:kern w:val="0"/>
-                <w:sz w:val="24"/>
-                <w:szCs w:val="24"/>
-                <w:lang w:eastAsia="ru-RU"/>
-                <w14:ligatures w14:val="none"/>
-              </w:rPr>
-              <w:t>Средняя</w:t>
-            </w:r>
-          </w:p>
-        </w:tc>
-        <w:tc>
-          <w:tcPr>
-            <w:tcW w:w="1276" w:type="dxa"/>
-          </w:tcPr>
-          <w:p>
-            <w:pPr>
-              <w:rPr>
-                <w:rFonts w:ascii="Times New Roman" w:eastAsia="Times New Roman" w:hAnsi="Times New Roman" w:cs="Times New Roman"/>
-                <w:kern w:val="0"/>
-                <w:sz w:val="24"/>
-                <w:szCs w:val="24"/>
-                <w:lang w:eastAsia="ru-RU"/>
-                <w14:ligatures w14:val="none"/>
-              </w:rPr>
-            </w:pPr>
-            <w:r>
-              <w:rPr>
-                <w:rFonts w:ascii="Times New Roman" w:eastAsia="Times New Roman" w:hAnsi="Times New Roman" w:cs="Times New Roman"/>
-                <w:kern w:val="0"/>
-                <w:sz w:val="24"/>
-                <w:szCs w:val="24"/>
-                <w:lang w:eastAsia="ru-RU"/>
-                <w14:ligatures w14:val="none"/>
-              </w:rPr>
-              <w:t>Средняя</w:t>
-            </w:r>
-          </w:p>
-        </w:tc>
-        <w:tc>
-          <w:tcPr>
-            <w:tcW w:w="1843" w:type="dxa"/>
-          </w:tcPr>
-          <w:p>
-            <w:pPr>
-              <w:rPr>
-                <w:rFonts w:ascii="Times New Roman" w:eastAsia="Times New Roman" w:hAnsi="Times New Roman" w:cs="Times New Roman"/>
-                <w:kern w:val="0"/>
-                <w:sz w:val="24"/>
-                <w:szCs w:val="24"/>
-                <w:lang w:eastAsia="ru-RU"/>
-                <w14:ligatures w14:val="none"/>
-              </w:rPr>
-            </w:pPr>
-            <w:r>
-              <w:rPr>
-                <w:rFonts w:ascii="Times New Roman" w:eastAsia="Times New Roman" w:hAnsi="Times New Roman" w:cs="Times New Roman"/>
-                <w:kern w:val="0"/>
-                <w:sz w:val="24"/>
-                <w:szCs w:val="24"/>
-                <w:lang w:eastAsia="ru-RU"/>
-                <w14:ligatures w14:val="none"/>
-              </w:rPr>
-              <w:t>разработка правил публикации материалов</w:t>
-            </w:r>
-          </w:p>
-        </w:tc>
-        <w:tc>
-          <w:tcPr>
-            <w:tcW w:w="1411" w:type="dxa"/>
-          </w:tcPr>
-          <w:p>
-            <w:pPr>
-              <w:rPr>
-                <w:rFonts w:ascii="Times New Roman" w:eastAsia="Times New Roman" w:hAnsi="Times New Roman" w:cs="Times New Roman"/>
-                <w:kern w:val="0"/>
-                <w:sz w:val="24"/>
-                <w:szCs w:val="24"/>
-                <w:lang w:eastAsia="ru-RU"/>
-                <w14:ligatures w14:val="none"/>
-              </w:rPr>
-            </w:pPr>
-            <w:r>
-              <w:rPr>
-                <w:rFonts w:ascii="Times New Roman" w:eastAsia="Times New Roman" w:hAnsi="Times New Roman" w:cs="Times New Roman"/>
-                <w:kern w:val="0"/>
-                <w:sz w:val="24"/>
-                <w:szCs w:val="24"/>
-                <w:lang w:eastAsia="ru-RU"/>
-                <w14:ligatures w14:val="none"/>
-              </w:rPr>
-              <w:t>удаление спорного контента и модерация</w:t>
-            </w:r>
-          </w:p>
-        </w:tc>
-      </w:tr>
-      <w:tr>
-        <w:tc>
-          <w:tcPr>
-            <w:tcW w:w="433" w:type="dxa"/>
-            <w:hideMark/>
-          </w:tcPr>
-          <w:p>
-            <w:pPr>
-              <w:rPr>
-                <w:rFonts w:ascii="Times New Roman" w:eastAsia="Times New Roman" w:hAnsi="Times New Roman" w:cs="Times New Roman"/>
-                <w:kern w:val="0"/>
-                <w:sz w:val="24"/>
-                <w:szCs w:val="24"/>
-                <w:lang w:eastAsia="ru-RU"/>
-                <w14:ligatures w14:val="none"/>
-              </w:rPr>
-            </w:pPr>
-            <w:r>
-              <w:rPr>
-                <w:rFonts w:ascii="Times New Roman" w:eastAsia="Times New Roman" w:hAnsi="Times New Roman" w:cs="Times New Roman"/>
-                <w:kern w:val="0"/>
-                <w:sz w:val="24"/>
-                <w:szCs w:val="24"/>
-                <w:lang w:eastAsia="ru-RU"/>
-                <w14:ligatures w14:val="none"/>
-              </w:rPr>
-              <w:t>6</w:t>
-            </w:r>
-          </w:p>
-        </w:tc>
-        <w:tc>
-          <w:tcPr>
-            <w:tcW w:w="1592" w:type="dxa"/>
-            <w:hideMark/>
-          </w:tcPr>
-          <w:p>
-            <w:pPr>
-              <w:rPr>
-                <w:rFonts w:ascii="Times New Roman" w:eastAsia="Times New Roman" w:hAnsi="Times New Roman" w:cs="Times New Roman"/>
-                <w:kern w:val="0"/>
-                <w:sz w:val="24"/>
-                <w:szCs w:val="24"/>
-                <w:lang w:eastAsia="ru-RU"/>
-                <w14:ligatures w14:val="none"/>
-              </w:rPr>
-            </w:pPr>
-            <w:r>
-              <w:rPr>
-                <w:rFonts w:ascii="Times New Roman" w:eastAsia="Times New Roman" w:hAnsi="Times New Roman" w:cs="Times New Roman"/>
-                <w:kern w:val="0"/>
-                <w:sz w:val="24"/>
-                <w:szCs w:val="24"/>
-                <w:lang w:eastAsia="ru-RU"/>
-                <w14:ligatures w14:val="none"/>
-              </w:rPr>
-              <w:t>Финансовый риск</w:t>
-            </w:r>
-          </w:p>
-        </w:tc>
-        <w:tc>
-          <w:tcPr>
-            <w:tcW w:w="1425" w:type="dxa"/>
-            <w:hideMark/>
-          </w:tcPr>
-          <w:p>
-            <w:pPr>
-              <w:rPr>
-                <w:rFonts w:ascii="Times New Roman" w:eastAsia="Times New Roman" w:hAnsi="Times New Roman" w:cs="Times New Roman"/>
-                <w:kern w:val="0"/>
-                <w:sz w:val="24"/>
-                <w:szCs w:val="24"/>
-                <w:lang w:eastAsia="ru-RU"/>
-                <w14:ligatures w14:val="none"/>
-              </w:rPr>
-            </w:pPr>
-            <w:r>
-              <w:rPr>
-                <w:rFonts w:ascii="Times New Roman" w:eastAsia="Times New Roman" w:hAnsi="Times New Roman" w:cs="Times New Roman"/>
-                <w:kern w:val="0"/>
-                <w:sz w:val="24"/>
-                <w:szCs w:val="24"/>
-                <w:lang w:eastAsia="ru-RU"/>
-                <w14:ligatures w14:val="none"/>
-              </w:rPr>
-              <w:t>Недостаток финансовых ресурсов для разработки и поддержки приложения</w:t>
-            </w:r>
-          </w:p>
-        </w:tc>
-        <w:tc>
-          <w:tcPr>
-            <w:tcW w:w="1648" w:type="dxa"/>
-            <w:hideMark/>
-          </w:tcPr>
-          <w:p>
-            <w:pPr>
-              <w:rPr>
-                <w:rFonts w:ascii="Times New Roman" w:eastAsia="Times New Roman" w:hAnsi="Times New Roman" w:cs="Times New Roman"/>
-                <w:kern w:val="0"/>
-                <w:sz w:val="24"/>
-                <w:szCs w:val="24"/>
-                <w:lang w:eastAsia="ru-RU"/>
-                <w14:ligatures w14:val="none"/>
-              </w:rPr>
-            </w:pPr>
-            <w:r>
-              <w:rPr>
-                <w:rFonts w:ascii="Times New Roman" w:eastAsia="Times New Roman" w:hAnsi="Times New Roman" w:cs="Times New Roman"/>
-                <w:kern w:val="0"/>
-                <w:sz w:val="24"/>
-                <w:szCs w:val="24"/>
-                <w:lang w:eastAsia="ru-RU"/>
-                <w14:ligatures w14:val="none"/>
-              </w:rPr>
-              <w:t>Низкая</w:t>
-            </w:r>
-          </w:p>
-        </w:tc>
-        <w:tc>
-          <w:tcPr>
-            <w:tcW w:w="1276" w:type="dxa"/>
-            <w:hideMark/>
-          </w:tcPr>
-          <w:p>
-            <w:pPr>
-              <w:rPr>
-                <w:rFonts w:ascii="Times New Roman" w:eastAsia="Times New Roman" w:hAnsi="Times New Roman" w:cs="Times New Roman"/>
-                <w:kern w:val="0"/>
-                <w:sz w:val="24"/>
-                <w:szCs w:val="24"/>
-                <w:lang w:eastAsia="ru-RU"/>
-                <w14:ligatures w14:val="none"/>
-              </w:rPr>
-            </w:pPr>
-            <w:r>
-              <w:rPr>
-                <w:rFonts w:ascii="Times New Roman" w:eastAsia="Times New Roman" w:hAnsi="Times New Roman" w:cs="Times New Roman"/>
-                <w:kern w:val="0"/>
-                <w:sz w:val="24"/>
-                <w:szCs w:val="24"/>
-                <w:lang w:eastAsia="ru-RU"/>
-                <w14:ligatures w14:val="none"/>
-              </w:rPr>
-              <w:t>Средняя</w:t>
-            </w:r>
-          </w:p>
-        </w:tc>
-        <w:tc>
-          <w:tcPr>
-            <w:tcW w:w="1843" w:type="dxa"/>
-            <w:hideMark/>
-          </w:tcPr>
-          <w:p>
-            <w:pPr>
-              <w:rPr>
-                <w:rFonts w:ascii="Times New Roman" w:eastAsia="Times New Roman" w:hAnsi="Times New Roman" w:cs="Times New Roman"/>
-                <w:kern w:val="0"/>
-                <w:sz w:val="24"/>
-                <w:szCs w:val="24"/>
-                <w:lang w:eastAsia="ru-RU"/>
-                <w14:ligatures w14:val="none"/>
-              </w:rPr>
-            </w:pPr>
-            <w:r>
-              <w:rPr>
-                <w:rFonts w:ascii="Times New Roman" w:eastAsia="Times New Roman" w:hAnsi="Times New Roman" w:cs="Times New Roman"/>
-                <w:kern w:val="0"/>
-                <w:sz w:val="24"/>
-                <w:szCs w:val="24"/>
-                <w:lang w:eastAsia="ru-RU"/>
-                <w14:ligatures w14:val="none"/>
-              </w:rPr>
-              <w:t>планирование бюджета проекта</w:t>
-            </w:r>
-          </w:p>
-        </w:tc>
-        <w:tc>
-          <w:tcPr>
-            <w:tcW w:w="1411" w:type="dxa"/>
-            <w:hideMark/>
-          </w:tcPr>
-          <w:p>
-            <w:pPr>
-              <w:rPr>
-                <w:rFonts w:ascii="Times New Roman" w:eastAsia="Times New Roman" w:hAnsi="Times New Roman" w:cs="Times New Roman"/>
-                <w:kern w:val="0"/>
-                <w:sz w:val="24"/>
-                <w:szCs w:val="24"/>
-                <w:lang w:eastAsia="ru-RU"/>
-                <w14:ligatures w14:val="none"/>
-              </w:rPr>
-            </w:pPr>
-            <w:r>
-              <w:rPr>
-                <w:rFonts w:ascii="Times New Roman" w:eastAsia="Times New Roman" w:hAnsi="Times New Roman" w:cs="Times New Roman"/>
-                <w:kern w:val="0"/>
-                <w:sz w:val="24"/>
-                <w:szCs w:val="24"/>
-                <w:lang w:eastAsia="ru-RU"/>
-                <w14:ligatures w14:val="none"/>
-              </w:rPr>
-              <w:t>привлечение дополнительных источников финансирования</w:t>
-            </w:r>
-          </w:p>
-        </w:tc>
-      </w:tr>
-      <w:tr>
-        <w:tc>
-          <w:tcPr>
-            <w:tcW w:w="433" w:type="dxa"/>
-            <w:hideMark/>
-          </w:tcPr>
-          <w:p>
-            <w:pPr>
-              <w:rPr>
-                <w:rFonts w:ascii="Times New Roman" w:eastAsia="Times New Roman" w:hAnsi="Times New Roman" w:cs="Times New Roman"/>
-                <w:kern w:val="0"/>
-                <w:sz w:val="24"/>
-                <w:szCs w:val="24"/>
-                <w:lang w:eastAsia="ru-RU"/>
-                <w14:ligatures w14:val="none"/>
-              </w:rPr>
-            </w:pPr>
-            <w:r>
-              <w:rPr>
-                <w:rFonts w:ascii="Times New Roman" w:eastAsia="Times New Roman" w:hAnsi="Times New Roman" w:cs="Times New Roman"/>
-                <w:kern w:val="0"/>
-                <w:sz w:val="24"/>
-                <w:szCs w:val="24"/>
-                <w:lang w:eastAsia="ru-RU"/>
-                <w14:ligatures w14:val="none"/>
-              </w:rPr>
-              <w:t>7</w:t>
-            </w:r>
-          </w:p>
-        </w:tc>
-        <w:tc>
-          <w:tcPr>
-            <w:tcW w:w="1592" w:type="dxa"/>
-            <w:hideMark/>
-          </w:tcPr>
-          <w:p>
-            <w:pPr>
-              <w:rPr>
-                <w:rFonts w:ascii="Times New Roman" w:eastAsia="Times New Roman" w:hAnsi="Times New Roman" w:cs="Times New Roman"/>
-                <w:kern w:val="0"/>
-                <w:sz w:val="24"/>
-                <w:szCs w:val="24"/>
-                <w:lang w:eastAsia="ru-RU"/>
-                <w14:ligatures w14:val="none"/>
-              </w:rPr>
-            </w:pPr>
-            <w:r>
-              <w:rPr>
-                <w:rFonts w:ascii="Times New Roman" w:eastAsia="Times New Roman" w:hAnsi="Times New Roman" w:cs="Times New Roman"/>
-                <w:kern w:val="0"/>
-                <w:sz w:val="24"/>
-                <w:szCs w:val="24"/>
-                <w:lang w:eastAsia="ru-RU"/>
-                <w14:ligatures w14:val="none"/>
-              </w:rPr>
-              <w:t>Конкурентный риск</w:t>
-            </w:r>
-          </w:p>
-        </w:tc>
-        <w:tc>
-          <w:tcPr>
-            <w:tcW w:w="1425" w:type="dxa"/>
-            <w:hideMark/>
-          </w:tcPr>
-          <w:p>
-            <w:pPr>
-              <w:rPr>
-                <w:rFonts w:ascii="Times New Roman" w:eastAsia="Times New Roman" w:hAnsi="Times New Roman" w:cs="Times New Roman"/>
-                <w:kern w:val="0"/>
-                <w:sz w:val="24"/>
-                <w:szCs w:val="24"/>
-                <w:lang w:eastAsia="ru-RU"/>
-                <w14:ligatures w14:val="none"/>
-              </w:rPr>
-            </w:pPr>
-            <w:r>
-              <w:rPr>
-                <w:rFonts w:ascii="Times New Roman" w:eastAsia="Times New Roman" w:hAnsi="Times New Roman" w:cs="Times New Roman"/>
-                <w:kern w:val="0"/>
-                <w:sz w:val="24"/>
-                <w:szCs w:val="24"/>
-                <w:lang w:eastAsia="ru-RU"/>
-                <w14:ligatures w14:val="none"/>
-              </w:rPr>
-              <w:t>Появление аналогичных приложений на рынке</w:t>
-            </w:r>
-          </w:p>
-        </w:tc>
-        <w:tc>
-          <w:tcPr>
-            <w:tcW w:w="1648" w:type="dxa"/>
-            <w:hideMark/>
-          </w:tcPr>
-          <w:p>
-            <w:pPr>
-              <w:rPr>
-                <w:rFonts w:ascii="Times New Roman" w:eastAsia="Times New Roman" w:hAnsi="Times New Roman" w:cs="Times New Roman"/>
-                <w:kern w:val="0"/>
-                <w:sz w:val="24"/>
-                <w:szCs w:val="24"/>
-                <w:lang w:eastAsia="ru-RU"/>
-                <w14:ligatures w14:val="none"/>
-              </w:rPr>
-            </w:pPr>
-            <w:r>
-              <w:rPr>
-                <w:rFonts w:ascii="Times New Roman" w:eastAsia="Times New Roman" w:hAnsi="Times New Roman" w:cs="Times New Roman"/>
-                <w:kern w:val="0"/>
-                <w:sz w:val="24"/>
-                <w:szCs w:val="24"/>
-                <w:lang w:eastAsia="ru-RU"/>
-                <w14:ligatures w14:val="none"/>
-              </w:rPr>
-              <w:t>Средняя</w:t>
-            </w:r>
-          </w:p>
-        </w:tc>
-        <w:tc>
-          <w:tcPr>
-            <w:tcW w:w="1276" w:type="dxa"/>
-            <w:hideMark/>
-          </w:tcPr>
-          <w:p>
-            <w:pPr>
-              <w:rPr>
-                <w:rFonts w:ascii="Times New Roman" w:eastAsia="Times New Roman" w:hAnsi="Times New Roman" w:cs="Times New Roman"/>
-                <w:kern w:val="0"/>
-                <w:sz w:val="24"/>
-                <w:szCs w:val="24"/>
-                <w:lang w:eastAsia="ru-RU"/>
-                <w14:ligatures w14:val="none"/>
-              </w:rPr>
-            </w:pPr>
-            <w:r>
-              <w:rPr>
-                <w:rFonts w:ascii="Times New Roman" w:eastAsia="Times New Roman" w:hAnsi="Times New Roman" w:cs="Times New Roman"/>
-                <w:kern w:val="0"/>
-                <w:sz w:val="24"/>
-                <w:szCs w:val="24"/>
-                <w:lang w:eastAsia="ru-RU"/>
-                <w14:ligatures w14:val="none"/>
-              </w:rPr>
-              <w:t>Средняя</w:t>
-            </w:r>
-          </w:p>
-        </w:tc>
-        <w:tc>
-          <w:tcPr>
-            <w:tcW w:w="1843" w:type="dxa"/>
-            <w:hideMark/>
-          </w:tcPr>
-          <w:p>
-            <w:pPr>
-              <w:rPr>
-                <w:rFonts w:ascii="Times New Roman" w:eastAsia="Times New Roman" w:hAnsi="Times New Roman" w:cs="Times New Roman"/>
-                <w:kern w:val="0"/>
-                <w:sz w:val="24"/>
-                <w:szCs w:val="24"/>
-                <w:lang w:eastAsia="ru-RU"/>
-                <w14:ligatures w14:val="none"/>
-              </w:rPr>
-            </w:pPr>
-            <w:r>
-              <w:rPr>
-                <w:rFonts w:ascii="Times New Roman" w:eastAsia="Times New Roman" w:hAnsi="Times New Roman" w:cs="Times New Roman"/>
-                <w:kern w:val="0"/>
-                <w:sz w:val="24"/>
-                <w:szCs w:val="24"/>
-                <w:lang w:eastAsia="ru-RU"/>
-                <w14:ligatures w14:val="none"/>
-              </w:rPr>
-              <w:t>развитие уникального функционала приложения</w:t>
-            </w:r>
-          </w:p>
-        </w:tc>
-        <w:tc>
-          <w:tcPr>
-            <w:tcW w:w="1411" w:type="dxa"/>
-            <w:hideMark/>
-          </w:tcPr>
-          <w:p>
-            <w:pPr>
-              <w:rPr>
-                <w:rFonts w:ascii="Times New Roman" w:eastAsia="Times New Roman" w:hAnsi="Times New Roman" w:cs="Times New Roman"/>
-                <w:kern w:val="0"/>
-                <w:sz w:val="24"/>
-                <w:szCs w:val="24"/>
-                <w:lang w:eastAsia="ru-RU"/>
-                <w14:ligatures w14:val="none"/>
-              </w:rPr>
-            </w:pPr>
-            <w:r>
-              <w:rPr>
-                <w:rFonts w:ascii="Times New Roman" w:eastAsia="Times New Roman" w:hAnsi="Times New Roman" w:cs="Times New Roman"/>
-                <w:kern w:val="0"/>
-                <w:sz w:val="24"/>
-                <w:szCs w:val="24"/>
-                <w:lang w:eastAsia="ru-RU"/>
-                <w14:ligatures w14:val="none"/>
-              </w:rPr>
-              <w:t>обновление функциональности и улучшение сервиса</w:t>
-            </w:r>
-          </w:p>
-        </w:tc>
-      </w:tr>
-    </w:tbl>
-    <w:p>
-      <w:pPr>
-        <w:spacing w:after="0" w:line="360" w:lineRule="auto"/>
-        <w:ind w:firstLine="708"/>
-        <w:jc w:val="both"/>
-        <w:rPr>
-          <w:rFonts w:ascii="Times New Roman" w:hAnsi="Times New Roman" w:cs="Times New Roman"/>
-          <w:sz w:val="24"/>
-          <w:szCs w:val="24"/>
-        </w:rPr>
-      </w:pPr>
-      <w:r>
-        <w:rPr>
-          <w:rFonts w:ascii="Times New Roman" w:hAnsi="Times New Roman" w:cs="Times New Roman"/>
-          <w:sz w:val="24"/>
-          <w:szCs w:val="24"/>
-        </w:rPr>
-        <w:t>10.3 Матрица вероятности и влияния рисков</w:t>
-      </w:r>
-    </w:p>
-    <w:p>
-      <w:pPr>
-        <w:spacing w:after="0" w:line="360" w:lineRule="auto"/>
-        <w:ind w:firstLine="709"/>
-        <w:jc w:val="both"/>
-        <w:rPr>
-          <w:rFonts w:ascii="Times New Roman" w:hAnsi="Times New Roman" w:cs="Times New Roman"/>
-          <w:sz w:val="24"/>
-          <w:szCs w:val="24"/>
-        </w:rPr>
-      </w:pPr>
-      <w:r>
-        <w:rPr>
-          <w:rFonts w:ascii="Times New Roman" w:hAnsi="Times New Roman" w:cs="Times New Roman"/>
-          <w:sz w:val="24"/>
-          <w:szCs w:val="24"/>
-        </w:rPr>
-        <w:t>Для наглядной оценки рисков используется матрица, в которой учитывается вероятность возникновения риска и степень его влияния на проект.</w:t>
-      </w:r>
-    </w:p>
-    <w:p>
-      <w:pPr>
-        <w:spacing w:after="0" w:line="360" w:lineRule="auto"/>
-        <w:ind w:firstLine="709"/>
-        <w:jc w:val="both"/>
-        <w:rPr>
-          <w:rFonts w:ascii="Times New Roman" w:hAnsi="Times New Roman" w:cs="Times New Roman"/>
-          <w:sz w:val="24"/>
-          <w:szCs w:val="24"/>
-        </w:rPr>
-      </w:pPr>
-      <w:r>
-        <w:rPr>
-          <w:rFonts w:ascii="Times New Roman" w:hAnsi="Times New Roman" w:cs="Times New Roman"/>
-          <w:sz w:val="24"/>
-          <w:szCs w:val="24"/>
-        </w:rPr>
-        <w:t xml:space="preserve">Матрица вероятности и влияния рисков в таблице </w:t>
-      </w:r>
-      <w:r>
-        <w:rPr>
-          <w:rFonts w:ascii="Times New Roman" w:hAnsi="Times New Roman" w:cs="Times New Roman"/>
-          <w:sz w:val="24"/>
-          <w:szCs w:val="24"/>
-        </w:rPr>
-        <w:t>7</w:t>
-      </w:r>
-      <w:r>
-        <w:rPr>
-          <w:rFonts w:ascii="Times New Roman" w:hAnsi="Times New Roman" w:cs="Times New Roman"/>
-          <w:sz w:val="24"/>
-          <w:szCs w:val="24"/>
-        </w:rPr>
-        <w:t>.</w:t>
-      </w:r>
-    </w:p>
-    <w:p>
-      <w:pPr>
-        <w:pStyle w:val="af6"/>
-        <w:keepNext/>
-        <w:jc w:val="right"/>
-        <w:rPr>
-          <w:rFonts w:ascii="Times New Roman" w:hAnsi="Times New Roman" w:cs="Times New Roman"/>
-          <w:color w:val="auto"/>
-          <w:sz w:val="24"/>
-          <w:szCs w:val="24"/>
-        </w:rPr>
-      </w:pPr>
-      <w:r>
-        <w:rPr>
-          <w:rFonts w:ascii="Times New Roman" w:hAnsi="Times New Roman" w:cs="Times New Roman"/>
-          <w:color w:val="auto"/>
-          <w:sz w:val="24"/>
-          <w:szCs w:val="24"/>
-        </w:rPr>
-        <w:t xml:space="preserve">Таблица </w:t>
-      </w:r>
-      <w:r>
-        <w:rPr>
-          <w:rFonts w:ascii="Times New Roman" w:hAnsi="Times New Roman" w:cs="Times New Roman"/>
-          <w:color w:val="auto"/>
-          <w:sz w:val="24"/>
-          <w:szCs w:val="24"/>
-        </w:rPr>
-        <w:t>7</w:t>
-      </w:r>
-      <w:r>
-        <w:rPr>
-          <w:rFonts w:ascii="Times New Roman" w:hAnsi="Times New Roman" w:cs="Times New Roman"/>
-          <w:color w:val="auto"/>
-          <w:sz w:val="24"/>
-          <w:szCs w:val="24"/>
-        </w:rPr>
-        <w:t xml:space="preserve"> –</w:t>
-      </w:r>
-      <w:r>
-        <w:rPr>
-          <w:rFonts w:ascii="Times New Roman" w:hAnsi="Times New Roman" w:cs="Times New Roman"/>
-          <w:color w:val="auto"/>
-          <w:sz w:val="24"/>
-          <w:szCs w:val="24"/>
-        </w:rPr>
-        <w:t xml:space="preserve"> </w:t>
-      </w:r>
-      <w:r>
-        <w:rPr>
-          <w:rFonts w:ascii="Times New Roman" w:hAnsi="Times New Roman" w:cs="Times New Roman"/>
-          <w:color w:val="auto"/>
-          <w:sz w:val="24"/>
-          <w:szCs w:val="24"/>
-        </w:rPr>
-        <w:t>Матрица</w:t>
-      </w:r>
-      <w:r>
-        <w:rPr>
-          <w:rFonts w:ascii="Times New Roman" w:hAnsi="Times New Roman" w:cs="Times New Roman"/>
-          <w:sz w:val="24"/>
-          <w:szCs w:val="24"/>
-        </w:rPr>
-        <w:t xml:space="preserve"> </w:t>
-      </w:r>
-      <w:r>
-        <w:rPr>
-          <w:rFonts w:ascii="Times New Roman" w:hAnsi="Times New Roman" w:cs="Times New Roman"/>
-          <w:color w:val="auto"/>
-          <w:sz w:val="24"/>
-          <w:szCs w:val="24"/>
-        </w:rPr>
-        <w:t xml:space="preserve">вероятности и влияния </w:t>
-      </w:r>
-      <w:r>
-        <w:rPr>
-          <w:rFonts w:ascii="Times New Roman" w:hAnsi="Times New Roman" w:cs="Times New Roman"/>
-          <w:color w:val="auto"/>
-          <w:sz w:val="24"/>
-          <w:szCs w:val="24"/>
-        </w:rPr>
-        <w:t>рисков</w:t>
-      </w:r>
-    </w:p>
-    <w:tbl>
-      <w:tblPr>
-        <w:tblStyle w:val="af5"/>
-        <w:tblW w:w="0" w:type="auto"/>
-        <w:jc w:val="center"/>
-        <w:tblLook w:val="04A0" w:firstRow="1" w:lastRow="0" w:firstColumn="1" w:lastColumn="0" w:noHBand="0" w:noVBand="1"/>
-      </w:tblPr>
-      <w:tblGrid>
-        <w:gridCol w:w="2727"/>
-        <w:gridCol w:w="1003"/>
-        <w:gridCol w:w="1103"/>
-        <w:gridCol w:w="1155"/>
-      </w:tblGrid>
-      <w:tr>
-        <w:trPr>
-          <w:jc w:val="center"/>
-        </w:trPr>
-        <w:tc>
-          <w:tcPr>
-            <w:tcW w:w="0" w:type="auto"/>
-            <w:hideMark/>
-          </w:tcPr>
-          <w:p>
-            <w:pPr>
-              <w:spacing w:line="360" w:lineRule="auto"/>
-              <w:jc w:val="center"/>
-              <w:rPr>
-                <w:rFonts w:ascii="Times New Roman" w:eastAsia="Times New Roman" w:hAnsi="Times New Roman" w:cs="Times New Roman"/>
-                <w:b/>
-                <w:bCs/>
-                <w:kern w:val="0"/>
-                <w:sz w:val="24"/>
-                <w:szCs w:val="24"/>
-                <w:lang w:eastAsia="ru-RU"/>
-                <w14:ligatures w14:val="none"/>
-              </w:rPr>
-            </w:pPr>
-            <w:r>
-              <w:rPr>
-                <w:rFonts w:ascii="Times New Roman" w:eastAsia="Times New Roman" w:hAnsi="Times New Roman" w:cs="Times New Roman"/>
-                <w:b/>
-                <w:bCs/>
-                <w:kern w:val="0"/>
-                <w:sz w:val="24"/>
-                <w:szCs w:val="24"/>
-                <w:lang w:eastAsia="ru-RU"/>
-                <w14:ligatures w14:val="none"/>
-              </w:rPr>
-              <w:t>Вероятность / Влияние</w:t>
-            </w:r>
-          </w:p>
-        </w:tc>
-        <w:tc>
-          <w:tcPr>
-            <w:tcW w:w="0" w:type="auto"/>
-            <w:hideMark/>
-          </w:tcPr>
-          <w:p>
-            <w:pPr>
-              <w:spacing w:line="360" w:lineRule="auto"/>
-              <w:jc w:val="center"/>
-              <w:rPr>
-                <w:rFonts w:ascii="Times New Roman" w:eastAsia="Times New Roman" w:hAnsi="Times New Roman" w:cs="Times New Roman"/>
-                <w:b/>
-                <w:bCs/>
-                <w:kern w:val="0"/>
-                <w:sz w:val="24"/>
-                <w:szCs w:val="24"/>
-                <w:lang w:eastAsia="ru-RU"/>
-                <w14:ligatures w14:val="none"/>
-              </w:rPr>
-            </w:pPr>
-            <w:r>
-              <w:rPr>
-                <w:rFonts w:ascii="Times New Roman" w:eastAsia="Times New Roman" w:hAnsi="Times New Roman" w:cs="Times New Roman"/>
-                <w:b/>
-                <w:bCs/>
-                <w:kern w:val="0"/>
-                <w:sz w:val="24"/>
-                <w:szCs w:val="24"/>
-                <w:lang w:eastAsia="ru-RU"/>
-                <w14:ligatures w14:val="none"/>
-              </w:rPr>
-              <w:t>Низкое</w:t>
-            </w:r>
-          </w:p>
-        </w:tc>
-        <w:tc>
-          <w:tcPr>
-            <w:tcW w:w="0" w:type="auto"/>
-            <w:hideMark/>
-          </w:tcPr>
-          <w:p>
-            <w:pPr>
-              <w:spacing w:line="360" w:lineRule="auto"/>
-              <w:jc w:val="center"/>
-              <w:rPr>
-                <w:rFonts w:ascii="Times New Roman" w:eastAsia="Times New Roman" w:hAnsi="Times New Roman" w:cs="Times New Roman"/>
-                <w:b/>
-                <w:bCs/>
-                <w:kern w:val="0"/>
-                <w:sz w:val="24"/>
-                <w:szCs w:val="24"/>
-                <w:lang w:eastAsia="ru-RU"/>
-                <w14:ligatures w14:val="none"/>
-              </w:rPr>
-            </w:pPr>
-            <w:r>
-              <w:rPr>
-                <w:rFonts w:ascii="Times New Roman" w:eastAsia="Times New Roman" w:hAnsi="Times New Roman" w:cs="Times New Roman"/>
-                <w:b/>
-                <w:bCs/>
-                <w:kern w:val="0"/>
-                <w:sz w:val="24"/>
-                <w:szCs w:val="24"/>
-                <w:lang w:eastAsia="ru-RU"/>
-                <w14:ligatures w14:val="none"/>
-              </w:rPr>
-              <w:t>Среднее</w:t>
-            </w:r>
-          </w:p>
-        </w:tc>
-        <w:tc>
-          <w:tcPr>
-            <w:tcW w:w="0" w:type="auto"/>
-            <w:hideMark/>
-          </w:tcPr>
-          <w:p>
-            <w:pPr>
-              <w:spacing w:line="360" w:lineRule="auto"/>
-              <w:jc w:val="center"/>
-              <w:rPr>
-                <w:rFonts w:ascii="Times New Roman" w:eastAsia="Times New Roman" w:hAnsi="Times New Roman" w:cs="Times New Roman"/>
-                <w:b/>
-                <w:bCs/>
-                <w:kern w:val="0"/>
-                <w:sz w:val="24"/>
-                <w:szCs w:val="24"/>
-                <w:lang w:eastAsia="ru-RU"/>
-                <w14:ligatures w14:val="none"/>
-              </w:rPr>
-            </w:pPr>
-            <w:r>
-              <w:rPr>
-                <w:rFonts w:ascii="Times New Roman" w:eastAsia="Times New Roman" w:hAnsi="Times New Roman" w:cs="Times New Roman"/>
-                <w:b/>
-                <w:bCs/>
-                <w:kern w:val="0"/>
-                <w:sz w:val="24"/>
-                <w:szCs w:val="24"/>
-                <w:lang w:eastAsia="ru-RU"/>
-                <w14:ligatures w14:val="none"/>
-              </w:rPr>
-              <w:t>Высокое</w:t>
             </w:r>
           </w:p>
         </w:tc>
       </w:tr>
       <w:tr>
         <w:trPr>
-          <w:jc w:val="center"/>
+          <w:trHeight w:val="1448"/>
         </w:trPr>
         <w:tc>
           <w:tcPr>
-            <w:tcW w:w="0" w:type="auto"/>
-            <w:hideMark/>
+            <w:tcW w:w="623" w:type="dxa"/>
           </w:tcPr>
           <w:p>
             <w:pPr>
-              <w:spacing w:line="360" w:lineRule="auto"/>
-              <w:jc w:val="center"/>
-              <w:rPr>
-                <w:rFonts w:ascii="Times New Roman" w:eastAsia="Times New Roman" w:hAnsi="Times New Roman" w:cs="Times New Roman"/>
-                <w:kern w:val="0"/>
-                <w:sz w:val="24"/>
-                <w:szCs w:val="24"/>
-                <w:lang w:eastAsia="ru-RU"/>
-                <w14:ligatures w14:val="none"/>
-              </w:rPr>
-            </w:pPr>
-            <w:r>
-              <w:rPr>
-                <w:rFonts w:ascii="Times New Roman" w:eastAsia="Times New Roman" w:hAnsi="Times New Roman" w:cs="Times New Roman"/>
-                <w:b/>
-                <w:bCs/>
-                <w:kern w:val="0"/>
-                <w:sz w:val="24"/>
-                <w:szCs w:val="24"/>
-                <w:lang w:eastAsia="ru-RU"/>
-                <w14:ligatures w14:val="none"/>
-              </w:rPr>
-              <w:t>Высокая вероятность</w:t>
+              <w:rPr>
+                <w:rFonts w:ascii="Times New Roman" w:eastAsia="Times New Roman" w:hAnsi="Times New Roman" w:cs="Times New Roman"/>
+                <w:kern w:val="0"/>
+                <w:sz w:val="24"/>
+                <w:szCs w:val="24"/>
+                <w:lang w:eastAsia="ru-RU"/>
+                <w14:ligatures w14:val="none"/>
+              </w:rPr>
+            </w:pPr>
+            <w:r>
+              <w:rPr>
+                <w:rFonts w:ascii="Times New Roman" w:eastAsia="Times New Roman" w:hAnsi="Times New Roman" w:cs="Times New Roman"/>
+                <w:kern w:val="0"/>
+                <w:sz w:val="24"/>
+                <w:szCs w:val="24"/>
+                <w:lang w:eastAsia="ru-RU"/>
+                <w14:ligatures w14:val="none"/>
+              </w:rPr>
+              <w:t>5</w:t>
             </w:r>
           </w:p>
         </w:tc>
         <w:tc>
           <w:tcPr>
-            <w:tcW w:w="0" w:type="auto"/>
-            <w:hideMark/>
+            <w:tcW w:w="2291" w:type="dxa"/>
           </w:tcPr>
           <w:p>
             <w:pPr>
-              <w:spacing w:line="360" w:lineRule="auto"/>
-              <w:jc w:val="center"/>
-              <w:rPr>
-                <w:rFonts w:ascii="Times New Roman" w:eastAsia="Times New Roman" w:hAnsi="Times New Roman" w:cs="Times New Roman"/>
-                <w:kern w:val="0"/>
-                <w:sz w:val="24"/>
-                <w:szCs w:val="24"/>
-                <w:lang w:eastAsia="ru-RU"/>
-                <w14:ligatures w14:val="none"/>
-              </w:rPr>
-            </w:pPr>
+              <w:rPr>
+                <w:rFonts w:ascii="Times New Roman" w:eastAsia="Times New Roman" w:hAnsi="Times New Roman" w:cs="Times New Roman"/>
+                <w:kern w:val="0"/>
+                <w:sz w:val="24"/>
+                <w:szCs w:val="24"/>
+                <w:lang w:eastAsia="ru-RU"/>
+                <w14:ligatures w14:val="none"/>
+              </w:rPr>
+            </w:pPr>
+            <w:r>
+              <w:rPr>
+                <w:rFonts w:ascii="Times New Roman" w:eastAsia="Times New Roman" w:hAnsi="Times New Roman" w:cs="Times New Roman"/>
+                <w:kern w:val="0"/>
+                <w:sz w:val="24"/>
+                <w:szCs w:val="24"/>
+                <w:lang w:eastAsia="ru-RU"/>
+                <w14:ligatures w14:val="none"/>
+              </w:rPr>
+              <w:t>Правовой риск</w:t>
+            </w:r>
           </w:p>
         </w:tc>
         <w:tc>
           <w:tcPr>
-            <w:tcW w:w="0" w:type="auto"/>
-            <w:hideMark/>
+            <w:tcW w:w="2050" w:type="dxa"/>
           </w:tcPr>
           <w:p>
             <w:pPr>
-              <w:spacing w:line="360" w:lineRule="auto"/>
-              <w:jc w:val="center"/>
-              <w:rPr>
-                <w:rFonts w:ascii="Times New Roman" w:eastAsia="Times New Roman" w:hAnsi="Times New Roman" w:cs="Times New Roman"/>
-                <w:kern w:val="0"/>
-                <w:sz w:val="20"/>
-                <w:szCs w:val="20"/>
-                <w:lang w:eastAsia="ru-RU"/>
-                <w14:ligatures w14:val="none"/>
-              </w:rPr>
-            </w:pPr>
-            <w:r>
-              <w:rPr>
-                <w:rFonts w:ascii="Times New Roman" w:eastAsia="Times New Roman" w:hAnsi="Times New Roman" w:cs="Times New Roman"/>
-                <w:kern w:val="0"/>
-                <w:sz w:val="24"/>
-                <w:szCs w:val="24"/>
-                <w:lang w:eastAsia="ru-RU"/>
-                <w14:ligatures w14:val="none"/>
-              </w:rPr>
-              <w:t>6,</w:t>
+              <w:rPr>
+                <w:rFonts w:ascii="Times New Roman" w:eastAsia="Times New Roman" w:hAnsi="Times New Roman" w:cs="Times New Roman"/>
+                <w:kern w:val="0"/>
+                <w:sz w:val="24"/>
+                <w:szCs w:val="24"/>
+                <w:lang w:eastAsia="ru-RU"/>
+                <w14:ligatures w14:val="none"/>
+              </w:rPr>
+            </w:pPr>
+            <w:r>
+              <w:rPr>
+                <w:rFonts w:ascii="Times New Roman" w:eastAsia="Times New Roman" w:hAnsi="Times New Roman" w:cs="Times New Roman"/>
+                <w:kern w:val="0"/>
+                <w:sz w:val="24"/>
+                <w:szCs w:val="24"/>
+                <w:lang w:eastAsia="ru-RU"/>
+                <w14:ligatures w14:val="none"/>
+              </w:rPr>
+              <w:t>Нарушение авторских прав на учебные материалы</w:t>
             </w:r>
           </w:p>
         </w:tc>
         <w:tc>
           <w:tcPr>
-            <w:tcW w:w="0" w:type="auto"/>
-            <w:hideMark/>
+            <w:tcW w:w="2652" w:type="dxa"/>
           </w:tcPr>
           <w:p>
             <w:pPr>
-              <w:spacing w:line="360" w:lineRule="auto"/>
-              <w:jc w:val="center"/>
-              <w:rPr>
-                <w:rFonts w:ascii="Times New Roman" w:eastAsia="Times New Roman" w:hAnsi="Times New Roman" w:cs="Times New Roman"/>
-                <w:kern w:val="0"/>
-                <w:sz w:val="20"/>
-                <w:szCs w:val="20"/>
-                <w:lang w:eastAsia="ru-RU"/>
-                <w14:ligatures w14:val="none"/>
-              </w:rPr>
-            </w:pPr>
+              <w:rPr>
+                <w:rFonts w:ascii="Times New Roman" w:eastAsia="Times New Roman" w:hAnsi="Times New Roman" w:cs="Times New Roman"/>
+                <w:kern w:val="0"/>
+                <w:sz w:val="24"/>
+                <w:szCs w:val="24"/>
+                <w:lang w:eastAsia="ru-RU"/>
+                <w14:ligatures w14:val="none"/>
+              </w:rPr>
+            </w:pPr>
+            <w:r>
+              <w:rPr>
+                <w:rFonts w:ascii="Times New Roman" w:eastAsia="Times New Roman" w:hAnsi="Times New Roman" w:cs="Times New Roman"/>
+                <w:kern w:val="0"/>
+                <w:sz w:val="24"/>
+                <w:szCs w:val="24"/>
+                <w:lang w:eastAsia="ru-RU"/>
+                <w14:ligatures w14:val="none"/>
+              </w:rPr>
+              <w:t>разработка правил публикации материалов</w:t>
+            </w:r>
+          </w:p>
+        </w:tc>
+        <w:tc>
+          <w:tcPr>
+            <w:tcW w:w="2030" w:type="dxa"/>
+          </w:tcPr>
+          <w:p>
+            <w:pPr>
+              <w:rPr>
+                <w:rFonts w:ascii="Times New Roman" w:eastAsia="Times New Roman" w:hAnsi="Times New Roman" w:cs="Times New Roman"/>
+                <w:kern w:val="0"/>
+                <w:sz w:val="24"/>
+                <w:szCs w:val="24"/>
+                <w:lang w:eastAsia="ru-RU"/>
+                <w14:ligatures w14:val="none"/>
+              </w:rPr>
+            </w:pPr>
+            <w:r>
+              <w:rPr>
+                <w:rFonts w:ascii="Times New Roman" w:eastAsia="Times New Roman" w:hAnsi="Times New Roman" w:cs="Times New Roman"/>
+                <w:kern w:val="0"/>
+                <w:sz w:val="24"/>
+                <w:szCs w:val="24"/>
+                <w:lang w:eastAsia="ru-RU"/>
+                <w14:ligatures w14:val="none"/>
+              </w:rPr>
+              <w:t>удаление спорного контента и модерация</w:t>
+            </w:r>
           </w:p>
         </w:tc>
       </w:tr>
       <w:tr>
         <w:trPr>
-          <w:jc w:val="center"/>
+          <w:trHeight w:val="2612"/>
         </w:trPr>
         <w:tc>
           <w:tcPr>
-            <w:tcW w:w="0" w:type="auto"/>
+            <w:tcW w:w="623" w:type="dxa"/>
             <w:hideMark/>
           </w:tcPr>
           <w:p>
             <w:pPr>
-              <w:spacing w:line="360" w:lineRule="auto"/>
-              <w:jc w:val="center"/>
-              <w:rPr>
-                <w:rFonts w:ascii="Times New Roman" w:eastAsia="Times New Roman" w:hAnsi="Times New Roman" w:cs="Times New Roman"/>
-                <w:kern w:val="0"/>
-                <w:sz w:val="24"/>
-                <w:szCs w:val="24"/>
-                <w:lang w:eastAsia="ru-RU"/>
-                <w14:ligatures w14:val="none"/>
-              </w:rPr>
-            </w:pPr>
-            <w:r>
-              <w:rPr>
-                <w:rFonts w:ascii="Times New Roman" w:eastAsia="Times New Roman" w:hAnsi="Times New Roman" w:cs="Times New Roman"/>
-                <w:b/>
-                <w:bCs/>
-                <w:kern w:val="0"/>
-                <w:sz w:val="24"/>
-                <w:szCs w:val="24"/>
-                <w:lang w:eastAsia="ru-RU"/>
-                <w14:ligatures w14:val="none"/>
-              </w:rPr>
-              <w:t>Средняя вероятность</w:t>
+              <w:rPr>
+                <w:rFonts w:ascii="Times New Roman" w:eastAsia="Times New Roman" w:hAnsi="Times New Roman" w:cs="Times New Roman"/>
+                <w:kern w:val="0"/>
+                <w:sz w:val="24"/>
+                <w:szCs w:val="24"/>
+                <w:lang w:eastAsia="ru-RU"/>
+                <w14:ligatures w14:val="none"/>
+              </w:rPr>
+            </w:pPr>
+            <w:r>
+              <w:rPr>
+                <w:rFonts w:ascii="Times New Roman" w:eastAsia="Times New Roman" w:hAnsi="Times New Roman" w:cs="Times New Roman"/>
+                <w:kern w:val="0"/>
+                <w:sz w:val="24"/>
+                <w:szCs w:val="24"/>
+                <w:lang w:eastAsia="ru-RU"/>
+                <w14:ligatures w14:val="none"/>
+              </w:rPr>
+              <w:t>6</w:t>
             </w:r>
           </w:p>
         </w:tc>
         <w:tc>
           <w:tcPr>
-            <w:tcW w:w="0" w:type="auto"/>
+            <w:tcW w:w="2291" w:type="dxa"/>
             <w:hideMark/>
           </w:tcPr>
           <w:p>
             <w:pPr>
-              <w:spacing w:line="360" w:lineRule="auto"/>
-              <w:jc w:val="center"/>
-              <w:rPr>
-                <w:rFonts w:ascii="Times New Roman" w:eastAsia="Times New Roman" w:hAnsi="Times New Roman" w:cs="Times New Roman"/>
-                <w:kern w:val="0"/>
-                <w:sz w:val="24"/>
-                <w:szCs w:val="24"/>
-                <w:lang w:eastAsia="ru-RU"/>
-                <w14:ligatures w14:val="none"/>
-              </w:rPr>
-            </w:pPr>
+              <w:rPr>
+                <w:rFonts w:ascii="Times New Roman" w:eastAsia="Times New Roman" w:hAnsi="Times New Roman" w:cs="Times New Roman"/>
+                <w:kern w:val="0"/>
+                <w:sz w:val="24"/>
+                <w:szCs w:val="24"/>
+                <w:lang w:eastAsia="ru-RU"/>
+                <w14:ligatures w14:val="none"/>
+              </w:rPr>
+            </w:pPr>
+            <w:r>
+              <w:rPr>
+                <w:rFonts w:ascii="Times New Roman" w:eastAsia="Times New Roman" w:hAnsi="Times New Roman" w:cs="Times New Roman"/>
+                <w:kern w:val="0"/>
+                <w:sz w:val="24"/>
+                <w:szCs w:val="24"/>
+                <w:lang w:eastAsia="ru-RU"/>
+                <w14:ligatures w14:val="none"/>
+              </w:rPr>
+              <w:t>Финансовый риск</w:t>
+            </w:r>
           </w:p>
         </w:tc>
         <w:tc>
           <w:tcPr>
-            <w:tcW w:w="0" w:type="auto"/>
+            <w:tcW w:w="2050" w:type="dxa"/>
             <w:hideMark/>
           </w:tcPr>
           <w:p>
             <w:pPr>
-              <w:spacing w:line="360" w:lineRule="auto"/>
-              <w:jc w:val="center"/>
-              <w:rPr>
-                <w:rFonts w:ascii="Times New Roman" w:eastAsia="Times New Roman" w:hAnsi="Times New Roman" w:cs="Times New Roman"/>
-                <w:kern w:val="0"/>
-                <w:sz w:val="24"/>
-                <w:szCs w:val="24"/>
-                <w:lang w:eastAsia="ru-RU"/>
-                <w14:ligatures w14:val="none"/>
-              </w:rPr>
-            </w:pPr>
-            <w:r>
-              <w:rPr>
-                <w:rFonts w:ascii="Times New Roman" w:eastAsia="Times New Roman" w:hAnsi="Times New Roman" w:cs="Times New Roman"/>
-                <w:kern w:val="0"/>
-                <w:sz w:val="24"/>
-                <w:szCs w:val="24"/>
-                <w:lang w:eastAsia="ru-RU"/>
-                <w14:ligatures w14:val="none"/>
-              </w:rPr>
-              <w:t>3,</w:t>
-            </w:r>
-            <w:r>
-              <w:rPr>
-                <w:rFonts w:ascii="Times New Roman" w:eastAsia="Times New Roman" w:hAnsi="Times New Roman" w:cs="Times New Roman"/>
-                <w:kern w:val="0"/>
-                <w:sz w:val="24"/>
-                <w:szCs w:val="24"/>
-                <w:lang w:eastAsia="ru-RU"/>
-                <w14:ligatures w14:val="none"/>
-              </w:rPr>
-              <w:t xml:space="preserve"> </w:t>
-            </w:r>
-            <w:r>
-              <w:rPr>
-                <w:rFonts w:ascii="Times New Roman" w:eastAsia="Times New Roman" w:hAnsi="Times New Roman" w:cs="Times New Roman"/>
-                <w:kern w:val="0"/>
-                <w:sz w:val="24"/>
-                <w:szCs w:val="24"/>
-                <w:lang w:eastAsia="ru-RU"/>
-                <w14:ligatures w14:val="none"/>
-              </w:rPr>
-              <w:t>7</w:t>
+              <w:rPr>
+                <w:rFonts w:ascii="Times New Roman" w:eastAsia="Times New Roman" w:hAnsi="Times New Roman" w:cs="Times New Roman"/>
+                <w:kern w:val="0"/>
+                <w:sz w:val="24"/>
+                <w:szCs w:val="24"/>
+                <w:lang w:eastAsia="ru-RU"/>
+                <w14:ligatures w14:val="none"/>
+              </w:rPr>
+            </w:pPr>
+            <w:r>
+              <w:rPr>
+                <w:rFonts w:ascii="Times New Roman" w:eastAsia="Times New Roman" w:hAnsi="Times New Roman" w:cs="Times New Roman"/>
+                <w:kern w:val="0"/>
+                <w:sz w:val="24"/>
+                <w:szCs w:val="24"/>
+                <w:lang w:eastAsia="ru-RU"/>
+                <w14:ligatures w14:val="none"/>
+              </w:rPr>
+              <w:t>Недостаток финансовых ресурсов для разработки и поддержки приложения</w:t>
             </w:r>
           </w:p>
         </w:tc>
         <w:tc>
           <w:tcPr>
-            <w:tcW w:w="0" w:type="auto"/>
+            <w:tcW w:w="2652" w:type="dxa"/>
             <w:hideMark/>
           </w:tcPr>
           <w:p>
             <w:pPr>
-              <w:spacing w:line="360" w:lineRule="auto"/>
-              <w:jc w:val="center"/>
-              <w:rPr>
-                <w:rFonts w:ascii="Times New Roman" w:eastAsia="Times New Roman" w:hAnsi="Times New Roman" w:cs="Times New Roman"/>
-                <w:kern w:val="0"/>
-                <w:sz w:val="24"/>
-                <w:szCs w:val="24"/>
-                <w:lang w:eastAsia="ru-RU"/>
-                <w14:ligatures w14:val="none"/>
-              </w:rPr>
-            </w:pPr>
-            <w:r>
-              <w:rPr>
-                <w:rFonts w:ascii="Times New Roman" w:eastAsia="Times New Roman" w:hAnsi="Times New Roman" w:cs="Times New Roman"/>
-                <w:kern w:val="0"/>
-                <w:sz w:val="24"/>
-                <w:szCs w:val="24"/>
-                <w:lang w:eastAsia="ru-RU"/>
-                <w14:ligatures w14:val="none"/>
-              </w:rPr>
-              <w:t xml:space="preserve">1, </w:t>
-            </w:r>
-            <w:r>
-              <w:rPr>
-                <w:rFonts w:ascii="Times New Roman" w:eastAsia="Times New Roman" w:hAnsi="Times New Roman" w:cs="Times New Roman"/>
-                <w:kern w:val="0"/>
-                <w:sz w:val="24"/>
-                <w:szCs w:val="24"/>
-                <w:lang w:eastAsia="ru-RU"/>
-                <w14:ligatures w14:val="none"/>
-              </w:rPr>
-              <w:t>4</w:t>
+              <w:rPr>
+                <w:rFonts w:ascii="Times New Roman" w:eastAsia="Times New Roman" w:hAnsi="Times New Roman" w:cs="Times New Roman"/>
+                <w:kern w:val="0"/>
+                <w:sz w:val="24"/>
+                <w:szCs w:val="24"/>
+                <w:lang w:eastAsia="ru-RU"/>
+                <w14:ligatures w14:val="none"/>
+              </w:rPr>
+            </w:pPr>
+            <w:r>
+              <w:rPr>
+                <w:rFonts w:ascii="Times New Roman" w:eastAsia="Times New Roman" w:hAnsi="Times New Roman" w:cs="Times New Roman"/>
+                <w:kern w:val="0"/>
+                <w:sz w:val="24"/>
+                <w:szCs w:val="24"/>
+                <w:lang w:eastAsia="ru-RU"/>
+                <w14:ligatures w14:val="none"/>
+              </w:rPr>
+              <w:t>планирование бюджета проекта</w:t>
+            </w:r>
+          </w:p>
+        </w:tc>
+        <w:tc>
+          <w:tcPr>
+            <w:tcW w:w="2030" w:type="dxa"/>
+            <w:hideMark/>
+          </w:tcPr>
+          <w:p>
+            <w:pPr>
+              <w:rPr>
+                <w:rFonts w:ascii="Times New Roman" w:eastAsia="Times New Roman" w:hAnsi="Times New Roman" w:cs="Times New Roman"/>
+                <w:kern w:val="0"/>
+                <w:sz w:val="24"/>
+                <w:szCs w:val="24"/>
+                <w:lang w:eastAsia="ru-RU"/>
+                <w14:ligatures w14:val="none"/>
+              </w:rPr>
+            </w:pPr>
+            <w:r>
+              <w:rPr>
+                <w:rFonts w:ascii="Times New Roman" w:eastAsia="Times New Roman" w:hAnsi="Times New Roman" w:cs="Times New Roman"/>
+                <w:kern w:val="0"/>
+                <w:sz w:val="24"/>
+                <w:szCs w:val="24"/>
+                <w:lang w:eastAsia="ru-RU"/>
+                <w14:ligatures w14:val="none"/>
+              </w:rPr>
+              <w:t>привлечение дополнительных источников финансирования</w:t>
             </w:r>
           </w:p>
         </w:tc>
       </w:tr>
       <w:tr>
         <w:trPr>
-          <w:jc w:val="center"/>
+          <w:trHeight w:val="1458"/>
         </w:trPr>
         <w:tc>
           <w:tcPr>
-            <w:tcW w:w="0" w:type="auto"/>
+            <w:tcW w:w="623" w:type="dxa"/>
             <w:hideMark/>
           </w:tcPr>
           <w:p>
             <w:pPr>
-              <w:spacing w:line="360" w:lineRule="auto"/>
-              <w:jc w:val="center"/>
-              <w:rPr>
-                <w:rFonts w:ascii="Times New Roman" w:eastAsia="Times New Roman" w:hAnsi="Times New Roman" w:cs="Times New Roman"/>
-                <w:kern w:val="0"/>
-                <w:sz w:val="24"/>
-                <w:szCs w:val="24"/>
-                <w:lang w:eastAsia="ru-RU"/>
-                <w14:ligatures w14:val="none"/>
-              </w:rPr>
-            </w:pPr>
-            <w:r>
-              <w:rPr>
-                <w:rFonts w:ascii="Times New Roman" w:eastAsia="Times New Roman" w:hAnsi="Times New Roman" w:cs="Times New Roman"/>
-                <w:b/>
-                <w:bCs/>
-                <w:kern w:val="0"/>
-                <w:sz w:val="24"/>
-                <w:szCs w:val="24"/>
-                <w:lang w:eastAsia="ru-RU"/>
-                <w14:ligatures w14:val="none"/>
-              </w:rPr>
-              <w:t>Низкая вероятность</w:t>
+              <w:rPr>
+                <w:rFonts w:ascii="Times New Roman" w:eastAsia="Times New Roman" w:hAnsi="Times New Roman" w:cs="Times New Roman"/>
+                <w:kern w:val="0"/>
+                <w:sz w:val="24"/>
+                <w:szCs w:val="24"/>
+                <w:lang w:eastAsia="ru-RU"/>
+                <w14:ligatures w14:val="none"/>
+              </w:rPr>
+            </w:pPr>
+            <w:r>
+              <w:rPr>
+                <w:rFonts w:ascii="Times New Roman" w:eastAsia="Times New Roman" w:hAnsi="Times New Roman" w:cs="Times New Roman"/>
+                <w:kern w:val="0"/>
+                <w:sz w:val="24"/>
+                <w:szCs w:val="24"/>
+                <w:lang w:eastAsia="ru-RU"/>
+                <w14:ligatures w14:val="none"/>
+              </w:rPr>
+              <w:t>7</w:t>
             </w:r>
           </w:p>
         </w:tc>
         <w:tc>
           <w:tcPr>
-            <w:tcW w:w="0" w:type="auto"/>
+            <w:tcW w:w="2291" w:type="dxa"/>
             <w:hideMark/>
           </w:tcPr>
           <w:p>
             <w:pPr>
-              <w:spacing w:line="360" w:lineRule="auto"/>
-              <w:jc w:val="center"/>
-              <w:rPr>
-                <w:rFonts w:ascii="Times New Roman" w:eastAsia="Times New Roman" w:hAnsi="Times New Roman" w:cs="Times New Roman"/>
-                <w:kern w:val="0"/>
-                <w:sz w:val="24"/>
-                <w:szCs w:val="24"/>
-                <w:lang w:eastAsia="ru-RU"/>
-                <w14:ligatures w14:val="none"/>
-              </w:rPr>
-            </w:pPr>
+              <w:rPr>
+                <w:rFonts w:ascii="Times New Roman" w:eastAsia="Times New Roman" w:hAnsi="Times New Roman" w:cs="Times New Roman"/>
+                <w:kern w:val="0"/>
+                <w:sz w:val="24"/>
+                <w:szCs w:val="24"/>
+                <w:lang w:eastAsia="ru-RU"/>
+                <w14:ligatures w14:val="none"/>
+              </w:rPr>
+            </w:pPr>
+            <w:r>
+              <w:rPr>
+                <w:rFonts w:ascii="Times New Roman" w:eastAsia="Times New Roman" w:hAnsi="Times New Roman" w:cs="Times New Roman"/>
+                <w:kern w:val="0"/>
+                <w:sz w:val="24"/>
+                <w:szCs w:val="24"/>
+                <w:lang w:eastAsia="ru-RU"/>
+                <w14:ligatures w14:val="none"/>
+              </w:rPr>
+              <w:t>Конкурентный риск</w:t>
+            </w:r>
           </w:p>
         </w:tc>
         <w:tc>
           <w:tcPr>
-            <w:tcW w:w="0" w:type="auto"/>
+            <w:tcW w:w="2050" w:type="dxa"/>
             <w:hideMark/>
           </w:tcPr>
           <w:p>
             <w:pPr>
-              <w:spacing w:line="360" w:lineRule="auto"/>
-              <w:jc w:val="center"/>
-              <w:rPr>
-                <w:rFonts w:ascii="Times New Roman" w:eastAsia="Times New Roman" w:hAnsi="Times New Roman" w:cs="Times New Roman"/>
-                <w:kern w:val="0"/>
-                <w:sz w:val="24"/>
-                <w:szCs w:val="24"/>
-                <w:lang w:eastAsia="ru-RU"/>
-                <w14:ligatures w14:val="none"/>
-              </w:rPr>
-            </w:pPr>
-            <w:r>
-              <w:rPr>
-                <w:rFonts w:ascii="Times New Roman" w:eastAsia="Times New Roman" w:hAnsi="Times New Roman" w:cs="Times New Roman"/>
-                <w:kern w:val="0"/>
-                <w:sz w:val="24"/>
-                <w:szCs w:val="24"/>
-                <w:lang w:eastAsia="ru-RU"/>
-                <w14:ligatures w14:val="none"/>
-              </w:rPr>
-              <w:t>5</w:t>
+              <w:rPr>
+                <w:rFonts w:ascii="Times New Roman" w:eastAsia="Times New Roman" w:hAnsi="Times New Roman" w:cs="Times New Roman"/>
+                <w:kern w:val="0"/>
+                <w:sz w:val="24"/>
+                <w:szCs w:val="24"/>
+                <w:lang w:eastAsia="ru-RU"/>
+                <w14:ligatures w14:val="none"/>
+              </w:rPr>
+            </w:pPr>
+            <w:r>
+              <w:rPr>
+                <w:rFonts w:ascii="Times New Roman" w:eastAsia="Times New Roman" w:hAnsi="Times New Roman" w:cs="Times New Roman"/>
+                <w:kern w:val="0"/>
+                <w:sz w:val="24"/>
+                <w:szCs w:val="24"/>
+                <w:lang w:eastAsia="ru-RU"/>
+                <w14:ligatures w14:val="none"/>
+              </w:rPr>
+              <w:t>Появление аналогичных приложений на рынке</w:t>
             </w:r>
           </w:p>
         </w:tc>
         <w:tc>
           <w:tcPr>
-            <w:tcW w:w="0" w:type="auto"/>
+            <w:tcW w:w="2652" w:type="dxa"/>
             <w:hideMark/>
           </w:tcPr>
           <w:p>
             <w:pPr>
-              <w:spacing w:line="360" w:lineRule="auto"/>
-              <w:jc w:val="center"/>
-              <w:rPr>
-                <w:rFonts w:ascii="Times New Roman" w:eastAsia="Times New Roman" w:hAnsi="Times New Roman" w:cs="Times New Roman"/>
-                <w:kern w:val="0"/>
-                <w:sz w:val="24"/>
-                <w:szCs w:val="24"/>
-                <w:lang w:eastAsia="ru-RU"/>
-                <w14:ligatures w14:val="none"/>
-              </w:rPr>
-            </w:pPr>
-            <w:r>
-              <w:rPr>
-                <w:rFonts w:ascii="Times New Roman" w:eastAsia="Times New Roman" w:hAnsi="Times New Roman" w:cs="Times New Roman"/>
-                <w:kern w:val="0"/>
-                <w:sz w:val="24"/>
-                <w:szCs w:val="24"/>
-                <w:lang w:eastAsia="ru-RU"/>
-                <w14:ligatures w14:val="none"/>
-              </w:rPr>
-              <w:t>2</w:t>
+              <w:rPr>
+                <w:rFonts w:ascii="Times New Roman" w:eastAsia="Times New Roman" w:hAnsi="Times New Roman" w:cs="Times New Roman"/>
+                <w:kern w:val="0"/>
+                <w:sz w:val="24"/>
+                <w:szCs w:val="24"/>
+                <w:lang w:eastAsia="ru-RU"/>
+                <w14:ligatures w14:val="none"/>
+              </w:rPr>
+            </w:pPr>
+            <w:r>
+              <w:rPr>
+                <w:rFonts w:ascii="Times New Roman" w:eastAsia="Times New Roman" w:hAnsi="Times New Roman" w:cs="Times New Roman"/>
+                <w:kern w:val="0"/>
+                <w:sz w:val="24"/>
+                <w:szCs w:val="24"/>
+                <w:lang w:eastAsia="ru-RU"/>
+                <w14:ligatures w14:val="none"/>
+              </w:rPr>
+              <w:t>развитие уникального функционала приложения</w:t>
+            </w:r>
+          </w:p>
+        </w:tc>
+        <w:tc>
+          <w:tcPr>
+            <w:tcW w:w="2030" w:type="dxa"/>
+            <w:hideMark/>
+          </w:tcPr>
+          <w:p>
+            <w:pPr>
+              <w:rPr>
+                <w:rFonts w:ascii="Times New Roman" w:eastAsia="Times New Roman" w:hAnsi="Times New Roman" w:cs="Times New Roman"/>
+                <w:kern w:val="0"/>
+                <w:sz w:val="24"/>
+                <w:szCs w:val="24"/>
+                <w:lang w:eastAsia="ru-RU"/>
+                <w14:ligatures w14:val="none"/>
+              </w:rPr>
+            </w:pPr>
+            <w:r>
+              <w:rPr>
+                <w:rFonts w:ascii="Times New Roman" w:eastAsia="Times New Roman" w:hAnsi="Times New Roman" w:cs="Times New Roman"/>
+                <w:kern w:val="0"/>
+                <w:sz w:val="24"/>
+                <w:szCs w:val="24"/>
+                <w:lang w:eastAsia="ru-RU"/>
+                <w14:ligatures w14:val="none"/>
+              </w:rPr>
+              <w:t>обновление функциональности и улучшение сервиса</w:t>
             </w:r>
           </w:p>
         </w:tc>
@@ -22785,7 +22092,7 @@
     <w:p>
       <w:pPr>
         <w:spacing w:after="0" w:line="360" w:lineRule="auto"/>
-        <w:ind w:firstLine="709"/>
+        <w:ind w:firstLine="708"/>
         <w:jc w:val="both"/>
         <w:rPr>
           <w:rFonts w:ascii="Times New Roman" w:hAnsi="Times New Roman" w:cs="Times New Roman"/>
@@ -22799,7 +22106,7 @@
           <w:sz w:val="24"/>
           <w:szCs w:val="24"/>
         </w:rPr>
-        <w:t>Где:</w:t>
+        <w:t>10.3 Матрица вероятности и влияния рисков</w:t>
       </w:r>
     </w:p>
     <w:p>
@@ -22819,7 +22126,7 @@
           <w:sz w:val="24"/>
           <w:szCs w:val="24"/>
         </w:rPr>
-        <w:t>1 — ошибки приложения</w:t>
+        <w:t>Для наглядной оценки рисков используется матрица, в которой учитывается вероятность возникновения риска и степень его влияния на проект.</w:t>
       </w:r>
     </w:p>
     <w:p>
@@ -22839,147 +22146,6 @@
           <w:sz w:val="24"/>
           <w:szCs w:val="24"/>
         </w:rPr>
-        <w:t>2 — потеря данных</w:t>
-      </w:r>
-    </w:p>
-    <w:p>
-      <w:pPr>
-        <w:spacing w:after="0" w:line="360" w:lineRule="auto"/>
-        <w:ind w:firstLine="709"/>
-        <w:jc w:val="both"/>
-        <w:rPr>
-          <w:rFonts w:ascii="Times New Roman" w:hAnsi="Times New Roman" w:cs="Times New Roman"/>
-          <w:sz w:val="24"/>
-          <w:szCs w:val="24"/>
-        </w:rPr>
-      </w:pPr>
-      <w:r>
-        <w:rPr>
-          <w:rFonts w:ascii="Times New Roman" w:hAnsi="Times New Roman" w:cs="Times New Roman"/>
-          <w:sz w:val="24"/>
-          <w:szCs w:val="24"/>
-        </w:rPr>
-        <w:t>3 — задержка разработки</w:t>
-      </w:r>
-    </w:p>
-    <w:p>
-      <w:pPr>
-        <w:spacing w:after="0" w:line="360" w:lineRule="auto"/>
-        <w:ind w:firstLine="709"/>
-        <w:jc w:val="both"/>
-        <w:rPr>
-          <w:rFonts w:ascii="Times New Roman" w:hAnsi="Times New Roman" w:cs="Times New Roman"/>
-          <w:sz w:val="24"/>
-          <w:szCs w:val="24"/>
-        </w:rPr>
-      </w:pPr>
-      <w:r>
-        <w:rPr>
-          <w:rFonts w:ascii="Times New Roman" w:hAnsi="Times New Roman" w:cs="Times New Roman"/>
-          <w:sz w:val="24"/>
-          <w:szCs w:val="24"/>
-        </w:rPr>
-        <w:t>4 — низкая активность пользователей</w:t>
-      </w:r>
-    </w:p>
-    <w:p>
-      <w:pPr>
-        <w:spacing w:after="0" w:line="360" w:lineRule="auto"/>
-        <w:ind w:firstLine="709"/>
-        <w:jc w:val="both"/>
-        <w:rPr>
-          <w:rFonts w:ascii="Times New Roman" w:hAnsi="Times New Roman" w:cs="Times New Roman"/>
-          <w:sz w:val="24"/>
-          <w:szCs w:val="24"/>
-        </w:rPr>
-      </w:pPr>
-      <w:r>
-        <w:rPr>
-          <w:rFonts w:ascii="Times New Roman" w:hAnsi="Times New Roman" w:cs="Times New Roman"/>
-          <w:sz w:val="24"/>
-          <w:szCs w:val="24"/>
-        </w:rPr>
-        <w:t>5 — проблемы с авторскими правами</w:t>
-      </w:r>
-    </w:p>
-    <w:p>
-      <w:pPr>
-        <w:spacing w:after="0" w:line="360" w:lineRule="auto"/>
-        <w:ind w:firstLine="709"/>
-        <w:jc w:val="both"/>
-        <w:rPr>
-          <w:rFonts w:ascii="Times New Roman" w:hAnsi="Times New Roman" w:cs="Times New Roman"/>
-          <w:sz w:val="24"/>
-          <w:szCs w:val="24"/>
-        </w:rPr>
-      </w:pPr>
-      <w:r>
-        <w:rPr>
-          <w:rFonts w:ascii="Times New Roman" w:hAnsi="Times New Roman" w:cs="Times New Roman"/>
-          <w:sz w:val="24"/>
-          <w:szCs w:val="24"/>
-        </w:rPr>
-        <w:t>6 — недостаток финансирования</w:t>
-      </w:r>
-    </w:p>
-    <w:p>
-      <w:pPr>
-        <w:spacing w:after="0" w:line="360" w:lineRule="auto"/>
-        <w:ind w:firstLine="709"/>
-        <w:jc w:val="both"/>
-        <w:rPr>
-          <w:rFonts w:ascii="Times New Roman" w:hAnsi="Times New Roman" w:cs="Times New Roman"/>
-          <w:sz w:val="24"/>
-          <w:szCs w:val="24"/>
-        </w:rPr>
-      </w:pPr>
-      <w:r>
-        <w:rPr>
-          <w:rFonts w:ascii="Times New Roman" w:hAnsi="Times New Roman" w:cs="Times New Roman"/>
-          <w:sz w:val="24"/>
-          <w:szCs w:val="24"/>
-        </w:rPr>
-        <w:t>7 — появление конкурентов</w:t>
-      </w:r>
-    </w:p>
-    <w:p>
-      <w:pPr>
-        <w:spacing w:after="0" w:line="360" w:lineRule="auto"/>
-        <w:ind w:firstLine="709"/>
-        <w:jc w:val="both"/>
-        <w:rPr>
-          <w:rFonts w:ascii="Times New Roman" w:hAnsi="Times New Roman" w:cs="Times New Roman"/>
-          <w:sz w:val="24"/>
-          <w:szCs w:val="24"/>
-        </w:rPr>
-      </w:pPr>
-      <w:r>
-        <w:rPr>
-          <w:rFonts w:ascii="Times New Roman" w:hAnsi="Times New Roman" w:cs="Times New Roman"/>
-          <w:sz w:val="24"/>
-          <w:szCs w:val="24"/>
-        </w:rPr>
-        <w:t>Наиболее значимыми рисками являются технические риски и риск низкой активности пользователей, так как они могут существенно повлиять на успешность реализации проекта.</w:t>
-      </w:r>
-    </w:p>
-    <w:p>
-      <w:pPr>
-        <w:spacing w:after="0" w:line="360" w:lineRule="auto"/>
-        <w:ind w:firstLine="709"/>
-        <w:jc w:val="both"/>
-        <w:rPr>
-          <w:rFonts w:ascii="Times New Roman" w:hAnsi="Times New Roman" w:cs="Times New Roman"/>
-          <w:sz w:val="24"/>
-          <w:szCs w:val="24"/>
-        </w:rPr>
-      </w:pPr>
-      <w:r>
-        <w:rPr>
-          <w:rFonts w:ascii="Times New Roman" w:hAnsi="Times New Roman" w:cs="Times New Roman"/>
-          <w:sz w:val="24"/>
-          <w:szCs w:val="24"/>
-        </w:rPr>
-        <w:lastRenderedPageBreak/>
         <w:t>10.4 Выводы по результатам анализа рисков</w:t>
       </w:r>
     </w:p>
@@ -23089,6 +22255,7 @@
         <w:pStyle w:val="a4"/>
       </w:pPr>
       <w:r>
+        <w:lastRenderedPageBreak/>
         <w:t>Финансовая оценка проекта по разработке мобильного приложения для обмена учебными материалами между студентами выполняется в следующей последовательности:</w:t>
       </w:r>
     </w:p>
@@ -23300,15 +22467,13 @@
         <w:t>7.2.5 «Потоки доходов»</w:t>
       </w:r>
       <w:r>
-        <w:t xml:space="preserve"> в качестве основных источников дохода проекта выделены платная подписка на расширенные функции приложения, реклама образовательных сервисов, партнёрские программы с образовательными </w:t>
-      </w:r>
-      <w:r>
-        <w:lastRenderedPageBreak/>
-        <w:t xml:space="preserve">платформами и дополнительные </w:t>
-      </w:r>
+        <w:t xml:space="preserve"> в качестве основных источников дохода проекта выделены платная подписка на расширенные функции приложения, реклама образовательных сервисов, партнёрские программы с образовательными платформами и дополнительные </w:t>
+      </w:r>
+      <w:proofErr w:type="spellStart"/>
       <w:r>
         <w:t>premium</w:t>
       </w:r>
+      <w:proofErr w:type="spellEnd"/>
       <w:r>
         <w:t xml:space="preserve">-функции. В пункте </w:t>
       </w:r>
@@ -23406,7 +22571,7 @@
       <w:pPr>
         <w:pStyle w:val="a4"/>
         <w:numPr>
-          <w:ilvl w:val="0"/>
+          <w:ilvl w:val="1"/>
           <w:numId w:val="41"/>
         </w:numPr>
         <w:rPr>
@@ -23418,6 +22583,70 @@
           <w:lang w:eastAsia="ru-RU"/>
         </w:rPr>
         <w:t>1-й год — 900 000 руб.;</w:t>
+      </w:r>
+    </w:p>
+    <w:p>
+      <w:pPr>
+        <w:pStyle w:val="a4"/>
+        <w:numPr>
+          <w:ilvl w:val="1"/>
+          <w:numId w:val="41"/>
+        </w:numPr>
+        <w:rPr>
+          <w:lang w:eastAsia="ru-RU"/>
+        </w:rPr>
+      </w:pPr>
+      <w:r>
+        <w:rPr>
+          <w:lang w:eastAsia="ru-RU"/>
+        </w:rPr>
+        <w:t>2-й год — 1 300 000 руб.;</w:t>
+      </w:r>
+    </w:p>
+    <w:p>
+      <w:pPr>
+        <w:pStyle w:val="a4"/>
+        <w:numPr>
+          <w:ilvl w:val="1"/>
+          <w:numId w:val="41"/>
+        </w:numPr>
+        <w:rPr>
+          <w:lang w:eastAsia="ru-RU"/>
+        </w:rPr>
+      </w:pPr>
+      <w:r>
+        <w:rPr>
+          <w:lang w:eastAsia="ru-RU"/>
+        </w:rPr>
+        <w:lastRenderedPageBreak/>
+        <w:t xml:space="preserve">3-й год — 1 800 000 </w:t>
+      </w:r>
+      <w:proofErr w:type="gramStart"/>
+      <w:r>
+        <w:rPr>
+          <w:lang w:eastAsia="ru-RU"/>
+        </w:rPr>
+        <w:t>руб..</w:t>
+      </w:r>
+      <w:proofErr w:type="gramEnd"/>
+    </w:p>
+    <w:p>
+      <w:pPr>
+        <w:pStyle w:val="a4"/>
+      </w:pPr>
+      <w:r>
+        <w:t xml:space="preserve">Для расчёта точки безубыточности в качестве базового платного элемента монетизации принимается </w:t>
+      </w:r>
+      <w:proofErr w:type="spellStart"/>
+      <w:r>
+        <w:t>premium</w:t>
+      </w:r>
+      <w:proofErr w:type="spellEnd"/>
+      <w:r>
+        <w:t xml:space="preserve">-подписка. </w:t>
+      </w:r>
+      <w:r>
+        <w:t>При этом используются следующие значения:</w:t>
       </w:r>
     </w:p>
     <w:p>
@@ -23427,15 +22656,20 @@
           <w:ilvl w:val="0"/>
           <w:numId w:val="41"/>
         </w:numPr>
-        <w:rPr>
-          <w:lang w:eastAsia="ru-RU"/>
-        </w:rPr>
-      </w:pPr>
-      <w:r>
-        <w:rPr>
-          <w:lang w:eastAsia="ru-RU"/>
-        </w:rPr>
-        <w:t>2-й год — 1 300 000 руб.;</w:t>
+      </w:pPr>
+      <w:r>
+        <w:t xml:space="preserve">цена подписки — </w:t>
+      </w:r>
+      <w:r>
+        <w:rPr>
+          <w:rStyle w:val="af"/>
+          <w:b w:val="0"/>
+          <w:bCs w:val="0"/>
+        </w:rPr>
+        <w:t>199 руб./мес.</w:t>
+      </w:r>
+      <w:r>
+        <w:t>;</w:t>
       </w:r>
     </w:p>
     <w:p>
@@ -23445,32 +22679,20 @@
           <w:ilvl w:val="0"/>
           <w:numId w:val="41"/>
         </w:numPr>
-        <w:rPr>
-          <w:lang w:eastAsia="ru-RU"/>
-        </w:rPr>
-      </w:pPr>
-      <w:r>
-        <w:rPr>
-          <w:lang w:eastAsia="ru-RU"/>
-        </w:rPr>
-        <w:t>3-й год — 1 800 000 руб..</w:t>
-      </w:r>
-    </w:p>
-    <w:p>
-      <w:pPr>
-        <w:pStyle w:val="a4"/>
-      </w:pPr>
-      <w:r>
-        <w:t xml:space="preserve">Для расчёта точки безубыточности в качестве базового платного элемента монетизации принимается </w:t>
-      </w:r>
-      <w:r>
-        <w:t>premium</w:t>
-      </w:r>
-      <w:r>
-        <w:t xml:space="preserve">-подписка. </w:t>
-      </w:r>
-      <w:r>
-        <w:t>При этом используются следующие значения:</w:t>
+      </w:pPr>
+      <w:r>
+        <w:t xml:space="preserve">переменные затраты на одного платного пользователя — </w:t>
+      </w:r>
+      <w:r>
+        <w:rPr>
+          <w:rStyle w:val="af"/>
+          <w:b w:val="0"/>
+          <w:bCs w:val="0"/>
+        </w:rPr>
+        <w:t>39 руб./мес.</w:t>
+      </w:r>
+      <w:r>
+        <w:t>;</w:t>
       </w:r>
     </w:p>
     <w:p>
@@ -23482,7 +22704,7 @@
         </w:numPr>
       </w:pPr>
       <w:r>
-        <w:t xml:space="preserve">цена подписки — </w:t>
+        <w:t xml:space="preserve">постоянные ежемесячные затраты — </w:t>
       </w:r>
       <w:r>
         <w:rPr>
@@ -23490,52 +22712,6 @@
           <w:b w:val="0"/>
           <w:bCs w:val="0"/>
         </w:rPr>
-        <w:t>199 руб./мес.</w:t>
-      </w:r>
-      <w:r>
-        <w:t>;</w:t>
-      </w:r>
-    </w:p>
-    <w:p>
-      <w:pPr>
-        <w:pStyle w:val="a4"/>
-        <w:numPr>
-          <w:ilvl w:val="0"/>
-          <w:numId w:val="41"/>
-        </w:numPr>
-      </w:pPr>
-      <w:r>
-        <w:t xml:space="preserve">переменные затраты на одного платного пользователя — </w:t>
-      </w:r>
-      <w:r>
-        <w:rPr>
-          <w:rStyle w:val="af"/>
-          <w:b w:val="0"/>
-          <w:bCs w:val="0"/>
-        </w:rPr>
-        <w:t>39 руб./мес.</w:t>
-      </w:r>
-      <w:r>
-        <w:t>;</w:t>
-      </w:r>
-    </w:p>
-    <w:p>
-      <w:pPr>
-        <w:pStyle w:val="a4"/>
-        <w:numPr>
-          <w:ilvl w:val="0"/>
-          <w:numId w:val="41"/>
-        </w:numPr>
-      </w:pPr>
-      <w:r>
-        <w:t xml:space="preserve">постоянные ежемесячные затраты — </w:t>
-      </w:r>
-      <w:r>
-        <w:rPr>
-          <w:rStyle w:val="af"/>
-          <w:b w:val="0"/>
-          <w:bCs w:val="0"/>
-        </w:rPr>
         <w:t>60 000 руб./мес.</w:t>
       </w:r>
     </w:p>
@@ -23573,7 +22749,10 @@
         <w:pStyle w:val="a4"/>
       </w:pPr>
       <w:r>
-        <w:t>Формула:</w:t>
+        <w:t>Чистая приведённая стоимость проекта (NPV) используется для оценки общей экономической эффективности проекта с учётом фактора времени. Данный показатель позволяет определить, создаёт ли проект дополнительную стоимость после возврата первоначальных инвестиций. Для расчёта NPV используется следующая формула</w:t>
+      </w:r>
+      <w:r>
+        <w:t>:</w:t>
       </w:r>
     </w:p>
     <w:p>
@@ -23854,7 +23033,6 @@
           <w:rPr>
             <w:rFonts w:ascii="Cambria Math" w:hAnsi="Cambria Math"/>
           </w:rPr>
-          <w:lastRenderedPageBreak/>
           <m:t>NPV</m:t>
         </m:r>
       </m:oMath>
@@ -24107,7 +23285,14 @@
         <w:pStyle w:val="a4"/>
       </w:pPr>
       <w:r>
-        <w:t>Индекс прибыльности определяется как отношение приведённой стоимости будущих денежных поступлений к первоначальным инвестициям:</w:t>
+        <w:t xml:space="preserve">Индекс прибыльности (PI) применяется для оценки относительной эффективности инвестиционного проекта. Этот показатель показывает, сколько дисконтированных поступлений приходится на 1 рубль вложенных средств, и позволяет судить о </w:t>
+      </w:r>
+      <w:r>
+        <w:lastRenderedPageBreak/>
+        <w:t>целесообразности инвестирования в проект. Для расчёта индекса прибыльности используется следующая формула</w:t>
+      </w:r>
+      <w:r>
+        <w:t>:</w:t>
       </w:r>
     </w:p>
     <w:p>
@@ -24411,13 +23596,8 @@
         <w:pStyle w:val="a4"/>
       </w:pPr>
       <w:r>
-        <w:t>Внутренняя норма доходности определяется как такая ставка дисконтирования, при которой чистая приведённая стоимость проекта равна нулю:</w:t>
-      </w:r>
-    </w:p>
-    <w:p>
-      <w:pPr>
-        <w:pStyle w:val="a4"/>
-      </w:pPr>
+        <w:t xml:space="preserve">Внутренняя норма доходности (IRR) используется для определения максимально допустимой стоимости капитала, при которой проект ещё остаётся эффективным. Данный показатель позволяет сравнить доходность проекта с принятой ставкой дисконтирования и сделать вывод о его финансовой привлекательности. Для расчёта IRR используется следующее условие: </w:t>
+      </w:r>
       <m:oMath>
         <m:r>
           <w:rPr>
@@ -24745,6 +23925,20 @@
       <w:r>
         <w:t>проект можно считать финансово привлекательным.</w:t>
       </w:r>
+      <w:r>
+        <w:t xml:space="preserve"> Это означает, что проект способен обеспечивать доходность выше минимально требуемого уровня доходности капитала. Такой результат является </w:t>
+      </w:r>
+      <w:r>
+        <w:rPr>
+          <w:rStyle w:val="af"/>
+          <w:b w:val="0"/>
+          <w:bCs w:val="0"/>
+        </w:rPr>
+        <w:t>положительным</w:t>
+      </w:r>
+      <w:r>
+        <w:t>, поскольку по критерию IRR проект считается финансово привлекательным: если IRR больше ставки дисконтирования, проект можно принимать к реализации.</w:t>
+      </w:r>
     </w:p>
     <w:p>
       <w:pPr>
@@ -24763,7 +23957,18 @@
         <w:pStyle w:val="a4"/>
       </w:pPr>
       <w:r>
+        <w:t xml:space="preserve">Модифицированная внутренняя норма доходности (MIRR) применяется для более реалистичной оценки доходности проекта, поскольку учитывает стоимость реинвестирования положительных денежных потоков и стоимость финансирования отрицательных потоков. Этот </w:t>
+      </w:r>
+      <w:r>
         <w:lastRenderedPageBreak/>
+        <w:t xml:space="preserve">показатель позволяет точнее оценить экономическую эффективность проекта по сравнению с классическим IRR. </w:t>
+      </w:r>
+    </w:p>
+    <w:p>
+      <w:pPr>
+        <w:pStyle w:val="a4"/>
+      </w:pPr>
+      <w:r>
         <w:t xml:space="preserve">Модифицированная внутренняя норма доходности </w:t>
       </w:r>
       <m:oMath>
@@ -26355,7 +25560,10 @@
       </w:pPr>
       <w:r>
         <w:lastRenderedPageBreak/>
-        <w:t>Срок окупаемости первоначальных инвестиций показывает, за какой период времени доходы от проекта компенсируют первоначальные вложения. Для расчёта может использоваться формула:</w:t>
+        <w:t>Срок окупаемости проекта (PP) используется для определения периода времени, необходимого для возврата первоначальных инвестиций за счёт поступающих доходов. Данный показатель позволяет оценить, насколько быстро проект компенсирует вложенные в него средства. Для расчёта срока окупаемости может использоваться следующая формула</w:t>
+      </w:r>
+      <w:r>
+        <w:t>:</w:t>
       </w:r>
     </w:p>
     <w:p>
@@ -27111,6 +26319,20 @@
         <w:lastRenderedPageBreak/>
         <w:t>Таким образом, срок окупаемости первоначальных инвестиций проекта составляет 2,11 года, то есть примерно 2 года и 1 месяц.</w:t>
       </w:r>
+      <w:r>
+        <w:t xml:space="preserve"> Это означает, что за данный период проект компенсирует первоначально вложенные средства за счёт поступающих доходов. Такой результат можно оценить как </w:t>
+      </w:r>
+      <w:r>
+        <w:rPr>
+          <w:rStyle w:val="af"/>
+          <w:b w:val="0"/>
+          <w:bCs w:val="0"/>
+        </w:rPr>
+        <w:t>скорее хороший</w:t>
+      </w:r>
+      <w:r>
+        <w:t>, поскольку проект окупается в пределах расчётного периода, равного 3 годам. Вместе с тем срок окупаемости нельзя назвать очень коротким, поэтому проект зависит от стабильного получения доходов в течение нескольких лет.</w:t>
+      </w:r>
     </w:p>
     <w:p>
       <w:pPr>
@@ -27138,7 +26360,7 @@
         <w:pStyle w:val="a4"/>
       </w:pPr>
       <w:r>
-        <w:t>Период окупаемости с учётом дисконтирования денежных потоков позволяет определить срок возврата инвестиций с поправкой на стоимость денег во времени. Расчёт выполняется по формуле:</w:t>
+        <w:t>Дисконтированный срок окупаемости (DPP) используется для определения периода возврата инвестиций с учётом стоимости денег во времени. В отличие от простого срока окупаемости, данный показатель учитывает дисконтирование денежных потоков и поэтому позволяет получить более точную оценку финансовой устойчивости проекта. Для расчёта DPP используется следующая формула:</w:t>
       </w:r>
     </w:p>
     <w:p>
@@ -27160,7 +26382,6 @@
             </m:rPr>
             <w:rPr>
               <w:rFonts w:ascii="Cambria Math" w:hAnsi="Cambria Math"/>
-              <w:lang w:val="en-US"/>
             </w:rPr>
             <m:t>=</m:t>
           </m:r>
@@ -27177,18 +26398,8 @@
             </m:rPr>
             <w:rPr>
               <w:rFonts w:ascii="Cambria Math" w:hAnsi="Cambria Math"/>
-              <w:lang w:val="en-US"/>
             </w:rPr>
-            <m:t xml:space="preserve">, </m:t>
-          </m:r>
-          <m:r>
-            <m:rPr>
-              <m:sty m:val="p"/>
-            </m:rPr>
-            <w:rPr>
-              <w:rFonts w:ascii="Cambria Math" w:hAnsi="Cambria Math"/>
-            </w:rPr>
-            <m:t xml:space="preserve">если </m:t>
+            <m:t xml:space="preserve">, если </m:t>
           </m:r>
           <m:nary>
             <m:naryPr>
@@ -27347,7 +26558,6 @@
                     </m:rPr>
                     <w:rPr>
                       <w:rFonts w:ascii="Cambria Math" w:eastAsiaTheme="minorHAnsi" w:hAnsi="Cambria Math"/>
-                      <w:lang w:val="en-US"/>
                     </w:rPr>
                     <m:t>0</m:t>
                   </m:r>
@@ -27995,6 +27205,7 @@
             <w:rPr>
               <w:rFonts w:ascii="Cambria Math" w:hAnsi="Cambria Math"/>
             </w:rPr>
+            <w:lastRenderedPageBreak/>
             <m:t>1839923</m:t>
           </m:r>
           <m:r>
@@ -28096,7 +27307,6 @@
         <w:pStyle w:val="a4"/>
       </w:pPr>
       <w:r>
-        <w:lastRenderedPageBreak/>
         <w:t>Остаток третьего года:</w:t>
       </w:r>
     </w:p>
@@ -28206,6 +27416,23 @@
       <w:r>
         <w:t>Таким образом, период окупаемости проекта с учётом дисконтирования денежных потоков составляет 2,44 года, то есть примерно 2 года и 5 месяцев.</w:t>
       </w:r>
+      <w:r>
+        <w:t xml:space="preserve"> </w:t>
+      </w:r>
+      <w:r>
+        <w:t xml:space="preserve">Это означает, что даже с поправкой на стоимость денег во времени проект успевает вернуть вложения в пределах расчётного периода. Такой результат является </w:t>
+      </w:r>
+      <w:r>
+        <w:rPr>
+          <w:rStyle w:val="af"/>
+          <w:b w:val="0"/>
+          <w:bCs w:val="0"/>
+        </w:rPr>
+        <w:t>положительным</w:t>
+      </w:r>
+      <w:r>
+        <w:t>, поскольку подтверждает финансовую устойчивость проекта, однако показывает, что фактическая окупаемость с учётом дисконтирования происходит медленнее, чем по простому сроку окупаемости.</w:t>
+      </w:r>
     </w:p>
     <w:p>
       <w:pPr>
@@ -28236,7 +27463,7 @@
         <w:pStyle w:val="a4"/>
       </w:pPr>
       <w:r>
-        <w:t>Коэффициент рентабельности инвестиций показывает, сколько в среднем за проект создаётся чистой прибыли на один рубль вложенных инвестиций. Для расчёта используется формула</w:t>
+        <w:t>Коэффициент рентабельности инвестиций (ARR) применяется для оценки средней доходности проекта по отношению к объёму первоначальных вложений. Этот показатель позволяет определить, сколько прибыли в среднем приносит каждый рубль инвестированного капитала. Для расчёта ARR используется следующая формула:</w:t>
       </w:r>
     </w:p>
     <w:p>
@@ -28572,6 +27799,7 @@
               <w:rFonts w:ascii="Cambria Math" w:hAnsi="Cambria Math"/>
               <w:lang w:val="en-US"/>
             </w:rPr>
+            <w:lastRenderedPageBreak/>
             <m:t>IC</m:t>
           </m:r>
           <m:r>
@@ -28675,6 +27903,20 @@
       <w:r>
         <w:t>Следовательно, коэффициент рентабельности инвестиций проекта составляет 55,56%. Это означает, что на 1 рубль первоначальных вложений в среднем приходится около 0,56 рубля прибыли за расчётный период.</w:t>
       </w:r>
+      <w:r>
+        <w:t xml:space="preserve"> Такой результат можно оценить как </w:t>
+      </w:r>
+      <w:r>
+        <w:rPr>
+          <w:rStyle w:val="af"/>
+          <w:b w:val="0"/>
+          <w:bCs w:val="0"/>
+        </w:rPr>
+        <w:t>достаточно хороший</w:t>
+      </w:r>
+      <w:r>
+        <w:t>, поскольку он показывает сравнительно высокий уровень отдачи на вложенный капитал. Данный показатель положительно влияет на оценку проекта и подтверждает, что вложения в проект являются оправданными с точки зрения прибыльности.</w:t>
+      </w:r>
     </w:p>
     <w:p>
       <w:pPr>
@@ -28686,6 +27928,14 @@
       <w:r>
         <w:tab/>
         <w:t>Расчёт точки безубыточности проекта</w:t>
+      </w:r>
+    </w:p>
+    <w:p>
+      <w:pPr>
+        <w:pStyle w:val="a4"/>
+      </w:pPr>
+      <w:r>
+        <w:t>Точка безубыточности используется для определения минимального объёма продаж, при котором проект покрывает все свои постоянные и переменные затраты, но ещё не получает прибыль. Данный показатель позволяет оценить минимально необходимый уровень коммерческой активности для безубыточной работы проекта.</w:t>
       </w:r>
     </w:p>
     <w:p>
@@ -28805,7 +28055,6 @@
         <w:pStyle w:val="a4"/>
       </w:pPr>
       <w:r>
-        <w:lastRenderedPageBreak/>
         <w:t>Где</w:t>
       </w:r>
     </w:p>
@@ -29126,7 +28375,22 @@
         <w:pStyle w:val="a4"/>
       </w:pPr>
       <w:r>
-        <w:t>Следовательно, точка безубыточности составляет 375 платных подписок в месяц.</w:t>
+        <w:t xml:space="preserve">Следовательно, точка безубыточности составляет </w:t>
+      </w:r>
+      <w:r>
+        <w:rPr>
+          <w:rStyle w:val="af"/>
+          <w:b w:val="0"/>
+          <w:bCs w:val="0"/>
+        </w:rPr>
+        <w:t>375 платных подписок в месяц</w:t>
+      </w:r>
+      <w:r>
+        <w:t xml:space="preserve">. Это означает, что при данном объёме продаж выручка проекта полностью покрывает все постоянные и переменные затраты, но прибыль ещё не формируется. Сам по себе этот </w:t>
+      </w:r>
+      <w:r>
+        <w:lastRenderedPageBreak/>
+        <w:t>показатель нельзя назвать ни однозначно хорошим, ни плохим: его оценка зависит от того, насколько реально для проекта обеспечить не менее 375 платных подписок ежемесячно. Для итоговой оценки проекта этот показатель очень важен, поскольку показывает минимальный уровень коммерческого успеха, необходимый для отсутствия убытков.</w:t>
       </w:r>
     </w:p>
     <w:p>
@@ -29154,13 +28418,21 @@
         <w:pStyle w:val="a4"/>
       </w:pPr>
       <w:r>
+        <w:t>График безубыточности строится для наглядного представления зависимости между выручкой, затратами и объёмом продаж. Он позволяет визуально определить точку, в которой проект переходит из зоны убытков в зону прибыли.</w:t>
+      </w:r>
+    </w:p>
+    <w:p>
+      <w:pPr>
+        <w:pStyle w:val="a4"/>
+      </w:pPr>
+      <w:r>
         <w:t xml:space="preserve">В таблице </w:t>
       </w:r>
       <w:r>
-        <w:t>8</w:t>
-      </w:r>
-      <w:r>
-        <w:t xml:space="preserve"> представлены данные для построения графика безубыточности.</w:t>
+        <w:t xml:space="preserve">7 </w:t>
+      </w:r>
+      <w:r>
+        <w:t>представлены данные для построения графика безубыточности.</w:t>
       </w:r>
     </w:p>
     <w:p>
@@ -29171,7 +28443,7 @@
         <w:t xml:space="preserve">Таблица </w:t>
       </w:r>
       <w:r>
-        <w:t>8</w:t>
+        <w:t>7</w:t>
       </w:r>
       <w:r>
         <w:t xml:space="preserve"> – Данные для построения графика безубыточности</w:t>
@@ -29964,19 +29236,7 @@
         <w:pStyle w:val="a4"/>
       </w:pPr>
       <w:r>
-        <w:t>11.12</w:t>
-      </w:r>
-      <w:r>
-        <w:tab/>
-        <w:t>Вывод по результатам финансовой оценки</w:t>
-      </w:r>
-    </w:p>
-    <w:p>
-      <w:pPr>
-        <w:pStyle w:val="a4"/>
-      </w:pPr>
-      <w:r>
-        <w:t xml:space="preserve">По результатам выполненных расчётов можно сделать вывод, что проект разработки мобильного приложения для обмена учебными материалами между студентами является экономически целесообразным. Модифицированная внутренняя норма доходности проекта составляет </w:t>
+        <w:t xml:space="preserve">График безубыточности наглядно показывает, что при объёме менее </w:t>
       </w:r>
       <w:r>
         <w:rPr>
@@ -29984,10 +29244,30 @@
           <w:b w:val="0"/>
           <w:bCs w:val="0"/>
         </w:rPr>
-        <w:t>22,25 %</w:t>
-      </w:r>
-      <w:r>
-        <w:t xml:space="preserve">, срок окупаемости первоначальных инвестиций — </w:t>
+        <w:t>375 платных подписок в месяц</w:t>
+      </w:r>
+      <w:r>
+        <w:t xml:space="preserve"> проект будет убыточным, а при превышении данного значения начнёт формировать прибыль. Следовательно, дальнейшая финансовая устойчивость проекта напрямую зависит от способности привлечь и удержать достаточное количество платных пользователей.</w:t>
+      </w:r>
+    </w:p>
+    <w:p>
+      <w:pPr>
+        <w:pStyle w:val="a4"/>
+      </w:pPr>
+      <w:r>
+        <w:t>11.12</w:t>
+      </w:r>
+      <w:r>
+        <w:tab/>
+        <w:t>Вывод по результатам финансовой оценки</w:t>
+      </w:r>
+    </w:p>
+    <w:p>
+      <w:pPr>
+        <w:pStyle w:val="a4"/>
+      </w:pPr>
+      <w:r>
+        <w:t xml:space="preserve">По результатам выполненных расчётов можно сделать вывод, что проект разработки мобильного приложения для обмена учебными материалами между студентами </w:t>
       </w:r>
       <w:r>
         <w:rPr>
@@ -29995,10 +29275,10 @@
           <w:b w:val="0"/>
           <w:bCs w:val="0"/>
         </w:rPr>
-        <w:t>2,11 года</w:t>
-      </w:r>
-      <w:r>
-        <w:t xml:space="preserve">, дисконтированный срок окупаемости — </w:t>
+        <w:t>имеет потенциальную экономическую реализуемость</w:t>
+      </w:r>
+      <w:r>
+        <w:t xml:space="preserve">, однако его коммерческая эффективность в значительной степени зависит от достижения планируемых показателей пользовательской базы и монетизации. Значения финансовых показателей свидетельствуют о том, что при принятых исходных данных проект способен окупить вложенные средства: модифицированная внутренняя норма доходности составляет 22,25 %, срок окупаемости первоначальных инвестиций — 2,11 года, дисконтированный срок окупаемости — 2,44 года, коэффициент рентабельности инвестиций — 55,56 %, а точка безубыточности достигается при 375 платных подписках в месяц. Вместе с тем положительный финансовый результат возможен только при условии стабильного привлечения и удержания пользователей, готовых оформлять платную подписку. Следовательно, проект можно рассматривать как </w:t>
       </w:r>
       <w:r>
         <w:rPr>
@@ -30006,10 +29286,7 @@
           <w:b w:val="0"/>
           <w:bCs w:val="0"/>
         </w:rPr>
-        <w:t>2,44 года</w:t>
-      </w:r>
-      <w:r>
-        <w:t xml:space="preserve">, коэффициент рентабельности инвестиций — </w:t>
+        <w:t xml:space="preserve">условно экономически </w:t>
       </w:r>
       <w:r>
         <w:rPr>
@@ -30017,48 +29294,19 @@
           <w:b w:val="0"/>
           <w:bCs w:val="0"/>
         </w:rPr>
-        <w:t>55,56 %</w:t>
-      </w:r>
-      <w:r>
-        <w:t xml:space="preserve">. Точка безубыточности достигается при </w:t>
-      </w:r>
-      <w:r>
-        <w:rPr>
-          <w:rStyle w:val="af"/>
-          <w:b w:val="0"/>
-          <w:bCs w:val="0"/>
-        </w:rPr>
-        <w:t>375 платных подписках в месяц</w:t>
-      </w:r>
-      <w:r>
-        <w:t>.</w:t>
+        <w:lastRenderedPageBreak/>
+        <w:t>оправданный</w:t>
+      </w:r>
+      <w:r>
+        <w:t>, но не как высокорентабельный коммерческий продукт при текущих условиях реализации.</w:t>
+      </w:r>
+      <w:r>
+        <w:br w:type="page"/>
       </w:r>
     </w:p>
     <w:p>
       <w:pPr>
         <w:pStyle w:val="a4"/>
-      </w:pPr>
-      <w:r>
-        <w:t>Следовательно, при достижении планируемых показателей пользовательской базы и монетизации проект способен окупить вложенные средства и обеспечить положительный финансовый результат. Источники доходов проекта и его основные статьи расходов согласуются с ранее определённой бизнес-моделью: в качестве доходов предусмотрены платная подписка, реклама, партнёрские программы и дополнительные premium-функции, а в качестве расходов — разработка, поддержка приложения, серверная инфраструктура, оплата труда команды, маркетинг и техническая поддержка.</w:t>
-      </w:r>
-    </w:p>
-    <w:p>
-      <w:pPr>
-        <w:rPr>
-          <w:rFonts w:ascii="Times New Roman" w:eastAsiaTheme="minorEastAsia" w:hAnsi="Times New Roman" w:cs="Times New Roman"/>
-          <w:iCs/>
-          <w:sz w:val="24"/>
-          <w:szCs w:val="24"/>
-        </w:rPr>
-      </w:pPr>
-      <w:r>
-        <w:br w:type="page"/>
-      </w:r>
-    </w:p>
-    <w:p>
-      <w:pPr>
-        <w:pStyle w:val="a4"/>
-        <w:jc w:val="center"/>
         <w:rPr>
           <w:b/>
           <w:bCs/>
@@ -30078,7 +29326,7 @@
         <w:pStyle w:val="a4"/>
       </w:pPr>
       <w:r>
-        <w:t>По результатам проведённого анализа можно сделать вывод, что разработка мобильного приложения для обмена учебными материалами между студентами является социально значимым и практически востребованным проектом, однако в коммерческом смысле его реализация в текущих условиях не является в полной мере целесообразной. Это связано с тем, что основную целевую аудиторию составляют студенты, для которых характерна ограниченная платежеспособность, а также с тем, что проект требует постоянных затрат на разработку, поддержку, модерацию контента, серверную инфраструктуру и продвижение. При этом в документе уже отмечено, что проект имеет риски, связанные с зависимостью от активности пользователей, необходимостью регулярного наполнения базы материалов и наличием конкурентной среды.</w:t>
+        <w:t>По результатам анализа можно сделать вывод, что разработка мобильного приложения для обмена учебными материалами между студентами является социально значимым и востребованным проектом, однако в коммерческом смысле не является достаточно рентабельной при текущих условиях реализации. Несмотря на наличие потенциальных источников дохода, предусмотренных бизнес-моделью проекта, их объём ограничен спецификой целевой аудитории, поскольку основными пользователями являются студенты, для которых характерна сравнительно невысокая платежеспособность. Кроме того, для обеспечения стабильной работы приложения требуются постоянные затраты на разработку, сопровождение, модерацию контента, серверную инфраструктуру и продвижение, что снижает коммерческую привлекательность проекта. Это соответствует ранее выявленным ограничениям проекта, связанным с финансовыми ресурсами, необходимостью постоянного наполнения базы материалов и зависимостью от активности пользователей.</w:t>
       </w:r>
     </w:p>
     <w:p>
@@ -30086,7 +29334,7 @@
         <w:pStyle w:val="a4"/>
       </w:pPr>
       <w:r>
-        <w:t>Вместе с тем проект обладает высокой образовательной и социальной ценностью, поскольку способен упростить доступ к учебным материалам, повысить удобство обмена знаниями между студентами и поддержать цифровую образовательную среду. Поэтому наиболее обоснованным вариантом является исполнение проекта в некоммерческом формате либо при поддержке образовательной организации, университета или студенческого сообщества. Таким образом, проект можно признать целесообразным для некоммерческого использования, но нецелесообразным как коммерчески ориентированный продукт без дополнительной внешней поддержки.</w:t>
+        <w:t>Вместе с тем проект обладает высокой социальной и образовательной ценностью. Он способен упростить доступ студентов к учебным материалам, повысить скорость обмена знаниями, поддержать коллективную подготовку к занятиям и экзаменам, а также способствовать развитию цифровой образовательной среды. В этом смысле проект является целесообразным для некоммерческого использования, например в формате университетской платформы, студенческого сообщества либо при поддержке образовательной организации. Таким образом, проект следует рассматривать не как коммерчески высокодоходный продукт, а как общественно полезное цифровое решение, оправданное с точки зрения образовательного эффекта и практической значимости для студентов.</w:t>
       </w:r>
     </w:p>
     <w:sectPr>
@@ -34875,7 +34123,7 @@
         <w:rFonts w:ascii="Symbol" w:hAnsi="Symbol" w:hint="default"/>
       </w:rPr>
     </w:lvl>
-    <w:lvl w:ilvl="1" w:tplc="04190003" w:tentative="1">
+    <w:lvl w:ilvl="1" w:tplc="04190003">
       <w:start w:val="1"/>
       <w:numFmt w:val="bullet"/>
       <w:lvlText w:val="o"/>
@@ -36523,7 +35771,7 @@
     <w:link w:val="a5"/>
     <w:autoRedefine/>
     <w:qFormat/>
-    <w:rsid w:val="00006326"/>
+    <w:rsid w:val="001A1841"/>
     <w:pPr>
       <w:spacing w:after="0" w:line="360" w:lineRule="auto"/>
       <w:ind w:firstLine="709"/>
@@ -36540,7 +35788,7 @@
     <w:name w:val="абзац Знак"/>
     <w:basedOn w:val="a0"/>
     <w:link w:val="a4"/>
-    <w:rsid w:val="00006326"/>
+    <w:rsid w:val="001A1841"/>
     <w:rPr>
       <w:rFonts w:ascii="Times New Roman" w:eastAsiaTheme="minorEastAsia" w:hAnsi="Times New Roman" w:cs="Times New Roman"/>
       <w:iCs/>

--- a/ЭОИТП.docx
+++ b/ЭОИТП.docx
@@ -191,7 +191,40 @@
                 <w:lang w:eastAsia="ru-RU"/>
                 <w14:ligatures w14:val="none"/>
               </w:rPr>
-              <w:t>канд. техн. наук, доцент</w:t>
+              <w:t>д</w:t>
+            </w:r>
+            <w:r>
+              <w:rPr>
+                <w:rFonts w:ascii="Times New Roman" w:eastAsia="Times New Roman" w:hAnsi="Times New Roman" w:cs="Times New Roman"/>
+                <w:kern w:val="0"/>
+                <w:sz w:val="24"/>
+                <w:szCs w:val="24"/>
+                <w:lang w:eastAsia="ru-RU"/>
+                <w14:ligatures w14:val="none"/>
+              </w:rPr>
+              <w:t>оцент</w:t>
+            </w:r>
+            <w:r>
+              <w:rPr>
+                <w:rFonts w:ascii="Times New Roman" w:eastAsia="Times New Roman" w:hAnsi="Times New Roman" w:cs="Times New Roman"/>
+                <w:kern w:val="0"/>
+                <w:sz w:val="24"/>
+                <w:szCs w:val="24"/>
+                <w:lang w:eastAsia="ru-RU"/>
+                <w14:ligatures w14:val="none"/>
+              </w:rPr>
+              <w:t>, к.э.н.</w:t>
+            </w:r>
+            <w:r>
+              <w:rPr>
+                <w:rFonts w:ascii="Times New Roman" w:eastAsia="Times New Roman" w:hAnsi="Times New Roman" w:cs="Times New Roman"/>
+                <w:kern w:val="0"/>
+                <w:sz w:val="24"/>
+                <w:szCs w:val="24"/>
+                <w:lang w:eastAsia="ru-RU"/>
+                <w14:ligatures w14:val="none"/>
+              </w:rPr>
+              <w:t>, доцент</w:t>
             </w:r>
           </w:p>
         </w:tc>
@@ -5411,45 +5444,6 @@
     <w:p>
       <w:pPr>
         <w:spacing w:after="0" w:line="360" w:lineRule="auto"/>
-        <w:ind w:firstLine="708"/>
-        <w:jc w:val="both"/>
-        <w:rPr>
-          <w:rFonts w:ascii="Times New Roman" w:hAnsi="Times New Roman" w:cs="Times New Roman"/>
-          <w:sz w:val="24"/>
-          <w:szCs w:val="24"/>
-        </w:rPr>
-      </w:pPr>
-      <w:r>
-        <w:rPr>
-          <w:rFonts w:ascii="Times New Roman" w:hAnsi="Times New Roman" w:cs="Times New Roman"/>
-          <w:sz w:val="24"/>
-          <w:szCs w:val="24"/>
-        </w:rPr>
-        <w:lastRenderedPageBreak/>
-        <w:t xml:space="preserve">Политические факторы (P – </w:t>
-      </w:r>
-      <w:proofErr w:type="spellStart"/>
-      <w:r>
-        <w:rPr>
-          <w:rFonts w:ascii="Times New Roman" w:hAnsi="Times New Roman" w:cs="Times New Roman"/>
-          <w:sz w:val="24"/>
-          <w:szCs w:val="24"/>
-        </w:rPr>
-        <w:t>Political</w:t>
-      </w:r>
-      <w:proofErr w:type="spellEnd"/>
-      <w:r>
-        <w:rPr>
-          <w:rFonts w:ascii="Times New Roman" w:hAnsi="Times New Roman" w:cs="Times New Roman"/>
-          <w:sz w:val="24"/>
-          <w:szCs w:val="24"/>
-        </w:rPr>
-        <w:t>)</w:t>
-      </w:r>
-    </w:p>
-    <w:p>
-      <w:pPr>
-        <w:spacing w:after="0" w:line="360" w:lineRule="auto"/>
         <w:ind w:firstLine="709"/>
         <w:jc w:val="both"/>
         <w:rPr>
@@ -5464,6 +5458,7 @@
           <w:sz w:val="24"/>
           <w:szCs w:val="24"/>
         </w:rPr>
+        <w:lastRenderedPageBreak/>
         <w:t>Проведенный анализ PEST-факторов показывает, что внешняя среда в целом благоприятствует разработке и внедрению мобильного приложения для студентов. Ключевые возможности связаны с активной государственной поддержкой цифровизации образования, высоким спросом на онлайн-обучение и укоренившейся привычкой студентов использовать смартфоны для быстрого доступа к информации. Развитие облачных технологий и современных средств разработки позволяет создать качественный продукт с оптимальными затратами.</w:t>
       </w:r>
     </w:p>
@@ -5896,7 +5891,6 @@
           <w:sz w:val="24"/>
           <w:szCs w:val="24"/>
         </w:rPr>
-        <w:lastRenderedPageBreak/>
         <w:t>Время восстановления после инцидента (RTO) — менее X часов.</w:t>
       </w:r>
     </w:p>
@@ -5922,6 +5916,7 @@
           <w:sz w:val="24"/>
           <w:szCs w:val="24"/>
         </w:rPr>
+        <w:lastRenderedPageBreak/>
         <w:t>Число инцидентов с утечкой персональных данных — 0 за первые 6 месяцев.</w:t>
       </w:r>
     </w:p>
@@ -20284,6 +20279,7 @@
       <w:pPr>
         <w:spacing w:after="0" w:line="360" w:lineRule="auto"/>
         <w:ind w:firstLine="709"/>
+        <w:jc w:val="both"/>
         <w:rPr>
           <w:rFonts w:ascii="Times New Roman" w:hAnsi="Times New Roman" w:cs="Times New Roman"/>
           <w:sz w:val="24"/>
@@ -20303,6 +20299,7 @@
       <w:pPr>
         <w:spacing w:after="0" w:line="360" w:lineRule="auto"/>
         <w:ind w:firstLine="709"/>
+        <w:jc w:val="both"/>
         <w:rPr>
           <w:rFonts w:ascii="Times New Roman" w:hAnsi="Times New Roman" w:cs="Times New Roman"/>
           <w:sz w:val="24"/>
@@ -22092,26 +22089,6 @@
     <w:p>
       <w:pPr>
         <w:spacing w:after="0" w:line="360" w:lineRule="auto"/>
-        <w:ind w:firstLine="708"/>
-        <w:jc w:val="both"/>
-        <w:rPr>
-          <w:rFonts w:ascii="Times New Roman" w:hAnsi="Times New Roman" w:cs="Times New Roman"/>
-          <w:sz w:val="24"/>
-          <w:szCs w:val="24"/>
-        </w:rPr>
-      </w:pPr>
-      <w:r>
-        <w:rPr>
-          <w:rFonts w:ascii="Times New Roman" w:hAnsi="Times New Roman" w:cs="Times New Roman"/>
-          <w:sz w:val="24"/>
-          <w:szCs w:val="24"/>
-        </w:rPr>
-        <w:t>10.3 Матрица вероятности и влияния рисков</w:t>
-      </w:r>
-    </w:p>
-    <w:p>
-      <w:pPr>
-        <w:spacing w:after="0" w:line="360" w:lineRule="auto"/>
         <w:ind w:firstLine="709"/>
         <w:jc w:val="both"/>
         <w:rPr>
@@ -22126,27 +22103,23 @@
           <w:sz w:val="24"/>
           <w:szCs w:val="24"/>
         </w:rPr>
-        <w:t>Для наглядной оценки рисков используется матрица, в которой учитывается вероятность возникновения риска и степень его влияния на проект.</w:t>
-      </w:r>
-    </w:p>
-    <w:p>
-      <w:pPr>
-        <w:spacing w:after="0" w:line="360" w:lineRule="auto"/>
-        <w:ind w:firstLine="709"/>
-        <w:jc w:val="both"/>
-        <w:rPr>
-          <w:rFonts w:ascii="Times New Roman" w:hAnsi="Times New Roman" w:cs="Times New Roman"/>
-          <w:sz w:val="24"/>
-          <w:szCs w:val="24"/>
-        </w:rPr>
-      </w:pPr>
-      <w:r>
-        <w:rPr>
-          <w:rFonts w:ascii="Times New Roman" w:hAnsi="Times New Roman" w:cs="Times New Roman"/>
-          <w:sz w:val="24"/>
-          <w:szCs w:val="24"/>
-        </w:rPr>
-        <w:t>10.4 Выводы по результатам анализа рисков</w:t>
+        <w:t>10.</w:t>
+      </w:r>
+      <w:r>
+        <w:rPr>
+          <w:rFonts w:ascii="Times New Roman" w:hAnsi="Times New Roman" w:cs="Times New Roman"/>
+          <w:sz w:val="24"/>
+          <w:szCs w:val="24"/>
+        </w:rPr>
+        <w:t>3</w:t>
+      </w:r>
+      <w:r>
+        <w:rPr>
+          <w:rFonts w:ascii="Times New Roman" w:hAnsi="Times New Roman" w:cs="Times New Roman"/>
+          <w:sz w:val="24"/>
+          <w:szCs w:val="24"/>
+        </w:rPr>
+        <w:t xml:space="preserve"> Выводы по результатам анализа рисков</w:t>
       </w:r>
     </w:p>
     <w:p>
@@ -22255,7 +22228,6 @@
         <w:pStyle w:val="a4"/>
       </w:pPr>
       <w:r>
-        <w:lastRenderedPageBreak/>
         <w:t>Финансовая оценка проекта по разработке мобильного приложения для обмена учебными материалами между студентами выполняется в следующей последовательности:</w:t>
       </w:r>
     </w:p>
@@ -22280,6 +22252,7 @@
         </w:numPr>
       </w:pPr>
       <w:r>
+        <w:lastRenderedPageBreak/>
         <w:t>задание расчётного периода и ставки дисконтирования;</w:t>
       </w:r>
     </w:p>
@@ -22618,7 +22591,6 @@
         <w:rPr>
           <w:lang w:eastAsia="ru-RU"/>
         </w:rPr>
-        <w:lastRenderedPageBreak/>
         <w:t xml:space="preserve">3-й год — 1 800 000 </w:t>
       </w:r>
       <w:proofErr w:type="gramStart"/>
@@ -22658,6 +22630,7 @@
         </w:numPr>
       </w:pPr>
       <w:r>
+        <w:lastRenderedPageBreak/>
         <w:t xml:space="preserve">цена подписки — </w:t>
       </w:r>
       <w:r>
@@ -23285,11 +23258,7 @@
         <w:pStyle w:val="a4"/>
       </w:pPr>
       <w:r>
-        <w:t xml:space="preserve">Индекс прибыльности (PI) применяется для оценки относительной эффективности инвестиционного проекта. Этот показатель показывает, сколько дисконтированных поступлений приходится на 1 рубль вложенных средств, и позволяет судить о </w:t>
-      </w:r>
-      <w:r>
-        <w:lastRenderedPageBreak/>
-        <w:t>целесообразности инвестирования в проект. Для расчёта индекса прибыльности используется следующая формула</w:t>
+        <w:t>Индекс прибыльности (PI) применяется для оценки относительной эффективности инвестиционного проекта. Этот показатель показывает, сколько дисконтированных поступлений приходится на 1 рубль вложенных средств, и позволяет судить о целесообразности инвестирования в проект. Для расчёта индекса прибыльности используется следующая формула</w:t>
       </w:r>
       <w:r>
         <w:t>:</w:t>
@@ -23390,6 +23359,7 @@
         <w:pStyle w:val="a4"/>
       </w:pPr>
       <w:r>
+        <w:lastRenderedPageBreak/>
         <w:t xml:space="preserve">Где </w:t>
       </w:r>
       <m:oMath>
@@ -23957,11 +23927,7 @@
         <w:pStyle w:val="a4"/>
       </w:pPr>
       <w:r>
-        <w:t xml:space="preserve">Модифицированная внутренняя норма доходности (MIRR) применяется для более реалистичной оценки доходности проекта, поскольку учитывает стоимость реинвестирования положительных денежных потоков и стоимость финансирования отрицательных потоков. Этот </w:t>
-      </w:r>
-      <w:r>
-        <w:lastRenderedPageBreak/>
-        <w:t xml:space="preserve">показатель позволяет точнее оценить экономическую эффективность проекта по сравнению с классическим IRR. </w:t>
+        <w:t xml:space="preserve">Модифицированная внутренняя норма доходности (MIRR) применяется для более реалистичной оценки доходности проекта, поскольку учитывает стоимость реинвестирования положительных денежных потоков и стоимость финансирования отрицательных потоков. Этот показатель позволяет точнее оценить экономическую эффективность проекта по сравнению с классическим IRR. </w:t>
       </w:r>
     </w:p>
     <w:p>
@@ -25559,7 +25525,6 @@
         <w:pStyle w:val="a4"/>
       </w:pPr>
       <w:r>
-        <w:lastRenderedPageBreak/>
         <w:t>Срок окупаемости проекта (PP) используется для определения периода времени, необходимого для возврата первоначальных инвестиций за счёт поступающих доходов. Данный показатель позволяет оценить, насколько быстро проект компенсирует вложенные в него средства. Для расчёта срока окупаемости может использоваться следующая формула</w:t>
       </w:r>
       <w:r>
@@ -25576,6 +25541,7 @@
             <w:rPr>
               <w:rFonts w:ascii="Cambria Math" w:hAnsi="Cambria Math"/>
             </w:rPr>
+            <w:lastRenderedPageBreak/>
             <m:t>PP</m:t>
           </m:r>
           <m:r>
@@ -26316,7 +26282,6 @@
         <w:pStyle w:val="a4"/>
       </w:pPr>
       <w:r>
-        <w:lastRenderedPageBreak/>
         <w:t>Таким образом, срок окупаемости первоначальных инвестиций проекта составляет 2,11 года, то есть примерно 2 года и 1 месяц.</w:t>
       </w:r>
       <w:r>
@@ -26331,7 +26296,11 @@
         <w:t>скорее хороший</w:t>
       </w:r>
       <w:r>
-        <w:t>, поскольку проект окупается в пределах расчётного периода, равного 3 годам. Вместе с тем срок окупаемости нельзя назвать очень коротким, поэтому проект зависит от стабильного получения доходов в течение нескольких лет.</w:t>
+        <w:t xml:space="preserve">, поскольку проект окупается в пределах </w:t>
+      </w:r>
+      <w:r>
+        <w:lastRenderedPageBreak/>
+        <w:t>расчётного периода, равного 3 годам. Вместе с тем срок окупаемости нельзя назвать очень коротким, поэтому проект зависит от стабильного получения доходов в течение нескольких лет.</w:t>
       </w:r>
     </w:p>
     <w:p>
@@ -27205,7 +27174,6 @@
             <w:rPr>
               <w:rFonts w:ascii="Cambria Math" w:hAnsi="Cambria Math"/>
             </w:rPr>
-            <w:lastRenderedPageBreak/>
             <m:t>1839923</m:t>
           </m:r>
           <m:r>
@@ -27260,6 +27228,7 @@
         <w:pStyle w:val="a4"/>
       </w:pPr>
       <w:r>
+        <w:lastRenderedPageBreak/>
         <w:t>Так как</w:t>
       </w:r>
     </w:p>
@@ -27799,7 +27768,6 @@
               <w:rFonts w:ascii="Cambria Math" w:hAnsi="Cambria Math"/>
               <w:lang w:val="en-US"/>
             </w:rPr>
-            <w:lastRenderedPageBreak/>
             <m:t>IC</m:t>
           </m:r>
           <m:r>
@@ -27901,6 +27869,7 @@
         <w:pStyle w:val="a4"/>
       </w:pPr>
       <w:r>
+        <w:lastRenderedPageBreak/>
         <w:t>Следовательно, коэффициент рентабельности инвестиций проекта составляет 55,56%. Это означает, что на 1 рубль первоначальных вложений в среднем приходится около 0,56 рубля прибыли за расчётный период.</w:t>
       </w:r>
       <w:r>
@@ -28386,18 +28355,15 @@
         <w:t>375 платных подписок в месяц</w:t>
       </w:r>
       <w:r>
-        <w:t xml:space="preserve">. Это означает, что при данном объёме продаж выручка проекта полностью покрывает все постоянные и переменные затраты, но прибыль ещё не формируется. Сам по себе этот </w:t>
-      </w:r>
+        <w:t>. Это означает, что при данном объёме продаж выручка проекта полностью покрывает все постоянные и переменные затраты, но прибыль ещё не формируется. Сам по себе этот показатель нельзя назвать ни однозначно хорошим, ни плохим: его оценка зависит от того, насколько реально для проекта обеспечить не менее 375 платных подписок ежемесячно. Для итоговой оценки проекта этот показатель очень важен, поскольку показывает минимальный уровень коммерческого успеха, необходимый для отсутствия убытков.</w:t>
+      </w:r>
+    </w:p>
+    <w:p>
+      <w:pPr>
+        <w:pStyle w:val="a4"/>
+      </w:pPr>
       <w:r>
         <w:lastRenderedPageBreak/>
-        <w:t>показатель нельзя назвать ни однозначно хорошим, ни плохим: его оценка зависит от того, насколько реально для проекта обеспечить не менее 375 платных подписок ежемесячно. Для итоговой оценки проекта этот показатель очень важен, поскольку показывает минимальный уровень коммерческого успеха, необходимый для отсутствия убытков.</w:t>
-      </w:r>
-    </w:p>
-    <w:p>
-      <w:pPr>
-        <w:pStyle w:val="a4"/>
-      </w:pPr>
-      <w:r>
         <w:t>11.11</w:t>
       </w:r>
       <w:r>
@@ -29185,7 +29151,6 @@
         <w:rPr>
           <w:noProof/>
         </w:rPr>
-        <w:lastRenderedPageBreak/>
         <w:drawing>
           <wp:inline distT="0" distB="0" distL="0" distR="0" wp14:anchorId="48BC5719" wp14:editId="0044E82C">
             <wp:extent cx="6120130" cy="3954145"/>
@@ -29236,6 +29201,7 @@
         <w:pStyle w:val="a4"/>
       </w:pPr>
       <w:r>
+        <w:lastRenderedPageBreak/>
         <w:t xml:space="preserve">График безубыточности наглядно показывает, что при объёме менее </w:t>
       </w:r>
       <w:r>
@@ -29286,16 +29252,7 @@
           <w:b w:val="0"/>
           <w:bCs w:val="0"/>
         </w:rPr>
-        <w:t xml:space="preserve">условно экономически </w:t>
-      </w:r>
-      <w:r>
-        <w:rPr>
-          <w:rStyle w:val="af"/>
-          <w:b w:val="0"/>
-          <w:bCs w:val="0"/>
-        </w:rPr>
-        <w:lastRenderedPageBreak/>
-        <w:t>оправданный</w:t>
+        <w:t>условно экономически оправданный</w:t>
       </w:r>
       <w:r>
         <w:t>, но не как высокорентабельный коммерческий продукт при текущих условиях реализации.</w:t>

--- a/ЭОИТП.docx
+++ b/ЭОИТП.docx
@@ -1,6 +1,6 @@
 
 <file path=word/document.xml><?xml version="1.0" encoding="utf-8"?>
-<w:document xmlns:wpc="http://schemas.microsoft.com/office/word/2010/wordprocessingCanvas" xmlns:cx="http://schemas.microsoft.com/office/drawing/2014/chartex" xmlns:cx1="http://schemas.microsoft.com/office/drawing/2015/9/8/chartex" xmlns:cx2="http://schemas.microsoft.com/office/drawing/2015/10/21/chartex" xmlns:cx3="http://schemas.microsoft.com/office/drawing/2016/5/9/chartex" xmlns:cx4="http://schemas.microsoft.com/office/drawing/2016/5/10/chartex" xmlns:cx5="http://schemas.microsoft.com/office/drawing/2016/5/11/chartex" xmlns:cx6="http://schemas.microsoft.com/office/drawing/2016/5/12/chartex" xmlns:cx7="http://schemas.microsoft.com/office/drawing/2016/5/13/chartex" xmlns:cx8="http://schemas.microsoft.com/office/drawing/2016/5/14/chartex" xmlns:mc="http://schemas.openxmlformats.org/markup-compatibility/2006" xmlns:aink="http://schemas.microsoft.com/office/drawing/2016/ink" xmlns:am3d="http://schemas.microsoft.com/office/drawing/2017/model3d" xmlns:o="urn:schemas-microsoft-com:office:office" xmlns:r="http://schemas.openxmlformats.org/officeDocument/2006/relationships" xmlns:m="http://schemas.openxmlformats.org/officeDocument/2006/math" xmlns:v="urn:schemas-microsoft-com:vml" xmlns:wp14="http://schemas.microsoft.com/office/word/2010/wordprocessingDrawing" xmlns:wp="http://schemas.openxmlformats.org/drawingml/2006/wordprocessingDrawing" xmlns:w10="urn:schemas-microsoft-com:office:word" xmlns:w="http://schemas.openxmlformats.org/wordprocessingml/2006/main" xmlns:w14="http://schemas.microsoft.com/office/word/2010/wordml" xmlns:w15="http://schemas.microsoft.com/office/word/2012/wordml" xmlns:w16cex="http://schemas.microsoft.com/office/word/2018/wordml/cex" xmlns:w16cid="http://schemas.microsoft.com/office/word/2016/wordml/cid" xmlns:w16="http://schemas.microsoft.com/office/word/2018/wordml" xmlns:w16sdtdh="http://schemas.microsoft.com/office/word/2020/wordml/sdtdatahash" xmlns:w16se="http://schemas.microsoft.com/office/word/2015/wordml/symex" xmlns:wpg="http://schemas.microsoft.com/office/word/2010/wordprocessingGroup" xmlns:wpi="http://schemas.microsoft.com/office/word/2010/wordprocessingInk" xmlns:wne="http://schemas.microsoft.com/office/word/2006/wordml" xmlns:wps="http://schemas.microsoft.com/office/word/2010/wordprocessingShape" mc:Ignorable="w14 w15 w16se w16cid w16 w16cex w16sdtdh wp14">
+<w:document xmlns:wpc="http://schemas.microsoft.com/office/word/2010/wordprocessingCanvas" xmlns:cx="http://schemas.microsoft.com/office/drawing/2014/chartex" xmlns:cx1="http://schemas.microsoft.com/office/drawing/2015/9/8/chartex" xmlns:cx2="http://schemas.microsoft.com/office/drawing/2015/10/21/chartex" xmlns:cx3="http://schemas.microsoft.com/office/drawing/2016/5/9/chartex" xmlns:cx4="http://schemas.microsoft.com/office/drawing/2016/5/10/chartex" xmlns:cx5="http://schemas.microsoft.com/office/drawing/2016/5/11/chartex" xmlns:cx6="http://schemas.microsoft.com/office/drawing/2016/5/12/chartex" xmlns:cx7="http://schemas.microsoft.com/office/drawing/2016/5/13/chartex" xmlns:cx8="http://schemas.microsoft.com/office/drawing/2016/5/14/chartex" xmlns:mc="http://schemas.openxmlformats.org/markup-compatibility/2006" xmlns:aink="http://schemas.microsoft.com/office/drawing/2016/ink" xmlns:am3d="http://schemas.microsoft.com/office/drawing/2017/model3d" xmlns:o="urn:schemas-microsoft-com:office:office" xmlns:oel="http://schemas.microsoft.com/office/2019/extlst" xmlns:r="http://schemas.openxmlformats.org/officeDocument/2006/relationships" xmlns:m="http://schemas.openxmlformats.org/officeDocument/2006/math" xmlns:v="urn:schemas-microsoft-com:vml" xmlns:wp14="http://schemas.microsoft.com/office/word/2010/wordprocessingDrawing" xmlns:wp="http://schemas.openxmlformats.org/drawingml/2006/wordprocessingDrawing" xmlns:w10="urn:schemas-microsoft-com:office:word" xmlns:w="http://schemas.openxmlformats.org/wordprocessingml/2006/main" xmlns:w14="http://schemas.microsoft.com/office/word/2010/wordml" xmlns:w15="http://schemas.microsoft.com/office/word/2012/wordml" xmlns:w16cex="http://schemas.microsoft.com/office/word/2018/wordml/cex" xmlns:w16cid="http://schemas.microsoft.com/office/word/2016/wordml/cid" xmlns:w16="http://schemas.microsoft.com/office/word/2018/wordml" xmlns:w16sdtdh="http://schemas.microsoft.com/office/word/2020/wordml/sdtdatahash" xmlns:w16se="http://schemas.microsoft.com/office/word/2015/wordml/symex" xmlns:wpg="http://schemas.microsoft.com/office/word/2010/wordprocessingGroup" xmlns:wpi="http://schemas.microsoft.com/office/word/2010/wordprocessingInk" xmlns:wne="http://schemas.microsoft.com/office/word/2006/wordml" xmlns:wps="http://schemas.microsoft.com/office/word/2010/wordprocessingShape" mc:Ignorable="w14 w15 w16se w16cid w16 w16cex w16sdtdh wp14">
   <w:body>
     <w:p>
       <w:pPr>
@@ -1077,7 +1077,6 @@
               </w:rPr>
               <w:t xml:space="preserve">А. А. </w:t>
             </w:r>
-            <w:proofErr w:type="spellStart"/>
             <w:r>
               <w:rPr>
                 <w:rFonts w:ascii="Times New Roman" w:eastAsia="Times New Roman" w:hAnsi="Times New Roman" w:cs="Times New Roman"/>
@@ -1089,7 +1088,6 @@
               </w:rPr>
               <w:t>Оглуздин</w:t>
             </w:r>
-            <w:proofErr w:type="spellEnd"/>
             <w:r>
               <w:rPr>
                 <w:rFonts w:ascii="Times New Roman" w:eastAsia="Times New Roman" w:hAnsi="Times New Roman" w:cs="Times New Roman"/>
@@ -2598,16 +2596,27 @@
           <w:color w:val="0D0D0D"/>
         </w:rPr>
       </w:pPr>
+    </w:p>
+    <w:p>
+      <w:pPr>
+        <w:pStyle w:val="af0"/>
+        <w:shd w:val="clear" w:color="auto" w:fill="FFFFFF"/>
+        <w:spacing w:before="0" w:beforeAutospacing="0" w:after="0" w:afterAutospacing="0" w:line="360" w:lineRule="auto"/>
+        <w:jc w:val="center"/>
+        <w:rPr>
+          <w:color w:val="0D0D0D"/>
+        </w:rPr>
+      </w:pPr>
       <w:r>
         <w:rPr>
           <w:noProof/>
           <w:color w:val="0D0D0D"/>
         </w:rPr>
         <w:drawing>
-          <wp:inline distT="0" distB="0" distL="0" distR="0" wp14:anchorId="6AFDDC40" wp14:editId="2D92B637">
-            <wp:extent cx="6153318" cy="3623941"/>
-            <wp:effectExtent l="0" t="0" r="0" b="0"/>
-            <wp:docPr id="4" name="Рисунок 4"/>
+          <wp:inline distT="0" distB="0" distL="0" distR="0" wp14:anchorId="5C348564" wp14:editId="41D2278E">
+            <wp:extent cx="6115050" cy="3476625"/>
+            <wp:effectExtent l="0" t="0" r="0" b="9525"/>
+            <wp:docPr id="24" name="Рисунок 24"/>
             <wp:cNvGraphicFramePr>
               <a:graphicFrameLocks xmlns:a="http://schemas.openxmlformats.org/drawingml/2006/main" noChangeAspect="1"/>
             </wp:cNvGraphicFramePr>
@@ -2615,7 +2624,7 @@
               <a:graphicData uri="http://schemas.openxmlformats.org/drawingml/2006/picture">
                 <pic:pic xmlns:pic="http://schemas.openxmlformats.org/drawingml/2006/picture">
                   <pic:nvPicPr>
-                    <pic:cNvPr id="0" name="Picture 1"/>
+                    <pic:cNvPr id="0" name="Picture 3"/>
                     <pic:cNvPicPr>
                       <a:picLocks noChangeAspect="1" noChangeArrowheads="1"/>
                     </pic:cNvPicPr>
@@ -2636,7 +2645,7 @@
                   <pic:spPr bwMode="auto">
                     <a:xfrm>
                       <a:off x="0" y="0"/>
-                      <a:ext cx="6201153" cy="3652113"/>
+                      <a:ext cx="6115050" cy="3476625"/>
                     </a:xfrm>
                     <a:prstGeom prst="rect">
                       <a:avLst/>
@@ -2652,17 +2661,6 @@
           </wp:inline>
         </w:drawing>
       </w:r>
-    </w:p>
-    <w:p>
-      <w:pPr>
-        <w:pStyle w:val="af0"/>
-        <w:shd w:val="clear" w:color="auto" w:fill="FFFFFF"/>
-        <w:spacing w:before="0" w:beforeAutospacing="0" w:after="0" w:afterAutospacing="0" w:line="360" w:lineRule="auto"/>
-        <w:jc w:val="center"/>
-        <w:rPr>
-          <w:color w:val="0D0D0D"/>
-        </w:rPr>
-      </w:pPr>
       <w:r>
         <w:rPr>
           <w:color w:val="0D0D0D"/>
@@ -2928,15 +2926,6 @@
         </w:rPr>
         <w:t>, обеспечивающего удобный поиск, хранение и обмен образовательным контентом.</w:t>
       </w:r>
-    </w:p>
-    <w:p>
-      <w:pPr>
-        <w:rPr>
-          <w:rFonts w:ascii="Times New Roman" w:hAnsi="Times New Roman" w:cs="Times New Roman"/>
-          <w:sz w:val="24"/>
-          <w:szCs w:val="24"/>
-        </w:rPr>
-      </w:pPr>
       <w:r>
         <w:rPr>
           <w:rFonts w:ascii="Times New Roman" w:hAnsi="Times New Roman" w:cs="Times New Roman"/>
@@ -8902,6 +8891,27 @@
     </w:p>
     <w:p>
       <w:pPr>
+        <w:rPr>
+          <w:rFonts w:ascii="Times New Roman" w:hAnsi="Times New Roman" w:cs="Times New Roman"/>
+          <w:color w:val="0D0D0D"/>
+          <w:sz w:val="24"/>
+          <w:szCs w:val="24"/>
+          <w:shd w:val="clear" w:color="auto" w:fill="FFFFFF"/>
+        </w:rPr>
+      </w:pPr>
+      <w:r>
+        <w:rPr>
+          <w:rFonts w:ascii="Times New Roman" w:hAnsi="Times New Roman" w:cs="Times New Roman"/>
+          <w:color w:val="0D0D0D"/>
+          <w:sz w:val="24"/>
+          <w:szCs w:val="24"/>
+          <w:shd w:val="clear" w:color="auto" w:fill="FFFFFF"/>
+        </w:rPr>
+        <w:br w:type="page"/>
+      </w:r>
+    </w:p>
+    <w:p>
+      <w:pPr>
         <w:pStyle w:val="af6"/>
         <w:keepNext/>
         <w:jc w:val="right"/>
@@ -8919,6 +8929,7 @@
           <w:sz w:val="24"/>
           <w:szCs w:val="24"/>
         </w:rPr>
+        <w:lastRenderedPageBreak/>
         <w:t xml:space="preserve">Таблица </w:t>
       </w:r>
       <w:r>
@@ -10461,54 +10472,6 @@
           </w:p>
         </w:tc>
       </w:tr>
-    </w:tbl>
-    <w:p>
-      <w:pPr>
-        <w:spacing w:after="0" w:line="360" w:lineRule="auto"/>
-        <w:ind w:firstLine="708"/>
-        <w:jc w:val="both"/>
-        <w:rPr>
-          <w:rFonts w:ascii="Times New Roman" w:hAnsi="Times New Roman" w:cs="Times New Roman"/>
-          <w:sz w:val="24"/>
-          <w:szCs w:val="24"/>
-          <w:lang w:val="en-US"/>
-        </w:rPr>
-      </w:pPr>
-      <w:r>
-        <w:rPr>
-          <w:rFonts w:ascii="Times New Roman" w:hAnsi="Times New Roman" w:cs="Times New Roman"/>
-          <w:sz w:val="24"/>
-          <w:szCs w:val="24"/>
-        </w:rPr>
-        <w:lastRenderedPageBreak/>
-        <w:t xml:space="preserve">Продолжение таблицы </w:t>
-      </w:r>
-      <w:r>
-        <w:rPr>
-          <w:rFonts w:ascii="Times New Roman" w:hAnsi="Times New Roman" w:cs="Times New Roman"/>
-          <w:sz w:val="24"/>
-          <w:szCs w:val="24"/>
-          <w:lang w:val="en-US"/>
-        </w:rPr>
-        <w:t>2</w:t>
-      </w:r>
-    </w:p>
-    <w:tbl>
-      <w:tblPr>
-        <w:tblStyle w:val="af5"/>
-        <w:tblW w:w="0" w:type="auto"/>
-        <w:tblLook w:val="04A0" w:firstRow="1" w:lastRow="0" w:firstColumn="1" w:lastColumn="0" w:noHBand="0" w:noVBand="1"/>
-      </w:tblPr>
-      <w:tblGrid>
-        <w:gridCol w:w="1906"/>
-        <w:gridCol w:w="1102"/>
-        <w:gridCol w:w="1102"/>
-        <w:gridCol w:w="1102"/>
-        <w:gridCol w:w="1104"/>
-        <w:gridCol w:w="1104"/>
-        <w:gridCol w:w="1104"/>
-        <w:gridCol w:w="1104"/>
-      </w:tblGrid>
       <w:tr>
         <w:tc>
           <w:tcPr>
@@ -10527,12 +10490,18 @@
             <w:r>
               <w:rPr>
                 <w:rFonts w:ascii="Times New Roman" w:hAnsi="Times New Roman" w:cs="Times New Roman"/>
-                <w:b/>
-                <w:bCs/>
-                <w:sz w:val="24"/>
-                <w:szCs w:val="24"/>
-              </w:rPr>
-              <w:t>Этап</w:t>
+                <w:sz w:val="24"/>
+                <w:szCs w:val="24"/>
+              </w:rPr>
+              <w:t xml:space="preserve">Подготовка </w:t>
+            </w:r>
+            <w:r>
+              <w:rPr>
+                <w:rFonts w:ascii="Times New Roman" w:hAnsi="Times New Roman" w:cs="Times New Roman"/>
+                <w:sz w:val="24"/>
+                <w:szCs w:val="24"/>
+              </w:rPr>
+              <w:t>и запуск приложения</w:t>
             </w:r>
           </w:p>
         </w:tc>
@@ -10550,27 +10519,6 @@
                 <w:szCs w:val="24"/>
               </w:rPr>
             </w:pPr>
-            <w:r>
-              <w:rPr>
-                <w:rFonts w:ascii="Times New Roman" w:hAnsi="Times New Roman" w:cs="Times New Roman"/>
-                <w:b/>
-                <w:bCs/>
-                <w:sz w:val="24"/>
-                <w:szCs w:val="24"/>
-              </w:rPr>
-              <w:t>М</w:t>
-            </w:r>
-            <w:r>
-              <w:rPr>
-                <w:rFonts w:ascii="Times New Roman" w:hAnsi="Times New Roman" w:cs="Times New Roman"/>
-                <w:b/>
-                <w:bCs/>
-                <w:sz w:val="24"/>
-                <w:szCs w:val="24"/>
-                <w:lang w:val="en-US"/>
-              </w:rPr>
-              <w:t>1</w:t>
-            </w:r>
           </w:p>
         </w:tc>
         <w:tc>
@@ -10587,27 +10535,6 @@
                 <w:szCs w:val="24"/>
               </w:rPr>
             </w:pPr>
-            <w:r>
-              <w:rPr>
-                <w:rFonts w:ascii="Times New Roman" w:hAnsi="Times New Roman" w:cs="Times New Roman"/>
-                <w:b/>
-                <w:bCs/>
-                <w:sz w:val="24"/>
-                <w:szCs w:val="24"/>
-              </w:rPr>
-              <w:t>М</w:t>
-            </w:r>
-            <w:r>
-              <w:rPr>
-                <w:rFonts w:ascii="Times New Roman" w:hAnsi="Times New Roman" w:cs="Times New Roman"/>
-                <w:b/>
-                <w:bCs/>
-                <w:sz w:val="24"/>
-                <w:szCs w:val="24"/>
-                <w:lang w:val="en-US"/>
-              </w:rPr>
-              <w:t>2</w:t>
-            </w:r>
           </w:p>
         </w:tc>
         <w:tc>
@@ -10624,27 +10551,6 @@
                 <w:szCs w:val="24"/>
               </w:rPr>
             </w:pPr>
-            <w:r>
-              <w:rPr>
-                <w:rFonts w:ascii="Times New Roman" w:hAnsi="Times New Roman" w:cs="Times New Roman"/>
-                <w:b/>
-                <w:bCs/>
-                <w:sz w:val="24"/>
-                <w:szCs w:val="24"/>
-              </w:rPr>
-              <w:t>М</w:t>
-            </w:r>
-            <w:r>
-              <w:rPr>
-                <w:rFonts w:ascii="Times New Roman" w:hAnsi="Times New Roman" w:cs="Times New Roman"/>
-                <w:b/>
-                <w:bCs/>
-                <w:sz w:val="24"/>
-                <w:szCs w:val="24"/>
-                <w:lang w:val="en-US"/>
-              </w:rPr>
-              <w:t>3</w:t>
-            </w:r>
           </w:p>
         </w:tc>
         <w:tc>
@@ -10661,27 +10567,6 @@
                 <w:szCs w:val="24"/>
               </w:rPr>
             </w:pPr>
-            <w:r>
-              <w:rPr>
-                <w:rFonts w:ascii="Times New Roman" w:hAnsi="Times New Roman" w:cs="Times New Roman"/>
-                <w:b/>
-                <w:bCs/>
-                <w:sz w:val="24"/>
-                <w:szCs w:val="24"/>
-              </w:rPr>
-              <w:t>М</w:t>
-            </w:r>
-            <w:r>
-              <w:rPr>
-                <w:rFonts w:ascii="Times New Roman" w:hAnsi="Times New Roman" w:cs="Times New Roman"/>
-                <w:b/>
-                <w:bCs/>
-                <w:sz w:val="24"/>
-                <w:szCs w:val="24"/>
-                <w:lang w:val="en-US"/>
-              </w:rPr>
-              <w:t>4</w:t>
-            </w:r>
           </w:p>
         </w:tc>
         <w:tc>
@@ -10698,27 +10583,6 @@
                 <w:szCs w:val="24"/>
               </w:rPr>
             </w:pPr>
-            <w:r>
-              <w:rPr>
-                <w:rFonts w:ascii="Times New Roman" w:hAnsi="Times New Roman" w:cs="Times New Roman"/>
-                <w:b/>
-                <w:bCs/>
-                <w:sz w:val="24"/>
-                <w:szCs w:val="24"/>
-              </w:rPr>
-              <w:t>М</w:t>
-            </w:r>
-            <w:r>
-              <w:rPr>
-                <w:rFonts w:ascii="Times New Roman" w:hAnsi="Times New Roman" w:cs="Times New Roman"/>
-                <w:b/>
-                <w:bCs/>
-                <w:sz w:val="24"/>
-                <w:szCs w:val="24"/>
-                <w:lang w:val="en-US"/>
-              </w:rPr>
-              <w:t>5</w:t>
-            </w:r>
           </w:p>
         </w:tc>
         <w:tc>
@@ -10736,196 +10600,6 @@
                 <w:szCs w:val="24"/>
               </w:rPr>
             </w:pPr>
-            <w:r>
-              <w:rPr>
-                <w:rFonts w:ascii="Times New Roman" w:hAnsi="Times New Roman" w:cs="Times New Roman"/>
-                <w:b/>
-                <w:bCs/>
-                <w:sz w:val="24"/>
-                <w:szCs w:val="24"/>
-              </w:rPr>
-              <w:t>М</w:t>
-            </w:r>
-            <w:r>
-              <w:rPr>
-                <w:rFonts w:ascii="Times New Roman" w:hAnsi="Times New Roman" w:cs="Times New Roman"/>
-                <w:b/>
-                <w:bCs/>
-                <w:sz w:val="24"/>
-                <w:szCs w:val="24"/>
-                <w:lang w:val="en-US"/>
-              </w:rPr>
-              <w:t>6</w:t>
-            </w:r>
-          </w:p>
-        </w:tc>
-        <w:tc>
-          <w:tcPr>
-            <w:tcW w:w="1104" w:type="dxa"/>
-            <w:shd w:val="clear" w:color="auto" w:fill="auto"/>
-          </w:tcPr>
-          <w:p>
-            <w:pPr>
-              <w:spacing w:line="360" w:lineRule="auto"/>
-              <w:jc w:val="both"/>
-              <w:rPr>
-                <w:rFonts w:ascii="Times New Roman" w:hAnsi="Times New Roman" w:cs="Times New Roman"/>
-                <w:sz w:val="24"/>
-                <w:szCs w:val="24"/>
-              </w:rPr>
-            </w:pPr>
-            <w:r>
-              <w:rPr>
-                <w:rFonts w:ascii="Times New Roman" w:hAnsi="Times New Roman" w:cs="Times New Roman"/>
-                <w:b/>
-                <w:bCs/>
-                <w:sz w:val="24"/>
-                <w:szCs w:val="24"/>
-              </w:rPr>
-              <w:t>М</w:t>
-            </w:r>
-            <w:r>
-              <w:rPr>
-                <w:rFonts w:ascii="Times New Roman" w:hAnsi="Times New Roman" w:cs="Times New Roman"/>
-                <w:b/>
-                <w:bCs/>
-                <w:sz w:val="24"/>
-                <w:szCs w:val="24"/>
-                <w:lang w:val="en-US"/>
-              </w:rPr>
-              <w:t>7</w:t>
-            </w:r>
-          </w:p>
-        </w:tc>
-      </w:tr>
-      <w:tr>
-        <w:tc>
-          <w:tcPr>
-            <w:tcW w:w="1906" w:type="dxa"/>
-          </w:tcPr>
-          <w:p>
-            <w:pPr>
-              <w:spacing w:line="360" w:lineRule="auto"/>
-              <w:jc w:val="both"/>
-              <w:rPr>
-                <w:rFonts w:ascii="Times New Roman" w:hAnsi="Times New Roman" w:cs="Times New Roman"/>
-                <w:sz w:val="24"/>
-                <w:szCs w:val="24"/>
-              </w:rPr>
-            </w:pPr>
-            <w:r>
-              <w:rPr>
-                <w:rFonts w:ascii="Times New Roman" w:hAnsi="Times New Roman" w:cs="Times New Roman"/>
-                <w:sz w:val="24"/>
-                <w:szCs w:val="24"/>
-              </w:rPr>
-              <w:t xml:space="preserve">Подготовка </w:t>
-            </w:r>
-            <w:r>
-              <w:rPr>
-                <w:rFonts w:ascii="Times New Roman" w:hAnsi="Times New Roman" w:cs="Times New Roman"/>
-                <w:sz w:val="24"/>
-                <w:szCs w:val="24"/>
-              </w:rPr>
-              <w:t>и запуск приложения</w:t>
-            </w:r>
-          </w:p>
-        </w:tc>
-        <w:tc>
-          <w:tcPr>
-            <w:tcW w:w="1102" w:type="dxa"/>
-          </w:tcPr>
-          <w:p>
-            <w:pPr>
-              <w:spacing w:line="360" w:lineRule="auto"/>
-              <w:jc w:val="both"/>
-              <w:rPr>
-                <w:rFonts w:ascii="Times New Roman" w:hAnsi="Times New Roman" w:cs="Times New Roman"/>
-                <w:sz w:val="24"/>
-                <w:szCs w:val="24"/>
-              </w:rPr>
-            </w:pPr>
-          </w:p>
-        </w:tc>
-        <w:tc>
-          <w:tcPr>
-            <w:tcW w:w="1102" w:type="dxa"/>
-          </w:tcPr>
-          <w:p>
-            <w:pPr>
-              <w:spacing w:line="360" w:lineRule="auto"/>
-              <w:jc w:val="both"/>
-              <w:rPr>
-                <w:rFonts w:ascii="Times New Roman" w:hAnsi="Times New Roman" w:cs="Times New Roman"/>
-                <w:sz w:val="24"/>
-                <w:szCs w:val="24"/>
-              </w:rPr>
-            </w:pPr>
-          </w:p>
-        </w:tc>
-        <w:tc>
-          <w:tcPr>
-            <w:tcW w:w="1102" w:type="dxa"/>
-          </w:tcPr>
-          <w:p>
-            <w:pPr>
-              <w:spacing w:line="360" w:lineRule="auto"/>
-              <w:jc w:val="both"/>
-              <w:rPr>
-                <w:rFonts w:ascii="Times New Roman" w:hAnsi="Times New Roman" w:cs="Times New Roman"/>
-                <w:sz w:val="24"/>
-                <w:szCs w:val="24"/>
-              </w:rPr>
-            </w:pPr>
-          </w:p>
-        </w:tc>
-        <w:tc>
-          <w:tcPr>
-            <w:tcW w:w="1104" w:type="dxa"/>
-          </w:tcPr>
-          <w:p>
-            <w:pPr>
-              <w:spacing w:line="360" w:lineRule="auto"/>
-              <w:jc w:val="both"/>
-              <w:rPr>
-                <w:rFonts w:ascii="Times New Roman" w:hAnsi="Times New Roman" w:cs="Times New Roman"/>
-                <w:sz w:val="24"/>
-                <w:szCs w:val="24"/>
-              </w:rPr>
-            </w:pPr>
-          </w:p>
-        </w:tc>
-        <w:tc>
-          <w:tcPr>
-            <w:tcW w:w="1104" w:type="dxa"/>
-          </w:tcPr>
-          <w:p>
-            <w:pPr>
-              <w:spacing w:line="360" w:lineRule="auto"/>
-              <w:jc w:val="both"/>
-              <w:rPr>
-                <w:rFonts w:ascii="Times New Roman" w:hAnsi="Times New Roman" w:cs="Times New Roman"/>
-                <w:sz w:val="24"/>
-                <w:szCs w:val="24"/>
-              </w:rPr>
-            </w:pPr>
-          </w:p>
-        </w:tc>
-        <w:tc>
-          <w:tcPr>
-            <w:tcW w:w="1104" w:type="dxa"/>
-            <w:shd w:val="clear" w:color="auto" w:fill="auto"/>
-          </w:tcPr>
-          <w:p>
-            <w:pPr>
-              <w:spacing w:line="360" w:lineRule="auto"/>
-              <w:jc w:val="both"/>
-              <w:rPr>
-                <w:rFonts w:ascii="Times New Roman" w:hAnsi="Times New Roman" w:cs="Times New Roman"/>
-                <w:sz w:val="24"/>
-                <w:szCs w:val="24"/>
-              </w:rPr>
-            </w:pPr>
           </w:p>
         </w:tc>
         <w:tc>
@@ -10949,6 +10623,73 @@
     </w:tbl>
     <w:p>
       <w:pPr>
+        <w:rPr>
+          <w:rFonts w:ascii="Times New Roman" w:hAnsi="Times New Roman" w:cs="Times New Roman"/>
+          <w:sz w:val="24"/>
+          <w:szCs w:val="24"/>
+          <w:lang w:val="en-US"/>
+        </w:rPr>
+      </w:pPr>
+      <w:r>
+        <w:rPr>
+          <w:rFonts w:ascii="Times New Roman" w:hAnsi="Times New Roman" w:cs="Times New Roman"/>
+          <w:noProof/>
+          <w:sz w:val="24"/>
+          <w:szCs w:val="24"/>
+          <w:lang w:val="en-US"/>
+        </w:rPr>
+        <w:drawing>
+          <wp:inline distT="0" distB="0" distL="0" distR="0" wp14:anchorId="23298226" wp14:editId="217F26FD">
+            <wp:extent cx="6115050" cy="3476625"/>
+            <wp:effectExtent l="0" t="0" r="0" b="9525"/>
+            <wp:docPr id="15" name="Рисунок 15"/>
+            <wp:cNvGraphicFramePr>
+              <a:graphicFrameLocks xmlns:a="http://schemas.openxmlformats.org/drawingml/2006/main" noChangeAspect="1"/>
+            </wp:cNvGraphicFramePr>
+            <a:graphic xmlns:a="http://schemas.openxmlformats.org/drawingml/2006/main">
+              <a:graphicData uri="http://schemas.openxmlformats.org/drawingml/2006/picture">
+                <pic:pic xmlns:pic="http://schemas.openxmlformats.org/drawingml/2006/picture">
+                  <pic:nvPicPr>
+                    <pic:cNvPr id="0" name="Picture 1"/>
+                    <pic:cNvPicPr>
+                      <a:picLocks noChangeAspect="1" noChangeArrowheads="1"/>
+                    </pic:cNvPicPr>
+                  </pic:nvPicPr>
+                  <pic:blipFill>
+                    <a:blip r:embed="rId8">
+                      <a:extLst>
+                        <a:ext uri="{28A0092B-C50C-407E-A947-70E740481C1C}">
+                          <a14:useLocalDpi xmlns:a14="http://schemas.microsoft.com/office/drawing/2010/main" val="0"/>
+                        </a:ext>
+                      </a:extLst>
+                    </a:blip>
+                    <a:srcRect/>
+                    <a:stretch>
+                      <a:fillRect/>
+                    </a:stretch>
+                  </pic:blipFill>
+                  <pic:spPr bwMode="auto">
+                    <a:xfrm>
+                      <a:off x="0" y="0"/>
+                      <a:ext cx="6115050" cy="3476625"/>
+                    </a:xfrm>
+                    <a:prstGeom prst="rect">
+                      <a:avLst/>
+                    </a:prstGeom>
+                    <a:noFill/>
+                    <a:ln>
+                      <a:noFill/>
+                    </a:ln>
+                  </pic:spPr>
+                </pic:pic>
+              </a:graphicData>
+            </a:graphic>
+          </wp:inline>
+        </w:drawing>
+      </w:r>
+    </w:p>
+    <w:p>
+      <w:pPr>
         <w:spacing w:after="0" w:line="360" w:lineRule="auto"/>
         <w:ind w:firstLine="708"/>
         <w:jc w:val="both"/>
@@ -11065,6 +10806,7 @@
           <w:sz w:val="24"/>
           <w:szCs w:val="24"/>
         </w:rPr>
+        <w:lastRenderedPageBreak/>
         <w:t>7.2.1</w:t>
       </w:r>
       <w:r>
@@ -11615,7 +11357,6 @@
         <w:jc w:val="both"/>
       </w:pPr>
       <w:r>
-        <w:lastRenderedPageBreak/>
         <w:t>С</w:t>
       </w:r>
       <w:r>
@@ -11732,6 +11473,7 @@
         <w:jc w:val="both"/>
       </w:pPr>
       <w:r>
+        <w:lastRenderedPageBreak/>
         <w:t>П</w:t>
       </w:r>
       <w:r>
@@ -12283,7 +12025,6 @@
         <w:jc w:val="both"/>
       </w:pPr>
       <w:r>
-        <w:lastRenderedPageBreak/>
         <w:t>А</w:t>
       </w:r>
       <w:r>
@@ -12522,6 +12263,7 @@
                 <w:sz w:val="16"/>
                 <w:szCs w:val="16"/>
               </w:rPr>
+              <w:lastRenderedPageBreak/>
               <w:t>Образовательные онлайн-платформы;</w:t>
             </w:r>
           </w:p>
@@ -12625,6 +12367,7 @@
                 <w:sz w:val="16"/>
                 <w:szCs w:val="16"/>
               </w:rPr>
+              <w:lastRenderedPageBreak/>
               <w:t>Ключевые активности</w:t>
             </w:r>
           </w:p>
@@ -12682,6 +12425,7 @@
                 <w:sz w:val="16"/>
                 <w:szCs w:val="16"/>
               </w:rPr>
+              <w:lastRenderedPageBreak/>
               <w:t>Тестирование и обновление программного обеспечения;</w:t>
             </w:r>
           </w:p>
@@ -12786,6 +12530,7 @@
                 <w:sz w:val="16"/>
                 <w:szCs w:val="16"/>
               </w:rPr>
+              <w:lastRenderedPageBreak/>
               <w:t>Ценностные предложения</w:t>
             </w:r>
           </w:p>
@@ -12818,7 +12563,16 @@
                 <w:sz w:val="16"/>
                 <w:szCs w:val="16"/>
               </w:rPr>
-              <w:t>Быстрый поиск учебных материалов по дисциплинам;</w:t>
+              <w:t xml:space="preserve">Быстрый поиск учебных </w:t>
+            </w:r>
+            <w:r>
+              <w:rPr>
+                <w:rFonts w:ascii="Times New Roman" w:hAnsi="Times New Roman" w:cs="Times New Roman"/>
+                <w:sz w:val="16"/>
+                <w:szCs w:val="16"/>
+              </w:rPr>
+              <w:lastRenderedPageBreak/>
+              <w:t>материалов по дисциплинам;</w:t>
             </w:r>
           </w:p>
           <w:p>
@@ -12941,6 +12695,7 @@
                 <w:sz w:val="16"/>
                 <w:szCs w:val="16"/>
               </w:rPr>
+              <w:lastRenderedPageBreak/>
               <w:t>Отношения с клиентами</w:t>
             </w:r>
           </w:p>
@@ -12996,6 +12751,7 @@
                 <w:sz w:val="16"/>
                 <w:szCs w:val="16"/>
               </w:rPr>
+              <w:lastRenderedPageBreak/>
               <w:t>Система комментариев и обратной связи;</w:t>
             </w:r>
           </w:p>
@@ -13097,6 +12853,7 @@
                 <w:sz w:val="16"/>
                 <w:szCs w:val="16"/>
               </w:rPr>
+              <w:lastRenderedPageBreak/>
               <w:t>Сегменты потребителей</w:t>
             </w:r>
           </w:p>
@@ -13152,6 +12909,7 @@
                 <w:sz w:val="16"/>
                 <w:szCs w:val="16"/>
               </w:rPr>
+              <w:lastRenderedPageBreak/>
               <w:t>Первокурсники, нуждающиеся в учебных материалах;</w:t>
             </w:r>
           </w:p>
@@ -14074,9 +13832,11 @@
       </w:tblPr>
       <w:tblGrid>
         <w:gridCol w:w="961"/>
-        <w:gridCol w:w="3257"/>
-        <w:gridCol w:w="2682"/>
-        <w:gridCol w:w="2728"/>
+        <w:gridCol w:w="1915"/>
+        <w:gridCol w:w="2186"/>
+        <w:gridCol w:w="1297"/>
+        <w:gridCol w:w="1516"/>
+        <w:gridCol w:w="1753"/>
       </w:tblGrid>
       <w:tr>
         <w:tc>
@@ -14215,7 +13975,7 @@
                 <w:lang w:eastAsia="ru-RU"/>
                 <w14:ligatures w14:val="none"/>
               </w:rPr>
-              <w:t>Длительность (</w:t>
+              <w:t>Дата начала</w:t>
             </w:r>
             <w:r>
               <w:rPr>
@@ -14228,9 +13988,19 @@
                 <w:lang w:eastAsia="ru-RU"/>
                 <w14:ligatures w14:val="none"/>
               </w:rPr>
-              <w:t>рабочие дни</w:t>
-            </w:r>
-            <w:r>
+              <w:t>*</w:t>
+            </w:r>
+          </w:p>
+        </w:tc>
+        <w:tc>
+          <w:tcPr>
+            <w:tcW w:w="0" w:type="auto"/>
+            <w:hideMark/>
+          </w:tcPr>
+          <w:p>
+            <w:pPr>
+              <w:spacing w:line="360" w:lineRule="auto"/>
+              <w:jc w:val="center"/>
               <w:rPr>
                 <w:rFonts w:ascii="Times New Roman" w:eastAsia="Times New Roman" w:hAnsi="Times New Roman" w:cs="Times New Roman"/>
                 <w:b/>
@@ -14241,7 +14011,66 @@
                 <w:lang w:eastAsia="ru-RU"/>
                 <w14:ligatures w14:val="none"/>
               </w:rPr>
-              <w:t>)</w:t>
+            </w:pPr>
+            <w:r>
+              <w:rPr>
+                <w:rFonts w:ascii="Times New Roman" w:eastAsia="Times New Roman" w:hAnsi="Times New Roman" w:cs="Times New Roman"/>
+                <w:b/>
+                <w:bCs/>
+                <w:kern w:val="0"/>
+                <w:sz w:val="24"/>
+                <w:szCs w:val="24"/>
+                <w:lang w:eastAsia="ru-RU"/>
+                <w14:ligatures w14:val="none"/>
+              </w:rPr>
+              <w:t>Дата окончания</w:t>
+            </w:r>
+            <w:r>
+              <w:rPr>
+                <w:rFonts w:ascii="Times New Roman" w:eastAsia="Times New Roman" w:hAnsi="Times New Roman" w:cs="Times New Roman"/>
+                <w:b/>
+                <w:bCs/>
+                <w:kern w:val="0"/>
+                <w:sz w:val="24"/>
+                <w:szCs w:val="24"/>
+                <w:lang w:eastAsia="ru-RU"/>
+                <w14:ligatures w14:val="none"/>
+              </w:rPr>
+              <w:t>*</w:t>
+            </w:r>
+          </w:p>
+        </w:tc>
+        <w:tc>
+          <w:tcPr>
+            <w:tcW w:w="0" w:type="auto"/>
+          </w:tcPr>
+          <w:p>
+            <w:pPr>
+              <w:spacing w:line="360" w:lineRule="auto"/>
+              <w:jc w:val="center"/>
+              <w:rPr>
+                <w:rFonts w:ascii="Times New Roman" w:eastAsia="Times New Roman" w:hAnsi="Times New Roman" w:cs="Times New Roman"/>
+                <w:b/>
+                <w:bCs/>
+                <w:kern w:val="0"/>
+                <w:sz w:val="24"/>
+                <w:szCs w:val="24"/>
+                <w:lang w:eastAsia="ru-RU"/>
+                <w14:ligatures w14:val="none"/>
+              </w:rPr>
+            </w:pPr>
+            <w:r>
+              <w:rPr>
+                <w:rFonts w:ascii="Times New Roman" w:eastAsia="Times New Roman" w:hAnsi="Times New Roman" w:cs="Times New Roman"/>
+                <w:b/>
+                <w:bCs/>
+                <w:kern w:val="0"/>
+                <w:sz w:val="24"/>
+                <w:szCs w:val="24"/>
+                <w:lang w:eastAsia="ru-RU"/>
+                <w14:ligatures w14:val="none"/>
+              </w:rPr>
+              <w:t>Длительность (раб. дни)</w:t>
             </w:r>
           </w:p>
         </w:tc>
@@ -14333,7 +14162,7 @@
                 <w:lang w:eastAsia="ru-RU"/>
                 <w14:ligatures w14:val="none"/>
               </w:rPr>
-              <w:t>-</w:t>
+              <w:t>–</w:t>
             </w:r>
           </w:p>
         </w:tc>
@@ -14341,6 +14170,65 @@
           <w:tcPr>
             <w:tcW w:w="0" w:type="auto"/>
             <w:hideMark/>
+          </w:tcPr>
+          <w:p>
+            <w:pPr>
+              <w:spacing w:line="360" w:lineRule="auto"/>
+              <w:rPr>
+                <w:rFonts w:ascii="Times New Roman" w:eastAsia="Times New Roman" w:hAnsi="Times New Roman" w:cs="Times New Roman"/>
+                <w:kern w:val="0"/>
+                <w:sz w:val="24"/>
+                <w:szCs w:val="24"/>
+                <w:lang w:eastAsia="ru-RU"/>
+                <w14:ligatures w14:val="none"/>
+              </w:rPr>
+            </w:pPr>
+            <w:r>
+              <w:rPr>
+                <w:rFonts w:ascii="Times New Roman" w:eastAsia="Times New Roman" w:hAnsi="Times New Roman" w:cs="Times New Roman"/>
+                <w:kern w:val="0"/>
+                <w:sz w:val="24"/>
+                <w:szCs w:val="24"/>
+                <w:lang w:eastAsia="ru-RU"/>
+                <w14:ligatures w14:val="none"/>
+              </w:rPr>
+              <w:t>01.03.2026</w:t>
+            </w:r>
+          </w:p>
+        </w:tc>
+        <w:tc>
+          <w:tcPr>
+            <w:tcW w:w="0" w:type="auto"/>
+            <w:hideMark/>
+          </w:tcPr>
+          <w:p>
+            <w:pPr>
+              <w:spacing w:line="360" w:lineRule="auto"/>
+              <w:rPr>
+                <w:rFonts w:ascii="Times New Roman" w:eastAsia="Times New Roman" w:hAnsi="Times New Roman" w:cs="Times New Roman"/>
+                <w:kern w:val="0"/>
+                <w:sz w:val="24"/>
+                <w:szCs w:val="24"/>
+                <w:lang w:eastAsia="ru-RU"/>
+                <w14:ligatures w14:val="none"/>
+              </w:rPr>
+            </w:pPr>
+            <w:r>
+              <w:rPr>
+                <w:rFonts w:ascii="Times New Roman" w:eastAsia="Times New Roman" w:hAnsi="Times New Roman" w:cs="Times New Roman"/>
+                <w:kern w:val="0"/>
+                <w:sz w:val="24"/>
+                <w:szCs w:val="24"/>
+                <w:lang w:eastAsia="ru-RU"/>
+                <w14:ligatures w14:val="none"/>
+              </w:rPr>
+              <w:t>19.03.2026</w:t>
+            </w:r>
+          </w:p>
+        </w:tc>
+        <w:tc>
+          <w:tcPr>
+            <w:tcW w:w="0" w:type="auto"/>
           </w:tcPr>
           <w:p>
             <w:pPr>
@@ -14485,6 +14373,65 @@
                 <w:lang w:eastAsia="ru-RU"/>
                 <w14:ligatures w14:val="none"/>
               </w:rPr>
+              <w:t>20.03.2026</w:t>
+            </w:r>
+          </w:p>
+        </w:tc>
+        <w:tc>
+          <w:tcPr>
+            <w:tcW w:w="0" w:type="auto"/>
+            <w:hideMark/>
+          </w:tcPr>
+          <w:p>
+            <w:pPr>
+              <w:spacing w:line="360" w:lineRule="auto"/>
+              <w:rPr>
+                <w:rFonts w:ascii="Times New Roman" w:eastAsia="Times New Roman" w:hAnsi="Times New Roman" w:cs="Times New Roman"/>
+                <w:kern w:val="0"/>
+                <w:sz w:val="24"/>
+                <w:szCs w:val="24"/>
+                <w:lang w:eastAsia="ru-RU"/>
+                <w14:ligatures w14:val="none"/>
+              </w:rPr>
+            </w:pPr>
+            <w:r>
+              <w:rPr>
+                <w:rFonts w:ascii="Times New Roman" w:eastAsia="Times New Roman" w:hAnsi="Times New Roman" w:cs="Times New Roman"/>
+                <w:kern w:val="0"/>
+                <w:sz w:val="24"/>
+                <w:szCs w:val="24"/>
+                <w:lang w:eastAsia="ru-RU"/>
+                <w14:ligatures w14:val="none"/>
+              </w:rPr>
+              <w:t>09.04.2026</w:t>
+            </w:r>
+          </w:p>
+        </w:tc>
+        <w:tc>
+          <w:tcPr>
+            <w:tcW w:w="0" w:type="auto"/>
+          </w:tcPr>
+          <w:p>
+            <w:pPr>
+              <w:spacing w:line="360" w:lineRule="auto"/>
+              <w:rPr>
+                <w:rFonts w:ascii="Times New Roman" w:eastAsia="Times New Roman" w:hAnsi="Times New Roman" w:cs="Times New Roman"/>
+                <w:kern w:val="0"/>
+                <w:sz w:val="24"/>
+                <w:szCs w:val="24"/>
+                <w:lang w:eastAsia="ru-RU"/>
+                <w14:ligatures w14:val="none"/>
+              </w:rPr>
+            </w:pPr>
+            <w:r>
+              <w:rPr>
+                <w:rFonts w:ascii="Times New Roman" w:eastAsia="Times New Roman" w:hAnsi="Times New Roman" w:cs="Times New Roman"/>
+                <w:kern w:val="0"/>
+                <w:sz w:val="24"/>
+                <w:szCs w:val="24"/>
+                <w:lang w:eastAsia="ru-RU"/>
+                <w14:ligatures w14:val="none"/>
+              </w:rPr>
               <w:t>15</w:t>
             </w:r>
           </w:p>
@@ -14607,6 +14554,65 @@
                 <w:lang w:eastAsia="ru-RU"/>
                 <w14:ligatures w14:val="none"/>
               </w:rPr>
+              <w:t>20.03.2026</w:t>
+            </w:r>
+          </w:p>
+        </w:tc>
+        <w:tc>
+          <w:tcPr>
+            <w:tcW w:w="0" w:type="auto"/>
+            <w:hideMark/>
+          </w:tcPr>
+          <w:p>
+            <w:pPr>
+              <w:spacing w:line="360" w:lineRule="auto"/>
+              <w:rPr>
+                <w:rFonts w:ascii="Times New Roman" w:eastAsia="Times New Roman" w:hAnsi="Times New Roman" w:cs="Times New Roman"/>
+                <w:kern w:val="0"/>
+                <w:sz w:val="24"/>
+                <w:szCs w:val="24"/>
+                <w:lang w:eastAsia="ru-RU"/>
+                <w14:ligatures w14:val="none"/>
+              </w:rPr>
+            </w:pPr>
+            <w:r>
+              <w:rPr>
+                <w:rFonts w:ascii="Times New Roman" w:eastAsia="Times New Roman" w:hAnsi="Times New Roman" w:cs="Times New Roman"/>
+                <w:kern w:val="0"/>
+                <w:sz w:val="24"/>
+                <w:szCs w:val="24"/>
+                <w:lang w:eastAsia="ru-RU"/>
+                <w14:ligatures w14:val="none"/>
+              </w:rPr>
+              <w:t>09.04.2026</w:t>
+            </w:r>
+          </w:p>
+        </w:tc>
+        <w:tc>
+          <w:tcPr>
+            <w:tcW w:w="0" w:type="auto"/>
+          </w:tcPr>
+          <w:p>
+            <w:pPr>
+              <w:spacing w:line="360" w:lineRule="auto"/>
+              <w:rPr>
+                <w:rFonts w:ascii="Times New Roman" w:eastAsia="Times New Roman" w:hAnsi="Times New Roman" w:cs="Times New Roman"/>
+                <w:kern w:val="0"/>
+                <w:sz w:val="24"/>
+                <w:szCs w:val="24"/>
+                <w:lang w:eastAsia="ru-RU"/>
+                <w14:ligatures w14:val="none"/>
+              </w:rPr>
+            </w:pPr>
+            <w:r>
+              <w:rPr>
+                <w:rFonts w:ascii="Times New Roman" w:eastAsia="Times New Roman" w:hAnsi="Times New Roman" w:cs="Times New Roman"/>
+                <w:kern w:val="0"/>
+                <w:sz w:val="24"/>
+                <w:szCs w:val="24"/>
+                <w:lang w:eastAsia="ru-RU"/>
+                <w14:ligatures w14:val="none"/>
+              </w:rPr>
               <w:t>15</w:t>
             </w:r>
           </w:p>
@@ -14669,7 +14675,7 @@
                 <w:lang w:eastAsia="ru-RU"/>
                 <w14:ligatures w14:val="none"/>
               </w:rPr>
-              <w:t>Разработка мобильного приложения</w:t>
+              <w:t>Разработка приложения</w:t>
             </w:r>
           </w:p>
         </w:tc>
@@ -14707,6 +14713,65 @@
           <w:tcPr>
             <w:tcW w:w="0" w:type="auto"/>
             <w:hideMark/>
+          </w:tcPr>
+          <w:p>
+            <w:pPr>
+              <w:spacing w:line="360" w:lineRule="auto"/>
+              <w:rPr>
+                <w:rFonts w:ascii="Times New Roman" w:eastAsia="Times New Roman" w:hAnsi="Times New Roman" w:cs="Times New Roman"/>
+                <w:kern w:val="0"/>
+                <w:sz w:val="24"/>
+                <w:szCs w:val="24"/>
+                <w:lang w:eastAsia="ru-RU"/>
+                <w14:ligatures w14:val="none"/>
+              </w:rPr>
+            </w:pPr>
+            <w:r>
+              <w:rPr>
+                <w:rFonts w:ascii="Times New Roman" w:eastAsia="Times New Roman" w:hAnsi="Times New Roman" w:cs="Times New Roman"/>
+                <w:kern w:val="0"/>
+                <w:sz w:val="24"/>
+                <w:szCs w:val="24"/>
+                <w:lang w:eastAsia="ru-RU"/>
+                <w14:ligatures w14:val="none"/>
+              </w:rPr>
+              <w:t>10.04.2026</w:t>
+            </w:r>
+          </w:p>
+        </w:tc>
+        <w:tc>
+          <w:tcPr>
+            <w:tcW w:w="0" w:type="auto"/>
+            <w:hideMark/>
+          </w:tcPr>
+          <w:p>
+            <w:pPr>
+              <w:spacing w:line="360" w:lineRule="auto"/>
+              <w:rPr>
+                <w:rFonts w:ascii="Times New Roman" w:eastAsia="Times New Roman" w:hAnsi="Times New Roman" w:cs="Times New Roman"/>
+                <w:kern w:val="0"/>
+                <w:sz w:val="24"/>
+                <w:szCs w:val="24"/>
+                <w:lang w:eastAsia="ru-RU"/>
+                <w14:ligatures w14:val="none"/>
+              </w:rPr>
+            </w:pPr>
+            <w:r>
+              <w:rPr>
+                <w:rFonts w:ascii="Times New Roman" w:eastAsia="Times New Roman" w:hAnsi="Times New Roman" w:cs="Times New Roman"/>
+                <w:kern w:val="0"/>
+                <w:sz w:val="24"/>
+                <w:szCs w:val="24"/>
+                <w:lang w:eastAsia="ru-RU"/>
+                <w14:ligatures w14:val="none"/>
+              </w:rPr>
+              <w:t>18.06.2026</w:t>
+            </w:r>
+          </w:p>
+        </w:tc>
+        <w:tc>
+          <w:tcPr>
+            <w:tcW w:w="0" w:type="auto"/>
           </w:tcPr>
           <w:p>
             <w:pPr>
@@ -14791,7 +14856,7 @@
                 <w:lang w:eastAsia="ru-RU"/>
                 <w14:ligatures w14:val="none"/>
               </w:rPr>
-              <w:t>Разработка серверной части</w:t>
+              <w:t>Серверная часть</w:t>
             </w:r>
           </w:p>
         </w:tc>
@@ -14829,6 +14894,65 @@
           <w:tcPr>
             <w:tcW w:w="0" w:type="auto"/>
             <w:hideMark/>
+          </w:tcPr>
+          <w:p>
+            <w:pPr>
+              <w:spacing w:line="360" w:lineRule="auto"/>
+              <w:rPr>
+                <w:rFonts w:ascii="Times New Roman" w:eastAsia="Times New Roman" w:hAnsi="Times New Roman" w:cs="Times New Roman"/>
+                <w:kern w:val="0"/>
+                <w:sz w:val="24"/>
+                <w:szCs w:val="24"/>
+                <w:lang w:eastAsia="ru-RU"/>
+                <w14:ligatures w14:val="none"/>
+              </w:rPr>
+            </w:pPr>
+            <w:r>
+              <w:rPr>
+                <w:rFonts w:ascii="Times New Roman" w:eastAsia="Times New Roman" w:hAnsi="Times New Roman" w:cs="Times New Roman"/>
+                <w:kern w:val="0"/>
+                <w:sz w:val="24"/>
+                <w:szCs w:val="24"/>
+                <w:lang w:eastAsia="ru-RU"/>
+                <w14:ligatures w14:val="none"/>
+              </w:rPr>
+              <w:t>10.04.2026</w:t>
+            </w:r>
+          </w:p>
+        </w:tc>
+        <w:tc>
+          <w:tcPr>
+            <w:tcW w:w="0" w:type="auto"/>
+            <w:hideMark/>
+          </w:tcPr>
+          <w:p>
+            <w:pPr>
+              <w:spacing w:line="360" w:lineRule="auto"/>
+              <w:rPr>
+                <w:rFonts w:ascii="Times New Roman" w:eastAsia="Times New Roman" w:hAnsi="Times New Roman" w:cs="Times New Roman"/>
+                <w:kern w:val="0"/>
+                <w:sz w:val="24"/>
+                <w:szCs w:val="24"/>
+                <w:lang w:eastAsia="ru-RU"/>
+                <w14:ligatures w14:val="none"/>
+              </w:rPr>
+            </w:pPr>
+            <w:r>
+              <w:rPr>
+                <w:rFonts w:ascii="Times New Roman" w:eastAsia="Times New Roman" w:hAnsi="Times New Roman" w:cs="Times New Roman"/>
+                <w:kern w:val="0"/>
+                <w:sz w:val="24"/>
+                <w:szCs w:val="24"/>
+                <w:lang w:eastAsia="ru-RU"/>
+                <w14:ligatures w14:val="none"/>
+              </w:rPr>
+              <w:t>03.06.2026</w:t>
+            </w:r>
+          </w:p>
+        </w:tc>
+        <w:tc>
+          <w:tcPr>
+            <w:tcW w:w="0" w:type="auto"/>
           </w:tcPr>
           <w:p>
             <w:pPr>
@@ -14973,6 +15097,65 @@
                 <w:lang w:eastAsia="ru-RU"/>
                 <w14:ligatures w14:val="none"/>
               </w:rPr>
+              <w:t>19.06.2026</w:t>
+            </w:r>
+          </w:p>
+        </w:tc>
+        <w:tc>
+          <w:tcPr>
+            <w:tcW w:w="0" w:type="auto"/>
+            <w:hideMark/>
+          </w:tcPr>
+          <w:p>
+            <w:pPr>
+              <w:spacing w:line="360" w:lineRule="auto"/>
+              <w:rPr>
+                <w:rFonts w:ascii="Times New Roman" w:eastAsia="Times New Roman" w:hAnsi="Times New Roman" w:cs="Times New Roman"/>
+                <w:kern w:val="0"/>
+                <w:sz w:val="24"/>
+                <w:szCs w:val="24"/>
+                <w:lang w:eastAsia="ru-RU"/>
+                <w14:ligatures w14:val="none"/>
+              </w:rPr>
+            </w:pPr>
+            <w:r>
+              <w:rPr>
+                <w:rFonts w:ascii="Times New Roman" w:eastAsia="Times New Roman" w:hAnsi="Times New Roman" w:cs="Times New Roman"/>
+                <w:kern w:val="0"/>
+                <w:sz w:val="24"/>
+                <w:szCs w:val="24"/>
+                <w:lang w:eastAsia="ru-RU"/>
+                <w14:ligatures w14:val="none"/>
+              </w:rPr>
+              <w:t>09.07.2026</w:t>
+            </w:r>
+          </w:p>
+        </w:tc>
+        <w:tc>
+          <w:tcPr>
+            <w:tcW w:w="0" w:type="auto"/>
+          </w:tcPr>
+          <w:p>
+            <w:pPr>
+              <w:spacing w:line="360" w:lineRule="auto"/>
+              <w:rPr>
+                <w:rFonts w:ascii="Times New Roman" w:eastAsia="Times New Roman" w:hAnsi="Times New Roman" w:cs="Times New Roman"/>
+                <w:kern w:val="0"/>
+                <w:sz w:val="24"/>
+                <w:szCs w:val="24"/>
+                <w:lang w:eastAsia="ru-RU"/>
+                <w14:ligatures w14:val="none"/>
+              </w:rPr>
+            </w:pPr>
+            <w:r>
+              <w:rPr>
+                <w:rFonts w:ascii="Times New Roman" w:eastAsia="Times New Roman" w:hAnsi="Times New Roman" w:cs="Times New Roman"/>
+                <w:kern w:val="0"/>
+                <w:sz w:val="24"/>
+                <w:szCs w:val="24"/>
+                <w:lang w:eastAsia="ru-RU"/>
+                <w14:ligatures w14:val="none"/>
+              </w:rPr>
               <w:t>15</w:t>
             </w:r>
           </w:p>
@@ -15095,6 +15278,65 @@
                 <w:lang w:eastAsia="ru-RU"/>
                 <w14:ligatures w14:val="none"/>
               </w:rPr>
+              <w:t>10.07.2026</w:t>
+            </w:r>
+          </w:p>
+        </w:tc>
+        <w:tc>
+          <w:tcPr>
+            <w:tcW w:w="0" w:type="auto"/>
+            <w:hideMark/>
+          </w:tcPr>
+          <w:p>
+            <w:pPr>
+              <w:spacing w:line="360" w:lineRule="auto"/>
+              <w:rPr>
+                <w:rFonts w:ascii="Times New Roman" w:eastAsia="Times New Roman" w:hAnsi="Times New Roman" w:cs="Times New Roman"/>
+                <w:kern w:val="0"/>
+                <w:sz w:val="24"/>
+                <w:szCs w:val="24"/>
+                <w:lang w:eastAsia="ru-RU"/>
+                <w14:ligatures w14:val="none"/>
+              </w:rPr>
+            </w:pPr>
+            <w:r>
+              <w:rPr>
+                <w:rFonts w:ascii="Times New Roman" w:eastAsia="Times New Roman" w:hAnsi="Times New Roman" w:cs="Times New Roman"/>
+                <w:kern w:val="0"/>
+                <w:sz w:val="24"/>
+                <w:szCs w:val="24"/>
+                <w:lang w:eastAsia="ru-RU"/>
+                <w14:ligatures w14:val="none"/>
+              </w:rPr>
+              <w:t>30.07.2026</w:t>
+            </w:r>
+          </w:p>
+        </w:tc>
+        <w:tc>
+          <w:tcPr>
+            <w:tcW w:w="0" w:type="auto"/>
+          </w:tcPr>
+          <w:p>
+            <w:pPr>
+              <w:spacing w:line="360" w:lineRule="auto"/>
+              <w:rPr>
+                <w:rFonts w:ascii="Times New Roman" w:eastAsia="Times New Roman" w:hAnsi="Times New Roman" w:cs="Times New Roman"/>
+                <w:kern w:val="0"/>
+                <w:sz w:val="24"/>
+                <w:szCs w:val="24"/>
+                <w:lang w:eastAsia="ru-RU"/>
+                <w14:ligatures w14:val="none"/>
+              </w:rPr>
+            </w:pPr>
+            <w:r>
+              <w:rPr>
+                <w:rFonts w:ascii="Times New Roman" w:eastAsia="Times New Roman" w:hAnsi="Times New Roman" w:cs="Times New Roman"/>
+                <w:kern w:val="0"/>
+                <w:sz w:val="24"/>
+                <w:szCs w:val="24"/>
+                <w:lang w:eastAsia="ru-RU"/>
+                <w14:ligatures w14:val="none"/>
+              </w:rPr>
               <w:t>15</w:t>
             </w:r>
           </w:p>
@@ -15217,6 +15459,65 @@
                 <w:lang w:eastAsia="ru-RU"/>
                 <w14:ligatures w14:val="none"/>
               </w:rPr>
+              <w:t>31.07.2026</w:t>
+            </w:r>
+          </w:p>
+        </w:tc>
+        <w:tc>
+          <w:tcPr>
+            <w:tcW w:w="0" w:type="auto"/>
+            <w:hideMark/>
+          </w:tcPr>
+          <w:p>
+            <w:pPr>
+              <w:spacing w:line="360" w:lineRule="auto"/>
+              <w:rPr>
+                <w:rFonts w:ascii="Times New Roman" w:eastAsia="Times New Roman" w:hAnsi="Times New Roman" w:cs="Times New Roman"/>
+                <w:kern w:val="0"/>
+                <w:sz w:val="24"/>
+                <w:szCs w:val="24"/>
+                <w:lang w:eastAsia="ru-RU"/>
+                <w14:ligatures w14:val="none"/>
+              </w:rPr>
+            </w:pPr>
+            <w:r>
+              <w:rPr>
+                <w:rFonts w:ascii="Times New Roman" w:eastAsia="Times New Roman" w:hAnsi="Times New Roman" w:cs="Times New Roman"/>
+                <w:kern w:val="0"/>
+                <w:sz w:val="24"/>
+                <w:szCs w:val="24"/>
+                <w:lang w:eastAsia="ru-RU"/>
+                <w14:ligatures w14:val="none"/>
+              </w:rPr>
+              <w:t>13.08.2026</w:t>
+            </w:r>
+          </w:p>
+        </w:tc>
+        <w:tc>
+          <w:tcPr>
+            <w:tcW w:w="0" w:type="auto"/>
+          </w:tcPr>
+          <w:p>
+            <w:pPr>
+              <w:spacing w:line="360" w:lineRule="auto"/>
+              <w:rPr>
+                <w:rFonts w:ascii="Times New Roman" w:eastAsia="Times New Roman" w:hAnsi="Times New Roman" w:cs="Times New Roman"/>
+                <w:kern w:val="0"/>
+                <w:sz w:val="24"/>
+                <w:szCs w:val="24"/>
+                <w:lang w:eastAsia="ru-RU"/>
+                <w14:ligatures w14:val="none"/>
+              </w:rPr>
+            </w:pPr>
+            <w:r>
+              <w:rPr>
+                <w:rFonts w:ascii="Times New Roman" w:eastAsia="Times New Roman" w:hAnsi="Times New Roman" w:cs="Times New Roman"/>
+                <w:kern w:val="0"/>
+                <w:sz w:val="24"/>
+                <w:szCs w:val="24"/>
+                <w:lang w:eastAsia="ru-RU"/>
+                <w14:ligatures w14:val="none"/>
+              </w:rPr>
               <w:t>10</w:t>
             </w:r>
           </w:p>
@@ -15279,7 +15580,7 @@
                 <w:lang w:eastAsia="ru-RU"/>
                 <w14:ligatures w14:val="none"/>
               </w:rPr>
-              <w:t>Подготовка и запуск приложения</w:t>
+              <w:t>Подготовка и запуск</w:t>
             </w:r>
           </w:p>
         </w:tc>
@@ -15339,12 +15640,91 @@
                 <w:lang w:eastAsia="ru-RU"/>
                 <w14:ligatures w14:val="none"/>
               </w:rPr>
+              <w:t>14.08.2026</w:t>
+            </w:r>
+          </w:p>
+        </w:tc>
+        <w:tc>
+          <w:tcPr>
+            <w:tcW w:w="0" w:type="auto"/>
+            <w:hideMark/>
+          </w:tcPr>
+          <w:p>
+            <w:pPr>
+              <w:spacing w:line="360" w:lineRule="auto"/>
+              <w:rPr>
+                <w:rFonts w:ascii="Times New Roman" w:eastAsia="Times New Roman" w:hAnsi="Times New Roman" w:cs="Times New Roman"/>
+                <w:kern w:val="0"/>
+                <w:sz w:val="24"/>
+                <w:szCs w:val="24"/>
+                <w:lang w:eastAsia="ru-RU"/>
+                <w14:ligatures w14:val="none"/>
+              </w:rPr>
+            </w:pPr>
+            <w:r>
+              <w:rPr>
+                <w:rFonts w:ascii="Times New Roman" w:eastAsia="Times New Roman" w:hAnsi="Times New Roman" w:cs="Times New Roman"/>
+                <w:kern w:val="0"/>
+                <w:sz w:val="24"/>
+                <w:szCs w:val="24"/>
+                <w:lang w:eastAsia="ru-RU"/>
+                <w14:ligatures w14:val="none"/>
+              </w:rPr>
+              <w:t>27.08.2026</w:t>
+            </w:r>
+          </w:p>
+        </w:tc>
+        <w:tc>
+          <w:tcPr>
+            <w:tcW w:w="0" w:type="auto"/>
+          </w:tcPr>
+          <w:p>
+            <w:pPr>
+              <w:spacing w:line="360" w:lineRule="auto"/>
+              <w:rPr>
+                <w:rFonts w:ascii="Times New Roman" w:eastAsia="Times New Roman" w:hAnsi="Times New Roman" w:cs="Times New Roman"/>
+                <w:kern w:val="0"/>
+                <w:sz w:val="24"/>
+                <w:szCs w:val="24"/>
+                <w:lang w:eastAsia="ru-RU"/>
+                <w14:ligatures w14:val="none"/>
+              </w:rPr>
+            </w:pPr>
+            <w:r>
+              <w:rPr>
+                <w:rFonts w:ascii="Times New Roman" w:eastAsia="Times New Roman" w:hAnsi="Times New Roman" w:cs="Times New Roman"/>
+                <w:kern w:val="0"/>
+                <w:sz w:val="24"/>
+                <w:szCs w:val="24"/>
+                <w:lang w:eastAsia="ru-RU"/>
+                <w14:ligatures w14:val="none"/>
+              </w:rPr>
               <w:t>10</w:t>
             </w:r>
           </w:p>
         </w:tc>
       </w:tr>
     </w:tbl>
+    <w:p>
+      <w:pPr>
+        <w:spacing w:after="0" w:line="360" w:lineRule="auto"/>
+        <w:ind w:firstLine="709"/>
+        <w:jc w:val="both"/>
+        <w:rPr>
+          <w:rFonts w:ascii="Times New Roman" w:hAnsi="Times New Roman" w:cs="Times New Roman"/>
+          <w:sz w:val="24"/>
+          <w:szCs w:val="24"/>
+        </w:rPr>
+      </w:pPr>
+      <w:r>
+        <w:rPr>
+          <w:rFonts w:ascii="Times New Roman" w:hAnsi="Times New Roman" w:cs="Times New Roman"/>
+          <w:sz w:val="24"/>
+          <w:szCs w:val="24"/>
+        </w:rPr>
+        <w:t>Расчёт календарных сроков выполнения работ выполнен в рабочих днях без учета выходных и праздничных дней.</w:t>
+      </w:r>
+    </w:p>
     <w:p>
       <w:pPr>
         <w:spacing w:after="0" w:line="360" w:lineRule="auto"/>
@@ -16808,6 +17188,7 @@
                 <w:lang w:eastAsia="ru-RU"/>
                 <w14:ligatures w14:val="none"/>
               </w:rPr>
+              <w:lastRenderedPageBreak/>
               <w:t>F</w:t>
             </w:r>
           </w:p>
@@ -17658,7 +18039,6 @@
           <w:sz w:val="24"/>
           <w:szCs w:val="24"/>
         </w:rPr>
-        <w:lastRenderedPageBreak/>
         <w:t>Критический путь – последовательность работ, определяющих минимальную продолжительность проекта.</w:t>
       </w:r>
     </w:p>
@@ -18889,7 +19269,7 @@
           </mc:Choice>
           <mc:Fallback>
             <w:pict>
-              <v:group w14:anchorId="267845C9" id="Группа 31" o:spid="_x0000_s1026" style="width:399.05pt;height:134.45pt;mso-position-horizontal-relative:char;mso-position-vertical-relative:line" coordorigin=",-2400" coordsize="50685,17078" o:gfxdata="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">
+              <v:group w14:anchorId="267845C9" id="Группа 31" o:spid="_x0000_s1026" style="width:399.05pt;height:134.45pt;mso-position-horizontal-relative:char;mso-position-vertical-relative:line" coordorigin=",-2400" coordsize="50685,17078" o:gfxdata="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">
                 <v:shapetype id="_x0000_t32" coordsize="21600,21600" o:spt="32" o:oned="t" path="m,l21600,21600e" filled="f">
                   <v:path arrowok="t" fillok="f" o:connecttype="none"/>
                   <o:lock v:ext="edit" shapetype="t"/>
@@ -29307,7 +29687,7 @@
 </file>
 
 <file path=word/endnotes.xml><?xml version="1.0" encoding="utf-8"?>
-<w:endnotes xmlns:wpc="http://schemas.microsoft.com/office/word/2010/wordprocessingCanvas" xmlns:cx="http://schemas.microsoft.com/office/drawing/2014/chartex" xmlns:cx1="http://schemas.microsoft.com/office/drawing/2015/9/8/chartex" xmlns:cx2="http://schemas.microsoft.com/office/drawing/2015/10/21/chartex" xmlns:cx3="http://schemas.microsoft.com/office/drawing/2016/5/9/chartex" xmlns:cx4="http://schemas.microsoft.com/office/drawing/2016/5/10/chartex" xmlns:cx5="http://schemas.microsoft.com/office/drawing/2016/5/11/chartex" xmlns:cx6="http://schemas.microsoft.com/office/drawing/2016/5/12/chartex" xmlns:cx7="http://schemas.microsoft.com/office/drawing/2016/5/13/chartex" xmlns:cx8="http://schemas.microsoft.com/office/drawing/2016/5/14/chartex" xmlns:mc="http://schemas.openxmlformats.org/markup-compatibility/2006" xmlns:aink="http://schemas.microsoft.com/office/drawing/2016/ink" xmlns:am3d="http://schemas.microsoft.com/office/drawing/2017/model3d" xmlns:o="urn:schemas-microsoft-com:office:office" xmlns:r="http://schemas.openxmlformats.org/officeDocument/2006/relationships" xmlns:m="http://schemas.openxmlformats.org/officeDocument/2006/math" xmlns:v="urn:schemas-microsoft-com:vml" xmlns:wp14="http://schemas.microsoft.com/office/word/2010/wordprocessingDrawing" xmlns:wp="http://schemas.openxmlformats.org/drawingml/2006/wordprocessingDrawing" xmlns:w10="urn:schemas-microsoft-com:office:word" xmlns:w="http://schemas.openxmlformats.org/wordprocessingml/2006/main" xmlns:w14="http://schemas.microsoft.com/office/word/2010/wordml" xmlns:w15="http://schemas.microsoft.com/office/word/2012/wordml" xmlns:w16cex="http://schemas.microsoft.com/office/word/2018/wordml/cex" xmlns:w16cid="http://schemas.microsoft.com/office/word/2016/wordml/cid" xmlns:w16="http://schemas.microsoft.com/office/word/2018/wordml" xmlns:w16sdtdh="http://schemas.microsoft.com/office/word/2020/wordml/sdtdatahash" xmlns:w16se="http://schemas.microsoft.com/office/word/2015/wordml/symex" xmlns:wpg="http://schemas.microsoft.com/office/word/2010/wordprocessingGroup" xmlns:wpi="http://schemas.microsoft.com/office/word/2010/wordprocessingInk" xmlns:wne="http://schemas.microsoft.com/office/word/2006/wordml" xmlns:wps="http://schemas.microsoft.com/office/word/2010/wordprocessingShape" mc:Ignorable="w14 w15 w16se w16cid w16 w16cex w16sdtdh wp14">
+<w:endnotes xmlns:wpc="http://schemas.microsoft.com/office/word/2010/wordprocessingCanvas" xmlns:cx="http://schemas.microsoft.com/office/drawing/2014/chartex" xmlns:cx1="http://schemas.microsoft.com/office/drawing/2015/9/8/chartex" xmlns:cx2="http://schemas.microsoft.com/office/drawing/2015/10/21/chartex" xmlns:cx3="http://schemas.microsoft.com/office/drawing/2016/5/9/chartex" xmlns:cx4="http://schemas.microsoft.com/office/drawing/2016/5/10/chartex" xmlns:cx5="http://schemas.microsoft.com/office/drawing/2016/5/11/chartex" xmlns:cx6="http://schemas.microsoft.com/office/drawing/2016/5/12/chartex" xmlns:cx7="http://schemas.microsoft.com/office/drawing/2016/5/13/chartex" xmlns:cx8="http://schemas.microsoft.com/office/drawing/2016/5/14/chartex" xmlns:mc="http://schemas.openxmlformats.org/markup-compatibility/2006" xmlns:aink="http://schemas.microsoft.com/office/drawing/2016/ink" xmlns:am3d="http://schemas.microsoft.com/office/drawing/2017/model3d" xmlns:o="urn:schemas-microsoft-com:office:office" xmlns:oel="http://schemas.microsoft.com/office/2019/extlst" xmlns:r="http://schemas.openxmlformats.org/officeDocument/2006/relationships" xmlns:m="http://schemas.openxmlformats.org/officeDocument/2006/math" xmlns:v="urn:schemas-microsoft-com:vml" xmlns:wp14="http://schemas.microsoft.com/office/word/2010/wordprocessingDrawing" xmlns:wp="http://schemas.openxmlformats.org/drawingml/2006/wordprocessingDrawing" xmlns:w10="urn:schemas-microsoft-com:office:word" xmlns:w="http://schemas.openxmlformats.org/wordprocessingml/2006/main" xmlns:w14="http://schemas.microsoft.com/office/word/2010/wordml" xmlns:w15="http://schemas.microsoft.com/office/word/2012/wordml" xmlns:w16cex="http://schemas.microsoft.com/office/word/2018/wordml/cex" xmlns:w16cid="http://schemas.microsoft.com/office/word/2016/wordml/cid" xmlns:w16="http://schemas.microsoft.com/office/word/2018/wordml" xmlns:w16sdtdh="http://schemas.microsoft.com/office/word/2020/wordml/sdtdatahash" xmlns:w16se="http://schemas.microsoft.com/office/word/2015/wordml/symex" xmlns:wpg="http://schemas.microsoft.com/office/word/2010/wordprocessingGroup" xmlns:wpi="http://schemas.microsoft.com/office/word/2010/wordprocessingInk" xmlns:wne="http://schemas.microsoft.com/office/word/2006/wordml" xmlns:wps="http://schemas.microsoft.com/office/word/2010/wordprocessingShape" mc:Ignorable="w14 w15 w16se w16cid w16 w16cex w16sdtdh wp14">
   <w:endnote w:type="separator" w:id="-1">
     <w:p>
       <w:pPr>
@@ -29332,7 +29712,7 @@
 </file>
 
 <file path=word/footer1.xml><?xml version="1.0" encoding="utf-8"?>
-<w:ftr xmlns:wpc="http://schemas.microsoft.com/office/word/2010/wordprocessingCanvas" xmlns:cx="http://schemas.microsoft.com/office/drawing/2014/chartex" xmlns:cx1="http://schemas.microsoft.com/office/drawing/2015/9/8/chartex" xmlns:cx2="http://schemas.microsoft.com/office/drawing/2015/10/21/chartex" xmlns:cx3="http://schemas.microsoft.com/office/drawing/2016/5/9/chartex" xmlns:cx4="http://schemas.microsoft.com/office/drawing/2016/5/10/chartex" xmlns:cx5="http://schemas.microsoft.com/office/drawing/2016/5/11/chartex" xmlns:cx6="http://schemas.microsoft.com/office/drawing/2016/5/12/chartex" xmlns:cx7="http://schemas.microsoft.com/office/drawing/2016/5/13/chartex" xmlns:cx8="http://schemas.microsoft.com/office/drawing/2016/5/14/chartex" xmlns:mc="http://schemas.openxmlformats.org/markup-compatibility/2006" xmlns:aink="http://schemas.microsoft.com/office/drawing/2016/ink" xmlns:am3d="http://schemas.microsoft.com/office/drawing/2017/model3d" xmlns:o="urn:schemas-microsoft-com:office:office" xmlns:r="http://schemas.openxmlformats.org/officeDocument/2006/relationships" xmlns:m="http://schemas.openxmlformats.org/officeDocument/2006/math" xmlns:v="urn:schemas-microsoft-com:vml" xmlns:wp14="http://schemas.microsoft.com/office/word/2010/wordprocessingDrawing" xmlns:wp="http://schemas.openxmlformats.org/drawingml/2006/wordprocessingDrawing" xmlns:w10="urn:schemas-microsoft-com:office:word" xmlns:w="http://schemas.openxmlformats.org/wordprocessingml/2006/main" xmlns:w14="http://schemas.microsoft.com/office/word/2010/wordml" xmlns:w15="http://schemas.microsoft.com/office/word/2012/wordml" xmlns:w16cex="http://schemas.microsoft.com/office/word/2018/wordml/cex" xmlns:w16cid="http://schemas.microsoft.com/office/word/2016/wordml/cid" xmlns:w16="http://schemas.microsoft.com/office/word/2018/wordml" xmlns:w16sdtdh="http://schemas.microsoft.com/office/word/2020/wordml/sdtdatahash" xmlns:w16se="http://schemas.microsoft.com/office/word/2015/wordml/symex" xmlns:wpg="http://schemas.microsoft.com/office/word/2010/wordprocessingGroup" xmlns:wpi="http://schemas.microsoft.com/office/word/2010/wordprocessingInk" xmlns:wne="http://schemas.microsoft.com/office/word/2006/wordml" xmlns:wps="http://schemas.microsoft.com/office/word/2010/wordprocessingShape" mc:Ignorable="w14 w15 w16se w16cid w16 w16cex w16sdtdh wp14">
+<w:ftr xmlns:wpc="http://schemas.microsoft.com/office/word/2010/wordprocessingCanvas" xmlns:cx="http://schemas.microsoft.com/office/drawing/2014/chartex" xmlns:cx1="http://schemas.microsoft.com/office/drawing/2015/9/8/chartex" xmlns:cx2="http://schemas.microsoft.com/office/drawing/2015/10/21/chartex" xmlns:cx3="http://schemas.microsoft.com/office/drawing/2016/5/9/chartex" xmlns:cx4="http://schemas.microsoft.com/office/drawing/2016/5/10/chartex" xmlns:cx5="http://schemas.microsoft.com/office/drawing/2016/5/11/chartex" xmlns:cx6="http://schemas.microsoft.com/office/drawing/2016/5/12/chartex" xmlns:cx7="http://schemas.microsoft.com/office/drawing/2016/5/13/chartex" xmlns:cx8="http://schemas.microsoft.com/office/drawing/2016/5/14/chartex" xmlns:mc="http://schemas.openxmlformats.org/markup-compatibility/2006" xmlns:aink="http://schemas.microsoft.com/office/drawing/2016/ink" xmlns:am3d="http://schemas.microsoft.com/office/drawing/2017/model3d" xmlns:o="urn:schemas-microsoft-com:office:office" xmlns:oel="http://schemas.microsoft.com/office/2019/extlst" xmlns:r="http://schemas.openxmlformats.org/officeDocument/2006/relationships" xmlns:m="http://schemas.openxmlformats.org/officeDocument/2006/math" xmlns:v="urn:schemas-microsoft-com:vml" xmlns:wp14="http://schemas.microsoft.com/office/word/2010/wordprocessingDrawing" xmlns:wp="http://schemas.openxmlformats.org/drawingml/2006/wordprocessingDrawing" xmlns:w10="urn:schemas-microsoft-com:office:word" xmlns:w="http://schemas.openxmlformats.org/wordprocessingml/2006/main" xmlns:w14="http://schemas.microsoft.com/office/word/2010/wordml" xmlns:w15="http://schemas.microsoft.com/office/word/2012/wordml" xmlns:w16cex="http://schemas.microsoft.com/office/word/2018/wordml/cex" xmlns:w16cid="http://schemas.microsoft.com/office/word/2016/wordml/cid" xmlns:w16="http://schemas.microsoft.com/office/word/2018/wordml" xmlns:w16sdtdh="http://schemas.microsoft.com/office/word/2020/wordml/sdtdatahash" xmlns:w16se="http://schemas.microsoft.com/office/word/2015/wordml/symex" xmlns:wpg="http://schemas.microsoft.com/office/word/2010/wordprocessingGroup" xmlns:wpi="http://schemas.microsoft.com/office/word/2010/wordprocessingInk" xmlns:wne="http://schemas.microsoft.com/office/word/2006/wordml" xmlns:wps="http://schemas.microsoft.com/office/word/2010/wordprocessingShape" mc:Ignorable="w14 w15 w16se w16cid w16 w16cex w16sdtdh wp14">
   <w:sdt>
     <w:sdtPr>
       <w:id w:val="1126514239"/>
@@ -29411,7 +29791,7 @@
 </file>
 
 <file path=word/footnotes.xml><?xml version="1.0" encoding="utf-8"?>
-<w:footnotes xmlns:wpc="http://schemas.microsoft.com/office/word/2010/wordprocessingCanvas" xmlns:cx="http://schemas.microsoft.com/office/drawing/2014/chartex" xmlns:cx1="http://schemas.microsoft.com/office/drawing/2015/9/8/chartex" xmlns:cx2="http://schemas.microsoft.com/office/drawing/2015/10/21/chartex" xmlns:cx3="http://schemas.microsoft.com/office/drawing/2016/5/9/chartex" xmlns:cx4="http://schemas.microsoft.com/office/drawing/2016/5/10/chartex" xmlns:cx5="http://schemas.microsoft.com/office/drawing/2016/5/11/chartex" xmlns:cx6="http://schemas.microsoft.com/office/drawing/2016/5/12/chartex" xmlns:cx7="http://schemas.microsoft.com/office/drawing/2016/5/13/chartex" xmlns:cx8="http://schemas.microsoft.com/office/drawing/2016/5/14/chartex" xmlns:mc="http://schemas.openxmlformats.org/markup-compatibility/2006" xmlns:aink="http://schemas.microsoft.com/office/drawing/2016/ink" xmlns:am3d="http://schemas.microsoft.com/office/drawing/2017/model3d" xmlns:o="urn:schemas-microsoft-com:office:office" xmlns:r="http://schemas.openxmlformats.org/officeDocument/2006/relationships" xmlns:m="http://schemas.openxmlformats.org/officeDocument/2006/math" xmlns:v="urn:schemas-microsoft-com:vml" xmlns:wp14="http://schemas.microsoft.com/office/word/2010/wordprocessingDrawing" xmlns:wp="http://schemas.openxmlformats.org/drawingml/2006/wordprocessingDrawing" xmlns:w10="urn:schemas-microsoft-com:office:word" xmlns:w="http://schemas.openxmlformats.org/wordprocessingml/2006/main" xmlns:w14="http://schemas.microsoft.com/office/word/2010/wordml" xmlns:w15="http://schemas.microsoft.com/office/word/2012/wordml" xmlns:w16cex="http://schemas.microsoft.com/office/word/2018/wordml/cex" xmlns:w16cid="http://schemas.microsoft.com/office/word/2016/wordml/cid" xmlns:w16="http://schemas.microsoft.com/office/word/2018/wordml" xmlns:w16sdtdh="http://schemas.microsoft.com/office/word/2020/wordml/sdtdatahash" xmlns:w16se="http://schemas.microsoft.com/office/word/2015/wordml/symex" xmlns:wpg="http://schemas.microsoft.com/office/word/2010/wordprocessingGroup" xmlns:wpi="http://schemas.microsoft.com/office/word/2010/wordprocessingInk" xmlns:wne="http://schemas.microsoft.com/office/word/2006/wordml" xmlns:wps="http://schemas.microsoft.com/office/word/2010/wordprocessingShape" mc:Ignorable="w14 w15 w16se w16cid w16 w16cex w16sdtdh wp14">
+<w:footnotes xmlns:wpc="http://schemas.microsoft.com/office/word/2010/wordprocessingCanvas" xmlns:cx="http://schemas.microsoft.com/office/drawing/2014/chartex" xmlns:cx1="http://schemas.microsoft.com/office/drawing/2015/9/8/chartex" xmlns:cx2="http://schemas.microsoft.com/office/drawing/2015/10/21/chartex" xmlns:cx3="http://schemas.microsoft.com/office/drawing/2016/5/9/chartex" xmlns:cx4="http://schemas.microsoft.com/office/drawing/2016/5/10/chartex" xmlns:cx5="http://schemas.microsoft.com/office/drawing/2016/5/11/chartex" xmlns:cx6="http://schemas.microsoft.com/office/drawing/2016/5/12/chartex" xmlns:cx7="http://schemas.microsoft.com/office/drawing/2016/5/13/chartex" xmlns:cx8="http://schemas.microsoft.com/office/drawing/2016/5/14/chartex" xmlns:mc="http://schemas.openxmlformats.org/markup-compatibility/2006" xmlns:aink="http://schemas.microsoft.com/office/drawing/2016/ink" xmlns:am3d="http://schemas.microsoft.com/office/drawing/2017/model3d" xmlns:o="urn:schemas-microsoft-com:office:office" xmlns:oel="http://schemas.microsoft.com/office/2019/extlst" xmlns:r="http://schemas.openxmlformats.org/officeDocument/2006/relationships" xmlns:m="http://schemas.openxmlformats.org/officeDocument/2006/math" xmlns:v="urn:schemas-microsoft-com:vml" xmlns:wp14="http://schemas.microsoft.com/office/word/2010/wordprocessingDrawing" xmlns:wp="http://schemas.openxmlformats.org/drawingml/2006/wordprocessingDrawing" xmlns:w10="urn:schemas-microsoft-com:office:word" xmlns:w="http://schemas.openxmlformats.org/wordprocessingml/2006/main" xmlns:w14="http://schemas.microsoft.com/office/word/2010/wordml" xmlns:w15="http://schemas.microsoft.com/office/word/2012/wordml" xmlns:w16cex="http://schemas.microsoft.com/office/word/2018/wordml/cex" xmlns:w16cid="http://schemas.microsoft.com/office/word/2016/wordml/cid" xmlns:w16="http://schemas.microsoft.com/office/word/2018/wordml" xmlns:w16sdtdh="http://schemas.microsoft.com/office/word/2020/wordml/sdtdatahash" xmlns:w16se="http://schemas.microsoft.com/office/word/2015/wordml/symex" xmlns:wpg="http://schemas.microsoft.com/office/word/2010/wordprocessingGroup" xmlns:wpi="http://schemas.microsoft.com/office/word/2010/wordprocessingInk" xmlns:wne="http://schemas.microsoft.com/office/word/2006/wordml" xmlns:wps="http://schemas.microsoft.com/office/word/2010/wordprocessingShape" mc:Ignorable="w14 w15 w16se w16cid w16 w16cex w16sdtdh wp14">
   <w:footnote w:type="separator" w:id="-1">
     <w:p>
       <w:pPr>
@@ -29436,7 +29816,7 @@
 </file>
 
 <file path=word/numbering.xml><?xml version="1.0" encoding="utf-8"?>
-<w:numbering xmlns:wpc="http://schemas.microsoft.com/office/word/2010/wordprocessingCanvas" xmlns:cx="http://schemas.microsoft.com/office/drawing/2014/chartex" xmlns:cx1="http://schemas.microsoft.com/office/drawing/2015/9/8/chartex" xmlns:cx2="http://schemas.microsoft.com/office/drawing/2015/10/21/chartex" xmlns:cx3="http://schemas.microsoft.com/office/drawing/2016/5/9/chartex" xmlns:cx4="http://schemas.microsoft.com/office/drawing/2016/5/10/chartex" xmlns:cx5="http://schemas.microsoft.com/office/drawing/2016/5/11/chartex" xmlns:cx6="http://schemas.microsoft.com/office/drawing/2016/5/12/chartex" xmlns:cx7="http://schemas.microsoft.com/office/drawing/2016/5/13/chartex" xmlns:cx8="http://schemas.microsoft.com/office/drawing/2016/5/14/chartex" xmlns:mc="http://schemas.openxmlformats.org/markup-compatibility/2006" xmlns:aink="http://schemas.microsoft.com/office/drawing/2016/ink" xmlns:am3d="http://schemas.microsoft.com/office/drawing/2017/model3d" xmlns:o="urn:schemas-microsoft-com:office:office" xmlns:r="http://schemas.openxmlformats.org/officeDocument/2006/relationships" xmlns:m="http://schemas.openxmlformats.org/officeDocument/2006/math" xmlns:v="urn:schemas-microsoft-com:vml" xmlns:wp14="http://schemas.microsoft.com/office/word/2010/wordprocessingDrawing" xmlns:wp="http://schemas.openxmlformats.org/drawingml/2006/wordprocessingDrawing" xmlns:w10="urn:schemas-microsoft-com:office:word" xmlns:w="http://schemas.openxmlformats.org/wordprocessingml/2006/main" xmlns:w14="http://schemas.microsoft.com/office/word/2010/wordml" xmlns:w15="http://schemas.microsoft.com/office/word/2012/wordml" xmlns:w16cex="http://schemas.microsoft.com/office/word/2018/wordml/cex" xmlns:w16cid="http://schemas.microsoft.com/office/word/2016/wordml/cid" xmlns:w16="http://schemas.microsoft.com/office/word/2018/wordml" xmlns:w16sdtdh="http://schemas.microsoft.com/office/word/2020/wordml/sdtdatahash" xmlns:w16se="http://schemas.microsoft.com/office/word/2015/wordml/symex" xmlns:wpg="http://schemas.microsoft.com/office/word/2010/wordprocessingGroup" xmlns:wpi="http://schemas.microsoft.com/office/word/2010/wordprocessingInk" xmlns:wne="http://schemas.microsoft.com/office/word/2006/wordml" xmlns:wps="http://schemas.microsoft.com/office/word/2010/wordprocessingShape" mc:Ignorable="w14 w15 w16se w16cid w16 w16cex w16sdtdh wp14">
+<w:numbering xmlns:wpc="http://schemas.microsoft.com/office/word/2010/wordprocessingCanvas" xmlns:cx="http://schemas.microsoft.com/office/drawing/2014/chartex" xmlns:cx1="http://schemas.microsoft.com/office/drawing/2015/9/8/chartex" xmlns:cx2="http://schemas.microsoft.com/office/drawing/2015/10/21/chartex" xmlns:cx3="http://schemas.microsoft.com/office/drawing/2016/5/9/chartex" xmlns:cx4="http://schemas.microsoft.com/office/drawing/2016/5/10/chartex" xmlns:cx5="http://schemas.microsoft.com/office/drawing/2016/5/11/chartex" xmlns:cx6="http://schemas.microsoft.com/office/drawing/2016/5/12/chartex" xmlns:cx7="http://schemas.microsoft.com/office/drawing/2016/5/13/chartex" xmlns:cx8="http://schemas.microsoft.com/office/drawing/2016/5/14/chartex" xmlns:mc="http://schemas.openxmlformats.org/markup-compatibility/2006" xmlns:aink="http://schemas.microsoft.com/office/drawing/2016/ink" xmlns:am3d="http://schemas.microsoft.com/office/drawing/2017/model3d" xmlns:o="urn:schemas-microsoft-com:office:office" xmlns:oel="http://schemas.microsoft.com/office/2019/extlst" xmlns:r="http://schemas.openxmlformats.org/officeDocument/2006/relationships" xmlns:m="http://schemas.openxmlformats.org/officeDocument/2006/math" xmlns:v="urn:schemas-microsoft-com:vml" xmlns:wp14="http://schemas.microsoft.com/office/word/2010/wordprocessingDrawing" xmlns:wp="http://schemas.openxmlformats.org/drawingml/2006/wordprocessingDrawing" xmlns:w10="urn:schemas-microsoft-com:office:word" xmlns:w="http://schemas.openxmlformats.org/wordprocessingml/2006/main" xmlns:w14="http://schemas.microsoft.com/office/word/2010/wordml" xmlns:w15="http://schemas.microsoft.com/office/word/2012/wordml" xmlns:w16cex="http://schemas.microsoft.com/office/word/2018/wordml/cex" xmlns:w16cid="http://schemas.microsoft.com/office/word/2016/wordml/cid" xmlns:w16="http://schemas.microsoft.com/office/word/2018/wordml" xmlns:w16sdtdh="http://schemas.microsoft.com/office/word/2020/wordml/sdtdatahash" xmlns:w16se="http://schemas.microsoft.com/office/word/2015/wordml/symex" xmlns:wpg="http://schemas.microsoft.com/office/word/2010/wordprocessingGroup" xmlns:wpi="http://schemas.microsoft.com/office/word/2010/wordprocessingInk" xmlns:wne="http://schemas.microsoft.com/office/word/2006/wordml" xmlns:wps="http://schemas.microsoft.com/office/word/2010/wordprocessingShape" mc:Ignorable="w14 w15 w16se w16cid w16 w16cex w16sdtdh wp14">
   <w:abstractNum w:abstractNumId="0" w15:restartNumberingAfterBreak="0">
     <w:nsid w:val="02CF7FF7"/>
     <w:multiLevelType w:val="hybridMultilevel"/>

--- a/ЭОИТП.docx
+++ b/ЭОИТП.docx
@@ -1,6 +1,6 @@
 
 <file path=word/document.xml><?xml version="1.0" encoding="utf-8"?>
-<w:document xmlns:wpc="http://schemas.microsoft.com/office/word/2010/wordprocessingCanvas" xmlns:cx="http://schemas.microsoft.com/office/drawing/2014/chartex" xmlns:cx1="http://schemas.microsoft.com/office/drawing/2015/9/8/chartex" xmlns:cx2="http://schemas.microsoft.com/office/drawing/2015/10/21/chartex" xmlns:cx3="http://schemas.microsoft.com/office/drawing/2016/5/9/chartex" xmlns:cx4="http://schemas.microsoft.com/office/drawing/2016/5/10/chartex" xmlns:cx5="http://schemas.microsoft.com/office/drawing/2016/5/11/chartex" xmlns:cx6="http://schemas.microsoft.com/office/drawing/2016/5/12/chartex" xmlns:cx7="http://schemas.microsoft.com/office/drawing/2016/5/13/chartex" xmlns:cx8="http://schemas.microsoft.com/office/drawing/2016/5/14/chartex" xmlns:mc="http://schemas.openxmlformats.org/markup-compatibility/2006" xmlns:aink="http://schemas.microsoft.com/office/drawing/2016/ink" xmlns:am3d="http://schemas.microsoft.com/office/drawing/2017/model3d" xmlns:o="urn:schemas-microsoft-com:office:office" xmlns:oel="http://schemas.microsoft.com/office/2019/extlst" xmlns:r="http://schemas.openxmlformats.org/officeDocument/2006/relationships" xmlns:m="http://schemas.openxmlformats.org/officeDocument/2006/math" xmlns:v="urn:schemas-microsoft-com:vml" xmlns:wp14="http://schemas.microsoft.com/office/word/2010/wordprocessingDrawing" xmlns:wp="http://schemas.openxmlformats.org/drawingml/2006/wordprocessingDrawing" xmlns:w10="urn:schemas-microsoft-com:office:word" xmlns:w="http://schemas.openxmlformats.org/wordprocessingml/2006/main" xmlns:w14="http://schemas.microsoft.com/office/word/2010/wordml" xmlns:w15="http://schemas.microsoft.com/office/word/2012/wordml" xmlns:w16cex="http://schemas.microsoft.com/office/word/2018/wordml/cex" xmlns:w16cid="http://schemas.microsoft.com/office/word/2016/wordml/cid" xmlns:w16="http://schemas.microsoft.com/office/word/2018/wordml" xmlns:w16sdtdh="http://schemas.microsoft.com/office/word/2020/wordml/sdtdatahash" xmlns:w16se="http://schemas.microsoft.com/office/word/2015/wordml/symex" xmlns:wpg="http://schemas.microsoft.com/office/word/2010/wordprocessingGroup" xmlns:wpi="http://schemas.microsoft.com/office/word/2010/wordprocessingInk" xmlns:wne="http://schemas.microsoft.com/office/word/2006/wordml" xmlns:wps="http://schemas.microsoft.com/office/word/2010/wordprocessingShape" mc:Ignorable="w14 w15 w16se w16cid w16 w16cex w16sdtdh wp14">
+<w:document xmlns:wpc="http://schemas.microsoft.com/office/word/2010/wordprocessingCanvas" xmlns:cx="http://schemas.microsoft.com/office/drawing/2014/chartex" xmlns:cx1="http://schemas.microsoft.com/office/drawing/2015/9/8/chartex" xmlns:cx2="http://schemas.microsoft.com/office/drawing/2015/10/21/chartex" xmlns:cx3="http://schemas.microsoft.com/office/drawing/2016/5/9/chartex" xmlns:cx4="http://schemas.microsoft.com/office/drawing/2016/5/10/chartex" xmlns:cx5="http://schemas.microsoft.com/office/drawing/2016/5/11/chartex" xmlns:cx6="http://schemas.microsoft.com/office/drawing/2016/5/12/chartex" xmlns:cx7="http://schemas.microsoft.com/office/drawing/2016/5/13/chartex" xmlns:cx8="http://schemas.microsoft.com/office/drawing/2016/5/14/chartex" xmlns:mc="http://schemas.openxmlformats.org/markup-compatibility/2006" xmlns:aink="http://schemas.microsoft.com/office/drawing/2016/ink" xmlns:am3d="http://schemas.microsoft.com/office/drawing/2017/model3d" xmlns:o="urn:schemas-microsoft-com:office:office" xmlns:r="http://schemas.openxmlformats.org/officeDocument/2006/relationships" xmlns:m="http://schemas.openxmlformats.org/officeDocument/2006/math" xmlns:v="urn:schemas-microsoft-com:vml" xmlns:wp14="http://schemas.microsoft.com/office/word/2010/wordprocessingDrawing" xmlns:wp="http://schemas.openxmlformats.org/drawingml/2006/wordprocessingDrawing" xmlns:w10="urn:schemas-microsoft-com:office:word" xmlns:w="http://schemas.openxmlformats.org/wordprocessingml/2006/main" xmlns:w14="http://schemas.microsoft.com/office/word/2010/wordml" xmlns:w15="http://schemas.microsoft.com/office/word/2012/wordml" xmlns:w16cex="http://schemas.microsoft.com/office/word/2018/wordml/cex" xmlns:w16cid="http://schemas.microsoft.com/office/word/2016/wordml/cid" xmlns:w16="http://schemas.microsoft.com/office/word/2018/wordml" xmlns:w16sdtdh="http://schemas.microsoft.com/office/word/2020/wordml/sdtdatahash" xmlns:w16se="http://schemas.microsoft.com/office/word/2015/wordml/symex" xmlns:wpg="http://schemas.microsoft.com/office/word/2010/wordprocessingGroup" xmlns:wpi="http://schemas.microsoft.com/office/word/2010/wordprocessingInk" xmlns:wne="http://schemas.microsoft.com/office/word/2006/wordml" xmlns:wps="http://schemas.microsoft.com/office/word/2010/wordprocessingShape" mc:Ignorable="w14 w15 w16se w16cid w16 w16cex w16sdtdh wp14">
   <w:body>
     <w:p>
       <w:pPr>
@@ -12074,15 +12074,31 @@
         <w:jc w:val="right"/>
         <w:rPr>
           <w:rFonts w:ascii="Times New Roman" w:hAnsi="Times New Roman" w:cs="Times New Roman"/>
-        </w:rPr>
-      </w:pPr>
-      <w:r>
-        <w:rPr>
-          <w:rFonts w:ascii="Times New Roman" w:hAnsi="Times New Roman" w:cs="Times New Roman"/>
           <w:color w:val="auto"/>
           <w:sz w:val="24"/>
           <w:szCs w:val="24"/>
         </w:rPr>
+      </w:pPr>
+    </w:p>
+    <w:p/>
+    <w:p/>
+    <w:p>
+      <w:pPr>
+        <w:pStyle w:val="af6"/>
+        <w:keepNext/>
+        <w:jc w:val="right"/>
+        <w:rPr>
+          <w:rFonts w:ascii="Times New Roman" w:hAnsi="Times New Roman" w:cs="Times New Roman"/>
+        </w:rPr>
+      </w:pPr>
+      <w:r>
+        <w:rPr>
+          <w:rFonts w:ascii="Times New Roman" w:hAnsi="Times New Roman" w:cs="Times New Roman"/>
+          <w:color w:val="auto"/>
+          <w:sz w:val="24"/>
+          <w:szCs w:val="24"/>
+        </w:rPr>
+        <w:lastRenderedPageBreak/>
         <w:t xml:space="preserve">Таблица </w:t>
       </w:r>
       <w:r>
@@ -12263,7 +12279,6 @@
                 <w:sz w:val="16"/>
                 <w:szCs w:val="16"/>
               </w:rPr>
-              <w:lastRenderedPageBreak/>
               <w:t>Образовательные онлайн-платформы;</w:t>
             </w:r>
           </w:p>
@@ -12367,7 +12382,6 @@
                 <w:sz w:val="16"/>
                 <w:szCs w:val="16"/>
               </w:rPr>
-              <w:lastRenderedPageBreak/>
               <w:t>Ключевые активности</w:t>
             </w:r>
           </w:p>
@@ -12425,7 +12439,6 @@
                 <w:sz w:val="16"/>
                 <w:szCs w:val="16"/>
               </w:rPr>
-              <w:lastRenderedPageBreak/>
               <w:t>Тестирование и обновление программного обеспечения;</w:t>
             </w:r>
           </w:p>
@@ -12530,7 +12543,6 @@
                 <w:sz w:val="16"/>
                 <w:szCs w:val="16"/>
               </w:rPr>
-              <w:lastRenderedPageBreak/>
               <w:t>Ценностные предложения</w:t>
             </w:r>
           </w:p>
@@ -12563,16 +12575,7 @@
                 <w:sz w:val="16"/>
                 <w:szCs w:val="16"/>
               </w:rPr>
-              <w:t xml:space="preserve">Быстрый поиск учебных </w:t>
-            </w:r>
-            <w:r>
-              <w:rPr>
-                <w:rFonts w:ascii="Times New Roman" w:hAnsi="Times New Roman" w:cs="Times New Roman"/>
-                <w:sz w:val="16"/>
-                <w:szCs w:val="16"/>
-              </w:rPr>
-              <w:lastRenderedPageBreak/>
-              <w:t>материалов по дисциплинам;</w:t>
+              <w:t>Быстрый поиск учебных материалов по дисциплинам;</w:t>
             </w:r>
           </w:p>
           <w:p>
@@ -12695,7 +12698,6 @@
                 <w:sz w:val="16"/>
                 <w:szCs w:val="16"/>
               </w:rPr>
-              <w:lastRenderedPageBreak/>
               <w:t>Отношения с клиентами</w:t>
             </w:r>
           </w:p>
@@ -12751,7 +12753,6 @@
                 <w:sz w:val="16"/>
                 <w:szCs w:val="16"/>
               </w:rPr>
-              <w:lastRenderedPageBreak/>
               <w:t>Система комментариев и обратной связи;</w:t>
             </w:r>
           </w:p>
@@ -12853,7 +12854,6 @@
                 <w:sz w:val="16"/>
                 <w:szCs w:val="16"/>
               </w:rPr>
-              <w:lastRenderedPageBreak/>
               <w:t>Сегменты потребителей</w:t>
             </w:r>
           </w:p>
@@ -12909,7 +12909,6 @@
                 <w:sz w:val="16"/>
                 <w:szCs w:val="16"/>
               </w:rPr>
-              <w:lastRenderedPageBreak/>
               <w:t>Первокурсники, нуждающиеся в учебных материалах;</w:t>
             </w:r>
           </w:p>
@@ -15727,6 +15726,23 @@
     </w:p>
     <w:p>
       <w:pPr>
+        <w:rPr>
+          <w:rFonts w:ascii="Times New Roman" w:hAnsi="Times New Roman" w:cs="Times New Roman"/>
+          <w:sz w:val="24"/>
+          <w:szCs w:val="24"/>
+        </w:rPr>
+      </w:pPr>
+      <w:r>
+        <w:rPr>
+          <w:rFonts w:ascii="Times New Roman" w:hAnsi="Times New Roman" w:cs="Times New Roman"/>
+          <w:sz w:val="24"/>
+          <w:szCs w:val="24"/>
+        </w:rPr>
+        <w:br w:type="page"/>
+      </w:r>
+    </w:p>
+    <w:p>
+      <w:pPr>
         <w:spacing w:after="0" w:line="360" w:lineRule="auto"/>
         <w:ind w:firstLine="709"/>
         <w:jc w:val="both"/>
@@ -15736,6 +15752,18 @@
           <w:szCs w:val="24"/>
         </w:rPr>
       </w:pPr>
+    </w:p>
+    <w:p>
+      <w:pPr>
+        <w:spacing w:after="0" w:line="360" w:lineRule="auto"/>
+        <w:ind w:firstLine="709"/>
+        <w:jc w:val="both"/>
+        <w:rPr>
+          <w:rFonts w:ascii="Times New Roman" w:hAnsi="Times New Roman" w:cs="Times New Roman"/>
+          <w:sz w:val="24"/>
+          <w:szCs w:val="24"/>
+        </w:rPr>
+      </w:pPr>
       <w:r>
         <w:rPr>
           <w:rFonts w:ascii="Times New Roman" w:hAnsi="Times New Roman" w:cs="Times New Roman"/>
@@ -15749,7 +15777,6 @@
           <w:rFonts w:ascii="Times New Roman" w:hAnsi="Times New Roman" w:cs="Times New Roman"/>
           <w:sz w:val="24"/>
           <w:szCs w:val="24"/>
-          <w:lang w:val="en-US"/>
         </w:rPr>
         <w:t>2</w:t>
       </w:r>
@@ -17188,7 +17215,6 @@
                 <w:lang w:eastAsia="ru-RU"/>
                 <w14:ligatures w14:val="none"/>
               </w:rPr>
-              <w:lastRenderedPageBreak/>
               <w:t>F</w:t>
             </w:r>
           </w:p>
@@ -18014,18 +18040,7 @@
     <w:p>
       <w:pPr>
         <w:spacing w:after="0" w:line="360" w:lineRule="auto"/>
-        <w:jc w:val="both"/>
-        <w:rPr>
-          <w:rFonts w:ascii="Times New Roman" w:hAnsi="Times New Roman" w:cs="Times New Roman"/>
-          <w:sz w:val="24"/>
-          <w:szCs w:val="24"/>
-        </w:rPr>
-      </w:pPr>
-    </w:p>
-    <w:p>
-      <w:pPr>
-        <w:spacing w:after="0" w:line="360" w:lineRule="auto"/>
-        <w:ind w:firstLine="709"/>
+        <w:ind w:firstLine="708"/>
         <w:jc w:val="both"/>
         <w:rPr>
           <w:rFonts w:ascii="Times New Roman" w:hAnsi="Times New Roman" w:cs="Times New Roman"/>
@@ -19267,7 +19282,7 @@
               </wp:inline>
             </w:drawing>
           </mc:Choice>
-          <mc:Fallback>
+          <mc:Fallback xmlns:oel="http://schemas.microsoft.com/office/2019/extlst">
             <w:pict>
               <v:group w14:anchorId="267845C9" id="Группа 31" o:spid="_x0000_s1026" style="width:399.05pt;height:134.45pt;mso-position-horizontal-relative:char;mso-position-vertical-relative:line" coordorigin=",-2400" coordsize="50685,17078" o:gfxdata="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">
                 <v:shapetype id="_x0000_t32" coordsize="21600,21600" o:spt="32" o:oned="t" path="m,l21600,21600e" filled="f">
@@ -19565,6 +19580,7 @@
           <w:sz w:val="24"/>
           <w:szCs w:val="24"/>
         </w:rPr>
+        <w:lastRenderedPageBreak/>
         <w:t>Для анализа факторов, влияющих на достижение цели проекта, используется диаграмма Каору Исикавы (причинно-следственная диаграмма). Данный инструмент позволяет определить основные группы факторов, которые оказывают положительное или отрицательное влияние на реализацию проекта разработки мобильного приложения для обмена учебными материалами между студентами.</w:t>
       </w:r>
     </w:p>
@@ -19633,7 +19649,6 @@
           <w:sz w:val="24"/>
           <w:szCs w:val="24"/>
         </w:rPr>
-        <w:lastRenderedPageBreak/>
         <w:drawing>
           <wp:inline distT="0" distB="0" distL="0" distR="0" wp14:anchorId="724DB4B3" wp14:editId="3977D333">
             <wp:extent cx="6115685" cy="4381500"/>
@@ -19771,6 +19786,7 @@
           <w:lang w:eastAsia="ru-RU"/>
           <w14:ligatures w14:val="none"/>
         </w:rPr>
+        <w:lastRenderedPageBreak/>
         <w:t>Группа пользовательских</w:t>
       </w:r>
       <w:r>
@@ -19834,7 +19850,6 @@
           <w:lang w:eastAsia="ru-RU"/>
           <w14:ligatures w14:val="none"/>
         </w:rPr>
-        <w:lastRenderedPageBreak/>
         <w:t>Экономические факторы определяют финансовые условия реализации проекта. Положительное влияние оказывают рост рынка образовательных технологий, развитие рынка мобильных приложений и возможность сотрудничества с образовательными организациями. Отрицательное влияние связано с ограниченным бюджетом проекта и затратами на серверную инфраструктуру.</w:t>
       </w:r>
     </w:p>
@@ -19974,6 +19989,7 @@
           <w:lang w:val="en-US" w:eastAsia="ru-RU"/>
           <w14:ligatures w14:val="none"/>
         </w:rPr>
+        <w:lastRenderedPageBreak/>
         <w:drawing>
           <wp:inline distT="0" distB="0" distL="0" distR="0" wp14:anchorId="3D839323" wp14:editId="58A9004E">
             <wp:extent cx="6120130" cy="3711575"/>
@@ -20080,7 +20096,6 @@
         <w:jc w:val="both"/>
         <w:rPr>
           <w:rFonts w:ascii="Times New Roman" w:eastAsia="Times New Roman" w:hAnsi="Times New Roman" w:cs="Times New Roman"/>
-          <w:bCs/>
           <w:kern w:val="0"/>
           <w:sz w:val="24"/>
           <w:szCs w:val="24"/>
@@ -20124,7 +20139,6 @@
           <w:lang w:eastAsia="ru-RU"/>
           <w14:ligatures w14:val="none"/>
         </w:rPr>
-        <w:lastRenderedPageBreak/>
         <w:t xml:space="preserve">На </w:t>
       </w:r>
       <w:r>
@@ -20374,6 +20388,7 @@
           <w:lang w:eastAsia="ru-RU"/>
           <w14:ligatures w14:val="none"/>
         </w:rPr>
+        <w:lastRenderedPageBreak/>
         <w:t xml:space="preserve">Создаётся </w:t>
       </w:r>
       <w:proofErr w:type="spellStart"/>
@@ -20705,28 +20720,6 @@
           <w:szCs w:val="24"/>
         </w:rPr>
       </w:pPr>
-    </w:p>
-    <w:p>
-      <w:pPr>
-        <w:spacing w:after="0" w:line="360" w:lineRule="auto"/>
-        <w:ind w:firstLine="709"/>
-        <w:rPr>
-          <w:rFonts w:ascii="Times New Roman" w:hAnsi="Times New Roman" w:cs="Times New Roman"/>
-          <w:sz w:val="24"/>
-          <w:szCs w:val="24"/>
-        </w:rPr>
-      </w:pPr>
-    </w:p>
-    <w:p>
-      <w:pPr>
-        <w:spacing w:after="0" w:line="360" w:lineRule="auto"/>
-        <w:ind w:firstLine="709"/>
-        <w:rPr>
-          <w:rFonts w:ascii="Times New Roman" w:hAnsi="Times New Roman" w:cs="Times New Roman"/>
-          <w:sz w:val="24"/>
-          <w:szCs w:val="24"/>
-        </w:rPr>
-      </w:pPr>
       <w:r>
         <w:rPr>
           <w:rFonts w:ascii="Times New Roman" w:hAnsi="Times New Roman" w:cs="Times New Roman"/>
@@ -20968,6 +20961,7 @@
           <w:sz w:val="24"/>
           <w:szCs w:val="24"/>
         </w:rPr>
+        <w:lastRenderedPageBreak/>
         <w:t xml:space="preserve">Таблица </w:t>
       </w:r>
       <w:r>
@@ -21804,229 +21798,27 @@
               <w:t>внедрение системы мотивации пользователей</w:t>
             </w:r>
           </w:p>
-        </w:tc>
-      </w:tr>
-    </w:tbl>
-    <w:p/>
-    <w:p/>
-    <w:p/>
-    <w:p>
-      <w:pPr>
-        <w:spacing w:after="0" w:line="360" w:lineRule="auto"/>
-        <w:ind w:firstLine="709"/>
-        <w:jc w:val="both"/>
-        <w:rPr>
-          <w:rFonts w:ascii="Times New Roman" w:hAnsi="Times New Roman" w:cs="Times New Roman"/>
-          <w:sz w:val="24"/>
-          <w:szCs w:val="24"/>
-          <w:lang w:val="en-US"/>
-        </w:rPr>
-      </w:pPr>
-      <w:r>
-        <w:rPr>
-          <w:rFonts w:ascii="Times New Roman" w:hAnsi="Times New Roman" w:cs="Times New Roman"/>
-          <w:sz w:val="24"/>
-          <w:szCs w:val="24"/>
-        </w:rPr>
-        <w:lastRenderedPageBreak/>
-        <w:t xml:space="preserve">Продолжение таблицы </w:t>
-      </w:r>
-      <w:r>
-        <w:rPr>
-          <w:rFonts w:ascii="Times New Roman" w:hAnsi="Times New Roman" w:cs="Times New Roman"/>
-          <w:sz w:val="24"/>
-          <w:szCs w:val="24"/>
-          <w:lang w:val="en-US"/>
-        </w:rPr>
-        <w:t>6</w:t>
-      </w:r>
-    </w:p>
-    <w:tbl>
-      <w:tblPr>
-        <w:tblStyle w:val="af5"/>
-        <w:tblW w:w="9646" w:type="dxa"/>
-        <w:tblLayout w:type="fixed"/>
-        <w:tblLook w:val="04A0" w:firstRow="1" w:lastRow="0" w:firstColumn="1" w:lastColumn="0" w:noHBand="0" w:noVBand="1"/>
-      </w:tblPr>
-      <w:tblGrid>
-        <w:gridCol w:w="623"/>
-        <w:gridCol w:w="2291"/>
-        <w:gridCol w:w="2050"/>
-        <w:gridCol w:w="2652"/>
-        <w:gridCol w:w="2030"/>
-      </w:tblGrid>
-      <w:tr>
-        <w:trPr>
-          <w:trHeight w:val="754"/>
-        </w:trPr>
-        <w:tc>
-          <w:tcPr>
-            <w:tcW w:w="623" w:type="dxa"/>
-            <w:hideMark/>
-          </w:tcPr>
-          <w:p>
-            <w:pPr>
-              <w:jc w:val="center"/>
-              <w:rPr>
-                <w:rFonts w:ascii="Times New Roman" w:eastAsia="Times New Roman" w:hAnsi="Times New Roman" w:cs="Times New Roman"/>
-                <w:kern w:val="0"/>
-                <w:sz w:val="24"/>
-                <w:szCs w:val="24"/>
-                <w:lang w:eastAsia="ru-RU"/>
-                <w14:ligatures w14:val="none"/>
-              </w:rPr>
-            </w:pPr>
-            <w:r>
-              <w:rPr>
-                <w:rFonts w:ascii="Times New Roman" w:eastAsia="Times New Roman" w:hAnsi="Times New Roman" w:cs="Times New Roman"/>
-                <w:b/>
-                <w:bCs/>
-                <w:kern w:val="0"/>
-                <w:sz w:val="24"/>
-                <w:szCs w:val="24"/>
-                <w:lang w:eastAsia="ru-RU"/>
-                <w14:ligatures w14:val="none"/>
-              </w:rPr>
-              <w:t>№</w:t>
-            </w:r>
-          </w:p>
-        </w:tc>
-        <w:tc>
-          <w:tcPr>
-            <w:tcW w:w="2291" w:type="dxa"/>
-            <w:hideMark/>
-          </w:tcPr>
-          <w:p>
-            <w:pPr>
-              <w:jc w:val="center"/>
-              <w:rPr>
-                <w:rFonts w:ascii="Times New Roman" w:eastAsia="Times New Roman" w:hAnsi="Times New Roman" w:cs="Times New Roman"/>
-                <w:kern w:val="0"/>
-                <w:sz w:val="24"/>
-                <w:szCs w:val="24"/>
-                <w:lang w:eastAsia="ru-RU"/>
-                <w14:ligatures w14:val="none"/>
-              </w:rPr>
-            </w:pPr>
-            <w:r>
-              <w:rPr>
-                <w:rFonts w:ascii="Times New Roman" w:eastAsia="Times New Roman" w:hAnsi="Times New Roman" w:cs="Times New Roman"/>
-                <w:b/>
-                <w:bCs/>
-                <w:kern w:val="0"/>
-                <w:sz w:val="24"/>
-                <w:szCs w:val="24"/>
-                <w:lang w:eastAsia="ru-RU"/>
-                <w14:ligatures w14:val="none"/>
-              </w:rPr>
-              <w:t>Вид риска</w:t>
-            </w:r>
-          </w:p>
-        </w:tc>
-        <w:tc>
-          <w:tcPr>
-            <w:tcW w:w="2050" w:type="dxa"/>
-            <w:hideMark/>
-          </w:tcPr>
-          <w:p>
-            <w:pPr>
-              <w:jc w:val="center"/>
-              <w:rPr>
-                <w:rFonts w:ascii="Times New Roman" w:eastAsia="Times New Roman" w:hAnsi="Times New Roman" w:cs="Times New Roman"/>
-                <w:kern w:val="0"/>
-                <w:sz w:val="24"/>
-                <w:szCs w:val="24"/>
-                <w:lang w:eastAsia="ru-RU"/>
-                <w14:ligatures w14:val="none"/>
-              </w:rPr>
-            </w:pPr>
-            <w:r>
-              <w:rPr>
-                <w:rFonts w:ascii="Times New Roman" w:eastAsia="Times New Roman" w:hAnsi="Times New Roman" w:cs="Times New Roman"/>
-                <w:b/>
-                <w:bCs/>
-                <w:kern w:val="0"/>
-                <w:sz w:val="24"/>
-                <w:szCs w:val="24"/>
-                <w:lang w:eastAsia="ru-RU"/>
-                <w14:ligatures w14:val="none"/>
-              </w:rPr>
-              <w:t>Описание риска</w:t>
-            </w:r>
-          </w:p>
-        </w:tc>
-        <w:tc>
-          <w:tcPr>
-            <w:tcW w:w="2652" w:type="dxa"/>
-            <w:hideMark/>
-          </w:tcPr>
-          <w:p>
-            <w:pPr>
-              <w:jc w:val="center"/>
-              <w:rPr>
-                <w:rFonts w:ascii="Times New Roman" w:eastAsia="Times New Roman" w:hAnsi="Times New Roman" w:cs="Times New Roman"/>
-                <w:kern w:val="0"/>
-                <w:sz w:val="24"/>
-                <w:szCs w:val="24"/>
-                <w:lang w:eastAsia="ru-RU"/>
-                <w14:ligatures w14:val="none"/>
-              </w:rPr>
-            </w:pPr>
-            <w:r>
-              <w:rPr>
-                <w:rFonts w:ascii="Times New Roman" w:eastAsia="Times New Roman" w:hAnsi="Times New Roman" w:cs="Times New Roman"/>
-                <w:b/>
-                <w:bCs/>
-                <w:kern w:val="0"/>
-                <w:sz w:val="24"/>
-                <w:szCs w:val="24"/>
-                <w:lang w:eastAsia="ru-RU"/>
-                <w14:ligatures w14:val="none"/>
-              </w:rPr>
-              <w:t>Превентивные меры</w:t>
-            </w:r>
-          </w:p>
-        </w:tc>
-        <w:tc>
-          <w:tcPr>
-            <w:tcW w:w="2030" w:type="dxa"/>
-            <w:hideMark/>
-          </w:tcPr>
-          <w:p>
-            <w:pPr>
-              <w:jc w:val="center"/>
-              <w:rPr>
-                <w:rFonts w:ascii="Times New Roman" w:eastAsia="Times New Roman" w:hAnsi="Times New Roman" w:cs="Times New Roman"/>
-                <w:kern w:val="0"/>
-                <w:sz w:val="24"/>
-                <w:szCs w:val="24"/>
-                <w:lang w:eastAsia="ru-RU"/>
-                <w14:ligatures w14:val="none"/>
-              </w:rPr>
-            </w:pPr>
-            <w:r>
-              <w:rPr>
-                <w:rFonts w:ascii="Times New Roman" w:eastAsia="Times New Roman" w:hAnsi="Times New Roman" w:cs="Times New Roman"/>
-                <w:b/>
-                <w:bCs/>
-                <w:kern w:val="0"/>
-                <w:sz w:val="24"/>
-                <w:szCs w:val="24"/>
-                <w:lang w:eastAsia="ru-RU"/>
-                <w14:ligatures w14:val="none"/>
-              </w:rPr>
-              <w:t>Способы минимизации</w:t>
-            </w:r>
+          <w:p>
+            <w:pPr>
+              <w:rPr>
+                <w:rFonts w:ascii="Times New Roman" w:eastAsia="Times New Roman" w:hAnsi="Times New Roman" w:cs="Times New Roman"/>
+                <w:kern w:val="0"/>
+                <w:sz w:val="24"/>
+                <w:szCs w:val="24"/>
+                <w:lang w:eastAsia="ru-RU"/>
+                <w14:ligatures w14:val="none"/>
+              </w:rPr>
+            </w:pPr>
           </w:p>
         </w:tc>
       </w:tr>
       <w:tr>
         <w:trPr>
-          <w:trHeight w:val="1448"/>
+          <w:trHeight w:val="2143"/>
         </w:trPr>
         <w:tc>
           <w:tcPr>
-            <w:tcW w:w="623" w:type="dxa"/>
+            <w:tcW w:w="591" w:type="dxa"/>
           </w:tcPr>
           <w:p>
             <w:pPr>
@@ -22054,7 +21846,7 @@
         </w:tc>
         <w:tc>
           <w:tcPr>
-            <w:tcW w:w="2291" w:type="dxa"/>
+            <w:tcW w:w="2544" w:type="dxa"/>
           </w:tcPr>
           <w:p>
             <w:pPr>
@@ -22082,7 +21874,7 @@
         </w:tc>
         <w:tc>
           <w:tcPr>
-            <w:tcW w:w="2050" w:type="dxa"/>
+            <w:tcW w:w="2015" w:type="dxa"/>
           </w:tcPr>
           <w:p>
             <w:pPr>
@@ -22110,7 +21902,7 @@
         </w:tc>
         <w:tc>
           <w:tcPr>
-            <w:tcW w:w="2652" w:type="dxa"/>
+            <w:tcW w:w="2579" w:type="dxa"/>
           </w:tcPr>
           <w:p>
             <w:pPr>
@@ -22138,7 +21930,7 @@
         </w:tc>
         <w:tc>
           <w:tcPr>
-            <w:tcW w:w="2030" w:type="dxa"/>
+            <w:tcW w:w="1974" w:type="dxa"/>
           </w:tcPr>
           <w:p>
             <w:pPr>
@@ -22167,12 +21959,11 @@
       </w:tr>
       <w:tr>
         <w:trPr>
-          <w:trHeight w:val="2612"/>
+          <w:trHeight w:val="2143"/>
         </w:trPr>
         <w:tc>
           <w:tcPr>
-            <w:tcW w:w="623" w:type="dxa"/>
-            <w:hideMark/>
+            <w:tcW w:w="591" w:type="dxa"/>
           </w:tcPr>
           <w:p>
             <w:pPr>
@@ -22200,8 +21991,7 @@
         </w:tc>
         <w:tc>
           <w:tcPr>
-            <w:tcW w:w="2291" w:type="dxa"/>
-            <w:hideMark/>
+            <w:tcW w:w="2544" w:type="dxa"/>
           </w:tcPr>
           <w:p>
             <w:pPr>
@@ -22229,8 +22019,7 @@
         </w:tc>
         <w:tc>
           <w:tcPr>
-            <w:tcW w:w="2050" w:type="dxa"/>
-            <w:hideMark/>
+            <w:tcW w:w="2015" w:type="dxa"/>
           </w:tcPr>
           <w:p>
             <w:pPr>
@@ -22258,8 +22047,7 @@
         </w:tc>
         <w:tc>
           <w:tcPr>
-            <w:tcW w:w="2652" w:type="dxa"/>
-            <w:hideMark/>
+            <w:tcW w:w="2579" w:type="dxa"/>
           </w:tcPr>
           <w:p>
             <w:pPr>
@@ -22287,8 +22075,7 @@
         </w:tc>
         <w:tc>
           <w:tcPr>
-            <w:tcW w:w="2030" w:type="dxa"/>
-            <w:hideMark/>
+            <w:tcW w:w="1974" w:type="dxa"/>
           </w:tcPr>
           <w:p>
             <w:pPr>
@@ -22317,12 +22104,11 @@
       </w:tr>
       <w:tr>
         <w:trPr>
-          <w:trHeight w:val="1458"/>
+          <w:trHeight w:val="2143"/>
         </w:trPr>
         <w:tc>
           <w:tcPr>
-            <w:tcW w:w="623" w:type="dxa"/>
-            <w:hideMark/>
+            <w:tcW w:w="591" w:type="dxa"/>
           </w:tcPr>
           <w:p>
             <w:pPr>
@@ -22350,8 +22136,7 @@
         </w:tc>
         <w:tc>
           <w:tcPr>
-            <w:tcW w:w="2291" w:type="dxa"/>
-            <w:hideMark/>
+            <w:tcW w:w="2544" w:type="dxa"/>
           </w:tcPr>
           <w:p>
             <w:pPr>
@@ -22379,8 +22164,7 @@
         </w:tc>
         <w:tc>
           <w:tcPr>
-            <w:tcW w:w="2050" w:type="dxa"/>
-            <w:hideMark/>
+            <w:tcW w:w="2015" w:type="dxa"/>
           </w:tcPr>
           <w:p>
             <w:pPr>
@@ -22408,8 +22192,7 @@
         </w:tc>
         <w:tc>
           <w:tcPr>
-            <w:tcW w:w="2652" w:type="dxa"/>
-            <w:hideMark/>
+            <w:tcW w:w="2579" w:type="dxa"/>
           </w:tcPr>
           <w:p>
             <w:pPr>
@@ -22437,8 +22220,7 @@
         </w:tc>
         <w:tc>
           <w:tcPr>
-            <w:tcW w:w="2030" w:type="dxa"/>
-            <w:hideMark/>
+            <w:tcW w:w="1974" w:type="dxa"/>
           </w:tcPr>
           <w:p>
             <w:pPr>
@@ -22469,7 +22251,7 @@
     <w:p>
       <w:pPr>
         <w:spacing w:after="0" w:line="360" w:lineRule="auto"/>
-        <w:ind w:firstLine="709"/>
+        <w:ind w:firstLine="708"/>
         <w:jc w:val="both"/>
         <w:rPr>
           <w:rFonts w:ascii="Times New Roman" w:hAnsi="Times New Roman" w:cs="Times New Roman"/>
@@ -22483,6 +22265,7 @@
           <w:sz w:val="24"/>
           <w:szCs w:val="24"/>
         </w:rPr>
+        <w:lastRenderedPageBreak/>
         <w:t>10.</w:t>
       </w:r>
       <w:r>
@@ -22632,7 +22415,6 @@
         </w:numPr>
       </w:pPr>
       <w:r>
-        <w:lastRenderedPageBreak/>
         <w:t>задание расчётного периода и ставки дисконтирования;</w:t>
       </w:r>
     </w:p>
@@ -22820,7 +22602,11 @@
         <w:t>7.2.5 «Потоки доходов»</w:t>
       </w:r>
       <w:r>
-        <w:t xml:space="preserve"> в качестве основных источников дохода проекта выделены платная подписка на расширенные функции приложения, реклама образовательных сервисов, партнёрские программы с образовательными платформами и дополнительные </w:t>
+        <w:t xml:space="preserve"> в качестве основных источников дохода проекта выделены платная подписка на расширенные функции приложения, реклама образовательных сервисов, партнёрские программы с образовательными </w:t>
+      </w:r>
+      <w:r>
+        <w:lastRenderedPageBreak/>
+        <w:t xml:space="preserve">платформами и дополнительные </w:t>
       </w:r>
       <w:proofErr w:type="spellStart"/>
       <w:r>
@@ -23010,7 +22796,6 @@
         </w:numPr>
       </w:pPr>
       <w:r>
-        <w:lastRenderedPageBreak/>
         <w:t xml:space="preserve">цена подписки — </w:t>
       </w:r>
       <w:r>
@@ -23350,6 +23135,7 @@
           <w:rPr>
             <w:rFonts w:ascii="Cambria Math" w:hAnsi="Cambria Math"/>
           </w:rPr>
+          <w:lastRenderedPageBreak/>
           <m:t>t</m:t>
         </m:r>
       </m:oMath>
@@ -23739,7 +23525,6 @@
         <w:pStyle w:val="a4"/>
       </w:pPr>
       <w:r>
-        <w:lastRenderedPageBreak/>
         <w:t xml:space="preserve">Где </w:t>
       </w:r>
       <m:oMath>
@@ -24022,6 +23807,7 @@
             <w:rPr>
               <w:rFonts w:ascii="Cambria Math" w:hAnsi="Cambria Math"/>
             </w:rPr>
+            <w:lastRenderedPageBreak/>
             <m:t>0=-2400000+</m:t>
           </m:r>
           <m:f>
@@ -25921,7 +25707,6 @@
             <w:rPr>
               <w:rFonts w:ascii="Cambria Math" w:hAnsi="Cambria Math"/>
             </w:rPr>
-            <w:lastRenderedPageBreak/>
             <m:t>PP</m:t>
           </m:r>
           <m:r>
@@ -26375,6 +26160,7 @@
         <w:pStyle w:val="a4"/>
       </w:pPr>
       <w:r>
+        <w:lastRenderedPageBreak/>
         <w:t>После двух лет сумма поступлений составляет 2200000 руб., что меньше первоначальных инвестиций</w:t>
       </w:r>
       <w:r>
@@ -26676,11 +26462,7 @@
         <w:t>скорее хороший</w:t>
       </w:r>
       <w:r>
-        <w:t xml:space="preserve">, поскольку проект окупается в пределах </w:t>
-      </w:r>
-      <w:r>
-        <w:lastRenderedPageBreak/>
-        <w:t>расчётного периода, равного 3 годам. Вместе с тем срок окупаемости нельзя назвать очень коротким, поэтому проект зависит от стабильного получения доходов в течение нескольких лет.</w:t>
+        <w:t>, поскольку проект окупается в пределах расчётного периода, равного 3 годам. Вместе с тем срок окупаемости нельзя назвать очень коротким, поэтому проект зависит от стабильного получения доходов в течение нескольких лет.</w:t>
       </w:r>
     </w:p>
     <w:p>
@@ -27608,7 +27390,6 @@
         <w:pStyle w:val="a4"/>
       </w:pPr>
       <w:r>
-        <w:lastRenderedPageBreak/>
         <w:t>Так как</w:t>
       </w:r>
     </w:p>
@@ -27812,6 +27593,7 @@
         <w:pStyle w:val="a4"/>
       </w:pPr>
       <w:r>
+        <w:lastRenderedPageBreak/>
         <w:t>Коэффициент рентабельности инвестиций (ARR) применяется для оценки средней доходности проекта по отношению к объёму первоначальных вложений. Этот показатель позволяет определить, сколько прибыли в среднем приносит каждый рубль инвестированного капитала. Для расчёта ARR используется следующая формула:</w:t>
       </w:r>
     </w:p>
@@ -28249,7 +28031,6 @@
         <w:pStyle w:val="a4"/>
       </w:pPr>
       <w:r>
-        <w:lastRenderedPageBreak/>
         <w:t>Следовательно, коэффициент рентабельности инвестиций проекта составляет 55,56%. Это означает, что на 1 рубль первоначальных вложений в среднем приходится около 0,56 рубля прибыли за расчётный период.</w:t>
       </w:r>
       <w:r>
@@ -28404,6 +28185,7 @@
         <w:pStyle w:val="a4"/>
       </w:pPr>
       <w:r>
+        <w:lastRenderedPageBreak/>
         <w:t>Где</w:t>
       </w:r>
     </w:p>
@@ -28743,7 +28525,6 @@
         <w:pStyle w:val="a4"/>
       </w:pPr>
       <w:r>
-        <w:lastRenderedPageBreak/>
         <w:t>11.11</w:t>
       </w:r>
       <w:r>
@@ -29520,7 +29301,11 @@
         <w:t xml:space="preserve"> </w:t>
       </w:r>
       <w:r>
-        <w:t>денежная сумма в рублях. На графике представлены две линии: линия выручки и линия общих затрат. Точка их пересечения соответствует объему 375 платных подписок в месяц и показывает точку безубыточности проекта. При данном объеме выручка равна совокупности затратам, следовательно, проект не приносит убытка, но еще не формирует прибыль.</w:t>
+        <w:t xml:space="preserve">денежная сумма в рублях. На графике представлены две линии: линия выручки и линия общих затрат. Точка их пересечения соответствует объему 375 платных подписок в месяц и показывает точку безубыточности </w:t>
+      </w:r>
+      <w:r>
+        <w:lastRenderedPageBreak/>
+        <w:t>проекта. При данном объеме выручка равна совокупности затратам, следовательно, проект не приносит убытка, но еще не формирует прибыль.</w:t>
       </w:r>
     </w:p>
     <w:p>
@@ -29581,7 +29366,6 @@
         <w:pStyle w:val="a4"/>
       </w:pPr>
       <w:r>
-        <w:lastRenderedPageBreak/>
         <w:t xml:space="preserve">График безубыточности наглядно показывает, что при объёме менее </w:t>
       </w:r>
       <w:r>
@@ -29624,7 +29408,11 @@
         <w:t>имеет потенциальную экономическую реализуемость</w:t>
       </w:r>
       <w:r>
-        <w:t xml:space="preserve">, однако его коммерческая эффективность в значительной степени зависит от достижения планируемых показателей пользовательской базы и монетизации. Значения финансовых показателей свидетельствуют о том, что при принятых исходных данных проект способен окупить вложенные средства: модифицированная внутренняя норма доходности составляет 22,25 %, срок окупаемости первоначальных инвестиций — 2,11 года, дисконтированный срок окупаемости — 2,44 года, коэффициент рентабельности инвестиций — 55,56 %, а точка безубыточности достигается при 375 платных подписках в месяц. Вместе с тем положительный финансовый результат возможен только при условии стабильного привлечения и удержания пользователей, готовых оформлять платную подписку. Следовательно, проект можно рассматривать как </w:t>
+        <w:t xml:space="preserve">, однако его коммерческая эффективность в значительной степени зависит от достижения планируемых показателей пользовательской базы и монетизации. Значения финансовых показателей свидетельствуют о том, что при принятых исходных данных проект способен окупить вложенные средства: модифицированная внутренняя норма доходности составляет 22,25 %, срок окупаемости первоначальных инвестиций — 2,11 года, дисконтированный срок окупаемости — 2,44 года, коэффициент рентабельности инвестиций — 55,56 %, а точка безубыточности достигается при 375 платных подписках в месяц. Вместе с тем положительный финансовый результат возможен </w:t>
+      </w:r>
+      <w:r>
+        <w:lastRenderedPageBreak/>
+        <w:t xml:space="preserve">только при условии стабильного привлечения и удержания пользователей, готовых оформлять платную подписку. Следовательно, проект можно рассматривать как </w:t>
       </w:r>
       <w:r>
         <w:rPr>
@@ -29663,7 +29451,7 @@
         <w:pStyle w:val="a4"/>
       </w:pPr>
       <w:r>
-        <w:t>По результатам анализа можно сделать вывод, что разработка мобильного приложения для обмена учебными материалами между студентами является социально значимым и востребованным проектом, однако в коммерческом смысле не является достаточно рентабельной при текущих условиях реализации. Несмотря на наличие потенциальных источников дохода, предусмотренных бизнес-моделью проекта, их объём ограничен спецификой целевой аудитории, поскольку основными пользователями являются студенты, для которых характерна сравнительно невысокая платежеспособность. Кроме того, для обеспечения стабильной работы приложения требуются постоянные затраты на разработку, сопровождение, модерацию контента, серверную инфраструктуру и продвижение, что снижает коммерческую привлекательность проекта. Это соответствует ранее выявленным ограничениям проекта, связанным с финансовыми ресурсами, необходимостью постоянного наполнения базы материалов и зависимостью от активности пользователей.</w:t>
+        <w:t>По результатам анализа можно сделать вывод, что разработка мобильного приложения для обмена учебными материалами между студентами является социально значимым и востребованным проектом, однако в коммерческом смысле не является достаточно рентабельной при текущих условиях реализации. Несмотря на наличие потенциальных источников дохода, предусмотренных бизнес-моделью проекта, их объём ограничен спецификой целевой аудитории, поскольку основными пользователями являются студенты, для которых характерна сравнительно невысокая платежеспособность. Кроме того, для обеспечения стабильной работы приложения требуются постоянные затраты на разработку, сопровождение, модерацию контента, серверную инфраструктуру и продвижение, что снижает коммерческую привлекательность проекта. Это подтверждается результатами финансовой оценки: при первоначальных инвестициях 2 400 000 руб. точка безубыточности достигается только при 375 платных подписках в месяц, а срок окупаемости составляет 2,11 года, дисконтированный срок окупаемости — 2,44 года. При этом, несмотря на положительные значения NPV, PI, IRR, MIRR и ARR, проект остаётся зависимым от стабильного привлечения пользователей и платной монетизации, что делает его экономически ограниченно перспективным.</w:t>
       </w:r>
     </w:p>
     <w:p>
@@ -29673,6 +29461,11 @@
       <w:r>
         <w:t>Вместе с тем проект обладает высокой социальной и образовательной ценностью. Он способен упростить доступ студентов к учебным материалам, повысить скорость обмена знаниями, поддержать коллективную подготовку к занятиям и экзаменам, а также способствовать развитию цифровой образовательной среды. В этом смысле проект является целесообразным для некоммерческого использования, например в формате университетской платформы, студенческого сообщества либо при поддержке образовательной организации. Таким образом, проект следует рассматривать не как коммерчески высокодоходный продукт, а как общественно полезное цифровое решение, оправданное с точки зрения образовательного эффекта и практической значимости для студентов.</w:t>
       </w:r>
+    </w:p>
+    <w:p>
+      <w:pPr>
+        <w:pStyle w:val="a4"/>
+      </w:pPr>
     </w:p>
     <w:sectPr>
       <w:footerReference w:type="default" r:id="rId13"/>
@@ -29687,7 +29480,7 @@
 </file>
 
 <file path=word/endnotes.xml><?xml version="1.0" encoding="utf-8"?>
-<w:endnotes xmlns:wpc="http://schemas.microsoft.com/office/word/2010/wordprocessingCanvas" xmlns:cx="http://schemas.microsoft.com/office/drawing/2014/chartex" xmlns:cx1="http://schemas.microsoft.com/office/drawing/2015/9/8/chartex" xmlns:cx2="http://schemas.microsoft.com/office/drawing/2015/10/21/chartex" xmlns:cx3="http://schemas.microsoft.com/office/drawing/2016/5/9/chartex" xmlns:cx4="http://schemas.microsoft.com/office/drawing/2016/5/10/chartex" xmlns:cx5="http://schemas.microsoft.com/office/drawing/2016/5/11/chartex" xmlns:cx6="http://schemas.microsoft.com/office/drawing/2016/5/12/chartex" xmlns:cx7="http://schemas.microsoft.com/office/drawing/2016/5/13/chartex" xmlns:cx8="http://schemas.microsoft.com/office/drawing/2016/5/14/chartex" xmlns:mc="http://schemas.openxmlformats.org/markup-compatibility/2006" xmlns:aink="http://schemas.microsoft.com/office/drawing/2016/ink" xmlns:am3d="http://schemas.microsoft.com/office/drawing/2017/model3d" xmlns:o="urn:schemas-microsoft-com:office:office" xmlns:oel="http://schemas.microsoft.com/office/2019/extlst" xmlns:r="http://schemas.openxmlformats.org/officeDocument/2006/relationships" xmlns:m="http://schemas.openxmlformats.org/officeDocument/2006/math" xmlns:v="urn:schemas-microsoft-com:vml" xmlns:wp14="http://schemas.microsoft.com/office/word/2010/wordprocessingDrawing" xmlns:wp="http://schemas.openxmlformats.org/drawingml/2006/wordprocessingDrawing" xmlns:w10="urn:schemas-microsoft-com:office:word" xmlns:w="http://schemas.openxmlformats.org/wordprocessingml/2006/main" xmlns:w14="http://schemas.microsoft.com/office/word/2010/wordml" xmlns:w15="http://schemas.microsoft.com/office/word/2012/wordml" xmlns:w16cex="http://schemas.microsoft.com/office/word/2018/wordml/cex" xmlns:w16cid="http://schemas.microsoft.com/office/word/2016/wordml/cid" xmlns:w16="http://schemas.microsoft.com/office/word/2018/wordml" xmlns:w16sdtdh="http://schemas.microsoft.com/office/word/2020/wordml/sdtdatahash" xmlns:w16se="http://schemas.microsoft.com/office/word/2015/wordml/symex" xmlns:wpg="http://schemas.microsoft.com/office/word/2010/wordprocessingGroup" xmlns:wpi="http://schemas.microsoft.com/office/word/2010/wordprocessingInk" xmlns:wne="http://schemas.microsoft.com/office/word/2006/wordml" xmlns:wps="http://schemas.microsoft.com/office/word/2010/wordprocessingShape" mc:Ignorable="w14 w15 w16se w16cid w16 w16cex w16sdtdh wp14">
+<w:endnotes xmlns:wpc="http://schemas.microsoft.com/office/word/2010/wordprocessingCanvas" xmlns:cx="http://schemas.microsoft.com/office/drawing/2014/chartex" xmlns:cx1="http://schemas.microsoft.com/office/drawing/2015/9/8/chartex" xmlns:cx2="http://schemas.microsoft.com/office/drawing/2015/10/21/chartex" xmlns:cx3="http://schemas.microsoft.com/office/drawing/2016/5/9/chartex" xmlns:cx4="http://schemas.microsoft.com/office/drawing/2016/5/10/chartex" xmlns:cx5="http://schemas.microsoft.com/office/drawing/2016/5/11/chartex" xmlns:cx6="http://schemas.microsoft.com/office/drawing/2016/5/12/chartex" xmlns:cx7="http://schemas.microsoft.com/office/drawing/2016/5/13/chartex" xmlns:cx8="http://schemas.microsoft.com/office/drawing/2016/5/14/chartex" xmlns:mc="http://schemas.openxmlformats.org/markup-compatibility/2006" xmlns:aink="http://schemas.microsoft.com/office/drawing/2016/ink" xmlns:am3d="http://schemas.microsoft.com/office/drawing/2017/model3d" xmlns:o="urn:schemas-microsoft-com:office:office" xmlns:r="http://schemas.openxmlformats.org/officeDocument/2006/relationships" xmlns:m="http://schemas.openxmlformats.org/officeDocument/2006/math" xmlns:v="urn:schemas-microsoft-com:vml" xmlns:wp14="http://schemas.microsoft.com/office/word/2010/wordprocessingDrawing" xmlns:wp="http://schemas.openxmlformats.org/drawingml/2006/wordprocessingDrawing" xmlns:w10="urn:schemas-microsoft-com:office:word" xmlns:w="http://schemas.openxmlformats.org/wordprocessingml/2006/main" xmlns:w14="http://schemas.microsoft.com/office/word/2010/wordml" xmlns:w15="http://schemas.microsoft.com/office/word/2012/wordml" xmlns:w16cex="http://schemas.microsoft.com/office/word/2018/wordml/cex" xmlns:w16cid="http://schemas.microsoft.com/office/word/2016/wordml/cid" xmlns:w16="http://schemas.microsoft.com/office/word/2018/wordml" xmlns:w16sdtdh="http://schemas.microsoft.com/office/word/2020/wordml/sdtdatahash" xmlns:w16se="http://schemas.microsoft.com/office/word/2015/wordml/symex" xmlns:wpg="http://schemas.microsoft.com/office/word/2010/wordprocessingGroup" xmlns:wpi="http://schemas.microsoft.com/office/word/2010/wordprocessingInk" xmlns:wne="http://schemas.microsoft.com/office/word/2006/wordml" xmlns:wps="http://schemas.microsoft.com/office/word/2010/wordprocessingShape" mc:Ignorable="w14 w15 w16se w16cid w16 w16cex w16sdtdh wp14">
   <w:endnote w:type="separator" w:id="-1">
     <w:p>
       <w:pPr>
@@ -29712,7 +29505,7 @@
 </file>
 
 <file path=word/footer1.xml><?xml version="1.0" encoding="utf-8"?>
-<w:ftr xmlns:wpc="http://schemas.microsoft.com/office/word/2010/wordprocessingCanvas" xmlns:cx="http://schemas.microsoft.com/office/drawing/2014/chartex" xmlns:cx1="http://schemas.microsoft.com/office/drawing/2015/9/8/chartex" xmlns:cx2="http://schemas.microsoft.com/office/drawing/2015/10/21/chartex" xmlns:cx3="http://schemas.microsoft.com/office/drawing/2016/5/9/chartex" xmlns:cx4="http://schemas.microsoft.com/office/drawing/2016/5/10/chartex" xmlns:cx5="http://schemas.microsoft.com/office/drawing/2016/5/11/chartex" xmlns:cx6="http://schemas.microsoft.com/office/drawing/2016/5/12/chartex" xmlns:cx7="http://schemas.microsoft.com/office/drawing/2016/5/13/chartex" xmlns:cx8="http://schemas.microsoft.com/office/drawing/2016/5/14/chartex" xmlns:mc="http://schemas.openxmlformats.org/markup-compatibility/2006" xmlns:aink="http://schemas.microsoft.com/office/drawing/2016/ink" xmlns:am3d="http://schemas.microsoft.com/office/drawing/2017/model3d" xmlns:o="urn:schemas-microsoft-com:office:office" xmlns:oel="http://schemas.microsoft.com/office/2019/extlst" xmlns:r="http://schemas.openxmlformats.org/officeDocument/2006/relationships" xmlns:m="http://schemas.openxmlformats.org/officeDocument/2006/math" xmlns:v="urn:schemas-microsoft-com:vml" xmlns:wp14="http://schemas.microsoft.com/office/word/2010/wordprocessingDrawing" xmlns:wp="http://schemas.openxmlformats.org/drawingml/2006/wordprocessingDrawing" xmlns:w10="urn:schemas-microsoft-com:office:word" xmlns:w="http://schemas.openxmlformats.org/wordprocessingml/2006/main" xmlns:w14="http://schemas.microsoft.com/office/word/2010/wordml" xmlns:w15="http://schemas.microsoft.com/office/word/2012/wordml" xmlns:w16cex="http://schemas.microsoft.com/office/word/2018/wordml/cex" xmlns:w16cid="http://schemas.microsoft.com/office/word/2016/wordml/cid" xmlns:w16="http://schemas.microsoft.com/office/word/2018/wordml" xmlns:w16sdtdh="http://schemas.microsoft.com/office/word/2020/wordml/sdtdatahash" xmlns:w16se="http://schemas.microsoft.com/office/word/2015/wordml/symex" xmlns:wpg="http://schemas.microsoft.com/office/word/2010/wordprocessingGroup" xmlns:wpi="http://schemas.microsoft.com/office/word/2010/wordprocessingInk" xmlns:wne="http://schemas.microsoft.com/office/word/2006/wordml" xmlns:wps="http://schemas.microsoft.com/office/word/2010/wordprocessingShape" mc:Ignorable="w14 w15 w16se w16cid w16 w16cex w16sdtdh wp14">
+<w:ftr xmlns:wpc="http://schemas.microsoft.com/office/word/2010/wordprocessingCanvas" xmlns:cx="http://schemas.microsoft.com/office/drawing/2014/chartex" xmlns:cx1="http://schemas.microsoft.com/office/drawing/2015/9/8/chartex" xmlns:cx2="http://schemas.microsoft.com/office/drawing/2015/10/21/chartex" xmlns:cx3="http://schemas.microsoft.com/office/drawing/2016/5/9/chartex" xmlns:cx4="http://schemas.microsoft.com/office/drawing/2016/5/10/chartex" xmlns:cx5="http://schemas.microsoft.com/office/drawing/2016/5/11/chartex" xmlns:cx6="http://schemas.microsoft.com/office/drawing/2016/5/12/chartex" xmlns:cx7="http://schemas.microsoft.com/office/drawing/2016/5/13/chartex" xmlns:cx8="http://schemas.microsoft.com/office/drawing/2016/5/14/chartex" xmlns:mc="http://schemas.openxmlformats.org/markup-compatibility/2006" xmlns:aink="http://schemas.microsoft.com/office/drawing/2016/ink" xmlns:am3d="http://schemas.microsoft.com/office/drawing/2017/model3d" xmlns:o="urn:schemas-microsoft-com:office:office" xmlns:r="http://schemas.openxmlformats.org/officeDocument/2006/relationships" xmlns:m="http://schemas.openxmlformats.org/officeDocument/2006/math" xmlns:v="urn:schemas-microsoft-com:vml" xmlns:wp14="http://schemas.microsoft.com/office/word/2010/wordprocessingDrawing" xmlns:wp="http://schemas.openxmlformats.org/drawingml/2006/wordprocessingDrawing" xmlns:w10="urn:schemas-microsoft-com:office:word" xmlns:w="http://schemas.openxmlformats.org/wordprocessingml/2006/main" xmlns:w14="http://schemas.microsoft.com/office/word/2010/wordml" xmlns:w15="http://schemas.microsoft.com/office/word/2012/wordml" xmlns:w16cex="http://schemas.microsoft.com/office/word/2018/wordml/cex" xmlns:w16cid="http://schemas.microsoft.com/office/word/2016/wordml/cid" xmlns:w16="http://schemas.microsoft.com/office/word/2018/wordml" xmlns:w16sdtdh="http://schemas.microsoft.com/office/word/2020/wordml/sdtdatahash" xmlns:w16se="http://schemas.microsoft.com/office/word/2015/wordml/symex" xmlns:wpg="http://schemas.microsoft.com/office/word/2010/wordprocessingGroup" xmlns:wpi="http://schemas.microsoft.com/office/word/2010/wordprocessingInk" xmlns:wne="http://schemas.microsoft.com/office/word/2006/wordml" xmlns:wps="http://schemas.microsoft.com/office/word/2010/wordprocessingShape" mc:Ignorable="w14 w15 w16se w16cid w16 w16cex w16sdtdh wp14">
   <w:sdt>
     <w:sdtPr>
       <w:id w:val="1126514239"/>
@@ -29791,7 +29584,7 @@
 </file>
 
 <file path=word/footnotes.xml><?xml version="1.0" encoding="utf-8"?>
-<w:footnotes xmlns:wpc="http://schemas.microsoft.com/office/word/2010/wordprocessingCanvas" xmlns:cx="http://schemas.microsoft.com/office/drawing/2014/chartex" xmlns:cx1="http://schemas.microsoft.com/office/drawing/2015/9/8/chartex" xmlns:cx2="http://schemas.microsoft.com/office/drawing/2015/10/21/chartex" xmlns:cx3="http://schemas.microsoft.com/office/drawing/2016/5/9/chartex" xmlns:cx4="http://schemas.microsoft.com/office/drawing/2016/5/10/chartex" xmlns:cx5="http://schemas.microsoft.com/office/drawing/2016/5/11/chartex" xmlns:cx6="http://schemas.microsoft.com/office/drawing/2016/5/12/chartex" xmlns:cx7="http://schemas.microsoft.com/office/drawing/2016/5/13/chartex" xmlns:cx8="http://schemas.microsoft.com/office/drawing/2016/5/14/chartex" xmlns:mc="http://schemas.openxmlformats.org/markup-compatibility/2006" xmlns:aink="http://schemas.microsoft.com/office/drawing/2016/ink" xmlns:am3d="http://schemas.microsoft.com/office/drawing/2017/model3d" xmlns:o="urn:schemas-microsoft-com:office:office" xmlns:oel="http://schemas.microsoft.com/office/2019/extlst" xmlns:r="http://schemas.openxmlformats.org/officeDocument/2006/relationships" xmlns:m="http://schemas.openxmlformats.org/officeDocument/2006/math" xmlns:v="urn:schemas-microsoft-com:vml" xmlns:wp14="http://schemas.microsoft.com/office/word/2010/wordprocessingDrawing" xmlns:wp="http://schemas.openxmlformats.org/drawingml/2006/wordprocessingDrawing" xmlns:w10="urn:schemas-microsoft-com:office:word" xmlns:w="http://schemas.openxmlformats.org/wordprocessingml/2006/main" xmlns:w14="http://schemas.microsoft.com/office/word/2010/wordml" xmlns:w15="http://schemas.microsoft.com/office/word/2012/wordml" xmlns:w16cex="http://schemas.microsoft.com/office/word/2018/wordml/cex" xmlns:w16cid="http://schemas.microsoft.com/office/word/2016/wordml/cid" xmlns:w16="http://schemas.microsoft.com/office/word/2018/wordml" xmlns:w16sdtdh="http://schemas.microsoft.com/office/word/2020/wordml/sdtdatahash" xmlns:w16se="http://schemas.microsoft.com/office/word/2015/wordml/symex" xmlns:wpg="http://schemas.microsoft.com/office/word/2010/wordprocessingGroup" xmlns:wpi="http://schemas.microsoft.com/office/word/2010/wordprocessingInk" xmlns:wne="http://schemas.microsoft.com/office/word/2006/wordml" xmlns:wps="http://schemas.microsoft.com/office/word/2010/wordprocessingShape" mc:Ignorable="w14 w15 w16se w16cid w16 w16cex w16sdtdh wp14">
+<w:footnotes xmlns:wpc="http://schemas.microsoft.com/office/word/2010/wordprocessingCanvas" xmlns:cx="http://schemas.microsoft.com/office/drawing/2014/chartex" xmlns:cx1="http://schemas.microsoft.com/office/drawing/2015/9/8/chartex" xmlns:cx2="http://schemas.microsoft.com/office/drawing/2015/10/21/chartex" xmlns:cx3="http://schemas.microsoft.com/office/drawing/2016/5/9/chartex" xmlns:cx4="http://schemas.microsoft.com/office/drawing/2016/5/10/chartex" xmlns:cx5="http://schemas.microsoft.com/office/drawing/2016/5/11/chartex" xmlns:cx6="http://schemas.microsoft.com/office/drawing/2016/5/12/chartex" xmlns:cx7="http://schemas.microsoft.com/office/drawing/2016/5/13/chartex" xmlns:cx8="http://schemas.microsoft.com/office/drawing/2016/5/14/chartex" xmlns:mc="http://schemas.openxmlformats.org/markup-compatibility/2006" xmlns:aink="http://schemas.microsoft.com/office/drawing/2016/ink" xmlns:am3d="http://schemas.microsoft.com/office/drawing/2017/model3d" xmlns:o="urn:schemas-microsoft-com:office:office" xmlns:r="http://schemas.openxmlformats.org/officeDocument/2006/relationships" xmlns:m="http://schemas.openxmlformats.org/officeDocument/2006/math" xmlns:v="urn:schemas-microsoft-com:vml" xmlns:wp14="http://schemas.microsoft.com/office/word/2010/wordprocessingDrawing" xmlns:wp="http://schemas.openxmlformats.org/drawingml/2006/wordprocessingDrawing" xmlns:w10="urn:schemas-microsoft-com:office:word" xmlns:w="http://schemas.openxmlformats.org/wordprocessingml/2006/main" xmlns:w14="http://schemas.microsoft.com/office/word/2010/wordml" xmlns:w15="http://schemas.microsoft.com/office/word/2012/wordml" xmlns:w16cex="http://schemas.microsoft.com/office/word/2018/wordml/cex" xmlns:w16cid="http://schemas.microsoft.com/office/word/2016/wordml/cid" xmlns:w16="http://schemas.microsoft.com/office/word/2018/wordml" xmlns:w16sdtdh="http://schemas.microsoft.com/office/word/2020/wordml/sdtdatahash" xmlns:w16se="http://schemas.microsoft.com/office/word/2015/wordml/symex" xmlns:wpg="http://schemas.microsoft.com/office/word/2010/wordprocessingGroup" xmlns:wpi="http://schemas.microsoft.com/office/word/2010/wordprocessingInk" xmlns:wne="http://schemas.microsoft.com/office/word/2006/wordml" xmlns:wps="http://schemas.microsoft.com/office/word/2010/wordprocessingShape" mc:Ignorable="w14 w15 w16se w16cid w16 w16cex w16sdtdh wp14">
   <w:footnote w:type="separator" w:id="-1">
     <w:p>
       <w:pPr>
@@ -29816,7 +29609,7 @@
 </file>
 
 <file path=word/numbering.xml><?xml version="1.0" encoding="utf-8"?>
-<w:numbering xmlns:wpc="http://schemas.microsoft.com/office/word/2010/wordprocessingCanvas" xmlns:cx="http://schemas.microsoft.com/office/drawing/2014/chartex" xmlns:cx1="http://schemas.microsoft.com/office/drawing/2015/9/8/chartex" xmlns:cx2="http://schemas.microsoft.com/office/drawing/2015/10/21/chartex" xmlns:cx3="http://schemas.microsoft.com/office/drawing/2016/5/9/chartex" xmlns:cx4="http://schemas.microsoft.com/office/drawing/2016/5/10/chartex" xmlns:cx5="http://schemas.microsoft.com/office/drawing/2016/5/11/chartex" xmlns:cx6="http://schemas.microsoft.com/office/drawing/2016/5/12/chartex" xmlns:cx7="http://schemas.microsoft.com/office/drawing/2016/5/13/chartex" xmlns:cx8="http://schemas.microsoft.com/office/drawing/2016/5/14/chartex" xmlns:mc="http://schemas.openxmlformats.org/markup-compatibility/2006" xmlns:aink="http://schemas.microsoft.com/office/drawing/2016/ink" xmlns:am3d="http://schemas.microsoft.com/office/drawing/2017/model3d" xmlns:o="urn:schemas-microsoft-com:office:office" xmlns:oel="http://schemas.microsoft.com/office/2019/extlst" xmlns:r="http://schemas.openxmlformats.org/officeDocument/2006/relationships" xmlns:m="http://schemas.openxmlformats.org/officeDocument/2006/math" xmlns:v="urn:schemas-microsoft-com:vml" xmlns:wp14="http://schemas.microsoft.com/office/word/2010/wordprocessingDrawing" xmlns:wp="http://schemas.openxmlformats.org/drawingml/2006/wordprocessingDrawing" xmlns:w10="urn:schemas-microsoft-com:office:word" xmlns:w="http://schemas.openxmlformats.org/wordprocessingml/2006/main" xmlns:w14="http://schemas.microsoft.com/office/word/2010/wordml" xmlns:w15="http://schemas.microsoft.com/office/word/2012/wordml" xmlns:w16cex="http://schemas.microsoft.com/office/word/2018/wordml/cex" xmlns:w16cid="http://schemas.microsoft.com/office/word/2016/wordml/cid" xmlns:w16="http://schemas.microsoft.com/office/word/2018/wordml" xmlns:w16sdtdh="http://schemas.microsoft.com/office/word/2020/wordml/sdtdatahash" xmlns:w16se="http://schemas.microsoft.com/office/word/2015/wordml/symex" xmlns:wpg="http://schemas.microsoft.com/office/word/2010/wordprocessingGroup" xmlns:wpi="http://schemas.microsoft.com/office/word/2010/wordprocessingInk" xmlns:wne="http://schemas.microsoft.com/office/word/2006/wordml" xmlns:wps="http://schemas.microsoft.com/office/word/2010/wordprocessingShape" mc:Ignorable="w14 w15 w16se w16cid w16 w16cex w16sdtdh wp14">
+<w:numbering xmlns:wpc="http://schemas.microsoft.com/office/word/2010/wordprocessingCanvas" xmlns:cx="http://schemas.microsoft.com/office/drawing/2014/chartex" xmlns:cx1="http://schemas.microsoft.com/office/drawing/2015/9/8/chartex" xmlns:cx2="http://schemas.microsoft.com/office/drawing/2015/10/21/chartex" xmlns:cx3="http://schemas.microsoft.com/office/drawing/2016/5/9/chartex" xmlns:cx4="http://schemas.microsoft.com/office/drawing/2016/5/10/chartex" xmlns:cx5="http://schemas.microsoft.com/office/drawing/2016/5/11/chartex" xmlns:cx6="http://schemas.microsoft.com/office/drawing/2016/5/12/chartex" xmlns:cx7="http://schemas.microsoft.com/office/drawing/2016/5/13/chartex" xmlns:cx8="http://schemas.microsoft.com/office/drawing/2016/5/14/chartex" xmlns:mc="http://schemas.openxmlformats.org/markup-compatibility/2006" xmlns:aink="http://schemas.microsoft.com/office/drawing/2016/ink" xmlns:am3d="http://schemas.microsoft.com/office/drawing/2017/model3d" xmlns:o="urn:schemas-microsoft-com:office:office" xmlns:r="http://schemas.openxmlformats.org/officeDocument/2006/relationships" xmlns:m="http://schemas.openxmlformats.org/officeDocument/2006/math" xmlns:v="urn:schemas-microsoft-com:vml" xmlns:wp14="http://schemas.microsoft.com/office/word/2010/wordprocessingDrawing" xmlns:wp="http://schemas.openxmlformats.org/drawingml/2006/wordprocessingDrawing" xmlns:w10="urn:schemas-microsoft-com:office:word" xmlns:w="http://schemas.openxmlformats.org/wordprocessingml/2006/main" xmlns:w14="http://schemas.microsoft.com/office/word/2010/wordml" xmlns:w15="http://schemas.microsoft.com/office/word/2012/wordml" xmlns:w16cex="http://schemas.microsoft.com/office/word/2018/wordml/cex" xmlns:w16cid="http://schemas.microsoft.com/office/word/2016/wordml/cid" xmlns:w16="http://schemas.microsoft.com/office/word/2018/wordml" xmlns:w16sdtdh="http://schemas.microsoft.com/office/word/2020/wordml/sdtdatahash" xmlns:w16se="http://schemas.microsoft.com/office/word/2015/wordml/symex" xmlns:wpg="http://schemas.microsoft.com/office/word/2010/wordprocessingGroup" xmlns:wpi="http://schemas.microsoft.com/office/word/2010/wordprocessingInk" xmlns:wne="http://schemas.microsoft.com/office/word/2006/wordml" xmlns:wps="http://schemas.microsoft.com/office/word/2010/wordprocessingShape" mc:Ignorable="w14 w15 w16se w16cid w16 w16cex w16sdtdh wp14">
   <w:abstractNum w:abstractNumId="0" w15:restartNumberingAfterBreak="0">
     <w:nsid w:val="02CF7FF7"/>
     <w:multiLevelType w:val="hybridMultilevel"/>

--- a/ЭОИТП.docx
+++ b/ЭОИТП.docx
@@ -1,6 +1,6 @@
 
 <file path=word/document.xml><?xml version="1.0" encoding="utf-8"?>
-<w:document xmlns:wpc="http://schemas.microsoft.com/office/word/2010/wordprocessingCanvas" xmlns:cx="http://schemas.microsoft.com/office/drawing/2014/chartex" xmlns:cx1="http://schemas.microsoft.com/office/drawing/2015/9/8/chartex" xmlns:cx2="http://schemas.microsoft.com/office/drawing/2015/10/21/chartex" xmlns:cx3="http://schemas.microsoft.com/office/drawing/2016/5/9/chartex" xmlns:cx4="http://schemas.microsoft.com/office/drawing/2016/5/10/chartex" xmlns:cx5="http://schemas.microsoft.com/office/drawing/2016/5/11/chartex" xmlns:cx6="http://schemas.microsoft.com/office/drawing/2016/5/12/chartex" xmlns:cx7="http://schemas.microsoft.com/office/drawing/2016/5/13/chartex" xmlns:cx8="http://schemas.microsoft.com/office/drawing/2016/5/14/chartex" xmlns:mc="http://schemas.openxmlformats.org/markup-compatibility/2006" xmlns:aink="http://schemas.microsoft.com/office/drawing/2016/ink" xmlns:am3d="http://schemas.microsoft.com/office/drawing/2017/model3d" xmlns:o="urn:schemas-microsoft-com:office:office" xmlns:r="http://schemas.openxmlformats.org/officeDocument/2006/relationships" xmlns:m="http://schemas.openxmlformats.org/officeDocument/2006/math" xmlns:v="urn:schemas-microsoft-com:vml" xmlns:wp14="http://schemas.microsoft.com/office/word/2010/wordprocessingDrawing" xmlns:wp="http://schemas.openxmlformats.org/drawingml/2006/wordprocessingDrawing" xmlns:w10="urn:schemas-microsoft-com:office:word" xmlns:w="http://schemas.openxmlformats.org/wordprocessingml/2006/main" xmlns:w14="http://schemas.microsoft.com/office/word/2010/wordml" xmlns:w15="http://schemas.microsoft.com/office/word/2012/wordml" xmlns:w16cex="http://schemas.microsoft.com/office/word/2018/wordml/cex" xmlns:w16cid="http://schemas.microsoft.com/office/word/2016/wordml/cid" xmlns:w16="http://schemas.microsoft.com/office/word/2018/wordml" xmlns:w16sdtdh="http://schemas.microsoft.com/office/word/2020/wordml/sdtdatahash" xmlns:w16se="http://schemas.microsoft.com/office/word/2015/wordml/symex" xmlns:wpg="http://schemas.microsoft.com/office/word/2010/wordprocessingGroup" xmlns:wpi="http://schemas.microsoft.com/office/word/2010/wordprocessingInk" xmlns:wne="http://schemas.microsoft.com/office/word/2006/wordml" xmlns:wps="http://schemas.microsoft.com/office/word/2010/wordprocessingShape" mc:Ignorable="w14 w15 w16se w16cid w16 w16cex w16sdtdh wp14">
+<w:document xmlns:wpc="http://schemas.microsoft.com/office/word/2010/wordprocessingCanvas" xmlns:cx="http://schemas.microsoft.com/office/drawing/2014/chartex" xmlns:cx1="http://schemas.microsoft.com/office/drawing/2015/9/8/chartex" xmlns:cx2="http://schemas.microsoft.com/office/drawing/2015/10/21/chartex" xmlns:cx3="http://schemas.microsoft.com/office/drawing/2016/5/9/chartex" xmlns:cx4="http://schemas.microsoft.com/office/drawing/2016/5/10/chartex" xmlns:cx5="http://schemas.microsoft.com/office/drawing/2016/5/11/chartex" xmlns:cx6="http://schemas.microsoft.com/office/drawing/2016/5/12/chartex" xmlns:cx7="http://schemas.microsoft.com/office/drawing/2016/5/13/chartex" xmlns:cx8="http://schemas.microsoft.com/office/drawing/2016/5/14/chartex" xmlns:mc="http://schemas.openxmlformats.org/markup-compatibility/2006" xmlns:aink="http://schemas.microsoft.com/office/drawing/2016/ink" xmlns:am3d="http://schemas.microsoft.com/office/drawing/2017/model3d" xmlns:o="urn:schemas-microsoft-com:office:office" xmlns:oel="http://schemas.microsoft.com/office/2019/extlst" xmlns:r="http://schemas.openxmlformats.org/officeDocument/2006/relationships" xmlns:m="http://schemas.openxmlformats.org/officeDocument/2006/math" xmlns:v="urn:schemas-microsoft-com:vml" xmlns:wp14="http://schemas.microsoft.com/office/word/2010/wordprocessingDrawing" xmlns:wp="http://schemas.openxmlformats.org/drawingml/2006/wordprocessingDrawing" xmlns:w10="urn:schemas-microsoft-com:office:word" xmlns:w="http://schemas.openxmlformats.org/wordprocessingml/2006/main" xmlns:w14="http://schemas.microsoft.com/office/word/2010/wordml" xmlns:w15="http://schemas.microsoft.com/office/word/2012/wordml" xmlns:w16cex="http://schemas.microsoft.com/office/word/2018/wordml/cex" xmlns:w16cid="http://schemas.microsoft.com/office/word/2016/wordml/cid" xmlns:w16="http://schemas.microsoft.com/office/word/2018/wordml" xmlns:w16sdtdh="http://schemas.microsoft.com/office/word/2020/wordml/sdtdatahash" xmlns:w16se="http://schemas.microsoft.com/office/word/2015/wordml/symex" xmlns:wpg="http://schemas.microsoft.com/office/word/2010/wordprocessingGroup" xmlns:wpi="http://schemas.microsoft.com/office/word/2010/wordprocessingInk" xmlns:wne="http://schemas.microsoft.com/office/word/2006/wordml" xmlns:wps="http://schemas.microsoft.com/office/word/2010/wordprocessingShape" mc:Ignorable="w14 w15 w16se w16cid w16 w16cex w16sdtdh wp14">
   <w:body>
     <w:p>
       <w:pPr>
@@ -10630,63 +10630,6 @@
           <w:lang w:val="en-US"/>
         </w:rPr>
       </w:pPr>
-      <w:r>
-        <w:rPr>
-          <w:rFonts w:ascii="Times New Roman" w:hAnsi="Times New Roman" w:cs="Times New Roman"/>
-          <w:noProof/>
-          <w:sz w:val="24"/>
-          <w:szCs w:val="24"/>
-          <w:lang w:val="en-US"/>
-        </w:rPr>
-        <w:drawing>
-          <wp:inline distT="0" distB="0" distL="0" distR="0" wp14:anchorId="23298226" wp14:editId="217F26FD">
-            <wp:extent cx="6115050" cy="3476625"/>
-            <wp:effectExtent l="0" t="0" r="0" b="9525"/>
-            <wp:docPr id="15" name="Рисунок 15"/>
-            <wp:cNvGraphicFramePr>
-              <a:graphicFrameLocks xmlns:a="http://schemas.openxmlformats.org/drawingml/2006/main" noChangeAspect="1"/>
-            </wp:cNvGraphicFramePr>
-            <a:graphic xmlns:a="http://schemas.openxmlformats.org/drawingml/2006/main">
-              <a:graphicData uri="http://schemas.openxmlformats.org/drawingml/2006/picture">
-                <pic:pic xmlns:pic="http://schemas.openxmlformats.org/drawingml/2006/picture">
-                  <pic:nvPicPr>
-                    <pic:cNvPr id="0" name="Picture 1"/>
-                    <pic:cNvPicPr>
-                      <a:picLocks noChangeAspect="1" noChangeArrowheads="1"/>
-                    </pic:cNvPicPr>
-                  </pic:nvPicPr>
-                  <pic:blipFill>
-                    <a:blip r:embed="rId8">
-                      <a:extLst>
-                        <a:ext uri="{28A0092B-C50C-407E-A947-70E740481C1C}">
-                          <a14:useLocalDpi xmlns:a14="http://schemas.microsoft.com/office/drawing/2010/main" val="0"/>
-                        </a:ext>
-                      </a:extLst>
-                    </a:blip>
-                    <a:srcRect/>
-                    <a:stretch>
-                      <a:fillRect/>
-                    </a:stretch>
-                  </pic:blipFill>
-                  <pic:spPr bwMode="auto">
-                    <a:xfrm>
-                      <a:off x="0" y="0"/>
-                      <a:ext cx="6115050" cy="3476625"/>
-                    </a:xfrm>
-                    <a:prstGeom prst="rect">
-                      <a:avLst/>
-                    </a:prstGeom>
-                    <a:noFill/>
-                    <a:ln>
-                      <a:noFill/>
-                    </a:ln>
-                  </pic:spPr>
-                </pic:pic>
-              </a:graphicData>
-            </a:graphic>
-          </wp:inline>
-        </w:drawing>
-      </w:r>
     </w:p>
     <w:p>
       <w:pPr>
@@ -10806,7 +10749,6 @@
           <w:sz w:val="24"/>
           <w:szCs w:val="24"/>
         </w:rPr>
-        <w:lastRenderedPageBreak/>
         <w:t>7.2.1</w:t>
       </w:r>
       <w:r>
@@ -11008,6 +10950,7 @@
         <w:jc w:val="both"/>
       </w:pPr>
       <w:r>
+        <w:lastRenderedPageBreak/>
         <w:t>Б</w:t>
       </w:r>
       <w:r>
@@ -11473,7 +11416,6 @@
         <w:jc w:val="both"/>
       </w:pPr>
       <w:r>
-        <w:lastRenderedPageBreak/>
         <w:t>П</w:t>
       </w:r>
       <w:r>
@@ -11706,6 +11648,7 @@
         <w:jc w:val="both"/>
       </w:pPr>
       <w:r>
+        <w:lastRenderedPageBreak/>
         <w:t>Т</w:t>
       </w:r>
       <w:r>
@@ -12069,19 +12012,19 @@
     </w:p>
     <w:p>
       <w:pPr>
-        <w:pStyle w:val="af6"/>
-        <w:keepNext/>
-        <w:jc w:val="right"/>
-        <w:rPr>
-          <w:rFonts w:ascii="Times New Roman" w:hAnsi="Times New Roman" w:cs="Times New Roman"/>
-          <w:color w:val="auto"/>
-          <w:sz w:val="24"/>
-          <w:szCs w:val="24"/>
-        </w:rPr>
-      </w:pPr>
-    </w:p>
-    <w:p/>
-    <w:p/>
+        <w:rPr>
+          <w:rFonts w:ascii="Times New Roman" w:eastAsia="Times New Roman" w:hAnsi="Times New Roman" w:cs="Times New Roman"/>
+          <w:kern w:val="0"/>
+          <w:sz w:val="24"/>
+          <w:szCs w:val="24"/>
+          <w:lang w:eastAsia="ru-RU"/>
+          <w14:ligatures w14:val="none"/>
+        </w:rPr>
+      </w:pPr>
+      <w:r>
+        <w:br w:type="page"/>
+      </w:r>
+    </w:p>
     <w:p>
       <w:pPr>
         <w:pStyle w:val="af6"/>
@@ -19282,7 +19225,7 @@
               </wp:inline>
             </w:drawing>
           </mc:Choice>
-          <mc:Fallback xmlns:oel="http://schemas.microsoft.com/office/2019/extlst">
+          <mc:Fallback>
             <w:pict>
               <v:group w14:anchorId="267845C9" id="Группа 31" o:spid="_x0000_s1026" style="width:399.05pt;height:134.45pt;mso-position-horizontal-relative:char;mso-position-vertical-relative:line" coordorigin=",-2400" coordsize="50685,17078" o:gfxdata="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">
                 <v:shapetype id="_x0000_t32" coordsize="21600,21600" o:spt="32" o:oned="t" path="m,l21600,21600e" filled="f">
@@ -19743,7 +19686,6 @@
         <w:jc w:val="both"/>
         <w:rPr>
           <w:rFonts w:ascii="Times New Roman" w:eastAsia="Times New Roman" w:hAnsi="Times New Roman" w:cs="Times New Roman"/>
-          <w:bCs/>
           <w:kern w:val="0"/>
           <w:sz w:val="24"/>
           <w:szCs w:val="24"/>
@@ -19760,7 +19702,7 @@
           <w:lang w:eastAsia="ru-RU"/>
           <w14:ligatures w14:val="none"/>
         </w:rPr>
-        <w:t>К технологическим факторам относятся условия, связанные с использованием современных информационных технологий. Положительное влияние оказывает высокая доступность интернета и мобильных устройств, использование облачных сервисов и наличие современных инструментов разработки. В то же время негативное влияние могут оказывать технические ошибки, сбои в работе приложения и необходимость регулярных обновлений системы.</w:t>
+        <w:t>Положительные факторы способствуют успешной реализации проекта и повышают вероятность достижения поставленной цели. К технологическим положительным факторам относятся высокая доступность интернета и мобильных устройств, использование облачных сервисов хранения данных и наличие современных инструментов разработки. Эти условия позволяют создать функциональное и доступное мобильное приложение с использованием современных технологий.</w:t>
       </w:r>
     </w:p>
     <w:p>
@@ -19787,18 +19729,7 @@
           <w14:ligatures w14:val="none"/>
         </w:rPr>
         <w:lastRenderedPageBreak/>
-        <w:t>Группа пользовательских</w:t>
-      </w:r>
-      <w:r>
-        <w:rPr>
-          <w:rFonts w:ascii="Times New Roman" w:eastAsia="Times New Roman" w:hAnsi="Times New Roman" w:cs="Times New Roman"/>
-          <w:kern w:val="0"/>
-          <w:sz w:val="24"/>
-          <w:szCs w:val="24"/>
-          <w:lang w:eastAsia="ru-RU"/>
-          <w14:ligatures w14:val="none"/>
-        </w:rPr>
-        <w:t xml:space="preserve"> факторов связана с поведением и потребностями целевой аудитории. Положительными факторами являются высокий уровень использования смартфонов студентами, потребность в обмене учебными материалами и заинтересованность в совместной подготовке. К отрицательным факторам относятся возможная низкая активность пользователей и недостаточное количество загружаемых материалов.</w:t>
+        <w:t>К пользовательским положительным факторам относятся высокий уровень использования смартфонов студентами, потребность в обмене учебными материалами и заинтересованность студентов в совместной подготовке. Данные факторы свидетельствуют о наличии устойчивого спроса на разрабатываемый сервис и потенциальной активности пользователей.</w:t>
       </w:r>
     </w:p>
     <w:p>
@@ -19824,7 +19755,7 @@
           <w:lang w:eastAsia="ru-RU"/>
           <w14:ligatures w14:val="none"/>
         </w:rPr>
-        <w:t>Организационные факторы отражают особенности управления проектом и работы команды. К положительным аспектам относятся наличие команды разработчиков, эффективное управление проектом, четкое планирование этапов и наличие процессов тестирования и контроля качества. В качестве негативного фактора выступает нехватка узкоспециализированных специалистов.</w:t>
+        <w:t>Организационные положительные факторы включают наличие команды разработчиков, эффективное управление проектом, четкое планирование этапов разработки и наличие процессов тестирования и контроля качества. Эти условия обеспечивают стабильность разработки и повышают вероятность соблюдения сроков реализации проекта.</w:t>
       </w:r>
     </w:p>
     <w:p>
@@ -19850,7 +19781,7 @@
           <w:lang w:eastAsia="ru-RU"/>
           <w14:ligatures w14:val="none"/>
         </w:rPr>
-        <w:t>Экономические факторы определяют финансовые условия реализации проекта. Положительное влияние оказывают рост рынка образовательных технологий, развитие рынка мобильных приложений и возможность сотрудничества с образовательными организациями. Отрицательное влияние связано с ограниченным бюджетом проекта и затратами на серверную инфраструктуру.</w:t>
+        <w:t>К экономическим положительным факторам относятся рост рынка образовательных технологий, развитие рынка мобильных приложений и возможность партнерства с образовательными организациями. Эти факторы создают условия для масштабирования проекта и его дальнейшего развития.</w:t>
       </w:r>
     </w:p>
     <w:p>
@@ -19876,8 +19807,127 @@
           <w:lang w:eastAsia="ru-RU"/>
           <w14:ligatures w14:val="none"/>
         </w:rPr>
-        <w:t>Учет данных факторов позволяет повысить вероятность успешной реализации проекта и своевременно принять меры по снижению возможных рисков.</w:t>
-      </w:r>
+        <w:t>Отрицательные факторы могут затруднить реализацию проекта и увеличить риски. К технологическим отрицательным факторам относятся необходимость постоянных обновлений системы, а также возможные технические ошибки и сбои приложения. Эти обстоятельства требуют дополнительных ресурсов на поддержку и сопровождение системы.</w:t>
+      </w:r>
+    </w:p>
+    <w:p>
+      <w:pPr>
+        <w:spacing w:after="0" w:line="360" w:lineRule="auto"/>
+        <w:ind w:firstLine="709"/>
+        <w:jc w:val="both"/>
+        <w:rPr>
+          <w:rFonts w:ascii="Times New Roman" w:eastAsia="Times New Roman" w:hAnsi="Times New Roman" w:cs="Times New Roman"/>
+          <w:kern w:val="0"/>
+          <w:sz w:val="24"/>
+          <w:szCs w:val="24"/>
+          <w:lang w:eastAsia="ru-RU"/>
+          <w14:ligatures w14:val="none"/>
+        </w:rPr>
+      </w:pPr>
+      <w:r>
+        <w:rPr>
+          <w:rFonts w:ascii="Times New Roman" w:eastAsia="Times New Roman" w:hAnsi="Times New Roman" w:cs="Times New Roman"/>
+          <w:kern w:val="0"/>
+          <w:sz w:val="24"/>
+          <w:szCs w:val="24"/>
+          <w:lang w:eastAsia="ru-RU"/>
+          <w14:ligatures w14:val="none"/>
+        </w:rPr>
+        <w:t>К пользовательским отрицательным факторам относятся недостаточное количество загружаемых материалов и возможный отказ пользователей от использования приложения. Данные риски могут привести к низкой активности аудитории и замедлению развития платформы.</w:t>
+      </w:r>
+    </w:p>
+    <w:p>
+      <w:pPr>
+        <w:spacing w:after="0" w:line="360" w:lineRule="auto"/>
+        <w:ind w:firstLine="709"/>
+        <w:jc w:val="both"/>
+        <w:rPr>
+          <w:rFonts w:ascii="Times New Roman" w:eastAsia="Times New Roman" w:hAnsi="Times New Roman" w:cs="Times New Roman"/>
+          <w:kern w:val="0"/>
+          <w:sz w:val="24"/>
+          <w:szCs w:val="24"/>
+          <w:lang w:eastAsia="ru-RU"/>
+          <w14:ligatures w14:val="none"/>
+        </w:rPr>
+      </w:pPr>
+      <w:r>
+        <w:rPr>
+          <w:rFonts w:ascii="Times New Roman" w:eastAsia="Times New Roman" w:hAnsi="Times New Roman" w:cs="Times New Roman"/>
+          <w:kern w:val="0"/>
+          <w:sz w:val="24"/>
+          <w:szCs w:val="24"/>
+          <w:lang w:eastAsia="ru-RU"/>
+          <w14:ligatures w14:val="none"/>
+        </w:rPr>
+        <w:t>Организационные отрицательные факторы включают нехватку узкоспециализированных специалистов, что может повлиять на сроки разработки и качество реализации проекта. Для минимизации данного риска требуется эффективное распределение задач внутри команды.</w:t>
+      </w:r>
+    </w:p>
+    <w:p>
+      <w:pPr>
+        <w:spacing w:after="0" w:line="360" w:lineRule="auto"/>
+        <w:ind w:firstLine="709"/>
+        <w:jc w:val="both"/>
+        <w:rPr>
+          <w:rFonts w:ascii="Times New Roman" w:eastAsia="Times New Roman" w:hAnsi="Times New Roman" w:cs="Times New Roman"/>
+          <w:kern w:val="0"/>
+          <w:sz w:val="24"/>
+          <w:szCs w:val="24"/>
+          <w:lang w:eastAsia="ru-RU"/>
+          <w14:ligatures w14:val="none"/>
+        </w:rPr>
+      </w:pPr>
+      <w:r>
+        <w:rPr>
+          <w:rFonts w:ascii="Times New Roman" w:eastAsia="Times New Roman" w:hAnsi="Times New Roman" w:cs="Times New Roman"/>
+          <w:kern w:val="0"/>
+          <w:sz w:val="24"/>
+          <w:szCs w:val="24"/>
+          <w:lang w:eastAsia="ru-RU"/>
+          <w14:ligatures w14:val="none"/>
+        </w:rPr>
+        <w:t>К экономическим отрицательным факторам относятся ограниченный бюджет проекта и расходы на серверную инфраструктуру. Эти факторы могут ограничить возможности масштабирования и потребовать поиска дополнительных источников финансирования.</w:t>
+      </w:r>
+    </w:p>
+    <w:p>
+      <w:pPr>
+        <w:spacing w:after="0" w:line="360" w:lineRule="auto"/>
+        <w:ind w:firstLine="709"/>
+        <w:jc w:val="both"/>
+        <w:rPr>
+          <w:rFonts w:ascii="Times New Roman" w:eastAsia="Times New Roman" w:hAnsi="Times New Roman" w:cs="Times New Roman"/>
+          <w:kern w:val="0"/>
+          <w:sz w:val="24"/>
+          <w:szCs w:val="24"/>
+          <w:lang w:eastAsia="ru-RU"/>
+          <w14:ligatures w14:val="none"/>
+        </w:rPr>
+      </w:pPr>
+      <w:r>
+        <w:rPr>
+          <w:rFonts w:ascii="Times New Roman" w:eastAsia="Times New Roman" w:hAnsi="Times New Roman" w:cs="Times New Roman"/>
+          <w:kern w:val="0"/>
+          <w:sz w:val="24"/>
+          <w:szCs w:val="24"/>
+          <w:lang w:eastAsia="ru-RU"/>
+          <w14:ligatures w14:val="none"/>
+        </w:rPr>
+        <w:t>Таким образом, положительные факторы свидетельствуют о благоприятных условиях реализации проекта, однако наличие отрицательных факторов требует учета рисков и разработки мер по их снижению для успешного запуска мобильного приложения.</w:t>
+      </w:r>
+    </w:p>
+    <w:p>
+      <w:pPr>
+        <w:spacing w:after="0" w:line="360" w:lineRule="auto"/>
+        <w:ind w:firstLine="709"/>
+        <w:jc w:val="both"/>
+        <w:rPr>
+          <w:rFonts w:ascii="Times New Roman" w:eastAsia="Times New Roman" w:hAnsi="Times New Roman" w:cs="Times New Roman"/>
+          <w:kern w:val="0"/>
+          <w:sz w:val="24"/>
+          <w:szCs w:val="24"/>
+          <w:lang w:eastAsia="ru-RU"/>
+          <w14:ligatures w14:val="none"/>
+        </w:rPr>
+      </w:pPr>
     </w:p>
     <w:p>
       <w:pPr>
@@ -19952,7 +20002,19 @@
           <w:lang w:eastAsia="ru-RU"/>
           <w14:ligatures w14:val="none"/>
         </w:rPr>
-        <w:t xml:space="preserve"> отражает изменение финансовых показателей на различных этапах разработки и внедрения программного продукта. На оси X отображаются этапы жизненного цикла проекта, а на оси Y — денежные потоки, включающие инвестиции и потенциальную прибыль.</w:t>
+        <w:t xml:space="preserve"> отражает изменение финансовых показателей на различных этапах разработки и внедрения программного продукта. На оси X отображаются этапы </w:t>
+      </w:r>
+      <w:r>
+        <w:rPr>
+          <w:rFonts w:ascii="Times New Roman" w:eastAsia="Times New Roman" w:hAnsi="Times New Roman" w:cs="Times New Roman"/>
+          <w:kern w:val="0"/>
+          <w:sz w:val="24"/>
+          <w:szCs w:val="24"/>
+          <w:lang w:eastAsia="ru-RU"/>
+          <w14:ligatures w14:val="none"/>
+        </w:rPr>
+        <w:lastRenderedPageBreak/>
+        <w:t>жизненного цикла проекта, а на оси Y — денежные потоки, включающие инвестиции и потенциальную прибыль.</w:t>
       </w:r>
       <w:r>
         <w:rPr>
@@ -19989,7 +20051,6 @@
           <w:lang w:val="en-US" w:eastAsia="ru-RU"/>
           <w14:ligatures w14:val="none"/>
         </w:rPr>
-        <w:lastRenderedPageBreak/>
         <w:drawing>
           <wp:inline distT="0" distB="0" distL="0" distR="0" wp14:anchorId="3D839323" wp14:editId="58A9004E">
             <wp:extent cx="6120130" cy="3711575"/>
@@ -20334,6 +20395,7 @@
           <w:lang w:eastAsia="ru-RU"/>
           <w14:ligatures w14:val="none"/>
         </w:rPr>
+        <w:lastRenderedPageBreak/>
         <w:t>Реализуется основная функциональность мобильного приложения. Это наиболее затратный этап, так как требует значительных ресурсов на оплату труда разработчиков.</w:t>
       </w:r>
     </w:p>
@@ -20388,7 +20450,6 @@
           <w:lang w:eastAsia="ru-RU"/>
           <w14:ligatures w14:val="none"/>
         </w:rPr>
-        <w:lastRenderedPageBreak/>
         <w:t xml:space="preserve">Создаётся </w:t>
       </w:r>
       <w:proofErr w:type="spellStart"/>
@@ -29480,7 +29541,7 @@
 </file>
 
 <file path=word/endnotes.xml><?xml version="1.0" encoding="utf-8"?>
-<w:endnotes xmlns:wpc="http://schemas.microsoft.com/office/word/2010/wordprocessingCanvas" xmlns:cx="http://schemas.microsoft.com/office/drawing/2014/chartex" xmlns:cx1="http://schemas.microsoft.com/office/drawing/2015/9/8/chartex" xmlns:cx2="http://schemas.microsoft.com/office/drawing/2015/10/21/chartex" xmlns:cx3="http://schemas.microsoft.com/office/drawing/2016/5/9/chartex" xmlns:cx4="http://schemas.microsoft.com/office/drawing/2016/5/10/chartex" xmlns:cx5="http://schemas.microsoft.com/office/drawing/2016/5/11/chartex" xmlns:cx6="http://schemas.microsoft.com/office/drawing/2016/5/12/chartex" xmlns:cx7="http://schemas.microsoft.com/office/drawing/2016/5/13/chartex" xmlns:cx8="http://schemas.microsoft.com/office/drawing/2016/5/14/chartex" xmlns:mc="http://schemas.openxmlformats.org/markup-compatibility/2006" xmlns:aink="http://schemas.microsoft.com/office/drawing/2016/ink" xmlns:am3d="http://schemas.microsoft.com/office/drawing/2017/model3d" xmlns:o="urn:schemas-microsoft-com:office:office" xmlns:r="http://schemas.openxmlformats.org/officeDocument/2006/relationships" xmlns:m="http://schemas.openxmlformats.org/officeDocument/2006/math" xmlns:v="urn:schemas-microsoft-com:vml" xmlns:wp14="http://schemas.microsoft.com/office/word/2010/wordprocessingDrawing" xmlns:wp="http://schemas.openxmlformats.org/drawingml/2006/wordprocessingDrawing" xmlns:w10="urn:schemas-microsoft-com:office:word" xmlns:w="http://schemas.openxmlformats.org/wordprocessingml/2006/main" xmlns:w14="http://schemas.microsoft.com/office/word/2010/wordml" xmlns:w15="http://schemas.microsoft.com/office/word/2012/wordml" xmlns:w16cex="http://schemas.microsoft.com/office/word/2018/wordml/cex" xmlns:w16cid="http://schemas.microsoft.com/office/word/2016/wordml/cid" xmlns:w16="http://schemas.microsoft.com/office/word/2018/wordml" xmlns:w16sdtdh="http://schemas.microsoft.com/office/word/2020/wordml/sdtdatahash" xmlns:w16se="http://schemas.microsoft.com/office/word/2015/wordml/symex" xmlns:wpg="http://schemas.microsoft.com/office/word/2010/wordprocessingGroup" xmlns:wpi="http://schemas.microsoft.com/office/word/2010/wordprocessingInk" xmlns:wne="http://schemas.microsoft.com/office/word/2006/wordml" xmlns:wps="http://schemas.microsoft.com/office/word/2010/wordprocessingShape" mc:Ignorable="w14 w15 w16se w16cid w16 w16cex w16sdtdh wp14">
+<w:endnotes xmlns:wpc="http://schemas.microsoft.com/office/word/2010/wordprocessingCanvas" xmlns:cx="http://schemas.microsoft.com/office/drawing/2014/chartex" xmlns:cx1="http://schemas.microsoft.com/office/drawing/2015/9/8/chartex" xmlns:cx2="http://schemas.microsoft.com/office/drawing/2015/10/21/chartex" xmlns:cx3="http://schemas.microsoft.com/office/drawing/2016/5/9/chartex" xmlns:cx4="http://schemas.microsoft.com/office/drawing/2016/5/10/chartex" xmlns:cx5="http://schemas.microsoft.com/office/drawing/2016/5/11/chartex" xmlns:cx6="http://schemas.microsoft.com/office/drawing/2016/5/12/chartex" xmlns:cx7="http://schemas.microsoft.com/office/drawing/2016/5/13/chartex" xmlns:cx8="http://schemas.microsoft.com/office/drawing/2016/5/14/chartex" xmlns:mc="http://schemas.openxmlformats.org/markup-compatibility/2006" xmlns:aink="http://schemas.microsoft.com/office/drawing/2016/ink" xmlns:am3d="http://schemas.microsoft.com/office/drawing/2017/model3d" xmlns:o="urn:schemas-microsoft-com:office:office" xmlns:oel="http://schemas.microsoft.com/office/2019/extlst" xmlns:r="http://schemas.openxmlformats.org/officeDocument/2006/relationships" xmlns:m="http://schemas.openxmlformats.org/officeDocument/2006/math" xmlns:v="urn:schemas-microsoft-com:vml" xmlns:wp14="http://schemas.microsoft.com/office/word/2010/wordprocessingDrawing" xmlns:wp="http://schemas.openxmlformats.org/drawingml/2006/wordprocessingDrawing" xmlns:w10="urn:schemas-microsoft-com:office:word" xmlns:w="http://schemas.openxmlformats.org/wordprocessingml/2006/main" xmlns:w14="http://schemas.microsoft.com/office/word/2010/wordml" xmlns:w15="http://schemas.microsoft.com/office/word/2012/wordml" xmlns:w16cex="http://schemas.microsoft.com/office/word/2018/wordml/cex" xmlns:w16cid="http://schemas.microsoft.com/office/word/2016/wordml/cid" xmlns:w16="http://schemas.microsoft.com/office/word/2018/wordml" xmlns:w16sdtdh="http://schemas.microsoft.com/office/word/2020/wordml/sdtdatahash" xmlns:w16se="http://schemas.microsoft.com/office/word/2015/wordml/symex" xmlns:wpg="http://schemas.microsoft.com/office/word/2010/wordprocessingGroup" xmlns:wpi="http://schemas.microsoft.com/office/word/2010/wordprocessingInk" xmlns:wne="http://schemas.microsoft.com/office/word/2006/wordml" xmlns:wps="http://schemas.microsoft.com/office/word/2010/wordprocessingShape" mc:Ignorable="w14 w15 w16se w16cid w16 w16cex w16sdtdh wp14">
   <w:endnote w:type="separator" w:id="-1">
     <w:p>
       <w:pPr>
@@ -29505,7 +29566,7 @@
 </file>
 
 <file path=word/footer1.xml><?xml version="1.0" encoding="utf-8"?>
-<w:ftr xmlns:wpc="http://schemas.microsoft.com/office/word/2010/wordprocessingCanvas" xmlns:cx="http://schemas.microsoft.com/office/drawing/2014/chartex" xmlns:cx1="http://schemas.microsoft.com/office/drawing/2015/9/8/chartex" xmlns:cx2="http://schemas.microsoft.com/office/drawing/2015/10/21/chartex" xmlns:cx3="http://schemas.microsoft.com/office/drawing/2016/5/9/chartex" xmlns:cx4="http://schemas.microsoft.com/office/drawing/2016/5/10/chartex" xmlns:cx5="http://schemas.microsoft.com/office/drawing/2016/5/11/chartex" xmlns:cx6="http://schemas.microsoft.com/office/drawing/2016/5/12/chartex" xmlns:cx7="http://schemas.microsoft.com/office/drawing/2016/5/13/chartex" xmlns:cx8="http://schemas.microsoft.com/office/drawing/2016/5/14/chartex" xmlns:mc="http://schemas.openxmlformats.org/markup-compatibility/2006" xmlns:aink="http://schemas.microsoft.com/office/drawing/2016/ink" xmlns:am3d="http://schemas.microsoft.com/office/drawing/2017/model3d" xmlns:o="urn:schemas-microsoft-com:office:office" xmlns:r="http://schemas.openxmlformats.org/officeDocument/2006/relationships" xmlns:m="http://schemas.openxmlformats.org/officeDocument/2006/math" xmlns:v="urn:schemas-microsoft-com:vml" xmlns:wp14="http://schemas.microsoft.com/office/word/2010/wordprocessingDrawing" xmlns:wp="http://schemas.openxmlformats.org/drawingml/2006/wordprocessingDrawing" xmlns:w10="urn:schemas-microsoft-com:office:word" xmlns:w="http://schemas.openxmlformats.org/wordprocessingml/2006/main" xmlns:w14="http://schemas.microsoft.com/office/word/2010/wordml" xmlns:w15="http://schemas.microsoft.com/office/word/2012/wordml" xmlns:w16cex="http://schemas.microsoft.com/office/word/2018/wordml/cex" xmlns:w16cid="http://schemas.microsoft.com/office/word/2016/wordml/cid" xmlns:w16="http://schemas.microsoft.com/office/word/2018/wordml" xmlns:w16sdtdh="http://schemas.microsoft.com/office/word/2020/wordml/sdtdatahash" xmlns:w16se="http://schemas.microsoft.com/office/word/2015/wordml/symex" xmlns:wpg="http://schemas.microsoft.com/office/word/2010/wordprocessingGroup" xmlns:wpi="http://schemas.microsoft.com/office/word/2010/wordprocessingInk" xmlns:wne="http://schemas.microsoft.com/office/word/2006/wordml" xmlns:wps="http://schemas.microsoft.com/office/word/2010/wordprocessingShape" mc:Ignorable="w14 w15 w16se w16cid w16 w16cex w16sdtdh wp14">
+<w:ftr xmlns:wpc="http://schemas.microsoft.com/office/word/2010/wordprocessingCanvas" xmlns:cx="http://schemas.microsoft.com/office/drawing/2014/chartex" xmlns:cx1="http://schemas.microsoft.com/office/drawing/2015/9/8/chartex" xmlns:cx2="http://schemas.microsoft.com/office/drawing/2015/10/21/chartex" xmlns:cx3="http://schemas.microsoft.com/office/drawing/2016/5/9/chartex" xmlns:cx4="http://schemas.microsoft.com/office/drawing/2016/5/10/chartex" xmlns:cx5="http://schemas.microsoft.com/office/drawing/2016/5/11/chartex" xmlns:cx6="http://schemas.microsoft.com/office/drawing/2016/5/12/chartex" xmlns:cx7="http://schemas.microsoft.com/office/drawing/2016/5/13/chartex" xmlns:cx8="http://schemas.microsoft.com/office/drawing/2016/5/14/chartex" xmlns:mc="http://schemas.openxmlformats.org/markup-compatibility/2006" xmlns:aink="http://schemas.microsoft.com/office/drawing/2016/ink" xmlns:am3d="http://schemas.microsoft.com/office/drawing/2017/model3d" xmlns:o="urn:schemas-microsoft-com:office:office" xmlns:oel="http://schemas.microsoft.com/office/2019/extlst" xmlns:r="http://schemas.openxmlformats.org/officeDocument/2006/relationships" xmlns:m="http://schemas.openxmlformats.org/officeDocument/2006/math" xmlns:v="urn:schemas-microsoft-com:vml" xmlns:wp14="http://schemas.microsoft.com/office/word/2010/wordprocessingDrawing" xmlns:wp="http://schemas.openxmlformats.org/drawingml/2006/wordprocessingDrawing" xmlns:w10="urn:schemas-microsoft-com:office:word" xmlns:w="http://schemas.openxmlformats.org/wordprocessingml/2006/main" xmlns:w14="http://schemas.microsoft.com/office/word/2010/wordml" xmlns:w15="http://schemas.microsoft.com/office/word/2012/wordml" xmlns:w16cex="http://schemas.microsoft.com/office/word/2018/wordml/cex" xmlns:w16cid="http://schemas.microsoft.com/office/word/2016/wordml/cid" xmlns:w16="http://schemas.microsoft.com/office/word/2018/wordml" xmlns:w16sdtdh="http://schemas.microsoft.com/office/word/2020/wordml/sdtdatahash" xmlns:w16se="http://schemas.microsoft.com/office/word/2015/wordml/symex" xmlns:wpg="http://schemas.microsoft.com/office/word/2010/wordprocessingGroup" xmlns:wpi="http://schemas.microsoft.com/office/word/2010/wordprocessingInk" xmlns:wne="http://schemas.microsoft.com/office/word/2006/wordml" xmlns:wps="http://schemas.microsoft.com/office/word/2010/wordprocessingShape" mc:Ignorable="w14 w15 w16se w16cid w16 w16cex w16sdtdh wp14">
   <w:sdt>
     <w:sdtPr>
       <w:id w:val="1126514239"/>
@@ -29584,7 +29645,7 @@
 </file>
 
 <file path=word/footnotes.xml><?xml version="1.0" encoding="utf-8"?>
-<w:footnotes xmlns:wpc="http://schemas.microsoft.com/office/word/2010/wordprocessingCanvas" xmlns:cx="http://schemas.microsoft.com/office/drawing/2014/chartex" xmlns:cx1="http://schemas.microsoft.com/office/drawing/2015/9/8/chartex" xmlns:cx2="http://schemas.microsoft.com/office/drawing/2015/10/21/chartex" xmlns:cx3="http://schemas.microsoft.com/office/drawing/2016/5/9/chartex" xmlns:cx4="http://schemas.microsoft.com/office/drawing/2016/5/10/chartex" xmlns:cx5="http://schemas.microsoft.com/office/drawing/2016/5/11/chartex" xmlns:cx6="http://schemas.microsoft.com/office/drawing/2016/5/12/chartex" xmlns:cx7="http://schemas.microsoft.com/office/drawing/2016/5/13/chartex" xmlns:cx8="http://schemas.microsoft.com/office/drawing/2016/5/14/chartex" xmlns:mc="http://schemas.openxmlformats.org/markup-compatibility/2006" xmlns:aink="http://schemas.microsoft.com/office/drawing/2016/ink" xmlns:am3d="http://schemas.microsoft.com/office/drawing/2017/model3d" xmlns:o="urn:schemas-microsoft-com:office:office" xmlns:r="http://schemas.openxmlformats.org/officeDocument/2006/relationships" xmlns:m="http://schemas.openxmlformats.org/officeDocument/2006/math" xmlns:v="urn:schemas-microsoft-com:vml" xmlns:wp14="http://schemas.microsoft.com/office/word/2010/wordprocessingDrawing" xmlns:wp="http://schemas.openxmlformats.org/drawingml/2006/wordprocessingDrawing" xmlns:w10="urn:schemas-microsoft-com:office:word" xmlns:w="http://schemas.openxmlformats.org/wordprocessingml/2006/main" xmlns:w14="http://schemas.microsoft.com/office/word/2010/wordml" xmlns:w15="http://schemas.microsoft.com/office/word/2012/wordml" xmlns:w16cex="http://schemas.microsoft.com/office/word/2018/wordml/cex" xmlns:w16cid="http://schemas.microsoft.com/office/word/2016/wordml/cid" xmlns:w16="http://schemas.microsoft.com/office/word/2018/wordml" xmlns:w16sdtdh="http://schemas.microsoft.com/office/word/2020/wordml/sdtdatahash" xmlns:w16se="http://schemas.microsoft.com/office/word/2015/wordml/symex" xmlns:wpg="http://schemas.microsoft.com/office/word/2010/wordprocessingGroup" xmlns:wpi="http://schemas.microsoft.com/office/word/2010/wordprocessingInk" xmlns:wne="http://schemas.microsoft.com/office/word/2006/wordml" xmlns:wps="http://schemas.microsoft.com/office/word/2010/wordprocessingShape" mc:Ignorable="w14 w15 w16se w16cid w16 w16cex w16sdtdh wp14">
+<w:footnotes xmlns:wpc="http://schemas.microsoft.com/office/word/2010/wordprocessingCanvas" xmlns:cx="http://schemas.microsoft.com/office/drawing/2014/chartex" xmlns:cx1="http://schemas.microsoft.com/office/drawing/2015/9/8/chartex" xmlns:cx2="http://schemas.microsoft.com/office/drawing/2015/10/21/chartex" xmlns:cx3="http://schemas.microsoft.com/office/drawing/2016/5/9/chartex" xmlns:cx4="http://schemas.microsoft.com/office/drawing/2016/5/10/chartex" xmlns:cx5="http://schemas.microsoft.com/office/drawing/2016/5/11/chartex" xmlns:cx6="http://schemas.microsoft.com/office/drawing/2016/5/12/chartex" xmlns:cx7="http://schemas.microsoft.com/office/drawing/2016/5/13/chartex" xmlns:cx8="http://schemas.microsoft.com/office/drawing/2016/5/14/chartex" xmlns:mc="http://schemas.openxmlformats.org/markup-compatibility/2006" xmlns:aink="http://schemas.microsoft.com/office/drawing/2016/ink" xmlns:am3d="http://schemas.microsoft.com/office/drawing/2017/model3d" xmlns:o="urn:schemas-microsoft-com:office:office" xmlns:oel="http://schemas.microsoft.com/office/2019/extlst" xmlns:r="http://schemas.openxmlformats.org/officeDocument/2006/relationships" xmlns:m="http://schemas.openxmlformats.org/officeDocument/2006/math" xmlns:v="urn:schemas-microsoft-com:vml" xmlns:wp14="http://schemas.microsoft.com/office/word/2010/wordprocessingDrawing" xmlns:wp="http://schemas.openxmlformats.org/drawingml/2006/wordprocessingDrawing" xmlns:w10="urn:schemas-microsoft-com:office:word" xmlns:w="http://schemas.openxmlformats.org/wordprocessingml/2006/main" xmlns:w14="http://schemas.microsoft.com/office/word/2010/wordml" xmlns:w15="http://schemas.microsoft.com/office/word/2012/wordml" xmlns:w16cex="http://schemas.microsoft.com/office/word/2018/wordml/cex" xmlns:w16cid="http://schemas.microsoft.com/office/word/2016/wordml/cid" xmlns:w16="http://schemas.microsoft.com/office/word/2018/wordml" xmlns:w16sdtdh="http://schemas.microsoft.com/office/word/2020/wordml/sdtdatahash" xmlns:w16se="http://schemas.microsoft.com/office/word/2015/wordml/symex" xmlns:wpg="http://schemas.microsoft.com/office/word/2010/wordprocessingGroup" xmlns:wpi="http://schemas.microsoft.com/office/word/2010/wordprocessingInk" xmlns:wne="http://schemas.microsoft.com/office/word/2006/wordml" xmlns:wps="http://schemas.microsoft.com/office/word/2010/wordprocessingShape" mc:Ignorable="w14 w15 w16se w16cid w16 w16cex w16sdtdh wp14">
   <w:footnote w:type="separator" w:id="-1">
     <w:p>
       <w:pPr>
@@ -29609,7 +29670,7 @@
 </file>
 
 <file path=word/numbering.xml><?xml version="1.0" encoding="utf-8"?>
-<w:numbering xmlns:wpc="http://schemas.microsoft.com/office/word/2010/wordprocessingCanvas" xmlns:cx="http://schemas.microsoft.com/office/drawing/2014/chartex" xmlns:cx1="http://schemas.microsoft.com/office/drawing/2015/9/8/chartex" xmlns:cx2="http://schemas.microsoft.com/office/drawing/2015/10/21/chartex" xmlns:cx3="http://schemas.microsoft.com/office/drawing/2016/5/9/chartex" xmlns:cx4="http://schemas.microsoft.com/office/drawing/2016/5/10/chartex" xmlns:cx5="http://schemas.microsoft.com/office/drawing/2016/5/11/chartex" xmlns:cx6="http://schemas.microsoft.com/office/drawing/2016/5/12/chartex" xmlns:cx7="http://schemas.microsoft.com/office/drawing/2016/5/13/chartex" xmlns:cx8="http://schemas.microsoft.com/office/drawing/2016/5/14/chartex" xmlns:mc="http://schemas.openxmlformats.org/markup-compatibility/2006" xmlns:aink="http://schemas.microsoft.com/office/drawing/2016/ink" xmlns:am3d="http://schemas.microsoft.com/office/drawing/2017/model3d" xmlns:o="urn:schemas-microsoft-com:office:office" xmlns:r="http://schemas.openxmlformats.org/officeDocument/2006/relationships" xmlns:m="http://schemas.openxmlformats.org/officeDocument/2006/math" xmlns:v="urn:schemas-microsoft-com:vml" xmlns:wp14="http://schemas.microsoft.com/office/word/2010/wordprocessingDrawing" xmlns:wp="http://schemas.openxmlformats.org/drawingml/2006/wordprocessingDrawing" xmlns:w10="urn:schemas-microsoft-com:office:word" xmlns:w="http://schemas.openxmlformats.org/wordprocessingml/2006/main" xmlns:w14="http://schemas.microsoft.com/office/word/2010/wordml" xmlns:w15="http://schemas.microsoft.com/office/word/2012/wordml" xmlns:w16cex="http://schemas.microsoft.com/office/word/2018/wordml/cex" xmlns:w16cid="http://schemas.microsoft.com/office/word/2016/wordml/cid" xmlns:w16="http://schemas.microsoft.com/office/word/2018/wordml" xmlns:w16sdtdh="http://schemas.microsoft.com/office/word/2020/wordml/sdtdatahash" xmlns:w16se="http://schemas.microsoft.com/office/word/2015/wordml/symex" xmlns:wpg="http://schemas.microsoft.com/office/word/2010/wordprocessingGroup" xmlns:wpi="http://schemas.microsoft.com/office/word/2010/wordprocessingInk" xmlns:wne="http://schemas.microsoft.com/office/word/2006/wordml" xmlns:wps="http://schemas.microsoft.com/office/word/2010/wordprocessingShape" mc:Ignorable="w14 w15 w16se w16cid w16 w16cex w16sdtdh wp14">
+<w:numbering xmlns:wpc="http://schemas.microsoft.com/office/word/2010/wordprocessingCanvas" xmlns:cx="http://schemas.microsoft.com/office/drawing/2014/chartex" xmlns:cx1="http://schemas.microsoft.com/office/drawing/2015/9/8/chartex" xmlns:cx2="http://schemas.microsoft.com/office/drawing/2015/10/21/chartex" xmlns:cx3="http://schemas.microsoft.com/office/drawing/2016/5/9/chartex" xmlns:cx4="http://schemas.microsoft.com/office/drawing/2016/5/10/chartex" xmlns:cx5="http://schemas.microsoft.com/office/drawing/2016/5/11/chartex" xmlns:cx6="http://schemas.microsoft.com/office/drawing/2016/5/12/chartex" xmlns:cx7="http://schemas.microsoft.com/office/drawing/2016/5/13/chartex" xmlns:cx8="http://schemas.microsoft.com/office/drawing/2016/5/14/chartex" xmlns:mc="http://schemas.openxmlformats.org/markup-compatibility/2006" xmlns:aink="http://schemas.microsoft.com/office/drawing/2016/ink" xmlns:am3d="http://schemas.microsoft.com/office/drawing/2017/model3d" xmlns:o="urn:schemas-microsoft-com:office:office" xmlns:oel="http://schemas.microsoft.com/office/2019/extlst" xmlns:r="http://schemas.openxmlformats.org/officeDocument/2006/relationships" xmlns:m="http://schemas.openxmlformats.org/officeDocument/2006/math" xmlns:v="urn:schemas-microsoft-com:vml" xmlns:wp14="http://schemas.microsoft.com/office/word/2010/wordprocessingDrawing" xmlns:wp="http://schemas.openxmlformats.org/drawingml/2006/wordprocessingDrawing" xmlns:w10="urn:schemas-microsoft-com:office:word" xmlns:w="http://schemas.openxmlformats.org/wordprocessingml/2006/main" xmlns:w14="http://schemas.microsoft.com/office/word/2010/wordml" xmlns:w15="http://schemas.microsoft.com/office/word/2012/wordml" xmlns:w16cex="http://schemas.microsoft.com/office/word/2018/wordml/cex" xmlns:w16cid="http://schemas.microsoft.com/office/word/2016/wordml/cid" xmlns:w16="http://schemas.microsoft.com/office/word/2018/wordml" xmlns:w16sdtdh="http://schemas.microsoft.com/office/word/2020/wordml/sdtdatahash" xmlns:w16se="http://schemas.microsoft.com/office/word/2015/wordml/symex" xmlns:wpg="http://schemas.microsoft.com/office/word/2010/wordprocessingGroup" xmlns:wpi="http://schemas.microsoft.com/office/word/2010/wordprocessingInk" xmlns:wne="http://schemas.microsoft.com/office/word/2006/wordml" xmlns:wps="http://schemas.microsoft.com/office/word/2010/wordprocessingShape" mc:Ignorable="w14 w15 w16se w16cid w16 w16cex w16sdtdh wp14">
   <w:abstractNum w:abstractNumId="0" w15:restartNumberingAfterBreak="0">
     <w:nsid w:val="02CF7FF7"/>
     <w:multiLevelType w:val="hybridMultilevel"/>
